--- a/넷겜플기획서2.docx
+++ b/넷겜플기획서2.docx
@@ -1,6 +1,6 @@
 
 <file path=word/document.xml><?xml version="1.0" encoding="utf-8"?>
-<w:document xmlns:wpc="http://schemas.microsoft.com/office/word/2010/wordprocessingCanvas" xmlns:cx="http://schemas.microsoft.com/office/drawing/2014/chartex" xmlns:cx1="http://schemas.microsoft.com/office/drawing/2015/9/8/chartex" xmlns:cx2="http://schemas.microsoft.com/office/drawing/2015/10/21/chartex" xmlns:cx3="http://schemas.microsoft.com/office/drawing/2016/5/9/chartex" xmlns:cx4="http://schemas.microsoft.com/office/drawing/2016/5/10/chartex" xmlns:cx5="http://schemas.microsoft.com/office/drawing/2016/5/11/chartex" xmlns:cx6="http://schemas.microsoft.com/office/drawing/2016/5/12/chartex" xmlns:cx7="http://schemas.microsoft.com/office/drawing/2016/5/13/chartex" xmlns:cx8="http://schemas.microsoft.com/office/drawing/2016/5/14/chartex" xmlns:mc="http://schemas.openxmlformats.org/markup-compatibility/2006" xmlns:aink="http://schemas.microsoft.com/office/drawing/2016/ink" xmlns:am3d="http://schemas.microsoft.com/office/drawing/2017/model3d" xmlns:o="urn:schemas-microsoft-com:office:office" xmlns:oel="http://schemas.microsoft.com/office/2019/extlst" xmlns:r="http://schemas.openxmlformats.org/officeDocument/2006/relationships" xmlns:m="http://schemas.openxmlformats.org/officeDocument/2006/math" xmlns:v="urn:schemas-microsoft-com:vml" xmlns:wp14="http://schemas.microsoft.com/office/word/2010/wordprocessingDrawing" xmlns:wp="http://schemas.openxmlformats.org/drawingml/2006/wordprocessingDrawing" xmlns:w10="urn:schemas-microsoft-com:office:word" xmlns:w="http://schemas.openxmlformats.org/wordprocessingml/2006/main" xmlns:w14="http://schemas.microsoft.com/office/word/2010/wordml" xmlns:w15="http://schemas.microsoft.com/office/word/2012/wordml" xmlns:w16cex="http://schemas.microsoft.com/office/word/2018/wordml/cex" xmlns:w16cid="http://schemas.microsoft.com/office/word/2016/wordml/cid" xmlns:w16="http://schemas.microsoft.com/office/word/2018/wordml" xmlns:w16sdtdh="http://schemas.microsoft.com/office/word/2020/wordml/sdtdatahash" xmlns:w16se="http://schemas.microsoft.com/office/word/2015/wordml/symex" xmlns:wpg="http://schemas.microsoft.com/office/word/2010/wordprocessingGroup" xmlns:wpi="http://schemas.microsoft.com/office/word/2010/wordprocessingInk" xmlns:wne="http://schemas.microsoft.com/office/word/2006/wordml" xmlns:wps="http://schemas.microsoft.com/office/word/2010/wordprocessingShape" mc:Ignorable="w14 w15 w16se w16cid w16 w16cex w16sdtdh wp14">
+<w:document xmlns:wpc="http://schemas.microsoft.com/office/word/2010/wordprocessingCanvas" xmlns:cx="http://schemas.microsoft.com/office/drawing/2014/chartex" xmlns:cx1="http://schemas.microsoft.com/office/drawing/2015/9/8/chartex" xmlns:cx2="http://schemas.microsoft.com/office/drawing/2015/10/21/chartex" xmlns:cx3="http://schemas.microsoft.com/office/drawing/2016/5/9/chartex" xmlns:cx4="http://schemas.microsoft.com/office/drawing/2016/5/10/chartex" xmlns:cx5="http://schemas.microsoft.com/office/drawing/2016/5/11/chartex" xmlns:cx6="http://schemas.microsoft.com/office/drawing/2016/5/12/chartex" xmlns:cx7="http://schemas.microsoft.com/office/drawing/2016/5/13/chartex" xmlns:cx8="http://schemas.microsoft.com/office/drawing/2016/5/14/chartex" xmlns:mc="http://schemas.openxmlformats.org/markup-compatibility/2006" xmlns:aink="http://schemas.microsoft.com/office/drawing/2016/ink" xmlns:am3d="http://schemas.microsoft.com/office/drawing/2017/model3d" xmlns:o="urn:schemas-microsoft-com:office:office" xmlns:oel="http://schemas.microsoft.com/office/2019/extlst" xmlns:r="http://schemas.openxmlformats.org/officeDocument/2006/relationships" xmlns:m="http://schemas.openxmlformats.org/officeDocument/2006/math" xmlns:v="urn:schemas-microsoft-com:vml" xmlns:wp14="http://schemas.microsoft.com/office/word/2010/wordprocessingDrawing" xmlns:wp="http://schemas.openxmlformats.org/drawingml/2006/wordprocessingDrawing" xmlns:w10="urn:schemas-microsoft-com:office:word" xmlns:w="http://schemas.openxmlformats.org/wordprocessingml/2006/main" xmlns:w14="http://schemas.microsoft.com/office/word/2010/wordml" xmlns:w15="http://schemas.microsoft.com/office/word/2012/wordml" xmlns:w16cex="http://schemas.microsoft.com/office/word/2018/wordml/cex" xmlns:w16cid="http://schemas.microsoft.com/office/word/2016/wordml/cid" xmlns:w16="http://schemas.microsoft.com/office/word/2018/wordml" xmlns:w16du="http://schemas.microsoft.com/office/word/2023/wordml/word16du" xmlns:w16sdtdh="http://schemas.microsoft.com/office/word/2020/wordml/sdtdatahash" xmlns:w16sdtfl="http://schemas.microsoft.com/office/word/2024/wordml/sdtformatlock" xmlns:w16se="http://schemas.microsoft.com/office/word/2015/wordml/symex" xmlns:wpg="http://schemas.microsoft.com/office/word/2010/wordprocessingGroup" xmlns:wpi="http://schemas.microsoft.com/office/word/2010/wordprocessingInk" xmlns:wne="http://schemas.microsoft.com/office/word/2006/wordml" xmlns:wps="http://schemas.microsoft.com/office/word/2010/wordprocessingShape" mc:Ignorable="w14 w15 w16se w16cid w16 w16cex w16sdtdh w16sdtfl w16du wp14">
   <w:body>
     <w:p>
       <w:pPr>
@@ -248,9 +248,6 @@
       <w:pPr>
         <w:pStyle w:val="aa"/>
         <w:jc w:val="center"/>
-        <w:rPr>
-          <w:rFonts w:hint="eastAsia"/>
-        </w:rPr>
       </w:pPr>
       <w:r>
         <w:rPr>
@@ -340,6 +337,10 @@
     <w:sdt>
       <w:sdtPr>
         <w:rPr>
+          <w:rFonts w:asciiTheme="minorHAnsi" w:eastAsiaTheme="minorEastAsia" w:hAnsiTheme="minorHAnsi" w:cs="Times New Roman"/>
+          <w:color w:val="auto"/>
+          <w:sz w:val="22"/>
+          <w:szCs w:val="22"/>
           <w:lang w:val="ko-KR"/>
         </w:rPr>
         <w:id w:val="295118951"/>
@@ -348,20 +349,11 @@
           <w:docPartUnique/>
         </w:docPartObj>
       </w:sdtPr>
-      <w:sdtEndPr>
-        <w:rPr>
-          <w:rFonts w:asciiTheme="minorHAnsi" w:eastAsiaTheme="minorEastAsia" w:hAnsiTheme="minorHAnsi" w:cs="Times New Roman"/>
-          <w:color w:val="auto"/>
-          <w:sz w:val="22"/>
-          <w:szCs w:val="22"/>
-        </w:rPr>
-      </w:sdtEndPr>
       <w:sdtContent>
         <w:p>
           <w:pPr>
             <w:pStyle w:val="TOC"/>
             <w:rPr>
-              <w:rFonts w:hint="eastAsia"/>
               <w:color w:val="auto"/>
             </w:rPr>
           </w:pPr>
@@ -374,18 +366,7 @@
               <w:sz w:val="36"/>
               <w:szCs w:val="36"/>
             </w:rPr>
-            <w:t xml:space="preserve">1. </w:t>
-          </w:r>
-          <w:r>
-            <w:rPr>
-              <w:rFonts w:eastAsiaTheme="majorHAnsi" w:hint="eastAsia"/>
-              <w:b/>
-              <w:bCs/>
-              <w:color w:val="auto"/>
-              <w:sz w:val="36"/>
-              <w:szCs w:val="36"/>
-            </w:rPr>
-            <w:t>애플리케이션 기획</w:t>
+            <w:t>1. 애플리케이션 기획</w:t>
           </w:r>
           <w:r>
             <w:rPr>
@@ -420,7 +401,6 @@
             <w:pStyle w:val="20"/>
             <w:ind w:left="216"/>
             <w:rPr>
-              <w:rFonts w:hint="eastAsia"/>
               <w:lang w:val="ko-KR"/>
             </w:rPr>
           </w:pPr>
@@ -445,27 +425,12 @@
           <w:pPr>
             <w:pStyle w:val="20"/>
             <w:ind w:left="216"/>
-            <w:rPr>
-              <w:rFonts w:hint="eastAsia"/>
-            </w:rPr>
           </w:pPr>
           <w:r>
             <w:rPr>
               <w:rFonts w:hint="eastAsia"/>
             </w:rPr>
-            <w:t xml:space="preserve">2) </w:t>
-          </w:r>
-          <w:r>
-            <w:rPr>
-              <w:rFonts w:hint="eastAsia"/>
-            </w:rPr>
-            <w:t xml:space="preserve">게임 </w:t>
-          </w:r>
-          <w:r>
-            <w:rPr>
-              <w:rFonts w:hint="eastAsia"/>
-            </w:rPr>
-            <w:t>요소</w:t>
+            <w:t>2) 게임 요소</w:t>
           </w:r>
           <w:r>
             <w:ptab w:relativeTo="margin" w:alignment="right" w:leader="dot"/>
@@ -482,9 +447,6 @@
           <w:pPr>
             <w:pStyle w:val="20"/>
             <w:ind w:left="216"/>
-            <w:rPr>
-              <w:rFonts w:hint="eastAsia"/>
-            </w:rPr>
           </w:pPr>
           <w:r>
             <w:rPr>
@@ -503,19 +465,10 @@
             <w:t>4</w:t>
           </w:r>
         </w:p>
-        <w:p>
-          <w:pPr>
-            <w:rPr>
-              <w:rFonts w:hint="eastAsia"/>
-            </w:rPr>
-          </w:pPr>
-        </w:p>
+        <w:p/>
         <w:p>
           <w:pPr>
             <w:pStyle w:val="10"/>
-            <w:rPr>
-              <w:rFonts w:hint="eastAsia"/>
-            </w:rPr>
           </w:pPr>
           <w:r>
             <w:rPr>
@@ -588,33 +541,12 @@
           <w:pPr>
             <w:pStyle w:val="20"/>
             <w:ind w:left="216"/>
-            <w:rPr>
-              <w:rFonts w:hint="eastAsia"/>
-            </w:rPr>
           </w:pPr>
           <w:r>
             <w:rPr>
               <w:rFonts w:hint="eastAsia"/>
             </w:rPr>
-            <w:t>2</w:t>
-          </w:r>
-          <w:r>
-            <w:rPr>
-              <w:rFonts w:hint="eastAsia"/>
-            </w:rPr>
-            <w:t xml:space="preserve">) </w:t>
-          </w:r>
-          <w:r>
-            <w:rPr>
-              <w:rFonts w:hint="eastAsia"/>
-            </w:rPr>
-            <w:t>로그인</w:t>
-          </w:r>
-          <w:r>
-            <w:rPr>
-              <w:rFonts w:hint="eastAsia"/>
-            </w:rPr>
-            <w:t xml:space="preserve"> 흐름도</w:t>
+            <w:t>2) 로그인 흐름도</w:t>
           </w:r>
           <w:r>
             <w:ptab w:relativeTo="margin" w:alignment="right" w:leader="dot"/>
@@ -631,21 +563,12 @@
           <w:pPr>
             <w:pStyle w:val="20"/>
             <w:ind w:left="216"/>
-            <w:rPr>
-              <w:rFonts w:hint="eastAsia"/>
-            </w:rPr>
           </w:pPr>
           <w:r>
             <w:rPr>
               <w:rFonts w:hint="eastAsia"/>
             </w:rPr>
-            <w:t>3</w:t>
-          </w:r>
-          <w:r>
-            <w:rPr>
-              <w:rFonts w:hint="eastAsia"/>
-            </w:rPr>
-            <w:t xml:space="preserve">) </w:t>
+            <w:t xml:space="preserve">3) </w:t>
           </w:r>
           <w:proofErr w:type="spellStart"/>
           <w:r>
@@ -659,13 +582,7 @@
             <w:rPr>
               <w:rFonts w:hint="eastAsia"/>
             </w:rPr>
-            <w:t xml:space="preserve"> </w:t>
-          </w:r>
-          <w:r>
-            <w:rPr>
-              <w:rFonts w:hint="eastAsia"/>
-            </w:rPr>
-            <w:t>흐름도</w:t>
+            <w:t xml:space="preserve"> 흐름도</w:t>
           </w:r>
           <w:r>
             <w:ptab w:relativeTo="margin" w:alignment="right" w:leader="dot"/>
@@ -686,10 +603,8 @@
             <w:autoSpaceDE/>
             <w:autoSpaceDN/>
             <w:rPr>
-              <w:rFonts w:hint="eastAsia"/>
               <w:b/>
               <w:bCs/>
-              <w:lang w:val="ko-KR"/>
             </w:rPr>
           </w:pPr>
           <w:r>
@@ -720,7 +635,6 @@
               <w:rFonts w:hint="eastAsia"/>
               <w:b/>
               <w:bCs/>
-              <w:lang w:val="ko-KR"/>
             </w:rPr>
             <w:t>8</w:t>
           </w:r>
@@ -729,21 +643,12 @@
           <w:pPr>
             <w:pStyle w:val="20"/>
             <w:ind w:left="216"/>
-            <w:rPr>
-              <w:rFonts w:hint="eastAsia"/>
-            </w:rPr>
           </w:pPr>
           <w:r>
             <w:rPr>
               <w:rFonts w:hint="eastAsia"/>
             </w:rPr>
-            <w:t xml:space="preserve">1) </w:t>
-          </w:r>
-          <w:r>
-            <w:rPr>
-              <w:rFonts w:hint="eastAsia"/>
-            </w:rPr>
-            <w:t>전역 상수</w:t>
+            <w:t>1) 전역 상수</w:t>
           </w:r>
           <w:r>
             <w:ptab w:relativeTo="margin" w:alignment="right" w:leader="dot"/>
@@ -751,7 +656,6 @@
           <w:r>
             <w:rPr>
               <w:rFonts w:hint="eastAsia"/>
-              <w:lang w:val="ko-KR"/>
             </w:rPr>
             <w:t>8</w:t>
           </w:r>
@@ -760,27 +664,12 @@
           <w:pPr>
             <w:pStyle w:val="20"/>
             <w:ind w:left="216"/>
-            <w:rPr>
-              <w:rFonts w:hint="eastAsia"/>
-            </w:rPr>
           </w:pPr>
           <w:r>
             <w:rPr>
               <w:rFonts w:hint="eastAsia"/>
             </w:rPr>
-            <w:t>2</w:t>
-          </w:r>
-          <w:r>
-            <w:rPr>
-              <w:rFonts w:hint="eastAsia"/>
-            </w:rPr>
-            <w:t xml:space="preserve">) </w:t>
-          </w:r>
-          <w:r>
-            <w:rPr>
-              <w:rFonts w:hint="eastAsia"/>
-            </w:rPr>
-            <w:t>Client UML</w:t>
+            <w:t>2) Client UML</w:t>
           </w:r>
           <w:r>
             <w:ptab w:relativeTo="margin" w:alignment="right" w:leader="dot"/>
@@ -788,7 +677,6 @@
           <w:r>
             <w:rPr>
               <w:rFonts w:hint="eastAsia"/>
-              <w:lang w:val="ko-KR"/>
             </w:rPr>
             <w:t>9</w:t>
           </w:r>
@@ -797,27 +685,12 @@
           <w:pPr>
             <w:pStyle w:val="20"/>
             <w:ind w:left="216"/>
-            <w:rPr>
-              <w:rFonts w:hint="eastAsia"/>
-            </w:rPr>
           </w:pPr>
           <w:r>
             <w:rPr>
               <w:rFonts w:hint="eastAsia"/>
             </w:rPr>
-            <w:t>3</w:t>
-          </w:r>
-          <w:r>
-            <w:rPr>
-              <w:rFonts w:hint="eastAsia"/>
-            </w:rPr>
-            <w:t xml:space="preserve">) </w:t>
-          </w:r>
-          <w:r>
-            <w:rPr>
-              <w:rFonts w:hint="eastAsia"/>
-            </w:rPr>
-            <w:t>Server UML</w:t>
+            <w:t>3) Server UML</w:t>
           </w:r>
           <w:r>
             <w:ptab w:relativeTo="margin" w:alignment="right" w:leader="dot"/>
@@ -833,27 +706,12 @@
           <w:pPr>
             <w:pStyle w:val="20"/>
             <w:ind w:left="216"/>
-            <w:rPr>
-              <w:rFonts w:hint="eastAsia"/>
-            </w:rPr>
           </w:pPr>
           <w:r>
             <w:rPr>
               <w:rFonts w:hint="eastAsia"/>
             </w:rPr>
-            <w:t>4</w:t>
-          </w:r>
-          <w:r>
-            <w:rPr>
-              <w:rFonts w:hint="eastAsia"/>
-            </w:rPr>
-            <w:t xml:space="preserve">) </w:t>
-          </w:r>
-          <w:r>
-            <w:rPr>
-              <w:rFonts w:hint="eastAsia"/>
-            </w:rPr>
-            <w:t>Server Thread</w:t>
+            <w:t>4) Server Thread</w:t>
           </w:r>
           <w:r>
             <w:ptab w:relativeTo="margin" w:alignment="right" w:leader="dot"/>
@@ -869,27 +727,12 @@
           <w:pPr>
             <w:pStyle w:val="20"/>
             <w:ind w:left="216"/>
-            <w:rPr>
-              <w:rFonts w:hint="eastAsia"/>
-            </w:rPr>
           </w:pPr>
           <w:r>
             <w:rPr>
               <w:rFonts w:hint="eastAsia"/>
             </w:rPr>
-            <w:t>5</w:t>
-          </w:r>
-          <w:r>
-            <w:rPr>
-              <w:rFonts w:hint="eastAsia"/>
-            </w:rPr>
-            <w:t xml:space="preserve">) </w:t>
-          </w:r>
-          <w:r>
-            <w:rPr>
-              <w:rFonts w:hint="eastAsia"/>
-            </w:rPr>
-            <w:t>Client Thread</w:t>
+            <w:t>5) Client Thread</w:t>
           </w:r>
           <w:r>
             <w:ptab w:relativeTo="margin" w:alignment="right" w:leader="dot"/>
@@ -905,27 +748,12 @@
           <w:pPr>
             <w:pStyle w:val="20"/>
             <w:ind w:left="216"/>
-            <w:rPr>
-              <w:rFonts w:hint="eastAsia"/>
-            </w:rPr>
           </w:pPr>
           <w:r>
             <w:rPr>
               <w:rFonts w:hint="eastAsia"/>
             </w:rPr>
-            <w:t>6</w:t>
-          </w:r>
-          <w:r>
-            <w:rPr>
-              <w:rFonts w:hint="eastAsia"/>
-            </w:rPr>
-            <w:t>) Client T</w:t>
-          </w:r>
-          <w:r>
-            <w:rPr>
-              <w:rFonts w:hint="eastAsia"/>
-            </w:rPr>
-            <w:t>o Server Packet</w:t>
+            <w:t>6) Client To Server Packet</w:t>
           </w:r>
           <w:r>
             <w:ptab w:relativeTo="margin" w:alignment="right" w:leader="dot"/>
@@ -941,39 +769,12 @@
           <w:pPr>
             <w:pStyle w:val="20"/>
             <w:ind w:left="216"/>
-            <w:rPr>
-              <w:rFonts w:hint="eastAsia"/>
-            </w:rPr>
           </w:pPr>
           <w:r>
             <w:rPr>
               <w:rFonts w:hint="eastAsia"/>
             </w:rPr>
-            <w:t>7</w:t>
-          </w:r>
-          <w:r>
-            <w:rPr>
-              <w:rFonts w:hint="eastAsia"/>
-            </w:rPr>
-            <w:t xml:space="preserve">) </w:t>
-          </w:r>
-          <w:r>
-            <w:rPr>
-              <w:rFonts w:hint="eastAsia"/>
-            </w:rPr>
-            <w:t xml:space="preserve">Server To </w:t>
-          </w:r>
-          <w:r>
-            <w:rPr>
-              <w:rFonts w:hint="eastAsia"/>
-            </w:rPr>
-            <w:t xml:space="preserve">Client </w:t>
-          </w:r>
-          <w:r>
-            <w:rPr>
-              <w:rFonts w:hint="eastAsia"/>
-            </w:rPr>
-            <w:t>Packet</w:t>
+            <w:t>7) Server To Client Packet</w:t>
           </w:r>
           <w:r>
             <w:ptab w:relativeTo="margin" w:alignment="right" w:leader="dot"/>
@@ -993,7 +794,6 @@
             <w:autoSpaceDE/>
             <w:autoSpaceDN/>
             <w:rPr>
-              <w:rFonts w:hint="eastAsia"/>
               <w:b/>
               <w:bCs/>
               <w:lang w:val="ko-KR"/>
@@ -1026,27 +826,12 @@
           <w:pPr>
             <w:pStyle w:val="20"/>
             <w:ind w:left="216"/>
-            <w:rPr>
-              <w:rFonts w:hint="eastAsia"/>
-            </w:rPr>
           </w:pPr>
           <w:r>
             <w:rPr>
               <w:rFonts w:hint="eastAsia"/>
             </w:rPr>
-            <w:t>1</w:t>
-          </w:r>
-          <w:r>
-            <w:rPr>
-              <w:rFonts w:hint="eastAsia"/>
-            </w:rPr>
-            <w:t xml:space="preserve">) </w:t>
-          </w:r>
-          <w:r>
-            <w:rPr>
-              <w:rFonts w:hint="eastAsia"/>
-            </w:rPr>
-            <w:t>역할 분담</w:t>
+            <w:t>1) 역할 분담</w:t>
           </w:r>
           <w:r>
             <w:ptab w:relativeTo="margin" w:alignment="right" w:leader="dot"/>
@@ -1063,27 +848,12 @@
           <w:pPr>
             <w:pStyle w:val="20"/>
             <w:ind w:left="216"/>
-            <w:rPr>
-              <w:rFonts w:hint="eastAsia"/>
-            </w:rPr>
           </w:pPr>
           <w:r>
             <w:rPr>
               <w:rFonts w:hint="eastAsia"/>
             </w:rPr>
-            <w:t>2</w:t>
-          </w:r>
-          <w:r>
-            <w:rPr>
-              <w:rFonts w:hint="eastAsia"/>
-            </w:rPr>
-            <w:t xml:space="preserve">) </w:t>
-          </w:r>
-          <w:r>
-            <w:rPr>
-              <w:rFonts w:hint="eastAsia"/>
-            </w:rPr>
-            <w:t>개발 일정</w:t>
+            <w:t>2) 개발 일정</w:t>
           </w:r>
           <w:r>
             <w:ptab w:relativeTo="margin" w:alignment="right" w:leader="dot"/>
@@ -1129,14 +899,12 @@
               <w:lang w:val="ko-KR"/>
             </w:rPr>
           </w:pPr>
-          <w:proofErr w:type="spellStart"/>
           <w:r>
             <w:rPr>
               <w:rFonts w:hint="eastAsia"/>
             </w:rPr>
             <w:t>유영빈</w:t>
           </w:r>
-          <w:proofErr w:type="spellEnd"/>
           <w:r>
             <w:ptab w:relativeTo="margin" w:alignment="right" w:leader="dot"/>
           </w:r>
@@ -1145,14 +913,7 @@
               <w:rFonts w:hint="eastAsia"/>
               <w:lang w:val="ko-KR"/>
             </w:rPr>
-            <w:t>1</w:t>
-          </w:r>
-          <w:r>
-            <w:rPr>
-              <w:rFonts w:hint="eastAsia"/>
-              <w:lang w:val="ko-KR"/>
-            </w:rPr>
-            <w:t>7</w:t>
+            <w:t>17</w:t>
           </w:r>
         </w:p>
         <w:p>
@@ -1177,14 +938,7 @@
               <w:rFonts w:hint="eastAsia"/>
               <w:lang w:val="ko-KR"/>
             </w:rPr>
-            <w:t>1</w:t>
-          </w:r>
-          <w:r>
-            <w:rPr>
-              <w:rFonts w:hint="eastAsia"/>
-              <w:lang w:val="ko-KR"/>
-            </w:rPr>
-            <w:t>8</w:t>
+            <w:t>18</w:t>
           </w:r>
         </w:p>
       </w:sdtContent>
@@ -2357,23 +2111,13 @@
         </w:rPr>
         <w:t>(</w:t>
       </w:r>
-      <w:proofErr w:type="spellStart"/>
       <w:r>
         <w:rPr>
           <w:rFonts w:hint="eastAsia"/>
           <w:sz w:val="20"/>
           <w:szCs w:val="20"/>
         </w:rPr>
-        <w:t>유영빈</w:t>
-      </w:r>
-      <w:proofErr w:type="spellEnd"/>
-      <w:r>
-        <w:rPr>
-          <w:rFonts w:hint="eastAsia"/>
-          <w:sz w:val="20"/>
-          <w:szCs w:val="20"/>
-        </w:rPr>
-        <w:t>, 이소민</w:t>
+        <w:t>유영빈, 이소민</w:t>
       </w:r>
       <w:r>
         <w:rPr>
@@ -2887,10 +2631,10 @@
           <w:noProof/>
         </w:rPr>
         <w:drawing>
-          <wp:inline distT="0" distB="0" distL="0" distR="0" wp14:anchorId="38B32605" wp14:editId="7704935F">
-            <wp:extent cx="6589451" cy="3640770"/>
-            <wp:effectExtent l="0" t="0" r="1905" b="0"/>
-            <wp:docPr id="239841549" name="그림 1" descr="텍스트, 도표, 라인, 번호이(가) 표시된 사진&#10;&#10;AI 생성 콘텐츠는 정확하지 않을 수 있습니다."/>
+          <wp:inline distT="0" distB="0" distL="0" distR="0" wp14:anchorId="1195EC91" wp14:editId="7F715B9B">
+            <wp:extent cx="6638925" cy="3667125"/>
+            <wp:effectExtent l="0" t="0" r="9525" b="9525"/>
+            <wp:docPr id="2125551830" name="그림 1"/>
             <wp:cNvGraphicFramePr>
               <a:graphicFrameLocks xmlns:a="http://schemas.openxmlformats.org/drawingml/2006/main" noChangeAspect="1"/>
             </wp:cNvGraphicFramePr>
@@ -2898,23 +2642,36 @@
               <a:graphicData uri="http://schemas.openxmlformats.org/drawingml/2006/picture">
                 <pic:pic xmlns:pic="http://schemas.openxmlformats.org/drawingml/2006/picture">
                   <pic:nvPicPr>
-                    <pic:cNvPr id="239841549" name="그림 1" descr="텍스트, 도표, 라인, 번호이(가) 표시된 사진&#10;&#10;AI 생성 콘텐츠는 정확하지 않을 수 있습니다."/>
-                    <pic:cNvPicPr/>
+                    <pic:cNvPr id="0" name="Picture 1"/>
+                    <pic:cNvPicPr>
+                      <a:picLocks noChangeAspect="1" noChangeArrowheads="1"/>
+                    </pic:cNvPicPr>
                   </pic:nvPicPr>
                   <pic:blipFill>
-                    <a:blip r:embed="rId14"/>
+                    <a:blip r:embed="rId14" cstate="print">
+                      <a:extLst>
+                        <a:ext uri="{28A0092B-C50C-407E-A947-70E740481C1C}">
+                          <a14:useLocalDpi xmlns:a14="http://schemas.microsoft.com/office/drawing/2010/main" val="0"/>
+                        </a:ext>
+                      </a:extLst>
+                    </a:blip>
+                    <a:srcRect/>
                     <a:stretch>
                       <a:fillRect/>
                     </a:stretch>
                   </pic:blipFill>
-                  <pic:spPr>
+                  <pic:spPr bwMode="auto">
                     <a:xfrm>
                       <a:off x="0" y="0"/>
-                      <a:ext cx="6597542" cy="3645240"/>
+                      <a:ext cx="6638925" cy="3667125"/>
                     </a:xfrm>
                     <a:prstGeom prst="rect">
                       <a:avLst/>
                     </a:prstGeom>
+                    <a:noFill/>
+                    <a:ln>
+                      <a:noFill/>
+                    </a:ln>
                   </pic:spPr>
                 </pic:pic>
               </a:graphicData>
@@ -4742,7 +4499,16 @@
           <w:sz w:val="20"/>
           <w:szCs w:val="20"/>
         </w:rPr>
-        <w:t>g_players</w:t>
+        <w:t>g_</w:t>
+      </w:r>
+      <w:proofErr w:type="gramStart"/>
+      <w:r>
+        <w:rPr>
+          <w:rFonts w:asciiTheme="majorEastAsia" w:eastAsiaTheme="majorEastAsia" w:hAnsiTheme="majorEastAsia"/>
+          <w:sz w:val="20"/>
+          <w:szCs w:val="20"/>
+        </w:rPr>
+        <w:t>players</w:t>
       </w:r>
       <w:proofErr w:type="spellEnd"/>
       <w:r>
@@ -4751,7 +4517,16 @@
           <w:sz w:val="20"/>
           <w:szCs w:val="20"/>
         </w:rPr>
-        <w:t xml:space="preserve"> : 플레이어 데이터 배열</w:t>
+        <w:t xml:space="preserve"> :</w:t>
+      </w:r>
+      <w:proofErr w:type="gramEnd"/>
+      <w:r>
+        <w:rPr>
+          <w:rFonts w:asciiTheme="majorEastAsia" w:eastAsiaTheme="majorEastAsia" w:hAnsiTheme="majorEastAsia"/>
+          <w:sz w:val="20"/>
+          <w:szCs w:val="20"/>
+        </w:rPr>
+        <w:t xml:space="preserve"> 플레이어 데이터 배열</w:t>
       </w:r>
     </w:p>
     <w:p>
@@ -5424,21 +5199,29 @@
         <w:t>y,z</w:t>
       </w:r>
       <w:proofErr w:type="spellEnd"/>
+      <w:r>
+        <w:rPr>
+          <w:sz w:val="20"/>
+          <w:szCs w:val="20"/>
+        </w:rPr>
+        <w:t>;</w:t>
+      </w:r>
+      <w:r>
+        <w:rPr>
+          <w:rFonts w:hint="eastAsia"/>
+          <w:sz w:val="20"/>
+          <w:szCs w:val="20"/>
+        </w:rPr>
+        <w:t xml:space="preserve"> :</w:t>
+      </w:r>
       <w:proofErr w:type="gramEnd"/>
       <w:r>
         <w:rPr>
-          <w:sz w:val="20"/>
-          <w:szCs w:val="20"/>
-        </w:rPr>
-        <w:t>;</w:t>
-      </w:r>
-      <w:r>
-        <w:rPr>
           <w:rFonts w:hint="eastAsia"/>
           <w:sz w:val="20"/>
           <w:szCs w:val="20"/>
         </w:rPr>
-        <w:t xml:space="preserve"> : 위치</w:t>
+        <w:t xml:space="preserve"> 위치</w:t>
       </w:r>
     </w:p>
     <w:p>
@@ -5975,17 +5758,9 @@
           <w:sz w:val="20"/>
           <w:szCs w:val="20"/>
         </w:rPr>
-        <w:t>(</w:t>
+        <w:t>();</w:t>
       </w:r>
       <w:proofErr w:type="gramEnd"/>
-      <w:r>
-        <w:rPr>
-          <w:rFonts w:eastAsiaTheme="minorHAnsi"/>
-          <w:sz w:val="20"/>
-          <w:szCs w:val="20"/>
-        </w:rPr>
-        <w:t>);</w:t>
-      </w:r>
     </w:p>
     <w:p>
       <w:pPr>
@@ -6037,17 +5812,9 @@
           <w:sz w:val="20"/>
           <w:szCs w:val="20"/>
         </w:rPr>
-        <w:t>(</w:t>
+        <w:t>();</w:t>
       </w:r>
       <w:proofErr w:type="gramEnd"/>
-      <w:r>
-        <w:rPr>
-          <w:rFonts w:eastAsiaTheme="minorHAnsi"/>
-          <w:sz w:val="20"/>
-          <w:szCs w:val="20"/>
-        </w:rPr>
-        <w:t>);</w:t>
-      </w:r>
     </w:p>
     <w:p>
       <w:pPr>
@@ -6182,6 +5949,7 @@
         <w:t>target_id</w:t>
       </w:r>
       <w:proofErr w:type="spellEnd"/>
+      <w:proofErr w:type="gramStart"/>
       <w:r>
         <w:rPr>
           <w:rFonts w:eastAsiaTheme="minorHAnsi"/>
@@ -6190,6 +5958,7 @@
         </w:rPr>
         <w:t>);</w:t>
       </w:r>
+      <w:proofErr w:type="gramEnd"/>
     </w:p>
     <w:p>
       <w:pPr>
@@ -6262,6 +6031,7 @@
         <w:t>target_id</w:t>
       </w:r>
       <w:proofErr w:type="spellEnd"/>
+      <w:proofErr w:type="gramStart"/>
       <w:r>
         <w:rPr>
           <w:rFonts w:eastAsiaTheme="minorHAnsi"/>
@@ -6270,6 +6040,7 @@
         </w:rPr>
         <w:t>);</w:t>
       </w:r>
+      <w:proofErr w:type="gramEnd"/>
     </w:p>
     <w:p>
       <w:pPr>
@@ -6469,17 +6240,17 @@
         <w:autoSpaceDE/>
         <w:autoSpaceDN/>
         <w:rPr>
-          <w:rFonts w:eastAsiaTheme="minorHAnsi" w:hint="eastAsia"/>
-          <w:sz w:val="20"/>
-          <w:szCs w:val="20"/>
-        </w:rPr>
-      </w:pPr>
-      <w:r>
-        <w:rPr>
           <w:rFonts w:eastAsiaTheme="minorHAnsi"/>
           <w:sz w:val="20"/>
           <w:szCs w:val="20"/>
         </w:rPr>
+      </w:pPr>
+      <w:r>
+        <w:rPr>
+          <w:rFonts w:eastAsiaTheme="minorHAnsi"/>
+          <w:sz w:val="20"/>
+          <w:szCs w:val="20"/>
+        </w:rPr>
         <w:t xml:space="preserve">void </w:t>
       </w:r>
       <w:proofErr w:type="spellStart"/>
@@ -6528,6 +6299,7 @@
         <w:t>target_id</w:t>
       </w:r>
       <w:proofErr w:type="spellEnd"/>
+      <w:proofErr w:type="gramStart"/>
       <w:r>
         <w:rPr>
           <w:rFonts w:eastAsiaTheme="minorHAnsi"/>
@@ -6536,6 +6308,7 @@
         </w:rPr>
         <w:t>);</w:t>
       </w:r>
+      <w:proofErr w:type="gramEnd"/>
     </w:p>
     <w:p>
       <w:pPr>
@@ -6599,7 +6372,15 @@
           <w:rFonts w:eastAsiaTheme="minorHAnsi"/>
           <w:szCs w:val="22"/>
         </w:rPr>
-        <w:t>g_players</w:t>
+        <w:t>g_</w:t>
+      </w:r>
+      <w:proofErr w:type="gramStart"/>
+      <w:r>
+        <w:rPr>
+          <w:rFonts w:eastAsiaTheme="minorHAnsi"/>
+          <w:szCs w:val="22"/>
+        </w:rPr>
+        <w:t>players</w:t>
       </w:r>
       <w:proofErr w:type="spellEnd"/>
       <w:r>
@@ -6607,7 +6388,15 @@
           <w:rFonts w:eastAsiaTheme="minorHAnsi" w:hint="eastAsia"/>
           <w:szCs w:val="22"/>
         </w:rPr>
-        <w:t xml:space="preserve"> : 클라이언트 관리 컨테이너</w:t>
+        <w:t xml:space="preserve"> :</w:t>
+      </w:r>
+      <w:proofErr w:type="gramEnd"/>
+      <w:r>
+        <w:rPr>
+          <w:rFonts w:eastAsiaTheme="minorHAnsi" w:hint="eastAsia"/>
+          <w:szCs w:val="22"/>
+        </w:rPr>
+        <w:t xml:space="preserve"> 클라이언트 관리 컨테이너</w:t>
       </w:r>
     </w:p>
     <w:p>
@@ -7566,7 +7355,6 @@
         <w:autoSpaceDE/>
         <w:autoSpaceDN/>
         <w:rPr>
-          <w:rFonts w:hint="eastAsia"/>
           <w:sz w:val="20"/>
           <w:szCs w:val="20"/>
         </w:rPr>
@@ -7616,25 +7404,7 @@
           <w:sz w:val="20"/>
           <w:szCs w:val="20"/>
         </w:rPr>
-        <w:t xml:space="preserve">에서 받은 작업을 </w:t>
-      </w:r>
-      <w:proofErr w:type="spellStart"/>
-      <w:r>
-        <w:rPr>
-          <w:rFonts w:hint="eastAsia"/>
-          <w:sz w:val="20"/>
-          <w:szCs w:val="20"/>
-        </w:rPr>
-        <w:t>패킷별로</w:t>
-      </w:r>
-      <w:proofErr w:type="spellEnd"/>
-      <w:r>
-        <w:rPr>
-          <w:rFonts w:hint="eastAsia"/>
-          <w:sz w:val="20"/>
-          <w:szCs w:val="20"/>
-        </w:rPr>
-        <w:t xml:space="preserve"> 처리한다.</w:t>
+        <w:t>에서 받은 작업을 패킷별로 처리한다.</w:t>
       </w:r>
     </w:p>
     <w:p>
@@ -8057,7 +7827,7 @@
         <w:autoSpaceDE/>
         <w:autoSpaceDN/>
         <w:rPr>
-          <w:rFonts w:asciiTheme="majorEastAsia" w:eastAsiaTheme="majorEastAsia" w:hAnsiTheme="majorEastAsia" w:hint="eastAsia"/>
+          <w:rFonts w:asciiTheme="majorEastAsia" w:eastAsiaTheme="majorEastAsia" w:hAnsiTheme="majorEastAsia"/>
           <w:b/>
           <w:bCs/>
           <w:sz w:val="24"/>
@@ -8509,9 +8279,6 @@
         <w:autoSpaceDE/>
         <w:autoSpaceDN/>
         <w:jc w:val="center"/>
-        <w:rPr>
-          <w:rFonts w:hint="eastAsia"/>
-        </w:rPr>
       </w:pPr>
     </w:p>
     <w:p>
@@ -8544,7 +8311,7 @@
         <w:autoSpaceDE/>
         <w:autoSpaceDN/>
         <w:rPr>
-          <w:rFonts w:asciiTheme="majorEastAsia" w:eastAsiaTheme="majorEastAsia" w:hAnsiTheme="majorEastAsia" w:hint="eastAsia"/>
+          <w:rFonts w:asciiTheme="majorEastAsia" w:eastAsiaTheme="majorEastAsia" w:hAnsiTheme="majorEastAsia"/>
           <w:b/>
           <w:bCs/>
           <w:sz w:val="24"/>
@@ -9716,15 +9483,31 @@
                 <w:sz w:val="20"/>
                 <w:szCs w:val="20"/>
               </w:rPr>
-              <w:t>recv_packet</w:t>
-            </w:r>
-            <w:proofErr w:type="spellEnd"/>
+              <w:t>recv_</w:t>
+            </w:r>
+            <w:proofErr w:type="gramStart"/>
             <w:r>
               <w:rPr>
                 <w:sz w:val="20"/>
                 <w:szCs w:val="20"/>
               </w:rPr>
-              <w:t>();</w:t>
+              <w:t>packet</w:t>
+            </w:r>
+            <w:proofErr w:type="spellEnd"/>
+            <w:r>
+              <w:rPr>
+                <w:sz w:val="20"/>
+                <w:szCs w:val="20"/>
+              </w:rPr>
+              <w:t>(</w:t>
+            </w:r>
+            <w:proofErr w:type="gramEnd"/>
+            <w:r>
+              <w:rPr>
+                <w:sz w:val="20"/>
+                <w:szCs w:val="20"/>
+              </w:rPr>
+              <w:t>);</w:t>
             </w:r>
           </w:p>
         </w:tc>
@@ -9834,15 +9617,31 @@
                 <w:sz w:val="20"/>
                 <w:szCs w:val="20"/>
               </w:rPr>
-              <w:t>_packet</w:t>
-            </w:r>
-            <w:proofErr w:type="spellEnd"/>
+              <w:t>_</w:t>
+            </w:r>
+            <w:proofErr w:type="gramStart"/>
             <w:r>
               <w:rPr>
                 <w:sz w:val="20"/>
                 <w:szCs w:val="20"/>
               </w:rPr>
-              <w:t>();</w:t>
+              <w:t>packet</w:t>
+            </w:r>
+            <w:proofErr w:type="spellEnd"/>
+            <w:r>
+              <w:rPr>
+                <w:sz w:val="20"/>
+                <w:szCs w:val="20"/>
+              </w:rPr>
+              <w:t>(</w:t>
+            </w:r>
+            <w:proofErr w:type="gramEnd"/>
+            <w:r>
+              <w:rPr>
+                <w:sz w:val="20"/>
+                <w:szCs w:val="20"/>
+              </w:rPr>
+              <w:t>);</w:t>
             </w:r>
           </w:p>
         </w:tc>
@@ -9965,17 +9764,9 @@
                 <w:sz w:val="20"/>
                 <w:szCs w:val="20"/>
               </w:rPr>
-              <w:t>(</w:t>
+              <w:t>();</w:t>
             </w:r>
             <w:proofErr w:type="gramEnd"/>
-            <w:r>
-              <w:rPr>
-                <w:rFonts w:eastAsiaTheme="minorHAnsi"/>
-                <w:sz w:val="20"/>
-                <w:szCs w:val="20"/>
-              </w:rPr>
-              <w:t>);</w:t>
-            </w:r>
           </w:p>
           <w:p>
             <w:pPr>
@@ -10091,7 +9882,6 @@
               <w:autoSpaceDE/>
               <w:autoSpaceDN/>
               <w:rPr>
-                <w:rFonts w:hint="eastAsia"/>
                 <w:sz w:val="20"/>
                 <w:szCs w:val="20"/>
               </w:rPr>
@@ -10176,6 +9966,7 @@
               <w:t>target_id</w:t>
             </w:r>
             <w:proofErr w:type="spellEnd"/>
+            <w:proofErr w:type="gramStart"/>
             <w:r>
               <w:rPr>
                 <w:rFonts w:eastAsiaTheme="minorHAnsi"/>
@@ -10184,6 +9975,7 @@
               </w:rPr>
               <w:t>);</w:t>
             </w:r>
+            <w:proofErr w:type="gramEnd"/>
           </w:p>
           <w:p>
             <w:pPr>
@@ -10254,7 +10046,6 @@
               <w:autoSpaceDE/>
               <w:autoSpaceDN/>
               <w:rPr>
-                <w:rFonts w:hint="eastAsia"/>
                 <w:sz w:val="20"/>
                 <w:szCs w:val="20"/>
               </w:rPr>
@@ -11745,7 +11536,7 @@
                 <w:sz w:val="20"/>
                 <w:szCs w:val="20"/>
               </w:rPr>
-              <w:t>::</w:t>
+              <w:t>::Init(</w:t>
             </w:r>
             <w:proofErr w:type="gramEnd"/>
             <w:r>
@@ -11753,7 +11544,7 @@
                 <w:sz w:val="20"/>
                 <w:szCs w:val="20"/>
               </w:rPr>
-              <w:t>Init()</w:t>
+              <w:t>)</w:t>
             </w:r>
           </w:p>
           <w:p>
@@ -11785,7 +11576,6 @@
               <w:t>::</w:t>
             </w:r>
             <w:proofErr w:type="spellStart"/>
-            <w:proofErr w:type="gramEnd"/>
             <w:r>
               <w:rPr>
                 <w:sz w:val="20"/>
@@ -11799,7 +11589,15 @@
                 <w:sz w:val="20"/>
                 <w:szCs w:val="20"/>
               </w:rPr>
-              <w:t>()</w:t>
+              <w:t>(</w:t>
+            </w:r>
+            <w:proofErr w:type="gramEnd"/>
+            <w:r>
+              <w:rPr>
+                <w:sz w:val="20"/>
+                <w:szCs w:val="20"/>
+              </w:rPr>
+              <w:t>)</w:t>
             </w:r>
           </w:p>
         </w:tc>
@@ -13039,7 +12837,15 @@
                 <w:sz w:val="16"/>
                 <w:szCs w:val="16"/>
               </w:rPr>
-              <w:t>recv_packet</w:t>
+              <w:t>recv_</w:t>
+            </w:r>
+            <w:proofErr w:type="gramStart"/>
+            <w:r>
+              <w:rPr>
+                <w:sz w:val="16"/>
+                <w:szCs w:val="16"/>
+              </w:rPr>
+              <w:t>packet</w:t>
             </w:r>
             <w:proofErr w:type="spellEnd"/>
             <w:r>
@@ -13049,6 +12855,7 @@
               </w:rPr>
               <w:t>();</w:t>
             </w:r>
+            <w:proofErr w:type="gramEnd"/>
           </w:p>
           <w:p>
             <w:pPr>
@@ -13085,7 +12892,15 @@
                 <w:sz w:val="16"/>
                 <w:szCs w:val="16"/>
               </w:rPr>
-              <w:t>_packet</w:t>
+              <w:t>_</w:t>
+            </w:r>
+            <w:proofErr w:type="gramStart"/>
+            <w:r>
+              <w:rPr>
+                <w:sz w:val="16"/>
+                <w:szCs w:val="16"/>
+              </w:rPr>
+              <w:t>packet</w:t>
             </w:r>
             <w:proofErr w:type="spellEnd"/>
             <w:r>
@@ -13093,7 +12908,15 @@
                 <w:sz w:val="16"/>
                 <w:szCs w:val="16"/>
               </w:rPr>
-              <w:t>();</w:t>
+              <w:t>(</w:t>
+            </w:r>
+            <w:proofErr w:type="gramEnd"/>
+            <w:r>
+              <w:rPr>
+                <w:sz w:val="16"/>
+                <w:szCs w:val="16"/>
+              </w:rPr>
+              <w:t>);</w:t>
             </w:r>
           </w:p>
         </w:tc>
@@ -13562,6 +13385,7 @@
               <w:t>target_id</w:t>
             </w:r>
             <w:proofErr w:type="spellEnd"/>
+            <w:proofErr w:type="gramStart"/>
             <w:r>
               <w:rPr>
                 <w:rFonts w:eastAsiaTheme="minorHAnsi"/>
@@ -13570,6 +13394,7 @@
               </w:rPr>
               <w:t>);</w:t>
             </w:r>
+            <w:proofErr w:type="gramEnd"/>
           </w:p>
           <w:p>
             <w:pPr>
@@ -13955,7 +13780,6 @@
               <w:autoSpaceDE/>
               <w:autoSpaceDN/>
               <w:rPr>
-                <w:rFonts w:hint="eastAsia"/>
                 <w:sz w:val="16"/>
                 <w:szCs w:val="16"/>
               </w:rPr>
@@ -15184,9 +15008,6 @@
         <w:wordWrap/>
         <w:autoSpaceDE/>
         <w:autoSpaceDN/>
-        <w:rPr>
-          <w:rFonts w:hint="eastAsia"/>
-        </w:rPr>
       </w:pPr>
     </w:p>
     <w:p>
@@ -15213,7 +15034,6 @@
     <w:p>
       <w:pPr>
         <w:rPr>
-          <w:rFonts w:hint="eastAsia"/>
           <w:sz w:val="28"/>
           <w:szCs w:val="28"/>
         </w:rPr>
@@ -15231,14 +15051,12 @@
         <w:autoSpaceDE/>
         <w:autoSpaceDN/>
       </w:pPr>
-      <w:proofErr w:type="spellStart"/>
       <w:r>
         <w:rPr>
           <w:rFonts w:hint="eastAsia"/>
         </w:rPr>
         <w:t>유영빈</w:t>
       </w:r>
-      <w:proofErr w:type="spellEnd"/>
     </w:p>
     <w:tbl>
       <w:tblPr>
@@ -15248,13 +15066,13 @@
         <w:tblLook w:val="04A0" w:firstRow="1" w:lastRow="0" w:firstColumn="1" w:lastColumn="0" w:noHBand="0" w:noVBand="1"/>
       </w:tblPr>
       <w:tblGrid>
-        <w:gridCol w:w="1706"/>
-        <w:gridCol w:w="1706"/>
-        <w:gridCol w:w="1740"/>
-        <w:gridCol w:w="1707"/>
-        <w:gridCol w:w="1804"/>
-        <w:gridCol w:w="1707"/>
-        <w:gridCol w:w="546"/>
+        <w:gridCol w:w="1703"/>
+        <w:gridCol w:w="1703"/>
+        <w:gridCol w:w="1759"/>
+        <w:gridCol w:w="1703"/>
+        <w:gridCol w:w="1800"/>
+        <w:gridCol w:w="1703"/>
+        <w:gridCol w:w="545"/>
       </w:tblGrid>
       <w:tr>
         <w:trPr>
@@ -17785,7 +17603,6 @@
         <w:autoSpaceDN/>
         <w:ind w:left="800"/>
         <w:rPr>
-          <w:rFonts w:hint="eastAsia"/>
           <w:sz w:val="28"/>
           <w:szCs w:val="28"/>
         </w:rPr>
@@ -18329,7 +18146,7 @@
                 <w:sz w:val="16"/>
                 <w:szCs w:val="16"/>
               </w:rPr>
-              <w:t>::</w:t>
+              <w:t>::Init(</w:t>
             </w:r>
             <w:proofErr w:type="gramEnd"/>
             <w:r>
@@ -18338,7 +18155,7 @@
                 <w:sz w:val="16"/>
                 <w:szCs w:val="16"/>
               </w:rPr>
-              <w:t>Init()</w:t>
+              <w:t>)</w:t>
             </w:r>
           </w:p>
         </w:tc>
@@ -18432,6 +18249,23 @@
               <w:t>::</w:t>
             </w:r>
             <w:proofErr w:type="spellStart"/>
+            <w:r>
+              <w:rPr>
+                <w:rFonts w:hint="eastAsia"/>
+                <w:sz w:val="16"/>
+                <w:szCs w:val="16"/>
+              </w:rPr>
+              <w:t>SendPacket</w:t>
+            </w:r>
+            <w:proofErr w:type="spellEnd"/>
+            <w:r>
+              <w:rPr>
+                <w:rFonts w:hint="eastAsia"/>
+                <w:sz w:val="16"/>
+                <w:szCs w:val="16"/>
+              </w:rPr>
+              <w:t>(</w:t>
+            </w:r>
             <w:proofErr w:type="gramEnd"/>
             <w:r>
               <w:rPr>
@@ -18439,16 +18273,7 @@
                 <w:sz w:val="16"/>
                 <w:szCs w:val="16"/>
               </w:rPr>
-              <w:t>SendPacket</w:t>
-            </w:r>
-            <w:proofErr w:type="spellEnd"/>
-            <w:r>
-              <w:rPr>
-                <w:rFonts w:hint="eastAsia"/>
-                <w:sz w:val="16"/>
-                <w:szCs w:val="16"/>
-              </w:rPr>
-              <w:t>()</w:t>
+              <w:t>)</w:t>
             </w:r>
           </w:p>
         </w:tc>
@@ -19095,17 +18920,9 @@
                 <w:sz w:val="16"/>
                 <w:szCs w:val="16"/>
               </w:rPr>
-              <w:t>(</w:t>
+              <w:t>();</w:t>
             </w:r>
             <w:proofErr w:type="gramEnd"/>
-            <w:r>
-              <w:rPr>
-                <w:rFonts w:hint="eastAsia"/>
-                <w:sz w:val="16"/>
-                <w:szCs w:val="16"/>
-              </w:rPr>
-              <w:t>);</w:t>
-            </w:r>
           </w:p>
           <w:p>
             <w:pPr>
@@ -21312,7 +21129,7 @@
 </file>
 
 <file path=word/endnotes.xml><?xml version="1.0" encoding="utf-8"?>
-<w:endnotes xmlns:wpc="http://schemas.microsoft.com/office/word/2010/wordprocessingCanvas" xmlns:cx="http://schemas.microsoft.com/office/drawing/2014/chartex" xmlns:cx1="http://schemas.microsoft.com/office/drawing/2015/9/8/chartex" xmlns:cx2="http://schemas.microsoft.com/office/drawing/2015/10/21/chartex" xmlns:cx3="http://schemas.microsoft.com/office/drawing/2016/5/9/chartex" xmlns:cx4="http://schemas.microsoft.com/office/drawing/2016/5/10/chartex" xmlns:cx5="http://schemas.microsoft.com/office/drawing/2016/5/11/chartex" xmlns:cx6="http://schemas.microsoft.com/office/drawing/2016/5/12/chartex" xmlns:cx7="http://schemas.microsoft.com/office/drawing/2016/5/13/chartex" xmlns:cx8="http://schemas.microsoft.com/office/drawing/2016/5/14/chartex" xmlns:mc="http://schemas.openxmlformats.org/markup-compatibility/2006" xmlns:aink="http://schemas.microsoft.com/office/drawing/2016/ink" xmlns:am3d="http://schemas.microsoft.com/office/drawing/2017/model3d" xmlns:o="urn:schemas-microsoft-com:office:office" xmlns:oel="http://schemas.microsoft.com/office/2019/extlst" xmlns:r="http://schemas.openxmlformats.org/officeDocument/2006/relationships" xmlns:m="http://schemas.openxmlformats.org/officeDocument/2006/math" xmlns:v="urn:schemas-microsoft-com:vml" xmlns:wp14="http://schemas.microsoft.com/office/word/2010/wordprocessingDrawing" xmlns:wp="http://schemas.openxmlformats.org/drawingml/2006/wordprocessingDrawing" xmlns:w10="urn:schemas-microsoft-com:office:word" xmlns:w="http://schemas.openxmlformats.org/wordprocessingml/2006/main" xmlns:w14="http://schemas.microsoft.com/office/word/2010/wordml" xmlns:w15="http://schemas.microsoft.com/office/word/2012/wordml" xmlns:w16cex="http://schemas.microsoft.com/office/word/2018/wordml/cex" xmlns:w16cid="http://schemas.microsoft.com/office/word/2016/wordml/cid" xmlns:w16="http://schemas.microsoft.com/office/word/2018/wordml" xmlns:w16sdtdh="http://schemas.microsoft.com/office/word/2020/wordml/sdtdatahash" xmlns:w16se="http://schemas.microsoft.com/office/word/2015/wordml/symex" xmlns:wpg="http://schemas.microsoft.com/office/word/2010/wordprocessingGroup" xmlns:wpi="http://schemas.microsoft.com/office/word/2010/wordprocessingInk" xmlns:wne="http://schemas.microsoft.com/office/word/2006/wordml" xmlns:wps="http://schemas.microsoft.com/office/word/2010/wordprocessingShape" mc:Ignorable="w14 w15 w16se w16cid w16 w16cex w16sdtdh wp14">
+<w:endnotes xmlns:wpc="http://schemas.microsoft.com/office/word/2010/wordprocessingCanvas" xmlns:cx="http://schemas.microsoft.com/office/drawing/2014/chartex" xmlns:cx1="http://schemas.microsoft.com/office/drawing/2015/9/8/chartex" xmlns:cx2="http://schemas.microsoft.com/office/drawing/2015/10/21/chartex" xmlns:cx3="http://schemas.microsoft.com/office/drawing/2016/5/9/chartex" xmlns:cx4="http://schemas.microsoft.com/office/drawing/2016/5/10/chartex" xmlns:cx5="http://schemas.microsoft.com/office/drawing/2016/5/11/chartex" xmlns:cx6="http://schemas.microsoft.com/office/drawing/2016/5/12/chartex" xmlns:cx7="http://schemas.microsoft.com/office/drawing/2016/5/13/chartex" xmlns:cx8="http://schemas.microsoft.com/office/drawing/2016/5/14/chartex" xmlns:mc="http://schemas.openxmlformats.org/markup-compatibility/2006" xmlns:aink="http://schemas.microsoft.com/office/drawing/2016/ink" xmlns:am3d="http://schemas.microsoft.com/office/drawing/2017/model3d" xmlns:o="urn:schemas-microsoft-com:office:office" xmlns:oel="http://schemas.microsoft.com/office/2019/extlst" xmlns:r="http://schemas.openxmlformats.org/officeDocument/2006/relationships" xmlns:m="http://schemas.openxmlformats.org/officeDocument/2006/math" xmlns:v="urn:schemas-microsoft-com:vml" xmlns:wp14="http://schemas.microsoft.com/office/word/2010/wordprocessingDrawing" xmlns:wp="http://schemas.openxmlformats.org/drawingml/2006/wordprocessingDrawing" xmlns:w10="urn:schemas-microsoft-com:office:word" xmlns:w="http://schemas.openxmlformats.org/wordprocessingml/2006/main" xmlns:w14="http://schemas.microsoft.com/office/word/2010/wordml" xmlns:w15="http://schemas.microsoft.com/office/word/2012/wordml" xmlns:w16cex="http://schemas.microsoft.com/office/word/2018/wordml/cex" xmlns:w16cid="http://schemas.microsoft.com/office/word/2016/wordml/cid" xmlns:w16="http://schemas.microsoft.com/office/word/2018/wordml" xmlns:w16du="http://schemas.microsoft.com/office/word/2023/wordml/word16du" xmlns:w16sdtdh="http://schemas.microsoft.com/office/word/2020/wordml/sdtdatahash" xmlns:w16sdtfl="http://schemas.microsoft.com/office/word/2024/wordml/sdtformatlock" xmlns:w16se="http://schemas.microsoft.com/office/word/2015/wordml/symex" xmlns:wpg="http://schemas.microsoft.com/office/word/2010/wordprocessingGroup" xmlns:wpi="http://schemas.microsoft.com/office/word/2010/wordprocessingInk" xmlns:wne="http://schemas.microsoft.com/office/word/2006/wordml" xmlns:wps="http://schemas.microsoft.com/office/word/2010/wordprocessingShape" mc:Ignorable="w14 w15 w16se w16cid w16 w16cex w16sdtdh w16sdtfl w16du wp14">
   <w:endnote w:type="separator" w:id="-1">
     <w:p>
       <w:pPr>
@@ -21337,7 +21154,7 @@
 </file>
 
 <file path=word/footer1.xml><?xml version="1.0" encoding="utf-8"?>
-<w:ftr xmlns:wpc="http://schemas.microsoft.com/office/word/2010/wordprocessingCanvas" xmlns:cx="http://schemas.microsoft.com/office/drawing/2014/chartex" xmlns:cx1="http://schemas.microsoft.com/office/drawing/2015/9/8/chartex" xmlns:cx2="http://schemas.microsoft.com/office/drawing/2015/10/21/chartex" xmlns:cx3="http://schemas.microsoft.com/office/drawing/2016/5/9/chartex" xmlns:cx4="http://schemas.microsoft.com/office/drawing/2016/5/10/chartex" xmlns:cx5="http://schemas.microsoft.com/office/drawing/2016/5/11/chartex" xmlns:cx6="http://schemas.microsoft.com/office/drawing/2016/5/12/chartex" xmlns:cx7="http://schemas.microsoft.com/office/drawing/2016/5/13/chartex" xmlns:cx8="http://schemas.microsoft.com/office/drawing/2016/5/14/chartex" xmlns:mc="http://schemas.openxmlformats.org/markup-compatibility/2006" xmlns:aink="http://schemas.microsoft.com/office/drawing/2016/ink" xmlns:am3d="http://schemas.microsoft.com/office/drawing/2017/model3d" xmlns:o="urn:schemas-microsoft-com:office:office" xmlns:oel="http://schemas.microsoft.com/office/2019/extlst" xmlns:r="http://schemas.openxmlformats.org/officeDocument/2006/relationships" xmlns:m="http://schemas.openxmlformats.org/officeDocument/2006/math" xmlns:v="urn:schemas-microsoft-com:vml" xmlns:wp14="http://schemas.microsoft.com/office/word/2010/wordprocessingDrawing" xmlns:wp="http://schemas.openxmlformats.org/drawingml/2006/wordprocessingDrawing" xmlns:w10="urn:schemas-microsoft-com:office:word" xmlns:w="http://schemas.openxmlformats.org/wordprocessingml/2006/main" xmlns:w14="http://schemas.microsoft.com/office/word/2010/wordml" xmlns:w15="http://schemas.microsoft.com/office/word/2012/wordml" xmlns:w16cex="http://schemas.microsoft.com/office/word/2018/wordml/cex" xmlns:w16cid="http://schemas.microsoft.com/office/word/2016/wordml/cid" xmlns:w16="http://schemas.microsoft.com/office/word/2018/wordml" xmlns:w16sdtdh="http://schemas.microsoft.com/office/word/2020/wordml/sdtdatahash" xmlns:w16se="http://schemas.microsoft.com/office/word/2015/wordml/symex" xmlns:wpg="http://schemas.microsoft.com/office/word/2010/wordprocessingGroup" xmlns:wpi="http://schemas.microsoft.com/office/word/2010/wordprocessingInk" xmlns:wne="http://schemas.microsoft.com/office/word/2006/wordml" xmlns:wps="http://schemas.microsoft.com/office/word/2010/wordprocessingShape" mc:Ignorable="w14 w15 w16se w16cid w16 w16cex w16sdtdh wp14">
+<w:ftr xmlns:wpc="http://schemas.microsoft.com/office/word/2010/wordprocessingCanvas" xmlns:cx="http://schemas.microsoft.com/office/drawing/2014/chartex" xmlns:cx1="http://schemas.microsoft.com/office/drawing/2015/9/8/chartex" xmlns:cx2="http://schemas.microsoft.com/office/drawing/2015/10/21/chartex" xmlns:cx3="http://schemas.microsoft.com/office/drawing/2016/5/9/chartex" xmlns:cx4="http://schemas.microsoft.com/office/drawing/2016/5/10/chartex" xmlns:cx5="http://schemas.microsoft.com/office/drawing/2016/5/11/chartex" xmlns:cx6="http://schemas.microsoft.com/office/drawing/2016/5/12/chartex" xmlns:cx7="http://schemas.microsoft.com/office/drawing/2016/5/13/chartex" xmlns:cx8="http://schemas.microsoft.com/office/drawing/2016/5/14/chartex" xmlns:mc="http://schemas.openxmlformats.org/markup-compatibility/2006" xmlns:aink="http://schemas.microsoft.com/office/drawing/2016/ink" xmlns:am3d="http://schemas.microsoft.com/office/drawing/2017/model3d" xmlns:o="urn:schemas-microsoft-com:office:office" xmlns:oel="http://schemas.microsoft.com/office/2019/extlst" xmlns:r="http://schemas.openxmlformats.org/officeDocument/2006/relationships" xmlns:m="http://schemas.openxmlformats.org/officeDocument/2006/math" xmlns:v="urn:schemas-microsoft-com:vml" xmlns:wp14="http://schemas.microsoft.com/office/word/2010/wordprocessingDrawing" xmlns:wp="http://schemas.openxmlformats.org/drawingml/2006/wordprocessingDrawing" xmlns:w10="urn:schemas-microsoft-com:office:word" xmlns:w="http://schemas.openxmlformats.org/wordprocessingml/2006/main" xmlns:w14="http://schemas.microsoft.com/office/word/2010/wordml" xmlns:w15="http://schemas.microsoft.com/office/word/2012/wordml" xmlns:w16cex="http://schemas.microsoft.com/office/word/2018/wordml/cex" xmlns:w16cid="http://schemas.microsoft.com/office/word/2016/wordml/cid" xmlns:w16="http://schemas.microsoft.com/office/word/2018/wordml" xmlns:w16du="http://schemas.microsoft.com/office/word/2023/wordml/word16du" xmlns:w16sdtdh="http://schemas.microsoft.com/office/word/2020/wordml/sdtdatahash" xmlns:w16sdtfl="http://schemas.microsoft.com/office/word/2024/wordml/sdtformatlock" xmlns:w16se="http://schemas.microsoft.com/office/word/2015/wordml/symex" xmlns:wpg="http://schemas.microsoft.com/office/word/2010/wordprocessingGroup" xmlns:wpi="http://schemas.microsoft.com/office/word/2010/wordprocessingInk" xmlns:wne="http://schemas.microsoft.com/office/word/2006/wordml" xmlns:wps="http://schemas.microsoft.com/office/word/2010/wordprocessingShape" mc:Ignorable="w14 w15 w16se w16cid w16 w16cex w16sdtdh w16sdtfl w16du wp14">
   <w:sdt>
     <w:sdtPr>
       <w:id w:val="1471174885"/>
@@ -21382,7 +21199,7 @@
 </file>
 
 <file path=word/footnotes.xml><?xml version="1.0" encoding="utf-8"?>
-<w:footnotes xmlns:wpc="http://schemas.microsoft.com/office/word/2010/wordprocessingCanvas" xmlns:cx="http://schemas.microsoft.com/office/drawing/2014/chartex" xmlns:cx1="http://schemas.microsoft.com/office/drawing/2015/9/8/chartex" xmlns:cx2="http://schemas.microsoft.com/office/drawing/2015/10/21/chartex" xmlns:cx3="http://schemas.microsoft.com/office/drawing/2016/5/9/chartex" xmlns:cx4="http://schemas.microsoft.com/office/drawing/2016/5/10/chartex" xmlns:cx5="http://schemas.microsoft.com/office/drawing/2016/5/11/chartex" xmlns:cx6="http://schemas.microsoft.com/office/drawing/2016/5/12/chartex" xmlns:cx7="http://schemas.microsoft.com/office/drawing/2016/5/13/chartex" xmlns:cx8="http://schemas.microsoft.com/office/drawing/2016/5/14/chartex" xmlns:mc="http://schemas.openxmlformats.org/markup-compatibility/2006" xmlns:aink="http://schemas.microsoft.com/office/drawing/2016/ink" xmlns:am3d="http://schemas.microsoft.com/office/drawing/2017/model3d" xmlns:o="urn:schemas-microsoft-com:office:office" xmlns:oel="http://schemas.microsoft.com/office/2019/extlst" xmlns:r="http://schemas.openxmlformats.org/officeDocument/2006/relationships" xmlns:m="http://schemas.openxmlformats.org/officeDocument/2006/math" xmlns:v="urn:schemas-microsoft-com:vml" xmlns:wp14="http://schemas.microsoft.com/office/word/2010/wordprocessingDrawing" xmlns:wp="http://schemas.openxmlformats.org/drawingml/2006/wordprocessingDrawing" xmlns:w10="urn:schemas-microsoft-com:office:word" xmlns:w="http://schemas.openxmlformats.org/wordprocessingml/2006/main" xmlns:w14="http://schemas.microsoft.com/office/word/2010/wordml" xmlns:w15="http://schemas.microsoft.com/office/word/2012/wordml" xmlns:w16cex="http://schemas.microsoft.com/office/word/2018/wordml/cex" xmlns:w16cid="http://schemas.microsoft.com/office/word/2016/wordml/cid" xmlns:w16="http://schemas.microsoft.com/office/word/2018/wordml" xmlns:w16sdtdh="http://schemas.microsoft.com/office/word/2020/wordml/sdtdatahash" xmlns:w16se="http://schemas.microsoft.com/office/word/2015/wordml/symex" xmlns:wpg="http://schemas.microsoft.com/office/word/2010/wordprocessingGroup" xmlns:wpi="http://schemas.microsoft.com/office/word/2010/wordprocessingInk" xmlns:wne="http://schemas.microsoft.com/office/word/2006/wordml" xmlns:wps="http://schemas.microsoft.com/office/word/2010/wordprocessingShape" mc:Ignorable="w14 w15 w16se w16cid w16 w16cex w16sdtdh wp14">
+<w:footnotes xmlns:wpc="http://schemas.microsoft.com/office/word/2010/wordprocessingCanvas" xmlns:cx="http://schemas.microsoft.com/office/drawing/2014/chartex" xmlns:cx1="http://schemas.microsoft.com/office/drawing/2015/9/8/chartex" xmlns:cx2="http://schemas.microsoft.com/office/drawing/2015/10/21/chartex" xmlns:cx3="http://schemas.microsoft.com/office/drawing/2016/5/9/chartex" xmlns:cx4="http://schemas.microsoft.com/office/drawing/2016/5/10/chartex" xmlns:cx5="http://schemas.microsoft.com/office/drawing/2016/5/11/chartex" xmlns:cx6="http://schemas.microsoft.com/office/drawing/2016/5/12/chartex" xmlns:cx7="http://schemas.microsoft.com/office/drawing/2016/5/13/chartex" xmlns:cx8="http://schemas.microsoft.com/office/drawing/2016/5/14/chartex" xmlns:mc="http://schemas.openxmlformats.org/markup-compatibility/2006" xmlns:aink="http://schemas.microsoft.com/office/drawing/2016/ink" xmlns:am3d="http://schemas.microsoft.com/office/drawing/2017/model3d" xmlns:o="urn:schemas-microsoft-com:office:office" xmlns:oel="http://schemas.microsoft.com/office/2019/extlst" xmlns:r="http://schemas.openxmlformats.org/officeDocument/2006/relationships" xmlns:m="http://schemas.openxmlformats.org/officeDocument/2006/math" xmlns:v="urn:schemas-microsoft-com:vml" xmlns:wp14="http://schemas.microsoft.com/office/word/2010/wordprocessingDrawing" xmlns:wp="http://schemas.openxmlformats.org/drawingml/2006/wordprocessingDrawing" xmlns:w10="urn:schemas-microsoft-com:office:word" xmlns:w="http://schemas.openxmlformats.org/wordprocessingml/2006/main" xmlns:w14="http://schemas.microsoft.com/office/word/2010/wordml" xmlns:w15="http://schemas.microsoft.com/office/word/2012/wordml" xmlns:w16cex="http://schemas.microsoft.com/office/word/2018/wordml/cex" xmlns:w16cid="http://schemas.microsoft.com/office/word/2016/wordml/cid" xmlns:w16="http://schemas.microsoft.com/office/word/2018/wordml" xmlns:w16du="http://schemas.microsoft.com/office/word/2023/wordml/word16du" xmlns:w16sdtdh="http://schemas.microsoft.com/office/word/2020/wordml/sdtdatahash" xmlns:w16sdtfl="http://schemas.microsoft.com/office/word/2024/wordml/sdtformatlock" xmlns:w16se="http://schemas.microsoft.com/office/word/2015/wordml/symex" xmlns:wpg="http://schemas.microsoft.com/office/word/2010/wordprocessingGroup" xmlns:wpi="http://schemas.microsoft.com/office/word/2010/wordprocessingInk" xmlns:wne="http://schemas.microsoft.com/office/word/2006/wordml" xmlns:wps="http://schemas.microsoft.com/office/word/2010/wordprocessingShape" mc:Ignorable="w14 w15 w16se w16cid w16 w16cex w16sdtdh w16sdtfl w16du wp14">
   <w:footnote w:type="separator" w:id="-1">
     <w:p>
       <w:pPr>
@@ -21407,7 +21224,7 @@
 </file>
 
 <file path=word/numbering.xml><?xml version="1.0" encoding="utf-8"?>
-<w:numbering xmlns:wpc="http://schemas.microsoft.com/office/word/2010/wordprocessingCanvas" xmlns:cx="http://schemas.microsoft.com/office/drawing/2014/chartex" xmlns:cx1="http://schemas.microsoft.com/office/drawing/2015/9/8/chartex" xmlns:cx2="http://schemas.microsoft.com/office/drawing/2015/10/21/chartex" xmlns:cx3="http://schemas.microsoft.com/office/drawing/2016/5/9/chartex" xmlns:cx4="http://schemas.microsoft.com/office/drawing/2016/5/10/chartex" xmlns:cx5="http://schemas.microsoft.com/office/drawing/2016/5/11/chartex" xmlns:cx6="http://schemas.microsoft.com/office/drawing/2016/5/12/chartex" xmlns:cx7="http://schemas.microsoft.com/office/drawing/2016/5/13/chartex" xmlns:cx8="http://schemas.microsoft.com/office/drawing/2016/5/14/chartex" xmlns:mc="http://schemas.openxmlformats.org/markup-compatibility/2006" xmlns:aink="http://schemas.microsoft.com/office/drawing/2016/ink" xmlns:am3d="http://schemas.microsoft.com/office/drawing/2017/model3d" xmlns:o="urn:schemas-microsoft-com:office:office" xmlns:oel="http://schemas.microsoft.com/office/2019/extlst" xmlns:r="http://schemas.openxmlformats.org/officeDocument/2006/relationships" xmlns:m="http://schemas.openxmlformats.org/officeDocument/2006/math" xmlns:v="urn:schemas-microsoft-com:vml" xmlns:wp14="http://schemas.microsoft.com/office/word/2010/wordprocessingDrawing" xmlns:wp="http://schemas.openxmlformats.org/drawingml/2006/wordprocessingDrawing" xmlns:w10="urn:schemas-microsoft-com:office:word" xmlns:w="http://schemas.openxmlformats.org/wordprocessingml/2006/main" xmlns:w14="http://schemas.microsoft.com/office/word/2010/wordml" xmlns:w15="http://schemas.microsoft.com/office/word/2012/wordml" xmlns:w16cex="http://schemas.microsoft.com/office/word/2018/wordml/cex" xmlns:w16cid="http://schemas.microsoft.com/office/word/2016/wordml/cid" xmlns:w16="http://schemas.microsoft.com/office/word/2018/wordml" xmlns:w16sdtdh="http://schemas.microsoft.com/office/word/2020/wordml/sdtdatahash" xmlns:w16se="http://schemas.microsoft.com/office/word/2015/wordml/symex" xmlns:wpg="http://schemas.microsoft.com/office/word/2010/wordprocessingGroup" xmlns:wpi="http://schemas.microsoft.com/office/word/2010/wordprocessingInk" xmlns:wne="http://schemas.microsoft.com/office/word/2006/wordml" xmlns:wps="http://schemas.microsoft.com/office/word/2010/wordprocessingShape" mc:Ignorable="w14 w15 w16se w16cid w16 w16cex w16sdtdh wp14">
+<w:numbering xmlns:wpc="http://schemas.microsoft.com/office/word/2010/wordprocessingCanvas" xmlns:cx="http://schemas.microsoft.com/office/drawing/2014/chartex" xmlns:cx1="http://schemas.microsoft.com/office/drawing/2015/9/8/chartex" xmlns:cx2="http://schemas.microsoft.com/office/drawing/2015/10/21/chartex" xmlns:cx3="http://schemas.microsoft.com/office/drawing/2016/5/9/chartex" xmlns:cx4="http://schemas.microsoft.com/office/drawing/2016/5/10/chartex" xmlns:cx5="http://schemas.microsoft.com/office/drawing/2016/5/11/chartex" xmlns:cx6="http://schemas.microsoft.com/office/drawing/2016/5/12/chartex" xmlns:cx7="http://schemas.microsoft.com/office/drawing/2016/5/13/chartex" xmlns:cx8="http://schemas.microsoft.com/office/drawing/2016/5/14/chartex" xmlns:mc="http://schemas.openxmlformats.org/markup-compatibility/2006" xmlns:aink="http://schemas.microsoft.com/office/drawing/2016/ink" xmlns:am3d="http://schemas.microsoft.com/office/drawing/2017/model3d" xmlns:o="urn:schemas-microsoft-com:office:office" xmlns:oel="http://schemas.microsoft.com/office/2019/extlst" xmlns:r="http://schemas.openxmlformats.org/officeDocument/2006/relationships" xmlns:m="http://schemas.openxmlformats.org/officeDocument/2006/math" xmlns:v="urn:schemas-microsoft-com:vml" xmlns:wp14="http://schemas.microsoft.com/office/word/2010/wordprocessingDrawing" xmlns:wp="http://schemas.openxmlformats.org/drawingml/2006/wordprocessingDrawing" xmlns:w10="urn:schemas-microsoft-com:office:word" xmlns:w="http://schemas.openxmlformats.org/wordprocessingml/2006/main" xmlns:w14="http://schemas.microsoft.com/office/word/2010/wordml" xmlns:w15="http://schemas.microsoft.com/office/word/2012/wordml" xmlns:w16cex="http://schemas.microsoft.com/office/word/2018/wordml/cex" xmlns:w16cid="http://schemas.microsoft.com/office/word/2016/wordml/cid" xmlns:w16="http://schemas.microsoft.com/office/word/2018/wordml" xmlns:w16du="http://schemas.microsoft.com/office/word/2023/wordml/word16du" xmlns:w16sdtdh="http://schemas.microsoft.com/office/word/2020/wordml/sdtdatahash" xmlns:w16sdtfl="http://schemas.microsoft.com/office/word/2024/wordml/sdtformatlock" xmlns:w16se="http://schemas.microsoft.com/office/word/2015/wordml/symex" xmlns:wpg="http://schemas.microsoft.com/office/word/2010/wordprocessingGroup" xmlns:wpi="http://schemas.microsoft.com/office/word/2010/wordprocessingInk" xmlns:wne="http://schemas.microsoft.com/office/word/2006/wordml" xmlns:wps="http://schemas.microsoft.com/office/word/2010/wordprocessingShape" mc:Ignorable="w14 w15 w16se w16cid w16 w16cex w16sdtdh w16sdtfl w16du wp14">
   <w:abstractNum w:abstractNumId="0" w15:restartNumberingAfterBreak="0">
     <w:nsid w:val="05E96921"/>
     <w:multiLevelType w:val="hybridMultilevel"/>
@@ -23748,7 +23565,7 @@
 </file>
 
 <file path=word/styles.xml><?xml version="1.0" encoding="utf-8"?>
-<w:styles xmlns:mc="http://schemas.openxmlformats.org/markup-compatibility/2006" xmlns:r="http://schemas.openxmlformats.org/officeDocument/2006/relationships" xmlns:w="http://schemas.openxmlformats.org/wordprocessingml/2006/main" xmlns:w14="http://schemas.microsoft.com/office/word/2010/wordml" xmlns:w15="http://schemas.microsoft.com/office/word/2012/wordml" xmlns:w16cex="http://schemas.microsoft.com/office/word/2018/wordml/cex" xmlns:w16cid="http://schemas.microsoft.com/office/word/2016/wordml/cid" xmlns:w16="http://schemas.microsoft.com/office/word/2018/wordml" xmlns:w16sdtdh="http://schemas.microsoft.com/office/word/2020/wordml/sdtdatahash" xmlns:w16se="http://schemas.microsoft.com/office/word/2015/wordml/symex" mc:Ignorable="w14 w15 w16se w16cid w16 w16cex w16sdtdh">
+<w:styles xmlns:mc="http://schemas.openxmlformats.org/markup-compatibility/2006" xmlns:r="http://schemas.openxmlformats.org/officeDocument/2006/relationships" xmlns:w="http://schemas.openxmlformats.org/wordprocessingml/2006/main" xmlns:w14="http://schemas.microsoft.com/office/word/2010/wordml" xmlns:w15="http://schemas.microsoft.com/office/word/2012/wordml" xmlns:w16cex="http://schemas.microsoft.com/office/word/2018/wordml/cex" xmlns:w16cid="http://schemas.microsoft.com/office/word/2016/wordml/cid" xmlns:w16="http://schemas.microsoft.com/office/word/2018/wordml" xmlns:w16du="http://schemas.microsoft.com/office/word/2023/wordml/word16du" xmlns:w16sdtdh="http://schemas.microsoft.com/office/word/2020/wordml/sdtdatahash" xmlns:w16sdtfl="http://schemas.microsoft.com/office/word/2024/wordml/sdtformatlock" xmlns:w16se="http://schemas.microsoft.com/office/word/2015/wordml/symex" mc:Ignorable="w14 w15 w16se w16cid w16 w16cex w16sdtdh w16sdtfl w16du">
   <w:docDefaults>
     <w:rPrDefault>
       <w:rPr>

--- a/넷겜플기획서2.docx
+++ b/넷겜플기획서2.docx
@@ -568,21 +568,7 @@
             <w:rPr>
               <w:rFonts w:hint="eastAsia"/>
             </w:rPr>
-            <w:t xml:space="preserve">3) </w:t>
-          </w:r>
-          <w:proofErr w:type="spellStart"/>
-          <w:r>
-            <w:rPr>
-              <w:rFonts w:hint="eastAsia"/>
-            </w:rPr>
-            <w:t>인게임</w:t>
-          </w:r>
-          <w:proofErr w:type="spellEnd"/>
-          <w:r>
-            <w:rPr>
-              <w:rFonts w:hint="eastAsia"/>
-            </w:rPr>
-            <w:t xml:space="preserve"> 흐름도</w:t>
+            <w:t>3) 인게임 흐름도</w:t>
           </w:r>
           <w:r>
             <w:ptab w:relativeTo="margin" w:alignment="right" w:leader="dot"/>
@@ -1207,25 +1193,7 @@
           <w:sz w:val="20"/>
           <w:szCs w:val="20"/>
         </w:rPr>
-        <w:t xml:space="preserve">기본 </w:t>
-      </w:r>
-      <w:proofErr w:type="gramStart"/>
-      <w:r>
-        <w:rPr>
-          <w:rFonts w:hint="eastAsia"/>
-          <w:sz w:val="20"/>
-          <w:szCs w:val="20"/>
-        </w:rPr>
-        <w:t>흐름 :</w:t>
-      </w:r>
-      <w:proofErr w:type="gramEnd"/>
-      <w:r>
-        <w:rPr>
-          <w:rFonts w:hint="eastAsia"/>
-          <w:sz w:val="20"/>
-          <w:szCs w:val="20"/>
-        </w:rPr>
-        <w:t xml:space="preserve"> </w:t>
+        <w:t xml:space="preserve">기본 흐름 : </w:t>
       </w:r>
       <w:r>
         <w:rPr>
@@ -1470,23 +1438,13 @@
           <w:szCs w:val="20"/>
         </w:rPr>
       </w:pPr>
-      <w:proofErr w:type="spellStart"/>
       <w:r>
         <w:rPr>
           <w:rFonts w:hint="eastAsia"/>
           <w:sz w:val="20"/>
           <w:szCs w:val="20"/>
         </w:rPr>
-        <w:t>인게임</w:t>
-      </w:r>
-      <w:proofErr w:type="spellEnd"/>
-      <w:r>
-        <w:rPr>
-          <w:rFonts w:hint="eastAsia"/>
-          <w:sz w:val="20"/>
-          <w:szCs w:val="20"/>
-        </w:rPr>
-        <w:t xml:space="preserve"> 화면</w:t>
+        <w:t>인게임 화면</w:t>
       </w:r>
     </w:p>
     <w:p>
@@ -1613,23 +1571,13 @@
         </w:rPr>
         <w:t xml:space="preserve">좌/우 </w:t>
       </w:r>
-      <w:proofErr w:type="gramStart"/>
       <w:r>
         <w:rPr>
           <w:rFonts w:hint="eastAsia"/>
           <w:sz w:val="20"/>
           <w:szCs w:val="20"/>
         </w:rPr>
-        <w:t>방향키 :</w:t>
-      </w:r>
-      <w:proofErr w:type="gramEnd"/>
-      <w:r>
-        <w:rPr>
-          <w:rFonts w:hint="eastAsia"/>
-          <w:sz w:val="20"/>
-          <w:szCs w:val="20"/>
-        </w:rPr>
-        <w:t xml:space="preserve"> 맵 선택</w:t>
+        <w:t>방향키 : 맵 선택</w:t>
       </w:r>
     </w:p>
     <w:p>
@@ -1644,23 +1592,13 @@
           <w:szCs w:val="20"/>
         </w:rPr>
       </w:pPr>
-      <w:proofErr w:type="gramStart"/>
       <w:r>
         <w:rPr>
           <w:rFonts w:hint="eastAsia"/>
           <w:sz w:val="20"/>
           <w:szCs w:val="20"/>
         </w:rPr>
-        <w:t>Enter :</w:t>
-      </w:r>
-      <w:proofErr w:type="gramEnd"/>
-      <w:r>
-        <w:rPr>
-          <w:rFonts w:hint="eastAsia"/>
-          <w:sz w:val="20"/>
-          <w:szCs w:val="20"/>
-        </w:rPr>
-        <w:t xml:space="preserve"> 맵 선택 확정</w:t>
+        <w:t>Enter : 맵 선택 확정</w:t>
       </w:r>
     </w:p>
     <w:p>
@@ -1701,23 +1639,13 @@
         </w:rPr>
         <w:t xml:space="preserve">상/하 </w:t>
       </w:r>
-      <w:proofErr w:type="gramStart"/>
       <w:r>
         <w:rPr>
           <w:rFonts w:hint="eastAsia"/>
           <w:sz w:val="20"/>
           <w:szCs w:val="20"/>
         </w:rPr>
-        <w:t>방향키 :</w:t>
-      </w:r>
-      <w:proofErr w:type="gramEnd"/>
-      <w:r>
-        <w:rPr>
-          <w:rFonts w:hint="eastAsia"/>
-          <w:sz w:val="20"/>
-          <w:szCs w:val="20"/>
-        </w:rPr>
-        <w:t xml:space="preserve"> 카트 전진 및 후진</w:t>
+        <w:t>방향키 : 카트 전진 및 후진</w:t>
       </w:r>
     </w:p>
     <w:p>
@@ -1740,23 +1668,13 @@
         </w:rPr>
         <w:t xml:space="preserve">좌/우 </w:t>
       </w:r>
-      <w:proofErr w:type="gramStart"/>
       <w:r>
         <w:rPr>
           <w:rFonts w:hint="eastAsia"/>
           <w:sz w:val="20"/>
           <w:szCs w:val="20"/>
         </w:rPr>
-        <w:t>방향키 :</w:t>
-      </w:r>
-      <w:proofErr w:type="gramEnd"/>
-      <w:r>
-        <w:rPr>
-          <w:rFonts w:hint="eastAsia"/>
-          <w:sz w:val="20"/>
-          <w:szCs w:val="20"/>
-        </w:rPr>
-        <w:t xml:space="preserve"> 카트 회전</w:t>
+        <w:t>방향키 : 카트 회전</w:t>
       </w:r>
     </w:p>
     <w:p>
@@ -1771,41 +1689,13 @@
           <w:szCs w:val="20"/>
         </w:rPr>
       </w:pPr>
-      <w:proofErr w:type="gramStart"/>
       <w:r>
         <w:rPr>
           <w:rFonts w:hint="eastAsia"/>
           <w:sz w:val="20"/>
           <w:szCs w:val="20"/>
         </w:rPr>
-        <w:t>Ctrl :</w:t>
-      </w:r>
-      <w:proofErr w:type="gramEnd"/>
-      <w:r>
-        <w:rPr>
-          <w:rFonts w:hint="eastAsia"/>
-          <w:sz w:val="20"/>
-          <w:szCs w:val="20"/>
-        </w:rPr>
-        <w:t xml:space="preserve"> </w:t>
-      </w:r>
-      <w:proofErr w:type="spellStart"/>
-      <w:r>
-        <w:rPr>
-          <w:rFonts w:hint="eastAsia"/>
-          <w:sz w:val="20"/>
-          <w:szCs w:val="20"/>
-        </w:rPr>
-        <w:t>부스트</w:t>
-      </w:r>
-      <w:proofErr w:type="spellEnd"/>
-      <w:r>
-        <w:rPr>
-          <w:rFonts w:hint="eastAsia"/>
-          <w:sz w:val="20"/>
-          <w:szCs w:val="20"/>
-        </w:rPr>
-        <w:t xml:space="preserve"> </w:t>
+        <w:t xml:space="preserve">Ctrl : 부스트 </w:t>
       </w:r>
     </w:p>
     <w:p>
@@ -1820,23 +1710,13 @@
           <w:szCs w:val="20"/>
         </w:rPr>
       </w:pPr>
-      <w:proofErr w:type="gramStart"/>
       <w:r>
         <w:rPr>
           <w:rFonts w:hint="eastAsia"/>
           <w:sz w:val="20"/>
           <w:szCs w:val="20"/>
         </w:rPr>
-        <w:t>Esc :</w:t>
-      </w:r>
-      <w:proofErr w:type="gramEnd"/>
-      <w:r>
-        <w:rPr>
-          <w:rFonts w:hint="eastAsia"/>
-          <w:sz w:val="20"/>
-          <w:szCs w:val="20"/>
-        </w:rPr>
-        <w:t xml:space="preserve"> 일시정지(다시 시작, 맵 선택 화면(마우스로 클릭))</w:t>
+        <w:t>Esc : 일시정지(다시 시작, 맵 선택 화면(마우스로 클릭))</w:t>
       </w:r>
     </w:p>
     <w:p>
@@ -1851,23 +1731,13 @@
           <w:szCs w:val="20"/>
         </w:rPr>
       </w:pPr>
-      <w:proofErr w:type="gramStart"/>
       <w:r>
         <w:rPr>
           <w:rFonts w:hint="eastAsia"/>
           <w:sz w:val="20"/>
           <w:szCs w:val="20"/>
         </w:rPr>
-        <w:t>p :</w:t>
-      </w:r>
-      <w:proofErr w:type="gramEnd"/>
-      <w:r>
-        <w:rPr>
-          <w:rFonts w:hint="eastAsia"/>
-          <w:sz w:val="20"/>
-          <w:szCs w:val="20"/>
-        </w:rPr>
-        <w:t xml:space="preserve"> 맵 선택 모드로 이동</w:t>
+        <w:t>p : 맵 선택 모드로 이동</w:t>
       </w:r>
     </w:p>
     <w:p>
@@ -1888,25 +1758,7 @@
           <w:sz w:val="20"/>
           <w:szCs w:val="20"/>
         </w:rPr>
-        <w:t xml:space="preserve">b: </w:t>
-      </w:r>
-      <w:proofErr w:type="spellStart"/>
-      <w:r>
-        <w:rPr>
-          <w:rFonts w:hint="eastAsia"/>
-          <w:sz w:val="20"/>
-          <w:szCs w:val="20"/>
-        </w:rPr>
-        <w:t>바운딩박스</w:t>
-      </w:r>
-      <w:proofErr w:type="spellEnd"/>
-      <w:r>
-        <w:rPr>
-          <w:rFonts w:hint="eastAsia"/>
-          <w:sz w:val="20"/>
-          <w:szCs w:val="20"/>
-        </w:rPr>
-        <w:t xml:space="preserve"> 켜기/끄기</w:t>
+        <w:t>b: 바운딩박스 켜기/끄기</w:t>
       </w:r>
     </w:p>
     <w:p>
@@ -1963,25 +1815,7 @@
           <w:sz w:val="20"/>
           <w:szCs w:val="20"/>
         </w:rPr>
-        <w:t xml:space="preserve">필드 </w:t>
-      </w:r>
-      <w:proofErr w:type="gramStart"/>
-      <w:r>
-        <w:rPr>
-          <w:rFonts w:hint="eastAsia"/>
-          <w:sz w:val="20"/>
-          <w:szCs w:val="20"/>
-        </w:rPr>
-        <w:t>맵 :</w:t>
-      </w:r>
-      <w:proofErr w:type="gramEnd"/>
-      <w:r>
-        <w:rPr>
-          <w:rFonts w:hint="eastAsia"/>
-          <w:sz w:val="20"/>
-          <w:szCs w:val="20"/>
-        </w:rPr>
-        <w:t xml:space="preserve"> 일자형 직선 주행 코스</w:t>
+        <w:t>필드 맵 : 일자형 직선 주행 코스</w:t>
       </w:r>
     </w:p>
     <w:p>
@@ -1999,25 +1833,7 @@
           <w:sz w:val="20"/>
           <w:szCs w:val="20"/>
         </w:rPr>
-        <w:t xml:space="preserve">사각형 </w:t>
-      </w:r>
-      <w:proofErr w:type="gramStart"/>
-      <w:r>
-        <w:rPr>
-          <w:rFonts w:hint="eastAsia"/>
-          <w:sz w:val="20"/>
-          <w:szCs w:val="20"/>
-        </w:rPr>
-        <w:t>맵 :</w:t>
-      </w:r>
-      <w:proofErr w:type="gramEnd"/>
-      <w:r>
-        <w:rPr>
-          <w:rFonts w:hint="eastAsia"/>
-          <w:sz w:val="20"/>
-          <w:szCs w:val="20"/>
-        </w:rPr>
-        <w:t xml:space="preserve"> 네 모서리를 도는 사각형 구조의 주행 코스</w:t>
+        <w:t>사각형 맵 : 네 모서리를 도는 사각형 구조의 주행 코스</w:t>
       </w:r>
     </w:p>
     <w:p>
@@ -2148,18 +1964,8 @@
           <w:sz w:val="20"/>
           <w:szCs w:val="20"/>
         </w:rPr>
-        <w:t>Kart-</w:t>
-      </w:r>
-      <w:proofErr w:type="spellStart"/>
-      <w:r>
-        <w:rPr>
-          <w:rFonts w:hint="eastAsia"/>
-          <w:sz w:val="20"/>
-          <w:szCs w:val="20"/>
-        </w:rPr>
-        <w:t>KartRider</w:t>
-      </w:r>
-      <w:proofErr w:type="spellEnd"/>
+        <w:t>Kart-KartRider</w:t>
+      </w:r>
       <w:r>
         <w:rPr>
           <w:sz w:val="20"/>
@@ -2596,7 +2402,6 @@
         <w:lastRenderedPageBreak/>
         <w:t xml:space="preserve">3) </w:t>
       </w:r>
-      <w:proofErr w:type="spellStart"/>
       <w:r>
         <w:rPr>
           <w:rFonts w:hint="eastAsia"/>
@@ -2605,18 +2410,7 @@
           <w:sz w:val="20"/>
           <w:szCs w:val="20"/>
         </w:rPr>
-        <w:t>인게임</w:t>
-      </w:r>
-      <w:proofErr w:type="spellEnd"/>
-      <w:r>
-        <w:rPr>
-          <w:rFonts w:hint="eastAsia"/>
-          <w:b/>
-          <w:bCs/>
-          <w:sz w:val="20"/>
-          <w:szCs w:val="20"/>
-        </w:rPr>
-        <w:t xml:space="preserve"> 흐름도</w:t>
+        <w:t>인게임 흐름도</w:t>
       </w:r>
     </w:p>
     <w:p>
@@ -2895,25 +2689,7 @@
           <w:sz w:val="20"/>
           <w:szCs w:val="20"/>
         </w:rPr>
-        <w:t>NAME_</w:t>
-      </w:r>
-      <w:proofErr w:type="gramStart"/>
-      <w:r>
-        <w:rPr>
-          <w:rFonts w:asciiTheme="majorEastAsia" w:eastAsiaTheme="majorEastAsia" w:hAnsiTheme="majorEastAsia" w:hint="eastAsia"/>
-          <w:sz w:val="20"/>
-          <w:szCs w:val="20"/>
-        </w:rPr>
-        <w:t>SIZE :</w:t>
-      </w:r>
-      <w:proofErr w:type="gramEnd"/>
-      <w:r>
-        <w:rPr>
-          <w:rFonts w:asciiTheme="majorEastAsia" w:eastAsiaTheme="majorEastAsia" w:hAnsiTheme="majorEastAsia" w:hint="eastAsia"/>
-          <w:sz w:val="20"/>
-          <w:szCs w:val="20"/>
-        </w:rPr>
-        <w:t xml:space="preserve"> 로그인 시 이름 길이</w:t>
+        <w:t>NAME_SIZE : 로그인 시 이름 길이</w:t>
       </w:r>
     </w:p>
     <w:p>
@@ -2939,25 +2715,7 @@
           <w:sz w:val="20"/>
           <w:szCs w:val="20"/>
         </w:rPr>
-        <w:t>BUF_</w:t>
-      </w:r>
-      <w:proofErr w:type="gramStart"/>
-      <w:r>
-        <w:rPr>
-          <w:rFonts w:asciiTheme="majorEastAsia" w:eastAsiaTheme="majorEastAsia" w:hAnsiTheme="majorEastAsia" w:hint="eastAsia"/>
-          <w:sz w:val="20"/>
-          <w:szCs w:val="20"/>
-        </w:rPr>
-        <w:t>SIZE :</w:t>
-      </w:r>
-      <w:proofErr w:type="gramEnd"/>
-      <w:r>
-        <w:rPr>
-          <w:rFonts w:asciiTheme="majorEastAsia" w:eastAsiaTheme="majorEastAsia" w:hAnsiTheme="majorEastAsia" w:hint="eastAsia"/>
-          <w:sz w:val="20"/>
-          <w:szCs w:val="20"/>
-        </w:rPr>
-        <w:t xml:space="preserve"> 패킷을 받을 배열의 길이</w:t>
+        <w:t>BUF_SIZE : 패킷을 받을 배열의 길이</w:t>
       </w:r>
     </w:p>
     <w:p>
@@ -2983,25 +2741,7 @@
           <w:sz w:val="20"/>
           <w:szCs w:val="20"/>
         </w:rPr>
-        <w:t>SERVER_</w:t>
-      </w:r>
-      <w:proofErr w:type="gramStart"/>
-      <w:r>
-        <w:rPr>
-          <w:rFonts w:asciiTheme="majorEastAsia" w:eastAsiaTheme="majorEastAsia" w:hAnsiTheme="majorEastAsia" w:hint="eastAsia"/>
-          <w:sz w:val="20"/>
-          <w:szCs w:val="20"/>
-        </w:rPr>
-        <w:t>PORT :</w:t>
-      </w:r>
-      <w:proofErr w:type="gramEnd"/>
-      <w:r>
-        <w:rPr>
-          <w:rFonts w:asciiTheme="majorEastAsia" w:eastAsiaTheme="majorEastAsia" w:hAnsiTheme="majorEastAsia" w:hint="eastAsia"/>
-          <w:sz w:val="20"/>
-          <w:szCs w:val="20"/>
-        </w:rPr>
-        <w:t xml:space="preserve"> 서버의 포트 번호</w:t>
+        <w:t>SERVER_PORT : 서버의 포트 번호</w:t>
       </w:r>
     </w:p>
     <w:p>
@@ -3027,33 +2767,15 @@
           <w:sz w:val="20"/>
           <w:szCs w:val="20"/>
         </w:rPr>
-        <w:t>TIME_PER_</w:t>
-      </w:r>
-      <w:proofErr w:type="gramStart"/>
+        <w:t>TIME_PER_ACTION</w:t>
+      </w:r>
       <w:r>
         <w:rPr>
           <w:rFonts w:asciiTheme="majorEastAsia" w:eastAsiaTheme="majorEastAsia" w:hAnsiTheme="majorEastAsia" w:hint="eastAsia"/>
           <w:sz w:val="20"/>
           <w:szCs w:val="20"/>
         </w:rPr>
-        <w:t>ACTION</w:t>
-      </w:r>
-      <w:r>
-        <w:rPr>
-          <w:rFonts w:asciiTheme="majorEastAsia" w:eastAsiaTheme="majorEastAsia" w:hAnsiTheme="majorEastAsia" w:hint="eastAsia"/>
-          <w:sz w:val="20"/>
-          <w:szCs w:val="20"/>
-        </w:rPr>
-        <w:t xml:space="preserve"> :</w:t>
-      </w:r>
-      <w:proofErr w:type="gramEnd"/>
-      <w:r>
-        <w:rPr>
-          <w:rFonts w:asciiTheme="majorEastAsia" w:eastAsiaTheme="majorEastAsia" w:hAnsiTheme="majorEastAsia" w:hint="eastAsia"/>
-          <w:sz w:val="20"/>
-          <w:szCs w:val="20"/>
-        </w:rPr>
-        <w:t xml:space="preserve"> 프레임</w:t>
+        <w:t xml:space="preserve"> : 프레임</w:t>
       </w:r>
     </w:p>
     <w:p>
@@ -3105,33 +2827,15 @@
           <w:sz w:val="20"/>
           <w:szCs w:val="20"/>
         </w:rPr>
-        <w:t>PLAYER_</w:t>
-      </w:r>
-      <w:proofErr w:type="gramStart"/>
+        <w:t>PLAYER_SPEED</w:t>
+      </w:r>
       <w:r>
         <w:rPr>
           <w:rFonts w:asciiTheme="majorEastAsia" w:eastAsiaTheme="majorEastAsia" w:hAnsiTheme="majorEastAsia" w:hint="eastAsia"/>
           <w:sz w:val="20"/>
           <w:szCs w:val="20"/>
         </w:rPr>
-        <w:t>SPEED</w:t>
-      </w:r>
-      <w:r>
-        <w:rPr>
-          <w:rFonts w:asciiTheme="majorEastAsia" w:eastAsiaTheme="majorEastAsia" w:hAnsiTheme="majorEastAsia" w:hint="eastAsia"/>
-          <w:sz w:val="20"/>
-          <w:szCs w:val="20"/>
-        </w:rPr>
-        <w:t xml:space="preserve"> :</w:t>
-      </w:r>
-      <w:proofErr w:type="gramEnd"/>
-      <w:r>
-        <w:rPr>
-          <w:rFonts w:asciiTheme="majorEastAsia" w:eastAsiaTheme="majorEastAsia" w:hAnsiTheme="majorEastAsia" w:hint="eastAsia"/>
-          <w:sz w:val="20"/>
-          <w:szCs w:val="20"/>
-        </w:rPr>
-        <w:t xml:space="preserve"> 기본 </w:t>
+        <w:t xml:space="preserve"> : 기본 </w:t>
       </w:r>
       <w:r>
         <w:rPr>
@@ -3173,33 +2877,15 @@
           <w:sz w:val="20"/>
           <w:szCs w:val="20"/>
         </w:rPr>
-        <w:t>BOOSTER_</w:t>
-      </w:r>
-      <w:proofErr w:type="gramStart"/>
+        <w:t>BOOSTER_SPEED</w:t>
+      </w:r>
       <w:r>
         <w:rPr>
           <w:rFonts w:asciiTheme="majorEastAsia" w:eastAsiaTheme="majorEastAsia" w:hAnsiTheme="majorEastAsia" w:hint="eastAsia"/>
           <w:sz w:val="20"/>
           <w:szCs w:val="20"/>
         </w:rPr>
-        <w:t>SPEED</w:t>
-      </w:r>
-      <w:r>
-        <w:rPr>
-          <w:rFonts w:asciiTheme="majorEastAsia" w:eastAsiaTheme="majorEastAsia" w:hAnsiTheme="majorEastAsia" w:hint="eastAsia"/>
-          <w:sz w:val="20"/>
-          <w:szCs w:val="20"/>
-        </w:rPr>
-        <w:t xml:space="preserve"> :</w:t>
-      </w:r>
-      <w:proofErr w:type="gramEnd"/>
-      <w:r>
-        <w:rPr>
-          <w:rFonts w:asciiTheme="majorEastAsia" w:eastAsiaTheme="majorEastAsia" w:hAnsiTheme="majorEastAsia" w:hint="eastAsia"/>
-          <w:sz w:val="20"/>
-          <w:szCs w:val="20"/>
-        </w:rPr>
-        <w:t xml:space="preserve"> 부스터 사용 시의 속도</w:t>
+        <w:t xml:space="preserve"> : 부스터 사용 시의 속도</w:t>
       </w:r>
     </w:p>
     <w:p>
@@ -3225,25 +2911,7 @@
           <w:sz w:val="20"/>
           <w:szCs w:val="20"/>
         </w:rPr>
-        <w:t>WINDOW_</w:t>
-      </w:r>
-      <w:proofErr w:type="gramStart"/>
-      <w:r>
-        <w:rPr>
-          <w:rFonts w:asciiTheme="majorEastAsia" w:eastAsiaTheme="majorEastAsia" w:hAnsiTheme="majorEastAsia" w:hint="eastAsia"/>
-          <w:sz w:val="20"/>
-          <w:szCs w:val="20"/>
-        </w:rPr>
-        <w:t>WIDTH :</w:t>
-      </w:r>
-      <w:proofErr w:type="gramEnd"/>
-      <w:r>
-        <w:rPr>
-          <w:rFonts w:asciiTheme="majorEastAsia" w:eastAsiaTheme="majorEastAsia" w:hAnsiTheme="majorEastAsia" w:hint="eastAsia"/>
-          <w:sz w:val="20"/>
-          <w:szCs w:val="20"/>
-        </w:rPr>
-        <w:t xml:space="preserve"> 윈도우 창의 가로 길이</w:t>
+        <w:t>WINDOW_WIDTH : 윈도우 창의 가로 길이</w:t>
       </w:r>
     </w:p>
     <w:p>
@@ -3265,25 +2933,7 @@
           <w:sz w:val="20"/>
           <w:szCs w:val="20"/>
         </w:rPr>
-        <w:t>WINDOW_</w:t>
-      </w:r>
-      <w:proofErr w:type="gramStart"/>
-      <w:r>
-        <w:rPr>
-          <w:rFonts w:asciiTheme="majorEastAsia" w:eastAsiaTheme="majorEastAsia" w:hAnsiTheme="majorEastAsia"/>
-          <w:sz w:val="20"/>
-          <w:szCs w:val="20"/>
-        </w:rPr>
-        <w:t>WIDTH :</w:t>
-      </w:r>
-      <w:proofErr w:type="gramEnd"/>
-      <w:r>
-        <w:rPr>
-          <w:rFonts w:asciiTheme="majorEastAsia" w:eastAsiaTheme="majorEastAsia" w:hAnsiTheme="majorEastAsia"/>
-          <w:sz w:val="20"/>
-          <w:szCs w:val="20"/>
-        </w:rPr>
-        <w:t xml:space="preserve"> 윈도우 창의 가로 길이</w:t>
+        <w:t>WINDOW_WIDTH : 윈도우 창의 가로 길이</w:t>
       </w:r>
     </w:p>
     <w:p>
@@ -3309,25 +2959,7 @@
           <w:sz w:val="20"/>
           <w:szCs w:val="20"/>
         </w:rPr>
-        <w:t>MAX_</w:t>
-      </w:r>
-      <w:proofErr w:type="gramStart"/>
-      <w:r>
-        <w:rPr>
-          <w:rFonts w:asciiTheme="majorEastAsia" w:eastAsiaTheme="majorEastAsia" w:hAnsiTheme="majorEastAsia" w:hint="eastAsia"/>
-          <w:sz w:val="20"/>
-          <w:szCs w:val="20"/>
-        </w:rPr>
-        <w:t>USER :</w:t>
-      </w:r>
-      <w:proofErr w:type="gramEnd"/>
-      <w:r>
-        <w:rPr>
-          <w:rFonts w:asciiTheme="majorEastAsia" w:eastAsiaTheme="majorEastAsia" w:hAnsiTheme="majorEastAsia" w:hint="eastAsia"/>
-          <w:sz w:val="20"/>
-          <w:szCs w:val="20"/>
-        </w:rPr>
-        <w:t xml:space="preserve"> 최대 플레이어 수</w:t>
+        <w:t>MAX_USER : 최대 플레이어 수</w:t>
       </w:r>
     </w:p>
     <w:p>
@@ -3342,23 +2974,13 @@
           <w:szCs w:val="20"/>
         </w:rPr>
       </w:pPr>
-      <w:proofErr w:type="spellStart"/>
       <w:r>
         <w:rPr>
           <w:rFonts w:asciiTheme="majorEastAsia" w:eastAsiaTheme="majorEastAsia" w:hAnsiTheme="majorEastAsia" w:hint="eastAsia"/>
           <w:sz w:val="20"/>
           <w:szCs w:val="20"/>
         </w:rPr>
-        <w:t>constexpr</w:t>
-      </w:r>
-      <w:proofErr w:type="spellEnd"/>
-      <w:r>
-        <w:rPr>
-          <w:rFonts w:asciiTheme="majorEastAsia" w:eastAsiaTheme="majorEastAsia" w:hAnsiTheme="majorEastAsia" w:hint="eastAsia"/>
-          <w:sz w:val="20"/>
-          <w:szCs w:val="20"/>
-        </w:rPr>
-        <w:t xml:space="preserve"> char</w:t>
+        <w:t>constexpr char</w:t>
       </w:r>
     </w:p>
     <w:p>
@@ -3378,23 +3000,13 @@
           <w:szCs w:val="20"/>
         </w:rPr>
       </w:pPr>
-      <w:proofErr w:type="gramStart"/>
       <w:r>
         <w:rPr>
           <w:rFonts w:asciiTheme="majorEastAsia" w:eastAsiaTheme="majorEastAsia" w:hAnsiTheme="majorEastAsia" w:hint="eastAsia"/>
           <w:sz w:val="20"/>
           <w:szCs w:val="20"/>
         </w:rPr>
-        <w:t>CS :</w:t>
-      </w:r>
-      <w:proofErr w:type="gramEnd"/>
-      <w:r>
-        <w:rPr>
-          <w:rFonts w:asciiTheme="majorEastAsia" w:eastAsiaTheme="majorEastAsia" w:hAnsiTheme="majorEastAsia" w:hint="eastAsia"/>
-          <w:sz w:val="20"/>
-          <w:szCs w:val="20"/>
-        </w:rPr>
-        <w:t xml:space="preserve"> Client To Server 패킷</w:t>
+        <w:t>CS : Client To Server 패킷</w:t>
       </w:r>
     </w:p>
     <w:p>
@@ -3414,23 +3026,13 @@
           <w:szCs w:val="20"/>
         </w:rPr>
       </w:pPr>
-      <w:proofErr w:type="gramStart"/>
       <w:r>
         <w:rPr>
           <w:rFonts w:asciiTheme="majorEastAsia" w:eastAsiaTheme="majorEastAsia" w:hAnsiTheme="majorEastAsia" w:hint="eastAsia"/>
           <w:sz w:val="20"/>
           <w:szCs w:val="20"/>
         </w:rPr>
-        <w:t>SC :</w:t>
-      </w:r>
-      <w:proofErr w:type="gramEnd"/>
-      <w:r>
-        <w:rPr>
-          <w:rFonts w:asciiTheme="majorEastAsia" w:eastAsiaTheme="majorEastAsia" w:hAnsiTheme="majorEastAsia" w:hint="eastAsia"/>
-          <w:sz w:val="20"/>
-          <w:szCs w:val="20"/>
-        </w:rPr>
-        <w:t xml:space="preserve"> Server To Client 패킷</w:t>
+        <w:t>SC : Server To Client 패킷</w:t>
       </w:r>
     </w:p>
     <w:p>
@@ -3445,7 +3047,6 @@
           <w:szCs w:val="20"/>
         </w:rPr>
       </w:pPr>
-      <w:proofErr w:type="spellStart"/>
       <w:r>
         <w:rPr>
           <w:rFonts w:asciiTheme="majorEastAsia" w:eastAsiaTheme="majorEastAsia" w:hAnsiTheme="majorEastAsia" w:hint="eastAsia"/>
@@ -3454,7 +3055,6 @@
         </w:rPr>
         <w:t>enum</w:t>
       </w:r>
-      <w:proofErr w:type="spellEnd"/>
     </w:p>
     <w:p>
       <w:pPr>
@@ -3479,43 +3079,7 @@
           <w:sz w:val="20"/>
           <w:szCs w:val="20"/>
         </w:rPr>
-        <w:t>MAP_</w:t>
-      </w:r>
-      <w:proofErr w:type="gramStart"/>
-      <w:r>
-        <w:rPr>
-          <w:rFonts w:asciiTheme="majorEastAsia" w:eastAsiaTheme="majorEastAsia" w:hAnsiTheme="majorEastAsia" w:hint="eastAsia"/>
-          <w:sz w:val="20"/>
-          <w:szCs w:val="20"/>
-        </w:rPr>
-        <w:t>TYPE :</w:t>
-      </w:r>
-      <w:proofErr w:type="gramEnd"/>
-      <w:r>
-        <w:rPr>
-          <w:rFonts w:asciiTheme="majorEastAsia" w:eastAsiaTheme="majorEastAsia" w:hAnsiTheme="majorEastAsia" w:hint="eastAsia"/>
-          <w:sz w:val="20"/>
-          <w:szCs w:val="20"/>
-        </w:rPr>
-        <w:t xml:space="preserve"> </w:t>
-      </w:r>
-      <w:proofErr w:type="spellStart"/>
-      <w:r>
-        <w:rPr>
-          <w:rFonts w:asciiTheme="majorEastAsia" w:eastAsiaTheme="majorEastAsia" w:hAnsiTheme="majorEastAsia" w:hint="eastAsia"/>
-          <w:sz w:val="20"/>
-          <w:szCs w:val="20"/>
-        </w:rPr>
-        <w:t>맵의</w:t>
-      </w:r>
-      <w:proofErr w:type="spellEnd"/>
-      <w:r>
-        <w:rPr>
-          <w:rFonts w:asciiTheme="majorEastAsia" w:eastAsiaTheme="majorEastAsia" w:hAnsiTheme="majorEastAsia" w:hint="eastAsia"/>
-          <w:sz w:val="20"/>
-          <w:szCs w:val="20"/>
-        </w:rPr>
-        <w:t xml:space="preserve"> 종류</w:t>
+        <w:t>MAP_TYPE : 맵의 종류</w:t>
       </w:r>
     </w:p>
     <w:p>
@@ -3541,18 +3105,8 @@
           <w:sz w:val="20"/>
           <w:szCs w:val="20"/>
         </w:rPr>
-        <w:t>DATA_</w:t>
-      </w:r>
-      <w:proofErr w:type="gramStart"/>
-      <w:r>
-        <w:rPr>
-          <w:rFonts w:asciiTheme="majorEastAsia" w:eastAsiaTheme="majorEastAsia" w:hAnsiTheme="majorEastAsia" w:hint="eastAsia"/>
-          <w:sz w:val="20"/>
-          <w:szCs w:val="20"/>
-        </w:rPr>
-        <w:t>TYPE :</w:t>
-      </w:r>
-      <w:proofErr w:type="gramEnd"/>
+        <w:t>DATA_TYPE :</w:t>
+      </w:r>
       <w:r>
         <w:rPr>
           <w:rFonts w:asciiTheme="majorEastAsia" w:eastAsiaTheme="majorEastAsia" w:hAnsiTheme="majorEastAsia" w:hint="eastAsia"/>
@@ -3706,23 +3260,13 @@
           <w:szCs w:val="20"/>
         </w:rPr>
       </w:pPr>
-      <w:proofErr w:type="spellStart"/>
       <w:r>
         <w:rPr>
           <w:rFonts w:asciiTheme="majorEastAsia" w:eastAsiaTheme="majorEastAsia" w:hAnsiTheme="majorEastAsia" w:hint="eastAsia"/>
           <w:sz w:val="20"/>
           <w:szCs w:val="20"/>
         </w:rPr>
-        <w:t>PlayerKart</w:t>
-      </w:r>
-      <w:proofErr w:type="spellEnd"/>
-      <w:r>
-        <w:rPr>
-          <w:rFonts w:asciiTheme="majorEastAsia" w:eastAsiaTheme="majorEastAsia" w:hAnsiTheme="majorEastAsia" w:hint="eastAsia"/>
-          <w:sz w:val="20"/>
-          <w:szCs w:val="20"/>
-        </w:rPr>
-        <w:t xml:space="preserve"> 구조체</w:t>
+        <w:t>PlayerKart 구조체</w:t>
       </w:r>
     </w:p>
     <w:p>
@@ -3742,23 +3286,13 @@
           <w:szCs w:val="20"/>
         </w:rPr>
       </w:pPr>
-      <w:proofErr w:type="gramStart"/>
       <w:r>
         <w:rPr>
           <w:rFonts w:asciiTheme="majorEastAsia" w:eastAsiaTheme="majorEastAsia" w:hAnsiTheme="majorEastAsia" w:hint="eastAsia"/>
           <w:sz w:val="20"/>
           <w:szCs w:val="20"/>
         </w:rPr>
-        <w:t>역할 :</w:t>
-      </w:r>
-      <w:proofErr w:type="gramEnd"/>
-      <w:r>
-        <w:rPr>
-          <w:rFonts w:asciiTheme="majorEastAsia" w:eastAsiaTheme="majorEastAsia" w:hAnsiTheme="majorEastAsia" w:hint="eastAsia"/>
-          <w:sz w:val="20"/>
-          <w:szCs w:val="20"/>
-        </w:rPr>
-        <w:t xml:space="preserve"> 각 플레이어의 게임 내 상태 저장. </w:t>
+        <w:t xml:space="preserve">역할 : 각 플레이어의 게임 내 상태 저장. </w:t>
       </w:r>
     </w:p>
     <w:p>
@@ -3778,41 +3312,13 @@
           <w:szCs w:val="20"/>
         </w:rPr>
       </w:pPr>
-      <w:proofErr w:type="gramStart"/>
       <w:r>
         <w:rPr>
           <w:rFonts w:asciiTheme="majorEastAsia" w:eastAsiaTheme="majorEastAsia" w:hAnsiTheme="majorEastAsia" w:hint="eastAsia"/>
           <w:sz w:val="20"/>
           <w:szCs w:val="20"/>
         </w:rPr>
-        <w:t>id :</w:t>
-      </w:r>
-      <w:proofErr w:type="gramEnd"/>
-      <w:r>
-        <w:rPr>
-          <w:rFonts w:asciiTheme="majorEastAsia" w:eastAsiaTheme="majorEastAsia" w:hAnsiTheme="majorEastAsia" w:hint="eastAsia"/>
-          <w:sz w:val="20"/>
-          <w:szCs w:val="20"/>
-        </w:rPr>
-        <w:t xml:space="preserve"> 서버로부터 </w:t>
-      </w:r>
-      <w:proofErr w:type="spellStart"/>
-      <w:r>
-        <w:rPr>
-          <w:rFonts w:asciiTheme="majorEastAsia" w:eastAsiaTheme="majorEastAsia" w:hAnsiTheme="majorEastAsia" w:hint="eastAsia"/>
-          <w:sz w:val="20"/>
-          <w:szCs w:val="20"/>
-        </w:rPr>
-        <w:t>부여받은</w:t>
-      </w:r>
-      <w:proofErr w:type="spellEnd"/>
-      <w:r>
-        <w:rPr>
-          <w:rFonts w:asciiTheme="majorEastAsia" w:eastAsiaTheme="majorEastAsia" w:hAnsiTheme="majorEastAsia" w:hint="eastAsia"/>
-          <w:sz w:val="20"/>
-          <w:szCs w:val="20"/>
-        </w:rPr>
-        <w:t xml:space="preserve"> 고유 식별자</w:t>
+        <w:t>id : 서버로부터 부여받은 고유 식별자</w:t>
       </w:r>
     </w:p>
     <w:p>
@@ -3832,23 +3338,13 @@
           <w:szCs w:val="20"/>
         </w:rPr>
       </w:pPr>
-      <w:proofErr w:type="gramStart"/>
       <w:r>
         <w:rPr>
           <w:rFonts w:asciiTheme="majorEastAsia" w:eastAsiaTheme="majorEastAsia" w:hAnsiTheme="majorEastAsia" w:hint="eastAsia"/>
           <w:sz w:val="20"/>
           <w:szCs w:val="20"/>
         </w:rPr>
-        <w:t>name :</w:t>
-      </w:r>
-      <w:proofErr w:type="gramEnd"/>
-      <w:r>
-        <w:rPr>
-          <w:rFonts w:asciiTheme="majorEastAsia" w:eastAsiaTheme="majorEastAsia" w:hAnsiTheme="majorEastAsia" w:hint="eastAsia"/>
-          <w:sz w:val="20"/>
-          <w:szCs w:val="20"/>
-        </w:rPr>
-        <w:t xml:space="preserve"> 플레이어 이름</w:t>
+        <w:t>name : 플레이어 이름</w:t>
       </w:r>
     </w:p>
     <w:p>
@@ -3874,25 +3370,7 @@
           <w:sz w:val="20"/>
           <w:szCs w:val="20"/>
         </w:rPr>
-        <w:t xml:space="preserve">x, y, </w:t>
-      </w:r>
-      <w:proofErr w:type="gramStart"/>
-      <w:r>
-        <w:rPr>
-          <w:rFonts w:asciiTheme="majorEastAsia" w:eastAsiaTheme="majorEastAsia" w:hAnsiTheme="majorEastAsia" w:hint="eastAsia"/>
-          <w:sz w:val="20"/>
-          <w:szCs w:val="20"/>
-        </w:rPr>
-        <w:t>z :</w:t>
-      </w:r>
-      <w:proofErr w:type="gramEnd"/>
-      <w:r>
-        <w:rPr>
-          <w:rFonts w:asciiTheme="majorEastAsia" w:eastAsiaTheme="majorEastAsia" w:hAnsiTheme="majorEastAsia" w:hint="eastAsia"/>
-          <w:sz w:val="20"/>
-          <w:szCs w:val="20"/>
-        </w:rPr>
-        <w:t xml:space="preserve"> 플레이어의 현재 위치 좌표</w:t>
+        <w:t>x, y, z : 플레이어의 현재 위치 좌표</w:t>
       </w:r>
     </w:p>
     <w:p>
@@ -3912,41 +3390,13 @@
           <w:szCs w:val="20"/>
         </w:rPr>
       </w:pPr>
-      <w:proofErr w:type="spellStart"/>
       <w:r>
         <w:rPr>
           <w:rFonts w:asciiTheme="majorEastAsia" w:eastAsiaTheme="majorEastAsia" w:hAnsiTheme="majorEastAsia" w:hint="eastAsia"/>
           <w:sz w:val="20"/>
           <w:szCs w:val="20"/>
         </w:rPr>
-        <w:t>booster_</w:t>
-      </w:r>
-      <w:proofErr w:type="gramStart"/>
-      <w:r>
-        <w:rPr>
-          <w:rFonts w:asciiTheme="majorEastAsia" w:eastAsiaTheme="majorEastAsia" w:hAnsiTheme="majorEastAsia" w:hint="eastAsia"/>
-          <w:sz w:val="20"/>
-          <w:szCs w:val="20"/>
-        </w:rPr>
-        <w:t>cnt</w:t>
-      </w:r>
-      <w:proofErr w:type="spellEnd"/>
-      <w:r>
-        <w:rPr>
-          <w:rFonts w:asciiTheme="majorEastAsia" w:eastAsiaTheme="majorEastAsia" w:hAnsiTheme="majorEastAsia" w:hint="eastAsia"/>
-          <w:sz w:val="20"/>
-          <w:szCs w:val="20"/>
-        </w:rPr>
-        <w:t xml:space="preserve"> :</w:t>
-      </w:r>
-      <w:proofErr w:type="gramEnd"/>
-      <w:r>
-        <w:rPr>
-          <w:rFonts w:asciiTheme="majorEastAsia" w:eastAsiaTheme="majorEastAsia" w:hAnsiTheme="majorEastAsia" w:hint="eastAsia"/>
-          <w:sz w:val="20"/>
-          <w:szCs w:val="20"/>
-        </w:rPr>
-        <w:t xml:space="preserve"> 부스터 아이템 개수</w:t>
+        <w:t>booster_cnt : 부스터 아이템 개수</w:t>
       </w:r>
     </w:p>
     <w:p>
@@ -3966,23 +3416,13 @@
           <w:szCs w:val="20"/>
         </w:rPr>
       </w:pPr>
-      <w:proofErr w:type="gramStart"/>
       <w:r>
         <w:rPr>
           <w:rFonts w:asciiTheme="majorEastAsia" w:eastAsiaTheme="majorEastAsia" w:hAnsiTheme="majorEastAsia" w:hint="eastAsia"/>
           <w:sz w:val="20"/>
           <w:szCs w:val="20"/>
         </w:rPr>
-        <w:t>speed :</w:t>
-      </w:r>
-      <w:proofErr w:type="gramEnd"/>
-      <w:r>
-        <w:rPr>
-          <w:rFonts w:asciiTheme="majorEastAsia" w:eastAsiaTheme="majorEastAsia" w:hAnsiTheme="majorEastAsia" w:hint="eastAsia"/>
-          <w:sz w:val="20"/>
-          <w:szCs w:val="20"/>
-        </w:rPr>
-        <w:t xml:space="preserve"> 이동 속도</w:t>
+        <w:t>speed : 이동 속도</w:t>
       </w:r>
     </w:p>
     <w:p>
@@ -3997,23 +3437,13 @@
           <w:szCs w:val="20"/>
         </w:rPr>
       </w:pPr>
-      <w:proofErr w:type="spellStart"/>
       <w:r>
         <w:rPr>
           <w:rFonts w:asciiTheme="majorEastAsia" w:eastAsiaTheme="majorEastAsia" w:hAnsiTheme="majorEastAsia" w:hint="eastAsia"/>
           <w:sz w:val="20"/>
           <w:szCs w:val="20"/>
         </w:rPr>
-        <w:t>NetworkMgr</w:t>
-      </w:r>
-      <w:proofErr w:type="spellEnd"/>
-      <w:r>
-        <w:rPr>
-          <w:rFonts w:asciiTheme="majorEastAsia" w:eastAsiaTheme="majorEastAsia" w:hAnsiTheme="majorEastAsia" w:hint="eastAsia"/>
-          <w:sz w:val="20"/>
-          <w:szCs w:val="20"/>
-        </w:rPr>
-        <w:t xml:space="preserve"> 클래스</w:t>
+        <w:t>NetworkMgr 클래스</w:t>
       </w:r>
     </w:p>
     <w:p>
@@ -4033,41 +3463,13 @@
           <w:szCs w:val="20"/>
         </w:rPr>
       </w:pPr>
-      <w:proofErr w:type="gramStart"/>
       <w:r>
         <w:rPr>
           <w:rFonts w:asciiTheme="majorEastAsia" w:eastAsiaTheme="majorEastAsia" w:hAnsiTheme="majorEastAsia" w:hint="eastAsia"/>
           <w:sz w:val="20"/>
           <w:szCs w:val="20"/>
         </w:rPr>
-        <w:t>역할 :</w:t>
-      </w:r>
-      <w:proofErr w:type="gramEnd"/>
-      <w:r>
-        <w:rPr>
-          <w:rFonts w:asciiTheme="majorEastAsia" w:eastAsiaTheme="majorEastAsia" w:hAnsiTheme="majorEastAsia" w:hint="eastAsia"/>
-          <w:sz w:val="20"/>
-          <w:szCs w:val="20"/>
-        </w:rPr>
-        <w:t xml:space="preserve"> </w:t>
-      </w:r>
-      <w:proofErr w:type="spellStart"/>
-      <w:r>
-        <w:rPr>
-          <w:rFonts w:asciiTheme="majorEastAsia" w:eastAsiaTheme="majorEastAsia" w:hAnsiTheme="majorEastAsia" w:hint="eastAsia"/>
-          <w:sz w:val="20"/>
-          <w:szCs w:val="20"/>
-        </w:rPr>
-        <w:t>네크워크</w:t>
-      </w:r>
-      <w:proofErr w:type="spellEnd"/>
-      <w:r>
-        <w:rPr>
-          <w:rFonts w:asciiTheme="majorEastAsia" w:eastAsiaTheme="majorEastAsia" w:hAnsiTheme="majorEastAsia" w:hint="eastAsia"/>
-          <w:sz w:val="20"/>
-          <w:szCs w:val="20"/>
-        </w:rPr>
-        <w:t xml:space="preserve"> 연결을 관리하는 클래스.</w:t>
+        <w:t>역할 : 네크워크 연결을 관리하는 클래스.</w:t>
       </w:r>
     </w:p>
     <w:p>
@@ -4093,25 +3495,7 @@
           <w:sz w:val="20"/>
           <w:szCs w:val="20"/>
         </w:rPr>
-        <w:t>Initialize(</w:t>
-      </w:r>
-      <w:proofErr w:type="gramStart"/>
-      <w:r>
-        <w:rPr>
-          <w:rFonts w:asciiTheme="majorEastAsia" w:eastAsiaTheme="majorEastAsia" w:hAnsiTheme="majorEastAsia" w:hint="eastAsia"/>
-          <w:sz w:val="20"/>
-          <w:szCs w:val="20"/>
-        </w:rPr>
-        <w:t>) :</w:t>
-      </w:r>
-      <w:proofErr w:type="gramEnd"/>
-      <w:r>
-        <w:rPr>
-          <w:rFonts w:asciiTheme="majorEastAsia" w:eastAsiaTheme="majorEastAsia" w:hAnsiTheme="majorEastAsia" w:hint="eastAsia"/>
-          <w:sz w:val="20"/>
-          <w:szCs w:val="20"/>
-        </w:rPr>
-        <w:t xml:space="preserve"> 서버 접속 및 소켓 설정 초기화</w:t>
+        <w:t>Initialize() : 서버 접속 및 소켓 설정 초기화</w:t>
       </w:r>
     </w:p>
     <w:p>
@@ -4131,41 +3515,13 @@
           <w:szCs w:val="20"/>
         </w:rPr>
       </w:pPr>
-      <w:proofErr w:type="spellStart"/>
       <w:r>
         <w:rPr>
           <w:rFonts w:asciiTheme="majorEastAsia" w:eastAsiaTheme="majorEastAsia" w:hAnsiTheme="majorEastAsia" w:hint="eastAsia"/>
           <w:sz w:val="20"/>
           <w:szCs w:val="20"/>
         </w:rPr>
-        <w:t>SendPacket</w:t>
-      </w:r>
-      <w:proofErr w:type="spellEnd"/>
-      <w:r>
-        <w:rPr>
-          <w:rFonts w:asciiTheme="majorEastAsia" w:eastAsiaTheme="majorEastAsia" w:hAnsiTheme="majorEastAsia" w:hint="eastAsia"/>
-          <w:sz w:val="20"/>
-          <w:szCs w:val="20"/>
-        </w:rPr>
-        <w:t>(</w:t>
-      </w:r>
-      <w:proofErr w:type="gramStart"/>
-      <w:r>
-        <w:rPr>
-          <w:rFonts w:asciiTheme="majorEastAsia" w:eastAsiaTheme="majorEastAsia" w:hAnsiTheme="majorEastAsia" w:hint="eastAsia"/>
-          <w:sz w:val="20"/>
-          <w:szCs w:val="20"/>
-        </w:rPr>
-        <w:t>) :</w:t>
-      </w:r>
-      <w:proofErr w:type="gramEnd"/>
-      <w:r>
-        <w:rPr>
-          <w:rFonts w:asciiTheme="majorEastAsia" w:eastAsiaTheme="majorEastAsia" w:hAnsiTheme="majorEastAsia" w:hint="eastAsia"/>
-          <w:sz w:val="20"/>
-          <w:szCs w:val="20"/>
-        </w:rPr>
-        <w:t xml:space="preserve"> 서버로 패킷 전송</w:t>
+        <w:t>SendPacket() : 서버로 패킷 전송</w:t>
       </w:r>
     </w:p>
     <w:p>
@@ -4191,25 +3547,7 @@
           <w:sz w:val="20"/>
           <w:szCs w:val="20"/>
         </w:rPr>
-        <w:t xml:space="preserve">Socket </w:t>
-      </w:r>
-      <w:proofErr w:type="gramStart"/>
-      <w:r>
-        <w:rPr>
-          <w:rFonts w:asciiTheme="majorEastAsia" w:eastAsiaTheme="majorEastAsia" w:hAnsiTheme="majorEastAsia" w:hint="eastAsia"/>
-          <w:sz w:val="20"/>
-          <w:szCs w:val="20"/>
-        </w:rPr>
-        <w:t>sock :</w:t>
-      </w:r>
-      <w:proofErr w:type="gramEnd"/>
-      <w:r>
-        <w:rPr>
-          <w:rFonts w:asciiTheme="majorEastAsia" w:eastAsiaTheme="majorEastAsia" w:hAnsiTheme="majorEastAsia" w:hint="eastAsia"/>
-          <w:sz w:val="20"/>
-          <w:szCs w:val="20"/>
-        </w:rPr>
-        <w:t xml:space="preserve"> 서버와 연결된 소켓 핸들</w:t>
+        <w:t>Socket sock : 서버와 연결된 소켓 핸들</w:t>
       </w:r>
     </w:p>
     <w:p>
@@ -4224,7 +3562,6 @@
           <w:szCs w:val="20"/>
         </w:rPr>
       </w:pPr>
-      <w:proofErr w:type="spellStart"/>
       <w:r>
         <w:rPr>
           <w:rFonts w:asciiTheme="majorEastAsia" w:eastAsiaTheme="majorEastAsia" w:hAnsiTheme="majorEastAsia" w:hint="eastAsia"/>
@@ -4233,7 +3570,6 @@
         </w:rPr>
         <w:t>ClientMain</w:t>
       </w:r>
-      <w:proofErr w:type="spellEnd"/>
     </w:p>
     <w:p>
       <w:pPr>
@@ -4252,23 +3588,13 @@
           <w:szCs w:val="20"/>
         </w:rPr>
       </w:pPr>
-      <w:proofErr w:type="gramStart"/>
       <w:r>
         <w:rPr>
           <w:rFonts w:asciiTheme="majorEastAsia" w:eastAsiaTheme="majorEastAsia" w:hAnsiTheme="majorEastAsia" w:hint="eastAsia"/>
           <w:sz w:val="20"/>
           <w:szCs w:val="20"/>
         </w:rPr>
-        <w:t>역할 :</w:t>
-      </w:r>
-      <w:proofErr w:type="gramEnd"/>
-      <w:r>
-        <w:rPr>
-          <w:rFonts w:asciiTheme="majorEastAsia" w:eastAsiaTheme="majorEastAsia" w:hAnsiTheme="majorEastAsia" w:hint="eastAsia"/>
-          <w:sz w:val="20"/>
-          <w:szCs w:val="20"/>
-        </w:rPr>
-        <w:t xml:space="preserve"> </w:t>
+        <w:t xml:space="preserve">역할 : </w:t>
       </w:r>
       <w:r>
         <w:rPr>
@@ -4312,50 +3638,13 @@
           <w:szCs w:val="20"/>
         </w:rPr>
       </w:pPr>
-      <w:proofErr w:type="spellStart"/>
       <w:r>
         <w:rPr>
           <w:rFonts w:asciiTheme="majorEastAsia" w:eastAsiaTheme="majorEastAsia" w:hAnsiTheme="majorEastAsia"/>
           <w:sz w:val="20"/>
           <w:szCs w:val="20"/>
         </w:rPr>
-        <w:t>enum</w:t>
-      </w:r>
-      <w:proofErr w:type="spellEnd"/>
-      <w:r>
-        <w:rPr>
-          <w:rFonts w:asciiTheme="majorEastAsia" w:eastAsiaTheme="majorEastAsia" w:hAnsiTheme="majorEastAsia"/>
-          <w:sz w:val="20"/>
-          <w:szCs w:val="20"/>
-        </w:rPr>
-        <w:t xml:space="preserve"> </w:t>
-      </w:r>
-      <w:proofErr w:type="spellStart"/>
-      <w:r>
-        <w:rPr>
-          <w:rFonts w:asciiTheme="majorEastAsia" w:eastAsiaTheme="majorEastAsia" w:hAnsiTheme="majorEastAsia"/>
-          <w:sz w:val="20"/>
-          <w:szCs w:val="20"/>
-        </w:rPr>
-        <w:t>game_state</w:t>
-      </w:r>
-      <w:proofErr w:type="spellEnd"/>
-      <w:r>
-        <w:rPr>
-          <w:rFonts w:asciiTheme="majorEastAsia" w:eastAsiaTheme="majorEastAsia" w:hAnsiTheme="majorEastAsia"/>
-          <w:sz w:val="20"/>
-          <w:szCs w:val="20"/>
-        </w:rPr>
-        <w:t>{READY, INGAME, END</w:t>
-      </w:r>
-      <w:proofErr w:type="gramStart"/>
-      <w:r>
-        <w:rPr>
-          <w:rFonts w:asciiTheme="majorEastAsia" w:eastAsiaTheme="majorEastAsia" w:hAnsiTheme="majorEastAsia"/>
-          <w:sz w:val="20"/>
-          <w:szCs w:val="20"/>
-        </w:rPr>
-        <w:t>}</w:t>
+        <w:t>enum game_state{READY, INGAME, END}</w:t>
       </w:r>
       <w:r>
         <w:rPr>
@@ -4363,16 +3652,7 @@
           <w:sz w:val="20"/>
           <w:szCs w:val="20"/>
         </w:rPr>
-        <w:t xml:space="preserve"> :</w:t>
-      </w:r>
-      <w:proofErr w:type="gramEnd"/>
-      <w:r>
-        <w:rPr>
-          <w:rFonts w:asciiTheme="majorEastAsia" w:eastAsiaTheme="majorEastAsia" w:hAnsiTheme="majorEastAsia" w:hint="eastAsia"/>
-          <w:sz w:val="20"/>
-          <w:szCs w:val="20"/>
-        </w:rPr>
-        <w:t xml:space="preserve"> 현재 게임 상태</w:t>
+        <w:t xml:space="preserve"> : 현재 게임 상태</w:t>
       </w:r>
     </w:p>
     <w:p>
@@ -4392,51 +3672,13 @@
           <w:szCs w:val="20"/>
         </w:rPr>
       </w:pPr>
-      <w:proofErr w:type="spellStart"/>
       <w:r>
         <w:rPr>
           <w:rFonts w:asciiTheme="majorEastAsia" w:eastAsiaTheme="majorEastAsia" w:hAnsiTheme="majorEastAsia"/>
           <w:sz w:val="20"/>
           <w:szCs w:val="20"/>
         </w:rPr>
-        <w:t>NetworkMgr</w:t>
-      </w:r>
-      <w:proofErr w:type="spellEnd"/>
-      <w:r>
-        <w:rPr>
-          <w:rFonts w:asciiTheme="majorEastAsia" w:eastAsiaTheme="majorEastAsia" w:hAnsiTheme="majorEastAsia"/>
-          <w:sz w:val="20"/>
-          <w:szCs w:val="20"/>
-        </w:rPr>
-        <w:t xml:space="preserve"> </w:t>
-      </w:r>
-      <w:proofErr w:type="spellStart"/>
-      <w:proofErr w:type="gramStart"/>
-      <w:r>
-        <w:rPr>
-          <w:rFonts w:asciiTheme="majorEastAsia" w:eastAsiaTheme="majorEastAsia" w:hAnsiTheme="majorEastAsia"/>
-          <w:sz w:val="20"/>
-          <w:szCs w:val="20"/>
-        </w:rPr>
-        <w:t>networkmgr</w:t>
-      </w:r>
-      <w:proofErr w:type="spellEnd"/>
-      <w:r>
-        <w:rPr>
-          <w:rFonts w:asciiTheme="majorEastAsia" w:eastAsiaTheme="majorEastAsia" w:hAnsiTheme="majorEastAsia"/>
-          <w:sz w:val="20"/>
-          <w:szCs w:val="20"/>
-        </w:rPr>
-        <w:t xml:space="preserve"> :</w:t>
-      </w:r>
-      <w:proofErr w:type="gramEnd"/>
-      <w:r>
-        <w:rPr>
-          <w:rFonts w:asciiTheme="majorEastAsia" w:eastAsiaTheme="majorEastAsia" w:hAnsiTheme="majorEastAsia"/>
-          <w:sz w:val="20"/>
-          <w:szCs w:val="20"/>
-        </w:rPr>
-        <w:t xml:space="preserve"> 네트워크 매니저 인스턴스</w:t>
+        <w:t>NetworkMgr networkmgr : 네트워크 매니저 인스턴스</w:t>
       </w:r>
     </w:p>
     <w:p>
@@ -4456,77 +3698,13 @@
           <w:szCs w:val="20"/>
         </w:rPr>
       </w:pPr>
-      <w:proofErr w:type="gramStart"/>
       <w:r>
         <w:rPr>
           <w:rFonts w:asciiTheme="majorEastAsia" w:eastAsiaTheme="majorEastAsia" w:hAnsiTheme="majorEastAsia"/>
           <w:sz w:val="20"/>
           <w:szCs w:val="20"/>
         </w:rPr>
-        <w:t>std::</w:t>
-      </w:r>
-      <w:proofErr w:type="gramEnd"/>
-      <w:r>
-        <w:rPr>
-          <w:rFonts w:asciiTheme="majorEastAsia" w:eastAsiaTheme="majorEastAsia" w:hAnsiTheme="majorEastAsia"/>
-          <w:sz w:val="20"/>
-          <w:szCs w:val="20"/>
-        </w:rPr>
-        <w:t>array&lt;</w:t>
-      </w:r>
-      <w:proofErr w:type="spellStart"/>
-      <w:r>
-        <w:rPr>
-          <w:rFonts w:asciiTheme="majorEastAsia" w:eastAsiaTheme="majorEastAsia" w:hAnsiTheme="majorEastAsia"/>
-          <w:sz w:val="20"/>
-          <w:szCs w:val="20"/>
-        </w:rPr>
-        <w:t>PlayerKart</w:t>
-      </w:r>
-      <w:proofErr w:type="spellEnd"/>
-      <w:r>
-        <w:rPr>
-          <w:rFonts w:asciiTheme="majorEastAsia" w:eastAsiaTheme="majorEastAsia" w:hAnsiTheme="majorEastAsia"/>
-          <w:sz w:val="20"/>
-          <w:szCs w:val="20"/>
-        </w:rPr>
-        <w:t xml:space="preserve">, MAX_USER&gt; </w:t>
-      </w:r>
-      <w:proofErr w:type="spellStart"/>
-      <w:r>
-        <w:rPr>
-          <w:rFonts w:asciiTheme="majorEastAsia" w:eastAsiaTheme="majorEastAsia" w:hAnsiTheme="majorEastAsia"/>
-          <w:sz w:val="20"/>
-          <w:szCs w:val="20"/>
-        </w:rPr>
-        <w:t>g_</w:t>
-      </w:r>
-      <w:proofErr w:type="gramStart"/>
-      <w:r>
-        <w:rPr>
-          <w:rFonts w:asciiTheme="majorEastAsia" w:eastAsiaTheme="majorEastAsia" w:hAnsiTheme="majorEastAsia"/>
-          <w:sz w:val="20"/>
-          <w:szCs w:val="20"/>
-        </w:rPr>
-        <w:t>players</w:t>
-      </w:r>
-      <w:proofErr w:type="spellEnd"/>
-      <w:r>
-        <w:rPr>
-          <w:rFonts w:asciiTheme="majorEastAsia" w:eastAsiaTheme="majorEastAsia" w:hAnsiTheme="majorEastAsia"/>
-          <w:sz w:val="20"/>
-          <w:szCs w:val="20"/>
-        </w:rPr>
-        <w:t xml:space="preserve"> :</w:t>
-      </w:r>
-      <w:proofErr w:type="gramEnd"/>
-      <w:r>
-        <w:rPr>
-          <w:rFonts w:asciiTheme="majorEastAsia" w:eastAsiaTheme="majorEastAsia" w:hAnsiTheme="majorEastAsia"/>
-          <w:sz w:val="20"/>
-          <w:szCs w:val="20"/>
-        </w:rPr>
-        <w:t xml:space="preserve"> 플레이어 데이터 배열</w:t>
+        <w:t>std::array&lt;PlayerKart, MAX_USER&gt; g_players : 플레이어 데이터 배열</w:t>
       </w:r>
     </w:p>
     <w:p>
@@ -4546,7 +3724,6 @@
           <w:szCs w:val="20"/>
         </w:rPr>
       </w:pPr>
-      <w:proofErr w:type="spellStart"/>
       <w:r>
         <w:rPr>
           <w:rFonts w:asciiTheme="majorEastAsia" w:eastAsiaTheme="majorEastAsia" w:hAnsiTheme="majorEastAsia" w:hint="eastAsia"/>
@@ -4561,34 +3738,7 @@
           <w:sz w:val="20"/>
           <w:szCs w:val="20"/>
         </w:rPr>
-        <w:t>Thread</w:t>
-      </w:r>
-      <w:proofErr w:type="spellEnd"/>
-      <w:r>
-        <w:rPr>
-          <w:rFonts w:asciiTheme="majorEastAsia" w:eastAsiaTheme="majorEastAsia" w:hAnsiTheme="majorEastAsia"/>
-          <w:sz w:val="20"/>
-          <w:szCs w:val="20"/>
-        </w:rPr>
-        <w:t>(</w:t>
-      </w:r>
-      <w:proofErr w:type="gramStart"/>
-      <w:r>
-        <w:rPr>
-          <w:rFonts w:asciiTheme="majorEastAsia" w:eastAsiaTheme="majorEastAsia" w:hAnsiTheme="majorEastAsia"/>
-          <w:sz w:val="20"/>
-          <w:szCs w:val="20"/>
-        </w:rPr>
-        <w:t>) :</w:t>
-      </w:r>
-      <w:proofErr w:type="gramEnd"/>
-      <w:r>
-        <w:rPr>
-          <w:rFonts w:asciiTheme="majorEastAsia" w:eastAsiaTheme="majorEastAsia" w:hAnsiTheme="majorEastAsia"/>
-          <w:sz w:val="20"/>
-          <w:szCs w:val="20"/>
-        </w:rPr>
-        <w:t xml:space="preserve"> 서버 수신 전용 스레드</w:t>
+        <w:t>Thread() : 서버 수신 전용 스레드</w:t>
       </w:r>
     </w:p>
     <w:p>
@@ -4608,7 +3758,6 @@
           <w:szCs w:val="20"/>
         </w:rPr>
       </w:pPr>
-      <w:proofErr w:type="spellStart"/>
       <w:r>
         <w:rPr>
           <w:rFonts w:asciiTheme="majorEastAsia" w:eastAsiaTheme="majorEastAsia" w:hAnsiTheme="majorEastAsia" w:hint="eastAsia"/>
@@ -4617,58 +3766,21 @@
         </w:rPr>
         <w:t>ProcessPacket</w:t>
       </w:r>
-      <w:proofErr w:type="spellEnd"/>
       <w:r>
         <w:rPr>
           <w:rFonts w:asciiTheme="majorEastAsia" w:eastAsiaTheme="majorEastAsia" w:hAnsiTheme="majorEastAsia" w:hint="eastAsia"/>
           <w:sz w:val="20"/>
           <w:szCs w:val="20"/>
         </w:rPr>
-        <w:t>(</w:t>
-      </w:r>
-      <w:proofErr w:type="gramStart"/>
+        <w:t>()</w:t>
+      </w:r>
       <w:r>
         <w:rPr>
           <w:rFonts w:asciiTheme="majorEastAsia" w:eastAsiaTheme="majorEastAsia" w:hAnsiTheme="majorEastAsia" w:hint="eastAsia"/>
           <w:sz w:val="20"/>
           <w:szCs w:val="20"/>
         </w:rPr>
-        <w:t>)</w:t>
-      </w:r>
-      <w:r>
-        <w:rPr>
-          <w:rFonts w:asciiTheme="majorEastAsia" w:eastAsiaTheme="majorEastAsia" w:hAnsiTheme="majorEastAsia" w:hint="eastAsia"/>
-          <w:sz w:val="20"/>
-          <w:szCs w:val="20"/>
-        </w:rPr>
-        <w:t xml:space="preserve"> :</w:t>
-      </w:r>
-      <w:proofErr w:type="gramEnd"/>
-      <w:r>
-        <w:rPr>
-          <w:rFonts w:asciiTheme="majorEastAsia" w:eastAsiaTheme="majorEastAsia" w:hAnsiTheme="majorEastAsia" w:hint="eastAsia"/>
-          <w:sz w:val="20"/>
-          <w:szCs w:val="20"/>
-        </w:rPr>
-        <w:t xml:space="preserve"> </w:t>
-      </w:r>
-      <w:proofErr w:type="spellStart"/>
-      <w:r>
-        <w:rPr>
-          <w:rFonts w:asciiTheme="majorEastAsia" w:eastAsiaTheme="majorEastAsia" w:hAnsiTheme="majorEastAsia" w:hint="eastAsia"/>
-          <w:sz w:val="20"/>
-          <w:szCs w:val="20"/>
-        </w:rPr>
-        <w:t>전송받은</w:t>
-      </w:r>
-      <w:proofErr w:type="spellEnd"/>
-      <w:r>
-        <w:rPr>
-          <w:rFonts w:asciiTheme="majorEastAsia" w:eastAsiaTheme="majorEastAsia" w:hAnsiTheme="majorEastAsia" w:hint="eastAsia"/>
-          <w:sz w:val="20"/>
-          <w:szCs w:val="20"/>
-        </w:rPr>
-        <w:t xml:space="preserve"> 패킷 처리</w:t>
+        <w:t xml:space="preserve"> : 전송받은 패킷 처리</w:t>
       </w:r>
     </w:p>
     <w:p>
@@ -4688,41 +3800,13 @@
           <w:szCs w:val="20"/>
         </w:rPr>
       </w:pPr>
-      <w:proofErr w:type="spellStart"/>
       <w:r>
         <w:rPr>
           <w:rFonts w:asciiTheme="majorEastAsia" w:eastAsiaTheme="majorEastAsia" w:hAnsiTheme="majorEastAsia"/>
           <w:sz w:val="20"/>
           <w:szCs w:val="20"/>
         </w:rPr>
-        <w:t>InitBuffer</w:t>
-      </w:r>
-      <w:proofErr w:type="spellEnd"/>
-      <w:r>
-        <w:rPr>
-          <w:rFonts w:asciiTheme="majorEastAsia" w:eastAsiaTheme="majorEastAsia" w:hAnsiTheme="majorEastAsia"/>
-          <w:sz w:val="20"/>
-          <w:szCs w:val="20"/>
-        </w:rPr>
-        <w:t>(</w:t>
-      </w:r>
-      <w:proofErr w:type="gramStart"/>
-      <w:r>
-        <w:rPr>
-          <w:rFonts w:asciiTheme="majorEastAsia" w:eastAsiaTheme="majorEastAsia" w:hAnsiTheme="majorEastAsia"/>
-          <w:sz w:val="20"/>
-          <w:szCs w:val="20"/>
-        </w:rPr>
-        <w:t>) :</w:t>
-      </w:r>
-      <w:proofErr w:type="gramEnd"/>
-      <w:r>
-        <w:rPr>
-          <w:rFonts w:asciiTheme="majorEastAsia" w:eastAsiaTheme="majorEastAsia" w:hAnsiTheme="majorEastAsia"/>
-          <w:sz w:val="20"/>
-          <w:szCs w:val="20"/>
-        </w:rPr>
-        <w:t xml:space="preserve"> OpenGL 버퍼 초기화</w:t>
+        <w:t>InitBuffer() : OpenGL 버퍼 초기화</w:t>
       </w:r>
     </w:p>
     <w:p>
@@ -4742,41 +3826,13 @@
           <w:szCs w:val="20"/>
         </w:rPr>
       </w:pPr>
-      <w:proofErr w:type="spellStart"/>
       <w:r>
         <w:rPr>
           <w:rFonts w:asciiTheme="majorEastAsia" w:eastAsiaTheme="majorEastAsia" w:hAnsiTheme="majorEastAsia"/>
           <w:sz w:val="20"/>
           <w:szCs w:val="20"/>
         </w:rPr>
-        <w:t>InitPhysics</w:t>
-      </w:r>
-      <w:proofErr w:type="spellEnd"/>
-      <w:r>
-        <w:rPr>
-          <w:rFonts w:asciiTheme="majorEastAsia" w:eastAsiaTheme="majorEastAsia" w:hAnsiTheme="majorEastAsia"/>
-          <w:sz w:val="20"/>
-          <w:szCs w:val="20"/>
-        </w:rPr>
-        <w:t>(</w:t>
-      </w:r>
-      <w:proofErr w:type="gramStart"/>
-      <w:r>
-        <w:rPr>
-          <w:rFonts w:asciiTheme="majorEastAsia" w:eastAsiaTheme="majorEastAsia" w:hAnsiTheme="majorEastAsia"/>
-          <w:sz w:val="20"/>
-          <w:szCs w:val="20"/>
-        </w:rPr>
-        <w:t>) :</w:t>
-      </w:r>
-      <w:proofErr w:type="gramEnd"/>
-      <w:r>
-        <w:rPr>
-          <w:rFonts w:asciiTheme="majorEastAsia" w:eastAsiaTheme="majorEastAsia" w:hAnsiTheme="majorEastAsia"/>
-          <w:sz w:val="20"/>
-          <w:szCs w:val="20"/>
-        </w:rPr>
-        <w:t xml:space="preserve"> 물리 관련 초기 설정</w:t>
+        <w:t>InitPhysics() : 물리 관련 초기 설정</w:t>
       </w:r>
     </w:p>
     <w:p>
@@ -4796,41 +3852,13 @@
           <w:szCs w:val="20"/>
         </w:rPr>
       </w:pPr>
-      <w:proofErr w:type="spellStart"/>
       <w:r>
         <w:rPr>
           <w:rFonts w:asciiTheme="majorEastAsia" w:eastAsiaTheme="majorEastAsia" w:hAnsiTheme="majorEastAsia"/>
           <w:sz w:val="20"/>
           <w:szCs w:val="20"/>
         </w:rPr>
-        <w:t>drawScene</w:t>
-      </w:r>
-      <w:proofErr w:type="spellEnd"/>
-      <w:r>
-        <w:rPr>
-          <w:rFonts w:asciiTheme="majorEastAsia" w:eastAsiaTheme="majorEastAsia" w:hAnsiTheme="majorEastAsia"/>
-          <w:sz w:val="20"/>
-          <w:szCs w:val="20"/>
-        </w:rPr>
-        <w:t>(</w:t>
-      </w:r>
-      <w:proofErr w:type="gramStart"/>
-      <w:r>
-        <w:rPr>
-          <w:rFonts w:asciiTheme="majorEastAsia" w:eastAsiaTheme="majorEastAsia" w:hAnsiTheme="majorEastAsia"/>
-          <w:sz w:val="20"/>
-          <w:szCs w:val="20"/>
-        </w:rPr>
-        <w:t>) :</w:t>
-      </w:r>
-      <w:proofErr w:type="gramEnd"/>
-      <w:r>
-        <w:rPr>
-          <w:rFonts w:asciiTheme="majorEastAsia" w:eastAsiaTheme="majorEastAsia" w:hAnsiTheme="majorEastAsia"/>
-          <w:sz w:val="20"/>
-          <w:szCs w:val="20"/>
-        </w:rPr>
-        <w:t xml:space="preserve"> 화면 렌더링</w:t>
+        <w:t>drawScene() : 화면 렌더링</w:t>
       </w:r>
     </w:p>
     <w:p>
@@ -4857,25 +3885,7 @@
           <w:sz w:val="20"/>
           <w:szCs w:val="20"/>
         </w:rPr>
-        <w:t>Reshape(</w:t>
-      </w:r>
-      <w:proofErr w:type="gramStart"/>
-      <w:r>
-        <w:rPr>
-          <w:rFonts w:asciiTheme="majorEastAsia" w:eastAsiaTheme="majorEastAsia" w:hAnsiTheme="majorEastAsia"/>
-          <w:sz w:val="20"/>
-          <w:szCs w:val="20"/>
-        </w:rPr>
-        <w:t>) :</w:t>
-      </w:r>
-      <w:proofErr w:type="gramEnd"/>
-      <w:r>
-        <w:rPr>
-          <w:rFonts w:asciiTheme="majorEastAsia" w:eastAsiaTheme="majorEastAsia" w:hAnsiTheme="majorEastAsia"/>
-          <w:sz w:val="20"/>
-          <w:szCs w:val="20"/>
-        </w:rPr>
-        <w:t xml:space="preserve"> 윈도우 크기 조정 대응</w:t>
+        <w:t>Reshape() : 윈도우 크기 조정 대응</w:t>
       </w:r>
       <w:r>
         <w:rPr>
@@ -5035,34 +4045,15 @@
           <w:sz w:val="20"/>
           <w:szCs w:val="20"/>
         </w:rPr>
-        <w:t xml:space="preserve">SOCKET </w:t>
-      </w:r>
-      <w:proofErr w:type="spellStart"/>
-      <w:proofErr w:type="gramStart"/>
-      <w:r>
-        <w:rPr>
-          <w:sz w:val="20"/>
-          <w:szCs w:val="20"/>
-        </w:rPr>
-        <w:t>socket</w:t>
-      </w:r>
-      <w:proofErr w:type="spellEnd"/>
+        <w:t>SOCKET socket</w:t>
+      </w:r>
       <w:r>
         <w:rPr>
           <w:rFonts w:hint="eastAsia"/>
           <w:sz w:val="20"/>
           <w:szCs w:val="20"/>
         </w:rPr>
-        <w:t xml:space="preserve"> :</w:t>
-      </w:r>
-      <w:proofErr w:type="gramEnd"/>
-      <w:r>
-        <w:rPr>
-          <w:rFonts w:hint="eastAsia"/>
-          <w:sz w:val="20"/>
-          <w:szCs w:val="20"/>
-        </w:rPr>
-        <w:t xml:space="preserve"> 소켓 구조체</w:t>
+        <w:t xml:space="preserve"> : 소켓 구조체</w:t>
       </w:r>
     </w:p>
     <w:p>
@@ -5087,15 +4078,7 @@
           <w:sz w:val="20"/>
           <w:szCs w:val="20"/>
         </w:rPr>
-        <w:t>int id</w:t>
-      </w:r>
-      <w:proofErr w:type="gramStart"/>
-      <w:r>
-        <w:rPr>
-          <w:sz w:val="20"/>
-          <w:szCs w:val="20"/>
-        </w:rPr>
-        <w:t>;</w:t>
+        <w:t>int id;</w:t>
       </w:r>
       <w:r>
         <w:rPr>
@@ -5103,16 +4086,7 @@
           <w:sz w:val="20"/>
           <w:szCs w:val="20"/>
         </w:rPr>
-        <w:t xml:space="preserve"> :</w:t>
-      </w:r>
-      <w:proofErr w:type="gramEnd"/>
-      <w:r>
-        <w:rPr>
-          <w:rFonts w:hint="eastAsia"/>
-          <w:sz w:val="20"/>
-          <w:szCs w:val="20"/>
-        </w:rPr>
-        <w:t xml:space="preserve"> 클라이언트 식별키</w:t>
+        <w:t xml:space="preserve"> : 클라이언트 식별키</w:t>
       </w:r>
     </w:p>
     <w:p>
@@ -5137,15 +4111,7 @@
           <w:sz w:val="20"/>
           <w:szCs w:val="20"/>
         </w:rPr>
-        <w:t>char name[NAME_SIZE]</w:t>
-      </w:r>
-      <w:proofErr w:type="gramStart"/>
-      <w:r>
-        <w:rPr>
-          <w:sz w:val="20"/>
-          <w:szCs w:val="20"/>
-        </w:rPr>
-        <w:t>;</w:t>
+        <w:t>char name[NAME_SIZE];</w:t>
       </w:r>
       <w:r>
         <w:rPr>
@@ -5153,16 +4119,7 @@
           <w:sz w:val="20"/>
           <w:szCs w:val="20"/>
         </w:rPr>
-        <w:t xml:space="preserve"> :</w:t>
-      </w:r>
-      <w:proofErr w:type="gramEnd"/>
-      <w:r>
-        <w:rPr>
-          <w:rFonts w:hint="eastAsia"/>
-          <w:sz w:val="20"/>
-          <w:szCs w:val="20"/>
-        </w:rPr>
-        <w:t xml:space="preserve"> 이름</w:t>
+        <w:t xml:space="preserve"> : 이름</w:t>
       </w:r>
     </w:p>
     <w:p>
@@ -5187,24 +4144,7 @@
           <w:sz w:val="20"/>
           <w:szCs w:val="20"/>
         </w:rPr>
-        <w:t xml:space="preserve">float x, </w:t>
-      </w:r>
-      <w:proofErr w:type="spellStart"/>
-      <w:proofErr w:type="gramStart"/>
-      <w:r>
-        <w:rPr>
-          <w:sz w:val="20"/>
-          <w:szCs w:val="20"/>
-        </w:rPr>
-        <w:t>y,z</w:t>
-      </w:r>
-      <w:proofErr w:type="spellEnd"/>
-      <w:r>
-        <w:rPr>
-          <w:sz w:val="20"/>
-          <w:szCs w:val="20"/>
-        </w:rPr>
-        <w:t>;</w:t>
+        <w:t>float x, y,z;</w:t>
       </w:r>
       <w:r>
         <w:rPr>
@@ -5212,16 +4152,7 @@
           <w:sz w:val="20"/>
           <w:szCs w:val="20"/>
         </w:rPr>
-        <w:t xml:space="preserve"> :</w:t>
-      </w:r>
-      <w:proofErr w:type="gramEnd"/>
-      <w:r>
-        <w:rPr>
-          <w:rFonts w:hint="eastAsia"/>
-          <w:sz w:val="20"/>
-          <w:szCs w:val="20"/>
-        </w:rPr>
-        <w:t xml:space="preserve"> 위치</w:t>
+        <w:t xml:space="preserve"> : 위치</w:t>
       </w:r>
     </w:p>
     <w:p>
@@ -5246,15 +4177,7 @@
           <w:sz w:val="20"/>
           <w:szCs w:val="20"/>
         </w:rPr>
-        <w:t>float speed</w:t>
-      </w:r>
-      <w:proofErr w:type="gramStart"/>
-      <w:r>
-        <w:rPr>
-          <w:sz w:val="20"/>
-          <w:szCs w:val="20"/>
-        </w:rPr>
-        <w:t>;</w:t>
+        <w:t>float speed;</w:t>
       </w:r>
       <w:r>
         <w:rPr>
@@ -5262,16 +4185,7 @@
           <w:sz w:val="20"/>
           <w:szCs w:val="20"/>
         </w:rPr>
-        <w:t xml:space="preserve"> :</w:t>
-      </w:r>
-      <w:proofErr w:type="gramEnd"/>
-      <w:r>
-        <w:rPr>
-          <w:rFonts w:hint="eastAsia"/>
-          <w:sz w:val="20"/>
-          <w:szCs w:val="20"/>
-        </w:rPr>
-        <w:t xml:space="preserve"> 속도</w:t>
+        <w:t xml:space="preserve"> : 속도</w:t>
       </w:r>
     </w:p>
     <w:p>
@@ -5296,24 +4210,7 @@
           <w:sz w:val="20"/>
           <w:szCs w:val="20"/>
         </w:rPr>
-        <w:t xml:space="preserve">bool </w:t>
-      </w:r>
-      <w:proofErr w:type="spellStart"/>
-      <w:r>
-        <w:rPr>
-          <w:sz w:val="20"/>
-          <w:szCs w:val="20"/>
-        </w:rPr>
-        <w:t>is_booster</w:t>
-      </w:r>
-      <w:proofErr w:type="spellEnd"/>
-      <w:proofErr w:type="gramStart"/>
-      <w:r>
-        <w:rPr>
-          <w:sz w:val="20"/>
-          <w:szCs w:val="20"/>
-        </w:rPr>
-        <w:t>;</w:t>
+        <w:t>bool is_booster;</w:t>
       </w:r>
       <w:r>
         <w:rPr>
@@ -5321,16 +4218,7 @@
           <w:sz w:val="20"/>
           <w:szCs w:val="20"/>
         </w:rPr>
-        <w:t xml:space="preserve"> :</w:t>
-      </w:r>
-      <w:proofErr w:type="gramEnd"/>
-      <w:r>
-        <w:rPr>
-          <w:rFonts w:hint="eastAsia"/>
-          <w:sz w:val="20"/>
-          <w:szCs w:val="20"/>
-        </w:rPr>
-        <w:t xml:space="preserve"> 부스터 사용 여부</w:t>
+        <w:t xml:space="preserve"> : 부스터 사용 여부</w:t>
       </w:r>
     </w:p>
     <w:p>
@@ -5350,29 +4238,12 @@
           <w:szCs w:val="20"/>
         </w:rPr>
       </w:pPr>
-      <w:proofErr w:type="spellStart"/>
-      <w:r>
-        <w:rPr>
-          <w:sz w:val="20"/>
-          <w:szCs w:val="20"/>
-        </w:rPr>
-        <w:t>btRigidBody</w:t>
-      </w:r>
-      <w:proofErr w:type="spellEnd"/>
-      <w:r>
-        <w:rPr>
-          <w:sz w:val="20"/>
-          <w:szCs w:val="20"/>
-        </w:rPr>
-        <w:t xml:space="preserve"> body</w:t>
-      </w:r>
-      <w:proofErr w:type="gramStart"/>
-      <w:r>
-        <w:rPr>
-          <w:sz w:val="20"/>
-          <w:szCs w:val="20"/>
-        </w:rPr>
-        <w:t>;</w:t>
+      <w:r>
+        <w:rPr>
+          <w:sz w:val="20"/>
+          <w:szCs w:val="20"/>
+        </w:rPr>
+        <w:t>btRigidBody body;</w:t>
       </w:r>
       <w:r>
         <w:rPr>
@@ -5380,27 +4251,8 @@
           <w:sz w:val="20"/>
           <w:szCs w:val="20"/>
         </w:rPr>
-        <w:t xml:space="preserve"> :</w:t>
-      </w:r>
-      <w:proofErr w:type="gramEnd"/>
-      <w:r>
-        <w:rPr>
-          <w:rFonts w:hint="eastAsia"/>
-          <w:sz w:val="20"/>
-          <w:szCs w:val="20"/>
-        </w:rPr>
-        <w:t xml:space="preserve"> 충돌 처리 </w:t>
-      </w:r>
-      <w:proofErr w:type="spellStart"/>
-      <w:r>
-        <w:rPr>
-          <w:rFonts w:hint="eastAsia"/>
-          <w:sz w:val="20"/>
-          <w:szCs w:val="20"/>
-        </w:rPr>
-        <w:t>바운딩박스</w:t>
-      </w:r>
-      <w:proofErr w:type="spellEnd"/>
+        <w:t xml:space="preserve"> : 충돌 처리 바운딩박스</w:t>
+      </w:r>
     </w:p>
     <w:p>
       <w:pPr>
@@ -5425,34 +4277,7 @@
           <w:sz w:val="20"/>
           <w:szCs w:val="20"/>
         </w:rPr>
-        <w:t xml:space="preserve">Player(int </w:t>
-      </w:r>
-      <w:proofErr w:type="spellStart"/>
-      <w:r>
-        <w:rPr>
-          <w:rFonts w:eastAsiaTheme="minorHAnsi"/>
-          <w:sz w:val="20"/>
-          <w:szCs w:val="20"/>
-        </w:rPr>
-        <w:t>player_id</w:t>
-      </w:r>
-      <w:proofErr w:type="spellEnd"/>
-      <w:r>
-        <w:rPr>
-          <w:rFonts w:eastAsiaTheme="minorHAnsi"/>
-          <w:sz w:val="20"/>
-          <w:szCs w:val="20"/>
-        </w:rPr>
-        <w:t>, SOCKET s)</w:t>
-      </w:r>
-      <w:proofErr w:type="gramStart"/>
-      <w:r>
-        <w:rPr>
-          <w:rFonts w:eastAsiaTheme="minorHAnsi"/>
-          <w:sz w:val="20"/>
-          <w:szCs w:val="20"/>
-        </w:rPr>
-        <w:t>;</w:t>
+        <w:t>Player(int player_id, SOCKET s);</w:t>
       </w:r>
       <w:r>
         <w:rPr>
@@ -5460,16 +4285,7 @@
           <w:sz w:val="20"/>
           <w:szCs w:val="20"/>
         </w:rPr>
-        <w:t xml:space="preserve"> :</w:t>
-      </w:r>
-      <w:proofErr w:type="gramEnd"/>
-      <w:r>
-        <w:rPr>
-          <w:rFonts w:eastAsiaTheme="minorHAnsi" w:hint="eastAsia"/>
-          <w:sz w:val="20"/>
-          <w:szCs w:val="20"/>
-        </w:rPr>
-        <w:t xml:space="preserve"> 플레이어 객체 생성자</w:t>
+        <w:t xml:space="preserve"> : 플레이어 객체 생성자</w:t>
       </w:r>
       <w:r>
         <w:rPr>
@@ -5503,34 +4319,7 @@
           <w:sz w:val="20"/>
           <w:szCs w:val="20"/>
         </w:rPr>
-        <w:t xml:space="preserve">void </w:t>
-      </w:r>
-      <w:proofErr w:type="spellStart"/>
-      <w:r>
-        <w:rPr>
-          <w:rFonts w:eastAsiaTheme="minorHAnsi"/>
-          <w:sz w:val="20"/>
-          <w:szCs w:val="20"/>
-        </w:rPr>
-        <w:t>recv_packet</w:t>
-      </w:r>
-      <w:proofErr w:type="spellEnd"/>
-      <w:r>
-        <w:rPr>
-          <w:rFonts w:eastAsiaTheme="minorHAnsi"/>
-          <w:sz w:val="20"/>
-          <w:szCs w:val="20"/>
-        </w:rPr>
-        <w:t>()</w:t>
-      </w:r>
-      <w:proofErr w:type="gramStart"/>
-      <w:r>
-        <w:rPr>
-          <w:rFonts w:eastAsiaTheme="minorHAnsi"/>
-          <w:sz w:val="20"/>
-          <w:szCs w:val="20"/>
-        </w:rPr>
-        <w:t>;</w:t>
+        <w:t>void recv_packet();</w:t>
       </w:r>
       <w:r>
         <w:rPr>
@@ -5538,16 +4327,7 @@
           <w:sz w:val="20"/>
           <w:szCs w:val="20"/>
         </w:rPr>
-        <w:t xml:space="preserve"> :</w:t>
-      </w:r>
-      <w:proofErr w:type="gramEnd"/>
-      <w:r>
-        <w:rPr>
-          <w:rFonts w:eastAsiaTheme="minorHAnsi" w:hint="eastAsia"/>
-          <w:sz w:val="20"/>
-          <w:szCs w:val="20"/>
-        </w:rPr>
-        <w:t xml:space="preserve"> 패킷 받는 함수</w:t>
+        <w:t xml:space="preserve"> : 패킷 받는 함수</w:t>
       </w:r>
     </w:p>
     <w:p>
@@ -5573,34 +4353,7 @@
           <w:sz w:val="20"/>
           <w:szCs w:val="20"/>
         </w:rPr>
-        <w:t xml:space="preserve">void </w:t>
-      </w:r>
-      <w:proofErr w:type="spellStart"/>
-      <w:r>
-        <w:rPr>
-          <w:rFonts w:eastAsiaTheme="minorHAnsi"/>
-          <w:sz w:val="20"/>
-          <w:szCs w:val="20"/>
-        </w:rPr>
-        <w:t>process_packet</w:t>
-      </w:r>
-      <w:proofErr w:type="spellEnd"/>
-      <w:r>
-        <w:rPr>
-          <w:rFonts w:eastAsiaTheme="minorHAnsi"/>
-          <w:sz w:val="20"/>
-          <w:szCs w:val="20"/>
-        </w:rPr>
-        <w:t>(unsigned char* p)</w:t>
-      </w:r>
-      <w:proofErr w:type="gramStart"/>
-      <w:r>
-        <w:rPr>
-          <w:rFonts w:eastAsiaTheme="minorHAnsi"/>
-          <w:sz w:val="20"/>
-          <w:szCs w:val="20"/>
-        </w:rPr>
-        <w:t>;</w:t>
+        <w:t>void process_packet(unsigned char* p);</w:t>
       </w:r>
       <w:r>
         <w:rPr>
@@ -5608,34 +4361,15 @@
           <w:sz w:val="20"/>
           <w:szCs w:val="20"/>
         </w:rPr>
-        <w:t xml:space="preserve"> :</w:t>
-      </w:r>
-      <w:proofErr w:type="gramEnd"/>
+        <w:t xml:space="preserve"> : </w:t>
+      </w:r>
       <w:r>
         <w:rPr>
           <w:rFonts w:eastAsiaTheme="minorHAnsi" w:hint="eastAsia"/>
           <w:sz w:val="20"/>
           <w:szCs w:val="20"/>
         </w:rPr>
-        <w:t xml:space="preserve"> </w:t>
-      </w:r>
-      <w:proofErr w:type="spellStart"/>
-      <w:r>
-        <w:rPr>
-          <w:rFonts w:eastAsiaTheme="minorHAnsi" w:hint="eastAsia"/>
-          <w:sz w:val="20"/>
-          <w:szCs w:val="20"/>
-        </w:rPr>
-        <w:t>전송받은</w:t>
-      </w:r>
-      <w:proofErr w:type="spellEnd"/>
-      <w:r>
-        <w:rPr>
-          <w:rFonts w:eastAsiaTheme="minorHAnsi" w:hint="eastAsia"/>
-          <w:sz w:val="20"/>
-          <w:szCs w:val="20"/>
-        </w:rPr>
-        <w:t xml:space="preserve"> 패킷 처리</w:t>
+        <w:t>전송받은 패킷 처리</w:t>
       </w:r>
     </w:p>
     <w:p>
@@ -5661,34 +4395,7 @@
           <w:sz w:val="20"/>
           <w:szCs w:val="20"/>
         </w:rPr>
-        <w:t xml:space="preserve">void </w:t>
-      </w:r>
-      <w:proofErr w:type="spellStart"/>
-      <w:r>
-        <w:rPr>
-          <w:rFonts w:eastAsiaTheme="minorHAnsi"/>
-          <w:sz w:val="20"/>
-          <w:szCs w:val="20"/>
-        </w:rPr>
-        <w:t>send_packet</w:t>
-      </w:r>
-      <w:proofErr w:type="spellEnd"/>
-      <w:r>
-        <w:rPr>
-          <w:rFonts w:eastAsiaTheme="minorHAnsi"/>
-          <w:sz w:val="20"/>
-          <w:szCs w:val="20"/>
-        </w:rPr>
-        <w:t>(void* packet)</w:t>
-      </w:r>
-      <w:proofErr w:type="gramStart"/>
-      <w:r>
-        <w:rPr>
-          <w:rFonts w:eastAsiaTheme="minorHAnsi"/>
-          <w:sz w:val="20"/>
-          <w:szCs w:val="20"/>
-        </w:rPr>
-        <w:t>;</w:t>
+        <w:t>void send_packet(void* packet);</w:t>
       </w:r>
       <w:r>
         <w:rPr>
@@ -5696,16 +4403,7 @@
           <w:sz w:val="20"/>
           <w:szCs w:val="20"/>
         </w:rPr>
-        <w:t xml:space="preserve"> :</w:t>
-      </w:r>
-      <w:proofErr w:type="gramEnd"/>
-      <w:r>
-        <w:rPr>
-          <w:rFonts w:eastAsiaTheme="minorHAnsi" w:hint="eastAsia"/>
-          <w:sz w:val="20"/>
-          <w:szCs w:val="20"/>
-        </w:rPr>
-        <w:t xml:space="preserve"> 패킷 전송 함수</w:t>
+        <w:t xml:space="preserve"> : 패킷 전송 함수</w:t>
       </w:r>
     </w:p>
     <w:p>
@@ -5731,36 +4429,8 @@
           <w:sz w:val="20"/>
           <w:szCs w:val="20"/>
         </w:rPr>
-        <w:t xml:space="preserve">void </w:t>
-      </w:r>
-      <w:proofErr w:type="spellStart"/>
-      <w:r>
-        <w:rPr>
-          <w:rFonts w:eastAsiaTheme="minorHAnsi"/>
-          <w:sz w:val="20"/>
-          <w:szCs w:val="20"/>
-        </w:rPr>
-        <w:t>send_playerInfo_info_</w:t>
-      </w:r>
-      <w:proofErr w:type="gramStart"/>
-      <w:r>
-        <w:rPr>
-          <w:rFonts w:eastAsiaTheme="minorHAnsi"/>
-          <w:sz w:val="20"/>
-          <w:szCs w:val="20"/>
-        </w:rPr>
-        <w:t>packet</w:t>
-      </w:r>
-      <w:proofErr w:type="spellEnd"/>
-      <w:r>
-        <w:rPr>
-          <w:rFonts w:eastAsiaTheme="minorHAnsi"/>
-          <w:sz w:val="20"/>
-          <w:szCs w:val="20"/>
-        </w:rPr>
-        <w:t>();</w:t>
-      </w:r>
-      <w:proofErr w:type="gramEnd"/>
+        <w:t>void send_playerInfo_info_packet();</w:t>
+      </w:r>
     </w:p>
     <w:p>
       <w:pPr>
@@ -5785,36 +4455,8 @@
           <w:sz w:val="20"/>
           <w:szCs w:val="20"/>
         </w:rPr>
-        <w:t xml:space="preserve">void </w:t>
-      </w:r>
-      <w:proofErr w:type="spellStart"/>
-      <w:r>
-        <w:rPr>
-          <w:rFonts w:eastAsiaTheme="minorHAnsi"/>
-          <w:sz w:val="20"/>
-          <w:szCs w:val="20"/>
-        </w:rPr>
-        <w:t>send_login_fail_</w:t>
-      </w:r>
-      <w:proofErr w:type="gramStart"/>
-      <w:r>
-        <w:rPr>
-          <w:rFonts w:eastAsiaTheme="minorHAnsi"/>
-          <w:sz w:val="20"/>
-          <w:szCs w:val="20"/>
-        </w:rPr>
-        <w:t>packet</w:t>
-      </w:r>
-      <w:proofErr w:type="spellEnd"/>
-      <w:r>
-        <w:rPr>
-          <w:rFonts w:eastAsiaTheme="minorHAnsi"/>
-          <w:sz w:val="20"/>
-          <w:szCs w:val="20"/>
-        </w:rPr>
-        <w:t>();</w:t>
-      </w:r>
-      <w:proofErr w:type="gramEnd"/>
+        <w:t>void send_login_fail_packet();</w:t>
+      </w:r>
     </w:p>
     <w:p>
       <w:pPr>
@@ -5839,43 +4481,7 @@
           <w:sz w:val="20"/>
           <w:szCs w:val="20"/>
         </w:rPr>
-        <w:t xml:space="preserve">void </w:t>
-      </w:r>
-      <w:proofErr w:type="spellStart"/>
-      <w:r>
-        <w:rPr>
-          <w:rFonts w:eastAsiaTheme="minorHAnsi"/>
-          <w:sz w:val="20"/>
-          <w:szCs w:val="20"/>
-        </w:rPr>
-        <w:t>send_booster_packet</w:t>
-      </w:r>
-      <w:proofErr w:type="spellEnd"/>
-      <w:r>
-        <w:rPr>
-          <w:rFonts w:eastAsiaTheme="minorHAnsi"/>
-          <w:sz w:val="20"/>
-          <w:szCs w:val="20"/>
-        </w:rPr>
-        <w:t>(</w:t>
-      </w:r>
-      <w:proofErr w:type="spellStart"/>
-      <w:r>
-        <w:rPr>
-          <w:rFonts w:eastAsiaTheme="minorHAnsi"/>
-          <w:sz w:val="20"/>
-          <w:szCs w:val="20"/>
-        </w:rPr>
-        <w:t>target_id</w:t>
-      </w:r>
-      <w:proofErr w:type="spellEnd"/>
-      <w:r>
-        <w:rPr>
-          <w:rFonts w:eastAsiaTheme="minorHAnsi"/>
-          <w:sz w:val="20"/>
-          <w:szCs w:val="20"/>
-        </w:rPr>
-        <w:t>);</w:t>
+        <w:t>void send_booster_packet(target_id);</w:t>
       </w:r>
     </w:p>
     <w:p>
@@ -5901,64 +4507,8 @@
           <w:sz w:val="20"/>
           <w:szCs w:val="20"/>
         </w:rPr>
-        <w:t xml:space="preserve">void </w:t>
-      </w:r>
-      <w:proofErr w:type="spellStart"/>
-      <w:r>
-        <w:rPr>
-          <w:rFonts w:eastAsiaTheme="minorHAnsi"/>
-          <w:sz w:val="20"/>
-          <w:szCs w:val="20"/>
-        </w:rPr>
-        <w:t>send_rank_</w:t>
-      </w:r>
-      <w:proofErr w:type="gramStart"/>
-      <w:r>
-        <w:rPr>
-          <w:rFonts w:eastAsiaTheme="minorHAnsi"/>
-          <w:sz w:val="20"/>
-          <w:szCs w:val="20"/>
-        </w:rPr>
-        <w:t>packet</w:t>
-      </w:r>
-      <w:proofErr w:type="spellEnd"/>
-      <w:r>
-        <w:rPr>
-          <w:rFonts w:eastAsiaTheme="minorHAnsi"/>
-          <w:sz w:val="20"/>
-          <w:szCs w:val="20"/>
-        </w:rPr>
-        <w:t>(</w:t>
-      </w:r>
-      <w:proofErr w:type="gramEnd"/>
-      <w:r>
-        <w:rPr>
-          <w:rFonts w:eastAsiaTheme="minorHAnsi"/>
-          <w:sz w:val="20"/>
-          <w:szCs w:val="20"/>
-        </w:rPr>
-        <w:t xml:space="preserve">int </w:t>
-      </w:r>
-      <w:proofErr w:type="spellStart"/>
-      <w:r>
-        <w:rPr>
-          <w:rFonts w:eastAsiaTheme="minorHAnsi"/>
-          <w:sz w:val="20"/>
-          <w:szCs w:val="20"/>
-        </w:rPr>
-        <w:t>target_id</w:t>
-      </w:r>
-      <w:proofErr w:type="spellEnd"/>
-      <w:proofErr w:type="gramStart"/>
-      <w:r>
-        <w:rPr>
-          <w:rFonts w:eastAsiaTheme="minorHAnsi"/>
-          <w:sz w:val="20"/>
-          <w:szCs w:val="20"/>
-        </w:rPr>
-        <w:t>);</w:t>
-      </w:r>
-      <w:proofErr w:type="gramEnd"/>
+        <w:t>void send_rank_packet(int target_id);</w:t>
+      </w:r>
     </w:p>
     <w:p>
       <w:pPr>
@@ -5983,64 +4533,8 @@
           <w:sz w:val="20"/>
           <w:szCs w:val="20"/>
         </w:rPr>
-        <w:t xml:space="preserve">void </w:t>
-      </w:r>
-      <w:proofErr w:type="spellStart"/>
-      <w:r>
-        <w:rPr>
-          <w:rFonts w:eastAsiaTheme="minorHAnsi"/>
-          <w:sz w:val="20"/>
-          <w:szCs w:val="20"/>
-        </w:rPr>
-        <w:t>send_enter_room_</w:t>
-      </w:r>
-      <w:proofErr w:type="gramStart"/>
-      <w:r>
-        <w:rPr>
-          <w:rFonts w:eastAsiaTheme="minorHAnsi"/>
-          <w:sz w:val="20"/>
-          <w:szCs w:val="20"/>
-        </w:rPr>
-        <w:t>packet</w:t>
-      </w:r>
-      <w:proofErr w:type="spellEnd"/>
-      <w:r>
-        <w:rPr>
-          <w:rFonts w:eastAsiaTheme="minorHAnsi"/>
-          <w:sz w:val="20"/>
-          <w:szCs w:val="20"/>
-        </w:rPr>
-        <w:t>(</w:t>
-      </w:r>
-      <w:proofErr w:type="gramEnd"/>
-      <w:r>
-        <w:rPr>
-          <w:rFonts w:eastAsiaTheme="minorHAnsi"/>
-          <w:sz w:val="20"/>
-          <w:szCs w:val="20"/>
-        </w:rPr>
-        <w:t xml:space="preserve">int </w:t>
-      </w:r>
-      <w:proofErr w:type="spellStart"/>
-      <w:r>
-        <w:rPr>
-          <w:rFonts w:eastAsiaTheme="minorHAnsi"/>
-          <w:sz w:val="20"/>
-          <w:szCs w:val="20"/>
-        </w:rPr>
-        <w:t>target_id</w:t>
-      </w:r>
-      <w:proofErr w:type="spellEnd"/>
-      <w:proofErr w:type="gramStart"/>
-      <w:r>
-        <w:rPr>
-          <w:rFonts w:eastAsiaTheme="minorHAnsi"/>
-          <w:sz w:val="20"/>
-          <w:szCs w:val="20"/>
-        </w:rPr>
-        <w:t>);</w:t>
-      </w:r>
-      <w:proofErr w:type="gramEnd"/>
+        <w:t>void send_enter_room_packet(int target_id);</w:t>
+      </w:r>
     </w:p>
     <w:p>
       <w:pPr>
@@ -6065,43 +4559,7 @@
           <w:sz w:val="20"/>
           <w:szCs w:val="20"/>
         </w:rPr>
-        <w:t xml:space="preserve">void </w:t>
-      </w:r>
-      <w:proofErr w:type="spellStart"/>
-      <w:r>
-        <w:rPr>
-          <w:rFonts w:eastAsiaTheme="minorHAnsi"/>
-          <w:sz w:val="20"/>
-          <w:szCs w:val="20"/>
-        </w:rPr>
-        <w:t>send_game_start_packet</w:t>
-      </w:r>
-      <w:proofErr w:type="spellEnd"/>
-      <w:r>
-        <w:rPr>
-          <w:rFonts w:eastAsiaTheme="minorHAnsi"/>
-          <w:sz w:val="20"/>
-          <w:szCs w:val="20"/>
-        </w:rPr>
-        <w:t>(</w:t>
-      </w:r>
-      <w:proofErr w:type="spellStart"/>
-      <w:r>
-        <w:rPr>
-          <w:rFonts w:eastAsiaTheme="minorHAnsi"/>
-          <w:sz w:val="20"/>
-          <w:szCs w:val="20"/>
-        </w:rPr>
-        <w:t>target_id</w:t>
-      </w:r>
-      <w:proofErr w:type="spellEnd"/>
-      <w:r>
-        <w:rPr>
-          <w:rFonts w:eastAsiaTheme="minorHAnsi"/>
-          <w:sz w:val="20"/>
-          <w:szCs w:val="20"/>
-        </w:rPr>
-        <w:t>);</w:t>
+        <w:t>void send_game_start_packet(target_id);</w:t>
       </w:r>
     </w:p>
     <w:p>
@@ -6127,43 +4585,7 @@
           <w:sz w:val="20"/>
           <w:szCs w:val="20"/>
         </w:rPr>
-        <w:t xml:space="preserve">void </w:t>
-      </w:r>
-      <w:proofErr w:type="spellStart"/>
-      <w:r>
-        <w:rPr>
-          <w:rFonts w:eastAsiaTheme="minorHAnsi"/>
-          <w:sz w:val="20"/>
-          <w:szCs w:val="20"/>
-        </w:rPr>
-        <w:t>send_move_packet</w:t>
-      </w:r>
-      <w:proofErr w:type="spellEnd"/>
-      <w:r>
-        <w:rPr>
-          <w:rFonts w:eastAsiaTheme="minorHAnsi"/>
-          <w:sz w:val="20"/>
-          <w:szCs w:val="20"/>
-        </w:rPr>
-        <w:t>(</w:t>
-      </w:r>
-      <w:proofErr w:type="spellStart"/>
-      <w:r>
-        <w:rPr>
-          <w:rFonts w:eastAsiaTheme="minorHAnsi"/>
-          <w:sz w:val="20"/>
-          <w:szCs w:val="20"/>
-        </w:rPr>
-        <w:t>target_id</w:t>
-      </w:r>
-      <w:proofErr w:type="spellEnd"/>
-      <w:r>
-        <w:rPr>
-          <w:rFonts w:eastAsiaTheme="minorHAnsi"/>
-          <w:sz w:val="20"/>
-          <w:szCs w:val="20"/>
-        </w:rPr>
-        <w:t>);</w:t>
+        <w:t>void send_move_packet(target_id);</w:t>
       </w:r>
     </w:p>
     <w:p>
@@ -6189,43 +4611,7 @@
           <w:sz w:val="20"/>
           <w:szCs w:val="20"/>
         </w:rPr>
-        <w:t xml:space="preserve">void </w:t>
-      </w:r>
-      <w:proofErr w:type="spellStart"/>
-      <w:r>
-        <w:rPr>
-          <w:rFonts w:eastAsiaTheme="minorHAnsi"/>
-          <w:sz w:val="20"/>
-          <w:szCs w:val="20"/>
-        </w:rPr>
-        <w:t>send_ready_packet</w:t>
-      </w:r>
-      <w:proofErr w:type="spellEnd"/>
-      <w:r>
-        <w:rPr>
-          <w:rFonts w:eastAsiaTheme="minorHAnsi"/>
-          <w:sz w:val="20"/>
-          <w:szCs w:val="20"/>
-        </w:rPr>
-        <w:t>(</w:t>
-      </w:r>
-      <w:proofErr w:type="spellStart"/>
-      <w:r>
-        <w:rPr>
-          <w:rFonts w:eastAsiaTheme="minorHAnsi"/>
-          <w:sz w:val="20"/>
-          <w:szCs w:val="20"/>
-        </w:rPr>
-        <w:t>target_id</w:t>
-      </w:r>
-      <w:proofErr w:type="spellEnd"/>
-      <w:r>
-        <w:rPr>
-          <w:rFonts w:eastAsiaTheme="minorHAnsi"/>
-          <w:sz w:val="20"/>
-          <w:szCs w:val="20"/>
-        </w:rPr>
-        <w:t>);</w:t>
+        <w:t>void send_ready_packet(target_id);</w:t>
       </w:r>
     </w:p>
     <w:p>
@@ -6251,64 +4637,8 @@
           <w:sz w:val="20"/>
           <w:szCs w:val="20"/>
         </w:rPr>
-        <w:t xml:space="preserve">void </w:t>
-      </w:r>
-      <w:proofErr w:type="spellStart"/>
-      <w:r>
-        <w:rPr>
-          <w:rFonts w:eastAsiaTheme="minorHAnsi"/>
-          <w:sz w:val="20"/>
-          <w:szCs w:val="20"/>
-        </w:rPr>
-        <w:t>send_logout_</w:t>
-      </w:r>
-      <w:proofErr w:type="gramStart"/>
-      <w:r>
-        <w:rPr>
-          <w:rFonts w:eastAsiaTheme="minorHAnsi"/>
-          <w:sz w:val="20"/>
-          <w:szCs w:val="20"/>
-        </w:rPr>
-        <w:t>packet</w:t>
-      </w:r>
-      <w:proofErr w:type="spellEnd"/>
-      <w:r>
-        <w:rPr>
-          <w:rFonts w:eastAsiaTheme="minorHAnsi"/>
-          <w:sz w:val="20"/>
-          <w:szCs w:val="20"/>
-        </w:rPr>
-        <w:t>(</w:t>
-      </w:r>
-      <w:proofErr w:type="gramEnd"/>
-      <w:r>
-        <w:rPr>
-          <w:rFonts w:eastAsiaTheme="minorHAnsi"/>
-          <w:sz w:val="20"/>
-          <w:szCs w:val="20"/>
-        </w:rPr>
-        <w:t xml:space="preserve">int </w:t>
-      </w:r>
-      <w:proofErr w:type="spellStart"/>
-      <w:r>
-        <w:rPr>
-          <w:rFonts w:eastAsiaTheme="minorHAnsi"/>
-          <w:sz w:val="20"/>
-          <w:szCs w:val="20"/>
-        </w:rPr>
-        <w:t>target_id</w:t>
-      </w:r>
-      <w:proofErr w:type="spellEnd"/>
-      <w:proofErr w:type="gramStart"/>
-      <w:r>
-        <w:rPr>
-          <w:rFonts w:eastAsiaTheme="minorHAnsi"/>
-          <w:sz w:val="20"/>
-          <w:szCs w:val="20"/>
-        </w:rPr>
-        <w:t>);</w:t>
-      </w:r>
-      <w:proofErr w:type="gramEnd"/>
+        <w:t>void send_logout_packet(int target_id);</w:t>
+      </w:r>
     </w:p>
     <w:p>
       <w:pPr>
@@ -6322,7 +4652,6 @@
           <w:szCs w:val="20"/>
         </w:rPr>
       </w:pPr>
-      <w:proofErr w:type="spellStart"/>
       <w:r>
         <w:rPr>
           <w:rFonts w:eastAsiaTheme="minorHAnsi" w:hint="eastAsia"/>
@@ -6332,7 +4661,6 @@
         <w:lastRenderedPageBreak/>
         <w:t>ServerMain</w:t>
       </w:r>
-      <w:proofErr w:type="spellEnd"/>
     </w:p>
     <w:p>
       <w:pPr>
@@ -6350,53 +4678,19 @@
           <w:szCs w:val="22"/>
         </w:rPr>
       </w:pPr>
-      <w:proofErr w:type="gramStart"/>
       <w:r>
         <w:rPr>
           <w:rFonts w:eastAsiaTheme="minorHAnsi"/>
           <w:szCs w:val="22"/>
         </w:rPr>
-        <w:t>std::</w:t>
-      </w:r>
-      <w:proofErr w:type="gramEnd"/>
-      <w:r>
-        <w:rPr>
-          <w:rFonts w:eastAsiaTheme="minorHAnsi"/>
-          <w:szCs w:val="22"/>
-        </w:rPr>
-        <w:t xml:space="preserve">array&lt;Player, MAX_USER&gt; </w:t>
-      </w:r>
-      <w:proofErr w:type="spellStart"/>
-      <w:r>
-        <w:rPr>
-          <w:rFonts w:eastAsiaTheme="minorHAnsi"/>
-          <w:szCs w:val="22"/>
-        </w:rPr>
-        <w:t>g_</w:t>
-      </w:r>
-      <w:proofErr w:type="gramStart"/>
-      <w:r>
-        <w:rPr>
-          <w:rFonts w:eastAsiaTheme="minorHAnsi"/>
-          <w:szCs w:val="22"/>
-        </w:rPr>
-        <w:t>players</w:t>
-      </w:r>
-      <w:proofErr w:type="spellEnd"/>
+        <w:t>std::array&lt;Player, MAX_USER&gt; g_players</w:t>
+      </w:r>
       <w:r>
         <w:rPr>
           <w:rFonts w:eastAsiaTheme="minorHAnsi" w:hint="eastAsia"/>
           <w:szCs w:val="22"/>
         </w:rPr>
-        <w:t xml:space="preserve"> :</w:t>
-      </w:r>
-      <w:proofErr w:type="gramEnd"/>
-      <w:r>
-        <w:rPr>
-          <w:rFonts w:eastAsiaTheme="minorHAnsi" w:hint="eastAsia"/>
-          <w:szCs w:val="22"/>
-        </w:rPr>
-        <w:t xml:space="preserve"> 클라이언트 관리 컨테이너</w:t>
+        <w:t xml:space="preserve"> : 클라이언트 관리 컨테이너</w:t>
       </w:r>
     </w:p>
     <w:p>
@@ -6415,15 +4709,13 @@
           <w:szCs w:val="22"/>
         </w:rPr>
       </w:pPr>
-      <w:proofErr w:type="spellStart"/>
       <w:r>
         <w:rPr>
           <w:rFonts w:eastAsiaTheme="minorHAnsi" w:hint="eastAsia"/>
           <w:szCs w:val="22"/>
         </w:rPr>
-        <w:t>enum</w:t>
-      </w:r>
-      <w:proofErr w:type="spellEnd"/>
+        <w:t>enum game_state</w:t>
+      </w:r>
       <w:r>
         <w:rPr>
           <w:rFonts w:eastAsiaTheme="minorHAnsi" w:hint="eastAsia"/>
@@ -6431,44 +4723,12 @@
         </w:rPr>
         <w:t xml:space="preserve"> </w:t>
       </w:r>
-      <w:proofErr w:type="spellStart"/>
       <w:r>
         <w:rPr>
           <w:rFonts w:eastAsiaTheme="minorHAnsi" w:hint="eastAsia"/>
           <w:szCs w:val="22"/>
         </w:rPr>
-        <w:t>game_</w:t>
-      </w:r>
-      <w:proofErr w:type="gramStart"/>
-      <w:r>
-        <w:rPr>
-          <w:rFonts w:eastAsiaTheme="minorHAnsi" w:hint="eastAsia"/>
-          <w:szCs w:val="22"/>
-        </w:rPr>
-        <w:t>state</w:t>
-      </w:r>
-      <w:proofErr w:type="spellEnd"/>
-      <w:r>
-        <w:rPr>
-          <w:rFonts w:eastAsiaTheme="minorHAnsi" w:hint="eastAsia"/>
-          <w:szCs w:val="22"/>
-        </w:rPr>
-        <w:t xml:space="preserve"> </w:t>
-      </w:r>
-      <w:r>
-        <w:rPr>
-          <w:rFonts w:eastAsiaTheme="minorHAnsi" w:hint="eastAsia"/>
-          <w:szCs w:val="22"/>
-        </w:rPr>
-        <w:t>:</w:t>
-      </w:r>
-      <w:proofErr w:type="gramEnd"/>
-      <w:r>
-        <w:rPr>
-          <w:rFonts w:eastAsiaTheme="minorHAnsi" w:hint="eastAsia"/>
-          <w:szCs w:val="22"/>
-        </w:rPr>
-        <w:t xml:space="preserve"> 게임 환경</w:t>
+        <w:t>: 게임 환경</w:t>
       </w:r>
     </w:p>
     <w:p>
@@ -6492,25 +4752,8 @@
           <w:rFonts w:eastAsiaTheme="minorHAnsi"/>
           <w:szCs w:val="22"/>
         </w:rPr>
-        <w:t>CRITICAL_SECTION </w:t>
-      </w:r>
-      <w:proofErr w:type="spellStart"/>
-      <w:r>
-        <w:rPr>
-          <w:rFonts w:eastAsiaTheme="minorHAnsi"/>
-          <w:szCs w:val="22"/>
-        </w:rPr>
-        <w:t>g_</w:t>
-      </w:r>
-      <w:proofErr w:type="gramStart"/>
-      <w:r>
-        <w:rPr>
-          <w:rFonts w:eastAsiaTheme="minorHAnsi"/>
-          <w:szCs w:val="22"/>
-        </w:rPr>
-        <w:t>CS</w:t>
-      </w:r>
-      <w:proofErr w:type="spellEnd"/>
+        <w:t>CRITICAL_SECTION g_CS</w:t>
+      </w:r>
       <w:r>
         <w:rPr>
           <w:rFonts w:eastAsiaTheme="minorHAnsi" w:hint="eastAsia"/>
@@ -6523,15 +4766,7 @@
           <w:rFonts w:eastAsiaTheme="minorHAnsi" w:hint="eastAsia"/>
           <w:szCs w:val="22"/>
         </w:rPr>
-        <w:t>:</w:t>
-      </w:r>
-      <w:proofErr w:type="gramEnd"/>
-      <w:r>
-        <w:rPr>
-          <w:rFonts w:eastAsiaTheme="minorHAnsi" w:hint="eastAsia"/>
-          <w:szCs w:val="22"/>
-        </w:rPr>
-        <w:t xml:space="preserve"> 임계 영역</w:t>
+        <w:t>: 임계 영역</w:t>
       </w:r>
     </w:p>
     <w:p>
@@ -6555,39 +4790,14 @@
           <w:rFonts w:eastAsiaTheme="minorHAnsi"/>
           <w:szCs w:val="22"/>
         </w:rPr>
-        <w:t>float </w:t>
-      </w:r>
-      <w:proofErr w:type="spellStart"/>
-      <w:r>
-        <w:rPr>
-          <w:rFonts w:eastAsiaTheme="minorHAnsi"/>
-          <w:szCs w:val="22"/>
-        </w:rPr>
-        <w:t>g_</w:t>
-      </w:r>
-      <w:proofErr w:type="gramStart"/>
-      <w:r>
-        <w:rPr>
-          <w:rFonts w:eastAsiaTheme="minorHAnsi"/>
-          <w:szCs w:val="22"/>
-        </w:rPr>
-        <w:t>ElapsedTime</w:t>
-      </w:r>
-      <w:proofErr w:type="spellEnd"/>
+        <w:t>float g_ElapsedTime</w:t>
+      </w:r>
       <w:r>
         <w:rPr>
           <w:rFonts w:eastAsiaTheme="minorHAnsi" w:hint="eastAsia"/>
           <w:szCs w:val="22"/>
         </w:rPr>
-        <w:t xml:space="preserve"> :</w:t>
-      </w:r>
-      <w:proofErr w:type="gramEnd"/>
-      <w:r>
-        <w:rPr>
-          <w:rFonts w:eastAsiaTheme="minorHAnsi" w:hint="eastAsia"/>
-          <w:szCs w:val="22"/>
-        </w:rPr>
-        <w:t xml:space="preserve"> 게임 시간</w:t>
+        <w:t xml:space="preserve"> : 게임 시간</w:t>
       </w:r>
     </w:p>
     <w:p>
@@ -6631,46 +4841,14 @@
           <w:rFonts w:eastAsiaTheme="minorHAnsi"/>
           <w:szCs w:val="22"/>
         </w:rPr>
-        <w:t xml:space="preserve">bool </w:t>
-      </w:r>
-      <w:proofErr w:type="spellStart"/>
-      <w:r>
-        <w:rPr>
-          <w:rFonts w:eastAsiaTheme="minorHAnsi"/>
-          <w:szCs w:val="22"/>
-        </w:rPr>
-        <w:t>CollisionCheck</w:t>
-      </w:r>
-      <w:proofErr w:type="spellEnd"/>
-      <w:r>
-        <w:rPr>
-          <w:rFonts w:eastAsiaTheme="minorHAnsi"/>
-          <w:szCs w:val="22"/>
-        </w:rPr>
-        <w:t>(</w:t>
-      </w:r>
-      <w:proofErr w:type="gramStart"/>
-      <w:r>
-        <w:rPr>
-          <w:rFonts w:eastAsiaTheme="minorHAnsi"/>
-          <w:szCs w:val="22"/>
-        </w:rPr>
-        <w:t>)</w:t>
+        <w:t>bool CollisionCheck()</w:t>
       </w:r>
       <w:r>
         <w:rPr>
           <w:rFonts w:eastAsiaTheme="minorHAnsi" w:hint="eastAsia"/>
           <w:szCs w:val="22"/>
         </w:rPr>
-        <w:t xml:space="preserve"> :</w:t>
-      </w:r>
-      <w:proofErr w:type="gramEnd"/>
-      <w:r>
-        <w:rPr>
-          <w:rFonts w:eastAsiaTheme="minorHAnsi" w:hint="eastAsia"/>
-          <w:szCs w:val="22"/>
-        </w:rPr>
-        <w:t xml:space="preserve"> 충돌 처리 함수</w:t>
+        <w:t xml:space="preserve"> : 충돌 처리 함수</w:t>
       </w:r>
     </w:p>
     <w:p>
@@ -6694,46 +4872,14 @@
           <w:rFonts w:eastAsiaTheme="minorHAnsi"/>
           <w:szCs w:val="22"/>
         </w:rPr>
-        <w:t xml:space="preserve">void </w:t>
-      </w:r>
-      <w:proofErr w:type="spellStart"/>
-      <w:r>
-        <w:rPr>
-          <w:rFonts w:eastAsiaTheme="minorHAnsi"/>
-          <w:szCs w:val="22"/>
-        </w:rPr>
-        <w:t>PlayerCollisionCheck</w:t>
-      </w:r>
-      <w:proofErr w:type="spellEnd"/>
-      <w:r>
-        <w:rPr>
-          <w:rFonts w:eastAsiaTheme="minorHAnsi"/>
-          <w:szCs w:val="22"/>
-        </w:rPr>
-        <w:t>(</w:t>
-      </w:r>
-      <w:proofErr w:type="gramStart"/>
-      <w:r>
-        <w:rPr>
-          <w:rFonts w:eastAsiaTheme="minorHAnsi"/>
-          <w:szCs w:val="22"/>
-        </w:rPr>
-        <w:t>)</w:t>
+        <w:t>void PlayerCollisionCheck()</w:t>
       </w:r>
       <w:r>
         <w:rPr>
           <w:rFonts w:eastAsiaTheme="minorHAnsi" w:hint="eastAsia"/>
           <w:szCs w:val="22"/>
         </w:rPr>
-        <w:t xml:space="preserve"> :</w:t>
-      </w:r>
-      <w:proofErr w:type="gramEnd"/>
-      <w:r>
-        <w:rPr>
-          <w:rFonts w:eastAsiaTheme="minorHAnsi" w:hint="eastAsia"/>
-          <w:szCs w:val="22"/>
-        </w:rPr>
-        <w:t xml:space="preserve"> 플레이어끼리 충돌 처리 함수</w:t>
+        <w:t xml:space="preserve"> : 플레이어끼리 충돌 처리 함수</w:t>
       </w:r>
     </w:p>
     <w:p>
@@ -6757,46 +4903,14 @@
           <w:rFonts w:eastAsiaTheme="minorHAnsi"/>
           <w:szCs w:val="22"/>
         </w:rPr>
-        <w:t xml:space="preserve">void </w:t>
-      </w:r>
-      <w:proofErr w:type="spellStart"/>
-      <w:r>
-        <w:rPr>
-          <w:rFonts w:eastAsiaTheme="minorHAnsi"/>
-          <w:szCs w:val="22"/>
-        </w:rPr>
-        <w:t>WallCollisionCheck</w:t>
-      </w:r>
-      <w:proofErr w:type="spellEnd"/>
-      <w:r>
-        <w:rPr>
-          <w:rFonts w:eastAsiaTheme="minorHAnsi"/>
-          <w:szCs w:val="22"/>
-        </w:rPr>
-        <w:t>(</w:t>
-      </w:r>
-      <w:proofErr w:type="gramStart"/>
-      <w:r>
-        <w:rPr>
-          <w:rFonts w:eastAsiaTheme="minorHAnsi"/>
-          <w:szCs w:val="22"/>
-        </w:rPr>
-        <w:t>) </w:t>
+        <w:t>void WallCollisionCheck() </w:t>
       </w:r>
       <w:r>
         <w:rPr>
           <w:rFonts w:eastAsiaTheme="minorHAnsi" w:hint="eastAsia"/>
           <w:szCs w:val="22"/>
         </w:rPr>
-        <w:t>:</w:t>
-      </w:r>
-      <w:proofErr w:type="gramEnd"/>
-      <w:r>
-        <w:rPr>
-          <w:rFonts w:eastAsiaTheme="minorHAnsi" w:hint="eastAsia"/>
-          <w:szCs w:val="22"/>
-        </w:rPr>
-        <w:t xml:space="preserve"> 플레이어와 벽의 충돌 처리 함수</w:t>
+        <w:t>: 플레이어와 벽의 충돌 처리 함수</w:t>
       </w:r>
     </w:p>
     <w:p>
@@ -6840,32 +4954,7 @@
           <w:rFonts w:eastAsiaTheme="minorHAnsi"/>
           <w:szCs w:val="22"/>
         </w:rPr>
-        <w:t xml:space="preserve">DWORD WINAPI </w:t>
-      </w:r>
-      <w:proofErr w:type="spellStart"/>
-      <w:proofErr w:type="gramStart"/>
-      <w:r>
-        <w:rPr>
-          <w:rFonts w:eastAsiaTheme="minorHAnsi"/>
-          <w:szCs w:val="22"/>
-        </w:rPr>
-        <w:t>ClientThread</w:t>
-      </w:r>
-      <w:proofErr w:type="spellEnd"/>
-      <w:r>
-        <w:rPr>
-          <w:rFonts w:eastAsiaTheme="minorHAnsi"/>
-          <w:szCs w:val="22"/>
-        </w:rPr>
-        <w:t>(</w:t>
-      </w:r>
-      <w:proofErr w:type="gramEnd"/>
-      <w:r>
-        <w:rPr>
-          <w:rFonts w:eastAsiaTheme="minorHAnsi"/>
-          <w:szCs w:val="22"/>
-        </w:rPr>
-        <w:t>LPVOID socket)</w:t>
+        <w:t>DWORD WINAPI ClientThread(LPVOID socket)</w:t>
       </w:r>
       <w:r>
         <w:rPr>
@@ -6898,8 +4987,6 @@
         </w:rPr>
         <w:t xml:space="preserve">DWORD WINAPI </w:t>
       </w:r>
-      <w:proofErr w:type="spellStart"/>
-      <w:proofErr w:type="gramStart"/>
       <w:r>
         <w:rPr>
           <w:rFonts w:eastAsiaTheme="minorHAnsi" w:hint="eastAsia"/>
@@ -6907,21 +4994,12 @@
         </w:rPr>
         <w:t>MainThread</w:t>
       </w:r>
-      <w:proofErr w:type="spellEnd"/>
       <w:r>
         <w:rPr>
           <w:rFonts w:eastAsiaTheme="minorHAnsi"/>
           <w:szCs w:val="22"/>
         </w:rPr>
-        <w:t>(</w:t>
-      </w:r>
-      <w:proofErr w:type="gramEnd"/>
-      <w:r>
-        <w:rPr>
-          <w:rFonts w:eastAsiaTheme="minorHAnsi"/>
-          <w:szCs w:val="22"/>
-        </w:rPr>
-        <w:t>LPVOID socket)</w:t>
+        <w:t>(LPVOID socket)</w:t>
       </w:r>
     </w:p>
     <w:p>
@@ -6945,48 +5023,7 @@
           <w:rFonts w:eastAsiaTheme="minorHAnsi"/>
           <w:szCs w:val="22"/>
         </w:rPr>
-        <w:t xml:space="preserve">DWORD WINAPI </w:t>
-      </w:r>
-      <w:proofErr w:type="spellStart"/>
-      <w:proofErr w:type="gramStart"/>
-      <w:r>
-        <w:rPr>
-          <w:rFonts w:eastAsiaTheme="minorHAnsi"/>
-          <w:szCs w:val="22"/>
-        </w:rPr>
-        <w:t>UpdatePosition</w:t>
-      </w:r>
-      <w:proofErr w:type="spellEnd"/>
-      <w:r>
-        <w:rPr>
-          <w:rFonts w:eastAsiaTheme="minorHAnsi"/>
-          <w:szCs w:val="22"/>
-        </w:rPr>
-        <w:t>(</w:t>
-      </w:r>
-      <w:proofErr w:type="gramEnd"/>
-      <w:r>
-        <w:rPr>
-          <w:rFonts w:eastAsiaTheme="minorHAnsi"/>
-          <w:szCs w:val="22"/>
-        </w:rPr>
-        <w:t xml:space="preserve">LPVOID </w:t>
-      </w:r>
-      <w:proofErr w:type="spellStart"/>
-      <w:r>
-        <w:rPr>
-          <w:rFonts w:eastAsiaTheme="minorHAnsi"/>
-          <w:szCs w:val="22"/>
-        </w:rPr>
-        <w:t>lpParam</w:t>
-      </w:r>
-      <w:proofErr w:type="spellEnd"/>
-      <w:r>
-        <w:rPr>
-          <w:rFonts w:eastAsiaTheme="minorHAnsi"/>
-          <w:szCs w:val="22"/>
-        </w:rPr>
-        <w:t>)</w:t>
+        <w:t>DWORD WINAPI UpdatePosition(LPVOID lpParam)</w:t>
       </w:r>
     </w:p>
     <w:p>
@@ -7215,8 +5252,6 @@
           <w:szCs w:val="20"/>
         </w:rPr>
       </w:pPr>
-      <w:proofErr w:type="spellStart"/>
-      <w:proofErr w:type="gramStart"/>
       <w:r>
         <w:rPr>
           <w:rFonts w:hint="eastAsia"/>
@@ -7232,7 +5267,6 @@
         </w:rPr>
         <w:t>ecv</w:t>
       </w:r>
-      <w:proofErr w:type="spellEnd"/>
       <w:r>
         <w:rPr>
           <w:rFonts w:hint="eastAsia"/>
@@ -7241,7 +5275,6 @@
         </w:rPr>
         <w:t xml:space="preserve"> :</w:t>
       </w:r>
-      <w:proofErr w:type="gramEnd"/>
       <w:r>
         <w:rPr>
           <w:sz w:val="20"/>
@@ -7270,7 +5303,6 @@
           <w:szCs w:val="20"/>
         </w:rPr>
       </w:pPr>
-      <w:proofErr w:type="gramStart"/>
       <w:r>
         <w:rPr>
           <w:sz w:val="20"/>
@@ -7284,16 +5316,7 @@
           <w:sz w:val="20"/>
           <w:szCs w:val="20"/>
         </w:rPr>
-        <w:t xml:space="preserve"> :</w:t>
-      </w:r>
-      <w:proofErr w:type="gramEnd"/>
-      <w:r>
-        <w:rPr>
-          <w:rFonts w:hint="eastAsia"/>
-          <w:sz w:val="20"/>
-          <w:szCs w:val="20"/>
-        </w:rPr>
-        <w:t xml:space="preserve"> </w:t>
+        <w:t xml:space="preserve"> : </w:t>
       </w:r>
       <w:r>
         <w:rPr>
@@ -7388,23 +5411,13 @@
           <w:szCs w:val="20"/>
         </w:rPr>
       </w:pPr>
-      <w:proofErr w:type="spellStart"/>
       <w:r>
         <w:rPr>
           <w:rFonts w:hint="eastAsia"/>
           <w:sz w:val="20"/>
           <w:szCs w:val="20"/>
         </w:rPr>
-        <w:t>ServerMain</w:t>
-      </w:r>
-      <w:proofErr w:type="spellEnd"/>
-      <w:r>
-        <w:rPr>
-          <w:rFonts w:hint="eastAsia"/>
-          <w:sz w:val="20"/>
-          <w:szCs w:val="20"/>
-        </w:rPr>
-        <w:t>에서 받은 작업을 패킷별로 처리한다.</w:t>
+        <w:t>ServerMain에서 받은 작업을 패킷별로 처리한다.</w:t>
       </w:r>
     </w:p>
     <w:p>
@@ -7418,7 +5431,6 @@
           <w:szCs w:val="20"/>
         </w:rPr>
       </w:pPr>
-      <w:proofErr w:type="spellStart"/>
       <w:r>
         <w:rPr>
           <w:rFonts w:hint="eastAsia"/>
@@ -7427,7 +5439,6 @@
         </w:rPr>
         <w:t>UpdatePosition</w:t>
       </w:r>
-      <w:proofErr w:type="spellEnd"/>
     </w:p>
     <w:p>
       <w:pPr>
@@ -7715,7 +5726,6 @@
           <w:szCs w:val="20"/>
         </w:rPr>
       </w:pPr>
-      <w:proofErr w:type="spellStart"/>
       <w:r>
         <w:rPr>
           <w:rFonts w:eastAsiaTheme="minorHAnsi" w:hint="eastAsia"/>
@@ -7724,7 +5734,6 @@
         </w:rPr>
         <w:t>RecvThread</w:t>
       </w:r>
-      <w:proofErr w:type="spellEnd"/>
     </w:p>
     <w:p>
       <w:pPr>
@@ -7783,7 +5792,6 @@
         </w:rPr>
         <w:t xml:space="preserve"> 패킷을 받아 </w:t>
       </w:r>
-      <w:proofErr w:type="spellStart"/>
       <w:r>
         <w:rPr>
           <w:rStyle w:val="HTML"/>
@@ -7793,7 +5801,6 @@
         </w:rPr>
         <w:t>g_players</w:t>
       </w:r>
-      <w:proofErr w:type="spellEnd"/>
       <w:r>
         <w:rPr>
           <w:rFonts w:eastAsiaTheme="minorHAnsi"/>
@@ -7944,25 +5951,7 @@
           <w:sz w:val="20"/>
           <w:szCs w:val="20"/>
         </w:rPr>
-        <w:t>C2S_Login_</w:t>
-      </w:r>
-      <w:proofErr w:type="gramStart"/>
-      <w:r>
-        <w:rPr>
-          <w:rFonts w:hint="eastAsia"/>
-          <w:sz w:val="20"/>
-          <w:szCs w:val="20"/>
-        </w:rPr>
-        <w:t>Packet :</w:t>
-      </w:r>
-      <w:proofErr w:type="gramEnd"/>
-      <w:r>
-        <w:rPr>
-          <w:rFonts w:hint="eastAsia"/>
-          <w:sz w:val="20"/>
-          <w:szCs w:val="20"/>
-        </w:rPr>
-        <w:t xml:space="preserve"> </w:t>
+        <w:t xml:space="preserve">C2S_Login_Packet : </w:t>
       </w:r>
       <w:r>
         <w:rPr>
@@ -7990,25 +5979,7 @@
           <w:sz w:val="20"/>
           <w:szCs w:val="20"/>
         </w:rPr>
-        <w:t>C2S_Change_Ready_</w:t>
-      </w:r>
-      <w:proofErr w:type="gramStart"/>
-      <w:r>
-        <w:rPr>
-          <w:rFonts w:hint="eastAsia"/>
-          <w:sz w:val="20"/>
-          <w:szCs w:val="20"/>
-        </w:rPr>
-        <w:t>Packet :</w:t>
-      </w:r>
-      <w:proofErr w:type="gramEnd"/>
-      <w:r>
-        <w:rPr>
-          <w:rFonts w:hint="eastAsia"/>
-          <w:sz w:val="20"/>
-          <w:szCs w:val="20"/>
-        </w:rPr>
-        <w:t xml:space="preserve"> </w:t>
+        <w:t xml:space="preserve">C2S_Change_Ready_Packet : </w:t>
       </w:r>
       <w:r>
         <w:rPr>
@@ -8044,25 +6015,7 @@
           <w:sz w:val="20"/>
           <w:szCs w:val="20"/>
         </w:rPr>
-        <w:t>C2S_Change_Booster_</w:t>
-      </w:r>
-      <w:proofErr w:type="gramStart"/>
-      <w:r>
-        <w:rPr>
-          <w:rFonts w:hint="eastAsia"/>
-          <w:sz w:val="20"/>
-          <w:szCs w:val="20"/>
-        </w:rPr>
-        <w:t>Packet :</w:t>
-      </w:r>
-      <w:proofErr w:type="gramEnd"/>
-      <w:r>
-        <w:rPr>
-          <w:rFonts w:hint="eastAsia"/>
-          <w:sz w:val="20"/>
-          <w:szCs w:val="20"/>
-        </w:rPr>
-        <w:t xml:space="preserve"> </w:t>
+        <w:t xml:space="preserve">C2S_Change_Booster_Packet : </w:t>
       </w:r>
       <w:r>
         <w:rPr>
@@ -8106,25 +6059,7 @@
           <w:sz w:val="20"/>
           <w:szCs w:val="20"/>
         </w:rPr>
-        <w:t>_</w:t>
-      </w:r>
-      <w:proofErr w:type="gramStart"/>
-      <w:r>
-        <w:rPr>
-          <w:rFonts w:hint="eastAsia"/>
-          <w:sz w:val="20"/>
-          <w:szCs w:val="20"/>
-        </w:rPr>
-        <w:t>Packet :</w:t>
-      </w:r>
-      <w:proofErr w:type="gramEnd"/>
-      <w:r>
-        <w:rPr>
-          <w:rFonts w:hint="eastAsia"/>
-          <w:sz w:val="20"/>
-          <w:szCs w:val="20"/>
-        </w:rPr>
-        <w:t xml:space="preserve"> </w:t>
+        <w:t xml:space="preserve">_Packet : </w:t>
       </w:r>
       <w:r>
         <w:rPr>
@@ -8152,25 +6087,7 @@
           <w:sz w:val="20"/>
           <w:szCs w:val="20"/>
         </w:rPr>
-        <w:t>C2S_Enter_Room_</w:t>
-      </w:r>
-      <w:proofErr w:type="gramStart"/>
-      <w:r>
-        <w:rPr>
-          <w:rFonts w:hint="eastAsia"/>
-          <w:sz w:val="20"/>
-          <w:szCs w:val="20"/>
-        </w:rPr>
-        <w:t>Packet :</w:t>
-      </w:r>
-      <w:proofErr w:type="gramEnd"/>
-      <w:r>
-        <w:rPr>
-          <w:rFonts w:hint="eastAsia"/>
-          <w:sz w:val="20"/>
-          <w:szCs w:val="20"/>
-        </w:rPr>
-        <w:t xml:space="preserve"> </w:t>
+        <w:t xml:space="preserve">C2S_Enter_Room_Packet : </w:t>
       </w:r>
       <w:r>
         <w:rPr>
@@ -8222,25 +6139,7 @@
           <w:sz w:val="20"/>
           <w:szCs w:val="20"/>
         </w:rPr>
-        <w:t>_</w:t>
-      </w:r>
-      <w:proofErr w:type="gramStart"/>
-      <w:r>
-        <w:rPr>
-          <w:rFonts w:hint="eastAsia"/>
-          <w:sz w:val="20"/>
-          <w:szCs w:val="20"/>
-        </w:rPr>
-        <w:t>Packet :</w:t>
-      </w:r>
-      <w:proofErr w:type="gramEnd"/>
-      <w:r>
-        <w:rPr>
-          <w:rFonts w:hint="eastAsia"/>
-          <w:sz w:val="20"/>
-          <w:szCs w:val="20"/>
-        </w:rPr>
-        <w:t xml:space="preserve"> </w:t>
+        <w:t xml:space="preserve">_Packet : </w:t>
       </w:r>
       <w:r>
         <w:rPr>
@@ -8437,25 +6336,7 @@
           <w:sz w:val="20"/>
           <w:szCs w:val="20"/>
         </w:rPr>
-        <w:t>S2C_PlayerInfo_</w:t>
-      </w:r>
-      <w:proofErr w:type="gramStart"/>
-      <w:r>
-        <w:rPr>
-          <w:rFonts w:hint="eastAsia"/>
-          <w:sz w:val="20"/>
-          <w:szCs w:val="20"/>
-        </w:rPr>
-        <w:t>Packet :</w:t>
-      </w:r>
-      <w:proofErr w:type="gramEnd"/>
-      <w:r>
-        <w:rPr>
-          <w:rFonts w:hint="eastAsia"/>
-          <w:sz w:val="20"/>
-          <w:szCs w:val="20"/>
-        </w:rPr>
-        <w:t xml:space="preserve"> </w:t>
+        <w:t xml:space="preserve">S2C_PlayerInfo_Packet : </w:t>
       </w:r>
       <w:r>
         <w:rPr>
@@ -8499,25 +6380,7 @@
           <w:sz w:val="20"/>
           <w:szCs w:val="20"/>
         </w:rPr>
-        <w:t>_</w:t>
-      </w:r>
-      <w:proofErr w:type="gramStart"/>
-      <w:r>
-        <w:rPr>
-          <w:rFonts w:hint="eastAsia"/>
-          <w:sz w:val="20"/>
-          <w:szCs w:val="20"/>
-        </w:rPr>
-        <w:t>Packet :</w:t>
-      </w:r>
-      <w:proofErr w:type="gramEnd"/>
-      <w:r>
-        <w:rPr>
-          <w:rFonts w:hint="eastAsia"/>
-          <w:sz w:val="20"/>
-          <w:szCs w:val="20"/>
-        </w:rPr>
-        <w:t xml:space="preserve"> </w:t>
+        <w:t xml:space="preserve">_Packet : </w:t>
       </w:r>
       <w:r>
         <w:rPr>
@@ -8545,25 +6408,7 @@
           <w:sz w:val="20"/>
           <w:szCs w:val="20"/>
         </w:rPr>
-        <w:t>S2C_Ready_</w:t>
-      </w:r>
-      <w:proofErr w:type="gramStart"/>
-      <w:r>
-        <w:rPr>
-          <w:rFonts w:hint="eastAsia"/>
-          <w:sz w:val="20"/>
-          <w:szCs w:val="20"/>
-        </w:rPr>
-        <w:t>Packet :</w:t>
-      </w:r>
-      <w:proofErr w:type="gramEnd"/>
-      <w:r>
-        <w:rPr>
-          <w:rFonts w:hint="eastAsia"/>
-          <w:sz w:val="20"/>
-          <w:szCs w:val="20"/>
-        </w:rPr>
-        <w:t xml:space="preserve"> </w:t>
+        <w:t xml:space="preserve">S2C_Ready_Packet : </w:t>
       </w:r>
       <w:r>
         <w:rPr>
@@ -8591,25 +6436,7 @@
           <w:sz w:val="20"/>
           <w:szCs w:val="20"/>
         </w:rPr>
-        <w:t>S2C_Booster_</w:t>
-      </w:r>
-      <w:proofErr w:type="gramStart"/>
-      <w:r>
-        <w:rPr>
-          <w:rFonts w:hint="eastAsia"/>
-          <w:sz w:val="20"/>
-          <w:szCs w:val="20"/>
-        </w:rPr>
-        <w:t>Packet :</w:t>
-      </w:r>
-      <w:proofErr w:type="gramEnd"/>
-      <w:r>
-        <w:rPr>
-          <w:rFonts w:hint="eastAsia"/>
-          <w:sz w:val="20"/>
-          <w:szCs w:val="20"/>
-        </w:rPr>
-        <w:t xml:space="preserve"> </w:t>
+        <w:t xml:space="preserve">S2C_Booster_Packet : </w:t>
       </w:r>
       <w:r>
         <w:rPr>
@@ -8637,25 +6464,7 @@
           <w:sz w:val="20"/>
           <w:szCs w:val="20"/>
         </w:rPr>
-        <w:t>S2C_Rank_</w:t>
-      </w:r>
-      <w:proofErr w:type="gramStart"/>
-      <w:r>
-        <w:rPr>
-          <w:rFonts w:hint="eastAsia"/>
-          <w:sz w:val="20"/>
-          <w:szCs w:val="20"/>
-        </w:rPr>
-        <w:t>Packet :</w:t>
-      </w:r>
-      <w:proofErr w:type="gramEnd"/>
-      <w:r>
-        <w:rPr>
-          <w:rFonts w:hint="eastAsia"/>
-          <w:sz w:val="20"/>
-          <w:szCs w:val="20"/>
-        </w:rPr>
-        <w:t xml:space="preserve"> </w:t>
+        <w:t xml:space="preserve">S2C_Rank_Packet : </w:t>
       </w:r>
       <w:r>
         <w:rPr>
@@ -8691,25 +6500,7 @@
           <w:sz w:val="20"/>
           <w:szCs w:val="20"/>
         </w:rPr>
-        <w:t>S2C_EnterRoom_</w:t>
-      </w:r>
-      <w:proofErr w:type="gramStart"/>
-      <w:r>
-        <w:rPr>
-          <w:rFonts w:hint="eastAsia"/>
-          <w:sz w:val="20"/>
-          <w:szCs w:val="20"/>
-        </w:rPr>
-        <w:t>Packet :</w:t>
-      </w:r>
-      <w:proofErr w:type="gramEnd"/>
-      <w:r>
-        <w:rPr>
-          <w:rFonts w:hint="eastAsia"/>
-          <w:sz w:val="20"/>
-          <w:szCs w:val="20"/>
-        </w:rPr>
-        <w:t xml:space="preserve"> </w:t>
+        <w:t xml:space="preserve">S2C_EnterRoom_Packet : </w:t>
       </w:r>
       <w:r>
         <w:rPr>
@@ -8737,25 +6528,7 @@
           <w:sz w:val="20"/>
           <w:szCs w:val="20"/>
         </w:rPr>
-        <w:t>S2C_GameStart _</w:t>
-      </w:r>
-      <w:proofErr w:type="gramStart"/>
-      <w:r>
-        <w:rPr>
-          <w:rFonts w:hint="eastAsia"/>
-          <w:sz w:val="20"/>
-          <w:szCs w:val="20"/>
-        </w:rPr>
-        <w:t>Packet :</w:t>
-      </w:r>
-      <w:proofErr w:type="gramEnd"/>
-      <w:r>
-        <w:rPr>
-          <w:rFonts w:hint="eastAsia"/>
-          <w:sz w:val="20"/>
-          <w:szCs w:val="20"/>
-        </w:rPr>
-        <w:t xml:space="preserve"> </w:t>
+        <w:t xml:space="preserve">S2C_GameStart _Packet : </w:t>
       </w:r>
       <w:r>
         <w:rPr>
@@ -8783,25 +6556,7 @@
           <w:sz w:val="20"/>
           <w:szCs w:val="20"/>
         </w:rPr>
-        <w:t>S2C_Move_</w:t>
-      </w:r>
-      <w:proofErr w:type="gramStart"/>
-      <w:r>
-        <w:rPr>
-          <w:rFonts w:hint="eastAsia"/>
-          <w:sz w:val="20"/>
-          <w:szCs w:val="20"/>
-        </w:rPr>
-        <w:t>Packet :</w:t>
-      </w:r>
-      <w:proofErr w:type="gramEnd"/>
-      <w:r>
-        <w:rPr>
-          <w:rFonts w:hint="eastAsia"/>
-          <w:sz w:val="20"/>
-          <w:szCs w:val="20"/>
-        </w:rPr>
-        <w:t xml:space="preserve"> </w:t>
+        <w:t xml:space="preserve">S2C_Move_Packet : </w:t>
       </w:r>
       <w:r>
         <w:rPr>
@@ -8829,25 +6584,7 @@
           <w:sz w:val="20"/>
           <w:szCs w:val="20"/>
         </w:rPr>
-        <w:t>S2C_Ready_</w:t>
-      </w:r>
-      <w:proofErr w:type="gramStart"/>
-      <w:r>
-        <w:rPr>
-          <w:rFonts w:hint="eastAsia"/>
-          <w:sz w:val="20"/>
-          <w:szCs w:val="20"/>
-        </w:rPr>
-        <w:t>Packet :</w:t>
-      </w:r>
-      <w:proofErr w:type="gramEnd"/>
-      <w:r>
-        <w:rPr>
-          <w:rFonts w:hint="eastAsia"/>
-          <w:sz w:val="20"/>
-          <w:szCs w:val="20"/>
-        </w:rPr>
-        <w:t xml:space="preserve"> </w:t>
+        <w:t xml:space="preserve">S2C_Ready_Packet : </w:t>
       </w:r>
       <w:r>
         <w:rPr>
@@ -8878,25 +6615,7 @@
           <w:sz w:val="20"/>
           <w:szCs w:val="20"/>
         </w:rPr>
-        <w:t>S2C_Finish_</w:t>
-      </w:r>
-      <w:proofErr w:type="gramStart"/>
-      <w:r>
-        <w:rPr>
-          <w:rFonts w:hint="eastAsia"/>
-          <w:sz w:val="20"/>
-          <w:szCs w:val="20"/>
-        </w:rPr>
-        <w:t>Packet :</w:t>
-      </w:r>
-      <w:proofErr w:type="gramEnd"/>
-      <w:r>
-        <w:rPr>
-          <w:rFonts w:hint="eastAsia"/>
-          <w:sz w:val="20"/>
-          <w:szCs w:val="20"/>
-        </w:rPr>
-        <w:t xml:space="preserve"> </w:t>
+        <w:t xml:space="preserve">S2C_Finish_Packet : </w:t>
       </w:r>
       <w:r>
         <w:rPr>
@@ -9134,7 +6853,6 @@
                 <w:szCs w:val="20"/>
               </w:rPr>
             </w:pPr>
-            <w:proofErr w:type="spellStart"/>
             <w:r>
               <w:rPr>
                 <w:sz w:val="20"/>
@@ -9148,16 +6866,7 @@
                 <w:sz w:val="20"/>
                 <w:szCs w:val="20"/>
               </w:rPr>
-              <w:t>rotocol.h</w:t>
-            </w:r>
-            <w:proofErr w:type="spellEnd"/>
-            <w:r>
-              <w:rPr>
-                <w:rFonts w:hint="eastAsia"/>
-                <w:sz w:val="20"/>
-                <w:szCs w:val="20"/>
-              </w:rPr>
-              <w:t xml:space="preserve"> 파일 생성</w:t>
+              <w:t>rotocol.h 파일 생성</w:t>
             </w:r>
           </w:p>
         </w:tc>
@@ -9336,53 +7045,33 @@
                 <w:sz w:val="20"/>
                 <w:szCs w:val="20"/>
               </w:rPr>
-              <w:t xml:space="preserve">메인 함수 및 </w:t>
-            </w:r>
-            <w:proofErr w:type="spellStart"/>
-            <w:r>
-              <w:rPr>
-                <w:rFonts w:hint="eastAsia"/>
+              <w:t>메인 함수 및 메인쓰레드 생성</w:t>
+            </w:r>
+          </w:p>
+        </w:tc>
+        <w:tc>
+          <w:tcPr>
+            <w:tcW w:w="4408" w:type="dxa"/>
+          </w:tcPr>
+          <w:p>
+            <w:pPr>
+              <w:widowControl/>
+              <w:wordWrap/>
+              <w:autoSpaceDE/>
+              <w:autoSpaceDN/>
+              <w:rPr>
                 <w:sz w:val="20"/>
                 <w:szCs w:val="20"/>
               </w:rPr>
-              <w:t>메인쓰레드</w:t>
-            </w:r>
-            <w:proofErr w:type="spellEnd"/>
+            </w:pPr>
             <w:r>
               <w:rPr>
                 <w:rFonts w:hint="eastAsia"/>
                 <w:sz w:val="20"/>
                 <w:szCs w:val="20"/>
               </w:rPr>
-              <w:t xml:space="preserve"> 생성</w:t>
-            </w:r>
-          </w:p>
-        </w:tc>
-        <w:tc>
-          <w:tcPr>
-            <w:tcW w:w="4408" w:type="dxa"/>
-          </w:tcPr>
-          <w:p>
-            <w:pPr>
-              <w:widowControl/>
-              <w:wordWrap/>
-              <w:autoSpaceDE/>
-              <w:autoSpaceDN/>
-              <w:rPr>
-                <w:sz w:val="20"/>
-                <w:szCs w:val="20"/>
-              </w:rPr>
-            </w:pPr>
-            <w:proofErr w:type="spellStart"/>
-            <w:r>
-              <w:rPr>
-                <w:rFonts w:hint="eastAsia"/>
-                <w:sz w:val="20"/>
-                <w:szCs w:val="20"/>
-              </w:rPr>
               <w:t>ServerMain</w:t>
             </w:r>
-            <w:proofErr w:type="spellEnd"/>
           </w:p>
         </w:tc>
         <w:tc>
@@ -9467,7 +7156,6 @@
                 <w:szCs w:val="20"/>
               </w:rPr>
             </w:pPr>
-            <w:proofErr w:type="gramStart"/>
             <w:r>
               <w:rPr>
                 <w:rFonts w:hint="eastAsia"/>
@@ -9476,38 +7164,12 @@
               </w:rPr>
               <w:t>Player::</w:t>
             </w:r>
-            <w:proofErr w:type="spellStart"/>
-            <w:proofErr w:type="gramEnd"/>
             <w:r>
               <w:rPr>
                 <w:sz w:val="20"/>
                 <w:szCs w:val="20"/>
               </w:rPr>
-              <w:t>recv_</w:t>
-            </w:r>
-            <w:proofErr w:type="gramStart"/>
-            <w:r>
-              <w:rPr>
-                <w:sz w:val="20"/>
-                <w:szCs w:val="20"/>
-              </w:rPr>
-              <w:t>packet</w:t>
-            </w:r>
-            <w:proofErr w:type="spellEnd"/>
-            <w:r>
-              <w:rPr>
-                <w:sz w:val="20"/>
-                <w:szCs w:val="20"/>
-              </w:rPr>
-              <w:t>(</w:t>
-            </w:r>
-            <w:proofErr w:type="gramEnd"/>
-            <w:r>
-              <w:rPr>
-                <w:sz w:val="20"/>
-                <w:szCs w:val="20"/>
-              </w:rPr>
-              <w:t>);</w:t>
+              <w:t>recv_packet();</w:t>
             </w:r>
           </w:p>
         </w:tc>
@@ -9593,55 +7255,20 @@
                 <w:szCs w:val="20"/>
               </w:rPr>
             </w:pPr>
-            <w:proofErr w:type="gramStart"/>
             <w:r>
               <w:rPr>
                 <w:rFonts w:hint="eastAsia"/>
                 <w:sz w:val="20"/>
                 <w:szCs w:val="20"/>
               </w:rPr>
-              <w:t>Player::</w:t>
-            </w:r>
-            <w:proofErr w:type="spellStart"/>
-            <w:proofErr w:type="gramEnd"/>
-            <w:r>
-              <w:rPr>
-                <w:rFonts w:hint="eastAsia"/>
+              <w:t>Player::send</w:t>
+            </w:r>
+            <w:r>
+              <w:rPr>
                 <w:sz w:val="20"/>
                 <w:szCs w:val="20"/>
               </w:rPr>
-              <w:t>send</w:t>
-            </w:r>
-            <w:r>
-              <w:rPr>
-                <w:sz w:val="20"/>
-                <w:szCs w:val="20"/>
-              </w:rPr>
-              <w:t>_</w:t>
-            </w:r>
-            <w:proofErr w:type="gramStart"/>
-            <w:r>
-              <w:rPr>
-                <w:sz w:val="20"/>
-                <w:szCs w:val="20"/>
-              </w:rPr>
-              <w:t>packet</w:t>
-            </w:r>
-            <w:proofErr w:type="spellEnd"/>
-            <w:r>
-              <w:rPr>
-                <w:sz w:val="20"/>
-                <w:szCs w:val="20"/>
-              </w:rPr>
-              <w:t>(</w:t>
-            </w:r>
-            <w:proofErr w:type="gramEnd"/>
-            <w:r>
-              <w:rPr>
-                <w:sz w:val="20"/>
-                <w:szCs w:val="20"/>
-              </w:rPr>
-              <w:t>);</w:t>
+              <w:t>_packet();</w:t>
             </w:r>
           </w:p>
         </w:tc>
@@ -9737,92 +7364,28 @@
                 <w:sz w:val="20"/>
                 <w:szCs w:val="20"/>
               </w:rPr>
-              <w:t xml:space="preserve">void </w:t>
-            </w:r>
-            <w:proofErr w:type="spellStart"/>
-            <w:r>
+              <w:t>void send_playerInfo_packet();</w:t>
+            </w:r>
+          </w:p>
+          <w:p>
+            <w:pPr>
+              <w:widowControl/>
+              <w:wordWrap/>
+              <w:autoSpaceDE/>
+              <w:autoSpaceDN/>
               <w:rPr>
                 <w:rFonts w:eastAsiaTheme="minorHAnsi"/>
                 <w:sz w:val="20"/>
                 <w:szCs w:val="20"/>
               </w:rPr>
-              <w:t>send_playerInfo_</w:t>
-            </w:r>
-            <w:proofErr w:type="gramStart"/>
+            </w:pPr>
             <w:r>
               <w:rPr>
                 <w:rFonts w:eastAsiaTheme="minorHAnsi"/>
                 <w:sz w:val="20"/>
                 <w:szCs w:val="20"/>
               </w:rPr>
-              <w:t>packet</w:t>
-            </w:r>
-            <w:proofErr w:type="spellEnd"/>
-            <w:r>
-              <w:rPr>
-                <w:rFonts w:eastAsiaTheme="minorHAnsi"/>
-                <w:sz w:val="20"/>
-                <w:szCs w:val="20"/>
-              </w:rPr>
-              <w:t>();</w:t>
-            </w:r>
-            <w:proofErr w:type="gramEnd"/>
-          </w:p>
-          <w:p>
-            <w:pPr>
-              <w:widowControl/>
-              <w:wordWrap/>
-              <w:autoSpaceDE/>
-              <w:autoSpaceDN/>
-              <w:rPr>
-                <w:rFonts w:eastAsiaTheme="minorHAnsi"/>
-                <w:sz w:val="20"/>
-                <w:szCs w:val="20"/>
-              </w:rPr>
-            </w:pPr>
-            <w:r>
-              <w:rPr>
-                <w:rFonts w:eastAsiaTheme="minorHAnsi"/>
-                <w:sz w:val="20"/>
-                <w:szCs w:val="20"/>
-              </w:rPr>
-              <w:t xml:space="preserve">void </w:t>
-            </w:r>
-            <w:proofErr w:type="spellStart"/>
-            <w:r>
-              <w:rPr>
-                <w:rFonts w:eastAsiaTheme="minorHAnsi"/>
-                <w:sz w:val="20"/>
-                <w:szCs w:val="20"/>
-              </w:rPr>
-              <w:t>send_login_fail_</w:t>
-            </w:r>
-            <w:proofErr w:type="gramStart"/>
-            <w:r>
-              <w:rPr>
-                <w:rFonts w:eastAsiaTheme="minorHAnsi"/>
-                <w:sz w:val="20"/>
-                <w:szCs w:val="20"/>
-              </w:rPr>
-              <w:t>packet</w:t>
-            </w:r>
-            <w:proofErr w:type="spellEnd"/>
-            <w:r>
-              <w:rPr>
-                <w:rFonts w:eastAsiaTheme="minorHAnsi"/>
-                <w:sz w:val="20"/>
-                <w:szCs w:val="20"/>
-              </w:rPr>
-              <w:t>(</w:t>
-            </w:r>
-            <w:proofErr w:type="gramEnd"/>
-            <w:r>
-              <w:rPr>
-                <w:rFonts w:eastAsiaTheme="minorHAnsi"/>
-                <w:sz w:val="20"/>
-                <w:szCs w:val="20"/>
-              </w:rPr>
-              <w:t>);</w:t>
+              <w:t>void send_login_fail_packet();</w:t>
             </w:r>
           </w:p>
         </w:tc>
@@ -9918,76 +7481,326 @@
                 <w:sz w:val="20"/>
                 <w:szCs w:val="20"/>
               </w:rPr>
-              <w:t xml:space="preserve">void </w:t>
-            </w:r>
-            <w:proofErr w:type="spellStart"/>
-            <w:r>
+              <w:t>void send_enter_room_packet(int target_id);</w:t>
+            </w:r>
+          </w:p>
+          <w:p>
+            <w:pPr>
+              <w:widowControl/>
+              <w:wordWrap/>
+              <w:autoSpaceDE/>
+              <w:autoSpaceDN/>
               <w:rPr>
                 <w:rFonts w:eastAsiaTheme="minorHAnsi"/>
                 <w:sz w:val="20"/>
                 <w:szCs w:val="20"/>
               </w:rPr>
-              <w:t>send_enter_room_</w:t>
-            </w:r>
-            <w:proofErr w:type="gramStart"/>
+            </w:pPr>
             <w:r>
               <w:rPr>
                 <w:rFonts w:eastAsiaTheme="minorHAnsi"/>
                 <w:sz w:val="20"/>
                 <w:szCs w:val="20"/>
               </w:rPr>
-              <w:t>packet</w:t>
-            </w:r>
-            <w:proofErr w:type="spellEnd"/>
-            <w:r>
+              <w:t>void send_ready_packet(target_id);</w:t>
+            </w:r>
+          </w:p>
+        </w:tc>
+        <w:tc>
+          <w:tcPr>
+            <w:tcW w:w="1666" w:type="dxa"/>
+          </w:tcPr>
+          <w:p>
+            <w:pPr>
+              <w:widowControl/>
+              <w:wordWrap/>
+              <w:autoSpaceDE/>
+              <w:autoSpaceDN/>
+              <w:rPr>
+                <w:sz w:val="20"/>
+                <w:szCs w:val="20"/>
+              </w:rPr>
+            </w:pPr>
+            <w:r>
+              <w:rPr>
+                <w:rFonts w:hint="eastAsia"/>
+                <w:sz w:val="20"/>
+                <w:szCs w:val="20"/>
+              </w:rPr>
+              <w:t>이소민</w:t>
+            </w:r>
+          </w:p>
+        </w:tc>
+      </w:tr>
+      <w:tr>
+        <w:tc>
+          <w:tcPr>
+            <w:tcW w:w="874" w:type="dxa"/>
+            <w:vMerge/>
+            <w:shd w:val="clear" w:color="auto" w:fill="F2F2F2" w:themeFill="background1" w:themeFillShade="F2"/>
+          </w:tcPr>
+          <w:p>
+            <w:pPr>
+              <w:widowControl/>
+              <w:wordWrap/>
+              <w:autoSpaceDE/>
+              <w:autoSpaceDN/>
+            </w:pPr>
+          </w:p>
+        </w:tc>
+        <w:tc>
+          <w:tcPr>
+            <w:tcW w:w="3508" w:type="dxa"/>
+          </w:tcPr>
+          <w:p>
+            <w:pPr>
+              <w:widowControl/>
+              <w:wordWrap/>
+              <w:autoSpaceDE/>
+              <w:autoSpaceDN/>
+              <w:rPr>
+                <w:sz w:val="20"/>
+                <w:szCs w:val="20"/>
+              </w:rPr>
+            </w:pPr>
+            <w:r>
+              <w:rPr>
+                <w:rFonts w:hint="eastAsia"/>
+                <w:sz w:val="20"/>
+                <w:szCs w:val="20"/>
+              </w:rPr>
+              <w:t>부스터</w:t>
+            </w:r>
+          </w:p>
+        </w:tc>
+        <w:tc>
+          <w:tcPr>
+            <w:tcW w:w="4408" w:type="dxa"/>
+          </w:tcPr>
+          <w:p>
+            <w:pPr>
+              <w:widowControl/>
+              <w:wordWrap/>
+              <w:autoSpaceDE/>
+              <w:autoSpaceDN/>
               <w:rPr>
                 <w:rFonts w:eastAsiaTheme="minorHAnsi"/>
                 <w:sz w:val="20"/>
                 <w:szCs w:val="20"/>
               </w:rPr>
-              <w:t>(</w:t>
-            </w:r>
-            <w:proofErr w:type="gramEnd"/>
+            </w:pPr>
             <w:r>
               <w:rPr>
                 <w:rFonts w:eastAsiaTheme="minorHAnsi"/>
                 <w:sz w:val="20"/>
                 <w:szCs w:val="20"/>
               </w:rPr>
-              <w:t xml:space="preserve">int </w:t>
-            </w:r>
-            <w:proofErr w:type="spellStart"/>
+              <w:t>void send_booster_packet(target_id);</w:t>
+            </w:r>
+          </w:p>
+        </w:tc>
+        <w:tc>
+          <w:tcPr>
+            <w:tcW w:w="1666" w:type="dxa"/>
+          </w:tcPr>
+          <w:p>
+            <w:pPr>
+              <w:widowControl/>
+              <w:wordWrap/>
+              <w:autoSpaceDE/>
+              <w:autoSpaceDN/>
+              <w:rPr>
+                <w:sz w:val="20"/>
+                <w:szCs w:val="20"/>
+              </w:rPr>
+            </w:pPr>
+            <w:r>
+              <w:rPr>
+                <w:rFonts w:hint="eastAsia"/>
+                <w:sz w:val="20"/>
+                <w:szCs w:val="20"/>
+              </w:rPr>
+              <w:t>양현서</w:t>
+            </w:r>
+          </w:p>
+        </w:tc>
+      </w:tr>
+      <w:tr>
+        <w:tc>
+          <w:tcPr>
+            <w:tcW w:w="874" w:type="dxa"/>
+            <w:vMerge/>
+            <w:shd w:val="clear" w:color="auto" w:fill="F2F2F2" w:themeFill="background1" w:themeFillShade="F2"/>
+          </w:tcPr>
+          <w:p>
+            <w:pPr>
+              <w:widowControl/>
+              <w:wordWrap/>
+              <w:autoSpaceDE/>
+              <w:autoSpaceDN/>
+            </w:pPr>
+          </w:p>
+        </w:tc>
+        <w:tc>
+          <w:tcPr>
+            <w:tcW w:w="3508" w:type="dxa"/>
+          </w:tcPr>
+          <w:p>
+            <w:pPr>
+              <w:widowControl/>
+              <w:wordWrap/>
+              <w:autoSpaceDE/>
+              <w:autoSpaceDN/>
+              <w:rPr>
+                <w:sz w:val="20"/>
+                <w:szCs w:val="20"/>
+              </w:rPr>
+            </w:pPr>
+            <w:r>
+              <w:rPr>
+                <w:rFonts w:hint="eastAsia"/>
+                <w:sz w:val="20"/>
+                <w:szCs w:val="20"/>
+              </w:rPr>
+              <w:t>순위출력</w:t>
+            </w:r>
+          </w:p>
+        </w:tc>
+        <w:tc>
+          <w:tcPr>
+            <w:tcW w:w="4408" w:type="dxa"/>
+          </w:tcPr>
+          <w:p>
+            <w:pPr>
+              <w:widowControl/>
+              <w:wordWrap/>
+              <w:autoSpaceDE/>
+              <w:autoSpaceDN/>
+              <w:rPr>
+                <w:sz w:val="20"/>
+                <w:szCs w:val="20"/>
+              </w:rPr>
+            </w:pPr>
             <w:r>
               <w:rPr>
                 <w:rFonts w:eastAsiaTheme="minorHAnsi"/>
                 <w:sz w:val="20"/>
                 <w:szCs w:val="20"/>
               </w:rPr>
-              <w:t>target_id</w:t>
-            </w:r>
-            <w:proofErr w:type="spellEnd"/>
-            <w:proofErr w:type="gramStart"/>
-            <w:r>
+              <w:t>void send_rank_packet(int target_id);</w:t>
+            </w:r>
+          </w:p>
+        </w:tc>
+        <w:tc>
+          <w:tcPr>
+            <w:tcW w:w="1666" w:type="dxa"/>
+          </w:tcPr>
+          <w:p>
+            <w:pPr>
+              <w:widowControl/>
+              <w:wordWrap/>
+              <w:autoSpaceDE/>
+              <w:autoSpaceDN/>
+              <w:rPr>
+                <w:sz w:val="20"/>
+                <w:szCs w:val="20"/>
+              </w:rPr>
+            </w:pPr>
+            <w:r>
+              <w:rPr>
+                <w:rFonts w:hint="eastAsia"/>
+                <w:sz w:val="20"/>
+                <w:szCs w:val="20"/>
+              </w:rPr>
+              <w:t>양현서</w:t>
+            </w:r>
+          </w:p>
+        </w:tc>
+      </w:tr>
+      <w:tr>
+        <w:tc>
+          <w:tcPr>
+            <w:tcW w:w="874" w:type="dxa"/>
+            <w:vMerge/>
+            <w:shd w:val="clear" w:color="auto" w:fill="F2F2F2" w:themeFill="background1" w:themeFillShade="F2"/>
+          </w:tcPr>
+          <w:p>
+            <w:pPr>
+              <w:widowControl/>
+              <w:wordWrap/>
+              <w:autoSpaceDE/>
+              <w:autoSpaceDN/>
+            </w:pPr>
+          </w:p>
+        </w:tc>
+        <w:tc>
+          <w:tcPr>
+            <w:tcW w:w="3508" w:type="dxa"/>
+          </w:tcPr>
+          <w:p>
+            <w:pPr>
+              <w:widowControl/>
+              <w:wordWrap/>
+              <w:autoSpaceDE/>
+              <w:autoSpaceDN/>
+              <w:rPr>
+                <w:sz w:val="20"/>
+                <w:szCs w:val="20"/>
+              </w:rPr>
+            </w:pPr>
+            <w:r>
+              <w:rPr>
+                <w:rFonts w:hint="eastAsia"/>
+                <w:sz w:val="20"/>
+                <w:szCs w:val="20"/>
+              </w:rPr>
+              <w:t>게임 시작.게임 종료</w:t>
+            </w:r>
+          </w:p>
+        </w:tc>
+        <w:tc>
+          <w:tcPr>
+            <w:tcW w:w="4408" w:type="dxa"/>
+          </w:tcPr>
+          <w:p>
+            <w:pPr>
+              <w:widowControl/>
+              <w:wordWrap/>
+              <w:autoSpaceDE/>
+              <w:autoSpaceDN/>
               <w:rPr>
                 <w:rFonts w:eastAsiaTheme="minorHAnsi"/>
                 <w:sz w:val="20"/>
                 <w:szCs w:val="20"/>
               </w:rPr>
-              <w:t>);</w:t>
-            </w:r>
-            <w:proofErr w:type="gramEnd"/>
-          </w:p>
-          <w:p>
-            <w:pPr>
-              <w:widowControl/>
-              <w:wordWrap/>
-              <w:autoSpaceDE/>
-              <w:autoSpaceDN/>
+            </w:pPr>
+            <w:r>
               <w:rPr>
                 <w:rFonts w:eastAsiaTheme="minorHAnsi"/>
                 <w:sz w:val="20"/>
                 <w:szCs w:val="20"/>
               </w:rPr>
+              <w:t>V</w:t>
+            </w:r>
+            <w:r>
+              <w:rPr>
+                <w:rFonts w:eastAsiaTheme="minorHAnsi" w:hint="eastAsia"/>
+                <w:sz w:val="20"/>
+                <w:szCs w:val="20"/>
+              </w:rPr>
+              <w:t>oid send_Game_Start_Packet(int target_id)</w:t>
+            </w:r>
+          </w:p>
+          <w:p>
+            <w:pPr>
+              <w:widowControl/>
+              <w:wordWrap/>
+              <w:autoSpaceDE/>
+              <w:autoSpaceDN/>
+              <w:rPr>
+                <w:sz w:val="20"/>
+                <w:szCs w:val="20"/>
+              </w:rPr>
             </w:pPr>
             <w:r>
               <w:rPr>
@@ -9995,68 +7808,170 @@
                 <w:sz w:val="20"/>
                 <w:szCs w:val="20"/>
               </w:rPr>
-              <w:t xml:space="preserve">void </w:t>
-            </w:r>
-            <w:proofErr w:type="spellStart"/>
+              <w:t>void send_</w:t>
+            </w:r>
+            <w:r>
+              <w:rPr>
+                <w:rFonts w:eastAsiaTheme="minorHAnsi" w:hint="eastAsia"/>
+                <w:sz w:val="20"/>
+                <w:szCs w:val="20"/>
+              </w:rPr>
+              <w:t>Finish</w:t>
+            </w:r>
             <w:r>
               <w:rPr>
                 <w:rFonts w:eastAsiaTheme="minorHAnsi"/>
                 <w:sz w:val="20"/>
                 <w:szCs w:val="20"/>
               </w:rPr>
-              <w:t>send_ready_packet</w:t>
-            </w:r>
-            <w:proofErr w:type="spellEnd"/>
-            <w:r>
+              <w:t>_packet(int target_id);</w:t>
+            </w:r>
+          </w:p>
+        </w:tc>
+        <w:tc>
+          <w:tcPr>
+            <w:tcW w:w="1666" w:type="dxa"/>
+          </w:tcPr>
+          <w:p>
+            <w:pPr>
+              <w:widowControl/>
+              <w:wordWrap/>
+              <w:autoSpaceDE/>
+              <w:autoSpaceDN/>
+              <w:rPr>
+                <w:sz w:val="20"/>
+                <w:szCs w:val="20"/>
+              </w:rPr>
+            </w:pPr>
+            <w:r>
+              <w:rPr>
+                <w:rFonts w:hint="eastAsia"/>
+                <w:sz w:val="20"/>
+                <w:szCs w:val="20"/>
+              </w:rPr>
+              <w:t>양현서</w:t>
+            </w:r>
+          </w:p>
+        </w:tc>
+      </w:tr>
+      <w:tr>
+        <w:tc>
+          <w:tcPr>
+            <w:tcW w:w="874" w:type="dxa"/>
+            <w:vMerge/>
+            <w:shd w:val="clear" w:color="auto" w:fill="F2F2F2" w:themeFill="background1" w:themeFillShade="F2"/>
+          </w:tcPr>
+          <w:p>
+            <w:pPr>
+              <w:widowControl/>
+              <w:wordWrap/>
+              <w:autoSpaceDE/>
+              <w:autoSpaceDN/>
+            </w:pPr>
+          </w:p>
+        </w:tc>
+        <w:tc>
+          <w:tcPr>
+            <w:tcW w:w="3508" w:type="dxa"/>
+          </w:tcPr>
+          <w:p>
+            <w:pPr>
+              <w:widowControl/>
+              <w:wordWrap/>
+              <w:autoSpaceDE/>
+              <w:autoSpaceDN/>
+              <w:rPr>
+                <w:sz w:val="20"/>
+                <w:szCs w:val="20"/>
+              </w:rPr>
+            </w:pPr>
+            <w:r>
+              <w:rPr>
+                <w:rFonts w:hint="eastAsia"/>
+                <w:sz w:val="20"/>
+                <w:szCs w:val="20"/>
+              </w:rPr>
+              <w:t>클라이언트 움직임 처리</w:t>
+            </w:r>
+          </w:p>
+        </w:tc>
+        <w:tc>
+          <w:tcPr>
+            <w:tcW w:w="4408" w:type="dxa"/>
+          </w:tcPr>
+          <w:p>
+            <w:pPr>
+              <w:widowControl/>
+              <w:wordWrap/>
+              <w:autoSpaceDE/>
+              <w:autoSpaceDN/>
               <w:rPr>
                 <w:rFonts w:eastAsiaTheme="minorHAnsi"/>
                 <w:sz w:val="20"/>
                 <w:szCs w:val="20"/>
               </w:rPr>
-              <w:t>(</w:t>
-            </w:r>
-            <w:proofErr w:type="spellStart"/>
+            </w:pPr>
+            <w:r>
+              <w:rPr>
+                <w:rFonts w:hint="eastAsia"/>
+                <w:sz w:val="20"/>
+                <w:szCs w:val="20"/>
+              </w:rPr>
+              <w:t>UpdatePosition Thread</w:t>
+            </w:r>
             <w:r>
               <w:rPr>
                 <w:rFonts w:eastAsiaTheme="minorHAnsi"/>
                 <w:sz w:val="20"/>
                 <w:szCs w:val="20"/>
               </w:rPr>
-              <w:t>target_id</w:t>
-            </w:r>
-            <w:proofErr w:type="spellEnd"/>
-            <w:r>
+              <w:t xml:space="preserve"> </w:t>
+            </w:r>
+          </w:p>
+          <w:p>
+            <w:pPr>
+              <w:widowControl/>
+              <w:wordWrap/>
+              <w:autoSpaceDE/>
+              <w:autoSpaceDN/>
               <w:rPr>
                 <w:rFonts w:eastAsiaTheme="minorHAnsi"/>
                 <w:sz w:val="20"/>
                 <w:szCs w:val="20"/>
               </w:rPr>
-              <w:t>);</w:t>
-            </w:r>
-          </w:p>
-        </w:tc>
-        <w:tc>
-          <w:tcPr>
-            <w:tcW w:w="1666" w:type="dxa"/>
-          </w:tcPr>
-          <w:p>
-            <w:pPr>
-              <w:widowControl/>
-              <w:wordWrap/>
-              <w:autoSpaceDE/>
-              <w:autoSpaceDN/>
-              <w:rPr>
+            </w:pPr>
+            <w:r>
+              <w:rPr>
+                <w:rFonts w:eastAsiaTheme="minorHAnsi"/>
                 <w:sz w:val="20"/>
                 <w:szCs w:val="20"/>
               </w:rPr>
-            </w:pPr>
-            <w:r>
-              <w:rPr>
-                <w:rFonts w:hint="eastAsia"/>
+              <w:t>void send_move_packet(target_id);</w:t>
+            </w:r>
+          </w:p>
+        </w:tc>
+        <w:tc>
+          <w:tcPr>
+            <w:tcW w:w="1666" w:type="dxa"/>
+          </w:tcPr>
+          <w:p>
+            <w:pPr>
+              <w:widowControl/>
+              <w:wordWrap/>
+              <w:autoSpaceDE/>
+              <w:autoSpaceDN/>
+              <w:rPr>
                 <w:sz w:val="20"/>
                 <w:szCs w:val="20"/>
               </w:rPr>
-              <w:t>이소민</w:t>
+            </w:pPr>
+            <w:r>
+              <w:rPr>
+                <w:rFonts w:hint="eastAsia"/>
+                <w:sz w:val="20"/>
+                <w:szCs w:val="20"/>
+              </w:rPr>
+              <w:t>양현서</w:t>
             </w:r>
           </w:p>
         </w:tc>
@@ -10098,7 +8013,15 @@
                 <w:sz w:val="20"/>
                 <w:szCs w:val="20"/>
               </w:rPr>
-              <w:t>부스터</w:t>
+              <w:t xml:space="preserve">플레이어 </w:t>
+            </w:r>
+            <w:r>
+              <w:rPr>
+                <w:rFonts w:hint="eastAsia"/>
+                <w:sz w:val="20"/>
+                <w:szCs w:val="20"/>
+              </w:rPr>
+              <w:t>충돌처리</w:t>
             </w:r>
           </w:p>
         </w:tc>
@@ -10124,43 +8047,128 @@
                 <w:sz w:val="20"/>
                 <w:szCs w:val="20"/>
               </w:rPr>
-              <w:t xml:space="preserve">void </w:t>
-            </w:r>
-            <w:proofErr w:type="spellStart"/>
-            <w:r>
+              <w:t>bool CollisionCheck()</w:t>
+            </w:r>
+          </w:p>
+          <w:p>
+            <w:pPr>
+              <w:widowControl/>
+              <w:wordWrap/>
+              <w:autoSpaceDE/>
+              <w:autoSpaceDN/>
               <w:rPr>
                 <w:rFonts w:eastAsiaTheme="minorHAnsi"/>
                 <w:sz w:val="20"/>
                 <w:szCs w:val="20"/>
               </w:rPr>
-              <w:t>send_booster_packet</w:t>
-            </w:r>
-            <w:proofErr w:type="spellEnd"/>
+            </w:pPr>
             <w:r>
               <w:rPr>
                 <w:rFonts w:eastAsiaTheme="minorHAnsi"/>
                 <w:sz w:val="20"/>
                 <w:szCs w:val="20"/>
               </w:rPr>
-              <w:t>(</w:t>
-            </w:r>
-            <w:proofErr w:type="spellStart"/>
-            <w:r>
+              <w:t>void PlayerCollisionCheck()</w:t>
+            </w:r>
+          </w:p>
+        </w:tc>
+        <w:tc>
+          <w:tcPr>
+            <w:tcW w:w="1666" w:type="dxa"/>
+          </w:tcPr>
+          <w:p>
+            <w:pPr>
+              <w:widowControl/>
+              <w:wordWrap/>
+              <w:autoSpaceDE/>
+              <w:autoSpaceDN/>
+              <w:rPr>
+                <w:sz w:val="20"/>
+                <w:szCs w:val="20"/>
+              </w:rPr>
+            </w:pPr>
+            <w:r>
+              <w:rPr>
+                <w:rFonts w:hint="eastAsia"/>
+                <w:sz w:val="20"/>
+                <w:szCs w:val="20"/>
+              </w:rPr>
+              <w:t>유영빈</w:t>
+            </w:r>
+          </w:p>
+        </w:tc>
+      </w:tr>
+      <w:tr>
+        <w:tc>
+          <w:tcPr>
+            <w:tcW w:w="874" w:type="dxa"/>
+            <w:vMerge/>
+            <w:shd w:val="clear" w:color="auto" w:fill="F2F2F2" w:themeFill="background1" w:themeFillShade="F2"/>
+          </w:tcPr>
+          <w:p>
+            <w:pPr>
+              <w:widowControl/>
+              <w:wordWrap/>
+              <w:autoSpaceDE/>
+              <w:autoSpaceDN/>
+            </w:pPr>
+          </w:p>
+        </w:tc>
+        <w:tc>
+          <w:tcPr>
+            <w:tcW w:w="3508" w:type="dxa"/>
+          </w:tcPr>
+          <w:p>
+            <w:pPr>
+              <w:widowControl/>
+              <w:wordWrap/>
+              <w:autoSpaceDE/>
+              <w:autoSpaceDN/>
+              <w:rPr>
+                <w:sz w:val="20"/>
+                <w:szCs w:val="20"/>
+              </w:rPr>
+            </w:pPr>
+            <w:r>
+              <w:rPr>
+                <w:rFonts w:hint="eastAsia"/>
+                <w:sz w:val="20"/>
+                <w:szCs w:val="20"/>
+              </w:rPr>
+              <w:t>맵 충돌처리</w:t>
+            </w:r>
+          </w:p>
+        </w:tc>
+        <w:tc>
+          <w:tcPr>
+            <w:tcW w:w="4408" w:type="dxa"/>
+          </w:tcPr>
+          <w:p>
+            <w:pPr>
+              <w:widowControl/>
+              <w:wordWrap/>
+              <w:autoSpaceDE/>
+              <w:autoSpaceDN/>
               <w:rPr>
                 <w:rFonts w:eastAsiaTheme="minorHAnsi"/>
                 <w:sz w:val="20"/>
                 <w:szCs w:val="20"/>
               </w:rPr>
-              <w:t>target_id</w:t>
-            </w:r>
-            <w:proofErr w:type="spellEnd"/>
+            </w:pPr>
             <w:r>
               <w:rPr>
                 <w:rFonts w:eastAsiaTheme="minorHAnsi"/>
                 <w:sz w:val="20"/>
                 <w:szCs w:val="20"/>
               </w:rPr>
-              <w:t>);</w:t>
+              <w:t>void WallCollisionCheck()</w:t>
+            </w:r>
+            <w:r>
+              <w:rPr>
+                <w:rFonts w:eastAsiaTheme="minorHAnsi"/>
+                <w:szCs w:val="22"/>
+              </w:rPr>
+              <w:t> </w:t>
             </w:r>
           </w:p>
         </w:tc>
@@ -10185,7 +8193,7 @@
                 <w:sz w:val="20"/>
                 <w:szCs w:val="20"/>
               </w:rPr>
-              <w:t>양현서</w:t>
+              <w:t>유영빈</w:t>
             </w:r>
           </w:p>
         </w:tc>
@@ -10227,197 +8235,134 @@
                 <w:sz w:val="20"/>
                 <w:szCs w:val="20"/>
               </w:rPr>
-              <w:t>순위출력</w:t>
-            </w:r>
-          </w:p>
-        </w:tc>
-        <w:tc>
-          <w:tcPr>
-            <w:tcW w:w="4408" w:type="dxa"/>
-          </w:tcPr>
-          <w:p>
-            <w:pPr>
-              <w:widowControl/>
-              <w:wordWrap/>
-              <w:autoSpaceDE/>
-              <w:autoSpaceDN/>
-              <w:rPr>
+              <w:t>클라에서 받은</w:t>
+            </w:r>
+            <w:r>
+              <w:rPr>
+                <w:rFonts w:hint="eastAsia"/>
                 <w:sz w:val="20"/>
                 <w:szCs w:val="20"/>
               </w:rPr>
-            </w:pPr>
-            <w:r>
+              <w:t xml:space="preserve"> 패킷 처리</w:t>
+            </w:r>
+          </w:p>
+        </w:tc>
+        <w:tc>
+          <w:tcPr>
+            <w:tcW w:w="4408" w:type="dxa"/>
+          </w:tcPr>
+          <w:p>
+            <w:pPr>
+              <w:widowControl/>
+              <w:wordWrap/>
+              <w:autoSpaceDE/>
+              <w:autoSpaceDN/>
               <w:rPr>
                 <w:rFonts w:eastAsiaTheme="minorHAnsi"/>
                 <w:sz w:val="20"/>
                 <w:szCs w:val="20"/>
               </w:rPr>
-              <w:t xml:space="preserve">void </w:t>
-            </w:r>
-            <w:proofErr w:type="spellStart"/>
-            <w:r>
+            </w:pPr>
+            <w:r>
+              <w:rPr>
+                <w:rFonts w:hint="eastAsia"/>
+                <w:sz w:val="20"/>
+                <w:szCs w:val="20"/>
+              </w:rPr>
+              <w:t>ClientThread</w:t>
+            </w:r>
+          </w:p>
+        </w:tc>
+        <w:tc>
+          <w:tcPr>
+            <w:tcW w:w="1666" w:type="dxa"/>
+          </w:tcPr>
+          <w:p>
+            <w:pPr>
+              <w:widowControl/>
+              <w:wordWrap/>
+              <w:autoSpaceDE/>
+              <w:autoSpaceDN/>
+              <w:rPr>
+                <w:sz w:val="20"/>
+                <w:szCs w:val="20"/>
+              </w:rPr>
+            </w:pPr>
+            <w:r>
+              <w:rPr>
+                <w:rFonts w:hint="eastAsia"/>
+                <w:sz w:val="20"/>
+                <w:szCs w:val="20"/>
+              </w:rPr>
+              <w:t>이소민</w:t>
+            </w:r>
+          </w:p>
+        </w:tc>
+      </w:tr>
+      <w:tr>
+        <w:tc>
+          <w:tcPr>
+            <w:tcW w:w="874" w:type="dxa"/>
+            <w:vMerge/>
+            <w:shd w:val="clear" w:color="auto" w:fill="F2F2F2" w:themeFill="background1" w:themeFillShade="F2"/>
+          </w:tcPr>
+          <w:p>
+            <w:pPr>
+              <w:widowControl/>
+              <w:wordWrap/>
+              <w:autoSpaceDE/>
+              <w:autoSpaceDN/>
+            </w:pPr>
+          </w:p>
+        </w:tc>
+        <w:tc>
+          <w:tcPr>
+            <w:tcW w:w="3508" w:type="dxa"/>
+          </w:tcPr>
+          <w:p>
+            <w:pPr>
+              <w:widowControl/>
+              <w:wordWrap/>
+              <w:autoSpaceDE/>
+              <w:autoSpaceDN/>
+              <w:rPr>
+                <w:sz w:val="20"/>
+                <w:szCs w:val="20"/>
+              </w:rPr>
+            </w:pPr>
+            <w:r>
+              <w:rPr>
+                <w:rFonts w:hint="eastAsia"/>
+                <w:sz w:val="20"/>
+                <w:szCs w:val="20"/>
+              </w:rPr>
+              <w:t>패킷 처리 로직</w:t>
+            </w:r>
+          </w:p>
+        </w:tc>
+        <w:tc>
+          <w:tcPr>
+            <w:tcW w:w="4408" w:type="dxa"/>
+          </w:tcPr>
+          <w:p>
+            <w:pPr>
+              <w:widowControl/>
+              <w:wordWrap/>
+              <w:autoSpaceDE/>
+              <w:autoSpaceDN/>
               <w:rPr>
                 <w:rFonts w:eastAsiaTheme="minorHAnsi"/>
                 <w:sz w:val="20"/>
                 <w:szCs w:val="20"/>
               </w:rPr>
-              <w:t>send_rank_</w:t>
-            </w:r>
-            <w:proofErr w:type="gramStart"/>
+            </w:pPr>
             <w:r>
               <w:rPr>
                 <w:rFonts w:eastAsiaTheme="minorHAnsi"/>
                 <w:sz w:val="20"/>
                 <w:szCs w:val="20"/>
               </w:rPr>
-              <w:t>packet</w:t>
-            </w:r>
-            <w:proofErr w:type="spellEnd"/>
-            <w:r>
-              <w:rPr>
-                <w:rFonts w:eastAsiaTheme="minorHAnsi"/>
-                <w:sz w:val="20"/>
-                <w:szCs w:val="20"/>
-              </w:rPr>
-              <w:t>(</w:t>
-            </w:r>
-            <w:proofErr w:type="gramEnd"/>
-            <w:r>
-              <w:rPr>
-                <w:rFonts w:eastAsiaTheme="minorHAnsi"/>
-                <w:sz w:val="20"/>
-                <w:szCs w:val="20"/>
-              </w:rPr>
-              <w:t xml:space="preserve">int </w:t>
-            </w:r>
-            <w:proofErr w:type="spellStart"/>
-            <w:r>
-              <w:rPr>
-                <w:rFonts w:eastAsiaTheme="minorHAnsi"/>
-                <w:sz w:val="20"/>
-                <w:szCs w:val="20"/>
-              </w:rPr>
-              <w:t>target_id</w:t>
-            </w:r>
-            <w:proofErr w:type="spellEnd"/>
-            <w:r>
-              <w:rPr>
-                <w:rFonts w:eastAsiaTheme="minorHAnsi"/>
-                <w:sz w:val="20"/>
-                <w:szCs w:val="20"/>
-              </w:rPr>
-              <w:t>);</w:t>
-            </w:r>
-          </w:p>
-        </w:tc>
-        <w:tc>
-          <w:tcPr>
-            <w:tcW w:w="1666" w:type="dxa"/>
-          </w:tcPr>
-          <w:p>
-            <w:pPr>
-              <w:widowControl/>
-              <w:wordWrap/>
-              <w:autoSpaceDE/>
-              <w:autoSpaceDN/>
-              <w:rPr>
-                <w:sz w:val="20"/>
-                <w:szCs w:val="20"/>
-              </w:rPr>
-            </w:pPr>
-            <w:r>
-              <w:rPr>
-                <w:rFonts w:hint="eastAsia"/>
-                <w:sz w:val="20"/>
-                <w:szCs w:val="20"/>
-              </w:rPr>
-              <w:t>양현서</w:t>
-            </w:r>
-          </w:p>
-        </w:tc>
-      </w:tr>
-      <w:tr>
-        <w:tc>
-          <w:tcPr>
-            <w:tcW w:w="874" w:type="dxa"/>
-            <w:vMerge/>
-            <w:shd w:val="clear" w:color="auto" w:fill="F2F2F2" w:themeFill="background1" w:themeFillShade="F2"/>
-          </w:tcPr>
-          <w:p>
-            <w:pPr>
-              <w:widowControl/>
-              <w:wordWrap/>
-              <w:autoSpaceDE/>
-              <w:autoSpaceDN/>
-            </w:pPr>
-          </w:p>
-        </w:tc>
-        <w:tc>
-          <w:tcPr>
-            <w:tcW w:w="3508" w:type="dxa"/>
-          </w:tcPr>
-          <w:p>
-            <w:pPr>
-              <w:widowControl/>
-              <w:wordWrap/>
-              <w:autoSpaceDE/>
-              <w:autoSpaceDN/>
-              <w:rPr>
-                <w:sz w:val="20"/>
-                <w:szCs w:val="20"/>
-              </w:rPr>
-            </w:pPr>
-            <w:r>
-              <w:rPr>
-                <w:rFonts w:hint="eastAsia"/>
-                <w:sz w:val="20"/>
-                <w:szCs w:val="20"/>
-              </w:rPr>
-              <w:t xml:space="preserve">게임 </w:t>
-            </w:r>
-            <w:proofErr w:type="gramStart"/>
-            <w:r>
-              <w:rPr>
-                <w:rFonts w:hint="eastAsia"/>
-                <w:sz w:val="20"/>
-                <w:szCs w:val="20"/>
-              </w:rPr>
-              <w:t>시작.게임</w:t>
-            </w:r>
-            <w:proofErr w:type="gramEnd"/>
-            <w:r>
-              <w:rPr>
-                <w:rFonts w:hint="eastAsia"/>
-                <w:sz w:val="20"/>
-                <w:szCs w:val="20"/>
-              </w:rPr>
-              <w:t xml:space="preserve"> 종료</w:t>
-            </w:r>
-          </w:p>
-        </w:tc>
-        <w:tc>
-          <w:tcPr>
-            <w:tcW w:w="4408" w:type="dxa"/>
-          </w:tcPr>
-          <w:p>
-            <w:pPr>
-              <w:widowControl/>
-              <w:wordWrap/>
-              <w:autoSpaceDE/>
-              <w:autoSpaceDN/>
-              <w:rPr>
-                <w:rFonts w:eastAsiaTheme="minorHAnsi"/>
-                <w:sz w:val="20"/>
-                <w:szCs w:val="20"/>
-              </w:rPr>
-            </w:pPr>
-            <w:r>
-              <w:rPr>
-                <w:rFonts w:eastAsiaTheme="minorHAnsi"/>
-                <w:sz w:val="20"/>
-                <w:szCs w:val="20"/>
-              </w:rPr>
-              <w:t>V</w:t>
+              <w:t>P</w:t>
             </w:r>
             <w:r>
               <w:rPr>
@@ -10425,842 +8370,8 @@
                 <w:sz w:val="20"/>
                 <w:szCs w:val="20"/>
               </w:rPr>
-              <w:t xml:space="preserve">oid </w:t>
-            </w:r>
-            <w:proofErr w:type="spellStart"/>
-            <w:r>
-              <w:rPr>
-                <w:rFonts w:eastAsiaTheme="minorHAnsi" w:hint="eastAsia"/>
-                <w:sz w:val="20"/>
-                <w:szCs w:val="20"/>
-              </w:rPr>
-              <w:t>send_Game_Start_</w:t>
-            </w:r>
-            <w:proofErr w:type="gramStart"/>
-            <w:r>
-              <w:rPr>
-                <w:rFonts w:eastAsiaTheme="minorHAnsi" w:hint="eastAsia"/>
-                <w:sz w:val="20"/>
-                <w:szCs w:val="20"/>
-              </w:rPr>
-              <w:t>Packet</w:t>
-            </w:r>
-            <w:proofErr w:type="spellEnd"/>
-            <w:r>
-              <w:rPr>
-                <w:rFonts w:eastAsiaTheme="minorHAnsi" w:hint="eastAsia"/>
-                <w:sz w:val="20"/>
-                <w:szCs w:val="20"/>
-              </w:rPr>
-              <w:t>(</w:t>
-            </w:r>
-            <w:proofErr w:type="gramEnd"/>
-            <w:r>
-              <w:rPr>
-                <w:rFonts w:eastAsiaTheme="minorHAnsi" w:hint="eastAsia"/>
-                <w:sz w:val="20"/>
-                <w:szCs w:val="20"/>
-              </w:rPr>
-              <w:t xml:space="preserve">int </w:t>
-            </w:r>
-            <w:proofErr w:type="spellStart"/>
-            <w:r>
-              <w:rPr>
-                <w:rFonts w:eastAsiaTheme="minorHAnsi" w:hint="eastAsia"/>
-                <w:sz w:val="20"/>
-                <w:szCs w:val="20"/>
-              </w:rPr>
-              <w:t>target_id</w:t>
-            </w:r>
-            <w:proofErr w:type="spellEnd"/>
-            <w:r>
-              <w:rPr>
-                <w:rFonts w:eastAsiaTheme="minorHAnsi" w:hint="eastAsia"/>
-                <w:sz w:val="20"/>
-                <w:szCs w:val="20"/>
-              </w:rPr>
-              <w:t>)</w:t>
-            </w:r>
-          </w:p>
-          <w:p>
-            <w:pPr>
-              <w:widowControl/>
-              <w:wordWrap/>
-              <w:autoSpaceDE/>
-              <w:autoSpaceDN/>
-              <w:rPr>
-                <w:sz w:val="20"/>
-                <w:szCs w:val="20"/>
-              </w:rPr>
-            </w:pPr>
-            <w:r>
-              <w:rPr>
-                <w:rFonts w:eastAsiaTheme="minorHAnsi"/>
-                <w:sz w:val="20"/>
-                <w:szCs w:val="20"/>
-              </w:rPr>
-              <w:t xml:space="preserve">void </w:t>
-            </w:r>
-            <w:proofErr w:type="spellStart"/>
-            <w:r>
-              <w:rPr>
-                <w:rFonts w:eastAsiaTheme="minorHAnsi"/>
-                <w:sz w:val="20"/>
-                <w:szCs w:val="20"/>
-              </w:rPr>
-              <w:t>send_</w:t>
-            </w:r>
-            <w:r>
-              <w:rPr>
-                <w:rFonts w:eastAsiaTheme="minorHAnsi" w:hint="eastAsia"/>
-                <w:sz w:val="20"/>
-                <w:szCs w:val="20"/>
-              </w:rPr>
-              <w:t>Finish</w:t>
-            </w:r>
-            <w:r>
-              <w:rPr>
-                <w:rFonts w:eastAsiaTheme="minorHAnsi"/>
-                <w:sz w:val="20"/>
-                <w:szCs w:val="20"/>
-              </w:rPr>
-              <w:t>_</w:t>
-            </w:r>
-            <w:proofErr w:type="gramStart"/>
-            <w:r>
-              <w:rPr>
-                <w:rFonts w:eastAsiaTheme="minorHAnsi"/>
-                <w:sz w:val="20"/>
-                <w:szCs w:val="20"/>
-              </w:rPr>
-              <w:t>packet</w:t>
-            </w:r>
-            <w:proofErr w:type="spellEnd"/>
-            <w:r>
-              <w:rPr>
-                <w:rFonts w:eastAsiaTheme="minorHAnsi"/>
-                <w:sz w:val="20"/>
-                <w:szCs w:val="20"/>
-              </w:rPr>
-              <w:t>(</w:t>
-            </w:r>
-            <w:proofErr w:type="gramEnd"/>
-            <w:r>
-              <w:rPr>
-                <w:rFonts w:eastAsiaTheme="minorHAnsi"/>
-                <w:sz w:val="20"/>
-                <w:szCs w:val="20"/>
-              </w:rPr>
-              <w:t xml:space="preserve">int </w:t>
-            </w:r>
-            <w:proofErr w:type="spellStart"/>
-            <w:r>
-              <w:rPr>
-                <w:rFonts w:eastAsiaTheme="minorHAnsi"/>
-                <w:sz w:val="20"/>
-                <w:szCs w:val="20"/>
-              </w:rPr>
-              <w:t>target_id</w:t>
-            </w:r>
-            <w:proofErr w:type="spellEnd"/>
-            <w:r>
-              <w:rPr>
-                <w:rFonts w:eastAsiaTheme="minorHAnsi"/>
-                <w:sz w:val="20"/>
-                <w:szCs w:val="20"/>
-              </w:rPr>
-              <w:t>);</w:t>
-            </w:r>
-          </w:p>
-        </w:tc>
-        <w:tc>
-          <w:tcPr>
-            <w:tcW w:w="1666" w:type="dxa"/>
-          </w:tcPr>
-          <w:p>
-            <w:pPr>
-              <w:widowControl/>
-              <w:wordWrap/>
-              <w:autoSpaceDE/>
-              <w:autoSpaceDN/>
-              <w:rPr>
-                <w:sz w:val="20"/>
-                <w:szCs w:val="20"/>
-              </w:rPr>
-            </w:pPr>
-            <w:r>
-              <w:rPr>
-                <w:rFonts w:hint="eastAsia"/>
-                <w:sz w:val="20"/>
-                <w:szCs w:val="20"/>
-              </w:rPr>
-              <w:t>양현서</w:t>
-            </w:r>
-          </w:p>
-        </w:tc>
-      </w:tr>
-      <w:tr>
-        <w:tc>
-          <w:tcPr>
-            <w:tcW w:w="874" w:type="dxa"/>
-            <w:vMerge/>
-            <w:shd w:val="clear" w:color="auto" w:fill="F2F2F2" w:themeFill="background1" w:themeFillShade="F2"/>
-          </w:tcPr>
-          <w:p>
-            <w:pPr>
-              <w:widowControl/>
-              <w:wordWrap/>
-              <w:autoSpaceDE/>
-              <w:autoSpaceDN/>
-            </w:pPr>
-          </w:p>
-        </w:tc>
-        <w:tc>
-          <w:tcPr>
-            <w:tcW w:w="3508" w:type="dxa"/>
-          </w:tcPr>
-          <w:p>
-            <w:pPr>
-              <w:widowControl/>
-              <w:wordWrap/>
-              <w:autoSpaceDE/>
-              <w:autoSpaceDN/>
-              <w:rPr>
-                <w:sz w:val="20"/>
-                <w:szCs w:val="20"/>
-              </w:rPr>
-            </w:pPr>
-            <w:r>
-              <w:rPr>
-                <w:rFonts w:hint="eastAsia"/>
-                <w:sz w:val="20"/>
-                <w:szCs w:val="20"/>
-              </w:rPr>
-              <w:t>클라이언트 움직임 처리</w:t>
-            </w:r>
-          </w:p>
-        </w:tc>
-        <w:tc>
-          <w:tcPr>
-            <w:tcW w:w="4408" w:type="dxa"/>
-          </w:tcPr>
-          <w:p>
-            <w:pPr>
-              <w:widowControl/>
-              <w:wordWrap/>
-              <w:autoSpaceDE/>
-              <w:autoSpaceDN/>
-              <w:rPr>
-                <w:rFonts w:eastAsiaTheme="minorHAnsi"/>
-                <w:sz w:val="20"/>
-                <w:szCs w:val="20"/>
-              </w:rPr>
-            </w:pPr>
-            <w:proofErr w:type="spellStart"/>
-            <w:r>
-              <w:rPr>
-                <w:rFonts w:hint="eastAsia"/>
-                <w:sz w:val="20"/>
-                <w:szCs w:val="20"/>
-              </w:rPr>
-              <w:t>UpdatePosition</w:t>
-            </w:r>
-            <w:proofErr w:type="spellEnd"/>
-            <w:r>
-              <w:rPr>
-                <w:rFonts w:hint="eastAsia"/>
-                <w:sz w:val="20"/>
-                <w:szCs w:val="20"/>
-              </w:rPr>
-              <w:t xml:space="preserve"> Thread</w:t>
-            </w:r>
-            <w:r>
-              <w:rPr>
-                <w:rFonts w:eastAsiaTheme="minorHAnsi"/>
-                <w:sz w:val="20"/>
-                <w:szCs w:val="20"/>
-              </w:rPr>
-              <w:t xml:space="preserve"> </w:t>
-            </w:r>
-          </w:p>
-          <w:p>
-            <w:pPr>
-              <w:widowControl/>
-              <w:wordWrap/>
-              <w:autoSpaceDE/>
-              <w:autoSpaceDN/>
-              <w:rPr>
-                <w:rFonts w:eastAsiaTheme="minorHAnsi"/>
-                <w:sz w:val="20"/>
-                <w:szCs w:val="20"/>
-              </w:rPr>
-            </w:pPr>
-            <w:r>
-              <w:rPr>
-                <w:rFonts w:eastAsiaTheme="minorHAnsi"/>
-                <w:sz w:val="20"/>
-                <w:szCs w:val="20"/>
-              </w:rPr>
-              <w:t xml:space="preserve">void </w:t>
-            </w:r>
-            <w:proofErr w:type="spellStart"/>
-            <w:r>
-              <w:rPr>
-                <w:rFonts w:eastAsiaTheme="minorHAnsi"/>
-                <w:sz w:val="20"/>
-                <w:szCs w:val="20"/>
-              </w:rPr>
-              <w:t>send_move_packet</w:t>
-            </w:r>
-            <w:proofErr w:type="spellEnd"/>
-            <w:r>
-              <w:rPr>
-                <w:rFonts w:eastAsiaTheme="minorHAnsi"/>
-                <w:sz w:val="20"/>
-                <w:szCs w:val="20"/>
-              </w:rPr>
-              <w:t>(</w:t>
-            </w:r>
-            <w:proofErr w:type="spellStart"/>
-            <w:r>
-              <w:rPr>
-                <w:rFonts w:eastAsiaTheme="minorHAnsi"/>
-                <w:sz w:val="20"/>
-                <w:szCs w:val="20"/>
-              </w:rPr>
-              <w:t>target_id</w:t>
-            </w:r>
-            <w:proofErr w:type="spellEnd"/>
-            <w:r>
-              <w:rPr>
-                <w:rFonts w:eastAsiaTheme="minorHAnsi"/>
-                <w:sz w:val="20"/>
-                <w:szCs w:val="20"/>
-              </w:rPr>
-              <w:t>);</w:t>
-            </w:r>
-          </w:p>
-        </w:tc>
-        <w:tc>
-          <w:tcPr>
-            <w:tcW w:w="1666" w:type="dxa"/>
-          </w:tcPr>
-          <w:p>
-            <w:pPr>
-              <w:widowControl/>
-              <w:wordWrap/>
-              <w:autoSpaceDE/>
-              <w:autoSpaceDN/>
-              <w:rPr>
-                <w:sz w:val="20"/>
-                <w:szCs w:val="20"/>
-              </w:rPr>
-            </w:pPr>
-            <w:r>
-              <w:rPr>
-                <w:rFonts w:hint="eastAsia"/>
-                <w:sz w:val="20"/>
-                <w:szCs w:val="20"/>
-              </w:rPr>
-              <w:t>양현서</w:t>
-            </w:r>
-          </w:p>
-        </w:tc>
-      </w:tr>
-      <w:tr>
-        <w:tc>
-          <w:tcPr>
-            <w:tcW w:w="874" w:type="dxa"/>
-            <w:vMerge/>
-            <w:shd w:val="clear" w:color="auto" w:fill="F2F2F2" w:themeFill="background1" w:themeFillShade="F2"/>
-          </w:tcPr>
-          <w:p>
-            <w:pPr>
-              <w:widowControl/>
-              <w:wordWrap/>
-              <w:autoSpaceDE/>
-              <w:autoSpaceDN/>
-            </w:pPr>
-          </w:p>
-        </w:tc>
-        <w:tc>
-          <w:tcPr>
-            <w:tcW w:w="3508" w:type="dxa"/>
-          </w:tcPr>
-          <w:p>
-            <w:pPr>
-              <w:widowControl/>
-              <w:wordWrap/>
-              <w:autoSpaceDE/>
-              <w:autoSpaceDN/>
-              <w:rPr>
-                <w:sz w:val="20"/>
-                <w:szCs w:val="20"/>
-              </w:rPr>
-            </w:pPr>
-            <w:r>
-              <w:rPr>
-                <w:rFonts w:hint="eastAsia"/>
-                <w:sz w:val="20"/>
-                <w:szCs w:val="20"/>
-              </w:rPr>
-              <w:t xml:space="preserve">플레이어 </w:t>
-            </w:r>
-            <w:r>
-              <w:rPr>
-                <w:rFonts w:hint="eastAsia"/>
-                <w:sz w:val="20"/>
-                <w:szCs w:val="20"/>
-              </w:rPr>
-              <w:t>충돌처리</w:t>
-            </w:r>
-          </w:p>
-        </w:tc>
-        <w:tc>
-          <w:tcPr>
-            <w:tcW w:w="4408" w:type="dxa"/>
-          </w:tcPr>
-          <w:p>
-            <w:pPr>
-              <w:widowControl/>
-              <w:wordWrap/>
-              <w:autoSpaceDE/>
-              <w:autoSpaceDN/>
-              <w:rPr>
-                <w:rFonts w:eastAsiaTheme="minorHAnsi"/>
-                <w:sz w:val="20"/>
-                <w:szCs w:val="20"/>
-              </w:rPr>
-            </w:pPr>
-            <w:r>
-              <w:rPr>
-                <w:rFonts w:eastAsiaTheme="minorHAnsi"/>
-                <w:sz w:val="20"/>
-                <w:szCs w:val="20"/>
-              </w:rPr>
-              <w:t xml:space="preserve">bool </w:t>
-            </w:r>
-            <w:proofErr w:type="spellStart"/>
-            <w:proofErr w:type="gramStart"/>
-            <w:r>
-              <w:rPr>
-                <w:rFonts w:eastAsiaTheme="minorHAnsi"/>
-                <w:sz w:val="20"/>
-                <w:szCs w:val="20"/>
-              </w:rPr>
-              <w:t>CollisionCheck</w:t>
-            </w:r>
-            <w:proofErr w:type="spellEnd"/>
-            <w:r>
-              <w:rPr>
-                <w:rFonts w:eastAsiaTheme="minorHAnsi"/>
-                <w:sz w:val="20"/>
-                <w:szCs w:val="20"/>
-              </w:rPr>
-              <w:t>(</w:t>
-            </w:r>
-            <w:proofErr w:type="gramEnd"/>
-            <w:r>
-              <w:rPr>
-                <w:rFonts w:eastAsiaTheme="minorHAnsi"/>
-                <w:sz w:val="20"/>
-                <w:szCs w:val="20"/>
-              </w:rPr>
-              <w:t>)</w:t>
-            </w:r>
-          </w:p>
-          <w:p>
-            <w:pPr>
-              <w:widowControl/>
-              <w:wordWrap/>
-              <w:autoSpaceDE/>
-              <w:autoSpaceDN/>
-              <w:rPr>
-                <w:rFonts w:eastAsiaTheme="minorHAnsi"/>
-                <w:sz w:val="20"/>
-                <w:szCs w:val="20"/>
-              </w:rPr>
-            </w:pPr>
-            <w:r>
-              <w:rPr>
-                <w:rFonts w:eastAsiaTheme="minorHAnsi"/>
-                <w:sz w:val="20"/>
-                <w:szCs w:val="20"/>
-              </w:rPr>
-              <w:t xml:space="preserve">void </w:t>
-            </w:r>
-            <w:proofErr w:type="spellStart"/>
-            <w:proofErr w:type="gramStart"/>
-            <w:r>
-              <w:rPr>
-                <w:rFonts w:eastAsiaTheme="minorHAnsi"/>
-                <w:sz w:val="20"/>
-                <w:szCs w:val="20"/>
-              </w:rPr>
-              <w:t>PlayerCollisionCheck</w:t>
-            </w:r>
-            <w:proofErr w:type="spellEnd"/>
-            <w:r>
-              <w:rPr>
-                <w:rFonts w:eastAsiaTheme="minorHAnsi"/>
-                <w:sz w:val="20"/>
-                <w:szCs w:val="20"/>
-              </w:rPr>
-              <w:t>(</w:t>
-            </w:r>
-            <w:proofErr w:type="gramEnd"/>
-            <w:r>
-              <w:rPr>
-                <w:rFonts w:eastAsiaTheme="minorHAnsi"/>
-                <w:sz w:val="20"/>
-                <w:szCs w:val="20"/>
-              </w:rPr>
-              <w:t>)</w:t>
-            </w:r>
-          </w:p>
-        </w:tc>
-        <w:tc>
-          <w:tcPr>
-            <w:tcW w:w="1666" w:type="dxa"/>
-          </w:tcPr>
-          <w:p>
-            <w:pPr>
-              <w:widowControl/>
-              <w:wordWrap/>
-              <w:autoSpaceDE/>
-              <w:autoSpaceDN/>
-              <w:rPr>
-                <w:sz w:val="20"/>
-                <w:szCs w:val="20"/>
-              </w:rPr>
-            </w:pPr>
-            <w:r>
-              <w:rPr>
-                <w:rFonts w:hint="eastAsia"/>
-                <w:sz w:val="20"/>
-                <w:szCs w:val="20"/>
-              </w:rPr>
-              <w:t>유영빈</w:t>
-            </w:r>
-          </w:p>
-        </w:tc>
-      </w:tr>
-      <w:tr>
-        <w:tc>
-          <w:tcPr>
-            <w:tcW w:w="874" w:type="dxa"/>
-            <w:vMerge/>
-            <w:shd w:val="clear" w:color="auto" w:fill="F2F2F2" w:themeFill="background1" w:themeFillShade="F2"/>
-          </w:tcPr>
-          <w:p>
-            <w:pPr>
-              <w:widowControl/>
-              <w:wordWrap/>
-              <w:autoSpaceDE/>
-              <w:autoSpaceDN/>
-            </w:pPr>
-          </w:p>
-        </w:tc>
-        <w:tc>
-          <w:tcPr>
-            <w:tcW w:w="3508" w:type="dxa"/>
-          </w:tcPr>
-          <w:p>
-            <w:pPr>
-              <w:widowControl/>
-              <w:wordWrap/>
-              <w:autoSpaceDE/>
-              <w:autoSpaceDN/>
-              <w:rPr>
-                <w:sz w:val="20"/>
-                <w:szCs w:val="20"/>
-              </w:rPr>
-            </w:pPr>
-            <w:r>
-              <w:rPr>
-                <w:rFonts w:hint="eastAsia"/>
-                <w:sz w:val="20"/>
-                <w:szCs w:val="20"/>
-              </w:rPr>
-              <w:t>맵 충돌처리</w:t>
-            </w:r>
-          </w:p>
-        </w:tc>
-        <w:tc>
-          <w:tcPr>
-            <w:tcW w:w="4408" w:type="dxa"/>
-          </w:tcPr>
-          <w:p>
-            <w:pPr>
-              <w:widowControl/>
-              <w:wordWrap/>
-              <w:autoSpaceDE/>
-              <w:autoSpaceDN/>
-              <w:rPr>
-                <w:rFonts w:eastAsiaTheme="minorHAnsi"/>
-                <w:sz w:val="20"/>
-                <w:szCs w:val="20"/>
-              </w:rPr>
-            </w:pPr>
-            <w:r>
-              <w:rPr>
-                <w:rFonts w:eastAsiaTheme="minorHAnsi"/>
-                <w:sz w:val="20"/>
-                <w:szCs w:val="20"/>
-              </w:rPr>
-              <w:t xml:space="preserve">void </w:t>
-            </w:r>
-            <w:proofErr w:type="spellStart"/>
-            <w:proofErr w:type="gramStart"/>
-            <w:r>
-              <w:rPr>
-                <w:rFonts w:eastAsiaTheme="minorHAnsi"/>
-                <w:sz w:val="20"/>
-                <w:szCs w:val="20"/>
-              </w:rPr>
-              <w:t>WallCollisionCheck</w:t>
-            </w:r>
-            <w:proofErr w:type="spellEnd"/>
-            <w:r>
-              <w:rPr>
-                <w:rFonts w:eastAsiaTheme="minorHAnsi"/>
-                <w:sz w:val="20"/>
-                <w:szCs w:val="20"/>
-              </w:rPr>
-              <w:t>(</w:t>
-            </w:r>
-            <w:proofErr w:type="gramEnd"/>
-            <w:r>
-              <w:rPr>
-                <w:rFonts w:eastAsiaTheme="minorHAnsi"/>
-                <w:sz w:val="20"/>
-                <w:szCs w:val="20"/>
-              </w:rPr>
-              <w:t>)</w:t>
-            </w:r>
-            <w:r>
-              <w:rPr>
-                <w:rFonts w:eastAsiaTheme="minorHAnsi"/>
-                <w:szCs w:val="22"/>
-              </w:rPr>
-              <w:t> </w:t>
-            </w:r>
-          </w:p>
-        </w:tc>
-        <w:tc>
-          <w:tcPr>
-            <w:tcW w:w="1666" w:type="dxa"/>
-          </w:tcPr>
-          <w:p>
-            <w:pPr>
-              <w:widowControl/>
-              <w:wordWrap/>
-              <w:autoSpaceDE/>
-              <w:autoSpaceDN/>
-              <w:rPr>
-                <w:sz w:val="20"/>
-                <w:szCs w:val="20"/>
-              </w:rPr>
-            </w:pPr>
-            <w:r>
-              <w:rPr>
-                <w:rFonts w:hint="eastAsia"/>
-                <w:sz w:val="20"/>
-                <w:szCs w:val="20"/>
-              </w:rPr>
-              <w:t>유영빈</w:t>
-            </w:r>
-          </w:p>
-        </w:tc>
-      </w:tr>
-      <w:tr>
-        <w:tc>
-          <w:tcPr>
-            <w:tcW w:w="874" w:type="dxa"/>
-            <w:vMerge/>
-            <w:shd w:val="clear" w:color="auto" w:fill="F2F2F2" w:themeFill="background1" w:themeFillShade="F2"/>
-          </w:tcPr>
-          <w:p>
-            <w:pPr>
-              <w:widowControl/>
-              <w:wordWrap/>
-              <w:autoSpaceDE/>
-              <w:autoSpaceDN/>
-            </w:pPr>
-          </w:p>
-        </w:tc>
-        <w:tc>
-          <w:tcPr>
-            <w:tcW w:w="3508" w:type="dxa"/>
-          </w:tcPr>
-          <w:p>
-            <w:pPr>
-              <w:widowControl/>
-              <w:wordWrap/>
-              <w:autoSpaceDE/>
-              <w:autoSpaceDN/>
-              <w:rPr>
-                <w:sz w:val="20"/>
-                <w:szCs w:val="20"/>
-              </w:rPr>
-            </w:pPr>
-            <w:proofErr w:type="spellStart"/>
-            <w:r>
-              <w:rPr>
-                <w:rFonts w:hint="eastAsia"/>
-                <w:sz w:val="20"/>
-                <w:szCs w:val="20"/>
-              </w:rPr>
-              <w:t>클라에서</w:t>
-            </w:r>
-            <w:proofErr w:type="spellEnd"/>
-            <w:r>
-              <w:rPr>
-                <w:rFonts w:hint="eastAsia"/>
-                <w:sz w:val="20"/>
-                <w:szCs w:val="20"/>
-              </w:rPr>
-              <w:t xml:space="preserve"> 받은</w:t>
-            </w:r>
-            <w:r>
-              <w:rPr>
-                <w:rFonts w:hint="eastAsia"/>
-                <w:sz w:val="20"/>
-                <w:szCs w:val="20"/>
-              </w:rPr>
-              <w:t xml:space="preserve"> 패킷 처리</w:t>
-            </w:r>
-          </w:p>
-        </w:tc>
-        <w:tc>
-          <w:tcPr>
-            <w:tcW w:w="4408" w:type="dxa"/>
-          </w:tcPr>
-          <w:p>
-            <w:pPr>
-              <w:widowControl/>
-              <w:wordWrap/>
-              <w:autoSpaceDE/>
-              <w:autoSpaceDN/>
-              <w:rPr>
-                <w:rFonts w:eastAsiaTheme="minorHAnsi"/>
-                <w:sz w:val="20"/>
-                <w:szCs w:val="20"/>
-              </w:rPr>
-            </w:pPr>
-            <w:proofErr w:type="spellStart"/>
-            <w:r>
-              <w:rPr>
-                <w:rFonts w:hint="eastAsia"/>
-                <w:sz w:val="20"/>
-                <w:szCs w:val="20"/>
-              </w:rPr>
-              <w:t>ClientThread</w:t>
-            </w:r>
-            <w:proofErr w:type="spellEnd"/>
-          </w:p>
-        </w:tc>
-        <w:tc>
-          <w:tcPr>
-            <w:tcW w:w="1666" w:type="dxa"/>
-          </w:tcPr>
-          <w:p>
-            <w:pPr>
-              <w:widowControl/>
-              <w:wordWrap/>
-              <w:autoSpaceDE/>
-              <w:autoSpaceDN/>
-              <w:rPr>
-                <w:sz w:val="20"/>
-                <w:szCs w:val="20"/>
-              </w:rPr>
-            </w:pPr>
-            <w:r>
-              <w:rPr>
-                <w:rFonts w:hint="eastAsia"/>
-                <w:sz w:val="20"/>
-                <w:szCs w:val="20"/>
-              </w:rPr>
-              <w:t>이소민</w:t>
-            </w:r>
-          </w:p>
-        </w:tc>
-      </w:tr>
-      <w:tr>
-        <w:tc>
-          <w:tcPr>
-            <w:tcW w:w="874" w:type="dxa"/>
-            <w:vMerge/>
-            <w:shd w:val="clear" w:color="auto" w:fill="F2F2F2" w:themeFill="background1" w:themeFillShade="F2"/>
-          </w:tcPr>
-          <w:p>
-            <w:pPr>
-              <w:widowControl/>
-              <w:wordWrap/>
-              <w:autoSpaceDE/>
-              <w:autoSpaceDN/>
-            </w:pPr>
-          </w:p>
-        </w:tc>
-        <w:tc>
-          <w:tcPr>
-            <w:tcW w:w="3508" w:type="dxa"/>
-          </w:tcPr>
-          <w:p>
-            <w:pPr>
-              <w:widowControl/>
-              <w:wordWrap/>
-              <w:autoSpaceDE/>
-              <w:autoSpaceDN/>
-              <w:rPr>
-                <w:sz w:val="20"/>
-                <w:szCs w:val="20"/>
-              </w:rPr>
-            </w:pPr>
-            <w:r>
-              <w:rPr>
-                <w:rFonts w:hint="eastAsia"/>
-                <w:sz w:val="20"/>
-                <w:szCs w:val="20"/>
-              </w:rPr>
-              <w:t>패킷 처리 로직</w:t>
-            </w:r>
-          </w:p>
-        </w:tc>
-        <w:tc>
-          <w:tcPr>
-            <w:tcW w:w="4408" w:type="dxa"/>
-          </w:tcPr>
-          <w:p>
-            <w:pPr>
-              <w:widowControl/>
-              <w:wordWrap/>
-              <w:autoSpaceDE/>
-              <w:autoSpaceDN/>
-              <w:rPr>
-                <w:rFonts w:eastAsiaTheme="minorHAnsi"/>
-                <w:sz w:val="20"/>
-                <w:szCs w:val="20"/>
-              </w:rPr>
-            </w:pPr>
-            <w:proofErr w:type="spellStart"/>
-            <w:r>
-              <w:rPr>
-                <w:rFonts w:eastAsiaTheme="minorHAnsi"/>
-                <w:sz w:val="20"/>
-                <w:szCs w:val="20"/>
-              </w:rPr>
-              <w:t>P</w:t>
-            </w:r>
-            <w:r>
-              <w:rPr>
-                <w:rFonts w:eastAsiaTheme="minorHAnsi" w:hint="eastAsia"/>
-                <w:sz w:val="20"/>
-                <w:szCs w:val="20"/>
-              </w:rPr>
               <w:t>rocess_packet</w:t>
             </w:r>
-            <w:proofErr w:type="spellEnd"/>
           </w:p>
         </w:tc>
         <w:tc>
@@ -11484,7 +8595,6 @@
               </w:rPr>
               <w:t xml:space="preserve">lass </w:t>
             </w:r>
-            <w:proofErr w:type="spellStart"/>
             <w:r>
               <w:rPr>
                 <w:rFonts w:asciiTheme="majorEastAsia" w:eastAsiaTheme="majorEastAsia" w:hAnsiTheme="majorEastAsia" w:hint="eastAsia"/>
@@ -11493,7 +8603,6 @@
               </w:rPr>
               <w:t>NetworkMgr</w:t>
             </w:r>
-            <w:proofErr w:type="spellEnd"/>
             <w:r>
               <w:rPr>
                 <w:rFonts w:asciiTheme="majorEastAsia" w:eastAsiaTheme="majorEastAsia" w:hAnsiTheme="majorEastAsia" w:hint="eastAsia"/>
@@ -11519,85 +8628,26 @@
                 <w:sz w:val="20"/>
                 <w:szCs w:val="20"/>
               </w:rPr>
-              <w:t xml:space="preserve">bool </w:t>
-            </w:r>
-            <w:proofErr w:type="spellStart"/>
-            <w:proofErr w:type="gramStart"/>
-            <w:r>
+              <w:t>bool NetworkMgr::Init()</w:t>
+            </w:r>
+          </w:p>
+          <w:p>
+            <w:pPr>
+              <w:widowControl/>
+              <w:wordWrap/>
+              <w:autoSpaceDE/>
+              <w:autoSpaceDN/>
               <w:rPr>
                 <w:sz w:val="20"/>
                 <w:szCs w:val="20"/>
               </w:rPr>
-              <w:t>NetworkMgr</w:t>
-            </w:r>
-            <w:proofErr w:type="spellEnd"/>
+            </w:pPr>
             <w:r>
               <w:rPr>
                 <w:sz w:val="20"/>
                 <w:szCs w:val="20"/>
               </w:rPr>
-              <w:t>::Init(</w:t>
-            </w:r>
-            <w:proofErr w:type="gramEnd"/>
-            <w:r>
-              <w:rPr>
-                <w:sz w:val="20"/>
-                <w:szCs w:val="20"/>
-              </w:rPr>
-              <w:t>)</w:t>
-            </w:r>
-          </w:p>
-          <w:p>
-            <w:pPr>
-              <w:widowControl/>
-              <w:wordWrap/>
-              <w:autoSpaceDE/>
-              <w:autoSpaceDN/>
-              <w:rPr>
-                <w:sz w:val="20"/>
-                <w:szCs w:val="20"/>
-              </w:rPr>
-            </w:pPr>
-            <w:proofErr w:type="spellStart"/>
-            <w:proofErr w:type="gramStart"/>
-            <w:r>
-              <w:rPr>
-                <w:sz w:val="20"/>
-                <w:szCs w:val="20"/>
-              </w:rPr>
-              <w:t>NetworkMgr</w:t>
-            </w:r>
-            <w:proofErr w:type="spellEnd"/>
-            <w:r>
-              <w:rPr>
-                <w:sz w:val="20"/>
-                <w:szCs w:val="20"/>
-              </w:rPr>
-              <w:t>::</w:t>
-            </w:r>
-            <w:proofErr w:type="spellStart"/>
-            <w:r>
-              <w:rPr>
-                <w:sz w:val="20"/>
-                <w:szCs w:val="20"/>
-              </w:rPr>
-              <w:t>SendPacket</w:t>
-            </w:r>
-            <w:proofErr w:type="spellEnd"/>
-            <w:r>
-              <w:rPr>
-                <w:sz w:val="20"/>
-                <w:szCs w:val="20"/>
-              </w:rPr>
-              <w:t>(</w:t>
-            </w:r>
-            <w:proofErr w:type="gramEnd"/>
-            <w:r>
-              <w:rPr>
-                <w:sz w:val="20"/>
-                <w:szCs w:val="20"/>
-              </w:rPr>
-              <w:t>)</w:t>
+              <w:t>NetworkMgr::SendPacket()</w:t>
             </w:r>
           </w:p>
         </w:tc>
@@ -11896,7 +8946,6 @@
                 <w:szCs w:val="20"/>
               </w:rPr>
             </w:pPr>
-            <w:proofErr w:type="spellStart"/>
             <w:r>
               <w:rPr>
                 <w:rFonts w:asciiTheme="majorEastAsia" w:eastAsiaTheme="majorEastAsia" w:hAnsiTheme="majorEastAsia"/>
@@ -11905,7 +8954,6 @@
               </w:rPr>
               <w:t>RecvThread</w:t>
             </w:r>
-            <w:proofErr w:type="spellEnd"/>
           </w:p>
           <w:p>
             <w:pPr>
@@ -11919,7 +8967,6 @@
                 <w:szCs w:val="20"/>
               </w:rPr>
             </w:pPr>
-            <w:proofErr w:type="spellStart"/>
             <w:r>
               <w:rPr>
                 <w:rFonts w:asciiTheme="majorEastAsia" w:eastAsiaTheme="majorEastAsia" w:hAnsiTheme="majorEastAsia" w:hint="eastAsia"/>
@@ -11928,7 +8975,6 @@
               </w:rPr>
               <w:t>ProcessPacket</w:t>
             </w:r>
-            <w:proofErr w:type="spellEnd"/>
           </w:p>
         </w:tc>
         <w:tc>
@@ -12541,7 +9587,6 @@
                 <w:szCs w:val="16"/>
               </w:rPr>
             </w:pPr>
-            <w:proofErr w:type="spellStart"/>
             <w:r>
               <w:rPr>
                 <w:sz w:val="16"/>
@@ -12555,16 +9600,7 @@
                 <w:sz w:val="16"/>
                 <w:szCs w:val="16"/>
               </w:rPr>
-              <w:t>rotocol.h</w:t>
-            </w:r>
-            <w:proofErr w:type="spellEnd"/>
-            <w:r>
-              <w:rPr>
-                <w:rFonts w:hint="eastAsia"/>
-                <w:sz w:val="16"/>
-                <w:szCs w:val="16"/>
-              </w:rPr>
-              <w:t xml:space="preserve"> 작성</w:t>
+              <w:t>rotocol.h 작성</w:t>
             </w:r>
           </w:p>
           <w:p>
@@ -12615,61 +9651,33 @@
                 <w:szCs w:val="16"/>
               </w:rPr>
             </w:pPr>
-            <w:proofErr w:type="gramStart"/>
-            <w:r>
-              <w:rPr>
-                <w:rFonts w:hint="eastAsia"/>
-                <w:sz w:val="16"/>
-                <w:szCs w:val="16"/>
-              </w:rPr>
-              <w:t>Player(</w:t>
-            </w:r>
-            <w:proofErr w:type="gramEnd"/>
-            <w:r>
-              <w:rPr>
-                <w:rFonts w:hint="eastAsia"/>
-                <w:sz w:val="16"/>
-                <w:szCs w:val="16"/>
-              </w:rPr>
-              <w:t>)</w:t>
-            </w:r>
-          </w:p>
-          <w:p>
-            <w:pPr>
-              <w:widowControl/>
-              <w:wordWrap/>
-              <w:autoSpaceDE/>
-              <w:autoSpaceDN/>
-              <w:rPr>
-                <w:sz w:val="16"/>
-                <w:szCs w:val="16"/>
-              </w:rPr>
-            </w:pPr>
-            <w:r>
-              <w:rPr>
-                <w:rFonts w:hint="eastAsia"/>
-                <w:sz w:val="16"/>
-                <w:szCs w:val="16"/>
-              </w:rPr>
-              <w:t>~</w:t>
-            </w:r>
-            <w:proofErr w:type="gramStart"/>
-            <w:r>
-              <w:rPr>
-                <w:rFonts w:hint="eastAsia"/>
-                <w:sz w:val="16"/>
-                <w:szCs w:val="16"/>
-              </w:rPr>
-              <w:t>Player(</w:t>
-            </w:r>
-            <w:proofErr w:type="gramEnd"/>
-            <w:r>
-              <w:rPr>
-                <w:rFonts w:hint="eastAsia"/>
-                <w:sz w:val="16"/>
-                <w:szCs w:val="16"/>
-              </w:rPr>
-              <w:t>)</w:t>
+            <w:r>
+              <w:rPr>
+                <w:rFonts w:hint="eastAsia"/>
+                <w:sz w:val="16"/>
+                <w:szCs w:val="16"/>
+              </w:rPr>
+              <w:t>Player()</w:t>
+            </w:r>
+          </w:p>
+          <w:p>
+            <w:pPr>
+              <w:widowControl/>
+              <w:wordWrap/>
+              <w:autoSpaceDE/>
+              <w:autoSpaceDN/>
+              <w:rPr>
+                <w:sz w:val="16"/>
+                <w:szCs w:val="16"/>
+              </w:rPr>
+            </w:pPr>
+            <w:r>
+              <w:rPr>
+                <w:rFonts w:hint="eastAsia"/>
+                <w:sz w:val="16"/>
+                <w:szCs w:val="16"/>
+              </w:rPr>
+              <w:t>~Player()</w:t>
             </w:r>
           </w:p>
         </w:tc>
@@ -12821,7 +9829,6 @@
                 <w:szCs w:val="16"/>
               </w:rPr>
             </w:pPr>
-            <w:proofErr w:type="gramStart"/>
             <w:r>
               <w:rPr>
                 <w:rFonts w:hint="eastAsia"/>
@@ -12830,93 +9837,39 @@
               </w:rPr>
               <w:t>Player::</w:t>
             </w:r>
-            <w:proofErr w:type="spellStart"/>
-            <w:proofErr w:type="gramEnd"/>
-            <w:r>
-              <w:rPr>
-                <w:sz w:val="16"/>
-                <w:szCs w:val="16"/>
-              </w:rPr>
-              <w:t>recv_</w:t>
-            </w:r>
-            <w:proofErr w:type="gramStart"/>
-            <w:r>
-              <w:rPr>
-                <w:sz w:val="16"/>
-                <w:szCs w:val="16"/>
-              </w:rPr>
-              <w:t>packet</w:t>
-            </w:r>
-            <w:proofErr w:type="spellEnd"/>
-            <w:r>
-              <w:rPr>
-                <w:sz w:val="16"/>
-                <w:szCs w:val="16"/>
-              </w:rPr>
-              <w:t>();</w:t>
-            </w:r>
-            <w:proofErr w:type="gramEnd"/>
-          </w:p>
-          <w:p>
-            <w:pPr>
-              <w:widowControl/>
-              <w:wordWrap/>
-              <w:autoSpaceDE/>
-              <w:autoSpaceDN/>
-              <w:rPr>
-                <w:sz w:val="16"/>
-                <w:szCs w:val="16"/>
-              </w:rPr>
-            </w:pPr>
-            <w:proofErr w:type="gramStart"/>
-            <w:r>
-              <w:rPr>
-                <w:rFonts w:hint="eastAsia"/>
-                <w:sz w:val="16"/>
-                <w:szCs w:val="16"/>
-              </w:rPr>
-              <w:t>Player::</w:t>
-            </w:r>
-            <w:proofErr w:type="spellStart"/>
-            <w:proofErr w:type="gramEnd"/>
-            <w:r>
-              <w:rPr>
-                <w:rFonts w:hint="eastAsia"/>
-                <w:sz w:val="16"/>
-                <w:szCs w:val="16"/>
-              </w:rPr>
-              <w:t>send</w:t>
-            </w:r>
-            <w:r>
-              <w:rPr>
-                <w:sz w:val="16"/>
-                <w:szCs w:val="16"/>
-              </w:rPr>
-              <w:t>_</w:t>
-            </w:r>
-            <w:proofErr w:type="gramStart"/>
-            <w:r>
-              <w:rPr>
-                <w:sz w:val="16"/>
-                <w:szCs w:val="16"/>
-              </w:rPr>
-              <w:t>packet</w:t>
-            </w:r>
-            <w:proofErr w:type="spellEnd"/>
-            <w:r>
-              <w:rPr>
-                <w:sz w:val="16"/>
-                <w:szCs w:val="16"/>
-              </w:rPr>
-              <w:t>(</w:t>
-            </w:r>
-            <w:proofErr w:type="gramEnd"/>
-            <w:r>
-              <w:rPr>
-                <w:sz w:val="16"/>
-                <w:szCs w:val="16"/>
-              </w:rPr>
-              <w:t>);</w:t>
+            <w:r>
+              <w:rPr>
+                <w:sz w:val="16"/>
+                <w:szCs w:val="16"/>
+              </w:rPr>
+              <w:t>recv_packet();</w:t>
+            </w:r>
+          </w:p>
+          <w:p>
+            <w:pPr>
+              <w:widowControl/>
+              <w:wordWrap/>
+              <w:autoSpaceDE/>
+              <w:autoSpaceDN/>
+              <w:rPr>
+                <w:sz w:val="16"/>
+                <w:szCs w:val="16"/>
+              </w:rPr>
+            </w:pPr>
+            <w:r>
+              <w:rPr>
+                <w:rFonts w:hint="eastAsia"/>
+                <w:sz w:val="16"/>
+                <w:szCs w:val="16"/>
+              </w:rPr>
+              <w:t>Player::send</w:t>
+            </w:r>
+            <w:r>
+              <w:rPr>
+                <w:sz w:val="16"/>
+                <w:szCs w:val="16"/>
+              </w:rPr>
+              <w:t>_packet();</w:t>
             </w:r>
           </w:p>
         </w:tc>
@@ -12968,169 +9921,165 @@
                 <w:sz w:val="16"/>
                 <w:szCs w:val="16"/>
               </w:rPr>
+              <w:t>erver main()</w:t>
+            </w:r>
+          </w:p>
+        </w:tc>
+        <w:tc>
+          <w:tcPr>
+            <w:tcW w:w="1701" w:type="dxa"/>
+          </w:tcPr>
+          <w:p>
+            <w:pPr>
+              <w:widowControl/>
+              <w:wordWrap/>
+              <w:autoSpaceDE/>
+              <w:autoSpaceDN/>
+              <w:rPr>
+                <w:color w:val="960000"/>
+                <w:sz w:val="16"/>
+                <w:szCs w:val="16"/>
+              </w:rPr>
+            </w:pPr>
+            <w:r>
+              <w:rPr>
+                <w:rFonts w:hint="eastAsia"/>
+                <w:sz w:val="16"/>
+                <w:szCs w:val="16"/>
+              </w:rPr>
+              <w:t>5</w:t>
+            </w:r>
+          </w:p>
+          <w:p>
+            <w:pPr>
+              <w:widowControl/>
+              <w:wordWrap/>
+              <w:autoSpaceDE/>
+              <w:autoSpaceDN/>
+              <w:rPr>
+                <w:color w:val="960000"/>
+                <w:sz w:val="16"/>
+                <w:szCs w:val="16"/>
+              </w:rPr>
+            </w:pPr>
+            <w:r>
+              <w:rPr>
+                <w:rFonts w:hint="eastAsia"/>
+                <w:color w:val="960000"/>
+                <w:sz w:val="16"/>
+                <w:szCs w:val="16"/>
+              </w:rPr>
+              <w:t>패킷테스트</w:t>
+            </w:r>
+          </w:p>
+          <w:p>
+            <w:pPr>
+              <w:widowControl/>
+              <w:wordWrap/>
+              <w:autoSpaceDE/>
+              <w:autoSpaceDN/>
+              <w:rPr>
+                <w:color w:val="960000"/>
+                <w:sz w:val="16"/>
+                <w:szCs w:val="16"/>
+              </w:rPr>
+            </w:pPr>
+            <w:r>
+              <w:rPr>
+                <w:rFonts w:hint="eastAsia"/>
+                <w:color w:val="960000"/>
+                <w:sz w:val="16"/>
+                <w:szCs w:val="16"/>
+              </w:rPr>
+              <w:t>진행 보고</w:t>
+            </w:r>
+          </w:p>
+        </w:tc>
+        <w:tc>
+          <w:tcPr>
+            <w:tcW w:w="1701" w:type="dxa"/>
+          </w:tcPr>
+          <w:p>
+            <w:pPr>
+              <w:widowControl/>
+              <w:wordWrap/>
+              <w:autoSpaceDE/>
+              <w:autoSpaceDN/>
+              <w:rPr>
+                <w:sz w:val="16"/>
+                <w:szCs w:val="16"/>
+              </w:rPr>
+            </w:pPr>
+            <w:r>
+              <w:rPr>
+                <w:rFonts w:hint="eastAsia"/>
+                <w:sz w:val="16"/>
+                <w:szCs w:val="16"/>
+              </w:rPr>
+              <w:t>6</w:t>
+            </w:r>
+          </w:p>
+          <w:p>
+            <w:pPr>
+              <w:widowControl/>
+              <w:wordWrap/>
+              <w:autoSpaceDE/>
+              <w:autoSpaceDN/>
+              <w:rPr>
+                <w:sz w:val="16"/>
+                <w:szCs w:val="16"/>
+              </w:rPr>
+            </w:pPr>
+            <w:r>
+              <w:rPr>
+                <w:sz w:val="16"/>
+                <w:szCs w:val="16"/>
+              </w:rPr>
+              <w:t>C</w:t>
+            </w:r>
+            <w:r>
+              <w:rPr>
+                <w:rFonts w:hint="eastAsia"/>
+                <w:sz w:val="16"/>
+                <w:szCs w:val="16"/>
+              </w:rPr>
+              <w:t>lient thread 생성 로직</w:t>
+            </w:r>
+          </w:p>
+          <w:p>
+            <w:pPr>
+              <w:widowControl/>
+              <w:wordWrap/>
+              <w:autoSpaceDE/>
+              <w:autoSpaceDN/>
+              <w:rPr>
+                <w:sz w:val="16"/>
+                <w:szCs w:val="16"/>
+              </w:rPr>
+            </w:pPr>
+            <w:r>
+              <w:rPr>
+                <w:rFonts w:eastAsiaTheme="minorHAnsi"/>
+                <w:sz w:val="16"/>
+                <w:szCs w:val="16"/>
+              </w:rPr>
+              <w:t>S</w:t>
+            </w:r>
+            <w:r>
+              <w:rPr>
+                <w:rFonts w:eastAsiaTheme="minorHAnsi" w:hint="eastAsia"/>
+                <w:sz w:val="16"/>
+                <w:szCs w:val="16"/>
+              </w:rPr>
               <w:t xml:space="preserve">erver </w:t>
             </w:r>
-            <w:proofErr w:type="gramStart"/>
-            <w:r>
-              <w:rPr>
-                <w:rFonts w:hint="eastAsia"/>
-                <w:sz w:val="16"/>
-                <w:szCs w:val="16"/>
-              </w:rPr>
-              <w:t>main(</w:t>
-            </w:r>
-            <w:proofErr w:type="gramEnd"/>
-            <w:r>
-              <w:rPr>
-                <w:rFonts w:hint="eastAsia"/>
-                <w:sz w:val="16"/>
-                <w:szCs w:val="16"/>
-              </w:rPr>
-              <w:t>)</w:t>
-            </w:r>
-          </w:p>
-        </w:tc>
-        <w:tc>
-          <w:tcPr>
-            <w:tcW w:w="1701" w:type="dxa"/>
-          </w:tcPr>
-          <w:p>
-            <w:pPr>
-              <w:widowControl/>
-              <w:wordWrap/>
-              <w:autoSpaceDE/>
-              <w:autoSpaceDN/>
-              <w:rPr>
-                <w:color w:val="960000"/>
-                <w:sz w:val="16"/>
-                <w:szCs w:val="16"/>
-              </w:rPr>
-            </w:pPr>
-            <w:r>
-              <w:rPr>
-                <w:rFonts w:hint="eastAsia"/>
-                <w:sz w:val="16"/>
-                <w:szCs w:val="16"/>
-              </w:rPr>
-              <w:t>5</w:t>
-            </w:r>
-          </w:p>
-          <w:p>
-            <w:pPr>
-              <w:widowControl/>
-              <w:wordWrap/>
-              <w:autoSpaceDE/>
-              <w:autoSpaceDN/>
-              <w:rPr>
-                <w:color w:val="960000"/>
-                <w:sz w:val="16"/>
-                <w:szCs w:val="16"/>
-              </w:rPr>
-            </w:pPr>
-            <w:proofErr w:type="spellStart"/>
-            <w:r>
-              <w:rPr>
-                <w:rFonts w:hint="eastAsia"/>
-                <w:color w:val="960000"/>
-                <w:sz w:val="16"/>
-                <w:szCs w:val="16"/>
-              </w:rPr>
-              <w:t>패킷테스트</w:t>
-            </w:r>
-            <w:proofErr w:type="spellEnd"/>
-          </w:p>
-          <w:p>
-            <w:pPr>
-              <w:widowControl/>
-              <w:wordWrap/>
-              <w:autoSpaceDE/>
-              <w:autoSpaceDN/>
-              <w:rPr>
-                <w:color w:val="960000"/>
-                <w:sz w:val="16"/>
-                <w:szCs w:val="16"/>
-              </w:rPr>
-            </w:pPr>
-            <w:r>
-              <w:rPr>
-                <w:rFonts w:hint="eastAsia"/>
-                <w:color w:val="960000"/>
-                <w:sz w:val="16"/>
-                <w:szCs w:val="16"/>
-              </w:rPr>
-              <w:t>진행 보고</w:t>
-            </w:r>
-          </w:p>
-        </w:tc>
-        <w:tc>
-          <w:tcPr>
-            <w:tcW w:w="1701" w:type="dxa"/>
-          </w:tcPr>
-          <w:p>
-            <w:pPr>
-              <w:widowControl/>
-              <w:wordWrap/>
-              <w:autoSpaceDE/>
-              <w:autoSpaceDN/>
-              <w:rPr>
-                <w:sz w:val="16"/>
-                <w:szCs w:val="16"/>
-              </w:rPr>
-            </w:pPr>
-            <w:r>
-              <w:rPr>
-                <w:rFonts w:hint="eastAsia"/>
-                <w:sz w:val="16"/>
-                <w:szCs w:val="16"/>
-              </w:rPr>
-              <w:t>6</w:t>
-            </w:r>
-          </w:p>
-          <w:p>
-            <w:pPr>
-              <w:widowControl/>
-              <w:wordWrap/>
-              <w:autoSpaceDE/>
-              <w:autoSpaceDN/>
-              <w:rPr>
-                <w:sz w:val="16"/>
-                <w:szCs w:val="16"/>
-              </w:rPr>
-            </w:pPr>
-            <w:r>
-              <w:rPr>
-                <w:sz w:val="16"/>
-                <w:szCs w:val="16"/>
-              </w:rPr>
-              <w:t>C</w:t>
-            </w:r>
-            <w:r>
-              <w:rPr>
-                <w:rFonts w:hint="eastAsia"/>
-                <w:sz w:val="16"/>
-                <w:szCs w:val="16"/>
-              </w:rPr>
-              <w:t>lient thread 생성 로직</w:t>
-            </w:r>
-          </w:p>
-          <w:p>
-            <w:pPr>
-              <w:widowControl/>
-              <w:wordWrap/>
-              <w:autoSpaceDE/>
-              <w:autoSpaceDN/>
-              <w:rPr>
-                <w:sz w:val="16"/>
-                <w:szCs w:val="16"/>
-              </w:rPr>
-            </w:pPr>
             <w:r>
               <w:rPr>
                 <w:rFonts w:eastAsiaTheme="minorHAnsi"/>
                 <w:sz w:val="16"/>
                 <w:szCs w:val="16"/>
               </w:rPr>
-              <w:t>S</w:t>
+              <w:t>P</w:t>
             </w:r>
             <w:r>
               <w:rPr>
@@ -13138,33 +10087,7 @@
                 <w:sz w:val="16"/>
                 <w:szCs w:val="16"/>
               </w:rPr>
-              <w:t xml:space="preserve">erver </w:t>
-            </w:r>
-            <w:proofErr w:type="spellStart"/>
-            <w:r>
-              <w:rPr>
-                <w:rFonts w:eastAsiaTheme="minorHAnsi"/>
-                <w:sz w:val="16"/>
-                <w:szCs w:val="16"/>
-              </w:rPr>
-              <w:t>P</w:t>
-            </w:r>
-            <w:r>
-              <w:rPr>
-                <w:rFonts w:eastAsiaTheme="minorHAnsi" w:hint="eastAsia"/>
-                <w:sz w:val="16"/>
-                <w:szCs w:val="16"/>
-              </w:rPr>
-              <w:t>rocess_packet</w:t>
-            </w:r>
-            <w:proofErr w:type="spellEnd"/>
-            <w:r>
-              <w:rPr>
-                <w:rFonts w:eastAsiaTheme="minorHAnsi" w:hint="eastAsia"/>
-                <w:sz w:val="16"/>
-                <w:szCs w:val="16"/>
-              </w:rPr>
-              <w:t>() 생성</w:t>
+              <w:t>rocess_packet() 생성</w:t>
             </w:r>
           </w:p>
         </w:tc>
@@ -13339,263 +10262,201 @@
                 <w:szCs w:val="16"/>
               </w:rPr>
             </w:pPr>
-            <w:proofErr w:type="spellStart"/>
             <w:r>
               <w:rPr>
                 <w:rFonts w:eastAsiaTheme="minorHAnsi"/>
                 <w:sz w:val="16"/>
                 <w:szCs w:val="16"/>
               </w:rPr>
-              <w:t>send_enter_room_</w:t>
-            </w:r>
-            <w:proofErr w:type="gramStart"/>
-            <w:r>
+              <w:t>send_enter_room_packet(int target_id);</w:t>
+            </w:r>
+          </w:p>
+          <w:p>
+            <w:pPr>
+              <w:widowControl/>
+              <w:wordWrap/>
+              <w:autoSpaceDE/>
+              <w:autoSpaceDN/>
+              <w:rPr>
+                <w:sz w:val="16"/>
+                <w:szCs w:val="16"/>
+              </w:rPr>
+            </w:pPr>
+          </w:p>
+        </w:tc>
+        <w:tc>
+          <w:tcPr>
+            <w:tcW w:w="1701" w:type="dxa"/>
+          </w:tcPr>
+          <w:p>
+            <w:pPr>
+              <w:widowControl/>
+              <w:wordWrap/>
+              <w:autoSpaceDE/>
+              <w:autoSpaceDN/>
+              <w:rPr>
+                <w:sz w:val="16"/>
+                <w:szCs w:val="16"/>
+              </w:rPr>
+            </w:pPr>
+            <w:r>
+              <w:rPr>
+                <w:rFonts w:hint="eastAsia"/>
+                <w:sz w:val="16"/>
+                <w:szCs w:val="16"/>
+              </w:rPr>
+              <w:t>11</w:t>
+            </w:r>
+          </w:p>
+        </w:tc>
+        <w:tc>
+          <w:tcPr>
+            <w:tcW w:w="1701" w:type="dxa"/>
+          </w:tcPr>
+          <w:p>
+            <w:pPr>
+              <w:widowControl/>
+              <w:wordWrap/>
+              <w:autoSpaceDE/>
+              <w:autoSpaceDN/>
+              <w:rPr>
+                <w:color w:val="960000"/>
+                <w:sz w:val="16"/>
+                <w:szCs w:val="16"/>
+              </w:rPr>
+            </w:pPr>
+            <w:r>
+              <w:rPr>
+                <w:rFonts w:hint="eastAsia"/>
+                <w:sz w:val="16"/>
+                <w:szCs w:val="16"/>
+              </w:rPr>
+              <w:t>12</w:t>
+            </w:r>
+          </w:p>
+          <w:p>
+            <w:pPr>
+              <w:widowControl/>
+              <w:wordWrap/>
+              <w:autoSpaceDE/>
+              <w:autoSpaceDN/>
+              <w:rPr>
+                <w:color w:val="960000"/>
+                <w:sz w:val="16"/>
+                <w:szCs w:val="16"/>
+              </w:rPr>
+            </w:pPr>
+            <w:r>
+              <w:rPr>
+                <w:rFonts w:hint="eastAsia"/>
+                <w:color w:val="960000"/>
+                <w:sz w:val="16"/>
+                <w:szCs w:val="16"/>
+              </w:rPr>
+              <w:t>패킷테스트</w:t>
+            </w:r>
+          </w:p>
+          <w:p>
+            <w:pPr>
+              <w:widowControl/>
+              <w:wordWrap/>
+              <w:autoSpaceDE/>
+              <w:autoSpaceDN/>
+              <w:rPr>
+                <w:sz w:val="16"/>
+                <w:szCs w:val="16"/>
+              </w:rPr>
+            </w:pPr>
+            <w:r>
+              <w:rPr>
+                <w:rFonts w:hint="eastAsia"/>
+                <w:color w:val="960000"/>
+                <w:sz w:val="16"/>
+                <w:szCs w:val="16"/>
+              </w:rPr>
+              <w:t>진행 보고</w:t>
+            </w:r>
+          </w:p>
+        </w:tc>
+        <w:tc>
+          <w:tcPr>
+            <w:tcW w:w="1701" w:type="dxa"/>
+          </w:tcPr>
+          <w:p>
+            <w:pPr>
+              <w:widowControl/>
+              <w:wordWrap/>
+              <w:autoSpaceDE/>
+              <w:autoSpaceDN/>
+              <w:rPr>
+                <w:sz w:val="16"/>
+                <w:szCs w:val="16"/>
+              </w:rPr>
+            </w:pPr>
+            <w:r>
+              <w:rPr>
+                <w:rFonts w:hint="eastAsia"/>
+                <w:sz w:val="16"/>
+                <w:szCs w:val="16"/>
+              </w:rPr>
+              <w:t>13</w:t>
+            </w:r>
+          </w:p>
+          <w:p>
+            <w:pPr>
+              <w:widowControl/>
+              <w:wordWrap/>
+              <w:autoSpaceDE/>
+              <w:autoSpaceDN/>
               <w:rPr>
                 <w:rFonts w:eastAsiaTheme="minorHAnsi"/>
                 <w:sz w:val="16"/>
                 <w:szCs w:val="16"/>
               </w:rPr>
-              <w:t>packet</w:t>
-            </w:r>
-            <w:proofErr w:type="spellEnd"/>
+            </w:pPr>
             <w:r>
               <w:rPr>
                 <w:rFonts w:eastAsiaTheme="minorHAnsi"/>
                 <w:sz w:val="16"/>
                 <w:szCs w:val="16"/>
               </w:rPr>
-              <w:t>(</w:t>
-            </w:r>
-            <w:proofErr w:type="gramEnd"/>
+              <w:t>send_ready_packet(target_id)</w:t>
+            </w:r>
+          </w:p>
+          <w:p>
+            <w:pPr>
+              <w:widowControl/>
+              <w:wordWrap/>
+              <w:autoSpaceDE/>
+              <w:autoSpaceDN/>
+              <w:rPr>
+                <w:sz w:val="16"/>
+                <w:szCs w:val="16"/>
+              </w:rPr>
+            </w:pPr>
             <w:r>
               <w:rPr>
                 <w:rFonts w:eastAsiaTheme="minorHAnsi"/>
                 <w:sz w:val="16"/>
                 <w:szCs w:val="16"/>
               </w:rPr>
-              <w:t xml:space="preserve">int </w:t>
-            </w:r>
-            <w:proofErr w:type="spellStart"/>
+              <w:t>S</w:t>
+            </w:r>
+            <w:r>
+              <w:rPr>
+                <w:rFonts w:eastAsiaTheme="minorHAnsi" w:hint="eastAsia"/>
+                <w:sz w:val="16"/>
+                <w:szCs w:val="16"/>
+              </w:rPr>
+              <w:t xml:space="preserve">erver </w:t>
+            </w:r>
             <w:r>
               <w:rPr>
                 <w:rFonts w:eastAsiaTheme="minorHAnsi"/>
                 <w:sz w:val="16"/>
                 <w:szCs w:val="16"/>
               </w:rPr>
-              <w:t>target_id</w:t>
-            </w:r>
-            <w:proofErr w:type="spellEnd"/>
-            <w:proofErr w:type="gramStart"/>
-            <w:r>
-              <w:rPr>
-                <w:rFonts w:eastAsiaTheme="minorHAnsi"/>
-                <w:sz w:val="16"/>
-                <w:szCs w:val="16"/>
-              </w:rPr>
-              <w:t>);</w:t>
-            </w:r>
-            <w:proofErr w:type="gramEnd"/>
-          </w:p>
-          <w:p>
-            <w:pPr>
-              <w:widowControl/>
-              <w:wordWrap/>
-              <w:autoSpaceDE/>
-              <w:autoSpaceDN/>
-              <w:rPr>
-                <w:sz w:val="16"/>
-                <w:szCs w:val="16"/>
-              </w:rPr>
-            </w:pPr>
-          </w:p>
-        </w:tc>
-        <w:tc>
-          <w:tcPr>
-            <w:tcW w:w="1701" w:type="dxa"/>
-          </w:tcPr>
-          <w:p>
-            <w:pPr>
-              <w:widowControl/>
-              <w:wordWrap/>
-              <w:autoSpaceDE/>
-              <w:autoSpaceDN/>
-              <w:rPr>
-                <w:sz w:val="16"/>
-                <w:szCs w:val="16"/>
-              </w:rPr>
-            </w:pPr>
-            <w:r>
-              <w:rPr>
-                <w:rFonts w:hint="eastAsia"/>
-                <w:sz w:val="16"/>
-                <w:szCs w:val="16"/>
-              </w:rPr>
-              <w:t>11</w:t>
-            </w:r>
-          </w:p>
-        </w:tc>
-        <w:tc>
-          <w:tcPr>
-            <w:tcW w:w="1701" w:type="dxa"/>
-          </w:tcPr>
-          <w:p>
-            <w:pPr>
-              <w:widowControl/>
-              <w:wordWrap/>
-              <w:autoSpaceDE/>
-              <w:autoSpaceDN/>
-              <w:rPr>
-                <w:color w:val="960000"/>
-                <w:sz w:val="16"/>
-                <w:szCs w:val="16"/>
-              </w:rPr>
-            </w:pPr>
-            <w:r>
-              <w:rPr>
-                <w:rFonts w:hint="eastAsia"/>
-                <w:sz w:val="16"/>
-                <w:szCs w:val="16"/>
-              </w:rPr>
-              <w:t>12</w:t>
-            </w:r>
-          </w:p>
-          <w:p>
-            <w:pPr>
-              <w:widowControl/>
-              <w:wordWrap/>
-              <w:autoSpaceDE/>
-              <w:autoSpaceDN/>
-              <w:rPr>
-                <w:color w:val="960000"/>
-                <w:sz w:val="16"/>
-                <w:szCs w:val="16"/>
-              </w:rPr>
-            </w:pPr>
-            <w:proofErr w:type="spellStart"/>
-            <w:r>
-              <w:rPr>
-                <w:rFonts w:hint="eastAsia"/>
-                <w:color w:val="960000"/>
-                <w:sz w:val="16"/>
-                <w:szCs w:val="16"/>
-              </w:rPr>
-              <w:t>패킷테스트</w:t>
-            </w:r>
-            <w:proofErr w:type="spellEnd"/>
-          </w:p>
-          <w:p>
-            <w:pPr>
-              <w:widowControl/>
-              <w:wordWrap/>
-              <w:autoSpaceDE/>
-              <w:autoSpaceDN/>
-              <w:rPr>
-                <w:sz w:val="16"/>
-                <w:szCs w:val="16"/>
-              </w:rPr>
-            </w:pPr>
-            <w:r>
-              <w:rPr>
-                <w:rFonts w:hint="eastAsia"/>
-                <w:color w:val="960000"/>
-                <w:sz w:val="16"/>
-                <w:szCs w:val="16"/>
-              </w:rPr>
-              <w:t>진행 보고</w:t>
-            </w:r>
-          </w:p>
-        </w:tc>
-        <w:tc>
-          <w:tcPr>
-            <w:tcW w:w="1701" w:type="dxa"/>
-          </w:tcPr>
-          <w:p>
-            <w:pPr>
-              <w:widowControl/>
-              <w:wordWrap/>
-              <w:autoSpaceDE/>
-              <w:autoSpaceDN/>
-              <w:rPr>
-                <w:sz w:val="16"/>
-                <w:szCs w:val="16"/>
-              </w:rPr>
-            </w:pPr>
-            <w:r>
-              <w:rPr>
-                <w:rFonts w:hint="eastAsia"/>
-                <w:sz w:val="16"/>
-                <w:szCs w:val="16"/>
-              </w:rPr>
-              <w:t>13</w:t>
-            </w:r>
-          </w:p>
-          <w:p>
-            <w:pPr>
-              <w:widowControl/>
-              <w:wordWrap/>
-              <w:autoSpaceDE/>
-              <w:autoSpaceDN/>
-              <w:rPr>
-                <w:rFonts w:eastAsiaTheme="minorHAnsi"/>
-                <w:sz w:val="16"/>
-                <w:szCs w:val="16"/>
-              </w:rPr>
-            </w:pPr>
-            <w:proofErr w:type="spellStart"/>
-            <w:r>
-              <w:rPr>
-                <w:rFonts w:eastAsiaTheme="minorHAnsi"/>
-                <w:sz w:val="16"/>
-                <w:szCs w:val="16"/>
-              </w:rPr>
-              <w:t>send_ready_packet</w:t>
-            </w:r>
-            <w:proofErr w:type="spellEnd"/>
-            <w:r>
-              <w:rPr>
-                <w:rFonts w:eastAsiaTheme="minorHAnsi"/>
-                <w:sz w:val="16"/>
-                <w:szCs w:val="16"/>
-              </w:rPr>
-              <w:t>(</w:t>
-            </w:r>
-            <w:proofErr w:type="spellStart"/>
-            <w:r>
-              <w:rPr>
-                <w:rFonts w:eastAsiaTheme="minorHAnsi"/>
-                <w:sz w:val="16"/>
-                <w:szCs w:val="16"/>
-              </w:rPr>
-              <w:t>target_id</w:t>
-            </w:r>
-            <w:proofErr w:type="spellEnd"/>
-            <w:r>
-              <w:rPr>
-                <w:rFonts w:eastAsiaTheme="minorHAnsi"/>
-                <w:sz w:val="16"/>
-                <w:szCs w:val="16"/>
-              </w:rPr>
-              <w:t>)</w:t>
-            </w:r>
-          </w:p>
-          <w:p>
-            <w:pPr>
-              <w:widowControl/>
-              <w:wordWrap/>
-              <w:autoSpaceDE/>
-              <w:autoSpaceDN/>
-              <w:rPr>
-                <w:sz w:val="16"/>
-                <w:szCs w:val="16"/>
-              </w:rPr>
-            </w:pPr>
-            <w:r>
-              <w:rPr>
-                <w:rFonts w:eastAsiaTheme="minorHAnsi"/>
-                <w:sz w:val="16"/>
-                <w:szCs w:val="16"/>
-              </w:rPr>
-              <w:t>S</w:t>
+              <w:t>P</w:t>
             </w:r>
             <w:r>
               <w:rPr>
@@ -13603,33 +10464,7 @@
                 <w:sz w:val="16"/>
                 <w:szCs w:val="16"/>
               </w:rPr>
-              <w:t xml:space="preserve">erver </w:t>
-            </w:r>
-            <w:proofErr w:type="spellStart"/>
-            <w:r>
-              <w:rPr>
-                <w:rFonts w:eastAsiaTheme="minorHAnsi"/>
-                <w:sz w:val="16"/>
-                <w:szCs w:val="16"/>
-              </w:rPr>
-              <w:t>P</w:t>
-            </w:r>
-            <w:r>
-              <w:rPr>
-                <w:rFonts w:eastAsiaTheme="minorHAnsi" w:hint="eastAsia"/>
-                <w:sz w:val="16"/>
-                <w:szCs w:val="16"/>
-              </w:rPr>
-              <w:t>rocess_packet</w:t>
-            </w:r>
-            <w:proofErr w:type="spellEnd"/>
-            <w:r>
-              <w:rPr>
-                <w:rFonts w:eastAsiaTheme="minorHAnsi" w:hint="eastAsia"/>
-                <w:sz w:val="16"/>
-                <w:szCs w:val="16"/>
-              </w:rPr>
-              <w:t>() 업데이트</w:t>
+              <w:t>rocess_packet() 업데이트</w:t>
             </w:r>
           </w:p>
         </w:tc>
@@ -13892,7 +10727,6 @@
                 <w:szCs w:val="16"/>
               </w:rPr>
             </w:pPr>
-            <w:proofErr w:type="spellStart"/>
             <w:r>
               <w:rPr>
                 <w:rFonts w:hint="eastAsia"/>
@@ -13902,7 +10736,6 @@
               </w:rPr>
               <w:t>패킷테스트</w:t>
             </w:r>
-            <w:proofErr w:type="spellEnd"/>
           </w:p>
           <w:p>
             <w:pPr>
@@ -13977,7 +10810,6 @@
               </w:rPr>
               <w:t xml:space="preserve">erver </w:t>
             </w:r>
-            <w:proofErr w:type="spellStart"/>
             <w:r>
               <w:rPr>
                 <w:rFonts w:eastAsiaTheme="minorHAnsi"/>
@@ -13992,16 +10824,7 @@
                 <w:sz w:val="16"/>
                 <w:szCs w:val="16"/>
               </w:rPr>
-              <w:t>rocess_packet</w:t>
-            </w:r>
-            <w:proofErr w:type="spellEnd"/>
-            <w:r>
-              <w:rPr>
-                <w:rFonts w:eastAsiaTheme="minorHAnsi" w:hint="eastAsia"/>
-                <w:sz w:val="16"/>
-                <w:szCs w:val="16"/>
-              </w:rPr>
-              <w:t>() 업데이트</w:t>
+              <w:t>rocess_packet() 업데이트</w:t>
             </w:r>
           </w:p>
         </w:tc>
@@ -14216,7 +11039,6 @@
                 <w:szCs w:val="16"/>
               </w:rPr>
             </w:pPr>
-            <w:proofErr w:type="spellStart"/>
             <w:r>
               <w:rPr>
                 <w:rFonts w:hint="eastAsia"/>
@@ -14226,7 +11048,6 @@
               </w:rPr>
               <w:t>패킷테스트</w:t>
             </w:r>
-            <w:proofErr w:type="spellEnd"/>
           </w:p>
           <w:p>
             <w:pPr>
@@ -14301,7 +11122,6 @@
               </w:rPr>
               <w:t xml:space="preserve">erver </w:t>
             </w:r>
-            <w:proofErr w:type="spellStart"/>
             <w:r>
               <w:rPr>
                 <w:rFonts w:eastAsiaTheme="minorHAnsi"/>
@@ -14316,16 +11136,7 @@
                 <w:sz w:val="16"/>
                 <w:szCs w:val="16"/>
               </w:rPr>
-              <w:t>rocess_packet</w:t>
-            </w:r>
-            <w:proofErr w:type="spellEnd"/>
-            <w:r>
-              <w:rPr>
-                <w:rFonts w:eastAsiaTheme="minorHAnsi" w:hint="eastAsia"/>
-                <w:sz w:val="16"/>
-                <w:szCs w:val="16"/>
-              </w:rPr>
-              <w:t>() 업데이트</w:t>
+              <w:t>rocess_packet() 업데이트</w:t>
             </w:r>
           </w:p>
         </w:tc>
@@ -14525,7 +11336,6 @@
                 <w:szCs w:val="16"/>
               </w:rPr>
             </w:pPr>
-            <w:proofErr w:type="spellStart"/>
             <w:r>
               <w:rPr>
                 <w:rFonts w:hint="eastAsia"/>
@@ -14535,7 +11345,6 @@
               </w:rPr>
               <w:t>패킷테스트</w:t>
             </w:r>
-            <w:proofErr w:type="spellEnd"/>
           </w:p>
           <w:p>
             <w:pPr>
@@ -15067,8 +11876,8 @@
       </w:tblPr>
       <w:tblGrid>
         <w:gridCol w:w="1703"/>
+        <w:gridCol w:w="1759"/>
         <w:gridCol w:w="1703"/>
-        <w:gridCol w:w="1759"/>
         <w:gridCol w:w="1703"/>
         <w:gridCol w:w="1800"/>
         <w:gridCol w:w="1703"/>
@@ -15500,7 +12309,6 @@
               </w:rPr>
               <w:t xml:space="preserve">client </w:t>
             </w:r>
-            <w:proofErr w:type="spellStart"/>
             <w:r>
               <w:rPr>
                 <w:rFonts w:eastAsiaTheme="minorHAnsi" w:hint="eastAsia"/>
@@ -15509,7 +12317,6 @@
               </w:rPr>
               <w:t>RecvThread</w:t>
             </w:r>
-            <w:proofErr w:type="spellEnd"/>
           </w:p>
           <w:p>
             <w:pPr>
@@ -15639,25 +12446,7 @@
                 <w:sz w:val="16"/>
                 <w:szCs w:val="16"/>
               </w:rPr>
-              <w:t xml:space="preserve">로그인/로비 화면 </w:t>
-            </w:r>
-            <w:proofErr w:type="spellStart"/>
-            <w:r>
-              <w:rPr>
-                <w:rFonts w:hint="eastAsia"/>
-                <w:sz w:val="16"/>
-                <w:szCs w:val="16"/>
-              </w:rPr>
-              <w:t>ui</w:t>
-            </w:r>
-            <w:proofErr w:type="spellEnd"/>
-            <w:r>
-              <w:rPr>
-                <w:rFonts w:hint="eastAsia"/>
-                <w:sz w:val="16"/>
-                <w:szCs w:val="16"/>
-              </w:rPr>
-              <w:t xml:space="preserve"> 구현</w:t>
+              <w:t>로그인/로비 화면 ui 구현</w:t>
             </w:r>
           </w:p>
         </w:tc>
@@ -15792,7 +12581,6 @@
                 <w:szCs w:val="16"/>
               </w:rPr>
             </w:pPr>
-            <w:proofErr w:type="spellStart"/>
             <w:r>
               <w:rPr>
                 <w:rFonts w:hint="eastAsia"/>
@@ -15802,7 +12590,6 @@
               </w:rPr>
               <w:t>패킷테스트</w:t>
             </w:r>
-            <w:proofErr w:type="spellEnd"/>
           </w:p>
           <w:p>
             <w:pPr>
@@ -15862,14 +12649,6 @@
                 <w:szCs w:val="16"/>
               </w:rPr>
             </w:pPr>
-            <w:r>
-              <w:rPr>
-                <w:rFonts w:hint="eastAsia"/>
-                <w:sz w:val="16"/>
-                <w:szCs w:val="16"/>
-              </w:rPr>
-              <w:t>로비 화면 구현</w:t>
-            </w:r>
           </w:p>
         </w:tc>
         <w:tc>
@@ -16008,25 +12787,27 @@
                 <w:sz w:val="16"/>
                 <w:szCs w:val="16"/>
               </w:rPr>
-              <w:t xml:space="preserve">대기실 화면 </w:t>
-            </w:r>
-            <w:proofErr w:type="spellStart"/>
-            <w:r>
-              <w:rPr>
-                <w:rFonts w:hint="eastAsia"/>
-                <w:sz w:val="16"/>
-                <w:szCs w:val="16"/>
-              </w:rPr>
-              <w:t>ui</w:t>
-            </w:r>
-            <w:proofErr w:type="spellEnd"/>
-            <w:r>
-              <w:rPr>
-                <w:rFonts w:hint="eastAsia"/>
-                <w:sz w:val="16"/>
-                <w:szCs w:val="16"/>
-              </w:rPr>
-              <w:t xml:space="preserve"> 구현</w:t>
+              <w:t>충돌 물리 수정</w:t>
+            </w:r>
+          </w:p>
+          <w:p>
+            <w:pPr>
+              <w:widowControl/>
+              <w:wordWrap/>
+              <w:autoSpaceDE/>
+              <w:autoSpaceDN/>
+              <w:rPr>
+                <w:sz w:val="16"/>
+                <w:szCs w:val="16"/>
+              </w:rPr>
+            </w:pPr>
+            <w:r>
+              <w:rPr>
+                <w:rFonts w:hint="eastAsia"/>
+                <w:sz w:val="16"/>
+                <w:szCs w:val="16"/>
+              </w:rPr>
+              <w:t>(멀티를 위해서 기존 충돌 처리 수정 필요)</w:t>
             </w:r>
           </w:p>
         </w:tc>
@@ -16065,14 +12846,6 @@
                 <w:szCs w:val="16"/>
               </w:rPr>
             </w:pPr>
-            <w:r>
-              <w:rPr>
-                <w:rFonts w:hint="eastAsia"/>
-                <w:sz w:val="16"/>
-                <w:szCs w:val="16"/>
-              </w:rPr>
-              <w:t>대기실 화면 구현</w:t>
-            </w:r>
           </w:p>
         </w:tc>
         <w:tc>
@@ -16099,6 +12872,18 @@
               <w:t>11</w:t>
             </w:r>
           </w:p>
+          <w:p>
+            <w:pPr>
+              <w:widowControl/>
+              <w:wordWrap/>
+              <w:autoSpaceDE/>
+              <w:autoSpaceDN/>
+              <w:rPr>
+                <w:sz w:val="16"/>
+                <w:szCs w:val="16"/>
+              </w:rPr>
+            </w:pPr>
+          </w:p>
         </w:tc>
         <w:tc>
           <w:tcPr>
@@ -16137,7 +12922,6 @@
                 <w:szCs w:val="16"/>
               </w:rPr>
             </w:pPr>
-            <w:proofErr w:type="spellStart"/>
             <w:r>
               <w:rPr>
                 <w:rFonts w:hint="eastAsia"/>
@@ -16147,7 +12931,6 @@
               </w:rPr>
               <w:t>패킷테스트</w:t>
             </w:r>
-            <w:proofErr w:type="spellEnd"/>
           </w:p>
           <w:p>
             <w:pPr>
@@ -16194,6 +12977,39 @@
               </w:rPr>
               <w:t>13</w:t>
             </w:r>
+          </w:p>
+          <w:p>
+            <w:pPr>
+              <w:widowControl/>
+              <w:wordWrap/>
+              <w:autoSpaceDE/>
+              <w:autoSpaceDN/>
+              <w:rPr>
+                <w:rFonts w:eastAsiaTheme="minorHAnsi"/>
+                <w:sz w:val="16"/>
+                <w:szCs w:val="16"/>
+              </w:rPr>
+            </w:pPr>
+            <w:r>
+              <w:rPr>
+                <w:rFonts w:eastAsiaTheme="minorHAnsi"/>
+                <w:sz w:val="16"/>
+                <w:szCs w:val="16"/>
+              </w:rPr>
+              <w:t>CollisionCheck()</w:t>
+            </w:r>
+          </w:p>
+          <w:p>
+            <w:pPr>
+              <w:widowControl/>
+              <w:wordWrap/>
+              <w:autoSpaceDE/>
+              <w:autoSpaceDN/>
+              <w:rPr>
+                <w:sz w:val="16"/>
+                <w:szCs w:val="16"/>
+              </w:rPr>
+            </w:pPr>
           </w:p>
         </w:tc>
         <w:tc>
@@ -16303,6 +13119,26 @@
               <w:t>16</w:t>
             </w:r>
           </w:p>
+          <w:p>
+            <w:pPr>
+              <w:widowControl/>
+              <w:wordWrap/>
+              <w:autoSpaceDE/>
+              <w:autoSpaceDN/>
+              <w:rPr>
+                <w:sz w:val="16"/>
+                <w:szCs w:val="16"/>
+              </w:rPr>
+            </w:pPr>
+            <w:r>
+              <w:rPr>
+                <w:rFonts w:hint="eastAsia"/>
+                <w:sz w:val="16"/>
+                <w:szCs w:val="16"/>
+              </w:rPr>
+              <w:t>대기실 화면 ui 구현</w:t>
+            </w:r>
+          </w:p>
         </w:tc>
         <w:tc>
           <w:tcPr>
@@ -16341,32 +13177,24 @@
             </w:pPr>
             <w:r>
               <w:rPr>
-                <w:rFonts w:hint="eastAsia"/>
-                <w:sz w:val="16"/>
-                <w:szCs w:val="16"/>
-              </w:rPr>
-              <w:t>충돌 물리 수정</w:t>
-            </w:r>
-          </w:p>
-          <w:p>
-            <w:pPr>
-              <w:widowControl/>
-              <w:wordWrap/>
-              <w:autoSpaceDE/>
-              <w:autoSpaceDN/>
-              <w:rPr>
-                <w:sz w:val="16"/>
-                <w:szCs w:val="16"/>
-              </w:rPr>
-            </w:pPr>
-            <w:r>
-              <w:rPr>
-                <w:rFonts w:hint="eastAsia"/>
-                <w:sz w:val="16"/>
-                <w:szCs w:val="16"/>
-              </w:rPr>
-              <w:t>(멀티를 위해서 기존 충돌 처리 수정 필요)</w:t>
-            </w:r>
+                <w:rFonts w:eastAsiaTheme="minorHAnsi"/>
+                <w:sz w:val="16"/>
+                <w:szCs w:val="16"/>
+              </w:rPr>
+              <w:t>WallCollisionCheck() </w:t>
+            </w:r>
+          </w:p>
+          <w:p>
+            <w:pPr>
+              <w:widowControl/>
+              <w:wordWrap/>
+              <w:autoSpaceDE/>
+              <w:autoSpaceDN/>
+              <w:rPr>
+                <w:sz w:val="16"/>
+                <w:szCs w:val="16"/>
+              </w:rPr>
+            </w:pPr>
           </w:p>
         </w:tc>
         <w:tc>
@@ -16393,6 +13221,18 @@
               <w:t>18</w:t>
             </w:r>
           </w:p>
+          <w:p>
+            <w:pPr>
+              <w:widowControl/>
+              <w:wordWrap/>
+              <w:autoSpaceDE/>
+              <w:autoSpaceDN/>
+              <w:rPr>
+                <w:sz w:val="16"/>
+                <w:szCs w:val="16"/>
+              </w:rPr>
+            </w:pPr>
+          </w:p>
         </w:tc>
         <w:tc>
           <w:tcPr>
@@ -16431,7 +13271,6 @@
                 <w:szCs w:val="16"/>
               </w:rPr>
             </w:pPr>
-            <w:proofErr w:type="spellStart"/>
             <w:r>
               <w:rPr>
                 <w:rFonts w:hint="eastAsia"/>
@@ -16441,7 +13280,6 @@
               </w:rPr>
               <w:t>패킷테스트</w:t>
             </w:r>
-            <w:proofErr w:type="spellEnd"/>
           </w:p>
           <w:p>
             <w:pPr>
@@ -16487,6 +13325,27 @@
                 <w:szCs w:val="16"/>
               </w:rPr>
               <w:t>20</w:t>
+            </w:r>
+          </w:p>
+          <w:p>
+            <w:pPr>
+              <w:widowControl/>
+              <w:wordWrap/>
+              <w:autoSpaceDE/>
+              <w:autoSpaceDN/>
+              <w:rPr>
+                <w:rFonts w:eastAsiaTheme="minorHAnsi"/>
+                <w:sz w:val="16"/>
+                <w:szCs w:val="16"/>
+              </w:rPr>
+            </w:pPr>
+            <w:r>
+              <w:rPr>
+                <w:rFonts w:eastAsiaTheme="minorHAnsi"/>
+                <w:sz w:val="16"/>
+                <w:szCs w:val="16"/>
+              </w:rPr>
+              <w:t>PlayerCollisionCheck()</w:t>
             </w:r>
           </w:p>
           <w:p>
@@ -16598,6 +13457,26 @@
               <w:t>23</w:t>
             </w:r>
           </w:p>
+          <w:p>
+            <w:pPr>
+              <w:widowControl/>
+              <w:wordWrap/>
+              <w:autoSpaceDE/>
+              <w:autoSpaceDN/>
+              <w:rPr>
+                <w:sz w:val="16"/>
+                <w:szCs w:val="16"/>
+              </w:rPr>
+            </w:pPr>
+            <w:r>
+              <w:rPr>
+                <w:rFonts w:hint="eastAsia"/>
+                <w:sz w:val="16"/>
+                <w:szCs w:val="16"/>
+              </w:rPr>
+              <w:t>대기실 화면 구현</w:t>
+            </w:r>
+          </w:p>
         </w:tc>
         <w:tc>
           <w:tcPr>
@@ -16630,47 +13509,6 @@
               <w:autoSpaceDE/>
               <w:autoSpaceDN/>
               <w:rPr>
-                <w:rFonts w:eastAsiaTheme="minorHAnsi"/>
-                <w:sz w:val="16"/>
-                <w:szCs w:val="16"/>
-              </w:rPr>
-            </w:pPr>
-            <w:proofErr w:type="spellStart"/>
-            <w:proofErr w:type="gramStart"/>
-            <w:r>
-              <w:rPr>
-                <w:rFonts w:eastAsiaTheme="minorHAnsi"/>
-                <w:sz w:val="16"/>
-                <w:szCs w:val="16"/>
-              </w:rPr>
-              <w:t>CollisionCheck</w:t>
-            </w:r>
-            <w:proofErr w:type="spellEnd"/>
-            <w:r>
-              <w:rPr>
-                <w:rFonts w:eastAsiaTheme="minorHAnsi"/>
-                <w:sz w:val="16"/>
-                <w:szCs w:val="16"/>
-              </w:rPr>
-              <w:t>(</w:t>
-            </w:r>
-            <w:proofErr w:type="gramEnd"/>
-            <w:r>
-              <w:rPr>
-                <w:rFonts w:eastAsiaTheme="minorHAnsi"/>
-                <w:sz w:val="16"/>
-                <w:szCs w:val="16"/>
-              </w:rPr>
-              <w:t>)</w:t>
-            </w:r>
-          </w:p>
-          <w:p>
-            <w:pPr>
-              <w:widowControl/>
-              <w:wordWrap/>
-              <w:autoSpaceDE/>
-              <w:autoSpaceDN/>
-              <w:rPr>
                 <w:sz w:val="16"/>
                 <w:szCs w:val="16"/>
               </w:rPr>
@@ -16712,34 +13550,6 @@
                 <w:szCs w:val="16"/>
               </w:rPr>
             </w:pPr>
-            <w:proofErr w:type="spellStart"/>
-            <w:proofErr w:type="gramStart"/>
-            <w:r>
-              <w:rPr>
-                <w:rFonts w:eastAsiaTheme="minorHAnsi"/>
-                <w:sz w:val="16"/>
-                <w:szCs w:val="16"/>
-              </w:rPr>
-              <w:t>WallCollisionCheck</w:t>
-            </w:r>
-            <w:proofErr w:type="spellEnd"/>
-            <w:r>
-              <w:rPr>
-                <w:rFonts w:eastAsiaTheme="minorHAnsi"/>
-                <w:sz w:val="16"/>
-                <w:szCs w:val="16"/>
-              </w:rPr>
-              <w:t>(</w:t>
-            </w:r>
-            <w:proofErr w:type="gramEnd"/>
-            <w:r>
-              <w:rPr>
-                <w:rFonts w:eastAsiaTheme="minorHAnsi"/>
-                <w:sz w:val="16"/>
-                <w:szCs w:val="16"/>
-              </w:rPr>
-              <w:t>) </w:t>
-            </w:r>
           </w:p>
         </w:tc>
         <w:tc>
@@ -16779,7 +13589,6 @@
                 <w:szCs w:val="16"/>
               </w:rPr>
             </w:pPr>
-            <w:proofErr w:type="spellStart"/>
             <w:r>
               <w:rPr>
                 <w:rFonts w:hint="eastAsia"/>
@@ -16789,7 +13598,6 @@
               </w:rPr>
               <w:t>패킷테스트</w:t>
             </w:r>
-            <w:proofErr w:type="spellEnd"/>
           </w:p>
           <w:p>
             <w:pPr>
@@ -16844,51 +13652,18 @@
               <w:autoSpaceDE/>
               <w:autoSpaceDN/>
               <w:rPr>
-                <w:rFonts w:eastAsiaTheme="minorHAnsi"/>
-                <w:sz w:val="16"/>
-                <w:szCs w:val="16"/>
-              </w:rPr>
-            </w:pPr>
-            <w:proofErr w:type="spellStart"/>
-            <w:proofErr w:type="gramStart"/>
-            <w:r>
-              <w:rPr>
-                <w:rFonts w:eastAsiaTheme="minorHAnsi"/>
-                <w:sz w:val="16"/>
-                <w:szCs w:val="16"/>
-              </w:rPr>
-              <w:t>PlayerCollisionCheck</w:t>
-            </w:r>
-            <w:proofErr w:type="spellEnd"/>
-            <w:r>
-              <w:rPr>
-                <w:rFonts w:eastAsiaTheme="minorHAnsi"/>
-                <w:sz w:val="16"/>
-                <w:szCs w:val="16"/>
-              </w:rPr>
-              <w:t>(</w:t>
-            </w:r>
-            <w:proofErr w:type="gramEnd"/>
-            <w:r>
-              <w:rPr>
-                <w:rFonts w:eastAsiaTheme="minorHAnsi"/>
-                <w:sz w:val="16"/>
-                <w:szCs w:val="16"/>
-              </w:rPr>
-              <w:t>)</w:t>
-            </w:r>
-          </w:p>
-          <w:p>
-            <w:pPr>
-              <w:widowControl/>
-              <w:wordWrap/>
-              <w:autoSpaceDE/>
-              <w:autoSpaceDN/>
-              <w:rPr>
-                <w:sz w:val="16"/>
-                <w:szCs w:val="16"/>
-              </w:rPr>
-            </w:pPr>
+                <w:sz w:val="16"/>
+                <w:szCs w:val="16"/>
+              </w:rPr>
+            </w:pPr>
+            <w:r>
+              <w:rPr>
+                <w:rFonts w:hint="eastAsia"/>
+                <w:sz w:val="16"/>
+                <w:szCs w:val="16"/>
+              </w:rPr>
+              <w:t>로비 화면 구현</w:t>
+            </w:r>
           </w:p>
         </w:tc>
         <w:tc>
@@ -17105,7 +13880,6 @@
                 <w:szCs w:val="16"/>
               </w:rPr>
             </w:pPr>
-            <w:proofErr w:type="spellStart"/>
             <w:r>
               <w:rPr>
                 <w:rFonts w:hint="eastAsia"/>
@@ -17115,7 +13889,6 @@
               </w:rPr>
               <w:t>패킷테스트</w:t>
             </w:r>
-            <w:proofErr w:type="spellEnd"/>
           </w:p>
           <w:p>
             <w:pPr>
@@ -18118,7 +14891,6 @@
                 <w:szCs w:val="16"/>
               </w:rPr>
             </w:pPr>
-            <w:proofErr w:type="spellStart"/>
             <w:r>
               <w:rPr>
                 <w:rFonts w:hint="eastAsia"/>
@@ -18127,35 +14899,24 @@
               </w:rPr>
               <w:t>NetworkMgr</w:t>
             </w:r>
-            <w:proofErr w:type="spellEnd"/>
-          </w:p>
-          <w:p>
-            <w:pPr>
-              <w:widowControl/>
-              <w:wordWrap/>
-              <w:autoSpaceDE/>
-              <w:rPr>
-                <w:sz w:val="16"/>
-                <w:szCs w:val="16"/>
-              </w:rPr>
-            </w:pPr>
-            <w:proofErr w:type="gramStart"/>
-            <w:r>
-              <w:rPr>
-                <w:rFonts w:hint="eastAsia"/>
-                <w:sz w:val="16"/>
-                <w:szCs w:val="16"/>
-              </w:rPr>
-              <w:t>::Init(</w:t>
-            </w:r>
-            <w:proofErr w:type="gramEnd"/>
-            <w:r>
-              <w:rPr>
-                <w:rFonts w:hint="eastAsia"/>
-                <w:sz w:val="16"/>
-                <w:szCs w:val="16"/>
-              </w:rPr>
-              <w:t>)</w:t>
+          </w:p>
+          <w:p>
+            <w:pPr>
+              <w:widowControl/>
+              <w:wordWrap/>
+              <w:autoSpaceDE/>
+              <w:rPr>
+                <w:sz w:val="16"/>
+                <w:szCs w:val="16"/>
+              </w:rPr>
+            </w:pPr>
+            <w:r>
+              <w:rPr>
+                <w:rFonts w:hint="eastAsia"/>
+                <w:sz w:val="16"/>
+                <w:szCs w:val="16"/>
+              </w:rPr>
+              <w:t>::Init()</w:t>
             </w:r>
           </w:p>
         </w:tc>
@@ -18218,7 +14979,6 @@
                 <w:szCs w:val="16"/>
               </w:rPr>
             </w:pPr>
-            <w:proofErr w:type="spellStart"/>
             <w:r>
               <w:rPr>
                 <w:rFonts w:hint="eastAsia"/>
@@ -18227,53 +14987,24 @@
               </w:rPr>
               <w:t>NetworkMgr</w:t>
             </w:r>
-            <w:proofErr w:type="spellEnd"/>
-          </w:p>
-          <w:p>
-            <w:pPr>
-              <w:widowControl/>
-              <w:wordWrap/>
-              <w:autoSpaceDE/>
-              <w:rPr>
-                <w:sz w:val="16"/>
-                <w:szCs w:val="16"/>
-              </w:rPr>
-            </w:pPr>
-            <w:proofErr w:type="gramStart"/>
-            <w:r>
-              <w:rPr>
-                <w:rFonts w:hint="eastAsia"/>
-                <w:sz w:val="16"/>
-                <w:szCs w:val="16"/>
-              </w:rPr>
-              <w:t>::</w:t>
-            </w:r>
-            <w:proofErr w:type="spellStart"/>
-            <w:r>
-              <w:rPr>
-                <w:rFonts w:hint="eastAsia"/>
-                <w:sz w:val="16"/>
-                <w:szCs w:val="16"/>
-              </w:rPr>
-              <w:t>SendPacket</w:t>
-            </w:r>
-            <w:proofErr w:type="spellEnd"/>
-            <w:r>
-              <w:rPr>
-                <w:rFonts w:hint="eastAsia"/>
-                <w:sz w:val="16"/>
-                <w:szCs w:val="16"/>
-              </w:rPr>
-              <w:t>(</w:t>
-            </w:r>
-            <w:proofErr w:type="gramEnd"/>
-            <w:r>
-              <w:rPr>
-                <w:rFonts w:hint="eastAsia"/>
-                <w:sz w:val="16"/>
-                <w:szCs w:val="16"/>
-              </w:rPr>
-              <w:t>)</w:t>
+          </w:p>
+          <w:p>
+            <w:pPr>
+              <w:widowControl/>
+              <w:wordWrap/>
+              <w:autoSpaceDE/>
+              <w:rPr>
+                <w:sz w:val="16"/>
+                <w:szCs w:val="16"/>
+              </w:rPr>
+            </w:pPr>
+            <w:r>
+              <w:rPr>
+                <w:rFonts w:hint="eastAsia"/>
+                <w:sz w:val="16"/>
+                <w:szCs w:val="16"/>
+              </w:rPr>
+              <w:t>::SendPacket()</w:t>
             </w:r>
           </w:p>
         </w:tc>
@@ -18510,73 +15241,33 @@
                 <w:szCs w:val="16"/>
               </w:rPr>
             </w:pPr>
-            <w:proofErr w:type="spellStart"/>
-            <w:proofErr w:type="gramStart"/>
             <w:r>
               <w:rPr>
                 <w:rFonts w:asciiTheme="majorEastAsia" w:eastAsiaTheme="majorEastAsia" w:hAnsiTheme="majorEastAsia" w:hint="eastAsia"/>
                 <w:sz w:val="16"/>
                 <w:szCs w:val="16"/>
               </w:rPr>
-              <w:t>RecvThread</w:t>
-            </w:r>
-            <w:proofErr w:type="spellEnd"/>
+              <w:t xml:space="preserve">RecvThread(), </w:t>
+            </w:r>
+          </w:p>
+          <w:p>
+            <w:pPr>
+              <w:widowControl/>
+              <w:wordWrap/>
+              <w:autoSpaceDE/>
+              <w:rPr>
+                <w:rFonts w:asciiTheme="majorEastAsia" w:eastAsiaTheme="majorEastAsia" w:hAnsiTheme="majorEastAsia"/>
+                <w:sz w:val="16"/>
+                <w:szCs w:val="16"/>
+              </w:rPr>
+            </w:pPr>
             <w:r>
               <w:rPr>
                 <w:rFonts w:asciiTheme="majorEastAsia" w:eastAsiaTheme="majorEastAsia" w:hAnsiTheme="majorEastAsia" w:hint="eastAsia"/>
                 <w:sz w:val="16"/>
                 <w:szCs w:val="16"/>
               </w:rPr>
-              <w:t>(</w:t>
-            </w:r>
-            <w:proofErr w:type="gramEnd"/>
-            <w:r>
-              <w:rPr>
-                <w:rFonts w:asciiTheme="majorEastAsia" w:eastAsiaTheme="majorEastAsia" w:hAnsiTheme="majorEastAsia" w:hint="eastAsia"/>
-                <w:sz w:val="16"/>
-                <w:szCs w:val="16"/>
-              </w:rPr>
-              <w:t xml:space="preserve">), </w:t>
-            </w:r>
-          </w:p>
-          <w:p>
-            <w:pPr>
-              <w:widowControl/>
-              <w:wordWrap/>
-              <w:autoSpaceDE/>
-              <w:rPr>
-                <w:rFonts w:asciiTheme="majorEastAsia" w:eastAsiaTheme="majorEastAsia" w:hAnsiTheme="majorEastAsia"/>
-                <w:sz w:val="16"/>
-                <w:szCs w:val="16"/>
-              </w:rPr>
-            </w:pPr>
-            <w:proofErr w:type="spellStart"/>
-            <w:proofErr w:type="gramStart"/>
-            <w:r>
-              <w:rPr>
-                <w:rFonts w:asciiTheme="majorEastAsia" w:eastAsiaTheme="majorEastAsia" w:hAnsiTheme="majorEastAsia" w:hint="eastAsia"/>
-                <w:sz w:val="16"/>
-                <w:szCs w:val="16"/>
-              </w:rPr>
-              <w:t>Processpacket</w:t>
-            </w:r>
-            <w:proofErr w:type="spellEnd"/>
-            <w:r>
-              <w:rPr>
-                <w:rFonts w:asciiTheme="majorEastAsia" w:eastAsiaTheme="majorEastAsia" w:hAnsiTheme="majorEastAsia" w:hint="eastAsia"/>
-                <w:sz w:val="16"/>
-                <w:szCs w:val="16"/>
-              </w:rPr>
-              <w:t>(</w:t>
-            </w:r>
-            <w:proofErr w:type="gramEnd"/>
-            <w:r>
-              <w:rPr>
-                <w:rFonts w:asciiTheme="majorEastAsia" w:eastAsiaTheme="majorEastAsia" w:hAnsiTheme="majorEastAsia" w:hint="eastAsia"/>
-                <w:sz w:val="16"/>
-                <w:szCs w:val="16"/>
-              </w:rPr>
-              <w:t>)</w:t>
+              <w:t>Processpacket()</w:t>
             </w:r>
           </w:p>
           <w:p>
@@ -18684,7 +15375,6 @@
                 <w:szCs w:val="16"/>
               </w:rPr>
             </w:pPr>
-            <w:proofErr w:type="spellStart"/>
             <w:r>
               <w:rPr>
                 <w:rFonts w:hint="eastAsia"/>
@@ -18694,7 +15384,6 @@
               </w:rPr>
               <w:t>패킷테스트</w:t>
             </w:r>
-            <w:proofErr w:type="spellEnd"/>
           </w:p>
           <w:p>
             <w:pPr>
@@ -18758,7 +15447,6 @@
                 <w:szCs w:val="16"/>
               </w:rPr>
             </w:pPr>
-            <w:proofErr w:type="spellStart"/>
             <w:r>
               <w:rPr>
                 <w:rFonts w:hint="eastAsia"/>
@@ -18767,43 +15455,24 @@
               </w:rPr>
               <w:t>send_playerInfo</w:t>
             </w:r>
-            <w:proofErr w:type="spellEnd"/>
-          </w:p>
-          <w:p>
-            <w:pPr>
-              <w:widowControl/>
-              <w:wordWrap/>
-              <w:autoSpaceDE/>
-              <w:rPr>
-                <w:sz w:val="16"/>
-                <w:szCs w:val="16"/>
-              </w:rPr>
-            </w:pPr>
-            <w:r>
-              <w:rPr>
-                <w:rFonts w:hint="eastAsia"/>
-                <w:sz w:val="16"/>
-                <w:szCs w:val="16"/>
-              </w:rPr>
-              <w:t>_</w:t>
-            </w:r>
-            <w:proofErr w:type="gramStart"/>
-            <w:r>
-              <w:rPr>
-                <w:rFonts w:hint="eastAsia"/>
-                <w:sz w:val="16"/>
-                <w:szCs w:val="16"/>
-              </w:rPr>
-              <w:t>packet(</w:t>
-            </w:r>
-            <w:proofErr w:type="gramEnd"/>
-            <w:r>
-              <w:rPr>
-                <w:rFonts w:hint="eastAsia"/>
-                <w:sz w:val="16"/>
-                <w:szCs w:val="16"/>
-              </w:rPr>
-              <w:t>)</w:t>
+          </w:p>
+          <w:p>
+            <w:pPr>
+              <w:widowControl/>
+              <w:wordWrap/>
+              <w:autoSpaceDE/>
+              <w:rPr>
+                <w:sz w:val="16"/>
+                <w:szCs w:val="16"/>
+              </w:rPr>
+            </w:pPr>
+            <w:r>
+              <w:rPr>
+                <w:rFonts w:hint="eastAsia"/>
+                <w:sz w:val="16"/>
+                <w:szCs w:val="16"/>
+              </w:rPr>
+              <w:t>_packet()</w:t>
             </w:r>
           </w:p>
           <w:p>
@@ -18866,7 +15535,6 @@
                 <w:szCs w:val="16"/>
               </w:rPr>
             </w:pPr>
-            <w:proofErr w:type="spellStart"/>
             <w:r>
               <w:rPr>
                 <w:rFonts w:hint="eastAsia"/>
@@ -18875,54 +15543,25 @@
               </w:rPr>
               <w:t>send_login</w:t>
             </w:r>
-            <w:proofErr w:type="spellEnd"/>
-          </w:p>
-          <w:p>
-            <w:pPr>
-              <w:widowControl/>
-              <w:wordWrap/>
-              <w:autoSpaceDE/>
-              <w:rPr>
-                <w:sz w:val="16"/>
-                <w:szCs w:val="16"/>
-              </w:rPr>
-            </w:pPr>
-            <w:r>
-              <w:rPr>
-                <w:rFonts w:hint="eastAsia"/>
-                <w:sz w:val="16"/>
-                <w:szCs w:val="16"/>
-              </w:rPr>
-              <w:t>_</w:t>
-            </w:r>
-            <w:proofErr w:type="spellStart"/>
-            <w:r>
-              <w:rPr>
-                <w:rFonts w:hint="eastAsia"/>
-                <w:sz w:val="16"/>
-                <w:szCs w:val="16"/>
-              </w:rPr>
-              <w:t>fail_</w:t>
-            </w:r>
-            <w:proofErr w:type="gramStart"/>
-            <w:r>
-              <w:rPr>
-                <w:rFonts w:hint="eastAsia"/>
-                <w:sz w:val="16"/>
-                <w:szCs w:val="16"/>
-              </w:rPr>
-              <w:t>packet</w:t>
-            </w:r>
-            <w:proofErr w:type="spellEnd"/>
-            <w:r>
-              <w:rPr>
-                <w:rFonts w:hint="eastAsia"/>
-                <w:sz w:val="16"/>
-                <w:szCs w:val="16"/>
-              </w:rPr>
-              <w:t>();</w:t>
-            </w:r>
-            <w:proofErr w:type="gramEnd"/>
+          </w:p>
+          <w:p>
+            <w:pPr>
+              <w:widowControl/>
+              <w:wordWrap/>
+              <w:autoSpaceDE/>
+              <w:rPr>
+                <w:sz w:val="16"/>
+                <w:szCs w:val="16"/>
+              </w:rPr>
+            </w:pPr>
+            <w:r>
+              <w:rPr>
+                <w:rFonts w:hint="eastAsia"/>
+                <w:sz w:val="16"/>
+                <w:szCs w:val="16"/>
+              </w:rPr>
+              <w:t>_fail_packet();</w:t>
+            </w:r>
           </w:p>
           <w:p>
             <w:pPr>
@@ -19051,7 +15690,6 @@
                 <w:szCs w:val="16"/>
               </w:rPr>
             </w:pPr>
-            <w:proofErr w:type="spellStart"/>
             <w:r>
               <w:rPr>
                 <w:rFonts w:asciiTheme="majorEastAsia" w:eastAsiaTheme="majorEastAsia" w:hAnsiTheme="majorEastAsia" w:hint="eastAsia"/>
@@ -19060,7 +15698,6 @@
               </w:rPr>
               <w:t>Processpacket</w:t>
             </w:r>
-            <w:proofErr w:type="spellEnd"/>
           </w:p>
           <w:p>
             <w:pPr>
@@ -19191,7 +15828,6 @@
                 <w:szCs w:val="16"/>
               </w:rPr>
             </w:pPr>
-            <w:proofErr w:type="spellStart"/>
             <w:r>
               <w:rPr>
                 <w:rFonts w:hint="eastAsia"/>
@@ -19200,7 +15836,6 @@
               </w:rPr>
               <w:t>UpdatePosition</w:t>
             </w:r>
-            <w:proofErr w:type="spellEnd"/>
           </w:p>
           <w:p>
             <w:pPr>
@@ -19266,7 +15901,6 @@
                 <w:szCs w:val="16"/>
               </w:rPr>
             </w:pPr>
-            <w:proofErr w:type="spellStart"/>
             <w:r>
               <w:rPr>
                 <w:rFonts w:hint="eastAsia"/>
@@ -19276,7 +15910,6 @@
               </w:rPr>
               <w:t>패킷테스트</w:t>
             </w:r>
-            <w:proofErr w:type="spellEnd"/>
           </w:p>
           <w:p>
             <w:pPr>
@@ -19370,7 +16003,6 @@
                 <w:szCs w:val="16"/>
               </w:rPr>
             </w:pPr>
-            <w:proofErr w:type="spellStart"/>
             <w:r>
               <w:rPr>
                 <w:rFonts w:hint="eastAsia"/>
@@ -19379,61 +16011,24 @@
               </w:rPr>
               <w:t>send_Game</w:t>
             </w:r>
-            <w:proofErr w:type="spellEnd"/>
-          </w:p>
-          <w:p>
-            <w:pPr>
-              <w:widowControl/>
-              <w:wordWrap/>
-              <w:autoSpaceDE/>
-              <w:rPr>
-                <w:sz w:val="16"/>
-                <w:szCs w:val="16"/>
-              </w:rPr>
-            </w:pPr>
-            <w:r>
-              <w:rPr>
-                <w:rFonts w:hint="eastAsia"/>
-                <w:sz w:val="16"/>
-                <w:szCs w:val="16"/>
-              </w:rPr>
-              <w:t>_</w:t>
-            </w:r>
-            <w:proofErr w:type="spellStart"/>
-            <w:r>
-              <w:rPr>
-                <w:rFonts w:hint="eastAsia"/>
-                <w:sz w:val="16"/>
-                <w:szCs w:val="16"/>
-              </w:rPr>
-              <w:t>Start_</w:t>
-            </w:r>
-            <w:proofErr w:type="gramStart"/>
-            <w:r>
-              <w:rPr>
-                <w:rFonts w:hint="eastAsia"/>
-                <w:sz w:val="16"/>
-                <w:szCs w:val="16"/>
-              </w:rPr>
-              <w:t>Packet</w:t>
-            </w:r>
-            <w:proofErr w:type="spellEnd"/>
-            <w:r>
-              <w:rPr>
-                <w:rFonts w:hint="eastAsia"/>
-                <w:sz w:val="16"/>
-                <w:szCs w:val="16"/>
-              </w:rPr>
-              <w:t>(</w:t>
-            </w:r>
-            <w:proofErr w:type="gramEnd"/>
-            <w:r>
-              <w:rPr>
-                <w:rFonts w:hint="eastAsia"/>
-                <w:sz w:val="16"/>
-                <w:szCs w:val="16"/>
-              </w:rPr>
-              <w:t>)</w:t>
+          </w:p>
+          <w:p>
+            <w:pPr>
+              <w:widowControl/>
+              <w:wordWrap/>
+              <w:autoSpaceDE/>
+              <w:rPr>
+                <w:sz w:val="16"/>
+                <w:szCs w:val="16"/>
+              </w:rPr>
+            </w:pPr>
+            <w:r>
+              <w:rPr>
+                <w:rFonts w:hint="eastAsia"/>
+                <w:sz w:val="16"/>
+                <w:szCs w:val="16"/>
+              </w:rPr>
+              <w:t>_Start_Packet()</w:t>
             </w:r>
           </w:p>
           <w:p>
@@ -19553,7 +16148,6 @@
                 <w:szCs w:val="16"/>
               </w:rPr>
             </w:pPr>
-            <w:proofErr w:type="spellStart"/>
             <w:r>
               <w:rPr>
                 <w:rFonts w:asciiTheme="majorEastAsia" w:eastAsiaTheme="majorEastAsia" w:hAnsiTheme="majorEastAsia" w:hint="eastAsia"/>
@@ -19562,7 +16156,6 @@
               </w:rPr>
               <w:t>Processpacket</w:t>
             </w:r>
-            <w:proofErr w:type="spellEnd"/>
           </w:p>
           <w:p>
             <w:pPr>
@@ -19624,7 +16217,6 @@
                 <w:szCs w:val="16"/>
               </w:rPr>
             </w:pPr>
-            <w:proofErr w:type="spellStart"/>
             <w:r>
               <w:rPr>
                 <w:rFonts w:hint="eastAsia"/>
@@ -19633,43 +16225,24 @@
               </w:rPr>
               <w:t>send_move</w:t>
             </w:r>
-            <w:proofErr w:type="spellEnd"/>
-          </w:p>
-          <w:p>
-            <w:pPr>
-              <w:widowControl/>
-              <w:wordWrap/>
-              <w:autoSpaceDE/>
-              <w:rPr>
-                <w:sz w:val="16"/>
-                <w:szCs w:val="16"/>
-              </w:rPr>
-            </w:pPr>
-            <w:r>
-              <w:rPr>
-                <w:rFonts w:hint="eastAsia"/>
-                <w:sz w:val="16"/>
-                <w:szCs w:val="16"/>
-              </w:rPr>
-              <w:t>_</w:t>
-            </w:r>
-            <w:proofErr w:type="gramStart"/>
-            <w:r>
-              <w:rPr>
-                <w:rFonts w:hint="eastAsia"/>
-                <w:sz w:val="16"/>
-                <w:szCs w:val="16"/>
-              </w:rPr>
-              <w:t>packet(</w:t>
-            </w:r>
-            <w:proofErr w:type="gramEnd"/>
-            <w:r>
-              <w:rPr>
-                <w:rFonts w:hint="eastAsia"/>
-                <w:sz w:val="16"/>
-                <w:szCs w:val="16"/>
-              </w:rPr>
-              <w:t>)</w:t>
+          </w:p>
+          <w:p>
+            <w:pPr>
+              <w:widowControl/>
+              <w:wordWrap/>
+              <w:autoSpaceDE/>
+              <w:rPr>
+                <w:sz w:val="16"/>
+                <w:szCs w:val="16"/>
+              </w:rPr>
+            </w:pPr>
+            <w:r>
+              <w:rPr>
+                <w:rFonts w:hint="eastAsia"/>
+                <w:sz w:val="16"/>
+                <w:szCs w:val="16"/>
+              </w:rPr>
+              <w:t>_packet()</w:t>
             </w:r>
           </w:p>
           <w:p>
@@ -19767,7 +16340,6 @@
                 <w:szCs w:val="16"/>
               </w:rPr>
             </w:pPr>
-            <w:proofErr w:type="spellStart"/>
             <w:r>
               <w:rPr>
                 <w:rFonts w:hint="eastAsia"/>
@@ -19777,7 +16349,6 @@
               </w:rPr>
               <w:t>패킷테스트</w:t>
             </w:r>
-            <w:proofErr w:type="spellEnd"/>
           </w:p>
           <w:p>
             <w:pPr>
@@ -19947,41 +16518,13 @@
                 <w:szCs w:val="16"/>
               </w:rPr>
             </w:pPr>
-            <w:proofErr w:type="spellStart"/>
-            <w:r>
-              <w:rPr>
-                <w:rFonts w:hint="eastAsia"/>
-                <w:sz w:val="16"/>
-                <w:szCs w:val="16"/>
-              </w:rPr>
-              <w:t>Finish_</w:t>
-            </w:r>
-            <w:proofErr w:type="gramStart"/>
-            <w:r>
-              <w:rPr>
-                <w:rFonts w:hint="eastAsia"/>
-                <w:sz w:val="16"/>
-                <w:szCs w:val="16"/>
-              </w:rPr>
-              <w:t>packet</w:t>
-            </w:r>
-            <w:proofErr w:type="spellEnd"/>
-            <w:r>
-              <w:rPr>
-                <w:rFonts w:hint="eastAsia"/>
-                <w:sz w:val="16"/>
-                <w:szCs w:val="16"/>
-              </w:rPr>
-              <w:t>(</w:t>
-            </w:r>
-            <w:proofErr w:type="gramEnd"/>
-            <w:r>
-              <w:rPr>
-                <w:rFonts w:hint="eastAsia"/>
-                <w:sz w:val="16"/>
-                <w:szCs w:val="16"/>
-              </w:rPr>
-              <w:t>)</w:t>
+            <w:r>
+              <w:rPr>
+                <w:rFonts w:hint="eastAsia"/>
+                <w:sz w:val="16"/>
+                <w:szCs w:val="16"/>
+              </w:rPr>
+              <w:t>Finish_packet()</w:t>
             </w:r>
           </w:p>
           <w:p>
@@ -20101,7 +16644,6 @@
                 <w:szCs w:val="16"/>
               </w:rPr>
             </w:pPr>
-            <w:proofErr w:type="spellStart"/>
             <w:r>
               <w:rPr>
                 <w:rFonts w:asciiTheme="majorEastAsia" w:eastAsiaTheme="majorEastAsia" w:hAnsiTheme="majorEastAsia" w:hint="eastAsia"/>
@@ -20110,7 +16652,6 @@
               </w:rPr>
               <w:t>Processpacket</w:t>
             </w:r>
-            <w:proofErr w:type="spellEnd"/>
           </w:p>
           <w:p>
             <w:pPr>
@@ -20248,7 +16789,6 @@
                 <w:szCs w:val="16"/>
               </w:rPr>
             </w:pPr>
-            <w:proofErr w:type="spellStart"/>
             <w:r>
               <w:rPr>
                 <w:rFonts w:hint="eastAsia"/>
@@ -20258,7 +16798,6 @@
               </w:rPr>
               <w:t>패킷테스트</w:t>
             </w:r>
-            <w:proofErr w:type="spellEnd"/>
           </w:p>
           <w:p>
             <w:pPr>
@@ -20352,7 +16891,6 @@
                 <w:szCs w:val="16"/>
               </w:rPr>
             </w:pPr>
-            <w:proofErr w:type="spellStart"/>
             <w:r>
               <w:rPr>
                 <w:rFonts w:hint="eastAsia"/>
@@ -20361,7 +16899,6 @@
               </w:rPr>
               <w:t>send_rank</w:t>
             </w:r>
-            <w:proofErr w:type="spellEnd"/>
           </w:p>
           <w:p>
             <w:pPr>
@@ -20569,7 +17106,6 @@
                 <w:szCs w:val="16"/>
               </w:rPr>
             </w:pPr>
-            <w:proofErr w:type="spellStart"/>
             <w:r>
               <w:rPr>
                 <w:rFonts w:hint="eastAsia"/>
@@ -20579,7 +17115,6 @@
               </w:rPr>
               <w:t>패킷테스트</w:t>
             </w:r>
-            <w:proofErr w:type="spellEnd"/>
           </w:p>
           <w:p>
             <w:pPr>

--- a/넷겜플기획서2.docx
+++ b/넷겜플기획서2.docx
@@ -241,8 +241,19 @@
           <w:bCs/>
           <w:sz w:val="24"/>
         </w:rPr>
-        <w:t>2022180024 유영빈</w:t>
-      </w:r>
+        <w:t xml:space="preserve">2022180024 </w:t>
+      </w:r>
+      <w:proofErr w:type="spellStart"/>
+      <w:r>
+        <w:rPr>
+          <w:rFonts w:hint="eastAsia"/>
+          <w:b/>
+          <w:bCs/>
+          <w:sz w:val="24"/>
+        </w:rPr>
+        <w:t>유영빈</w:t>
+      </w:r>
+      <w:proofErr w:type="spellEnd"/>
     </w:p>
     <w:p>
       <w:pPr>
@@ -568,7 +579,21 @@
             <w:rPr>
               <w:rFonts w:hint="eastAsia"/>
             </w:rPr>
-            <w:t>3) 인게임 흐름도</w:t>
+            <w:t xml:space="preserve">3) </w:t>
+          </w:r>
+          <w:proofErr w:type="spellStart"/>
+          <w:r>
+            <w:rPr>
+              <w:rFonts w:hint="eastAsia"/>
+            </w:rPr>
+            <w:t>인게임</w:t>
+          </w:r>
+          <w:proofErr w:type="spellEnd"/>
+          <w:r>
+            <w:rPr>
+              <w:rFonts w:hint="eastAsia"/>
+            </w:rPr>
+            <w:t xml:space="preserve"> 흐름도</w:t>
           </w:r>
           <w:r>
             <w:ptab w:relativeTo="margin" w:alignment="right" w:leader="dot"/>
@@ -885,12 +910,14 @@
               <w:lang w:val="ko-KR"/>
             </w:rPr>
           </w:pPr>
+          <w:proofErr w:type="spellStart"/>
           <w:r>
             <w:rPr>
               <w:rFonts w:hint="eastAsia"/>
             </w:rPr>
             <w:t>유영빈</w:t>
           </w:r>
+          <w:proofErr w:type="spellEnd"/>
           <w:r>
             <w:ptab w:relativeTo="margin" w:alignment="right" w:leader="dot"/>
           </w:r>
@@ -1193,7 +1220,25 @@
           <w:sz w:val="20"/>
           <w:szCs w:val="20"/>
         </w:rPr>
-        <w:t xml:space="preserve">기본 흐름 : </w:t>
+        <w:t xml:space="preserve">기본 </w:t>
+      </w:r>
+      <w:proofErr w:type="gramStart"/>
+      <w:r>
+        <w:rPr>
+          <w:rFonts w:hint="eastAsia"/>
+          <w:sz w:val="20"/>
+          <w:szCs w:val="20"/>
+        </w:rPr>
+        <w:t>흐름 :</w:t>
+      </w:r>
+      <w:proofErr w:type="gramEnd"/>
+      <w:r>
+        <w:rPr>
+          <w:rFonts w:hint="eastAsia"/>
+          <w:sz w:val="20"/>
+          <w:szCs w:val="20"/>
+        </w:rPr>
+        <w:t xml:space="preserve"> </w:t>
       </w:r>
       <w:r>
         <w:rPr>
@@ -1438,13 +1483,23 @@
           <w:szCs w:val="20"/>
         </w:rPr>
       </w:pPr>
+      <w:proofErr w:type="spellStart"/>
       <w:r>
         <w:rPr>
           <w:rFonts w:hint="eastAsia"/>
           <w:sz w:val="20"/>
           <w:szCs w:val="20"/>
         </w:rPr>
-        <w:t>인게임 화면</w:t>
+        <w:t>인게임</w:t>
+      </w:r>
+      <w:proofErr w:type="spellEnd"/>
+      <w:r>
+        <w:rPr>
+          <w:rFonts w:hint="eastAsia"/>
+          <w:sz w:val="20"/>
+          <w:szCs w:val="20"/>
+        </w:rPr>
+        <w:t xml:space="preserve"> 화면</w:t>
       </w:r>
     </w:p>
     <w:p>
@@ -1571,13 +1626,23 @@
         </w:rPr>
         <w:t xml:space="preserve">좌/우 </w:t>
       </w:r>
+      <w:proofErr w:type="gramStart"/>
       <w:r>
         <w:rPr>
           <w:rFonts w:hint="eastAsia"/>
           <w:sz w:val="20"/>
           <w:szCs w:val="20"/>
         </w:rPr>
-        <w:t>방향키 : 맵 선택</w:t>
+        <w:t>방향키 :</w:t>
+      </w:r>
+      <w:proofErr w:type="gramEnd"/>
+      <w:r>
+        <w:rPr>
+          <w:rFonts w:hint="eastAsia"/>
+          <w:sz w:val="20"/>
+          <w:szCs w:val="20"/>
+        </w:rPr>
+        <w:t xml:space="preserve"> 맵 선택</w:t>
       </w:r>
     </w:p>
     <w:p>
@@ -1592,13 +1657,23 @@
           <w:szCs w:val="20"/>
         </w:rPr>
       </w:pPr>
+      <w:proofErr w:type="gramStart"/>
       <w:r>
         <w:rPr>
           <w:rFonts w:hint="eastAsia"/>
           <w:sz w:val="20"/>
           <w:szCs w:val="20"/>
         </w:rPr>
-        <w:t>Enter : 맵 선택 확정</w:t>
+        <w:t>Enter :</w:t>
+      </w:r>
+      <w:proofErr w:type="gramEnd"/>
+      <w:r>
+        <w:rPr>
+          <w:rFonts w:hint="eastAsia"/>
+          <w:sz w:val="20"/>
+          <w:szCs w:val="20"/>
+        </w:rPr>
+        <w:t xml:space="preserve"> 맵 선택 확정</w:t>
       </w:r>
     </w:p>
     <w:p>
@@ -1639,13 +1714,23 @@
         </w:rPr>
         <w:t xml:space="preserve">상/하 </w:t>
       </w:r>
+      <w:proofErr w:type="gramStart"/>
       <w:r>
         <w:rPr>
           <w:rFonts w:hint="eastAsia"/>
           <w:sz w:val="20"/>
           <w:szCs w:val="20"/>
         </w:rPr>
-        <w:t>방향키 : 카트 전진 및 후진</w:t>
+        <w:t>방향키 :</w:t>
+      </w:r>
+      <w:proofErr w:type="gramEnd"/>
+      <w:r>
+        <w:rPr>
+          <w:rFonts w:hint="eastAsia"/>
+          <w:sz w:val="20"/>
+          <w:szCs w:val="20"/>
+        </w:rPr>
+        <w:t xml:space="preserve"> 카트 전진 및 후진</w:t>
       </w:r>
     </w:p>
     <w:p>
@@ -1668,13 +1753,23 @@
         </w:rPr>
         <w:t xml:space="preserve">좌/우 </w:t>
       </w:r>
+      <w:proofErr w:type="gramStart"/>
       <w:r>
         <w:rPr>
           <w:rFonts w:hint="eastAsia"/>
           <w:sz w:val="20"/>
           <w:szCs w:val="20"/>
         </w:rPr>
-        <w:t>방향키 : 카트 회전</w:t>
+        <w:t>방향키 :</w:t>
+      </w:r>
+      <w:proofErr w:type="gramEnd"/>
+      <w:r>
+        <w:rPr>
+          <w:rFonts w:hint="eastAsia"/>
+          <w:sz w:val="20"/>
+          <w:szCs w:val="20"/>
+        </w:rPr>
+        <w:t xml:space="preserve"> 카트 회전</w:t>
       </w:r>
     </w:p>
     <w:p>
@@ -1689,13 +1784,41 @@
           <w:szCs w:val="20"/>
         </w:rPr>
       </w:pPr>
+      <w:proofErr w:type="gramStart"/>
       <w:r>
         <w:rPr>
           <w:rFonts w:hint="eastAsia"/>
           <w:sz w:val="20"/>
           <w:szCs w:val="20"/>
         </w:rPr>
-        <w:t xml:space="preserve">Ctrl : 부스트 </w:t>
+        <w:t>Ctrl :</w:t>
+      </w:r>
+      <w:proofErr w:type="gramEnd"/>
+      <w:r>
+        <w:rPr>
+          <w:rFonts w:hint="eastAsia"/>
+          <w:sz w:val="20"/>
+          <w:szCs w:val="20"/>
+        </w:rPr>
+        <w:t xml:space="preserve"> </w:t>
+      </w:r>
+      <w:proofErr w:type="spellStart"/>
+      <w:r>
+        <w:rPr>
+          <w:rFonts w:hint="eastAsia"/>
+          <w:sz w:val="20"/>
+          <w:szCs w:val="20"/>
+        </w:rPr>
+        <w:t>부스트</w:t>
+      </w:r>
+      <w:proofErr w:type="spellEnd"/>
+      <w:r>
+        <w:rPr>
+          <w:rFonts w:hint="eastAsia"/>
+          <w:sz w:val="20"/>
+          <w:szCs w:val="20"/>
+        </w:rPr>
+        <w:t xml:space="preserve"> </w:t>
       </w:r>
     </w:p>
     <w:p>
@@ -1710,13 +1833,23 @@
           <w:szCs w:val="20"/>
         </w:rPr>
       </w:pPr>
+      <w:proofErr w:type="gramStart"/>
       <w:r>
         <w:rPr>
           <w:rFonts w:hint="eastAsia"/>
           <w:sz w:val="20"/>
           <w:szCs w:val="20"/>
         </w:rPr>
-        <w:t>Esc : 일시정지(다시 시작, 맵 선택 화면(마우스로 클릭))</w:t>
+        <w:t>Esc :</w:t>
+      </w:r>
+      <w:proofErr w:type="gramEnd"/>
+      <w:r>
+        <w:rPr>
+          <w:rFonts w:hint="eastAsia"/>
+          <w:sz w:val="20"/>
+          <w:szCs w:val="20"/>
+        </w:rPr>
+        <w:t xml:space="preserve"> 일시정지(다시 시작, 맵 선택 화면(마우스로 클릭))</w:t>
       </w:r>
     </w:p>
     <w:p>
@@ -1731,13 +1864,23 @@
           <w:szCs w:val="20"/>
         </w:rPr>
       </w:pPr>
+      <w:proofErr w:type="gramStart"/>
       <w:r>
         <w:rPr>
           <w:rFonts w:hint="eastAsia"/>
           <w:sz w:val="20"/>
           <w:szCs w:val="20"/>
         </w:rPr>
-        <w:t>p : 맵 선택 모드로 이동</w:t>
+        <w:t>p :</w:t>
+      </w:r>
+      <w:proofErr w:type="gramEnd"/>
+      <w:r>
+        <w:rPr>
+          <w:rFonts w:hint="eastAsia"/>
+          <w:sz w:val="20"/>
+          <w:szCs w:val="20"/>
+        </w:rPr>
+        <w:t xml:space="preserve"> 맵 선택 모드로 이동</w:t>
       </w:r>
     </w:p>
     <w:p>
@@ -1758,7 +1901,25 @@
           <w:sz w:val="20"/>
           <w:szCs w:val="20"/>
         </w:rPr>
-        <w:t>b: 바운딩박스 켜기/끄기</w:t>
+        <w:t xml:space="preserve">b: </w:t>
+      </w:r>
+      <w:proofErr w:type="spellStart"/>
+      <w:r>
+        <w:rPr>
+          <w:rFonts w:hint="eastAsia"/>
+          <w:sz w:val="20"/>
+          <w:szCs w:val="20"/>
+        </w:rPr>
+        <w:t>바운딩박스</w:t>
+      </w:r>
+      <w:proofErr w:type="spellEnd"/>
+      <w:r>
+        <w:rPr>
+          <w:rFonts w:hint="eastAsia"/>
+          <w:sz w:val="20"/>
+          <w:szCs w:val="20"/>
+        </w:rPr>
+        <w:t xml:space="preserve"> 켜기/끄기</w:t>
       </w:r>
     </w:p>
     <w:p>
@@ -1815,7 +1976,25 @@
           <w:sz w:val="20"/>
           <w:szCs w:val="20"/>
         </w:rPr>
-        <w:t>필드 맵 : 일자형 직선 주행 코스</w:t>
+        <w:t xml:space="preserve">필드 </w:t>
+      </w:r>
+      <w:proofErr w:type="gramStart"/>
+      <w:r>
+        <w:rPr>
+          <w:rFonts w:hint="eastAsia"/>
+          <w:sz w:val="20"/>
+          <w:szCs w:val="20"/>
+        </w:rPr>
+        <w:t>맵 :</w:t>
+      </w:r>
+      <w:proofErr w:type="gramEnd"/>
+      <w:r>
+        <w:rPr>
+          <w:rFonts w:hint="eastAsia"/>
+          <w:sz w:val="20"/>
+          <w:szCs w:val="20"/>
+        </w:rPr>
+        <w:t xml:space="preserve"> 일자형 직선 주행 코스</w:t>
       </w:r>
     </w:p>
     <w:p>
@@ -1833,7 +2012,25 @@
           <w:sz w:val="20"/>
           <w:szCs w:val="20"/>
         </w:rPr>
-        <w:t>사각형 맵 : 네 모서리를 도는 사각형 구조의 주행 코스</w:t>
+        <w:t xml:space="preserve">사각형 </w:t>
+      </w:r>
+      <w:proofErr w:type="gramStart"/>
+      <w:r>
+        <w:rPr>
+          <w:rFonts w:hint="eastAsia"/>
+          <w:sz w:val="20"/>
+          <w:szCs w:val="20"/>
+        </w:rPr>
+        <w:t>맵 :</w:t>
+      </w:r>
+      <w:proofErr w:type="gramEnd"/>
+      <w:r>
+        <w:rPr>
+          <w:rFonts w:hint="eastAsia"/>
+          <w:sz w:val="20"/>
+          <w:szCs w:val="20"/>
+        </w:rPr>
+        <w:t xml:space="preserve"> 네 모서리를 도는 사각형 구조의 주행 코스</w:t>
       </w:r>
     </w:p>
     <w:p>
@@ -1927,20 +2124,30 @@
         </w:rPr>
         <w:t>(</w:t>
       </w:r>
+      <w:proofErr w:type="spellStart"/>
       <w:r>
         <w:rPr>
           <w:rFonts w:hint="eastAsia"/>
           <w:sz w:val="20"/>
           <w:szCs w:val="20"/>
         </w:rPr>
-        <w:t>유영빈, 이소민</w:t>
-      </w:r>
+        <w:t>유영빈</w:t>
+      </w:r>
+      <w:proofErr w:type="spellEnd"/>
       <w:r>
         <w:rPr>
           <w:rFonts w:hint="eastAsia"/>
           <w:sz w:val="20"/>
           <w:szCs w:val="20"/>
         </w:rPr>
+        <w:t>, 이소민</w:t>
+      </w:r>
+      <w:r>
+        <w:rPr>
+          <w:rFonts w:hint="eastAsia"/>
+          <w:sz w:val="20"/>
+          <w:szCs w:val="20"/>
+        </w:rPr>
         <w:t xml:space="preserve">) </w:t>
       </w:r>
       <w:r>
@@ -1964,8 +2171,18 @@
           <w:sz w:val="20"/>
           <w:szCs w:val="20"/>
         </w:rPr>
-        <w:t>Kart-KartRider</w:t>
-      </w:r>
+        <w:t>Kart-</w:t>
+      </w:r>
+      <w:proofErr w:type="spellStart"/>
+      <w:r>
+        <w:rPr>
+          <w:rFonts w:hint="eastAsia"/>
+          <w:sz w:val="20"/>
+          <w:szCs w:val="20"/>
+        </w:rPr>
+        <w:t>KartRider</w:t>
+      </w:r>
+      <w:proofErr w:type="spellEnd"/>
       <w:r>
         <w:rPr>
           <w:sz w:val="20"/>
@@ -2402,6 +2619,7 @@
         <w:lastRenderedPageBreak/>
         <w:t xml:space="preserve">3) </w:t>
       </w:r>
+      <w:proofErr w:type="spellStart"/>
       <w:r>
         <w:rPr>
           <w:rFonts w:hint="eastAsia"/>
@@ -2410,7 +2628,18 @@
           <w:sz w:val="20"/>
           <w:szCs w:val="20"/>
         </w:rPr>
-        <w:t>인게임 흐름도</w:t>
+        <w:t>인게임</w:t>
+      </w:r>
+      <w:proofErr w:type="spellEnd"/>
+      <w:r>
+        <w:rPr>
+          <w:rFonts w:hint="eastAsia"/>
+          <w:b/>
+          <w:bCs/>
+          <w:sz w:val="20"/>
+          <w:szCs w:val="20"/>
+        </w:rPr>
+        <w:t xml:space="preserve"> 흐름도</w:t>
       </w:r>
     </w:p>
     <w:p>
@@ -2689,7 +2918,25 @@
           <w:sz w:val="20"/>
           <w:szCs w:val="20"/>
         </w:rPr>
-        <w:t>NAME_SIZE : 로그인 시 이름 길이</w:t>
+        <w:t>NAME_</w:t>
+      </w:r>
+      <w:proofErr w:type="gramStart"/>
+      <w:r>
+        <w:rPr>
+          <w:rFonts w:asciiTheme="majorEastAsia" w:eastAsiaTheme="majorEastAsia" w:hAnsiTheme="majorEastAsia" w:hint="eastAsia"/>
+          <w:sz w:val="20"/>
+          <w:szCs w:val="20"/>
+        </w:rPr>
+        <w:t>SIZE :</w:t>
+      </w:r>
+      <w:proofErr w:type="gramEnd"/>
+      <w:r>
+        <w:rPr>
+          <w:rFonts w:asciiTheme="majorEastAsia" w:eastAsiaTheme="majorEastAsia" w:hAnsiTheme="majorEastAsia" w:hint="eastAsia"/>
+          <w:sz w:val="20"/>
+          <w:szCs w:val="20"/>
+        </w:rPr>
+        <w:t xml:space="preserve"> 로그인 시 이름 길이</w:t>
       </w:r>
     </w:p>
     <w:p>
@@ -2715,7 +2962,25 @@
           <w:sz w:val="20"/>
           <w:szCs w:val="20"/>
         </w:rPr>
-        <w:t>BUF_SIZE : 패킷을 받을 배열의 길이</w:t>
+        <w:t>BUF_</w:t>
+      </w:r>
+      <w:proofErr w:type="gramStart"/>
+      <w:r>
+        <w:rPr>
+          <w:rFonts w:asciiTheme="majorEastAsia" w:eastAsiaTheme="majorEastAsia" w:hAnsiTheme="majorEastAsia" w:hint="eastAsia"/>
+          <w:sz w:val="20"/>
+          <w:szCs w:val="20"/>
+        </w:rPr>
+        <w:t>SIZE :</w:t>
+      </w:r>
+      <w:proofErr w:type="gramEnd"/>
+      <w:r>
+        <w:rPr>
+          <w:rFonts w:asciiTheme="majorEastAsia" w:eastAsiaTheme="majorEastAsia" w:hAnsiTheme="majorEastAsia" w:hint="eastAsia"/>
+          <w:sz w:val="20"/>
+          <w:szCs w:val="20"/>
+        </w:rPr>
+        <w:t xml:space="preserve"> 패킷을 받을 배열의 길이</w:t>
       </w:r>
     </w:p>
     <w:p>
@@ -2741,7 +3006,25 @@
           <w:sz w:val="20"/>
           <w:szCs w:val="20"/>
         </w:rPr>
-        <w:t>SERVER_PORT : 서버의 포트 번호</w:t>
+        <w:t>SERVER_</w:t>
+      </w:r>
+      <w:proofErr w:type="gramStart"/>
+      <w:r>
+        <w:rPr>
+          <w:rFonts w:asciiTheme="majorEastAsia" w:eastAsiaTheme="majorEastAsia" w:hAnsiTheme="majorEastAsia" w:hint="eastAsia"/>
+          <w:sz w:val="20"/>
+          <w:szCs w:val="20"/>
+        </w:rPr>
+        <w:t>PORT :</w:t>
+      </w:r>
+      <w:proofErr w:type="gramEnd"/>
+      <w:r>
+        <w:rPr>
+          <w:rFonts w:asciiTheme="majorEastAsia" w:eastAsiaTheme="majorEastAsia" w:hAnsiTheme="majorEastAsia" w:hint="eastAsia"/>
+          <w:sz w:val="20"/>
+          <w:szCs w:val="20"/>
+        </w:rPr>
+        <w:t xml:space="preserve"> 서버의 포트 번호</w:t>
       </w:r>
     </w:p>
     <w:p>
@@ -2767,15 +3050,33 @@
           <w:sz w:val="20"/>
           <w:szCs w:val="20"/>
         </w:rPr>
-        <w:t>TIME_PER_ACTION</w:t>
-      </w:r>
+        <w:t>TIME_PER_</w:t>
+      </w:r>
+      <w:proofErr w:type="gramStart"/>
       <w:r>
         <w:rPr>
           <w:rFonts w:asciiTheme="majorEastAsia" w:eastAsiaTheme="majorEastAsia" w:hAnsiTheme="majorEastAsia" w:hint="eastAsia"/>
           <w:sz w:val="20"/>
           <w:szCs w:val="20"/>
         </w:rPr>
-        <w:t xml:space="preserve"> : 프레임</w:t>
+        <w:t>ACTION</w:t>
+      </w:r>
+      <w:r>
+        <w:rPr>
+          <w:rFonts w:asciiTheme="majorEastAsia" w:eastAsiaTheme="majorEastAsia" w:hAnsiTheme="majorEastAsia" w:hint="eastAsia"/>
+          <w:sz w:val="20"/>
+          <w:szCs w:val="20"/>
+        </w:rPr>
+        <w:t xml:space="preserve"> :</w:t>
+      </w:r>
+      <w:proofErr w:type="gramEnd"/>
+      <w:r>
+        <w:rPr>
+          <w:rFonts w:asciiTheme="majorEastAsia" w:eastAsiaTheme="majorEastAsia" w:hAnsiTheme="majorEastAsia" w:hint="eastAsia"/>
+          <w:sz w:val="20"/>
+          <w:szCs w:val="20"/>
+        </w:rPr>
+        <w:t xml:space="preserve"> 프레임</w:t>
       </w:r>
     </w:p>
     <w:p>
@@ -2827,15 +3128,33 @@
           <w:sz w:val="20"/>
           <w:szCs w:val="20"/>
         </w:rPr>
-        <w:t>PLAYER_SPEED</w:t>
-      </w:r>
+        <w:t>PLAYER_</w:t>
+      </w:r>
+      <w:proofErr w:type="gramStart"/>
       <w:r>
         <w:rPr>
           <w:rFonts w:asciiTheme="majorEastAsia" w:eastAsiaTheme="majorEastAsia" w:hAnsiTheme="majorEastAsia" w:hint="eastAsia"/>
           <w:sz w:val="20"/>
           <w:szCs w:val="20"/>
         </w:rPr>
-        <w:t xml:space="preserve"> : 기본 </w:t>
+        <w:t>SPEED</w:t>
+      </w:r>
+      <w:r>
+        <w:rPr>
+          <w:rFonts w:asciiTheme="majorEastAsia" w:eastAsiaTheme="majorEastAsia" w:hAnsiTheme="majorEastAsia" w:hint="eastAsia"/>
+          <w:sz w:val="20"/>
+          <w:szCs w:val="20"/>
+        </w:rPr>
+        <w:t xml:space="preserve"> :</w:t>
+      </w:r>
+      <w:proofErr w:type="gramEnd"/>
+      <w:r>
+        <w:rPr>
+          <w:rFonts w:asciiTheme="majorEastAsia" w:eastAsiaTheme="majorEastAsia" w:hAnsiTheme="majorEastAsia" w:hint="eastAsia"/>
+          <w:sz w:val="20"/>
+          <w:szCs w:val="20"/>
+        </w:rPr>
+        <w:t xml:space="preserve"> 기본 </w:t>
       </w:r>
       <w:r>
         <w:rPr>
@@ -2877,15 +3196,33 @@
           <w:sz w:val="20"/>
           <w:szCs w:val="20"/>
         </w:rPr>
-        <w:t>BOOSTER_SPEED</w:t>
-      </w:r>
+        <w:t>BOOSTER_</w:t>
+      </w:r>
+      <w:proofErr w:type="gramStart"/>
       <w:r>
         <w:rPr>
           <w:rFonts w:asciiTheme="majorEastAsia" w:eastAsiaTheme="majorEastAsia" w:hAnsiTheme="majorEastAsia" w:hint="eastAsia"/>
           <w:sz w:val="20"/>
           <w:szCs w:val="20"/>
         </w:rPr>
-        <w:t xml:space="preserve"> : 부스터 사용 시의 속도</w:t>
+        <w:t>SPEED</w:t>
+      </w:r>
+      <w:r>
+        <w:rPr>
+          <w:rFonts w:asciiTheme="majorEastAsia" w:eastAsiaTheme="majorEastAsia" w:hAnsiTheme="majorEastAsia" w:hint="eastAsia"/>
+          <w:sz w:val="20"/>
+          <w:szCs w:val="20"/>
+        </w:rPr>
+        <w:t xml:space="preserve"> :</w:t>
+      </w:r>
+      <w:proofErr w:type="gramEnd"/>
+      <w:r>
+        <w:rPr>
+          <w:rFonts w:asciiTheme="majorEastAsia" w:eastAsiaTheme="majorEastAsia" w:hAnsiTheme="majorEastAsia" w:hint="eastAsia"/>
+          <w:sz w:val="20"/>
+          <w:szCs w:val="20"/>
+        </w:rPr>
+        <w:t xml:space="preserve"> 부스터 사용 시의 속도</w:t>
       </w:r>
     </w:p>
     <w:p>
@@ -2911,7 +3248,25 @@
           <w:sz w:val="20"/>
           <w:szCs w:val="20"/>
         </w:rPr>
-        <w:t>WINDOW_WIDTH : 윈도우 창의 가로 길이</w:t>
+        <w:t>WINDOW_</w:t>
+      </w:r>
+      <w:proofErr w:type="gramStart"/>
+      <w:r>
+        <w:rPr>
+          <w:rFonts w:asciiTheme="majorEastAsia" w:eastAsiaTheme="majorEastAsia" w:hAnsiTheme="majorEastAsia" w:hint="eastAsia"/>
+          <w:sz w:val="20"/>
+          <w:szCs w:val="20"/>
+        </w:rPr>
+        <w:t>WIDTH :</w:t>
+      </w:r>
+      <w:proofErr w:type="gramEnd"/>
+      <w:r>
+        <w:rPr>
+          <w:rFonts w:asciiTheme="majorEastAsia" w:eastAsiaTheme="majorEastAsia" w:hAnsiTheme="majorEastAsia" w:hint="eastAsia"/>
+          <w:sz w:val="20"/>
+          <w:szCs w:val="20"/>
+        </w:rPr>
+        <w:t xml:space="preserve"> 윈도우 창의 가로 길이</w:t>
       </w:r>
     </w:p>
     <w:p>
@@ -2933,7 +3288,25 @@
           <w:sz w:val="20"/>
           <w:szCs w:val="20"/>
         </w:rPr>
-        <w:t>WINDOW_WIDTH : 윈도우 창의 가로 길이</w:t>
+        <w:t>WINDOW_</w:t>
+      </w:r>
+      <w:proofErr w:type="gramStart"/>
+      <w:r>
+        <w:rPr>
+          <w:rFonts w:asciiTheme="majorEastAsia" w:eastAsiaTheme="majorEastAsia" w:hAnsiTheme="majorEastAsia"/>
+          <w:sz w:val="20"/>
+          <w:szCs w:val="20"/>
+        </w:rPr>
+        <w:t>WIDTH :</w:t>
+      </w:r>
+      <w:proofErr w:type="gramEnd"/>
+      <w:r>
+        <w:rPr>
+          <w:rFonts w:asciiTheme="majorEastAsia" w:eastAsiaTheme="majorEastAsia" w:hAnsiTheme="majorEastAsia"/>
+          <w:sz w:val="20"/>
+          <w:szCs w:val="20"/>
+        </w:rPr>
+        <w:t xml:space="preserve"> 윈도우 창의 가로 길이</w:t>
       </w:r>
     </w:p>
     <w:p>
@@ -2959,7 +3332,25 @@
           <w:sz w:val="20"/>
           <w:szCs w:val="20"/>
         </w:rPr>
-        <w:t>MAX_USER : 최대 플레이어 수</w:t>
+        <w:t>MAX_</w:t>
+      </w:r>
+      <w:proofErr w:type="gramStart"/>
+      <w:r>
+        <w:rPr>
+          <w:rFonts w:asciiTheme="majorEastAsia" w:eastAsiaTheme="majorEastAsia" w:hAnsiTheme="majorEastAsia" w:hint="eastAsia"/>
+          <w:sz w:val="20"/>
+          <w:szCs w:val="20"/>
+        </w:rPr>
+        <w:t>USER :</w:t>
+      </w:r>
+      <w:proofErr w:type="gramEnd"/>
+      <w:r>
+        <w:rPr>
+          <w:rFonts w:asciiTheme="majorEastAsia" w:eastAsiaTheme="majorEastAsia" w:hAnsiTheme="majorEastAsia" w:hint="eastAsia"/>
+          <w:sz w:val="20"/>
+          <w:szCs w:val="20"/>
+        </w:rPr>
+        <w:t xml:space="preserve"> 최대 플레이어 수</w:t>
       </w:r>
     </w:p>
     <w:p>
@@ -2974,13 +3365,23 @@
           <w:szCs w:val="20"/>
         </w:rPr>
       </w:pPr>
+      <w:proofErr w:type="spellStart"/>
       <w:r>
         <w:rPr>
           <w:rFonts w:asciiTheme="majorEastAsia" w:eastAsiaTheme="majorEastAsia" w:hAnsiTheme="majorEastAsia" w:hint="eastAsia"/>
           <w:sz w:val="20"/>
           <w:szCs w:val="20"/>
         </w:rPr>
-        <w:t>constexpr char</w:t>
+        <w:t>constexpr</w:t>
+      </w:r>
+      <w:proofErr w:type="spellEnd"/>
+      <w:r>
+        <w:rPr>
+          <w:rFonts w:asciiTheme="majorEastAsia" w:eastAsiaTheme="majorEastAsia" w:hAnsiTheme="majorEastAsia" w:hint="eastAsia"/>
+          <w:sz w:val="20"/>
+          <w:szCs w:val="20"/>
+        </w:rPr>
+        <w:t xml:space="preserve"> char</w:t>
       </w:r>
     </w:p>
     <w:p>
@@ -3000,13 +3401,23 @@
           <w:szCs w:val="20"/>
         </w:rPr>
       </w:pPr>
+      <w:proofErr w:type="gramStart"/>
       <w:r>
         <w:rPr>
           <w:rFonts w:asciiTheme="majorEastAsia" w:eastAsiaTheme="majorEastAsia" w:hAnsiTheme="majorEastAsia" w:hint="eastAsia"/>
           <w:sz w:val="20"/>
           <w:szCs w:val="20"/>
         </w:rPr>
-        <w:t>CS : Client To Server 패킷</w:t>
+        <w:t>CS :</w:t>
+      </w:r>
+      <w:proofErr w:type="gramEnd"/>
+      <w:r>
+        <w:rPr>
+          <w:rFonts w:asciiTheme="majorEastAsia" w:eastAsiaTheme="majorEastAsia" w:hAnsiTheme="majorEastAsia" w:hint="eastAsia"/>
+          <w:sz w:val="20"/>
+          <w:szCs w:val="20"/>
+        </w:rPr>
+        <w:t xml:space="preserve"> Client To Server 패킷</w:t>
       </w:r>
     </w:p>
     <w:p>
@@ -3026,13 +3437,23 @@
           <w:szCs w:val="20"/>
         </w:rPr>
       </w:pPr>
+      <w:proofErr w:type="gramStart"/>
       <w:r>
         <w:rPr>
           <w:rFonts w:asciiTheme="majorEastAsia" w:eastAsiaTheme="majorEastAsia" w:hAnsiTheme="majorEastAsia" w:hint="eastAsia"/>
           <w:sz w:val="20"/>
           <w:szCs w:val="20"/>
         </w:rPr>
-        <w:t>SC : Server To Client 패킷</w:t>
+        <w:t>SC :</w:t>
+      </w:r>
+      <w:proofErr w:type="gramEnd"/>
+      <w:r>
+        <w:rPr>
+          <w:rFonts w:asciiTheme="majorEastAsia" w:eastAsiaTheme="majorEastAsia" w:hAnsiTheme="majorEastAsia" w:hint="eastAsia"/>
+          <w:sz w:val="20"/>
+          <w:szCs w:val="20"/>
+        </w:rPr>
+        <w:t xml:space="preserve"> Server To Client 패킷</w:t>
       </w:r>
     </w:p>
     <w:p>
@@ -3047,6 +3468,7 @@
           <w:szCs w:val="20"/>
         </w:rPr>
       </w:pPr>
+      <w:proofErr w:type="spellStart"/>
       <w:r>
         <w:rPr>
           <w:rFonts w:asciiTheme="majorEastAsia" w:eastAsiaTheme="majorEastAsia" w:hAnsiTheme="majorEastAsia" w:hint="eastAsia"/>
@@ -3055,6 +3477,7 @@
         </w:rPr>
         <w:t>enum</w:t>
       </w:r>
+      <w:proofErr w:type="spellEnd"/>
     </w:p>
     <w:p>
       <w:pPr>
@@ -3079,7 +3502,43 @@
           <w:sz w:val="20"/>
           <w:szCs w:val="20"/>
         </w:rPr>
-        <w:t>MAP_TYPE : 맵의 종류</w:t>
+        <w:t>MAP_</w:t>
+      </w:r>
+      <w:proofErr w:type="gramStart"/>
+      <w:r>
+        <w:rPr>
+          <w:rFonts w:asciiTheme="majorEastAsia" w:eastAsiaTheme="majorEastAsia" w:hAnsiTheme="majorEastAsia" w:hint="eastAsia"/>
+          <w:sz w:val="20"/>
+          <w:szCs w:val="20"/>
+        </w:rPr>
+        <w:t>TYPE :</w:t>
+      </w:r>
+      <w:proofErr w:type="gramEnd"/>
+      <w:r>
+        <w:rPr>
+          <w:rFonts w:asciiTheme="majorEastAsia" w:eastAsiaTheme="majorEastAsia" w:hAnsiTheme="majorEastAsia" w:hint="eastAsia"/>
+          <w:sz w:val="20"/>
+          <w:szCs w:val="20"/>
+        </w:rPr>
+        <w:t xml:space="preserve"> </w:t>
+      </w:r>
+      <w:proofErr w:type="spellStart"/>
+      <w:r>
+        <w:rPr>
+          <w:rFonts w:asciiTheme="majorEastAsia" w:eastAsiaTheme="majorEastAsia" w:hAnsiTheme="majorEastAsia" w:hint="eastAsia"/>
+          <w:sz w:val="20"/>
+          <w:szCs w:val="20"/>
+        </w:rPr>
+        <w:t>맵의</w:t>
+      </w:r>
+      <w:proofErr w:type="spellEnd"/>
+      <w:r>
+        <w:rPr>
+          <w:rFonts w:asciiTheme="majorEastAsia" w:eastAsiaTheme="majorEastAsia" w:hAnsiTheme="majorEastAsia" w:hint="eastAsia"/>
+          <w:sz w:val="20"/>
+          <w:szCs w:val="20"/>
+        </w:rPr>
+        <w:t xml:space="preserve"> 종류</w:t>
       </w:r>
     </w:p>
     <w:p>
@@ -3105,8 +3564,18 @@
           <w:sz w:val="20"/>
           <w:szCs w:val="20"/>
         </w:rPr>
-        <w:t>DATA_TYPE :</w:t>
-      </w:r>
+        <w:t>DATA_</w:t>
+      </w:r>
+      <w:proofErr w:type="gramStart"/>
+      <w:r>
+        <w:rPr>
+          <w:rFonts w:asciiTheme="majorEastAsia" w:eastAsiaTheme="majorEastAsia" w:hAnsiTheme="majorEastAsia" w:hint="eastAsia"/>
+          <w:sz w:val="20"/>
+          <w:szCs w:val="20"/>
+        </w:rPr>
+        <w:t>TYPE :</w:t>
+      </w:r>
+      <w:proofErr w:type="gramEnd"/>
       <w:r>
         <w:rPr>
           <w:rFonts w:asciiTheme="majorEastAsia" w:eastAsiaTheme="majorEastAsia" w:hAnsiTheme="majorEastAsia" w:hint="eastAsia"/>
@@ -3260,13 +3729,23 @@
           <w:szCs w:val="20"/>
         </w:rPr>
       </w:pPr>
+      <w:proofErr w:type="spellStart"/>
       <w:r>
         <w:rPr>
           <w:rFonts w:asciiTheme="majorEastAsia" w:eastAsiaTheme="majorEastAsia" w:hAnsiTheme="majorEastAsia" w:hint="eastAsia"/>
           <w:sz w:val="20"/>
           <w:szCs w:val="20"/>
         </w:rPr>
-        <w:t>PlayerKart 구조체</w:t>
+        <w:t>PlayerKart</w:t>
+      </w:r>
+      <w:proofErr w:type="spellEnd"/>
+      <w:r>
+        <w:rPr>
+          <w:rFonts w:asciiTheme="majorEastAsia" w:eastAsiaTheme="majorEastAsia" w:hAnsiTheme="majorEastAsia" w:hint="eastAsia"/>
+          <w:sz w:val="20"/>
+          <w:szCs w:val="20"/>
+        </w:rPr>
+        <w:t xml:space="preserve"> 구조체</w:t>
       </w:r>
     </w:p>
     <w:p>
@@ -3286,13 +3765,23 @@
           <w:szCs w:val="20"/>
         </w:rPr>
       </w:pPr>
+      <w:proofErr w:type="gramStart"/>
       <w:r>
         <w:rPr>
           <w:rFonts w:asciiTheme="majorEastAsia" w:eastAsiaTheme="majorEastAsia" w:hAnsiTheme="majorEastAsia" w:hint="eastAsia"/>
           <w:sz w:val="20"/>
           <w:szCs w:val="20"/>
         </w:rPr>
-        <w:t xml:space="preserve">역할 : 각 플레이어의 게임 내 상태 저장. </w:t>
+        <w:t>역할 :</w:t>
+      </w:r>
+      <w:proofErr w:type="gramEnd"/>
+      <w:r>
+        <w:rPr>
+          <w:rFonts w:asciiTheme="majorEastAsia" w:eastAsiaTheme="majorEastAsia" w:hAnsiTheme="majorEastAsia" w:hint="eastAsia"/>
+          <w:sz w:val="20"/>
+          <w:szCs w:val="20"/>
+        </w:rPr>
+        <w:t xml:space="preserve"> 각 플레이어의 게임 내 상태 저장. </w:t>
       </w:r>
     </w:p>
     <w:p>
@@ -3312,13 +3801,41 @@
           <w:szCs w:val="20"/>
         </w:rPr>
       </w:pPr>
+      <w:proofErr w:type="gramStart"/>
       <w:r>
         <w:rPr>
           <w:rFonts w:asciiTheme="majorEastAsia" w:eastAsiaTheme="majorEastAsia" w:hAnsiTheme="majorEastAsia" w:hint="eastAsia"/>
           <w:sz w:val="20"/>
           <w:szCs w:val="20"/>
         </w:rPr>
-        <w:t>id : 서버로부터 부여받은 고유 식별자</w:t>
+        <w:t>id :</w:t>
+      </w:r>
+      <w:proofErr w:type="gramEnd"/>
+      <w:r>
+        <w:rPr>
+          <w:rFonts w:asciiTheme="majorEastAsia" w:eastAsiaTheme="majorEastAsia" w:hAnsiTheme="majorEastAsia" w:hint="eastAsia"/>
+          <w:sz w:val="20"/>
+          <w:szCs w:val="20"/>
+        </w:rPr>
+        <w:t xml:space="preserve"> 서버로부터 </w:t>
+      </w:r>
+      <w:proofErr w:type="spellStart"/>
+      <w:r>
+        <w:rPr>
+          <w:rFonts w:asciiTheme="majorEastAsia" w:eastAsiaTheme="majorEastAsia" w:hAnsiTheme="majorEastAsia" w:hint="eastAsia"/>
+          <w:sz w:val="20"/>
+          <w:szCs w:val="20"/>
+        </w:rPr>
+        <w:t>부여받은</w:t>
+      </w:r>
+      <w:proofErr w:type="spellEnd"/>
+      <w:r>
+        <w:rPr>
+          <w:rFonts w:asciiTheme="majorEastAsia" w:eastAsiaTheme="majorEastAsia" w:hAnsiTheme="majorEastAsia" w:hint="eastAsia"/>
+          <w:sz w:val="20"/>
+          <w:szCs w:val="20"/>
+        </w:rPr>
+        <w:t xml:space="preserve"> 고유 식별자</w:t>
       </w:r>
     </w:p>
     <w:p>
@@ -3338,13 +3855,23 @@
           <w:szCs w:val="20"/>
         </w:rPr>
       </w:pPr>
+      <w:proofErr w:type="gramStart"/>
       <w:r>
         <w:rPr>
           <w:rFonts w:asciiTheme="majorEastAsia" w:eastAsiaTheme="majorEastAsia" w:hAnsiTheme="majorEastAsia" w:hint="eastAsia"/>
           <w:sz w:val="20"/>
           <w:szCs w:val="20"/>
         </w:rPr>
-        <w:t>name : 플레이어 이름</w:t>
+        <w:t>name :</w:t>
+      </w:r>
+      <w:proofErr w:type="gramEnd"/>
+      <w:r>
+        <w:rPr>
+          <w:rFonts w:asciiTheme="majorEastAsia" w:eastAsiaTheme="majorEastAsia" w:hAnsiTheme="majorEastAsia" w:hint="eastAsia"/>
+          <w:sz w:val="20"/>
+          <w:szCs w:val="20"/>
+        </w:rPr>
+        <w:t xml:space="preserve"> 플레이어 이름</w:t>
       </w:r>
     </w:p>
     <w:p>
@@ -3370,7 +3897,25 @@
           <w:sz w:val="20"/>
           <w:szCs w:val="20"/>
         </w:rPr>
-        <w:t>x, y, z : 플레이어의 현재 위치 좌표</w:t>
+        <w:t xml:space="preserve">x, y, </w:t>
+      </w:r>
+      <w:proofErr w:type="gramStart"/>
+      <w:r>
+        <w:rPr>
+          <w:rFonts w:asciiTheme="majorEastAsia" w:eastAsiaTheme="majorEastAsia" w:hAnsiTheme="majorEastAsia" w:hint="eastAsia"/>
+          <w:sz w:val="20"/>
+          <w:szCs w:val="20"/>
+        </w:rPr>
+        <w:t>z :</w:t>
+      </w:r>
+      <w:proofErr w:type="gramEnd"/>
+      <w:r>
+        <w:rPr>
+          <w:rFonts w:asciiTheme="majorEastAsia" w:eastAsiaTheme="majorEastAsia" w:hAnsiTheme="majorEastAsia" w:hint="eastAsia"/>
+          <w:sz w:val="20"/>
+          <w:szCs w:val="20"/>
+        </w:rPr>
+        <w:t xml:space="preserve"> 플레이어의 현재 위치 좌표</w:t>
       </w:r>
     </w:p>
     <w:p>
@@ -3390,13 +3935,41 @@
           <w:szCs w:val="20"/>
         </w:rPr>
       </w:pPr>
+      <w:proofErr w:type="spellStart"/>
       <w:r>
         <w:rPr>
           <w:rFonts w:asciiTheme="majorEastAsia" w:eastAsiaTheme="majorEastAsia" w:hAnsiTheme="majorEastAsia" w:hint="eastAsia"/>
           <w:sz w:val="20"/>
           <w:szCs w:val="20"/>
         </w:rPr>
-        <w:t>booster_cnt : 부스터 아이템 개수</w:t>
+        <w:t>booster_</w:t>
+      </w:r>
+      <w:proofErr w:type="gramStart"/>
+      <w:r>
+        <w:rPr>
+          <w:rFonts w:asciiTheme="majorEastAsia" w:eastAsiaTheme="majorEastAsia" w:hAnsiTheme="majorEastAsia" w:hint="eastAsia"/>
+          <w:sz w:val="20"/>
+          <w:szCs w:val="20"/>
+        </w:rPr>
+        <w:t>cnt</w:t>
+      </w:r>
+      <w:proofErr w:type="spellEnd"/>
+      <w:r>
+        <w:rPr>
+          <w:rFonts w:asciiTheme="majorEastAsia" w:eastAsiaTheme="majorEastAsia" w:hAnsiTheme="majorEastAsia" w:hint="eastAsia"/>
+          <w:sz w:val="20"/>
+          <w:szCs w:val="20"/>
+        </w:rPr>
+        <w:t xml:space="preserve"> :</w:t>
+      </w:r>
+      <w:proofErr w:type="gramEnd"/>
+      <w:r>
+        <w:rPr>
+          <w:rFonts w:asciiTheme="majorEastAsia" w:eastAsiaTheme="majorEastAsia" w:hAnsiTheme="majorEastAsia" w:hint="eastAsia"/>
+          <w:sz w:val="20"/>
+          <w:szCs w:val="20"/>
+        </w:rPr>
+        <w:t xml:space="preserve"> 부스터 아이템 개수</w:t>
       </w:r>
     </w:p>
     <w:p>
@@ -3416,13 +3989,23 @@
           <w:szCs w:val="20"/>
         </w:rPr>
       </w:pPr>
+      <w:proofErr w:type="gramStart"/>
       <w:r>
         <w:rPr>
           <w:rFonts w:asciiTheme="majorEastAsia" w:eastAsiaTheme="majorEastAsia" w:hAnsiTheme="majorEastAsia" w:hint="eastAsia"/>
           <w:sz w:val="20"/>
           <w:szCs w:val="20"/>
         </w:rPr>
-        <w:t>speed : 이동 속도</w:t>
+        <w:t>speed :</w:t>
+      </w:r>
+      <w:proofErr w:type="gramEnd"/>
+      <w:r>
+        <w:rPr>
+          <w:rFonts w:asciiTheme="majorEastAsia" w:eastAsiaTheme="majorEastAsia" w:hAnsiTheme="majorEastAsia" w:hint="eastAsia"/>
+          <w:sz w:val="20"/>
+          <w:szCs w:val="20"/>
+        </w:rPr>
+        <w:t xml:space="preserve"> 이동 속도</w:t>
       </w:r>
     </w:p>
     <w:p>
@@ -3437,13 +4020,23 @@
           <w:szCs w:val="20"/>
         </w:rPr>
       </w:pPr>
+      <w:proofErr w:type="spellStart"/>
       <w:r>
         <w:rPr>
           <w:rFonts w:asciiTheme="majorEastAsia" w:eastAsiaTheme="majorEastAsia" w:hAnsiTheme="majorEastAsia" w:hint="eastAsia"/>
           <w:sz w:val="20"/>
           <w:szCs w:val="20"/>
         </w:rPr>
-        <w:t>NetworkMgr 클래스</w:t>
+        <w:t>NetworkMgr</w:t>
+      </w:r>
+      <w:proofErr w:type="spellEnd"/>
+      <w:r>
+        <w:rPr>
+          <w:rFonts w:asciiTheme="majorEastAsia" w:eastAsiaTheme="majorEastAsia" w:hAnsiTheme="majorEastAsia" w:hint="eastAsia"/>
+          <w:sz w:val="20"/>
+          <w:szCs w:val="20"/>
+        </w:rPr>
+        <w:t xml:space="preserve"> 클래스</w:t>
       </w:r>
     </w:p>
     <w:p>
@@ -3463,13 +4056,41 @@
           <w:szCs w:val="20"/>
         </w:rPr>
       </w:pPr>
+      <w:proofErr w:type="gramStart"/>
       <w:r>
         <w:rPr>
           <w:rFonts w:asciiTheme="majorEastAsia" w:eastAsiaTheme="majorEastAsia" w:hAnsiTheme="majorEastAsia" w:hint="eastAsia"/>
           <w:sz w:val="20"/>
           <w:szCs w:val="20"/>
         </w:rPr>
-        <w:t>역할 : 네크워크 연결을 관리하는 클래스.</w:t>
+        <w:t>역할 :</w:t>
+      </w:r>
+      <w:proofErr w:type="gramEnd"/>
+      <w:r>
+        <w:rPr>
+          <w:rFonts w:asciiTheme="majorEastAsia" w:eastAsiaTheme="majorEastAsia" w:hAnsiTheme="majorEastAsia" w:hint="eastAsia"/>
+          <w:sz w:val="20"/>
+          <w:szCs w:val="20"/>
+        </w:rPr>
+        <w:t xml:space="preserve"> </w:t>
+      </w:r>
+      <w:proofErr w:type="spellStart"/>
+      <w:r>
+        <w:rPr>
+          <w:rFonts w:asciiTheme="majorEastAsia" w:eastAsiaTheme="majorEastAsia" w:hAnsiTheme="majorEastAsia" w:hint="eastAsia"/>
+          <w:sz w:val="20"/>
+          <w:szCs w:val="20"/>
+        </w:rPr>
+        <w:t>네크워크</w:t>
+      </w:r>
+      <w:proofErr w:type="spellEnd"/>
+      <w:r>
+        <w:rPr>
+          <w:rFonts w:asciiTheme="majorEastAsia" w:eastAsiaTheme="majorEastAsia" w:hAnsiTheme="majorEastAsia" w:hint="eastAsia"/>
+          <w:sz w:val="20"/>
+          <w:szCs w:val="20"/>
+        </w:rPr>
+        <w:t xml:space="preserve"> 연결을 관리하는 클래스.</w:t>
       </w:r>
     </w:p>
     <w:p>
@@ -3495,7 +4116,25 @@
           <w:sz w:val="20"/>
           <w:szCs w:val="20"/>
         </w:rPr>
-        <w:t>Initialize() : 서버 접속 및 소켓 설정 초기화</w:t>
+        <w:t>Initialize(</w:t>
+      </w:r>
+      <w:proofErr w:type="gramStart"/>
+      <w:r>
+        <w:rPr>
+          <w:rFonts w:asciiTheme="majorEastAsia" w:eastAsiaTheme="majorEastAsia" w:hAnsiTheme="majorEastAsia" w:hint="eastAsia"/>
+          <w:sz w:val="20"/>
+          <w:szCs w:val="20"/>
+        </w:rPr>
+        <w:t>) :</w:t>
+      </w:r>
+      <w:proofErr w:type="gramEnd"/>
+      <w:r>
+        <w:rPr>
+          <w:rFonts w:asciiTheme="majorEastAsia" w:eastAsiaTheme="majorEastAsia" w:hAnsiTheme="majorEastAsia" w:hint="eastAsia"/>
+          <w:sz w:val="20"/>
+          <w:szCs w:val="20"/>
+        </w:rPr>
+        <w:t xml:space="preserve"> 서버 접속 및 소켓 설정 초기화</w:t>
       </w:r>
     </w:p>
     <w:p>
@@ -3515,13 +4154,41 @@
           <w:szCs w:val="20"/>
         </w:rPr>
       </w:pPr>
+      <w:proofErr w:type="spellStart"/>
       <w:r>
         <w:rPr>
           <w:rFonts w:asciiTheme="majorEastAsia" w:eastAsiaTheme="majorEastAsia" w:hAnsiTheme="majorEastAsia" w:hint="eastAsia"/>
           <w:sz w:val="20"/>
           <w:szCs w:val="20"/>
         </w:rPr>
-        <w:t>SendPacket() : 서버로 패킷 전송</w:t>
+        <w:t>SendPacket</w:t>
+      </w:r>
+      <w:proofErr w:type="spellEnd"/>
+      <w:r>
+        <w:rPr>
+          <w:rFonts w:asciiTheme="majorEastAsia" w:eastAsiaTheme="majorEastAsia" w:hAnsiTheme="majorEastAsia" w:hint="eastAsia"/>
+          <w:sz w:val="20"/>
+          <w:szCs w:val="20"/>
+        </w:rPr>
+        <w:t>(</w:t>
+      </w:r>
+      <w:proofErr w:type="gramStart"/>
+      <w:r>
+        <w:rPr>
+          <w:rFonts w:asciiTheme="majorEastAsia" w:eastAsiaTheme="majorEastAsia" w:hAnsiTheme="majorEastAsia" w:hint="eastAsia"/>
+          <w:sz w:val="20"/>
+          <w:szCs w:val="20"/>
+        </w:rPr>
+        <w:t>) :</w:t>
+      </w:r>
+      <w:proofErr w:type="gramEnd"/>
+      <w:r>
+        <w:rPr>
+          <w:rFonts w:asciiTheme="majorEastAsia" w:eastAsiaTheme="majorEastAsia" w:hAnsiTheme="majorEastAsia" w:hint="eastAsia"/>
+          <w:sz w:val="20"/>
+          <w:szCs w:val="20"/>
+        </w:rPr>
+        <w:t xml:space="preserve"> 서버로 패킷 전송</w:t>
       </w:r>
     </w:p>
     <w:p>
@@ -3547,7 +4214,25 @@
           <w:sz w:val="20"/>
           <w:szCs w:val="20"/>
         </w:rPr>
-        <w:t>Socket sock : 서버와 연결된 소켓 핸들</w:t>
+        <w:t xml:space="preserve">Socket </w:t>
+      </w:r>
+      <w:proofErr w:type="gramStart"/>
+      <w:r>
+        <w:rPr>
+          <w:rFonts w:asciiTheme="majorEastAsia" w:eastAsiaTheme="majorEastAsia" w:hAnsiTheme="majorEastAsia" w:hint="eastAsia"/>
+          <w:sz w:val="20"/>
+          <w:szCs w:val="20"/>
+        </w:rPr>
+        <w:t>sock :</w:t>
+      </w:r>
+      <w:proofErr w:type="gramEnd"/>
+      <w:r>
+        <w:rPr>
+          <w:rFonts w:asciiTheme="majorEastAsia" w:eastAsiaTheme="majorEastAsia" w:hAnsiTheme="majorEastAsia" w:hint="eastAsia"/>
+          <w:sz w:val="20"/>
+          <w:szCs w:val="20"/>
+        </w:rPr>
+        <w:t xml:space="preserve"> 서버와 연결된 소켓 핸들</w:t>
       </w:r>
     </w:p>
     <w:p>
@@ -3562,6 +4247,7 @@
           <w:szCs w:val="20"/>
         </w:rPr>
       </w:pPr>
+      <w:proofErr w:type="spellStart"/>
       <w:r>
         <w:rPr>
           <w:rFonts w:asciiTheme="majorEastAsia" w:eastAsiaTheme="majorEastAsia" w:hAnsiTheme="majorEastAsia" w:hint="eastAsia"/>
@@ -3570,6 +4256,7 @@
         </w:rPr>
         <w:t>ClientMain</w:t>
       </w:r>
+      <w:proofErr w:type="spellEnd"/>
     </w:p>
     <w:p>
       <w:pPr>
@@ -3588,13 +4275,23 @@
           <w:szCs w:val="20"/>
         </w:rPr>
       </w:pPr>
+      <w:proofErr w:type="gramStart"/>
       <w:r>
         <w:rPr>
           <w:rFonts w:asciiTheme="majorEastAsia" w:eastAsiaTheme="majorEastAsia" w:hAnsiTheme="majorEastAsia" w:hint="eastAsia"/>
           <w:sz w:val="20"/>
           <w:szCs w:val="20"/>
         </w:rPr>
-        <w:t xml:space="preserve">역할 : </w:t>
+        <w:t>역할 :</w:t>
+      </w:r>
+      <w:proofErr w:type="gramEnd"/>
+      <w:r>
+        <w:rPr>
+          <w:rFonts w:asciiTheme="majorEastAsia" w:eastAsiaTheme="majorEastAsia" w:hAnsiTheme="majorEastAsia" w:hint="eastAsia"/>
+          <w:sz w:val="20"/>
+          <w:szCs w:val="20"/>
+        </w:rPr>
+        <w:t xml:space="preserve"> </w:t>
       </w:r>
       <w:r>
         <w:rPr>
@@ -3638,13 +4335,50 @@
           <w:szCs w:val="20"/>
         </w:rPr>
       </w:pPr>
+      <w:proofErr w:type="spellStart"/>
       <w:r>
         <w:rPr>
           <w:rFonts w:asciiTheme="majorEastAsia" w:eastAsiaTheme="majorEastAsia" w:hAnsiTheme="majorEastAsia"/>
           <w:sz w:val="20"/>
           <w:szCs w:val="20"/>
         </w:rPr>
-        <w:t>enum game_state{READY, INGAME, END}</w:t>
+        <w:t>enum</w:t>
+      </w:r>
+      <w:proofErr w:type="spellEnd"/>
+      <w:r>
+        <w:rPr>
+          <w:rFonts w:asciiTheme="majorEastAsia" w:eastAsiaTheme="majorEastAsia" w:hAnsiTheme="majorEastAsia"/>
+          <w:sz w:val="20"/>
+          <w:szCs w:val="20"/>
+        </w:rPr>
+        <w:t xml:space="preserve"> </w:t>
+      </w:r>
+      <w:proofErr w:type="spellStart"/>
+      <w:r>
+        <w:rPr>
+          <w:rFonts w:asciiTheme="majorEastAsia" w:eastAsiaTheme="majorEastAsia" w:hAnsiTheme="majorEastAsia"/>
+          <w:sz w:val="20"/>
+          <w:szCs w:val="20"/>
+        </w:rPr>
+        <w:t>game_state</w:t>
+      </w:r>
+      <w:proofErr w:type="spellEnd"/>
+      <w:r>
+        <w:rPr>
+          <w:rFonts w:asciiTheme="majorEastAsia" w:eastAsiaTheme="majorEastAsia" w:hAnsiTheme="majorEastAsia"/>
+          <w:sz w:val="20"/>
+          <w:szCs w:val="20"/>
+        </w:rPr>
+        <w:t>{READY, INGAME, END</w:t>
+      </w:r>
+      <w:proofErr w:type="gramStart"/>
+      <w:r>
+        <w:rPr>
+          <w:rFonts w:asciiTheme="majorEastAsia" w:eastAsiaTheme="majorEastAsia" w:hAnsiTheme="majorEastAsia"/>
+          <w:sz w:val="20"/>
+          <w:szCs w:val="20"/>
+        </w:rPr>
+        <w:t>}</w:t>
       </w:r>
       <w:r>
         <w:rPr>
@@ -3652,7 +4386,16 @@
           <w:sz w:val="20"/>
           <w:szCs w:val="20"/>
         </w:rPr>
-        <w:t xml:space="preserve"> : 현재 게임 상태</w:t>
+        <w:t xml:space="preserve"> :</w:t>
+      </w:r>
+      <w:proofErr w:type="gramEnd"/>
+      <w:r>
+        <w:rPr>
+          <w:rFonts w:asciiTheme="majorEastAsia" w:eastAsiaTheme="majorEastAsia" w:hAnsiTheme="majorEastAsia" w:hint="eastAsia"/>
+          <w:sz w:val="20"/>
+          <w:szCs w:val="20"/>
+        </w:rPr>
+        <w:t xml:space="preserve"> 현재 게임 상태</w:t>
       </w:r>
     </w:p>
     <w:p>
@@ -3672,13 +4415,51 @@
           <w:szCs w:val="20"/>
         </w:rPr>
       </w:pPr>
+      <w:proofErr w:type="spellStart"/>
       <w:r>
         <w:rPr>
           <w:rFonts w:asciiTheme="majorEastAsia" w:eastAsiaTheme="majorEastAsia" w:hAnsiTheme="majorEastAsia"/>
           <w:sz w:val="20"/>
           <w:szCs w:val="20"/>
         </w:rPr>
-        <w:t>NetworkMgr networkmgr : 네트워크 매니저 인스턴스</w:t>
+        <w:t>NetworkMgr</w:t>
+      </w:r>
+      <w:proofErr w:type="spellEnd"/>
+      <w:r>
+        <w:rPr>
+          <w:rFonts w:asciiTheme="majorEastAsia" w:eastAsiaTheme="majorEastAsia" w:hAnsiTheme="majorEastAsia"/>
+          <w:sz w:val="20"/>
+          <w:szCs w:val="20"/>
+        </w:rPr>
+        <w:t xml:space="preserve"> </w:t>
+      </w:r>
+      <w:proofErr w:type="spellStart"/>
+      <w:proofErr w:type="gramStart"/>
+      <w:r>
+        <w:rPr>
+          <w:rFonts w:asciiTheme="majorEastAsia" w:eastAsiaTheme="majorEastAsia" w:hAnsiTheme="majorEastAsia"/>
+          <w:sz w:val="20"/>
+          <w:szCs w:val="20"/>
+        </w:rPr>
+        <w:t>networkmgr</w:t>
+      </w:r>
+      <w:proofErr w:type="spellEnd"/>
+      <w:r>
+        <w:rPr>
+          <w:rFonts w:asciiTheme="majorEastAsia" w:eastAsiaTheme="majorEastAsia" w:hAnsiTheme="majorEastAsia"/>
+          <w:sz w:val="20"/>
+          <w:szCs w:val="20"/>
+        </w:rPr>
+        <w:t xml:space="preserve"> :</w:t>
+      </w:r>
+      <w:proofErr w:type="gramEnd"/>
+      <w:r>
+        <w:rPr>
+          <w:rFonts w:asciiTheme="majorEastAsia" w:eastAsiaTheme="majorEastAsia" w:hAnsiTheme="majorEastAsia"/>
+          <w:sz w:val="20"/>
+          <w:szCs w:val="20"/>
+        </w:rPr>
+        <w:t xml:space="preserve"> 네트워크 매니저 인스턴스</w:t>
       </w:r>
     </w:p>
     <w:p>
@@ -3698,13 +4479,77 @@
           <w:szCs w:val="20"/>
         </w:rPr>
       </w:pPr>
+      <w:proofErr w:type="gramStart"/>
       <w:r>
         <w:rPr>
           <w:rFonts w:asciiTheme="majorEastAsia" w:eastAsiaTheme="majorEastAsia" w:hAnsiTheme="majorEastAsia"/>
           <w:sz w:val="20"/>
           <w:szCs w:val="20"/>
         </w:rPr>
-        <w:t>std::array&lt;PlayerKart, MAX_USER&gt; g_players : 플레이어 데이터 배열</w:t>
+        <w:t>std::</w:t>
+      </w:r>
+      <w:proofErr w:type="gramEnd"/>
+      <w:r>
+        <w:rPr>
+          <w:rFonts w:asciiTheme="majorEastAsia" w:eastAsiaTheme="majorEastAsia" w:hAnsiTheme="majorEastAsia"/>
+          <w:sz w:val="20"/>
+          <w:szCs w:val="20"/>
+        </w:rPr>
+        <w:t>array&lt;</w:t>
+      </w:r>
+      <w:proofErr w:type="spellStart"/>
+      <w:r>
+        <w:rPr>
+          <w:rFonts w:asciiTheme="majorEastAsia" w:eastAsiaTheme="majorEastAsia" w:hAnsiTheme="majorEastAsia"/>
+          <w:sz w:val="20"/>
+          <w:szCs w:val="20"/>
+        </w:rPr>
+        <w:t>PlayerKart</w:t>
+      </w:r>
+      <w:proofErr w:type="spellEnd"/>
+      <w:r>
+        <w:rPr>
+          <w:rFonts w:asciiTheme="majorEastAsia" w:eastAsiaTheme="majorEastAsia" w:hAnsiTheme="majorEastAsia"/>
+          <w:sz w:val="20"/>
+          <w:szCs w:val="20"/>
+        </w:rPr>
+        <w:t xml:space="preserve">, MAX_USER&gt; </w:t>
+      </w:r>
+      <w:proofErr w:type="spellStart"/>
+      <w:r>
+        <w:rPr>
+          <w:rFonts w:asciiTheme="majorEastAsia" w:eastAsiaTheme="majorEastAsia" w:hAnsiTheme="majorEastAsia"/>
+          <w:sz w:val="20"/>
+          <w:szCs w:val="20"/>
+        </w:rPr>
+        <w:t>g_</w:t>
+      </w:r>
+      <w:proofErr w:type="gramStart"/>
+      <w:r>
+        <w:rPr>
+          <w:rFonts w:asciiTheme="majorEastAsia" w:eastAsiaTheme="majorEastAsia" w:hAnsiTheme="majorEastAsia"/>
+          <w:sz w:val="20"/>
+          <w:szCs w:val="20"/>
+        </w:rPr>
+        <w:t>players</w:t>
+      </w:r>
+      <w:proofErr w:type="spellEnd"/>
+      <w:r>
+        <w:rPr>
+          <w:rFonts w:asciiTheme="majorEastAsia" w:eastAsiaTheme="majorEastAsia" w:hAnsiTheme="majorEastAsia"/>
+          <w:sz w:val="20"/>
+          <w:szCs w:val="20"/>
+        </w:rPr>
+        <w:t xml:space="preserve"> :</w:t>
+      </w:r>
+      <w:proofErr w:type="gramEnd"/>
+      <w:r>
+        <w:rPr>
+          <w:rFonts w:asciiTheme="majorEastAsia" w:eastAsiaTheme="majorEastAsia" w:hAnsiTheme="majorEastAsia"/>
+          <w:sz w:val="20"/>
+          <w:szCs w:val="20"/>
+        </w:rPr>
+        <w:t xml:space="preserve"> 플레이어 데이터 배열</w:t>
       </w:r>
     </w:p>
     <w:p>
@@ -3724,6 +4569,7 @@
           <w:szCs w:val="20"/>
         </w:rPr>
       </w:pPr>
+      <w:proofErr w:type="spellStart"/>
       <w:r>
         <w:rPr>
           <w:rFonts w:asciiTheme="majorEastAsia" w:eastAsiaTheme="majorEastAsia" w:hAnsiTheme="majorEastAsia" w:hint="eastAsia"/>
@@ -3738,7 +4584,34 @@
           <w:sz w:val="20"/>
           <w:szCs w:val="20"/>
         </w:rPr>
-        <w:t>Thread() : 서버 수신 전용 스레드</w:t>
+        <w:t>Thread</w:t>
+      </w:r>
+      <w:proofErr w:type="spellEnd"/>
+      <w:r>
+        <w:rPr>
+          <w:rFonts w:asciiTheme="majorEastAsia" w:eastAsiaTheme="majorEastAsia" w:hAnsiTheme="majorEastAsia"/>
+          <w:sz w:val="20"/>
+          <w:szCs w:val="20"/>
+        </w:rPr>
+        <w:t>(</w:t>
+      </w:r>
+      <w:proofErr w:type="gramStart"/>
+      <w:r>
+        <w:rPr>
+          <w:rFonts w:asciiTheme="majorEastAsia" w:eastAsiaTheme="majorEastAsia" w:hAnsiTheme="majorEastAsia"/>
+          <w:sz w:val="20"/>
+          <w:szCs w:val="20"/>
+        </w:rPr>
+        <w:t>) :</w:t>
+      </w:r>
+      <w:proofErr w:type="gramEnd"/>
+      <w:r>
+        <w:rPr>
+          <w:rFonts w:asciiTheme="majorEastAsia" w:eastAsiaTheme="majorEastAsia" w:hAnsiTheme="majorEastAsia"/>
+          <w:sz w:val="20"/>
+          <w:szCs w:val="20"/>
+        </w:rPr>
+        <w:t xml:space="preserve"> 서버 수신 전용 스레드</w:t>
       </w:r>
     </w:p>
     <w:p>
@@ -3758,6 +4631,7 @@
           <w:szCs w:val="20"/>
         </w:rPr>
       </w:pPr>
+      <w:proofErr w:type="spellStart"/>
       <w:r>
         <w:rPr>
           <w:rFonts w:asciiTheme="majorEastAsia" w:eastAsiaTheme="majorEastAsia" w:hAnsiTheme="majorEastAsia" w:hint="eastAsia"/>
@@ -3766,21 +4640,58 @@
         </w:rPr>
         <w:t>ProcessPacket</w:t>
       </w:r>
+      <w:proofErr w:type="spellEnd"/>
       <w:r>
         <w:rPr>
           <w:rFonts w:asciiTheme="majorEastAsia" w:eastAsiaTheme="majorEastAsia" w:hAnsiTheme="majorEastAsia" w:hint="eastAsia"/>
           <w:sz w:val="20"/>
           <w:szCs w:val="20"/>
         </w:rPr>
-        <w:t>()</w:t>
-      </w:r>
+        <w:t>(</w:t>
+      </w:r>
+      <w:proofErr w:type="gramStart"/>
       <w:r>
         <w:rPr>
           <w:rFonts w:asciiTheme="majorEastAsia" w:eastAsiaTheme="majorEastAsia" w:hAnsiTheme="majorEastAsia" w:hint="eastAsia"/>
           <w:sz w:val="20"/>
           <w:szCs w:val="20"/>
         </w:rPr>
-        <w:t xml:space="preserve"> : 전송받은 패킷 처리</w:t>
+        <w:t>)</w:t>
+      </w:r>
+      <w:r>
+        <w:rPr>
+          <w:rFonts w:asciiTheme="majorEastAsia" w:eastAsiaTheme="majorEastAsia" w:hAnsiTheme="majorEastAsia" w:hint="eastAsia"/>
+          <w:sz w:val="20"/>
+          <w:szCs w:val="20"/>
+        </w:rPr>
+        <w:t xml:space="preserve"> :</w:t>
+      </w:r>
+      <w:proofErr w:type="gramEnd"/>
+      <w:r>
+        <w:rPr>
+          <w:rFonts w:asciiTheme="majorEastAsia" w:eastAsiaTheme="majorEastAsia" w:hAnsiTheme="majorEastAsia" w:hint="eastAsia"/>
+          <w:sz w:val="20"/>
+          <w:szCs w:val="20"/>
+        </w:rPr>
+        <w:t xml:space="preserve"> </w:t>
+      </w:r>
+      <w:proofErr w:type="spellStart"/>
+      <w:r>
+        <w:rPr>
+          <w:rFonts w:asciiTheme="majorEastAsia" w:eastAsiaTheme="majorEastAsia" w:hAnsiTheme="majorEastAsia" w:hint="eastAsia"/>
+          <w:sz w:val="20"/>
+          <w:szCs w:val="20"/>
+        </w:rPr>
+        <w:t>전송받은</w:t>
+      </w:r>
+      <w:proofErr w:type="spellEnd"/>
+      <w:r>
+        <w:rPr>
+          <w:rFonts w:asciiTheme="majorEastAsia" w:eastAsiaTheme="majorEastAsia" w:hAnsiTheme="majorEastAsia" w:hint="eastAsia"/>
+          <w:sz w:val="20"/>
+          <w:szCs w:val="20"/>
+        </w:rPr>
+        <w:t xml:space="preserve"> 패킷 처리</w:t>
       </w:r>
     </w:p>
     <w:p>
@@ -3800,13 +4711,41 @@
           <w:szCs w:val="20"/>
         </w:rPr>
       </w:pPr>
+      <w:proofErr w:type="spellStart"/>
       <w:r>
         <w:rPr>
           <w:rFonts w:asciiTheme="majorEastAsia" w:eastAsiaTheme="majorEastAsia" w:hAnsiTheme="majorEastAsia"/>
           <w:sz w:val="20"/>
           <w:szCs w:val="20"/>
         </w:rPr>
-        <w:t>InitBuffer() : OpenGL 버퍼 초기화</w:t>
+        <w:t>InitBuffer</w:t>
+      </w:r>
+      <w:proofErr w:type="spellEnd"/>
+      <w:r>
+        <w:rPr>
+          <w:rFonts w:asciiTheme="majorEastAsia" w:eastAsiaTheme="majorEastAsia" w:hAnsiTheme="majorEastAsia"/>
+          <w:sz w:val="20"/>
+          <w:szCs w:val="20"/>
+        </w:rPr>
+        <w:t>(</w:t>
+      </w:r>
+      <w:proofErr w:type="gramStart"/>
+      <w:r>
+        <w:rPr>
+          <w:rFonts w:asciiTheme="majorEastAsia" w:eastAsiaTheme="majorEastAsia" w:hAnsiTheme="majorEastAsia"/>
+          <w:sz w:val="20"/>
+          <w:szCs w:val="20"/>
+        </w:rPr>
+        <w:t>) :</w:t>
+      </w:r>
+      <w:proofErr w:type="gramEnd"/>
+      <w:r>
+        <w:rPr>
+          <w:rFonts w:asciiTheme="majorEastAsia" w:eastAsiaTheme="majorEastAsia" w:hAnsiTheme="majorEastAsia"/>
+          <w:sz w:val="20"/>
+          <w:szCs w:val="20"/>
+        </w:rPr>
+        <w:t xml:space="preserve"> OpenGL 버퍼 초기화</w:t>
       </w:r>
     </w:p>
     <w:p>
@@ -3826,13 +4765,41 @@
           <w:szCs w:val="20"/>
         </w:rPr>
       </w:pPr>
+      <w:proofErr w:type="spellStart"/>
       <w:r>
         <w:rPr>
           <w:rFonts w:asciiTheme="majorEastAsia" w:eastAsiaTheme="majorEastAsia" w:hAnsiTheme="majorEastAsia"/>
           <w:sz w:val="20"/>
           <w:szCs w:val="20"/>
         </w:rPr>
-        <w:t>InitPhysics() : 물리 관련 초기 설정</w:t>
+        <w:t>InitPhysics</w:t>
+      </w:r>
+      <w:proofErr w:type="spellEnd"/>
+      <w:r>
+        <w:rPr>
+          <w:rFonts w:asciiTheme="majorEastAsia" w:eastAsiaTheme="majorEastAsia" w:hAnsiTheme="majorEastAsia"/>
+          <w:sz w:val="20"/>
+          <w:szCs w:val="20"/>
+        </w:rPr>
+        <w:t>(</w:t>
+      </w:r>
+      <w:proofErr w:type="gramStart"/>
+      <w:r>
+        <w:rPr>
+          <w:rFonts w:asciiTheme="majorEastAsia" w:eastAsiaTheme="majorEastAsia" w:hAnsiTheme="majorEastAsia"/>
+          <w:sz w:val="20"/>
+          <w:szCs w:val="20"/>
+        </w:rPr>
+        <w:t>) :</w:t>
+      </w:r>
+      <w:proofErr w:type="gramEnd"/>
+      <w:r>
+        <w:rPr>
+          <w:rFonts w:asciiTheme="majorEastAsia" w:eastAsiaTheme="majorEastAsia" w:hAnsiTheme="majorEastAsia"/>
+          <w:sz w:val="20"/>
+          <w:szCs w:val="20"/>
+        </w:rPr>
+        <w:t xml:space="preserve"> 물리 관련 초기 설정</w:t>
       </w:r>
     </w:p>
     <w:p>
@@ -3852,13 +4819,41 @@
           <w:szCs w:val="20"/>
         </w:rPr>
       </w:pPr>
+      <w:proofErr w:type="spellStart"/>
       <w:r>
         <w:rPr>
           <w:rFonts w:asciiTheme="majorEastAsia" w:eastAsiaTheme="majorEastAsia" w:hAnsiTheme="majorEastAsia"/>
           <w:sz w:val="20"/>
           <w:szCs w:val="20"/>
         </w:rPr>
-        <w:t>drawScene() : 화면 렌더링</w:t>
+        <w:t>drawScene</w:t>
+      </w:r>
+      <w:proofErr w:type="spellEnd"/>
+      <w:r>
+        <w:rPr>
+          <w:rFonts w:asciiTheme="majorEastAsia" w:eastAsiaTheme="majorEastAsia" w:hAnsiTheme="majorEastAsia"/>
+          <w:sz w:val="20"/>
+          <w:szCs w:val="20"/>
+        </w:rPr>
+        <w:t>(</w:t>
+      </w:r>
+      <w:proofErr w:type="gramStart"/>
+      <w:r>
+        <w:rPr>
+          <w:rFonts w:asciiTheme="majorEastAsia" w:eastAsiaTheme="majorEastAsia" w:hAnsiTheme="majorEastAsia"/>
+          <w:sz w:val="20"/>
+          <w:szCs w:val="20"/>
+        </w:rPr>
+        <w:t>) :</w:t>
+      </w:r>
+      <w:proofErr w:type="gramEnd"/>
+      <w:r>
+        <w:rPr>
+          <w:rFonts w:asciiTheme="majorEastAsia" w:eastAsiaTheme="majorEastAsia" w:hAnsiTheme="majorEastAsia"/>
+          <w:sz w:val="20"/>
+          <w:szCs w:val="20"/>
+        </w:rPr>
+        <w:t xml:space="preserve"> 화면 렌더링</w:t>
       </w:r>
     </w:p>
     <w:p>
@@ -3885,7 +4880,25 @@
           <w:sz w:val="20"/>
           <w:szCs w:val="20"/>
         </w:rPr>
-        <w:t>Reshape() : 윈도우 크기 조정 대응</w:t>
+        <w:t>Reshape(</w:t>
+      </w:r>
+      <w:proofErr w:type="gramStart"/>
+      <w:r>
+        <w:rPr>
+          <w:rFonts w:asciiTheme="majorEastAsia" w:eastAsiaTheme="majorEastAsia" w:hAnsiTheme="majorEastAsia"/>
+          <w:sz w:val="20"/>
+          <w:szCs w:val="20"/>
+        </w:rPr>
+        <w:t>) :</w:t>
+      </w:r>
+      <w:proofErr w:type="gramEnd"/>
+      <w:r>
+        <w:rPr>
+          <w:rFonts w:asciiTheme="majorEastAsia" w:eastAsiaTheme="majorEastAsia" w:hAnsiTheme="majorEastAsia"/>
+          <w:sz w:val="20"/>
+          <w:szCs w:val="20"/>
+        </w:rPr>
+        <w:t xml:space="preserve"> 윈도우 크기 조정 대응</w:t>
       </w:r>
       <w:r>
         <w:rPr>
@@ -4045,15 +5058,34 @@
           <w:sz w:val="20"/>
           <w:szCs w:val="20"/>
         </w:rPr>
-        <w:t>SOCKET socket</w:t>
-      </w:r>
+        <w:t xml:space="preserve">SOCKET </w:t>
+      </w:r>
+      <w:proofErr w:type="spellStart"/>
+      <w:proofErr w:type="gramStart"/>
+      <w:r>
+        <w:rPr>
+          <w:sz w:val="20"/>
+          <w:szCs w:val="20"/>
+        </w:rPr>
+        <w:t>socket</w:t>
+      </w:r>
+      <w:proofErr w:type="spellEnd"/>
       <w:r>
         <w:rPr>
           <w:rFonts w:hint="eastAsia"/>
           <w:sz w:val="20"/>
           <w:szCs w:val="20"/>
         </w:rPr>
-        <w:t xml:space="preserve"> : 소켓 구조체</w:t>
+        <w:t xml:space="preserve"> :</w:t>
+      </w:r>
+      <w:proofErr w:type="gramEnd"/>
+      <w:r>
+        <w:rPr>
+          <w:rFonts w:hint="eastAsia"/>
+          <w:sz w:val="20"/>
+          <w:szCs w:val="20"/>
+        </w:rPr>
+        <w:t xml:space="preserve"> 소켓 구조체</w:t>
       </w:r>
     </w:p>
     <w:p>
@@ -4078,7 +5110,15 @@
           <w:sz w:val="20"/>
           <w:szCs w:val="20"/>
         </w:rPr>
-        <w:t>int id;</w:t>
+        <w:t>int id</w:t>
+      </w:r>
+      <w:proofErr w:type="gramStart"/>
+      <w:r>
+        <w:rPr>
+          <w:sz w:val="20"/>
+          <w:szCs w:val="20"/>
+        </w:rPr>
+        <w:t>;</w:t>
       </w:r>
       <w:r>
         <w:rPr>
@@ -4086,7 +5126,16 @@
           <w:sz w:val="20"/>
           <w:szCs w:val="20"/>
         </w:rPr>
-        <w:t xml:space="preserve"> : 클라이언트 식별키</w:t>
+        <w:t xml:space="preserve"> :</w:t>
+      </w:r>
+      <w:proofErr w:type="gramEnd"/>
+      <w:r>
+        <w:rPr>
+          <w:rFonts w:hint="eastAsia"/>
+          <w:sz w:val="20"/>
+          <w:szCs w:val="20"/>
+        </w:rPr>
+        <w:t xml:space="preserve"> 클라이언트 식별키</w:t>
       </w:r>
     </w:p>
     <w:p>
@@ -4111,7 +5160,15 @@
           <w:sz w:val="20"/>
           <w:szCs w:val="20"/>
         </w:rPr>
-        <w:t>char name[NAME_SIZE];</w:t>
+        <w:t>char name[NAME_SIZE]</w:t>
+      </w:r>
+      <w:proofErr w:type="gramStart"/>
+      <w:r>
+        <w:rPr>
+          <w:sz w:val="20"/>
+          <w:szCs w:val="20"/>
+        </w:rPr>
+        <w:t>;</w:t>
       </w:r>
       <w:r>
         <w:rPr>
@@ -4119,7 +5176,16 @@
           <w:sz w:val="20"/>
           <w:szCs w:val="20"/>
         </w:rPr>
-        <w:t xml:space="preserve"> : 이름</w:t>
+        <w:t xml:space="preserve"> :</w:t>
+      </w:r>
+      <w:proofErr w:type="gramEnd"/>
+      <w:r>
+        <w:rPr>
+          <w:rFonts w:hint="eastAsia"/>
+          <w:sz w:val="20"/>
+          <w:szCs w:val="20"/>
+        </w:rPr>
+        <w:t xml:space="preserve"> 이름</w:t>
       </w:r>
     </w:p>
     <w:p>
@@ -4144,7 +5210,24 @@
           <w:sz w:val="20"/>
           <w:szCs w:val="20"/>
         </w:rPr>
-        <w:t>float x, y,z;</w:t>
+        <w:t xml:space="preserve">float x, </w:t>
+      </w:r>
+      <w:proofErr w:type="spellStart"/>
+      <w:proofErr w:type="gramStart"/>
+      <w:r>
+        <w:rPr>
+          <w:sz w:val="20"/>
+          <w:szCs w:val="20"/>
+        </w:rPr>
+        <w:t>y,z</w:t>
+      </w:r>
+      <w:proofErr w:type="spellEnd"/>
+      <w:r>
+        <w:rPr>
+          <w:sz w:val="20"/>
+          <w:szCs w:val="20"/>
+        </w:rPr>
+        <w:t>;</w:t>
       </w:r>
       <w:r>
         <w:rPr>
@@ -4152,7 +5235,16 @@
           <w:sz w:val="20"/>
           <w:szCs w:val="20"/>
         </w:rPr>
-        <w:t xml:space="preserve"> : 위치</w:t>
+        <w:t xml:space="preserve"> :</w:t>
+      </w:r>
+      <w:proofErr w:type="gramEnd"/>
+      <w:r>
+        <w:rPr>
+          <w:rFonts w:hint="eastAsia"/>
+          <w:sz w:val="20"/>
+          <w:szCs w:val="20"/>
+        </w:rPr>
+        <w:t xml:space="preserve"> 위치</w:t>
       </w:r>
     </w:p>
     <w:p>
@@ -4177,7 +5269,15 @@
           <w:sz w:val="20"/>
           <w:szCs w:val="20"/>
         </w:rPr>
-        <w:t>float speed;</w:t>
+        <w:t>float speed</w:t>
+      </w:r>
+      <w:proofErr w:type="gramStart"/>
+      <w:r>
+        <w:rPr>
+          <w:sz w:val="20"/>
+          <w:szCs w:val="20"/>
+        </w:rPr>
+        <w:t>;</w:t>
       </w:r>
       <w:r>
         <w:rPr>
@@ -4185,7 +5285,16 @@
           <w:sz w:val="20"/>
           <w:szCs w:val="20"/>
         </w:rPr>
-        <w:t xml:space="preserve"> : 속도</w:t>
+        <w:t xml:space="preserve"> :</w:t>
+      </w:r>
+      <w:proofErr w:type="gramEnd"/>
+      <w:r>
+        <w:rPr>
+          <w:rFonts w:hint="eastAsia"/>
+          <w:sz w:val="20"/>
+          <w:szCs w:val="20"/>
+        </w:rPr>
+        <w:t xml:space="preserve"> 속도</w:t>
       </w:r>
     </w:p>
     <w:p>
@@ -4210,7 +5319,24 @@
           <w:sz w:val="20"/>
           <w:szCs w:val="20"/>
         </w:rPr>
-        <w:t>bool is_booster;</w:t>
+        <w:t xml:space="preserve">bool </w:t>
+      </w:r>
+      <w:proofErr w:type="spellStart"/>
+      <w:r>
+        <w:rPr>
+          <w:sz w:val="20"/>
+          <w:szCs w:val="20"/>
+        </w:rPr>
+        <w:t>is_booster</w:t>
+      </w:r>
+      <w:proofErr w:type="spellEnd"/>
+      <w:proofErr w:type="gramStart"/>
+      <w:r>
+        <w:rPr>
+          <w:sz w:val="20"/>
+          <w:szCs w:val="20"/>
+        </w:rPr>
+        <w:t>;</w:t>
       </w:r>
       <w:r>
         <w:rPr>
@@ -4218,7 +5344,16 @@
           <w:sz w:val="20"/>
           <w:szCs w:val="20"/>
         </w:rPr>
-        <w:t xml:space="preserve"> : 부스터 사용 여부</w:t>
+        <w:t xml:space="preserve"> :</w:t>
+      </w:r>
+      <w:proofErr w:type="gramEnd"/>
+      <w:r>
+        <w:rPr>
+          <w:rFonts w:hint="eastAsia"/>
+          <w:sz w:val="20"/>
+          <w:szCs w:val="20"/>
+        </w:rPr>
+        <w:t xml:space="preserve"> 부스터 사용 여부</w:t>
       </w:r>
     </w:p>
     <w:p>
@@ -4238,12 +5373,29 @@
           <w:szCs w:val="20"/>
         </w:rPr>
       </w:pPr>
-      <w:r>
-        <w:rPr>
-          <w:sz w:val="20"/>
-          <w:szCs w:val="20"/>
-        </w:rPr>
-        <w:t>btRigidBody body;</w:t>
+      <w:proofErr w:type="spellStart"/>
+      <w:r>
+        <w:rPr>
+          <w:sz w:val="20"/>
+          <w:szCs w:val="20"/>
+        </w:rPr>
+        <w:t>btRigidBody</w:t>
+      </w:r>
+      <w:proofErr w:type="spellEnd"/>
+      <w:r>
+        <w:rPr>
+          <w:sz w:val="20"/>
+          <w:szCs w:val="20"/>
+        </w:rPr>
+        <w:t xml:space="preserve"> body</w:t>
+      </w:r>
+      <w:proofErr w:type="gramStart"/>
+      <w:r>
+        <w:rPr>
+          <w:sz w:val="20"/>
+          <w:szCs w:val="20"/>
+        </w:rPr>
+        <w:t>;</w:t>
       </w:r>
       <w:r>
         <w:rPr>
@@ -4251,8 +5403,27 @@
           <w:sz w:val="20"/>
           <w:szCs w:val="20"/>
         </w:rPr>
-        <w:t xml:space="preserve"> : 충돌 처리 바운딩박스</w:t>
-      </w:r>
+        <w:t xml:space="preserve"> :</w:t>
+      </w:r>
+      <w:proofErr w:type="gramEnd"/>
+      <w:r>
+        <w:rPr>
+          <w:rFonts w:hint="eastAsia"/>
+          <w:sz w:val="20"/>
+          <w:szCs w:val="20"/>
+        </w:rPr>
+        <w:t xml:space="preserve"> 충돌 처리 </w:t>
+      </w:r>
+      <w:proofErr w:type="spellStart"/>
+      <w:r>
+        <w:rPr>
+          <w:rFonts w:hint="eastAsia"/>
+          <w:sz w:val="20"/>
+          <w:szCs w:val="20"/>
+        </w:rPr>
+        <w:t>바운딩박스</w:t>
+      </w:r>
+      <w:proofErr w:type="spellEnd"/>
     </w:p>
     <w:p>
       <w:pPr>
@@ -4277,7 +5448,34 @@
           <w:sz w:val="20"/>
           <w:szCs w:val="20"/>
         </w:rPr>
-        <w:t>Player(int player_id, SOCKET s);</w:t>
+        <w:t xml:space="preserve">Player(int </w:t>
+      </w:r>
+      <w:proofErr w:type="spellStart"/>
+      <w:r>
+        <w:rPr>
+          <w:rFonts w:eastAsiaTheme="minorHAnsi"/>
+          <w:sz w:val="20"/>
+          <w:szCs w:val="20"/>
+        </w:rPr>
+        <w:t>player_id</w:t>
+      </w:r>
+      <w:proofErr w:type="spellEnd"/>
+      <w:r>
+        <w:rPr>
+          <w:rFonts w:eastAsiaTheme="minorHAnsi"/>
+          <w:sz w:val="20"/>
+          <w:szCs w:val="20"/>
+        </w:rPr>
+        <w:t>, SOCKET s)</w:t>
+      </w:r>
+      <w:proofErr w:type="gramStart"/>
+      <w:r>
+        <w:rPr>
+          <w:rFonts w:eastAsiaTheme="minorHAnsi"/>
+          <w:sz w:val="20"/>
+          <w:szCs w:val="20"/>
+        </w:rPr>
+        <w:t>;</w:t>
       </w:r>
       <w:r>
         <w:rPr>
@@ -4285,7 +5483,16 @@
           <w:sz w:val="20"/>
           <w:szCs w:val="20"/>
         </w:rPr>
-        <w:t xml:space="preserve"> : 플레이어 객체 생성자</w:t>
+        <w:t xml:space="preserve"> :</w:t>
+      </w:r>
+      <w:proofErr w:type="gramEnd"/>
+      <w:r>
+        <w:rPr>
+          <w:rFonts w:eastAsiaTheme="minorHAnsi" w:hint="eastAsia"/>
+          <w:sz w:val="20"/>
+          <w:szCs w:val="20"/>
+        </w:rPr>
+        <w:t xml:space="preserve"> 플레이어 객체 생성자</w:t>
       </w:r>
       <w:r>
         <w:rPr>
@@ -4319,7 +5526,34 @@
           <w:sz w:val="20"/>
           <w:szCs w:val="20"/>
         </w:rPr>
-        <w:t>void recv_packet();</w:t>
+        <w:t xml:space="preserve">void </w:t>
+      </w:r>
+      <w:proofErr w:type="spellStart"/>
+      <w:r>
+        <w:rPr>
+          <w:rFonts w:eastAsiaTheme="minorHAnsi"/>
+          <w:sz w:val="20"/>
+          <w:szCs w:val="20"/>
+        </w:rPr>
+        <w:t>recv_packet</w:t>
+      </w:r>
+      <w:proofErr w:type="spellEnd"/>
+      <w:r>
+        <w:rPr>
+          <w:rFonts w:eastAsiaTheme="minorHAnsi"/>
+          <w:sz w:val="20"/>
+          <w:szCs w:val="20"/>
+        </w:rPr>
+        <w:t>()</w:t>
+      </w:r>
+      <w:proofErr w:type="gramStart"/>
+      <w:r>
+        <w:rPr>
+          <w:rFonts w:eastAsiaTheme="minorHAnsi"/>
+          <w:sz w:val="20"/>
+          <w:szCs w:val="20"/>
+        </w:rPr>
+        <w:t>;</w:t>
       </w:r>
       <w:r>
         <w:rPr>
@@ -4327,7 +5561,16 @@
           <w:sz w:val="20"/>
           <w:szCs w:val="20"/>
         </w:rPr>
-        <w:t xml:space="preserve"> : 패킷 받는 함수</w:t>
+        <w:t xml:space="preserve"> :</w:t>
+      </w:r>
+      <w:proofErr w:type="gramEnd"/>
+      <w:r>
+        <w:rPr>
+          <w:rFonts w:eastAsiaTheme="minorHAnsi" w:hint="eastAsia"/>
+          <w:sz w:val="20"/>
+          <w:szCs w:val="20"/>
+        </w:rPr>
+        <w:t xml:space="preserve"> 패킷 받는 함수</w:t>
       </w:r>
     </w:p>
     <w:p>
@@ -4353,7 +5596,34 @@
           <w:sz w:val="20"/>
           <w:szCs w:val="20"/>
         </w:rPr>
-        <w:t>void process_packet(unsigned char* p);</w:t>
+        <w:t xml:space="preserve">void </w:t>
+      </w:r>
+      <w:proofErr w:type="spellStart"/>
+      <w:r>
+        <w:rPr>
+          <w:rFonts w:eastAsiaTheme="minorHAnsi"/>
+          <w:sz w:val="20"/>
+          <w:szCs w:val="20"/>
+        </w:rPr>
+        <w:t>process_packet</w:t>
+      </w:r>
+      <w:proofErr w:type="spellEnd"/>
+      <w:r>
+        <w:rPr>
+          <w:rFonts w:eastAsiaTheme="minorHAnsi"/>
+          <w:sz w:val="20"/>
+          <w:szCs w:val="20"/>
+        </w:rPr>
+        <w:t>(unsigned char* p)</w:t>
+      </w:r>
+      <w:proofErr w:type="gramStart"/>
+      <w:r>
+        <w:rPr>
+          <w:rFonts w:eastAsiaTheme="minorHAnsi"/>
+          <w:sz w:val="20"/>
+          <w:szCs w:val="20"/>
+        </w:rPr>
+        <w:t>;</w:t>
       </w:r>
       <w:r>
         <w:rPr>
@@ -4361,15 +5631,34 @@
           <w:sz w:val="20"/>
           <w:szCs w:val="20"/>
         </w:rPr>
-        <w:t xml:space="preserve"> : </w:t>
-      </w:r>
+        <w:t xml:space="preserve"> :</w:t>
+      </w:r>
+      <w:proofErr w:type="gramEnd"/>
       <w:r>
         <w:rPr>
           <w:rFonts w:eastAsiaTheme="minorHAnsi" w:hint="eastAsia"/>
           <w:sz w:val="20"/>
           <w:szCs w:val="20"/>
         </w:rPr>
-        <w:t>전송받은 패킷 처리</w:t>
+        <w:t xml:space="preserve"> </w:t>
+      </w:r>
+      <w:proofErr w:type="spellStart"/>
+      <w:r>
+        <w:rPr>
+          <w:rFonts w:eastAsiaTheme="minorHAnsi" w:hint="eastAsia"/>
+          <w:sz w:val="20"/>
+          <w:szCs w:val="20"/>
+        </w:rPr>
+        <w:t>전송받은</w:t>
+      </w:r>
+      <w:proofErr w:type="spellEnd"/>
+      <w:r>
+        <w:rPr>
+          <w:rFonts w:eastAsiaTheme="minorHAnsi" w:hint="eastAsia"/>
+          <w:sz w:val="20"/>
+          <w:szCs w:val="20"/>
+        </w:rPr>
+        <w:t xml:space="preserve"> 패킷 처리</w:t>
       </w:r>
     </w:p>
     <w:p>
@@ -4395,7 +5684,34 @@
           <w:sz w:val="20"/>
           <w:szCs w:val="20"/>
         </w:rPr>
-        <w:t>void send_packet(void* packet);</w:t>
+        <w:t xml:space="preserve">void </w:t>
+      </w:r>
+      <w:proofErr w:type="spellStart"/>
+      <w:r>
+        <w:rPr>
+          <w:rFonts w:eastAsiaTheme="minorHAnsi"/>
+          <w:sz w:val="20"/>
+          <w:szCs w:val="20"/>
+        </w:rPr>
+        <w:t>send_packet</w:t>
+      </w:r>
+      <w:proofErr w:type="spellEnd"/>
+      <w:r>
+        <w:rPr>
+          <w:rFonts w:eastAsiaTheme="minorHAnsi"/>
+          <w:sz w:val="20"/>
+          <w:szCs w:val="20"/>
+        </w:rPr>
+        <w:t>(void* packet)</w:t>
+      </w:r>
+      <w:proofErr w:type="gramStart"/>
+      <w:r>
+        <w:rPr>
+          <w:rFonts w:eastAsiaTheme="minorHAnsi"/>
+          <w:sz w:val="20"/>
+          <w:szCs w:val="20"/>
+        </w:rPr>
+        <w:t>;</w:t>
       </w:r>
       <w:r>
         <w:rPr>
@@ -4403,7 +5719,16 @@
           <w:sz w:val="20"/>
           <w:szCs w:val="20"/>
         </w:rPr>
-        <w:t xml:space="preserve"> : 패킷 전송 함수</w:t>
+        <w:t xml:space="preserve"> :</w:t>
+      </w:r>
+      <w:proofErr w:type="gramEnd"/>
+      <w:r>
+        <w:rPr>
+          <w:rFonts w:eastAsiaTheme="minorHAnsi" w:hint="eastAsia"/>
+          <w:sz w:val="20"/>
+          <w:szCs w:val="20"/>
+        </w:rPr>
+        <w:t xml:space="preserve"> 패킷 전송 함수</w:t>
       </w:r>
     </w:p>
     <w:p>
@@ -4429,8 +5754,36 @@
           <w:sz w:val="20"/>
           <w:szCs w:val="20"/>
         </w:rPr>
-        <w:t>void send_playerInfo_info_packet();</w:t>
-      </w:r>
+        <w:t xml:space="preserve">void </w:t>
+      </w:r>
+      <w:proofErr w:type="spellStart"/>
+      <w:r>
+        <w:rPr>
+          <w:rFonts w:eastAsiaTheme="minorHAnsi"/>
+          <w:sz w:val="20"/>
+          <w:szCs w:val="20"/>
+        </w:rPr>
+        <w:t>send_playerInfo_info_</w:t>
+      </w:r>
+      <w:proofErr w:type="gramStart"/>
+      <w:r>
+        <w:rPr>
+          <w:rFonts w:eastAsiaTheme="minorHAnsi"/>
+          <w:sz w:val="20"/>
+          <w:szCs w:val="20"/>
+        </w:rPr>
+        <w:t>packet</w:t>
+      </w:r>
+      <w:proofErr w:type="spellEnd"/>
+      <w:r>
+        <w:rPr>
+          <w:rFonts w:eastAsiaTheme="minorHAnsi"/>
+          <w:sz w:val="20"/>
+          <w:szCs w:val="20"/>
+        </w:rPr>
+        <w:t>();</w:t>
+      </w:r>
+      <w:proofErr w:type="gramEnd"/>
     </w:p>
     <w:p>
       <w:pPr>
@@ -4455,8 +5808,36 @@
           <w:sz w:val="20"/>
           <w:szCs w:val="20"/>
         </w:rPr>
-        <w:t>void send_login_fail_packet();</w:t>
-      </w:r>
+        <w:t xml:space="preserve">void </w:t>
+      </w:r>
+      <w:proofErr w:type="spellStart"/>
+      <w:r>
+        <w:rPr>
+          <w:rFonts w:eastAsiaTheme="minorHAnsi"/>
+          <w:sz w:val="20"/>
+          <w:szCs w:val="20"/>
+        </w:rPr>
+        <w:t>send_login_fail_</w:t>
+      </w:r>
+      <w:proofErr w:type="gramStart"/>
+      <w:r>
+        <w:rPr>
+          <w:rFonts w:eastAsiaTheme="minorHAnsi"/>
+          <w:sz w:val="20"/>
+          <w:szCs w:val="20"/>
+        </w:rPr>
+        <w:t>packet</w:t>
+      </w:r>
+      <w:proofErr w:type="spellEnd"/>
+      <w:r>
+        <w:rPr>
+          <w:rFonts w:eastAsiaTheme="minorHAnsi"/>
+          <w:sz w:val="20"/>
+          <w:szCs w:val="20"/>
+        </w:rPr>
+        <w:t>();</w:t>
+      </w:r>
+      <w:proofErr w:type="gramEnd"/>
     </w:p>
     <w:p>
       <w:pPr>
@@ -4481,8 +5862,46 @@
           <w:sz w:val="20"/>
           <w:szCs w:val="20"/>
         </w:rPr>
-        <w:t>void send_booster_packet(target_id);</w:t>
-      </w:r>
+        <w:t xml:space="preserve">void </w:t>
+      </w:r>
+      <w:proofErr w:type="spellStart"/>
+      <w:r>
+        <w:rPr>
+          <w:rFonts w:eastAsiaTheme="minorHAnsi"/>
+          <w:sz w:val="20"/>
+          <w:szCs w:val="20"/>
+        </w:rPr>
+        <w:t>send_booster_packet</w:t>
+      </w:r>
+      <w:proofErr w:type="spellEnd"/>
+      <w:r>
+        <w:rPr>
+          <w:rFonts w:eastAsiaTheme="minorHAnsi"/>
+          <w:sz w:val="20"/>
+          <w:szCs w:val="20"/>
+        </w:rPr>
+        <w:t>(</w:t>
+      </w:r>
+      <w:proofErr w:type="spellStart"/>
+      <w:r>
+        <w:rPr>
+          <w:rFonts w:eastAsiaTheme="minorHAnsi"/>
+          <w:sz w:val="20"/>
+          <w:szCs w:val="20"/>
+        </w:rPr>
+        <w:t>target_id</w:t>
+      </w:r>
+      <w:proofErr w:type="spellEnd"/>
+      <w:proofErr w:type="gramStart"/>
+      <w:r>
+        <w:rPr>
+          <w:rFonts w:eastAsiaTheme="minorHAnsi"/>
+          <w:sz w:val="20"/>
+          <w:szCs w:val="20"/>
+        </w:rPr>
+        <w:t>);</w:t>
+      </w:r>
+      <w:proofErr w:type="gramEnd"/>
     </w:p>
     <w:p>
       <w:pPr>
@@ -4507,8 +5926,64 @@
           <w:sz w:val="20"/>
           <w:szCs w:val="20"/>
         </w:rPr>
-        <w:t>void send_rank_packet(int target_id);</w:t>
-      </w:r>
+        <w:t xml:space="preserve">void </w:t>
+      </w:r>
+      <w:proofErr w:type="spellStart"/>
+      <w:r>
+        <w:rPr>
+          <w:rFonts w:eastAsiaTheme="minorHAnsi"/>
+          <w:sz w:val="20"/>
+          <w:szCs w:val="20"/>
+        </w:rPr>
+        <w:t>send_rank_</w:t>
+      </w:r>
+      <w:proofErr w:type="gramStart"/>
+      <w:r>
+        <w:rPr>
+          <w:rFonts w:eastAsiaTheme="minorHAnsi"/>
+          <w:sz w:val="20"/>
+          <w:szCs w:val="20"/>
+        </w:rPr>
+        <w:t>packet</w:t>
+      </w:r>
+      <w:proofErr w:type="spellEnd"/>
+      <w:r>
+        <w:rPr>
+          <w:rFonts w:eastAsiaTheme="minorHAnsi"/>
+          <w:sz w:val="20"/>
+          <w:szCs w:val="20"/>
+        </w:rPr>
+        <w:t>(</w:t>
+      </w:r>
+      <w:proofErr w:type="gramEnd"/>
+      <w:r>
+        <w:rPr>
+          <w:rFonts w:eastAsiaTheme="minorHAnsi"/>
+          <w:sz w:val="20"/>
+          <w:szCs w:val="20"/>
+        </w:rPr>
+        <w:t xml:space="preserve">int </w:t>
+      </w:r>
+      <w:proofErr w:type="spellStart"/>
+      <w:r>
+        <w:rPr>
+          <w:rFonts w:eastAsiaTheme="minorHAnsi"/>
+          <w:sz w:val="20"/>
+          <w:szCs w:val="20"/>
+        </w:rPr>
+        <w:t>target_id</w:t>
+      </w:r>
+      <w:proofErr w:type="spellEnd"/>
+      <w:proofErr w:type="gramStart"/>
+      <w:r>
+        <w:rPr>
+          <w:rFonts w:eastAsiaTheme="minorHAnsi"/>
+          <w:sz w:val="20"/>
+          <w:szCs w:val="20"/>
+        </w:rPr>
+        <w:t>);</w:t>
+      </w:r>
+      <w:proofErr w:type="gramEnd"/>
     </w:p>
     <w:p>
       <w:pPr>
@@ -4533,8 +6008,64 @@
           <w:sz w:val="20"/>
           <w:szCs w:val="20"/>
         </w:rPr>
-        <w:t>void send_enter_room_packet(int target_id);</w:t>
-      </w:r>
+        <w:t xml:space="preserve">void </w:t>
+      </w:r>
+      <w:proofErr w:type="spellStart"/>
+      <w:r>
+        <w:rPr>
+          <w:rFonts w:eastAsiaTheme="minorHAnsi"/>
+          <w:sz w:val="20"/>
+          <w:szCs w:val="20"/>
+        </w:rPr>
+        <w:t>send_enter_room_</w:t>
+      </w:r>
+      <w:proofErr w:type="gramStart"/>
+      <w:r>
+        <w:rPr>
+          <w:rFonts w:eastAsiaTheme="minorHAnsi"/>
+          <w:sz w:val="20"/>
+          <w:szCs w:val="20"/>
+        </w:rPr>
+        <w:t>packet</w:t>
+      </w:r>
+      <w:proofErr w:type="spellEnd"/>
+      <w:r>
+        <w:rPr>
+          <w:rFonts w:eastAsiaTheme="minorHAnsi"/>
+          <w:sz w:val="20"/>
+          <w:szCs w:val="20"/>
+        </w:rPr>
+        <w:t>(</w:t>
+      </w:r>
+      <w:proofErr w:type="gramEnd"/>
+      <w:r>
+        <w:rPr>
+          <w:rFonts w:eastAsiaTheme="minorHAnsi"/>
+          <w:sz w:val="20"/>
+          <w:szCs w:val="20"/>
+        </w:rPr>
+        <w:t xml:space="preserve">int </w:t>
+      </w:r>
+      <w:proofErr w:type="spellStart"/>
+      <w:r>
+        <w:rPr>
+          <w:rFonts w:eastAsiaTheme="minorHAnsi"/>
+          <w:sz w:val="20"/>
+          <w:szCs w:val="20"/>
+        </w:rPr>
+        <w:t>target_id</w:t>
+      </w:r>
+      <w:proofErr w:type="spellEnd"/>
+      <w:proofErr w:type="gramStart"/>
+      <w:r>
+        <w:rPr>
+          <w:rFonts w:eastAsiaTheme="minorHAnsi"/>
+          <w:sz w:val="20"/>
+          <w:szCs w:val="20"/>
+        </w:rPr>
+        <w:t>);</w:t>
+      </w:r>
+      <w:proofErr w:type="gramEnd"/>
     </w:p>
     <w:p>
       <w:pPr>
@@ -4559,8 +6090,46 @@
           <w:sz w:val="20"/>
           <w:szCs w:val="20"/>
         </w:rPr>
-        <w:t>void send_game_start_packet(target_id);</w:t>
-      </w:r>
+        <w:t xml:space="preserve">void </w:t>
+      </w:r>
+      <w:proofErr w:type="spellStart"/>
+      <w:r>
+        <w:rPr>
+          <w:rFonts w:eastAsiaTheme="minorHAnsi"/>
+          <w:sz w:val="20"/>
+          <w:szCs w:val="20"/>
+        </w:rPr>
+        <w:t>send_game_start_packet</w:t>
+      </w:r>
+      <w:proofErr w:type="spellEnd"/>
+      <w:r>
+        <w:rPr>
+          <w:rFonts w:eastAsiaTheme="minorHAnsi"/>
+          <w:sz w:val="20"/>
+          <w:szCs w:val="20"/>
+        </w:rPr>
+        <w:t>(</w:t>
+      </w:r>
+      <w:proofErr w:type="spellStart"/>
+      <w:r>
+        <w:rPr>
+          <w:rFonts w:eastAsiaTheme="minorHAnsi"/>
+          <w:sz w:val="20"/>
+          <w:szCs w:val="20"/>
+        </w:rPr>
+        <w:t>target_id</w:t>
+      </w:r>
+      <w:proofErr w:type="spellEnd"/>
+      <w:proofErr w:type="gramStart"/>
+      <w:r>
+        <w:rPr>
+          <w:rFonts w:eastAsiaTheme="minorHAnsi"/>
+          <w:sz w:val="20"/>
+          <w:szCs w:val="20"/>
+        </w:rPr>
+        <w:t>);</w:t>
+      </w:r>
+      <w:proofErr w:type="gramEnd"/>
     </w:p>
     <w:p>
       <w:pPr>
@@ -4585,8 +6154,46 @@
           <w:sz w:val="20"/>
           <w:szCs w:val="20"/>
         </w:rPr>
-        <w:t>void send_move_packet(target_id);</w:t>
-      </w:r>
+        <w:t xml:space="preserve">void </w:t>
+      </w:r>
+      <w:proofErr w:type="spellStart"/>
+      <w:r>
+        <w:rPr>
+          <w:rFonts w:eastAsiaTheme="minorHAnsi"/>
+          <w:sz w:val="20"/>
+          <w:szCs w:val="20"/>
+        </w:rPr>
+        <w:t>send_move_packet</w:t>
+      </w:r>
+      <w:proofErr w:type="spellEnd"/>
+      <w:r>
+        <w:rPr>
+          <w:rFonts w:eastAsiaTheme="minorHAnsi"/>
+          <w:sz w:val="20"/>
+          <w:szCs w:val="20"/>
+        </w:rPr>
+        <w:t>(</w:t>
+      </w:r>
+      <w:proofErr w:type="spellStart"/>
+      <w:r>
+        <w:rPr>
+          <w:rFonts w:eastAsiaTheme="minorHAnsi"/>
+          <w:sz w:val="20"/>
+          <w:szCs w:val="20"/>
+        </w:rPr>
+        <w:t>target_id</w:t>
+      </w:r>
+      <w:proofErr w:type="spellEnd"/>
+      <w:proofErr w:type="gramStart"/>
+      <w:r>
+        <w:rPr>
+          <w:rFonts w:eastAsiaTheme="minorHAnsi"/>
+          <w:sz w:val="20"/>
+          <w:szCs w:val="20"/>
+        </w:rPr>
+        <w:t>);</w:t>
+      </w:r>
+      <w:proofErr w:type="gramEnd"/>
     </w:p>
     <w:p>
       <w:pPr>
@@ -4611,8 +6218,56 @@
           <w:sz w:val="20"/>
           <w:szCs w:val="20"/>
         </w:rPr>
-        <w:t>void send_ready_packet(target_id);</w:t>
-      </w:r>
+        <w:t xml:space="preserve">void </w:t>
+      </w:r>
+      <w:proofErr w:type="spellStart"/>
+      <w:r>
+        <w:rPr>
+          <w:rFonts w:eastAsiaTheme="minorHAnsi"/>
+          <w:sz w:val="20"/>
+          <w:szCs w:val="20"/>
+        </w:rPr>
+        <w:t>send_ready_packet</w:t>
+      </w:r>
+      <w:proofErr w:type="spellEnd"/>
+      <w:r>
+        <w:rPr>
+          <w:rFonts w:eastAsiaTheme="minorHAnsi"/>
+          <w:sz w:val="20"/>
+          <w:szCs w:val="20"/>
+        </w:rPr>
+        <w:t>(</w:t>
+      </w:r>
+      <w:proofErr w:type="spellStart"/>
+      <w:proofErr w:type="gramStart"/>
+      <w:r>
+        <w:rPr>
+          <w:rFonts w:eastAsiaTheme="minorHAnsi"/>
+          <w:sz w:val="20"/>
+          <w:szCs w:val="20"/>
+        </w:rPr>
+        <w:t>target</w:t>
+      </w:r>
+      <w:proofErr w:type="gramEnd"/>
+      <w:r>
+        <w:rPr>
+          <w:rFonts w:eastAsiaTheme="minorHAnsi"/>
+          <w:sz w:val="20"/>
+          <w:szCs w:val="20"/>
+        </w:rPr>
+        <w:t>_id</w:t>
+      </w:r>
+      <w:proofErr w:type="spellEnd"/>
+      <w:proofErr w:type="gramStart"/>
+      <w:r>
+        <w:rPr>
+          <w:rFonts w:eastAsiaTheme="minorHAnsi"/>
+          <w:sz w:val="20"/>
+          <w:szCs w:val="20"/>
+        </w:rPr>
+        <w:t>);</w:t>
+      </w:r>
+      <w:proofErr w:type="gramEnd"/>
     </w:p>
     <w:p>
       <w:pPr>
@@ -4637,8 +6292,64 @@
           <w:sz w:val="20"/>
           <w:szCs w:val="20"/>
         </w:rPr>
-        <w:t>void send_logout_packet(int target_id);</w:t>
-      </w:r>
+        <w:t xml:space="preserve">void </w:t>
+      </w:r>
+      <w:proofErr w:type="spellStart"/>
+      <w:r>
+        <w:rPr>
+          <w:rFonts w:eastAsiaTheme="minorHAnsi"/>
+          <w:sz w:val="20"/>
+          <w:szCs w:val="20"/>
+        </w:rPr>
+        <w:t>send_logout_</w:t>
+      </w:r>
+      <w:proofErr w:type="gramStart"/>
+      <w:r>
+        <w:rPr>
+          <w:rFonts w:eastAsiaTheme="minorHAnsi"/>
+          <w:sz w:val="20"/>
+          <w:szCs w:val="20"/>
+        </w:rPr>
+        <w:t>packet</w:t>
+      </w:r>
+      <w:proofErr w:type="spellEnd"/>
+      <w:r>
+        <w:rPr>
+          <w:rFonts w:eastAsiaTheme="minorHAnsi"/>
+          <w:sz w:val="20"/>
+          <w:szCs w:val="20"/>
+        </w:rPr>
+        <w:t>(</w:t>
+      </w:r>
+      <w:proofErr w:type="gramEnd"/>
+      <w:r>
+        <w:rPr>
+          <w:rFonts w:eastAsiaTheme="minorHAnsi"/>
+          <w:sz w:val="20"/>
+          <w:szCs w:val="20"/>
+        </w:rPr>
+        <w:t xml:space="preserve">int </w:t>
+      </w:r>
+      <w:proofErr w:type="spellStart"/>
+      <w:r>
+        <w:rPr>
+          <w:rFonts w:eastAsiaTheme="minorHAnsi"/>
+          <w:sz w:val="20"/>
+          <w:szCs w:val="20"/>
+        </w:rPr>
+        <w:t>target_id</w:t>
+      </w:r>
+      <w:proofErr w:type="spellEnd"/>
+      <w:proofErr w:type="gramStart"/>
+      <w:r>
+        <w:rPr>
+          <w:rFonts w:eastAsiaTheme="minorHAnsi"/>
+          <w:sz w:val="20"/>
+          <w:szCs w:val="20"/>
+        </w:rPr>
+        <w:t>);</w:t>
+      </w:r>
+      <w:proofErr w:type="gramEnd"/>
     </w:p>
     <w:p>
       <w:pPr>
@@ -4652,6 +6363,7 @@
           <w:szCs w:val="20"/>
         </w:rPr>
       </w:pPr>
+      <w:proofErr w:type="spellStart"/>
       <w:r>
         <w:rPr>
           <w:rFonts w:eastAsiaTheme="minorHAnsi" w:hint="eastAsia"/>
@@ -4661,6 +6373,7 @@
         <w:lastRenderedPageBreak/>
         <w:t>ServerMain</w:t>
       </w:r>
+      <w:proofErr w:type="spellEnd"/>
     </w:p>
     <w:p>
       <w:pPr>
@@ -4678,19 +6391,53 @@
           <w:szCs w:val="22"/>
         </w:rPr>
       </w:pPr>
+      <w:proofErr w:type="gramStart"/>
       <w:r>
         <w:rPr>
           <w:rFonts w:eastAsiaTheme="minorHAnsi"/>
           <w:szCs w:val="22"/>
         </w:rPr>
-        <w:t>std::array&lt;Player, MAX_USER&gt; g_players</w:t>
-      </w:r>
+        <w:t>std::</w:t>
+      </w:r>
+      <w:proofErr w:type="gramEnd"/>
+      <w:r>
+        <w:rPr>
+          <w:rFonts w:eastAsiaTheme="minorHAnsi"/>
+          <w:szCs w:val="22"/>
+        </w:rPr>
+        <w:t xml:space="preserve">array&lt;Player, MAX_USER&gt; </w:t>
+      </w:r>
+      <w:proofErr w:type="spellStart"/>
+      <w:r>
+        <w:rPr>
+          <w:rFonts w:eastAsiaTheme="minorHAnsi"/>
+          <w:szCs w:val="22"/>
+        </w:rPr>
+        <w:t>g_</w:t>
+      </w:r>
+      <w:proofErr w:type="gramStart"/>
+      <w:r>
+        <w:rPr>
+          <w:rFonts w:eastAsiaTheme="minorHAnsi"/>
+          <w:szCs w:val="22"/>
+        </w:rPr>
+        <w:t>players</w:t>
+      </w:r>
+      <w:proofErr w:type="spellEnd"/>
       <w:r>
         <w:rPr>
           <w:rFonts w:eastAsiaTheme="minorHAnsi" w:hint="eastAsia"/>
           <w:szCs w:val="22"/>
         </w:rPr>
-        <w:t xml:space="preserve"> : 클라이언트 관리 컨테이너</w:t>
+        <w:t xml:space="preserve"> :</w:t>
+      </w:r>
+      <w:proofErr w:type="gramEnd"/>
+      <w:r>
+        <w:rPr>
+          <w:rFonts w:eastAsiaTheme="minorHAnsi" w:hint="eastAsia"/>
+          <w:szCs w:val="22"/>
+        </w:rPr>
+        <w:t xml:space="preserve"> 클라이언트 관리 컨테이너</w:t>
       </w:r>
     </w:p>
     <w:p>
@@ -4709,13 +6456,15 @@
           <w:szCs w:val="22"/>
         </w:rPr>
       </w:pPr>
+      <w:proofErr w:type="spellStart"/>
       <w:r>
         <w:rPr>
           <w:rFonts w:eastAsiaTheme="minorHAnsi" w:hint="eastAsia"/>
           <w:szCs w:val="22"/>
         </w:rPr>
-        <w:t>enum game_state</w:t>
-      </w:r>
+        <w:t>enum</w:t>
+      </w:r>
+      <w:proofErr w:type="spellEnd"/>
       <w:r>
         <w:rPr>
           <w:rFonts w:eastAsiaTheme="minorHAnsi" w:hint="eastAsia"/>
@@ -4723,12 +6472,44 @@
         </w:rPr>
         <w:t xml:space="preserve"> </w:t>
       </w:r>
+      <w:proofErr w:type="spellStart"/>
       <w:r>
         <w:rPr>
           <w:rFonts w:eastAsiaTheme="minorHAnsi" w:hint="eastAsia"/>
           <w:szCs w:val="22"/>
         </w:rPr>
-        <w:t>: 게임 환경</w:t>
+        <w:t>game_</w:t>
+      </w:r>
+      <w:proofErr w:type="gramStart"/>
+      <w:r>
+        <w:rPr>
+          <w:rFonts w:eastAsiaTheme="minorHAnsi" w:hint="eastAsia"/>
+          <w:szCs w:val="22"/>
+        </w:rPr>
+        <w:t>state</w:t>
+      </w:r>
+      <w:proofErr w:type="spellEnd"/>
+      <w:r>
+        <w:rPr>
+          <w:rFonts w:eastAsiaTheme="minorHAnsi" w:hint="eastAsia"/>
+          <w:szCs w:val="22"/>
+        </w:rPr>
+        <w:t xml:space="preserve"> </w:t>
+      </w:r>
+      <w:r>
+        <w:rPr>
+          <w:rFonts w:eastAsiaTheme="minorHAnsi" w:hint="eastAsia"/>
+          <w:szCs w:val="22"/>
+        </w:rPr>
+        <w:t>:</w:t>
+      </w:r>
+      <w:proofErr w:type="gramEnd"/>
+      <w:r>
+        <w:rPr>
+          <w:rFonts w:eastAsiaTheme="minorHAnsi" w:hint="eastAsia"/>
+          <w:szCs w:val="22"/>
+        </w:rPr>
+        <w:t xml:space="preserve"> 게임 환경</w:t>
       </w:r>
     </w:p>
     <w:p>
@@ -4752,8 +6533,25 @@
           <w:rFonts w:eastAsiaTheme="minorHAnsi"/>
           <w:szCs w:val="22"/>
         </w:rPr>
-        <w:t>CRITICAL_SECTION g_CS</w:t>
-      </w:r>
+        <w:t>CRITICAL_SECTION </w:t>
+      </w:r>
+      <w:proofErr w:type="spellStart"/>
+      <w:r>
+        <w:rPr>
+          <w:rFonts w:eastAsiaTheme="minorHAnsi"/>
+          <w:szCs w:val="22"/>
+        </w:rPr>
+        <w:t>g_</w:t>
+      </w:r>
+      <w:proofErr w:type="gramStart"/>
+      <w:r>
+        <w:rPr>
+          <w:rFonts w:eastAsiaTheme="minorHAnsi"/>
+          <w:szCs w:val="22"/>
+        </w:rPr>
+        <w:t>CS</w:t>
+      </w:r>
+      <w:proofErr w:type="spellEnd"/>
       <w:r>
         <w:rPr>
           <w:rFonts w:eastAsiaTheme="minorHAnsi" w:hint="eastAsia"/>
@@ -4766,7 +6564,15 @@
           <w:rFonts w:eastAsiaTheme="minorHAnsi" w:hint="eastAsia"/>
           <w:szCs w:val="22"/>
         </w:rPr>
-        <w:t>: 임계 영역</w:t>
+        <w:t>:</w:t>
+      </w:r>
+      <w:proofErr w:type="gramEnd"/>
+      <w:r>
+        <w:rPr>
+          <w:rFonts w:eastAsiaTheme="minorHAnsi" w:hint="eastAsia"/>
+          <w:szCs w:val="22"/>
+        </w:rPr>
+        <w:t xml:space="preserve"> 임계 영역</w:t>
       </w:r>
     </w:p>
     <w:p>
@@ -4790,14 +6596,39 @@
           <w:rFonts w:eastAsiaTheme="minorHAnsi"/>
           <w:szCs w:val="22"/>
         </w:rPr>
-        <w:t>float g_ElapsedTime</w:t>
-      </w:r>
+        <w:t>float </w:t>
+      </w:r>
+      <w:proofErr w:type="spellStart"/>
+      <w:r>
+        <w:rPr>
+          <w:rFonts w:eastAsiaTheme="minorHAnsi"/>
+          <w:szCs w:val="22"/>
+        </w:rPr>
+        <w:t>g_</w:t>
+      </w:r>
+      <w:proofErr w:type="gramStart"/>
+      <w:r>
+        <w:rPr>
+          <w:rFonts w:eastAsiaTheme="minorHAnsi"/>
+          <w:szCs w:val="22"/>
+        </w:rPr>
+        <w:t>ElapsedTime</w:t>
+      </w:r>
+      <w:proofErr w:type="spellEnd"/>
       <w:r>
         <w:rPr>
           <w:rFonts w:eastAsiaTheme="minorHAnsi" w:hint="eastAsia"/>
           <w:szCs w:val="22"/>
         </w:rPr>
-        <w:t xml:space="preserve"> : 게임 시간</w:t>
+        <w:t xml:space="preserve"> :</w:t>
+      </w:r>
+      <w:proofErr w:type="gramEnd"/>
+      <w:r>
+        <w:rPr>
+          <w:rFonts w:eastAsiaTheme="minorHAnsi" w:hint="eastAsia"/>
+          <w:szCs w:val="22"/>
+        </w:rPr>
+        <w:t xml:space="preserve"> 게임 시간</w:t>
       </w:r>
     </w:p>
     <w:p>
@@ -4841,14 +6672,46 @@
           <w:rFonts w:eastAsiaTheme="minorHAnsi"/>
           <w:szCs w:val="22"/>
         </w:rPr>
-        <w:t>bool CollisionCheck()</w:t>
+        <w:t xml:space="preserve">bool </w:t>
+      </w:r>
+      <w:proofErr w:type="spellStart"/>
+      <w:r>
+        <w:rPr>
+          <w:rFonts w:eastAsiaTheme="minorHAnsi"/>
+          <w:szCs w:val="22"/>
+        </w:rPr>
+        <w:t>CollisionCheck</w:t>
+      </w:r>
+      <w:proofErr w:type="spellEnd"/>
+      <w:r>
+        <w:rPr>
+          <w:rFonts w:eastAsiaTheme="minorHAnsi"/>
+          <w:szCs w:val="22"/>
+        </w:rPr>
+        <w:t>(</w:t>
+      </w:r>
+      <w:proofErr w:type="gramStart"/>
+      <w:r>
+        <w:rPr>
+          <w:rFonts w:eastAsiaTheme="minorHAnsi"/>
+          <w:szCs w:val="22"/>
+        </w:rPr>
+        <w:t>)</w:t>
       </w:r>
       <w:r>
         <w:rPr>
           <w:rFonts w:eastAsiaTheme="minorHAnsi" w:hint="eastAsia"/>
           <w:szCs w:val="22"/>
         </w:rPr>
-        <w:t xml:space="preserve"> : 충돌 처리 함수</w:t>
+        <w:t xml:space="preserve"> :</w:t>
+      </w:r>
+      <w:proofErr w:type="gramEnd"/>
+      <w:r>
+        <w:rPr>
+          <w:rFonts w:eastAsiaTheme="minorHAnsi" w:hint="eastAsia"/>
+          <w:szCs w:val="22"/>
+        </w:rPr>
+        <w:t xml:space="preserve"> 충돌 처리 함수</w:t>
       </w:r>
     </w:p>
     <w:p>
@@ -4872,14 +6735,46 @@
           <w:rFonts w:eastAsiaTheme="minorHAnsi"/>
           <w:szCs w:val="22"/>
         </w:rPr>
-        <w:t>void PlayerCollisionCheck()</w:t>
+        <w:t xml:space="preserve">void </w:t>
+      </w:r>
+      <w:proofErr w:type="spellStart"/>
+      <w:r>
+        <w:rPr>
+          <w:rFonts w:eastAsiaTheme="minorHAnsi"/>
+          <w:szCs w:val="22"/>
+        </w:rPr>
+        <w:t>PlayerCollisionCheck</w:t>
+      </w:r>
+      <w:proofErr w:type="spellEnd"/>
+      <w:r>
+        <w:rPr>
+          <w:rFonts w:eastAsiaTheme="minorHAnsi"/>
+          <w:szCs w:val="22"/>
+        </w:rPr>
+        <w:t>(</w:t>
+      </w:r>
+      <w:proofErr w:type="gramStart"/>
+      <w:r>
+        <w:rPr>
+          <w:rFonts w:eastAsiaTheme="minorHAnsi"/>
+          <w:szCs w:val="22"/>
+        </w:rPr>
+        <w:t>)</w:t>
       </w:r>
       <w:r>
         <w:rPr>
           <w:rFonts w:eastAsiaTheme="minorHAnsi" w:hint="eastAsia"/>
           <w:szCs w:val="22"/>
         </w:rPr>
-        <w:t xml:space="preserve"> : 플레이어끼리 충돌 처리 함수</w:t>
+        <w:t xml:space="preserve"> :</w:t>
+      </w:r>
+      <w:proofErr w:type="gramEnd"/>
+      <w:r>
+        <w:rPr>
+          <w:rFonts w:eastAsiaTheme="minorHAnsi" w:hint="eastAsia"/>
+          <w:szCs w:val="22"/>
+        </w:rPr>
+        <w:t xml:space="preserve"> 플레이어끼리 충돌 처리 함수</w:t>
       </w:r>
     </w:p>
     <w:p>
@@ -4903,14 +6798,46 @@
           <w:rFonts w:eastAsiaTheme="minorHAnsi"/>
           <w:szCs w:val="22"/>
         </w:rPr>
-        <w:t>void WallCollisionCheck() </w:t>
+        <w:t xml:space="preserve">void </w:t>
+      </w:r>
+      <w:proofErr w:type="spellStart"/>
+      <w:r>
+        <w:rPr>
+          <w:rFonts w:eastAsiaTheme="minorHAnsi"/>
+          <w:szCs w:val="22"/>
+        </w:rPr>
+        <w:t>WallCollisionCheck</w:t>
+      </w:r>
+      <w:proofErr w:type="spellEnd"/>
+      <w:r>
+        <w:rPr>
+          <w:rFonts w:eastAsiaTheme="minorHAnsi"/>
+          <w:szCs w:val="22"/>
+        </w:rPr>
+        <w:t>(</w:t>
+      </w:r>
+      <w:proofErr w:type="gramStart"/>
+      <w:r>
+        <w:rPr>
+          <w:rFonts w:eastAsiaTheme="minorHAnsi"/>
+          <w:szCs w:val="22"/>
+        </w:rPr>
+        <w:t>) </w:t>
       </w:r>
       <w:r>
         <w:rPr>
           <w:rFonts w:eastAsiaTheme="minorHAnsi" w:hint="eastAsia"/>
           <w:szCs w:val="22"/>
         </w:rPr>
-        <w:t>: 플레이어와 벽의 충돌 처리 함수</w:t>
+        <w:t>:</w:t>
+      </w:r>
+      <w:proofErr w:type="gramEnd"/>
+      <w:r>
+        <w:rPr>
+          <w:rFonts w:eastAsiaTheme="minorHAnsi" w:hint="eastAsia"/>
+          <w:szCs w:val="22"/>
+        </w:rPr>
+        <w:t xml:space="preserve"> 플레이어와 벽의 충돌 처리 함수</w:t>
       </w:r>
     </w:p>
     <w:p>
@@ -4954,7 +6881,32 @@
           <w:rFonts w:eastAsiaTheme="minorHAnsi"/>
           <w:szCs w:val="22"/>
         </w:rPr>
-        <w:t>DWORD WINAPI ClientThread(LPVOID socket)</w:t>
+        <w:t xml:space="preserve">DWORD WINAPI </w:t>
+      </w:r>
+      <w:proofErr w:type="spellStart"/>
+      <w:proofErr w:type="gramStart"/>
+      <w:r>
+        <w:rPr>
+          <w:rFonts w:eastAsiaTheme="minorHAnsi"/>
+          <w:szCs w:val="22"/>
+        </w:rPr>
+        <w:t>ClientThread</w:t>
+      </w:r>
+      <w:proofErr w:type="spellEnd"/>
+      <w:r>
+        <w:rPr>
+          <w:rFonts w:eastAsiaTheme="minorHAnsi"/>
+          <w:szCs w:val="22"/>
+        </w:rPr>
+        <w:t>(</w:t>
+      </w:r>
+      <w:proofErr w:type="gramEnd"/>
+      <w:r>
+        <w:rPr>
+          <w:rFonts w:eastAsiaTheme="minorHAnsi"/>
+          <w:szCs w:val="22"/>
+        </w:rPr>
+        <w:t>LPVOID socket)</w:t>
       </w:r>
       <w:r>
         <w:rPr>
@@ -4987,6 +6939,8 @@
         </w:rPr>
         <w:t xml:space="preserve">DWORD WINAPI </w:t>
       </w:r>
+      <w:proofErr w:type="spellStart"/>
+      <w:proofErr w:type="gramStart"/>
       <w:r>
         <w:rPr>
           <w:rFonts w:eastAsiaTheme="minorHAnsi" w:hint="eastAsia"/>
@@ -4994,12 +6948,21 @@
         </w:rPr>
         <w:t>MainThread</w:t>
       </w:r>
+      <w:proofErr w:type="spellEnd"/>
       <w:r>
         <w:rPr>
           <w:rFonts w:eastAsiaTheme="minorHAnsi"/>
           <w:szCs w:val="22"/>
         </w:rPr>
-        <w:t>(LPVOID socket)</w:t>
+        <w:t>(</w:t>
+      </w:r>
+      <w:proofErr w:type="gramEnd"/>
+      <w:r>
+        <w:rPr>
+          <w:rFonts w:eastAsiaTheme="minorHAnsi"/>
+          <w:szCs w:val="22"/>
+        </w:rPr>
+        <w:t>LPVOID socket)</w:t>
       </w:r>
     </w:p>
     <w:p>
@@ -5023,7 +6986,48 @@
           <w:rFonts w:eastAsiaTheme="minorHAnsi"/>
           <w:szCs w:val="22"/>
         </w:rPr>
-        <w:t>DWORD WINAPI UpdatePosition(LPVOID lpParam)</w:t>
+        <w:t xml:space="preserve">DWORD WINAPI </w:t>
+      </w:r>
+      <w:proofErr w:type="spellStart"/>
+      <w:proofErr w:type="gramStart"/>
+      <w:r>
+        <w:rPr>
+          <w:rFonts w:eastAsiaTheme="minorHAnsi"/>
+          <w:szCs w:val="22"/>
+        </w:rPr>
+        <w:t>UpdatePosition</w:t>
+      </w:r>
+      <w:proofErr w:type="spellEnd"/>
+      <w:r>
+        <w:rPr>
+          <w:rFonts w:eastAsiaTheme="minorHAnsi"/>
+          <w:szCs w:val="22"/>
+        </w:rPr>
+        <w:t>(</w:t>
+      </w:r>
+      <w:proofErr w:type="gramEnd"/>
+      <w:r>
+        <w:rPr>
+          <w:rFonts w:eastAsiaTheme="minorHAnsi"/>
+          <w:szCs w:val="22"/>
+        </w:rPr>
+        <w:t xml:space="preserve">LPVOID </w:t>
+      </w:r>
+      <w:proofErr w:type="spellStart"/>
+      <w:r>
+        <w:rPr>
+          <w:rFonts w:eastAsiaTheme="minorHAnsi"/>
+          <w:szCs w:val="22"/>
+        </w:rPr>
+        <w:t>lpParam</w:t>
+      </w:r>
+      <w:proofErr w:type="spellEnd"/>
+      <w:r>
+        <w:rPr>
+          <w:rFonts w:eastAsiaTheme="minorHAnsi"/>
+          <w:szCs w:val="22"/>
+        </w:rPr>
+        <w:t>)</w:t>
       </w:r>
     </w:p>
     <w:p>
@@ -5252,6 +7256,8 @@
           <w:szCs w:val="20"/>
         </w:rPr>
       </w:pPr>
+      <w:proofErr w:type="spellStart"/>
+      <w:proofErr w:type="gramStart"/>
       <w:r>
         <w:rPr>
           <w:rFonts w:hint="eastAsia"/>
@@ -5267,6 +7273,7 @@
         </w:rPr>
         <w:t>ecv</w:t>
       </w:r>
+      <w:proofErr w:type="spellEnd"/>
       <w:r>
         <w:rPr>
           <w:rFonts w:hint="eastAsia"/>
@@ -5275,6 +7282,7 @@
         </w:rPr>
         <w:t xml:space="preserve"> :</w:t>
       </w:r>
+      <w:proofErr w:type="gramEnd"/>
       <w:r>
         <w:rPr>
           <w:sz w:val="20"/>
@@ -5303,6 +7311,7 @@
           <w:szCs w:val="20"/>
         </w:rPr>
       </w:pPr>
+      <w:proofErr w:type="gramStart"/>
       <w:r>
         <w:rPr>
           <w:sz w:val="20"/>
@@ -5316,7 +7325,16 @@
           <w:sz w:val="20"/>
           <w:szCs w:val="20"/>
         </w:rPr>
-        <w:t xml:space="preserve"> : </w:t>
+        <w:t xml:space="preserve"> :</w:t>
+      </w:r>
+      <w:proofErr w:type="gramEnd"/>
+      <w:r>
+        <w:rPr>
+          <w:rFonts w:hint="eastAsia"/>
+          <w:sz w:val="20"/>
+          <w:szCs w:val="20"/>
+        </w:rPr>
+        <w:t xml:space="preserve"> </w:t>
       </w:r>
       <w:r>
         <w:rPr>
@@ -5411,13 +7429,41 @@
           <w:szCs w:val="20"/>
         </w:rPr>
       </w:pPr>
+      <w:proofErr w:type="spellStart"/>
       <w:r>
         <w:rPr>
           <w:rFonts w:hint="eastAsia"/>
           <w:sz w:val="20"/>
           <w:szCs w:val="20"/>
         </w:rPr>
-        <w:t>ServerMain에서 받은 작업을 패킷별로 처리한다.</w:t>
+        <w:t>ServerMain</w:t>
+      </w:r>
+      <w:proofErr w:type="spellEnd"/>
+      <w:r>
+        <w:rPr>
+          <w:rFonts w:hint="eastAsia"/>
+          <w:sz w:val="20"/>
+          <w:szCs w:val="20"/>
+        </w:rPr>
+        <w:t xml:space="preserve">에서 받은 작업을 </w:t>
+      </w:r>
+      <w:proofErr w:type="spellStart"/>
+      <w:r>
+        <w:rPr>
+          <w:rFonts w:hint="eastAsia"/>
+          <w:sz w:val="20"/>
+          <w:szCs w:val="20"/>
+        </w:rPr>
+        <w:t>패킷별로</w:t>
+      </w:r>
+      <w:proofErr w:type="spellEnd"/>
+      <w:r>
+        <w:rPr>
+          <w:rFonts w:hint="eastAsia"/>
+          <w:sz w:val="20"/>
+          <w:szCs w:val="20"/>
+        </w:rPr>
+        <w:t xml:space="preserve"> 처리한다.</w:t>
       </w:r>
     </w:p>
     <w:p>
@@ -5431,6 +7477,7 @@
           <w:szCs w:val="20"/>
         </w:rPr>
       </w:pPr>
+      <w:proofErr w:type="spellStart"/>
       <w:r>
         <w:rPr>
           <w:rFonts w:hint="eastAsia"/>
@@ -5439,6 +7486,7 @@
         </w:rPr>
         <w:t>UpdatePosition</w:t>
       </w:r>
+      <w:proofErr w:type="spellEnd"/>
     </w:p>
     <w:p>
       <w:pPr>
@@ -5726,6 +7774,7 @@
           <w:szCs w:val="20"/>
         </w:rPr>
       </w:pPr>
+      <w:proofErr w:type="spellStart"/>
       <w:r>
         <w:rPr>
           <w:rFonts w:eastAsiaTheme="minorHAnsi" w:hint="eastAsia"/>
@@ -5734,6 +7783,7 @@
         </w:rPr>
         <w:t>RecvThread</w:t>
       </w:r>
+      <w:proofErr w:type="spellEnd"/>
     </w:p>
     <w:p>
       <w:pPr>
@@ -5792,6 +7842,7 @@
         </w:rPr>
         <w:t xml:space="preserve"> 패킷을 받아 </w:t>
       </w:r>
+      <w:proofErr w:type="spellStart"/>
       <w:r>
         <w:rPr>
           <w:rStyle w:val="HTML"/>
@@ -5801,6 +7852,7 @@
         </w:rPr>
         <w:t>g_players</w:t>
       </w:r>
+      <w:proofErr w:type="spellEnd"/>
       <w:r>
         <w:rPr>
           <w:rFonts w:eastAsiaTheme="minorHAnsi"/>
@@ -5951,7 +8003,25 @@
           <w:sz w:val="20"/>
           <w:szCs w:val="20"/>
         </w:rPr>
-        <w:t xml:space="preserve">C2S_Login_Packet : </w:t>
+        <w:t>C2S_Login_</w:t>
+      </w:r>
+      <w:proofErr w:type="gramStart"/>
+      <w:r>
+        <w:rPr>
+          <w:rFonts w:hint="eastAsia"/>
+          <w:sz w:val="20"/>
+          <w:szCs w:val="20"/>
+        </w:rPr>
+        <w:t>Packet :</w:t>
+      </w:r>
+      <w:proofErr w:type="gramEnd"/>
+      <w:r>
+        <w:rPr>
+          <w:rFonts w:hint="eastAsia"/>
+          <w:sz w:val="20"/>
+          <w:szCs w:val="20"/>
+        </w:rPr>
+        <w:t xml:space="preserve"> </w:t>
       </w:r>
       <w:r>
         <w:rPr>
@@ -5979,7 +8049,25 @@
           <w:sz w:val="20"/>
           <w:szCs w:val="20"/>
         </w:rPr>
-        <w:t xml:space="preserve">C2S_Change_Ready_Packet : </w:t>
+        <w:t>C2S_Change_Ready_</w:t>
+      </w:r>
+      <w:proofErr w:type="gramStart"/>
+      <w:r>
+        <w:rPr>
+          <w:rFonts w:hint="eastAsia"/>
+          <w:sz w:val="20"/>
+          <w:szCs w:val="20"/>
+        </w:rPr>
+        <w:t>Packet :</w:t>
+      </w:r>
+      <w:proofErr w:type="gramEnd"/>
+      <w:r>
+        <w:rPr>
+          <w:rFonts w:hint="eastAsia"/>
+          <w:sz w:val="20"/>
+          <w:szCs w:val="20"/>
+        </w:rPr>
+        <w:t xml:space="preserve"> </w:t>
       </w:r>
       <w:r>
         <w:rPr>
@@ -6015,7 +8103,25 @@
           <w:sz w:val="20"/>
           <w:szCs w:val="20"/>
         </w:rPr>
-        <w:t xml:space="preserve">C2S_Change_Booster_Packet : </w:t>
+        <w:t>C2S_Change_Booster_</w:t>
+      </w:r>
+      <w:proofErr w:type="gramStart"/>
+      <w:r>
+        <w:rPr>
+          <w:rFonts w:hint="eastAsia"/>
+          <w:sz w:val="20"/>
+          <w:szCs w:val="20"/>
+        </w:rPr>
+        <w:t>Packet :</w:t>
+      </w:r>
+      <w:proofErr w:type="gramEnd"/>
+      <w:r>
+        <w:rPr>
+          <w:rFonts w:hint="eastAsia"/>
+          <w:sz w:val="20"/>
+          <w:szCs w:val="20"/>
+        </w:rPr>
+        <w:t xml:space="preserve"> </w:t>
       </w:r>
       <w:r>
         <w:rPr>
@@ -6059,7 +8165,25 @@
           <w:sz w:val="20"/>
           <w:szCs w:val="20"/>
         </w:rPr>
-        <w:t xml:space="preserve">_Packet : </w:t>
+        <w:t>_</w:t>
+      </w:r>
+      <w:proofErr w:type="gramStart"/>
+      <w:r>
+        <w:rPr>
+          <w:rFonts w:hint="eastAsia"/>
+          <w:sz w:val="20"/>
+          <w:szCs w:val="20"/>
+        </w:rPr>
+        <w:t>Packet :</w:t>
+      </w:r>
+      <w:proofErr w:type="gramEnd"/>
+      <w:r>
+        <w:rPr>
+          <w:rFonts w:hint="eastAsia"/>
+          <w:sz w:val="20"/>
+          <w:szCs w:val="20"/>
+        </w:rPr>
+        <w:t xml:space="preserve"> </w:t>
       </w:r>
       <w:r>
         <w:rPr>
@@ -6087,7 +8211,25 @@
           <w:sz w:val="20"/>
           <w:szCs w:val="20"/>
         </w:rPr>
-        <w:t xml:space="preserve">C2S_Enter_Room_Packet : </w:t>
+        <w:t>C2S_Enter_Room_</w:t>
+      </w:r>
+      <w:proofErr w:type="gramStart"/>
+      <w:r>
+        <w:rPr>
+          <w:rFonts w:hint="eastAsia"/>
+          <w:sz w:val="20"/>
+          <w:szCs w:val="20"/>
+        </w:rPr>
+        <w:t>Packet :</w:t>
+      </w:r>
+      <w:proofErr w:type="gramEnd"/>
+      <w:r>
+        <w:rPr>
+          <w:rFonts w:hint="eastAsia"/>
+          <w:sz w:val="20"/>
+          <w:szCs w:val="20"/>
+        </w:rPr>
+        <w:t xml:space="preserve"> </w:t>
       </w:r>
       <w:r>
         <w:rPr>
@@ -6139,7 +8281,25 @@
           <w:sz w:val="20"/>
           <w:szCs w:val="20"/>
         </w:rPr>
-        <w:t xml:space="preserve">_Packet : </w:t>
+        <w:t>_</w:t>
+      </w:r>
+      <w:proofErr w:type="gramStart"/>
+      <w:r>
+        <w:rPr>
+          <w:rFonts w:hint="eastAsia"/>
+          <w:sz w:val="20"/>
+          <w:szCs w:val="20"/>
+        </w:rPr>
+        <w:t>Packet :</w:t>
+      </w:r>
+      <w:proofErr w:type="gramEnd"/>
+      <w:r>
+        <w:rPr>
+          <w:rFonts w:hint="eastAsia"/>
+          <w:sz w:val="20"/>
+          <w:szCs w:val="20"/>
+        </w:rPr>
+        <w:t xml:space="preserve"> </w:t>
       </w:r>
       <w:r>
         <w:rPr>
@@ -6336,7 +8496,25 @@
           <w:sz w:val="20"/>
           <w:szCs w:val="20"/>
         </w:rPr>
-        <w:t xml:space="preserve">S2C_PlayerInfo_Packet : </w:t>
+        <w:t>S2C_PlayerInfo_</w:t>
+      </w:r>
+      <w:proofErr w:type="gramStart"/>
+      <w:r>
+        <w:rPr>
+          <w:rFonts w:hint="eastAsia"/>
+          <w:sz w:val="20"/>
+          <w:szCs w:val="20"/>
+        </w:rPr>
+        <w:t>Packet :</w:t>
+      </w:r>
+      <w:proofErr w:type="gramEnd"/>
+      <w:r>
+        <w:rPr>
+          <w:rFonts w:hint="eastAsia"/>
+          <w:sz w:val="20"/>
+          <w:szCs w:val="20"/>
+        </w:rPr>
+        <w:t xml:space="preserve"> </w:t>
       </w:r>
       <w:r>
         <w:rPr>
@@ -6380,7 +8558,25 @@
           <w:sz w:val="20"/>
           <w:szCs w:val="20"/>
         </w:rPr>
-        <w:t xml:space="preserve">_Packet : </w:t>
+        <w:t>_</w:t>
+      </w:r>
+      <w:proofErr w:type="gramStart"/>
+      <w:r>
+        <w:rPr>
+          <w:rFonts w:hint="eastAsia"/>
+          <w:sz w:val="20"/>
+          <w:szCs w:val="20"/>
+        </w:rPr>
+        <w:t>Packet :</w:t>
+      </w:r>
+      <w:proofErr w:type="gramEnd"/>
+      <w:r>
+        <w:rPr>
+          <w:rFonts w:hint="eastAsia"/>
+          <w:sz w:val="20"/>
+          <w:szCs w:val="20"/>
+        </w:rPr>
+        <w:t xml:space="preserve"> </w:t>
       </w:r>
       <w:r>
         <w:rPr>
@@ -6408,7 +8604,25 @@
           <w:sz w:val="20"/>
           <w:szCs w:val="20"/>
         </w:rPr>
-        <w:t xml:space="preserve">S2C_Ready_Packet : </w:t>
+        <w:t>S2C_Ready_</w:t>
+      </w:r>
+      <w:proofErr w:type="gramStart"/>
+      <w:r>
+        <w:rPr>
+          <w:rFonts w:hint="eastAsia"/>
+          <w:sz w:val="20"/>
+          <w:szCs w:val="20"/>
+        </w:rPr>
+        <w:t>Packet :</w:t>
+      </w:r>
+      <w:proofErr w:type="gramEnd"/>
+      <w:r>
+        <w:rPr>
+          <w:rFonts w:hint="eastAsia"/>
+          <w:sz w:val="20"/>
+          <w:szCs w:val="20"/>
+        </w:rPr>
+        <w:t xml:space="preserve"> </w:t>
       </w:r>
       <w:r>
         <w:rPr>
@@ -6436,7 +8650,25 @@
           <w:sz w:val="20"/>
           <w:szCs w:val="20"/>
         </w:rPr>
-        <w:t xml:space="preserve">S2C_Booster_Packet : </w:t>
+        <w:t>S2C_Booster_</w:t>
+      </w:r>
+      <w:proofErr w:type="gramStart"/>
+      <w:r>
+        <w:rPr>
+          <w:rFonts w:hint="eastAsia"/>
+          <w:sz w:val="20"/>
+          <w:szCs w:val="20"/>
+        </w:rPr>
+        <w:t>Packet :</w:t>
+      </w:r>
+      <w:proofErr w:type="gramEnd"/>
+      <w:r>
+        <w:rPr>
+          <w:rFonts w:hint="eastAsia"/>
+          <w:sz w:val="20"/>
+          <w:szCs w:val="20"/>
+        </w:rPr>
+        <w:t xml:space="preserve"> </w:t>
       </w:r>
       <w:r>
         <w:rPr>
@@ -6464,7 +8696,25 @@
           <w:sz w:val="20"/>
           <w:szCs w:val="20"/>
         </w:rPr>
-        <w:t xml:space="preserve">S2C_Rank_Packet : </w:t>
+        <w:t>S2C_Rank_</w:t>
+      </w:r>
+      <w:proofErr w:type="gramStart"/>
+      <w:r>
+        <w:rPr>
+          <w:rFonts w:hint="eastAsia"/>
+          <w:sz w:val="20"/>
+          <w:szCs w:val="20"/>
+        </w:rPr>
+        <w:t>Packet :</w:t>
+      </w:r>
+      <w:proofErr w:type="gramEnd"/>
+      <w:r>
+        <w:rPr>
+          <w:rFonts w:hint="eastAsia"/>
+          <w:sz w:val="20"/>
+          <w:szCs w:val="20"/>
+        </w:rPr>
+        <w:t xml:space="preserve"> </w:t>
       </w:r>
       <w:r>
         <w:rPr>
@@ -6500,7 +8750,25 @@
           <w:sz w:val="20"/>
           <w:szCs w:val="20"/>
         </w:rPr>
-        <w:t xml:space="preserve">S2C_EnterRoom_Packet : </w:t>
+        <w:t>S2C_EnterRoom_</w:t>
+      </w:r>
+      <w:proofErr w:type="gramStart"/>
+      <w:r>
+        <w:rPr>
+          <w:rFonts w:hint="eastAsia"/>
+          <w:sz w:val="20"/>
+          <w:szCs w:val="20"/>
+        </w:rPr>
+        <w:t>Packet :</w:t>
+      </w:r>
+      <w:proofErr w:type="gramEnd"/>
+      <w:r>
+        <w:rPr>
+          <w:rFonts w:hint="eastAsia"/>
+          <w:sz w:val="20"/>
+          <w:szCs w:val="20"/>
+        </w:rPr>
+        <w:t xml:space="preserve"> </w:t>
       </w:r>
       <w:r>
         <w:rPr>
@@ -6528,7 +8796,25 @@
           <w:sz w:val="20"/>
           <w:szCs w:val="20"/>
         </w:rPr>
-        <w:t xml:space="preserve">S2C_GameStart _Packet : </w:t>
+        <w:t>S2C_GameStart _</w:t>
+      </w:r>
+      <w:proofErr w:type="gramStart"/>
+      <w:r>
+        <w:rPr>
+          <w:rFonts w:hint="eastAsia"/>
+          <w:sz w:val="20"/>
+          <w:szCs w:val="20"/>
+        </w:rPr>
+        <w:t>Packet :</w:t>
+      </w:r>
+      <w:proofErr w:type="gramEnd"/>
+      <w:r>
+        <w:rPr>
+          <w:rFonts w:hint="eastAsia"/>
+          <w:sz w:val="20"/>
+          <w:szCs w:val="20"/>
+        </w:rPr>
+        <w:t xml:space="preserve"> </w:t>
       </w:r>
       <w:r>
         <w:rPr>
@@ -6556,7 +8842,25 @@
           <w:sz w:val="20"/>
           <w:szCs w:val="20"/>
         </w:rPr>
-        <w:t xml:space="preserve">S2C_Move_Packet : </w:t>
+        <w:t>S2C_Move_</w:t>
+      </w:r>
+      <w:proofErr w:type="gramStart"/>
+      <w:r>
+        <w:rPr>
+          <w:rFonts w:hint="eastAsia"/>
+          <w:sz w:val="20"/>
+          <w:szCs w:val="20"/>
+        </w:rPr>
+        <w:t>Packet :</w:t>
+      </w:r>
+      <w:proofErr w:type="gramEnd"/>
+      <w:r>
+        <w:rPr>
+          <w:rFonts w:hint="eastAsia"/>
+          <w:sz w:val="20"/>
+          <w:szCs w:val="20"/>
+        </w:rPr>
+        <w:t xml:space="preserve"> </w:t>
       </w:r>
       <w:r>
         <w:rPr>
@@ -6584,7 +8888,25 @@
           <w:sz w:val="20"/>
           <w:szCs w:val="20"/>
         </w:rPr>
-        <w:t xml:space="preserve">S2C_Ready_Packet : </w:t>
+        <w:t>S2C_Ready_</w:t>
+      </w:r>
+      <w:proofErr w:type="gramStart"/>
+      <w:r>
+        <w:rPr>
+          <w:rFonts w:hint="eastAsia"/>
+          <w:sz w:val="20"/>
+          <w:szCs w:val="20"/>
+        </w:rPr>
+        <w:t>Packet :</w:t>
+      </w:r>
+      <w:proofErr w:type="gramEnd"/>
+      <w:r>
+        <w:rPr>
+          <w:rFonts w:hint="eastAsia"/>
+          <w:sz w:val="20"/>
+          <w:szCs w:val="20"/>
+        </w:rPr>
+        <w:t xml:space="preserve"> </w:t>
       </w:r>
       <w:r>
         <w:rPr>
@@ -6615,7 +8937,25 @@
           <w:sz w:val="20"/>
           <w:szCs w:val="20"/>
         </w:rPr>
-        <w:t xml:space="preserve">S2C_Finish_Packet : </w:t>
+        <w:t>S2C_Finish_</w:t>
+      </w:r>
+      <w:proofErr w:type="gramStart"/>
+      <w:r>
+        <w:rPr>
+          <w:rFonts w:hint="eastAsia"/>
+          <w:sz w:val="20"/>
+          <w:szCs w:val="20"/>
+        </w:rPr>
+        <w:t>Packet :</w:t>
+      </w:r>
+      <w:proofErr w:type="gramEnd"/>
+      <w:r>
+        <w:rPr>
+          <w:rFonts w:hint="eastAsia"/>
+          <w:sz w:val="20"/>
+          <w:szCs w:val="20"/>
+        </w:rPr>
+        <w:t xml:space="preserve"> </w:t>
       </w:r>
       <w:r>
         <w:rPr>
@@ -6853,6 +9193,7 @@
                 <w:szCs w:val="20"/>
               </w:rPr>
             </w:pPr>
+            <w:proofErr w:type="spellStart"/>
             <w:r>
               <w:rPr>
                 <w:sz w:val="20"/>
@@ -6866,7 +9207,16 @@
                 <w:sz w:val="20"/>
                 <w:szCs w:val="20"/>
               </w:rPr>
-              <w:t>rotocol.h 파일 생성</w:t>
+              <w:t>rotocol.h</w:t>
+            </w:r>
+            <w:proofErr w:type="spellEnd"/>
+            <w:r>
+              <w:rPr>
+                <w:rFonts w:hint="eastAsia"/>
+                <w:sz w:val="20"/>
+                <w:szCs w:val="20"/>
+              </w:rPr>
+              <w:t xml:space="preserve"> 파일 생성</w:t>
             </w:r>
           </w:p>
         </w:tc>
@@ -7045,33 +9395,53 @@
                 <w:sz w:val="20"/>
                 <w:szCs w:val="20"/>
               </w:rPr>
-              <w:t>메인 함수 및 메인쓰레드 생성</w:t>
-            </w:r>
-          </w:p>
-        </w:tc>
-        <w:tc>
-          <w:tcPr>
-            <w:tcW w:w="4408" w:type="dxa"/>
-          </w:tcPr>
-          <w:p>
-            <w:pPr>
-              <w:widowControl/>
-              <w:wordWrap/>
-              <w:autoSpaceDE/>
-              <w:autoSpaceDN/>
-              <w:rPr>
+              <w:t xml:space="preserve">메인 함수 및 </w:t>
+            </w:r>
+            <w:proofErr w:type="spellStart"/>
+            <w:r>
+              <w:rPr>
+                <w:rFonts w:hint="eastAsia"/>
                 <w:sz w:val="20"/>
                 <w:szCs w:val="20"/>
               </w:rPr>
-            </w:pPr>
+              <w:t>메인쓰레드</w:t>
+            </w:r>
+            <w:proofErr w:type="spellEnd"/>
             <w:r>
               <w:rPr>
                 <w:rFonts w:hint="eastAsia"/>
                 <w:sz w:val="20"/>
                 <w:szCs w:val="20"/>
               </w:rPr>
+              <w:t xml:space="preserve"> 생성</w:t>
+            </w:r>
+          </w:p>
+        </w:tc>
+        <w:tc>
+          <w:tcPr>
+            <w:tcW w:w="4408" w:type="dxa"/>
+          </w:tcPr>
+          <w:p>
+            <w:pPr>
+              <w:widowControl/>
+              <w:wordWrap/>
+              <w:autoSpaceDE/>
+              <w:autoSpaceDN/>
+              <w:rPr>
+                <w:sz w:val="20"/>
+                <w:szCs w:val="20"/>
+              </w:rPr>
+            </w:pPr>
+            <w:proofErr w:type="spellStart"/>
+            <w:r>
+              <w:rPr>
+                <w:rFonts w:hint="eastAsia"/>
+                <w:sz w:val="20"/>
+                <w:szCs w:val="20"/>
+              </w:rPr>
               <w:t>ServerMain</w:t>
             </w:r>
+            <w:proofErr w:type="spellEnd"/>
           </w:p>
         </w:tc>
         <w:tc>
@@ -7156,6 +9526,7 @@
                 <w:szCs w:val="20"/>
               </w:rPr>
             </w:pPr>
+            <w:proofErr w:type="gramStart"/>
             <w:r>
               <w:rPr>
                 <w:rFonts w:hint="eastAsia"/>
@@ -7164,12 +9535,38 @@
               </w:rPr>
               <w:t>Player::</w:t>
             </w:r>
+            <w:proofErr w:type="spellStart"/>
+            <w:proofErr w:type="gramEnd"/>
             <w:r>
               <w:rPr>
                 <w:sz w:val="20"/>
                 <w:szCs w:val="20"/>
               </w:rPr>
-              <w:t>recv_packet();</w:t>
+              <w:t>recv_</w:t>
+            </w:r>
+            <w:proofErr w:type="gramStart"/>
+            <w:r>
+              <w:rPr>
+                <w:sz w:val="20"/>
+                <w:szCs w:val="20"/>
+              </w:rPr>
+              <w:t>packet</w:t>
+            </w:r>
+            <w:proofErr w:type="spellEnd"/>
+            <w:r>
+              <w:rPr>
+                <w:sz w:val="20"/>
+                <w:szCs w:val="20"/>
+              </w:rPr>
+              <w:t>(</w:t>
+            </w:r>
+            <w:proofErr w:type="gramEnd"/>
+            <w:r>
+              <w:rPr>
+                <w:sz w:val="20"/>
+                <w:szCs w:val="20"/>
+              </w:rPr>
+              <w:t>);</w:t>
             </w:r>
           </w:p>
         </w:tc>
@@ -7255,20 +9652,55 @@
                 <w:szCs w:val="20"/>
               </w:rPr>
             </w:pPr>
+            <w:proofErr w:type="gramStart"/>
             <w:r>
               <w:rPr>
                 <w:rFonts w:hint="eastAsia"/>
                 <w:sz w:val="20"/>
                 <w:szCs w:val="20"/>
               </w:rPr>
-              <w:t>Player::send</w:t>
-            </w:r>
-            <w:r>
-              <w:rPr>
+              <w:t>Player::</w:t>
+            </w:r>
+            <w:proofErr w:type="spellStart"/>
+            <w:proofErr w:type="gramEnd"/>
+            <w:r>
+              <w:rPr>
+                <w:rFonts w:hint="eastAsia"/>
                 <w:sz w:val="20"/>
                 <w:szCs w:val="20"/>
               </w:rPr>
-              <w:t>_packet();</w:t>
+              <w:t>send</w:t>
+            </w:r>
+            <w:r>
+              <w:rPr>
+                <w:sz w:val="20"/>
+                <w:szCs w:val="20"/>
+              </w:rPr>
+              <w:t>_</w:t>
+            </w:r>
+            <w:proofErr w:type="gramStart"/>
+            <w:r>
+              <w:rPr>
+                <w:sz w:val="20"/>
+                <w:szCs w:val="20"/>
+              </w:rPr>
+              <w:t>packet</w:t>
+            </w:r>
+            <w:proofErr w:type="spellEnd"/>
+            <w:r>
+              <w:rPr>
+                <w:sz w:val="20"/>
+                <w:szCs w:val="20"/>
+              </w:rPr>
+              <w:t>(</w:t>
+            </w:r>
+            <w:proofErr w:type="gramEnd"/>
+            <w:r>
+              <w:rPr>
+                <w:sz w:val="20"/>
+                <w:szCs w:val="20"/>
+              </w:rPr>
+              <w:t>);</w:t>
             </w:r>
           </w:p>
         </w:tc>
@@ -7364,28 +9796,92 @@
                 <w:sz w:val="20"/>
                 <w:szCs w:val="20"/>
               </w:rPr>
-              <w:t>void send_playerInfo_packet();</w:t>
-            </w:r>
-          </w:p>
-          <w:p>
-            <w:pPr>
-              <w:widowControl/>
-              <w:wordWrap/>
-              <w:autoSpaceDE/>
-              <w:autoSpaceDN/>
+              <w:t xml:space="preserve">void </w:t>
+            </w:r>
+            <w:proofErr w:type="spellStart"/>
+            <w:r>
               <w:rPr>
                 <w:rFonts w:eastAsiaTheme="minorHAnsi"/>
                 <w:sz w:val="20"/>
                 <w:szCs w:val="20"/>
               </w:rPr>
-            </w:pPr>
+              <w:t>send_playerInfo_</w:t>
+            </w:r>
+            <w:proofErr w:type="gramStart"/>
             <w:r>
               <w:rPr>
                 <w:rFonts w:eastAsiaTheme="minorHAnsi"/>
                 <w:sz w:val="20"/>
                 <w:szCs w:val="20"/>
               </w:rPr>
-              <w:t>void send_login_fail_packet();</w:t>
+              <w:t>packet</w:t>
+            </w:r>
+            <w:proofErr w:type="spellEnd"/>
+            <w:r>
+              <w:rPr>
+                <w:rFonts w:eastAsiaTheme="minorHAnsi"/>
+                <w:sz w:val="20"/>
+                <w:szCs w:val="20"/>
+              </w:rPr>
+              <w:t>();</w:t>
+            </w:r>
+            <w:proofErr w:type="gramEnd"/>
+          </w:p>
+          <w:p>
+            <w:pPr>
+              <w:widowControl/>
+              <w:wordWrap/>
+              <w:autoSpaceDE/>
+              <w:autoSpaceDN/>
+              <w:rPr>
+                <w:rFonts w:eastAsiaTheme="minorHAnsi"/>
+                <w:sz w:val="20"/>
+                <w:szCs w:val="20"/>
+              </w:rPr>
+            </w:pPr>
+            <w:r>
+              <w:rPr>
+                <w:rFonts w:eastAsiaTheme="minorHAnsi"/>
+                <w:sz w:val="20"/>
+                <w:szCs w:val="20"/>
+              </w:rPr>
+              <w:t xml:space="preserve">void </w:t>
+            </w:r>
+            <w:proofErr w:type="spellStart"/>
+            <w:r>
+              <w:rPr>
+                <w:rFonts w:eastAsiaTheme="minorHAnsi"/>
+                <w:sz w:val="20"/>
+                <w:szCs w:val="20"/>
+              </w:rPr>
+              <w:t>send_login_fail_</w:t>
+            </w:r>
+            <w:proofErr w:type="gramStart"/>
+            <w:r>
+              <w:rPr>
+                <w:rFonts w:eastAsiaTheme="minorHAnsi"/>
+                <w:sz w:val="20"/>
+                <w:szCs w:val="20"/>
+              </w:rPr>
+              <w:t>packet</w:t>
+            </w:r>
+            <w:proofErr w:type="spellEnd"/>
+            <w:r>
+              <w:rPr>
+                <w:rFonts w:eastAsiaTheme="minorHAnsi"/>
+                <w:sz w:val="20"/>
+                <w:szCs w:val="20"/>
+              </w:rPr>
+              <w:t>(</w:t>
+            </w:r>
+            <w:proofErr w:type="gramEnd"/>
+            <w:r>
+              <w:rPr>
+                <w:rFonts w:eastAsiaTheme="minorHAnsi"/>
+                <w:sz w:val="20"/>
+                <w:szCs w:val="20"/>
+              </w:rPr>
+              <w:t>);</w:t>
             </w:r>
           </w:p>
         </w:tc>
@@ -7481,28 +9977,130 @@
                 <w:sz w:val="20"/>
                 <w:szCs w:val="20"/>
               </w:rPr>
-              <w:t>void send_enter_room_packet(int target_id);</w:t>
-            </w:r>
-          </w:p>
-          <w:p>
-            <w:pPr>
-              <w:widowControl/>
-              <w:wordWrap/>
-              <w:autoSpaceDE/>
-              <w:autoSpaceDN/>
+              <w:t xml:space="preserve">void </w:t>
+            </w:r>
+            <w:proofErr w:type="spellStart"/>
+            <w:r>
               <w:rPr>
                 <w:rFonts w:eastAsiaTheme="minorHAnsi"/>
                 <w:sz w:val="20"/>
                 <w:szCs w:val="20"/>
               </w:rPr>
-            </w:pPr>
+              <w:t>send_enter_room_</w:t>
+            </w:r>
+            <w:proofErr w:type="gramStart"/>
             <w:r>
               <w:rPr>
                 <w:rFonts w:eastAsiaTheme="minorHAnsi"/>
                 <w:sz w:val="20"/>
                 <w:szCs w:val="20"/>
               </w:rPr>
-              <w:t>void send_ready_packet(target_id);</w:t>
+              <w:t>packet</w:t>
+            </w:r>
+            <w:proofErr w:type="spellEnd"/>
+            <w:r>
+              <w:rPr>
+                <w:rFonts w:eastAsiaTheme="minorHAnsi"/>
+                <w:sz w:val="20"/>
+                <w:szCs w:val="20"/>
+              </w:rPr>
+              <w:t>(</w:t>
+            </w:r>
+            <w:proofErr w:type="gramEnd"/>
+            <w:r>
+              <w:rPr>
+                <w:rFonts w:eastAsiaTheme="minorHAnsi"/>
+                <w:sz w:val="20"/>
+                <w:szCs w:val="20"/>
+              </w:rPr>
+              <w:t xml:space="preserve">int </w:t>
+            </w:r>
+            <w:proofErr w:type="spellStart"/>
+            <w:r>
+              <w:rPr>
+                <w:rFonts w:eastAsiaTheme="minorHAnsi"/>
+                <w:sz w:val="20"/>
+                <w:szCs w:val="20"/>
+              </w:rPr>
+              <w:t>target_id</w:t>
+            </w:r>
+            <w:proofErr w:type="spellEnd"/>
+            <w:proofErr w:type="gramStart"/>
+            <w:r>
+              <w:rPr>
+                <w:rFonts w:eastAsiaTheme="minorHAnsi"/>
+                <w:sz w:val="20"/>
+                <w:szCs w:val="20"/>
+              </w:rPr>
+              <w:t>);</w:t>
+            </w:r>
+            <w:proofErr w:type="gramEnd"/>
+          </w:p>
+          <w:p>
+            <w:pPr>
+              <w:widowControl/>
+              <w:wordWrap/>
+              <w:autoSpaceDE/>
+              <w:autoSpaceDN/>
+              <w:rPr>
+                <w:rFonts w:eastAsiaTheme="minorHAnsi"/>
+                <w:sz w:val="20"/>
+                <w:szCs w:val="20"/>
+              </w:rPr>
+            </w:pPr>
+            <w:r>
+              <w:rPr>
+                <w:rFonts w:eastAsiaTheme="minorHAnsi"/>
+                <w:sz w:val="20"/>
+                <w:szCs w:val="20"/>
+              </w:rPr>
+              <w:t xml:space="preserve">void </w:t>
+            </w:r>
+            <w:proofErr w:type="spellStart"/>
+            <w:r>
+              <w:rPr>
+                <w:rFonts w:eastAsiaTheme="minorHAnsi"/>
+                <w:sz w:val="20"/>
+                <w:szCs w:val="20"/>
+              </w:rPr>
+              <w:t>send_ready_packet</w:t>
+            </w:r>
+            <w:proofErr w:type="spellEnd"/>
+            <w:r>
+              <w:rPr>
+                <w:rFonts w:eastAsiaTheme="minorHAnsi"/>
+                <w:sz w:val="20"/>
+                <w:szCs w:val="20"/>
+              </w:rPr>
+              <w:t>(</w:t>
+            </w:r>
+            <w:proofErr w:type="spellStart"/>
+            <w:proofErr w:type="gramStart"/>
+            <w:r>
+              <w:rPr>
+                <w:rFonts w:eastAsiaTheme="minorHAnsi"/>
+                <w:sz w:val="20"/>
+                <w:szCs w:val="20"/>
+              </w:rPr>
+              <w:t>target</w:t>
+            </w:r>
+            <w:proofErr w:type="gramEnd"/>
+            <w:r>
+              <w:rPr>
+                <w:rFonts w:eastAsiaTheme="minorHAnsi"/>
+                <w:sz w:val="20"/>
+                <w:szCs w:val="20"/>
+              </w:rPr>
+              <w:t>_id</w:t>
+            </w:r>
+            <w:proofErr w:type="spellEnd"/>
+            <w:r>
+              <w:rPr>
+                <w:rFonts w:eastAsiaTheme="minorHAnsi"/>
+                <w:sz w:val="20"/>
+                <w:szCs w:val="20"/>
+              </w:rPr>
+              <w:t>);</w:t>
             </w:r>
           </w:p>
         </w:tc>
@@ -7595,7 +10193,43 @@
                 <w:sz w:val="20"/>
                 <w:szCs w:val="20"/>
               </w:rPr>
-              <w:t>void send_booster_packet(target_id);</w:t>
+              <w:t xml:space="preserve">void </w:t>
+            </w:r>
+            <w:proofErr w:type="spellStart"/>
+            <w:r>
+              <w:rPr>
+                <w:rFonts w:eastAsiaTheme="minorHAnsi"/>
+                <w:sz w:val="20"/>
+                <w:szCs w:val="20"/>
+              </w:rPr>
+              <w:t>send_booster_packet</w:t>
+            </w:r>
+            <w:proofErr w:type="spellEnd"/>
+            <w:r>
+              <w:rPr>
+                <w:rFonts w:eastAsiaTheme="minorHAnsi"/>
+                <w:sz w:val="20"/>
+                <w:szCs w:val="20"/>
+              </w:rPr>
+              <w:t>(</w:t>
+            </w:r>
+            <w:proofErr w:type="spellStart"/>
+            <w:r>
+              <w:rPr>
+                <w:rFonts w:eastAsiaTheme="minorHAnsi"/>
+                <w:sz w:val="20"/>
+                <w:szCs w:val="20"/>
+              </w:rPr>
+              <w:t>target_id</w:t>
+            </w:r>
+            <w:proofErr w:type="spellEnd"/>
+            <w:r>
+              <w:rPr>
+                <w:rFonts w:eastAsiaTheme="minorHAnsi"/>
+                <w:sz w:val="20"/>
+                <w:szCs w:val="20"/>
+              </w:rPr>
+              <w:t>);</w:t>
             </w:r>
           </w:p>
         </w:tc>
@@ -7687,7 +10321,61 @@
                 <w:sz w:val="20"/>
                 <w:szCs w:val="20"/>
               </w:rPr>
-              <w:t>void send_rank_packet(int target_id);</w:t>
+              <w:t xml:space="preserve">void </w:t>
+            </w:r>
+            <w:proofErr w:type="spellStart"/>
+            <w:r>
+              <w:rPr>
+                <w:rFonts w:eastAsiaTheme="minorHAnsi"/>
+                <w:sz w:val="20"/>
+                <w:szCs w:val="20"/>
+              </w:rPr>
+              <w:t>send_rank_</w:t>
+            </w:r>
+            <w:proofErr w:type="gramStart"/>
+            <w:r>
+              <w:rPr>
+                <w:rFonts w:eastAsiaTheme="minorHAnsi"/>
+                <w:sz w:val="20"/>
+                <w:szCs w:val="20"/>
+              </w:rPr>
+              <w:t>packet</w:t>
+            </w:r>
+            <w:proofErr w:type="spellEnd"/>
+            <w:r>
+              <w:rPr>
+                <w:rFonts w:eastAsiaTheme="minorHAnsi"/>
+                <w:sz w:val="20"/>
+                <w:szCs w:val="20"/>
+              </w:rPr>
+              <w:t>(</w:t>
+            </w:r>
+            <w:proofErr w:type="gramEnd"/>
+            <w:r>
+              <w:rPr>
+                <w:rFonts w:eastAsiaTheme="minorHAnsi"/>
+                <w:sz w:val="20"/>
+                <w:szCs w:val="20"/>
+              </w:rPr>
+              <w:t xml:space="preserve">int </w:t>
+            </w:r>
+            <w:proofErr w:type="spellStart"/>
+            <w:r>
+              <w:rPr>
+                <w:rFonts w:eastAsiaTheme="minorHAnsi"/>
+                <w:sz w:val="20"/>
+                <w:szCs w:val="20"/>
+              </w:rPr>
+              <w:t>target_id</w:t>
+            </w:r>
+            <w:proofErr w:type="spellEnd"/>
+            <w:r>
+              <w:rPr>
+                <w:rFonts w:eastAsiaTheme="minorHAnsi"/>
+                <w:sz w:val="20"/>
+                <w:szCs w:val="20"/>
+              </w:rPr>
+              <w:t>);</w:t>
             </w:r>
           </w:p>
         </w:tc>
@@ -7754,7 +10442,25 @@
                 <w:sz w:val="20"/>
                 <w:szCs w:val="20"/>
               </w:rPr>
-              <w:t>게임 시작.게임 종료</w:t>
+              <w:t xml:space="preserve">게임 </w:t>
+            </w:r>
+            <w:proofErr w:type="gramStart"/>
+            <w:r>
+              <w:rPr>
+                <w:rFonts w:hint="eastAsia"/>
+                <w:sz w:val="20"/>
+                <w:szCs w:val="20"/>
+              </w:rPr>
+              <w:t>시작.게임</w:t>
+            </w:r>
+            <w:proofErr w:type="gramEnd"/>
+            <w:r>
+              <w:rPr>
+                <w:rFonts w:hint="eastAsia"/>
+                <w:sz w:val="20"/>
+                <w:szCs w:val="20"/>
+              </w:rPr>
+              <w:t xml:space="preserve"> 종료</w:t>
             </w:r>
           </w:p>
         </w:tc>
@@ -7788,7 +10494,61 @@
                 <w:sz w:val="20"/>
                 <w:szCs w:val="20"/>
               </w:rPr>
-              <w:t>oid send_Game_Start_Packet(int target_id)</w:t>
+              <w:t xml:space="preserve">oid </w:t>
+            </w:r>
+            <w:proofErr w:type="spellStart"/>
+            <w:r>
+              <w:rPr>
+                <w:rFonts w:eastAsiaTheme="minorHAnsi" w:hint="eastAsia"/>
+                <w:sz w:val="20"/>
+                <w:szCs w:val="20"/>
+              </w:rPr>
+              <w:t>send_Game_Start_</w:t>
+            </w:r>
+            <w:proofErr w:type="gramStart"/>
+            <w:r>
+              <w:rPr>
+                <w:rFonts w:eastAsiaTheme="minorHAnsi" w:hint="eastAsia"/>
+                <w:sz w:val="20"/>
+                <w:szCs w:val="20"/>
+              </w:rPr>
+              <w:t>Packet</w:t>
+            </w:r>
+            <w:proofErr w:type="spellEnd"/>
+            <w:r>
+              <w:rPr>
+                <w:rFonts w:eastAsiaTheme="minorHAnsi" w:hint="eastAsia"/>
+                <w:sz w:val="20"/>
+                <w:szCs w:val="20"/>
+              </w:rPr>
+              <w:t>(</w:t>
+            </w:r>
+            <w:proofErr w:type="gramEnd"/>
+            <w:r>
+              <w:rPr>
+                <w:rFonts w:eastAsiaTheme="minorHAnsi" w:hint="eastAsia"/>
+                <w:sz w:val="20"/>
+                <w:szCs w:val="20"/>
+              </w:rPr>
+              <w:t xml:space="preserve">int </w:t>
+            </w:r>
+            <w:proofErr w:type="spellStart"/>
+            <w:r>
+              <w:rPr>
+                <w:rFonts w:eastAsiaTheme="minorHAnsi" w:hint="eastAsia"/>
+                <w:sz w:val="20"/>
+                <w:szCs w:val="20"/>
+              </w:rPr>
+              <w:t>target_id</w:t>
+            </w:r>
+            <w:proofErr w:type="spellEnd"/>
+            <w:r>
+              <w:rPr>
+                <w:rFonts w:eastAsiaTheme="minorHAnsi" w:hint="eastAsia"/>
+                <w:sz w:val="20"/>
+                <w:szCs w:val="20"/>
+              </w:rPr>
+              <w:t>)</w:t>
             </w:r>
           </w:p>
           <w:p>
@@ -7808,7 +10568,16 @@
                 <w:sz w:val="20"/>
                 <w:szCs w:val="20"/>
               </w:rPr>
-              <w:t>void send_</w:t>
+              <w:t xml:space="preserve">void </w:t>
+            </w:r>
+            <w:proofErr w:type="spellStart"/>
+            <w:r>
+              <w:rPr>
+                <w:rFonts w:eastAsiaTheme="minorHAnsi"/>
+                <w:sz w:val="20"/>
+                <w:szCs w:val="20"/>
+              </w:rPr>
+              <w:t>send_</w:t>
             </w:r>
             <w:r>
               <w:rPr>
@@ -7824,7 +10593,52 @@
                 <w:sz w:val="20"/>
                 <w:szCs w:val="20"/>
               </w:rPr>
-              <w:t>_packet(int target_id);</w:t>
+              <w:t>_</w:t>
+            </w:r>
+            <w:proofErr w:type="gramStart"/>
+            <w:r>
+              <w:rPr>
+                <w:rFonts w:eastAsiaTheme="minorHAnsi"/>
+                <w:sz w:val="20"/>
+                <w:szCs w:val="20"/>
+              </w:rPr>
+              <w:t>packet</w:t>
+            </w:r>
+            <w:proofErr w:type="spellEnd"/>
+            <w:r>
+              <w:rPr>
+                <w:rFonts w:eastAsiaTheme="minorHAnsi"/>
+                <w:sz w:val="20"/>
+                <w:szCs w:val="20"/>
+              </w:rPr>
+              <w:t>(</w:t>
+            </w:r>
+            <w:proofErr w:type="gramEnd"/>
+            <w:r>
+              <w:rPr>
+                <w:rFonts w:eastAsiaTheme="minorHAnsi"/>
+                <w:sz w:val="20"/>
+                <w:szCs w:val="20"/>
+              </w:rPr>
+              <w:t xml:space="preserve">int </w:t>
+            </w:r>
+            <w:proofErr w:type="spellStart"/>
+            <w:r>
+              <w:rPr>
+                <w:rFonts w:eastAsiaTheme="minorHAnsi"/>
+                <w:sz w:val="20"/>
+                <w:szCs w:val="20"/>
+              </w:rPr>
+              <w:t>target_id</w:t>
+            </w:r>
+            <w:proofErr w:type="spellEnd"/>
+            <w:r>
+              <w:rPr>
+                <w:rFonts w:eastAsiaTheme="minorHAnsi"/>
+                <w:sz w:val="20"/>
+                <w:szCs w:val="20"/>
+              </w:rPr>
+              <w:t>);</w:t>
             </w:r>
           </w:p>
         </w:tc>
@@ -7911,13 +10725,23 @@
                 <w:szCs w:val="20"/>
               </w:rPr>
             </w:pPr>
+            <w:proofErr w:type="spellStart"/>
             <w:r>
               <w:rPr>
                 <w:rFonts w:hint="eastAsia"/>
                 <w:sz w:val="20"/>
                 <w:szCs w:val="20"/>
               </w:rPr>
-              <w:t>UpdatePosition Thread</w:t>
+              <w:t>UpdatePosition</w:t>
+            </w:r>
+            <w:proofErr w:type="spellEnd"/>
+            <w:r>
+              <w:rPr>
+                <w:rFonts w:hint="eastAsia"/>
+                <w:sz w:val="20"/>
+                <w:szCs w:val="20"/>
+              </w:rPr>
+              <w:t xml:space="preserve"> Thread</w:t>
             </w:r>
             <w:r>
               <w:rPr>
@@ -7946,7 +10770,43 @@
                 <w:sz w:val="20"/>
                 <w:szCs w:val="20"/>
               </w:rPr>
-              <w:t>void send_move_packet(target_id);</w:t>
+              <w:t xml:space="preserve">void </w:t>
+            </w:r>
+            <w:proofErr w:type="spellStart"/>
+            <w:r>
+              <w:rPr>
+                <w:rFonts w:eastAsiaTheme="minorHAnsi"/>
+                <w:sz w:val="20"/>
+                <w:szCs w:val="20"/>
+              </w:rPr>
+              <w:t>send_move_packet</w:t>
+            </w:r>
+            <w:proofErr w:type="spellEnd"/>
+            <w:r>
+              <w:rPr>
+                <w:rFonts w:eastAsiaTheme="minorHAnsi"/>
+                <w:sz w:val="20"/>
+                <w:szCs w:val="20"/>
+              </w:rPr>
+              <w:t>(</w:t>
+            </w:r>
+            <w:proofErr w:type="spellStart"/>
+            <w:r>
+              <w:rPr>
+                <w:rFonts w:eastAsiaTheme="minorHAnsi"/>
+                <w:sz w:val="20"/>
+                <w:szCs w:val="20"/>
+              </w:rPr>
+              <w:t>target_id</w:t>
+            </w:r>
+            <w:proofErr w:type="spellEnd"/>
+            <w:r>
+              <w:rPr>
+                <w:rFonts w:eastAsiaTheme="minorHAnsi"/>
+                <w:sz w:val="20"/>
+                <w:szCs w:val="20"/>
+              </w:rPr>
+              <w:t>);</w:t>
             </w:r>
           </w:p>
         </w:tc>
@@ -8047,54 +10907,112 @@
                 <w:sz w:val="20"/>
                 <w:szCs w:val="20"/>
               </w:rPr>
-              <w:t>bool CollisionCheck()</w:t>
-            </w:r>
-          </w:p>
-          <w:p>
-            <w:pPr>
-              <w:widowControl/>
-              <w:wordWrap/>
-              <w:autoSpaceDE/>
-              <w:autoSpaceDN/>
+              <w:t xml:space="preserve">bool </w:t>
+            </w:r>
+            <w:proofErr w:type="spellStart"/>
+            <w:proofErr w:type="gramStart"/>
+            <w:r>
               <w:rPr>
                 <w:rFonts w:eastAsiaTheme="minorHAnsi"/>
                 <w:sz w:val="20"/>
                 <w:szCs w:val="20"/>
               </w:rPr>
-            </w:pPr>
+              <w:t>CollisionCheck</w:t>
+            </w:r>
+            <w:proofErr w:type="spellEnd"/>
             <w:r>
               <w:rPr>
                 <w:rFonts w:eastAsiaTheme="minorHAnsi"/>
                 <w:sz w:val="20"/>
                 <w:szCs w:val="20"/>
               </w:rPr>
-              <w:t>void PlayerCollisionCheck()</w:t>
-            </w:r>
-          </w:p>
-        </w:tc>
-        <w:tc>
-          <w:tcPr>
-            <w:tcW w:w="1666" w:type="dxa"/>
-          </w:tcPr>
-          <w:p>
-            <w:pPr>
-              <w:widowControl/>
-              <w:wordWrap/>
-              <w:autoSpaceDE/>
-              <w:autoSpaceDN/>
-              <w:rPr>
+              <w:t>(</w:t>
+            </w:r>
+            <w:proofErr w:type="gramEnd"/>
+            <w:r>
+              <w:rPr>
+                <w:rFonts w:eastAsiaTheme="minorHAnsi"/>
                 <w:sz w:val="20"/>
                 <w:szCs w:val="20"/>
               </w:rPr>
-            </w:pPr>
-            <w:r>
-              <w:rPr>
-                <w:rFonts w:hint="eastAsia"/>
+              <w:t>)</w:t>
+            </w:r>
+          </w:p>
+          <w:p>
+            <w:pPr>
+              <w:widowControl/>
+              <w:wordWrap/>
+              <w:autoSpaceDE/>
+              <w:autoSpaceDN/>
+              <w:rPr>
+                <w:rFonts w:eastAsiaTheme="minorHAnsi"/>
                 <w:sz w:val="20"/>
                 <w:szCs w:val="20"/>
               </w:rPr>
+            </w:pPr>
+            <w:r>
+              <w:rPr>
+                <w:rFonts w:eastAsiaTheme="minorHAnsi"/>
+                <w:sz w:val="20"/>
+                <w:szCs w:val="20"/>
+              </w:rPr>
+              <w:t xml:space="preserve">void </w:t>
+            </w:r>
+            <w:proofErr w:type="spellStart"/>
+            <w:proofErr w:type="gramStart"/>
+            <w:r>
+              <w:rPr>
+                <w:rFonts w:eastAsiaTheme="minorHAnsi"/>
+                <w:sz w:val="20"/>
+                <w:szCs w:val="20"/>
+              </w:rPr>
+              <w:t>PlayerCollisionCheck</w:t>
+            </w:r>
+            <w:proofErr w:type="spellEnd"/>
+            <w:r>
+              <w:rPr>
+                <w:rFonts w:eastAsiaTheme="minorHAnsi"/>
+                <w:sz w:val="20"/>
+                <w:szCs w:val="20"/>
+              </w:rPr>
+              <w:t>(</w:t>
+            </w:r>
+            <w:proofErr w:type="gramEnd"/>
+            <w:r>
+              <w:rPr>
+                <w:rFonts w:eastAsiaTheme="minorHAnsi"/>
+                <w:sz w:val="20"/>
+                <w:szCs w:val="20"/>
+              </w:rPr>
+              <w:t>)</w:t>
+            </w:r>
+          </w:p>
+        </w:tc>
+        <w:tc>
+          <w:tcPr>
+            <w:tcW w:w="1666" w:type="dxa"/>
+          </w:tcPr>
+          <w:p>
+            <w:pPr>
+              <w:widowControl/>
+              <w:wordWrap/>
+              <w:autoSpaceDE/>
+              <w:autoSpaceDN/>
+              <w:rPr>
+                <w:sz w:val="20"/>
+                <w:szCs w:val="20"/>
+              </w:rPr>
+            </w:pPr>
+            <w:proofErr w:type="spellStart"/>
+            <w:r>
+              <w:rPr>
+                <w:rFonts w:hint="eastAsia"/>
+                <w:sz w:val="20"/>
+                <w:szCs w:val="20"/>
+              </w:rPr>
               <w:t>유영빈</w:t>
             </w:r>
+            <w:proofErr w:type="spellEnd"/>
           </w:p>
         </w:tc>
       </w:tr>
@@ -8161,7 +11079,35 @@
                 <w:sz w:val="20"/>
                 <w:szCs w:val="20"/>
               </w:rPr>
-              <w:t>void WallCollisionCheck()</w:t>
+              <w:t xml:space="preserve">void </w:t>
+            </w:r>
+            <w:proofErr w:type="spellStart"/>
+            <w:proofErr w:type="gramStart"/>
+            <w:r>
+              <w:rPr>
+                <w:rFonts w:eastAsiaTheme="minorHAnsi"/>
+                <w:sz w:val="20"/>
+                <w:szCs w:val="20"/>
+              </w:rPr>
+              <w:t>WallCollisionCheck</w:t>
+            </w:r>
+            <w:proofErr w:type="spellEnd"/>
+            <w:r>
+              <w:rPr>
+                <w:rFonts w:eastAsiaTheme="minorHAnsi"/>
+                <w:sz w:val="20"/>
+                <w:szCs w:val="20"/>
+              </w:rPr>
+              <w:t>(</w:t>
+            </w:r>
+            <w:proofErr w:type="gramEnd"/>
+            <w:r>
+              <w:rPr>
+                <w:rFonts w:eastAsiaTheme="minorHAnsi"/>
+                <w:sz w:val="20"/>
+                <w:szCs w:val="20"/>
+              </w:rPr>
+              <w:t>)</w:t>
             </w:r>
             <w:r>
               <w:rPr>
@@ -8187,6 +11133,7 @@
                 <w:szCs w:val="20"/>
               </w:rPr>
             </w:pPr>
+            <w:proofErr w:type="spellStart"/>
             <w:r>
               <w:rPr>
                 <w:rFonts w:hint="eastAsia"/>
@@ -8195,6 +11142,7 @@
               </w:rPr>
               <w:t>유영빈</w:t>
             </w:r>
+            <w:proofErr w:type="spellEnd"/>
           </w:p>
         </w:tc>
       </w:tr>
@@ -8229,13 +11177,23 @@
                 <w:szCs w:val="20"/>
               </w:rPr>
             </w:pPr>
+            <w:proofErr w:type="spellStart"/>
             <w:r>
               <w:rPr>
                 <w:rFonts w:hint="eastAsia"/>
                 <w:sz w:val="20"/>
                 <w:szCs w:val="20"/>
               </w:rPr>
-              <w:t>클라에서 받은</w:t>
+              <w:t>클라에서</w:t>
+            </w:r>
+            <w:proofErr w:type="spellEnd"/>
+            <w:r>
+              <w:rPr>
+                <w:rFonts w:hint="eastAsia"/>
+                <w:sz w:val="20"/>
+                <w:szCs w:val="20"/>
+              </w:rPr>
+              <w:t xml:space="preserve"> 받은</w:t>
             </w:r>
             <w:r>
               <w:rPr>
@@ -8263,6 +11221,7 @@
                 <w:szCs w:val="20"/>
               </w:rPr>
             </w:pPr>
+            <w:proofErr w:type="spellStart"/>
             <w:r>
               <w:rPr>
                 <w:rFonts w:hint="eastAsia"/>
@@ -8271,6 +11230,7 @@
               </w:rPr>
               <w:t>ClientThread</w:t>
             </w:r>
+            <w:proofErr w:type="spellEnd"/>
           </w:p>
         </w:tc>
         <w:tc>
@@ -8356,6 +11316,7 @@
                 <w:szCs w:val="20"/>
               </w:rPr>
             </w:pPr>
+            <w:proofErr w:type="spellStart"/>
             <w:r>
               <w:rPr>
                 <w:rFonts w:eastAsiaTheme="minorHAnsi"/>
@@ -8372,6 +11333,7 @@
               </w:rPr>
               <w:t>rocess_packet</w:t>
             </w:r>
+            <w:proofErr w:type="spellEnd"/>
           </w:p>
         </w:tc>
         <w:tc>
@@ -8512,13 +11474,23 @@
                 <w:szCs w:val="20"/>
               </w:rPr>
             </w:pPr>
+            <w:proofErr w:type="spellStart"/>
             <w:r>
               <w:rPr>
                 <w:rFonts w:hint="eastAsia"/>
                 <w:sz w:val="20"/>
                 <w:szCs w:val="20"/>
               </w:rPr>
-              <w:t>유영빈, 양현서</w:t>
+              <w:t>유영빈</w:t>
+            </w:r>
+            <w:proofErr w:type="spellEnd"/>
+            <w:r>
+              <w:rPr>
+                <w:rFonts w:hint="eastAsia"/>
+                <w:sz w:val="20"/>
+                <w:szCs w:val="20"/>
+              </w:rPr>
+              <w:t>, 양현서</w:t>
             </w:r>
           </w:p>
         </w:tc>
@@ -8595,6 +11567,7 @@
               </w:rPr>
               <w:t xml:space="preserve">lass </w:t>
             </w:r>
+            <w:proofErr w:type="spellStart"/>
             <w:r>
               <w:rPr>
                 <w:rFonts w:asciiTheme="majorEastAsia" w:eastAsiaTheme="majorEastAsia" w:hAnsiTheme="majorEastAsia" w:hint="eastAsia"/>
@@ -8603,6 +11576,7 @@
               </w:rPr>
               <w:t>NetworkMgr</w:t>
             </w:r>
+            <w:proofErr w:type="spellEnd"/>
             <w:r>
               <w:rPr>
                 <w:rFonts w:asciiTheme="majorEastAsia" w:eastAsiaTheme="majorEastAsia" w:hAnsiTheme="majorEastAsia" w:hint="eastAsia"/>
@@ -8628,26 +11602,85 @@
                 <w:sz w:val="20"/>
                 <w:szCs w:val="20"/>
               </w:rPr>
-              <w:t>bool NetworkMgr::Init()</w:t>
-            </w:r>
-          </w:p>
-          <w:p>
-            <w:pPr>
-              <w:widowControl/>
-              <w:wordWrap/>
-              <w:autoSpaceDE/>
-              <w:autoSpaceDN/>
+              <w:t xml:space="preserve">bool </w:t>
+            </w:r>
+            <w:proofErr w:type="spellStart"/>
+            <w:proofErr w:type="gramStart"/>
+            <w:r>
               <w:rPr>
                 <w:sz w:val="20"/>
                 <w:szCs w:val="20"/>
               </w:rPr>
-            </w:pPr>
+              <w:t>NetworkMgr</w:t>
+            </w:r>
+            <w:proofErr w:type="spellEnd"/>
             <w:r>
               <w:rPr>
                 <w:sz w:val="20"/>
                 <w:szCs w:val="20"/>
               </w:rPr>
-              <w:t>NetworkMgr::SendPacket()</w:t>
+              <w:t>::Init(</w:t>
+            </w:r>
+            <w:proofErr w:type="gramEnd"/>
+            <w:r>
+              <w:rPr>
+                <w:sz w:val="20"/>
+                <w:szCs w:val="20"/>
+              </w:rPr>
+              <w:t>)</w:t>
+            </w:r>
+          </w:p>
+          <w:p>
+            <w:pPr>
+              <w:widowControl/>
+              <w:wordWrap/>
+              <w:autoSpaceDE/>
+              <w:autoSpaceDN/>
+              <w:rPr>
+                <w:sz w:val="20"/>
+                <w:szCs w:val="20"/>
+              </w:rPr>
+            </w:pPr>
+            <w:proofErr w:type="spellStart"/>
+            <w:proofErr w:type="gramStart"/>
+            <w:r>
+              <w:rPr>
+                <w:sz w:val="20"/>
+                <w:szCs w:val="20"/>
+              </w:rPr>
+              <w:t>NetworkMgr</w:t>
+            </w:r>
+            <w:proofErr w:type="spellEnd"/>
+            <w:r>
+              <w:rPr>
+                <w:sz w:val="20"/>
+                <w:szCs w:val="20"/>
+              </w:rPr>
+              <w:t>::</w:t>
+            </w:r>
+            <w:proofErr w:type="spellStart"/>
+            <w:r>
+              <w:rPr>
+                <w:sz w:val="20"/>
+                <w:szCs w:val="20"/>
+              </w:rPr>
+              <w:t>SendPacket</w:t>
+            </w:r>
+            <w:proofErr w:type="spellEnd"/>
+            <w:r>
+              <w:rPr>
+                <w:sz w:val="20"/>
+                <w:szCs w:val="20"/>
+              </w:rPr>
+              <w:t>(</w:t>
+            </w:r>
+            <w:proofErr w:type="gramEnd"/>
+            <w:r>
+              <w:rPr>
+                <w:sz w:val="20"/>
+                <w:szCs w:val="20"/>
+              </w:rPr>
+              <w:t>)</w:t>
             </w:r>
           </w:p>
         </w:tc>
@@ -8778,6 +11811,7 @@
                 <w:szCs w:val="20"/>
               </w:rPr>
             </w:pPr>
+            <w:proofErr w:type="spellStart"/>
             <w:r>
               <w:rPr>
                 <w:rFonts w:hint="eastAsia"/>
@@ -8786,6 +11820,7 @@
               </w:rPr>
               <w:t>유영빈</w:t>
             </w:r>
+            <w:proofErr w:type="spellEnd"/>
           </w:p>
         </w:tc>
       </w:tr>
@@ -8870,6 +11905,7 @@
                 <w:szCs w:val="20"/>
               </w:rPr>
             </w:pPr>
+            <w:proofErr w:type="spellStart"/>
             <w:r>
               <w:rPr>
                 <w:rFonts w:hint="eastAsia"/>
@@ -8878,6 +11914,7 @@
               </w:rPr>
               <w:t>유영빈</w:t>
             </w:r>
+            <w:proofErr w:type="spellEnd"/>
           </w:p>
         </w:tc>
       </w:tr>
@@ -8946,6 +11983,7 @@
                 <w:szCs w:val="20"/>
               </w:rPr>
             </w:pPr>
+            <w:proofErr w:type="spellStart"/>
             <w:r>
               <w:rPr>
                 <w:rFonts w:asciiTheme="majorEastAsia" w:eastAsiaTheme="majorEastAsia" w:hAnsiTheme="majorEastAsia"/>
@@ -8954,6 +11992,7 @@
               </w:rPr>
               <w:t>RecvThread</w:t>
             </w:r>
+            <w:proofErr w:type="spellEnd"/>
           </w:p>
           <w:p>
             <w:pPr>
@@ -8967,6 +12006,7 @@
                 <w:szCs w:val="20"/>
               </w:rPr>
             </w:pPr>
+            <w:proofErr w:type="spellStart"/>
             <w:r>
               <w:rPr>
                 <w:rFonts w:asciiTheme="majorEastAsia" w:eastAsiaTheme="majorEastAsia" w:hAnsiTheme="majorEastAsia" w:hint="eastAsia"/>
@@ -8975,6 +12015,7 @@
               </w:rPr>
               <w:t>ProcessPacket</w:t>
             </w:r>
+            <w:proofErr w:type="spellEnd"/>
           </w:p>
         </w:tc>
         <w:tc>
@@ -8998,8 +12039,18 @@
                 <w:sz w:val="20"/>
                 <w:szCs w:val="20"/>
               </w:rPr>
-              <w:t>양현서, 유영빈</w:t>
-            </w:r>
+              <w:t xml:space="preserve">양현서, </w:t>
+            </w:r>
+            <w:proofErr w:type="spellStart"/>
+            <w:r>
+              <w:rPr>
+                <w:rFonts w:hint="eastAsia"/>
+                <w:sz w:val="20"/>
+                <w:szCs w:val="20"/>
+              </w:rPr>
+              <w:t>유영빈</w:t>
+            </w:r>
+            <w:proofErr w:type="spellEnd"/>
           </w:p>
         </w:tc>
       </w:tr>
@@ -9587,6 +12638,7 @@
                 <w:szCs w:val="16"/>
               </w:rPr>
             </w:pPr>
+            <w:proofErr w:type="spellStart"/>
             <w:r>
               <w:rPr>
                 <w:sz w:val="16"/>
@@ -9600,7 +12652,16 @@
                 <w:sz w:val="16"/>
                 <w:szCs w:val="16"/>
               </w:rPr>
-              <w:t>rotocol.h 작성</w:t>
+              <w:t>rotocol.h</w:t>
+            </w:r>
+            <w:proofErr w:type="spellEnd"/>
+            <w:r>
+              <w:rPr>
+                <w:rFonts w:hint="eastAsia"/>
+                <w:sz w:val="16"/>
+                <w:szCs w:val="16"/>
+              </w:rPr>
+              <w:t xml:space="preserve"> 작성</w:t>
             </w:r>
           </w:p>
           <w:p>
@@ -9651,33 +12712,61 @@
                 <w:szCs w:val="16"/>
               </w:rPr>
             </w:pPr>
-            <w:r>
-              <w:rPr>
-                <w:rFonts w:hint="eastAsia"/>
-                <w:sz w:val="16"/>
-                <w:szCs w:val="16"/>
-              </w:rPr>
-              <w:t>Player()</w:t>
-            </w:r>
-          </w:p>
-          <w:p>
-            <w:pPr>
-              <w:widowControl/>
-              <w:wordWrap/>
-              <w:autoSpaceDE/>
-              <w:autoSpaceDN/>
-              <w:rPr>
-                <w:sz w:val="16"/>
-                <w:szCs w:val="16"/>
-              </w:rPr>
-            </w:pPr>
-            <w:r>
-              <w:rPr>
-                <w:rFonts w:hint="eastAsia"/>
-                <w:sz w:val="16"/>
-                <w:szCs w:val="16"/>
-              </w:rPr>
-              <w:t>~Player()</w:t>
+            <w:proofErr w:type="gramStart"/>
+            <w:r>
+              <w:rPr>
+                <w:rFonts w:hint="eastAsia"/>
+                <w:sz w:val="16"/>
+                <w:szCs w:val="16"/>
+              </w:rPr>
+              <w:t>Player(</w:t>
+            </w:r>
+            <w:proofErr w:type="gramEnd"/>
+            <w:r>
+              <w:rPr>
+                <w:rFonts w:hint="eastAsia"/>
+                <w:sz w:val="16"/>
+                <w:szCs w:val="16"/>
+              </w:rPr>
+              <w:t>)</w:t>
+            </w:r>
+          </w:p>
+          <w:p>
+            <w:pPr>
+              <w:widowControl/>
+              <w:wordWrap/>
+              <w:autoSpaceDE/>
+              <w:autoSpaceDN/>
+              <w:rPr>
+                <w:sz w:val="16"/>
+                <w:szCs w:val="16"/>
+              </w:rPr>
+            </w:pPr>
+            <w:r>
+              <w:rPr>
+                <w:rFonts w:hint="eastAsia"/>
+                <w:sz w:val="16"/>
+                <w:szCs w:val="16"/>
+              </w:rPr>
+              <w:t>~</w:t>
+            </w:r>
+            <w:proofErr w:type="gramStart"/>
+            <w:r>
+              <w:rPr>
+                <w:rFonts w:hint="eastAsia"/>
+                <w:sz w:val="16"/>
+                <w:szCs w:val="16"/>
+              </w:rPr>
+              <w:t>Player(</w:t>
+            </w:r>
+            <w:proofErr w:type="gramEnd"/>
+            <w:r>
+              <w:rPr>
+                <w:rFonts w:hint="eastAsia"/>
+                <w:sz w:val="16"/>
+                <w:szCs w:val="16"/>
+              </w:rPr>
+              <w:t>)</w:t>
             </w:r>
           </w:p>
         </w:tc>
@@ -9829,6 +12918,7 @@
                 <w:szCs w:val="16"/>
               </w:rPr>
             </w:pPr>
+            <w:proofErr w:type="gramStart"/>
             <w:r>
               <w:rPr>
                 <w:rFonts w:hint="eastAsia"/>
@@ -9837,39 +12927,93 @@
               </w:rPr>
               <w:t>Player::</w:t>
             </w:r>
-            <w:r>
-              <w:rPr>
-                <w:sz w:val="16"/>
-                <w:szCs w:val="16"/>
-              </w:rPr>
-              <w:t>recv_packet();</w:t>
-            </w:r>
-          </w:p>
-          <w:p>
-            <w:pPr>
-              <w:widowControl/>
-              <w:wordWrap/>
-              <w:autoSpaceDE/>
-              <w:autoSpaceDN/>
-              <w:rPr>
-                <w:sz w:val="16"/>
-                <w:szCs w:val="16"/>
-              </w:rPr>
-            </w:pPr>
-            <w:r>
-              <w:rPr>
-                <w:rFonts w:hint="eastAsia"/>
-                <w:sz w:val="16"/>
-                <w:szCs w:val="16"/>
-              </w:rPr>
-              <w:t>Player::send</w:t>
-            </w:r>
-            <w:r>
-              <w:rPr>
-                <w:sz w:val="16"/>
-                <w:szCs w:val="16"/>
-              </w:rPr>
-              <w:t>_packet();</w:t>
+            <w:proofErr w:type="spellStart"/>
+            <w:proofErr w:type="gramEnd"/>
+            <w:r>
+              <w:rPr>
+                <w:sz w:val="16"/>
+                <w:szCs w:val="16"/>
+              </w:rPr>
+              <w:t>recv_</w:t>
+            </w:r>
+            <w:proofErr w:type="gramStart"/>
+            <w:r>
+              <w:rPr>
+                <w:sz w:val="16"/>
+                <w:szCs w:val="16"/>
+              </w:rPr>
+              <w:t>packet</w:t>
+            </w:r>
+            <w:proofErr w:type="spellEnd"/>
+            <w:r>
+              <w:rPr>
+                <w:sz w:val="16"/>
+                <w:szCs w:val="16"/>
+              </w:rPr>
+              <w:t>();</w:t>
+            </w:r>
+            <w:proofErr w:type="gramEnd"/>
+          </w:p>
+          <w:p>
+            <w:pPr>
+              <w:widowControl/>
+              <w:wordWrap/>
+              <w:autoSpaceDE/>
+              <w:autoSpaceDN/>
+              <w:rPr>
+                <w:sz w:val="16"/>
+                <w:szCs w:val="16"/>
+              </w:rPr>
+            </w:pPr>
+            <w:proofErr w:type="gramStart"/>
+            <w:r>
+              <w:rPr>
+                <w:rFonts w:hint="eastAsia"/>
+                <w:sz w:val="16"/>
+                <w:szCs w:val="16"/>
+              </w:rPr>
+              <w:t>Player::</w:t>
+            </w:r>
+            <w:proofErr w:type="spellStart"/>
+            <w:proofErr w:type="gramEnd"/>
+            <w:r>
+              <w:rPr>
+                <w:rFonts w:hint="eastAsia"/>
+                <w:sz w:val="16"/>
+                <w:szCs w:val="16"/>
+              </w:rPr>
+              <w:t>send</w:t>
+            </w:r>
+            <w:r>
+              <w:rPr>
+                <w:sz w:val="16"/>
+                <w:szCs w:val="16"/>
+              </w:rPr>
+              <w:t>_</w:t>
+            </w:r>
+            <w:proofErr w:type="gramStart"/>
+            <w:r>
+              <w:rPr>
+                <w:sz w:val="16"/>
+                <w:szCs w:val="16"/>
+              </w:rPr>
+              <w:t>packet</w:t>
+            </w:r>
+            <w:proofErr w:type="spellEnd"/>
+            <w:r>
+              <w:rPr>
+                <w:sz w:val="16"/>
+                <w:szCs w:val="16"/>
+              </w:rPr>
+              <w:t>(</w:t>
+            </w:r>
+            <w:proofErr w:type="gramEnd"/>
+            <w:r>
+              <w:rPr>
+                <w:sz w:val="16"/>
+                <w:szCs w:val="16"/>
+              </w:rPr>
+              <w:t>);</w:t>
             </w:r>
           </w:p>
         </w:tc>
@@ -9921,7 +13065,25 @@
                 <w:sz w:val="16"/>
                 <w:szCs w:val="16"/>
               </w:rPr>
-              <w:t>erver main()</w:t>
+              <w:t xml:space="preserve">erver </w:t>
+            </w:r>
+            <w:proofErr w:type="gramStart"/>
+            <w:r>
+              <w:rPr>
+                <w:rFonts w:hint="eastAsia"/>
+                <w:sz w:val="16"/>
+                <w:szCs w:val="16"/>
+              </w:rPr>
+              <w:t>main(</w:t>
+            </w:r>
+            <w:proofErr w:type="gramEnd"/>
+            <w:r>
+              <w:rPr>
+                <w:rFonts w:hint="eastAsia"/>
+                <w:sz w:val="16"/>
+                <w:szCs w:val="16"/>
+              </w:rPr>
+              <w:t>)</w:t>
             </w:r>
           </w:p>
         </w:tc>
@@ -9962,6 +13124,7 @@
                 <w:szCs w:val="16"/>
               </w:rPr>
             </w:pPr>
+            <w:proofErr w:type="spellStart"/>
             <w:r>
               <w:rPr>
                 <w:rFonts w:hint="eastAsia"/>
@@ -9971,6 +13134,7 @@
               </w:rPr>
               <w:t>패킷테스트</w:t>
             </w:r>
+            <w:proofErr w:type="spellEnd"/>
           </w:p>
           <w:p>
             <w:pPr>
@@ -10073,6 +13237,7 @@
               </w:rPr>
               <w:t xml:space="preserve">erver </w:t>
             </w:r>
+            <w:proofErr w:type="spellStart"/>
             <w:r>
               <w:rPr>
                 <w:rFonts w:eastAsiaTheme="minorHAnsi"/>
@@ -10087,7 +13252,16 @@
                 <w:sz w:val="16"/>
                 <w:szCs w:val="16"/>
               </w:rPr>
-              <w:t>rocess_packet() 생성</w:t>
+              <w:t>rocess_packet</w:t>
+            </w:r>
+            <w:proofErr w:type="spellEnd"/>
+            <w:r>
+              <w:rPr>
+                <w:rFonts w:eastAsiaTheme="minorHAnsi" w:hint="eastAsia"/>
+                <w:sz w:val="16"/>
+                <w:szCs w:val="16"/>
+              </w:rPr>
+              <w:t>() 생성</w:t>
             </w:r>
           </w:p>
         </w:tc>
@@ -10262,14 +13436,62 @@
                 <w:szCs w:val="16"/>
               </w:rPr>
             </w:pPr>
+            <w:proofErr w:type="spellStart"/>
             <w:r>
               <w:rPr>
                 <w:rFonts w:eastAsiaTheme="minorHAnsi"/>
                 <w:sz w:val="16"/>
                 <w:szCs w:val="16"/>
               </w:rPr>
-              <w:t>send_enter_room_packet(int target_id);</w:t>
-            </w:r>
+              <w:t>send_enter_room_</w:t>
+            </w:r>
+            <w:proofErr w:type="gramStart"/>
+            <w:r>
+              <w:rPr>
+                <w:rFonts w:eastAsiaTheme="minorHAnsi"/>
+                <w:sz w:val="16"/>
+                <w:szCs w:val="16"/>
+              </w:rPr>
+              <w:t>packet</w:t>
+            </w:r>
+            <w:proofErr w:type="spellEnd"/>
+            <w:r>
+              <w:rPr>
+                <w:rFonts w:eastAsiaTheme="minorHAnsi"/>
+                <w:sz w:val="16"/>
+                <w:szCs w:val="16"/>
+              </w:rPr>
+              <w:t>(</w:t>
+            </w:r>
+            <w:proofErr w:type="gramEnd"/>
+            <w:r>
+              <w:rPr>
+                <w:rFonts w:eastAsiaTheme="minorHAnsi"/>
+                <w:sz w:val="16"/>
+                <w:szCs w:val="16"/>
+              </w:rPr>
+              <w:t xml:space="preserve">int </w:t>
+            </w:r>
+            <w:proofErr w:type="spellStart"/>
+            <w:r>
+              <w:rPr>
+                <w:rFonts w:eastAsiaTheme="minorHAnsi"/>
+                <w:sz w:val="16"/>
+                <w:szCs w:val="16"/>
+              </w:rPr>
+              <w:t>target_id</w:t>
+            </w:r>
+            <w:proofErr w:type="spellEnd"/>
+            <w:proofErr w:type="gramStart"/>
+            <w:r>
+              <w:rPr>
+                <w:rFonts w:eastAsiaTheme="minorHAnsi"/>
+                <w:sz w:val="16"/>
+                <w:szCs w:val="16"/>
+              </w:rPr>
+              <w:t>);</w:t>
+            </w:r>
+            <w:proofErr w:type="gramEnd"/>
           </w:p>
           <w:p>
             <w:pPr>
@@ -10346,6 +13568,7 @@
                 <w:szCs w:val="16"/>
               </w:rPr>
             </w:pPr>
+            <w:proofErr w:type="spellStart"/>
             <w:r>
               <w:rPr>
                 <w:rFonts w:hint="eastAsia"/>
@@ -10355,6 +13578,7 @@
               </w:rPr>
               <w:t>패킷테스트</w:t>
             </w:r>
+            <w:proofErr w:type="spellEnd"/>
           </w:p>
           <w:p>
             <w:pPr>
@@ -10414,32 +13638,60 @@
                 <w:szCs w:val="16"/>
               </w:rPr>
             </w:pPr>
+            <w:proofErr w:type="spellStart"/>
             <w:r>
               <w:rPr>
                 <w:rFonts w:eastAsiaTheme="minorHAnsi"/>
                 <w:sz w:val="16"/>
                 <w:szCs w:val="16"/>
               </w:rPr>
-              <w:t>send_ready_packet(target_id)</w:t>
-            </w:r>
-          </w:p>
-          <w:p>
-            <w:pPr>
-              <w:widowControl/>
-              <w:wordWrap/>
-              <w:autoSpaceDE/>
-              <w:autoSpaceDN/>
-              <w:rPr>
-                <w:sz w:val="16"/>
-                <w:szCs w:val="16"/>
-              </w:rPr>
-            </w:pPr>
+              <w:t>send_ready_packet</w:t>
+            </w:r>
+            <w:proofErr w:type="spellEnd"/>
             <w:r>
               <w:rPr>
                 <w:rFonts w:eastAsiaTheme="minorHAnsi"/>
                 <w:sz w:val="16"/>
                 <w:szCs w:val="16"/>
               </w:rPr>
+              <w:t>(</w:t>
+            </w:r>
+            <w:proofErr w:type="spellStart"/>
+            <w:r>
+              <w:rPr>
+                <w:rFonts w:eastAsiaTheme="minorHAnsi"/>
+                <w:sz w:val="16"/>
+                <w:szCs w:val="16"/>
+              </w:rPr>
+              <w:t>target_id</w:t>
+            </w:r>
+            <w:proofErr w:type="spellEnd"/>
+            <w:r>
+              <w:rPr>
+                <w:rFonts w:eastAsiaTheme="minorHAnsi"/>
+                <w:sz w:val="16"/>
+                <w:szCs w:val="16"/>
+              </w:rPr>
+              <w:t>)</w:t>
+            </w:r>
+          </w:p>
+          <w:p>
+            <w:pPr>
+              <w:widowControl/>
+              <w:wordWrap/>
+              <w:autoSpaceDE/>
+              <w:autoSpaceDN/>
+              <w:rPr>
+                <w:sz w:val="16"/>
+                <w:szCs w:val="16"/>
+              </w:rPr>
+            </w:pPr>
+            <w:r>
+              <w:rPr>
+                <w:rFonts w:eastAsiaTheme="minorHAnsi"/>
+                <w:sz w:val="16"/>
+                <w:szCs w:val="16"/>
+              </w:rPr>
               <w:t>S</w:t>
             </w:r>
             <w:r>
@@ -10450,6 +13702,7 @@
               </w:rPr>
               <w:t xml:space="preserve">erver </w:t>
             </w:r>
+            <w:proofErr w:type="spellStart"/>
             <w:r>
               <w:rPr>
                 <w:rFonts w:eastAsiaTheme="minorHAnsi"/>
@@ -10464,7 +13717,16 @@
                 <w:sz w:val="16"/>
                 <w:szCs w:val="16"/>
               </w:rPr>
-              <w:t>rocess_packet() 업데이트</w:t>
+              <w:t>rocess_packet</w:t>
+            </w:r>
+            <w:proofErr w:type="spellEnd"/>
+            <w:r>
+              <w:rPr>
+                <w:rFonts w:eastAsiaTheme="minorHAnsi" w:hint="eastAsia"/>
+                <w:sz w:val="16"/>
+                <w:szCs w:val="16"/>
+              </w:rPr>
+              <w:t>() 업데이트</w:t>
             </w:r>
           </w:p>
         </w:tc>
@@ -10727,6 +13989,7 @@
                 <w:szCs w:val="16"/>
               </w:rPr>
             </w:pPr>
+            <w:proofErr w:type="spellStart"/>
             <w:r>
               <w:rPr>
                 <w:rFonts w:hint="eastAsia"/>
@@ -10736,6 +13999,7 @@
               </w:rPr>
               <w:t>패킷테스트</w:t>
             </w:r>
+            <w:proofErr w:type="spellEnd"/>
           </w:p>
           <w:p>
             <w:pPr>
@@ -10810,6 +14074,7 @@
               </w:rPr>
               <w:t xml:space="preserve">erver </w:t>
             </w:r>
+            <w:proofErr w:type="spellStart"/>
             <w:r>
               <w:rPr>
                 <w:rFonts w:eastAsiaTheme="minorHAnsi"/>
@@ -10824,7 +14089,16 @@
                 <w:sz w:val="16"/>
                 <w:szCs w:val="16"/>
               </w:rPr>
-              <w:t>rocess_packet() 업데이트</w:t>
+              <w:t>rocess_packet</w:t>
+            </w:r>
+            <w:proofErr w:type="spellEnd"/>
+            <w:r>
+              <w:rPr>
+                <w:rFonts w:eastAsiaTheme="minorHAnsi" w:hint="eastAsia"/>
+                <w:sz w:val="16"/>
+                <w:szCs w:val="16"/>
+              </w:rPr>
+              <w:t>() 업데이트</w:t>
             </w:r>
           </w:p>
         </w:tc>
@@ -11039,6 +14313,7 @@
                 <w:szCs w:val="16"/>
               </w:rPr>
             </w:pPr>
+            <w:proofErr w:type="spellStart"/>
             <w:r>
               <w:rPr>
                 <w:rFonts w:hint="eastAsia"/>
@@ -11048,6 +14323,7 @@
               </w:rPr>
               <w:t>패킷테스트</w:t>
             </w:r>
+            <w:proofErr w:type="spellEnd"/>
           </w:p>
           <w:p>
             <w:pPr>
@@ -11122,6 +14398,7 @@
               </w:rPr>
               <w:t xml:space="preserve">erver </w:t>
             </w:r>
+            <w:proofErr w:type="spellStart"/>
             <w:r>
               <w:rPr>
                 <w:rFonts w:eastAsiaTheme="minorHAnsi"/>
@@ -11136,7 +14413,16 @@
                 <w:sz w:val="16"/>
                 <w:szCs w:val="16"/>
               </w:rPr>
-              <w:t>rocess_packet() 업데이트</w:t>
+              <w:t>rocess_packet</w:t>
+            </w:r>
+            <w:proofErr w:type="spellEnd"/>
+            <w:r>
+              <w:rPr>
+                <w:rFonts w:eastAsiaTheme="minorHAnsi" w:hint="eastAsia"/>
+                <w:sz w:val="16"/>
+                <w:szCs w:val="16"/>
+              </w:rPr>
+              <w:t>() 업데이트</w:t>
             </w:r>
           </w:p>
         </w:tc>
@@ -11336,6 +14622,7 @@
                 <w:szCs w:val="16"/>
               </w:rPr>
             </w:pPr>
+            <w:proofErr w:type="spellStart"/>
             <w:r>
               <w:rPr>
                 <w:rFonts w:hint="eastAsia"/>
@@ -11345,6 +14632,7 @@
               </w:rPr>
               <w:t>패킷테스트</w:t>
             </w:r>
+            <w:proofErr w:type="spellEnd"/>
           </w:p>
           <w:p>
             <w:pPr>
@@ -11860,12 +15148,14 @@
         <w:autoSpaceDE/>
         <w:autoSpaceDN/>
       </w:pPr>
+      <w:proofErr w:type="spellStart"/>
       <w:r>
         <w:rPr>
           <w:rFonts w:hint="eastAsia"/>
         </w:rPr>
         <w:t>유영빈</w:t>
       </w:r>
+      <w:proofErr w:type="spellEnd"/>
     </w:p>
     <w:tbl>
       <w:tblPr>
@@ -12309,6 +15599,7 @@
               </w:rPr>
               <w:t xml:space="preserve">client </w:t>
             </w:r>
+            <w:proofErr w:type="spellStart"/>
             <w:r>
               <w:rPr>
                 <w:rFonts w:eastAsiaTheme="minorHAnsi" w:hint="eastAsia"/>
@@ -12317,6 +15608,7 @@
               </w:rPr>
               <w:t>RecvThread</w:t>
             </w:r>
+            <w:proofErr w:type="spellEnd"/>
           </w:p>
           <w:p>
             <w:pPr>
@@ -12446,7 +15738,25 @@
                 <w:sz w:val="16"/>
                 <w:szCs w:val="16"/>
               </w:rPr>
-              <w:t>로그인/로비 화면 ui 구현</w:t>
+              <w:t xml:space="preserve">로그인/로비 화면 </w:t>
+            </w:r>
+            <w:proofErr w:type="spellStart"/>
+            <w:r>
+              <w:rPr>
+                <w:rFonts w:hint="eastAsia"/>
+                <w:sz w:val="16"/>
+                <w:szCs w:val="16"/>
+              </w:rPr>
+              <w:t>ui</w:t>
+            </w:r>
+            <w:proofErr w:type="spellEnd"/>
+            <w:r>
+              <w:rPr>
+                <w:rFonts w:hint="eastAsia"/>
+                <w:sz w:val="16"/>
+                <w:szCs w:val="16"/>
+              </w:rPr>
+              <w:t xml:space="preserve"> 구현</w:t>
             </w:r>
           </w:p>
         </w:tc>
@@ -12581,6 +15891,7 @@
                 <w:szCs w:val="16"/>
               </w:rPr>
             </w:pPr>
+            <w:proofErr w:type="spellStart"/>
             <w:r>
               <w:rPr>
                 <w:rFonts w:hint="eastAsia"/>
@@ -12590,6 +15901,7 @@
               </w:rPr>
               <w:t>패킷테스트</w:t>
             </w:r>
+            <w:proofErr w:type="spellEnd"/>
           </w:p>
           <w:p>
             <w:pPr>
@@ -12922,6 +16234,7 @@
                 <w:szCs w:val="16"/>
               </w:rPr>
             </w:pPr>
+            <w:proofErr w:type="spellStart"/>
             <w:r>
               <w:rPr>
                 <w:rFonts w:hint="eastAsia"/>
@@ -12931,6 +16244,7 @@
               </w:rPr>
               <w:t>패킷테스트</w:t>
             </w:r>
+            <w:proofErr w:type="spellEnd"/>
           </w:p>
           <w:p>
             <w:pPr>
@@ -12990,13 +16304,33 @@
                 <w:szCs w:val="16"/>
               </w:rPr>
             </w:pPr>
+            <w:proofErr w:type="spellStart"/>
+            <w:proofErr w:type="gramStart"/>
             <w:r>
               <w:rPr>
                 <w:rFonts w:eastAsiaTheme="minorHAnsi"/>
                 <w:sz w:val="16"/>
                 <w:szCs w:val="16"/>
               </w:rPr>
-              <w:t>CollisionCheck()</w:t>
+              <w:t>CollisionCheck</w:t>
+            </w:r>
+            <w:proofErr w:type="spellEnd"/>
+            <w:r>
+              <w:rPr>
+                <w:rFonts w:eastAsiaTheme="minorHAnsi"/>
+                <w:sz w:val="16"/>
+                <w:szCs w:val="16"/>
+              </w:rPr>
+              <w:t>(</w:t>
+            </w:r>
+            <w:proofErr w:type="gramEnd"/>
+            <w:r>
+              <w:rPr>
+                <w:rFonts w:eastAsiaTheme="minorHAnsi"/>
+                <w:sz w:val="16"/>
+                <w:szCs w:val="16"/>
+              </w:rPr>
+              <w:t>)</w:t>
             </w:r>
           </w:p>
           <w:p>
@@ -13136,7 +16470,25 @@
                 <w:sz w:val="16"/>
                 <w:szCs w:val="16"/>
               </w:rPr>
-              <w:t>대기실 화면 ui 구현</w:t>
+              <w:t xml:space="preserve">대기실 화면 </w:t>
+            </w:r>
+            <w:proofErr w:type="spellStart"/>
+            <w:r>
+              <w:rPr>
+                <w:rFonts w:hint="eastAsia"/>
+                <w:sz w:val="16"/>
+                <w:szCs w:val="16"/>
+              </w:rPr>
+              <w:t>ui</w:t>
+            </w:r>
+            <w:proofErr w:type="spellEnd"/>
+            <w:r>
+              <w:rPr>
+                <w:rFonts w:hint="eastAsia"/>
+                <w:sz w:val="16"/>
+                <w:szCs w:val="16"/>
+              </w:rPr>
+              <w:t xml:space="preserve"> 구현</w:t>
             </w:r>
           </w:p>
         </w:tc>
@@ -13175,13 +16527,33 @@
                 <w:szCs w:val="16"/>
               </w:rPr>
             </w:pPr>
+            <w:proofErr w:type="spellStart"/>
+            <w:proofErr w:type="gramStart"/>
             <w:r>
               <w:rPr>
                 <w:rFonts w:eastAsiaTheme="minorHAnsi"/>
                 <w:sz w:val="16"/>
                 <w:szCs w:val="16"/>
               </w:rPr>
-              <w:t>WallCollisionCheck() </w:t>
+              <w:t>WallCollisionCheck</w:t>
+            </w:r>
+            <w:proofErr w:type="spellEnd"/>
+            <w:r>
+              <w:rPr>
+                <w:rFonts w:eastAsiaTheme="minorHAnsi"/>
+                <w:sz w:val="16"/>
+                <w:szCs w:val="16"/>
+              </w:rPr>
+              <w:t>(</w:t>
+            </w:r>
+            <w:proofErr w:type="gramEnd"/>
+            <w:r>
+              <w:rPr>
+                <w:rFonts w:eastAsiaTheme="minorHAnsi"/>
+                <w:sz w:val="16"/>
+                <w:szCs w:val="16"/>
+              </w:rPr>
+              <w:t>) </w:t>
             </w:r>
           </w:p>
           <w:p>
@@ -13271,6 +16643,7 @@
                 <w:szCs w:val="16"/>
               </w:rPr>
             </w:pPr>
+            <w:proofErr w:type="spellStart"/>
             <w:r>
               <w:rPr>
                 <w:rFonts w:hint="eastAsia"/>
@@ -13280,6 +16653,7 @@
               </w:rPr>
               <w:t>패킷테스트</w:t>
             </w:r>
+            <w:proofErr w:type="spellEnd"/>
           </w:p>
           <w:p>
             <w:pPr>
@@ -13339,13 +16713,33 @@
                 <w:szCs w:val="16"/>
               </w:rPr>
             </w:pPr>
+            <w:proofErr w:type="spellStart"/>
+            <w:proofErr w:type="gramStart"/>
             <w:r>
               <w:rPr>
                 <w:rFonts w:eastAsiaTheme="minorHAnsi"/>
                 <w:sz w:val="16"/>
                 <w:szCs w:val="16"/>
               </w:rPr>
-              <w:t>PlayerCollisionCheck()</w:t>
+              <w:t>PlayerCollisionCheck</w:t>
+            </w:r>
+            <w:proofErr w:type="spellEnd"/>
+            <w:r>
+              <w:rPr>
+                <w:rFonts w:eastAsiaTheme="minorHAnsi"/>
+                <w:sz w:val="16"/>
+                <w:szCs w:val="16"/>
+              </w:rPr>
+              <w:t>(</w:t>
+            </w:r>
+            <w:proofErr w:type="gramEnd"/>
+            <w:r>
+              <w:rPr>
+                <w:rFonts w:eastAsiaTheme="minorHAnsi"/>
+                <w:sz w:val="16"/>
+                <w:szCs w:val="16"/>
+              </w:rPr>
+              <w:t>)</w:t>
             </w:r>
           </w:p>
           <w:p>
@@ -13589,6 +16983,7 @@
                 <w:szCs w:val="16"/>
               </w:rPr>
             </w:pPr>
+            <w:proofErr w:type="spellStart"/>
             <w:r>
               <w:rPr>
                 <w:rFonts w:hint="eastAsia"/>
@@ -13598,6 +16993,7 @@
               </w:rPr>
               <w:t>패킷테스트</w:t>
             </w:r>
+            <w:proofErr w:type="spellEnd"/>
           </w:p>
           <w:p>
             <w:pPr>
@@ -13880,6 +17276,7 @@
                 <w:szCs w:val="16"/>
               </w:rPr>
             </w:pPr>
+            <w:proofErr w:type="spellStart"/>
             <w:r>
               <w:rPr>
                 <w:rFonts w:hint="eastAsia"/>
@@ -13889,6 +17286,7 @@
               </w:rPr>
               <w:t>패킷테스트</w:t>
             </w:r>
+            <w:proofErr w:type="spellEnd"/>
           </w:p>
           <w:p>
             <w:pPr>
@@ -14891,6 +18289,7 @@
                 <w:szCs w:val="16"/>
               </w:rPr>
             </w:pPr>
+            <w:proofErr w:type="spellStart"/>
             <w:r>
               <w:rPr>
                 <w:rFonts w:hint="eastAsia"/>
@@ -14899,24 +18298,35 @@
               </w:rPr>
               <w:t>NetworkMgr</w:t>
             </w:r>
-          </w:p>
-          <w:p>
-            <w:pPr>
-              <w:widowControl/>
-              <w:wordWrap/>
-              <w:autoSpaceDE/>
-              <w:rPr>
-                <w:sz w:val="16"/>
-                <w:szCs w:val="16"/>
-              </w:rPr>
-            </w:pPr>
-            <w:r>
-              <w:rPr>
-                <w:rFonts w:hint="eastAsia"/>
-                <w:sz w:val="16"/>
-                <w:szCs w:val="16"/>
-              </w:rPr>
-              <w:t>::Init()</w:t>
+            <w:proofErr w:type="spellEnd"/>
+          </w:p>
+          <w:p>
+            <w:pPr>
+              <w:widowControl/>
+              <w:wordWrap/>
+              <w:autoSpaceDE/>
+              <w:rPr>
+                <w:sz w:val="16"/>
+                <w:szCs w:val="16"/>
+              </w:rPr>
+            </w:pPr>
+            <w:proofErr w:type="gramStart"/>
+            <w:r>
+              <w:rPr>
+                <w:rFonts w:hint="eastAsia"/>
+                <w:sz w:val="16"/>
+                <w:szCs w:val="16"/>
+              </w:rPr>
+              <w:t>::Init(</w:t>
+            </w:r>
+            <w:proofErr w:type="gramEnd"/>
+            <w:r>
+              <w:rPr>
+                <w:rFonts w:hint="eastAsia"/>
+                <w:sz w:val="16"/>
+                <w:szCs w:val="16"/>
+              </w:rPr>
+              <w:t>)</w:t>
             </w:r>
           </w:p>
         </w:tc>
@@ -14979,6 +18389,7 @@
                 <w:szCs w:val="16"/>
               </w:rPr>
             </w:pPr>
+            <w:proofErr w:type="spellStart"/>
             <w:r>
               <w:rPr>
                 <w:rFonts w:hint="eastAsia"/>
@@ -14987,24 +18398,53 @@
               </w:rPr>
               <w:t>NetworkMgr</w:t>
             </w:r>
-          </w:p>
-          <w:p>
-            <w:pPr>
-              <w:widowControl/>
-              <w:wordWrap/>
-              <w:autoSpaceDE/>
-              <w:rPr>
-                <w:sz w:val="16"/>
-                <w:szCs w:val="16"/>
-              </w:rPr>
-            </w:pPr>
-            <w:r>
-              <w:rPr>
-                <w:rFonts w:hint="eastAsia"/>
-                <w:sz w:val="16"/>
-                <w:szCs w:val="16"/>
-              </w:rPr>
-              <w:t>::SendPacket()</w:t>
+            <w:proofErr w:type="spellEnd"/>
+          </w:p>
+          <w:p>
+            <w:pPr>
+              <w:widowControl/>
+              <w:wordWrap/>
+              <w:autoSpaceDE/>
+              <w:rPr>
+                <w:sz w:val="16"/>
+                <w:szCs w:val="16"/>
+              </w:rPr>
+            </w:pPr>
+            <w:proofErr w:type="gramStart"/>
+            <w:r>
+              <w:rPr>
+                <w:rFonts w:hint="eastAsia"/>
+                <w:sz w:val="16"/>
+                <w:szCs w:val="16"/>
+              </w:rPr>
+              <w:t>::</w:t>
+            </w:r>
+            <w:proofErr w:type="spellStart"/>
+            <w:r>
+              <w:rPr>
+                <w:rFonts w:hint="eastAsia"/>
+                <w:sz w:val="16"/>
+                <w:szCs w:val="16"/>
+              </w:rPr>
+              <w:t>SendPacket</w:t>
+            </w:r>
+            <w:proofErr w:type="spellEnd"/>
+            <w:r>
+              <w:rPr>
+                <w:rFonts w:hint="eastAsia"/>
+                <w:sz w:val="16"/>
+                <w:szCs w:val="16"/>
+              </w:rPr>
+              <w:t>(</w:t>
+            </w:r>
+            <w:proofErr w:type="gramEnd"/>
+            <w:r>
+              <w:rPr>
+                <w:rFonts w:hint="eastAsia"/>
+                <w:sz w:val="16"/>
+                <w:szCs w:val="16"/>
+              </w:rPr>
+              <w:t>)</w:t>
             </w:r>
           </w:p>
         </w:tc>
@@ -15241,13 +18681,33 @@
                 <w:szCs w:val="16"/>
               </w:rPr>
             </w:pPr>
+            <w:proofErr w:type="spellStart"/>
+            <w:proofErr w:type="gramStart"/>
             <w:r>
               <w:rPr>
                 <w:rFonts w:asciiTheme="majorEastAsia" w:eastAsiaTheme="majorEastAsia" w:hAnsiTheme="majorEastAsia" w:hint="eastAsia"/>
                 <w:sz w:val="16"/>
                 <w:szCs w:val="16"/>
               </w:rPr>
-              <w:t xml:space="preserve">RecvThread(), </w:t>
+              <w:t>RecvThread</w:t>
+            </w:r>
+            <w:proofErr w:type="spellEnd"/>
+            <w:r>
+              <w:rPr>
+                <w:rFonts w:asciiTheme="majorEastAsia" w:eastAsiaTheme="majorEastAsia" w:hAnsiTheme="majorEastAsia" w:hint="eastAsia"/>
+                <w:sz w:val="16"/>
+                <w:szCs w:val="16"/>
+              </w:rPr>
+              <w:t>(</w:t>
+            </w:r>
+            <w:proofErr w:type="gramEnd"/>
+            <w:r>
+              <w:rPr>
+                <w:rFonts w:asciiTheme="majorEastAsia" w:eastAsiaTheme="majorEastAsia" w:hAnsiTheme="majorEastAsia" w:hint="eastAsia"/>
+                <w:sz w:val="16"/>
+                <w:szCs w:val="16"/>
+              </w:rPr>
+              <w:t xml:space="preserve">), </w:t>
             </w:r>
           </w:p>
           <w:p>
@@ -15261,13 +18721,33 @@
                 <w:szCs w:val="16"/>
               </w:rPr>
             </w:pPr>
+            <w:proofErr w:type="spellStart"/>
+            <w:proofErr w:type="gramStart"/>
             <w:r>
               <w:rPr>
                 <w:rFonts w:asciiTheme="majorEastAsia" w:eastAsiaTheme="majorEastAsia" w:hAnsiTheme="majorEastAsia" w:hint="eastAsia"/>
                 <w:sz w:val="16"/>
                 <w:szCs w:val="16"/>
               </w:rPr>
-              <w:t>Processpacket()</w:t>
+              <w:t>Processpacket</w:t>
+            </w:r>
+            <w:proofErr w:type="spellEnd"/>
+            <w:r>
+              <w:rPr>
+                <w:rFonts w:asciiTheme="majorEastAsia" w:eastAsiaTheme="majorEastAsia" w:hAnsiTheme="majorEastAsia" w:hint="eastAsia"/>
+                <w:sz w:val="16"/>
+                <w:szCs w:val="16"/>
+              </w:rPr>
+              <w:t>(</w:t>
+            </w:r>
+            <w:proofErr w:type="gramEnd"/>
+            <w:r>
+              <w:rPr>
+                <w:rFonts w:asciiTheme="majorEastAsia" w:eastAsiaTheme="majorEastAsia" w:hAnsiTheme="majorEastAsia" w:hint="eastAsia"/>
+                <w:sz w:val="16"/>
+                <w:szCs w:val="16"/>
+              </w:rPr>
+              <w:t>)</w:t>
             </w:r>
           </w:p>
           <w:p>
@@ -15375,6 +18855,7 @@
                 <w:szCs w:val="16"/>
               </w:rPr>
             </w:pPr>
+            <w:proofErr w:type="spellStart"/>
             <w:r>
               <w:rPr>
                 <w:rFonts w:hint="eastAsia"/>
@@ -15384,6 +18865,7 @@
               </w:rPr>
               <w:t>패킷테스트</w:t>
             </w:r>
+            <w:proofErr w:type="spellEnd"/>
           </w:p>
           <w:p>
             <w:pPr>
@@ -15453,46 +18935,59 @@
                 <w:sz w:val="16"/>
                 <w:szCs w:val="16"/>
               </w:rPr>
-              <w:t>send_playerInfo</w:t>
-            </w:r>
-          </w:p>
-          <w:p>
-            <w:pPr>
-              <w:widowControl/>
-              <w:wordWrap/>
-              <w:autoSpaceDE/>
-              <w:rPr>
-                <w:sz w:val="16"/>
-                <w:szCs w:val="16"/>
-              </w:rPr>
-            </w:pPr>
-            <w:r>
-              <w:rPr>
-                <w:rFonts w:hint="eastAsia"/>
-                <w:sz w:val="16"/>
-                <w:szCs w:val="16"/>
-              </w:rPr>
-              <w:t>_packet()</w:t>
-            </w:r>
-          </w:p>
-          <w:p>
-            <w:pPr>
-              <w:widowControl/>
-              <w:wordWrap/>
-              <w:autoSpaceDE/>
-              <w:rPr>
-                <w:sz w:val="16"/>
-                <w:szCs w:val="16"/>
-              </w:rPr>
-            </w:pPr>
-            <w:r>
-              <w:rPr>
-                <w:rFonts w:hint="eastAsia"/>
-                <w:sz w:val="16"/>
-                <w:szCs w:val="16"/>
-              </w:rPr>
-              <w:t>함수 작성</w:t>
-            </w:r>
+              <w:t>클라이언트</w:t>
+            </w:r>
+          </w:p>
+          <w:p>
+            <w:pPr>
+              <w:widowControl/>
+              <w:wordWrap/>
+              <w:autoSpaceDE/>
+              <w:rPr>
+                <w:sz w:val="16"/>
+                <w:szCs w:val="16"/>
+              </w:rPr>
+            </w:pPr>
+            <w:proofErr w:type="spellStart"/>
+            <w:r>
+              <w:rPr>
+                <w:rFonts w:hint="eastAsia"/>
+                <w:sz w:val="16"/>
+                <w:szCs w:val="16"/>
+              </w:rPr>
+              <w:t>UpdatePosition</w:t>
+            </w:r>
+            <w:proofErr w:type="spellEnd"/>
+          </w:p>
+          <w:p>
+            <w:pPr>
+              <w:widowControl/>
+              <w:wordWrap/>
+              <w:autoSpaceDE/>
+              <w:rPr>
+                <w:sz w:val="16"/>
+                <w:szCs w:val="16"/>
+              </w:rPr>
+            </w:pPr>
+            <w:r>
+              <w:rPr>
+                <w:rFonts w:hint="eastAsia"/>
+                <w:sz w:val="16"/>
+                <w:szCs w:val="16"/>
+              </w:rPr>
+              <w:t>스레드 구현</w:t>
+            </w:r>
+          </w:p>
+          <w:p>
+            <w:pPr>
+              <w:widowControl/>
+              <w:wordWrap/>
+              <w:autoSpaceDE/>
+              <w:rPr>
+                <w:sz w:val="16"/>
+                <w:szCs w:val="16"/>
+              </w:rPr>
+            </w:pPr>
           </w:p>
         </w:tc>
         <w:tc>
@@ -15535,51 +19030,89 @@
                 <w:szCs w:val="16"/>
               </w:rPr>
             </w:pPr>
-            <w:r>
-              <w:rPr>
-                <w:rFonts w:hint="eastAsia"/>
-                <w:sz w:val="16"/>
-                <w:szCs w:val="16"/>
-              </w:rPr>
-              <w:t>send_login</w:t>
-            </w:r>
-          </w:p>
-          <w:p>
-            <w:pPr>
-              <w:widowControl/>
-              <w:wordWrap/>
-              <w:autoSpaceDE/>
-              <w:rPr>
-                <w:sz w:val="16"/>
-                <w:szCs w:val="16"/>
-              </w:rPr>
-            </w:pPr>
-            <w:r>
-              <w:rPr>
-                <w:rFonts w:hint="eastAsia"/>
-                <w:sz w:val="16"/>
-                <w:szCs w:val="16"/>
-              </w:rPr>
-              <w:t>_fail_packet();</w:t>
-            </w:r>
-          </w:p>
-          <w:p>
-            <w:pPr>
-              <w:widowControl/>
-              <w:wordWrap/>
-              <w:autoSpaceDE/>
-              <w:rPr>
-                <w:sz w:val="16"/>
-                <w:szCs w:val="16"/>
-              </w:rPr>
-            </w:pPr>
-            <w:r>
-              <w:rPr>
-                <w:rFonts w:hint="eastAsia"/>
-                <w:sz w:val="16"/>
-                <w:szCs w:val="16"/>
-              </w:rPr>
-              <w:t>함수 작성</w:t>
+            <w:proofErr w:type="spellStart"/>
+            <w:r>
+              <w:rPr>
+                <w:rFonts w:hint="eastAsia"/>
+                <w:sz w:val="16"/>
+                <w:szCs w:val="16"/>
+              </w:rPr>
+              <w:t>send_Game</w:t>
+            </w:r>
+            <w:proofErr w:type="spellEnd"/>
+          </w:p>
+          <w:p>
+            <w:pPr>
+              <w:widowControl/>
+              <w:wordWrap/>
+              <w:autoSpaceDE/>
+              <w:rPr>
+                <w:sz w:val="16"/>
+                <w:szCs w:val="16"/>
+              </w:rPr>
+            </w:pPr>
+            <w:r>
+              <w:rPr>
+                <w:rFonts w:hint="eastAsia"/>
+                <w:sz w:val="16"/>
+                <w:szCs w:val="16"/>
+              </w:rPr>
+              <w:t>_</w:t>
+            </w:r>
+            <w:proofErr w:type="spellStart"/>
+            <w:r>
+              <w:rPr>
+                <w:rFonts w:hint="eastAsia"/>
+                <w:sz w:val="16"/>
+                <w:szCs w:val="16"/>
+              </w:rPr>
+              <w:t>Start_</w:t>
+            </w:r>
+            <w:proofErr w:type="gramStart"/>
+            <w:r>
+              <w:rPr>
+                <w:rFonts w:hint="eastAsia"/>
+                <w:sz w:val="16"/>
+                <w:szCs w:val="16"/>
+              </w:rPr>
+              <w:t>Packet</w:t>
+            </w:r>
+            <w:proofErr w:type="spellEnd"/>
+            <w:r>
+              <w:rPr>
+                <w:rFonts w:hint="eastAsia"/>
+                <w:sz w:val="16"/>
+                <w:szCs w:val="16"/>
+              </w:rPr>
+              <w:t>(</w:t>
+            </w:r>
+            <w:proofErr w:type="gramEnd"/>
+            <w:r>
+              <w:rPr>
+                <w:rFonts w:hint="eastAsia"/>
+                <w:sz w:val="16"/>
+                <w:szCs w:val="16"/>
+              </w:rPr>
+              <w:t>)</w:t>
+            </w:r>
+          </w:p>
+          <w:p>
+            <w:pPr>
+              <w:widowControl/>
+              <w:wordWrap/>
+              <w:autoSpaceDE/>
+              <w:rPr>
+                <w:sz w:val="16"/>
+                <w:szCs w:val="16"/>
+              </w:rPr>
+            </w:pPr>
+            <w:r>
+              <w:rPr>
+                <w:rFonts w:hint="eastAsia"/>
+                <w:sz w:val="16"/>
+                <w:szCs w:val="16"/>
+              </w:rPr>
+              <w:t>구현</w:t>
             </w:r>
           </w:p>
         </w:tc>
@@ -15690,6 +19223,7 @@
                 <w:szCs w:val="16"/>
               </w:rPr>
             </w:pPr>
+            <w:proofErr w:type="spellStart"/>
             <w:r>
               <w:rPr>
                 <w:rFonts w:asciiTheme="majorEastAsia" w:eastAsiaTheme="majorEastAsia" w:hAnsiTheme="majorEastAsia" w:hint="eastAsia"/>
@@ -15698,6 +19232,7 @@
               </w:rPr>
               <w:t>Processpacket</w:t>
             </w:r>
+            <w:proofErr w:type="spellEnd"/>
           </w:p>
           <w:p>
             <w:pPr>
@@ -15767,6 +19302,83 @@
               </w:rPr>
               <w:t xml:space="preserve"> </w:t>
             </w:r>
+            <w:proofErr w:type="spellStart"/>
+            <w:r>
+              <w:rPr>
+                <w:rFonts w:hint="eastAsia"/>
+                <w:sz w:val="16"/>
+                <w:szCs w:val="16"/>
+              </w:rPr>
+              <w:t>send_move</w:t>
+            </w:r>
+            <w:proofErr w:type="spellEnd"/>
+          </w:p>
+          <w:p>
+            <w:pPr>
+              <w:widowControl/>
+              <w:wordWrap/>
+              <w:autoSpaceDE/>
+              <w:rPr>
+                <w:sz w:val="16"/>
+                <w:szCs w:val="16"/>
+              </w:rPr>
+            </w:pPr>
+            <w:r>
+              <w:rPr>
+                <w:rFonts w:hint="eastAsia"/>
+                <w:sz w:val="16"/>
+                <w:szCs w:val="16"/>
+              </w:rPr>
+              <w:t>_</w:t>
+            </w:r>
+            <w:proofErr w:type="gramStart"/>
+            <w:r>
+              <w:rPr>
+                <w:rFonts w:hint="eastAsia"/>
+                <w:sz w:val="16"/>
+                <w:szCs w:val="16"/>
+              </w:rPr>
+              <w:t>packet(</w:t>
+            </w:r>
+            <w:proofErr w:type="gramEnd"/>
+            <w:r>
+              <w:rPr>
+                <w:rFonts w:hint="eastAsia"/>
+                <w:sz w:val="16"/>
+                <w:szCs w:val="16"/>
+              </w:rPr>
+              <w:t>)</w:t>
+            </w:r>
+          </w:p>
+          <w:p>
+            <w:pPr>
+              <w:widowControl/>
+              <w:wordWrap/>
+              <w:autoSpaceDE/>
+              <w:rPr>
+                <w:sz w:val="16"/>
+                <w:szCs w:val="16"/>
+              </w:rPr>
+            </w:pPr>
+            <w:r>
+              <w:rPr>
+                <w:rFonts w:hint="eastAsia"/>
+                <w:sz w:val="16"/>
+                <w:szCs w:val="16"/>
+              </w:rPr>
+              <w:t>구현</w:t>
+            </w:r>
+          </w:p>
+          <w:p>
+            <w:pPr>
+              <w:widowControl/>
+              <w:wordWrap/>
+              <w:autoSpaceDE/>
+              <w:rPr>
+                <w:sz w:val="16"/>
+                <w:szCs w:val="16"/>
+              </w:rPr>
+            </w:pPr>
           </w:p>
         </w:tc>
         <w:tc>
@@ -15809,52 +19421,6 @@
                 <w:szCs w:val="16"/>
               </w:rPr>
             </w:pPr>
-            <w:r>
-              <w:rPr>
-                <w:rFonts w:hint="eastAsia"/>
-                <w:sz w:val="16"/>
-                <w:szCs w:val="16"/>
-              </w:rPr>
-              <w:t>클라이언트</w:t>
-            </w:r>
-          </w:p>
-          <w:p>
-            <w:pPr>
-              <w:widowControl/>
-              <w:wordWrap/>
-              <w:autoSpaceDE/>
-              <w:rPr>
-                <w:sz w:val="16"/>
-                <w:szCs w:val="16"/>
-              </w:rPr>
-            </w:pPr>
-            <w:r>
-              <w:rPr>
-                <w:rFonts w:hint="eastAsia"/>
-                <w:sz w:val="16"/>
-                <w:szCs w:val="16"/>
-              </w:rPr>
-              <w:t>UpdatePosition</w:t>
-            </w:r>
-          </w:p>
-          <w:p>
-            <w:pPr>
-              <w:widowControl/>
-              <w:wordWrap/>
-              <w:autoSpaceDE/>
-              <w:rPr>
-                <w:sz w:val="16"/>
-                <w:szCs w:val="16"/>
-              </w:rPr>
-            </w:pPr>
-            <w:r>
-              <w:rPr>
-                <w:rFonts w:hint="eastAsia"/>
-                <w:sz w:val="16"/>
-                <w:szCs w:val="16"/>
-              </w:rPr>
-              <w:t>스레드 구현</w:t>
-            </w:r>
           </w:p>
         </w:tc>
         <w:tc>
@@ -15901,6 +19467,7 @@
                 <w:szCs w:val="16"/>
               </w:rPr>
             </w:pPr>
+            <w:proofErr w:type="spellStart"/>
             <w:r>
               <w:rPr>
                 <w:rFonts w:hint="eastAsia"/>
@@ -15910,6 +19477,7 @@
               </w:rPr>
               <w:t>패킷테스트</w:t>
             </w:r>
+            <w:proofErr w:type="spellEnd"/>
           </w:p>
           <w:p>
             <w:pPr>
@@ -15959,7 +19527,80 @@
                 <w:sz w:val="16"/>
                 <w:szCs w:val="16"/>
               </w:rPr>
-              <w:t>13</w:t>
+              <w:t>1</w:t>
+            </w:r>
+            <w:r>
+              <w:rPr>
+                <w:rFonts w:hint="eastAsia"/>
+                <w:sz w:val="16"/>
+                <w:szCs w:val="16"/>
+              </w:rPr>
+              <w:t>3</w:t>
+            </w:r>
+          </w:p>
+          <w:p>
+            <w:pPr>
+              <w:widowControl/>
+              <w:wordWrap/>
+              <w:autoSpaceDE/>
+              <w:rPr>
+                <w:sz w:val="16"/>
+                <w:szCs w:val="16"/>
+              </w:rPr>
+            </w:pPr>
+            <w:r>
+              <w:rPr>
+                <w:rFonts w:hint="eastAsia"/>
+                <w:sz w:val="16"/>
+                <w:szCs w:val="16"/>
+              </w:rPr>
+              <w:t>send_</w:t>
+            </w:r>
+          </w:p>
+          <w:p>
+            <w:pPr>
+              <w:widowControl/>
+              <w:wordWrap/>
+              <w:autoSpaceDE/>
+              <w:rPr>
+                <w:sz w:val="16"/>
+                <w:szCs w:val="16"/>
+              </w:rPr>
+            </w:pPr>
+            <w:r>
+              <w:rPr>
+                <w:rFonts w:hint="eastAsia"/>
+                <w:sz w:val="16"/>
+                <w:szCs w:val="16"/>
+              </w:rPr>
+              <w:t>booster</w:t>
+            </w:r>
+          </w:p>
+          <w:p>
+            <w:pPr>
+              <w:widowControl/>
+              <w:wordWrap/>
+              <w:autoSpaceDE/>
+              <w:rPr>
+                <w:sz w:val="16"/>
+                <w:szCs w:val="16"/>
+              </w:rPr>
+            </w:pPr>
+            <w:r>
+              <w:rPr>
+                <w:rFonts w:hint="eastAsia"/>
+                <w:sz w:val="16"/>
+                <w:szCs w:val="16"/>
+              </w:rPr>
+              <w:t>_packet() 구현</w:t>
+            </w:r>
+            <w:r>
+              <w:rPr>
+                <w:rFonts w:hint="eastAsia"/>
+                <w:sz w:val="16"/>
+                <w:szCs w:val="16"/>
+              </w:rPr>
+              <w:t xml:space="preserve"> </w:t>
             </w:r>
           </w:p>
         </w:tc>
@@ -16003,52 +19644,6 @@
                 <w:szCs w:val="16"/>
               </w:rPr>
             </w:pPr>
-            <w:r>
-              <w:rPr>
-                <w:rFonts w:hint="eastAsia"/>
-                <w:sz w:val="16"/>
-                <w:szCs w:val="16"/>
-              </w:rPr>
-              <w:t>send_Game</w:t>
-            </w:r>
-          </w:p>
-          <w:p>
-            <w:pPr>
-              <w:widowControl/>
-              <w:wordWrap/>
-              <w:autoSpaceDE/>
-              <w:rPr>
-                <w:sz w:val="16"/>
-                <w:szCs w:val="16"/>
-              </w:rPr>
-            </w:pPr>
-            <w:r>
-              <w:rPr>
-                <w:rFonts w:hint="eastAsia"/>
-                <w:sz w:val="16"/>
-                <w:szCs w:val="16"/>
-              </w:rPr>
-              <w:t>_Start_Packet()</w:t>
-            </w:r>
-          </w:p>
-          <w:p>
-            <w:pPr>
-              <w:widowControl/>
-              <w:wordWrap/>
-              <w:autoSpaceDE/>
-              <w:rPr>
-                <w:sz w:val="16"/>
-                <w:szCs w:val="16"/>
-              </w:rPr>
-            </w:pPr>
-            <w:r>
-              <w:rPr>
-                <w:rFonts w:hint="eastAsia"/>
-                <w:sz w:val="16"/>
-                <w:szCs w:val="16"/>
-              </w:rPr>
-              <w:t>구현</w:t>
-            </w:r>
           </w:p>
         </w:tc>
         <w:tc>
@@ -16148,6 +19743,7 @@
                 <w:szCs w:val="16"/>
               </w:rPr>
             </w:pPr>
+            <w:proofErr w:type="spellStart"/>
             <w:r>
               <w:rPr>
                 <w:rFonts w:asciiTheme="majorEastAsia" w:eastAsiaTheme="majorEastAsia" w:hAnsiTheme="majorEastAsia" w:hint="eastAsia"/>
@@ -16156,6 +19752,7 @@
               </w:rPr>
               <w:t>Processpacket</w:t>
             </w:r>
+            <w:proofErr w:type="spellEnd"/>
           </w:p>
           <w:p>
             <w:pPr>
@@ -16223,26 +19820,54 @@
                 <w:sz w:val="16"/>
                 <w:szCs w:val="16"/>
               </w:rPr>
-              <w:t>send_move</w:t>
-            </w:r>
-          </w:p>
-          <w:p>
-            <w:pPr>
-              <w:widowControl/>
-              <w:wordWrap/>
-              <w:autoSpaceDE/>
-              <w:rPr>
-                <w:sz w:val="16"/>
-                <w:szCs w:val="16"/>
-              </w:rPr>
-            </w:pPr>
-            <w:r>
-              <w:rPr>
-                <w:rFonts w:hint="eastAsia"/>
-                <w:sz w:val="16"/>
-                <w:szCs w:val="16"/>
-              </w:rPr>
-              <w:t>_packet()</w:t>
+              <w:t>send_</w:t>
+            </w:r>
+          </w:p>
+          <w:p>
+            <w:pPr>
+              <w:widowControl/>
+              <w:wordWrap/>
+              <w:autoSpaceDE/>
+              <w:rPr>
+                <w:sz w:val="16"/>
+                <w:szCs w:val="16"/>
+              </w:rPr>
+            </w:pPr>
+            <w:proofErr w:type="spellStart"/>
+            <w:r>
+              <w:rPr>
+                <w:rFonts w:hint="eastAsia"/>
+                <w:sz w:val="16"/>
+                <w:szCs w:val="16"/>
+              </w:rPr>
+              <w:t>Finish_</w:t>
+            </w:r>
+            <w:proofErr w:type="gramStart"/>
+            <w:r>
+              <w:rPr>
+                <w:rFonts w:hint="eastAsia"/>
+                <w:sz w:val="16"/>
+                <w:szCs w:val="16"/>
+              </w:rPr>
+              <w:t>packet</w:t>
+            </w:r>
+            <w:proofErr w:type="spellEnd"/>
+            <w:r>
+              <w:rPr>
+                <w:rFonts w:hint="eastAsia"/>
+                <w:sz w:val="16"/>
+                <w:szCs w:val="16"/>
+              </w:rPr>
+              <w:t>(</w:t>
+            </w:r>
+            <w:proofErr w:type="gramEnd"/>
+            <w:r>
+              <w:rPr>
+                <w:rFonts w:hint="eastAsia"/>
+                <w:sz w:val="16"/>
+                <w:szCs w:val="16"/>
+              </w:rPr>
+              <w:t>)</w:t>
             </w:r>
           </w:p>
           <w:p>
@@ -16340,6 +19965,7 @@
                 <w:szCs w:val="16"/>
               </w:rPr>
             </w:pPr>
+            <w:proofErr w:type="spellStart"/>
             <w:r>
               <w:rPr>
                 <w:rFonts w:hint="eastAsia"/>
@@ -16349,6 +19975,7 @@
               </w:rPr>
               <w:t>패킷테스트</w:t>
             </w:r>
+            <w:proofErr w:type="spellEnd"/>
           </w:p>
           <w:p>
             <w:pPr>
@@ -16411,52 +20038,6 @@
                 <w:szCs w:val="16"/>
               </w:rPr>
             </w:pPr>
-            <w:r>
-              <w:rPr>
-                <w:rFonts w:hint="eastAsia"/>
-                <w:sz w:val="16"/>
-                <w:szCs w:val="16"/>
-              </w:rPr>
-              <w:t>send_</w:t>
-            </w:r>
-          </w:p>
-          <w:p>
-            <w:pPr>
-              <w:widowControl/>
-              <w:wordWrap/>
-              <w:autoSpaceDE/>
-              <w:rPr>
-                <w:sz w:val="16"/>
-                <w:szCs w:val="16"/>
-              </w:rPr>
-            </w:pPr>
-            <w:r>
-              <w:rPr>
-                <w:rFonts w:hint="eastAsia"/>
-                <w:sz w:val="16"/>
-                <w:szCs w:val="16"/>
-              </w:rPr>
-              <w:t>booster</w:t>
-            </w:r>
-          </w:p>
-          <w:p>
-            <w:pPr>
-              <w:widowControl/>
-              <w:wordWrap/>
-              <w:autoSpaceDE/>
-              <w:rPr>
-                <w:sz w:val="16"/>
-                <w:szCs w:val="16"/>
-              </w:rPr>
-            </w:pPr>
-            <w:r>
-              <w:rPr>
-                <w:rFonts w:hint="eastAsia"/>
-                <w:sz w:val="16"/>
-                <w:szCs w:val="16"/>
-              </w:rPr>
-              <w:t>_packet() 구현</w:t>
-            </w:r>
           </w:p>
         </w:tc>
         <w:tc>
@@ -16499,51 +20080,34 @@
                 <w:szCs w:val="16"/>
               </w:rPr>
             </w:pPr>
-            <w:r>
-              <w:rPr>
-                <w:rFonts w:hint="eastAsia"/>
-                <w:sz w:val="16"/>
-                <w:szCs w:val="16"/>
-              </w:rPr>
-              <w:t>send_</w:t>
-            </w:r>
-          </w:p>
-          <w:p>
-            <w:pPr>
-              <w:widowControl/>
-              <w:wordWrap/>
-              <w:autoSpaceDE/>
-              <w:rPr>
-                <w:sz w:val="16"/>
-                <w:szCs w:val="16"/>
-              </w:rPr>
-            </w:pPr>
-            <w:r>
-              <w:rPr>
-                <w:rFonts w:hint="eastAsia"/>
-                <w:sz w:val="16"/>
-                <w:szCs w:val="16"/>
-              </w:rPr>
-              <w:t>Finish_packet()</w:t>
-            </w:r>
-          </w:p>
-          <w:p>
-            <w:pPr>
-              <w:widowControl/>
-              <w:wordWrap/>
-              <w:autoSpaceDE/>
-              <w:rPr>
-                <w:sz w:val="16"/>
-                <w:szCs w:val="16"/>
-              </w:rPr>
-            </w:pPr>
-            <w:r>
-              <w:rPr>
-                <w:rFonts w:hint="eastAsia"/>
-                <w:sz w:val="16"/>
-                <w:szCs w:val="16"/>
-              </w:rPr>
-              <w:t>구현</w:t>
+            <w:proofErr w:type="spellStart"/>
+            <w:r>
+              <w:rPr>
+                <w:rFonts w:hint="eastAsia"/>
+                <w:sz w:val="16"/>
+                <w:szCs w:val="16"/>
+              </w:rPr>
+              <w:t>send_rank</w:t>
+            </w:r>
+            <w:proofErr w:type="spellEnd"/>
+          </w:p>
+          <w:p>
+            <w:pPr>
+              <w:widowControl/>
+              <w:wordWrap/>
+              <w:autoSpaceDE/>
+              <w:rPr>
+                <w:sz w:val="16"/>
+                <w:szCs w:val="16"/>
+              </w:rPr>
+            </w:pPr>
+            <w:r>
+              <w:rPr>
+                <w:rFonts w:hint="eastAsia"/>
+                <w:sz w:val="16"/>
+                <w:szCs w:val="16"/>
+              </w:rPr>
+              <w:t>_packet() 구현</w:t>
             </w:r>
           </w:p>
         </w:tc>
@@ -16644,6 +20208,7 @@
                 <w:szCs w:val="16"/>
               </w:rPr>
             </w:pPr>
+            <w:proofErr w:type="spellStart"/>
             <w:r>
               <w:rPr>
                 <w:rFonts w:asciiTheme="majorEastAsia" w:eastAsiaTheme="majorEastAsia" w:hAnsiTheme="majorEastAsia" w:hint="eastAsia"/>
@@ -16652,6 +20217,7 @@
               </w:rPr>
               <w:t>Processpacket</w:t>
             </w:r>
+            <w:proofErr w:type="spellEnd"/>
           </w:p>
           <w:p>
             <w:pPr>
@@ -16700,6 +20266,84 @@
                 <w:szCs w:val="16"/>
               </w:rPr>
               <w:t>24</w:t>
+            </w:r>
+          </w:p>
+          <w:p>
+            <w:pPr>
+              <w:widowControl/>
+              <w:wordWrap/>
+              <w:autoSpaceDE/>
+              <w:rPr>
+                <w:sz w:val="16"/>
+                <w:szCs w:val="16"/>
+              </w:rPr>
+            </w:pPr>
+            <w:proofErr w:type="spellStart"/>
+            <w:r>
+              <w:rPr>
+                <w:rFonts w:hint="eastAsia"/>
+                <w:sz w:val="16"/>
+                <w:szCs w:val="16"/>
+              </w:rPr>
+              <w:t>send_playerInfo</w:t>
+            </w:r>
+            <w:proofErr w:type="spellEnd"/>
+          </w:p>
+          <w:p>
+            <w:pPr>
+              <w:widowControl/>
+              <w:wordWrap/>
+              <w:autoSpaceDE/>
+              <w:rPr>
+                <w:sz w:val="16"/>
+                <w:szCs w:val="16"/>
+              </w:rPr>
+            </w:pPr>
+            <w:r>
+              <w:rPr>
+                <w:rFonts w:hint="eastAsia"/>
+                <w:sz w:val="16"/>
+                <w:szCs w:val="16"/>
+              </w:rPr>
+              <w:t>_</w:t>
+            </w:r>
+            <w:proofErr w:type="gramStart"/>
+            <w:r>
+              <w:rPr>
+                <w:rFonts w:hint="eastAsia"/>
+                <w:sz w:val="16"/>
+                <w:szCs w:val="16"/>
+              </w:rPr>
+              <w:t>packet(</w:t>
+            </w:r>
+            <w:proofErr w:type="gramEnd"/>
+            <w:r>
+              <w:rPr>
+                <w:rFonts w:hint="eastAsia"/>
+                <w:sz w:val="16"/>
+                <w:szCs w:val="16"/>
+              </w:rPr>
+              <w:t>)</w:t>
+            </w:r>
+          </w:p>
+          <w:p>
+            <w:pPr>
+              <w:widowControl/>
+              <w:wordWrap/>
+              <w:autoSpaceDE/>
+              <w:autoSpaceDN/>
+              <w:rPr>
+                <w:sz w:val="16"/>
+                <w:szCs w:val="16"/>
+              </w:rPr>
+            </w:pPr>
+            <w:r>
+              <w:rPr>
+                <w:rFonts w:hint="eastAsia"/>
+                <w:sz w:val="16"/>
+                <w:szCs w:val="16"/>
+              </w:rPr>
+              <w:t>함수 작성</w:t>
             </w:r>
           </w:p>
           <w:p>
@@ -16789,6 +20433,7 @@
                 <w:szCs w:val="16"/>
               </w:rPr>
             </w:pPr>
+            <w:proofErr w:type="spellStart"/>
             <w:r>
               <w:rPr>
                 <w:rFonts w:hint="eastAsia"/>
@@ -16798,6 +20443,7 @@
               </w:rPr>
               <w:t>패킷테스트</w:t>
             </w:r>
+            <w:proofErr w:type="spellEnd"/>
           </w:p>
           <w:p>
             <w:pPr>
@@ -16850,6 +20496,93 @@
               <w:t>27</w:t>
             </w:r>
           </w:p>
+          <w:p>
+            <w:pPr>
+              <w:widowControl/>
+              <w:wordWrap/>
+              <w:autoSpaceDE/>
+              <w:rPr>
+                <w:sz w:val="16"/>
+                <w:szCs w:val="16"/>
+              </w:rPr>
+            </w:pPr>
+            <w:proofErr w:type="spellStart"/>
+            <w:r>
+              <w:rPr>
+                <w:rFonts w:hint="eastAsia"/>
+                <w:sz w:val="16"/>
+                <w:szCs w:val="16"/>
+              </w:rPr>
+              <w:t>send_login</w:t>
+            </w:r>
+            <w:proofErr w:type="spellEnd"/>
+          </w:p>
+          <w:p>
+            <w:pPr>
+              <w:widowControl/>
+              <w:wordWrap/>
+              <w:autoSpaceDE/>
+              <w:rPr>
+                <w:sz w:val="16"/>
+                <w:szCs w:val="16"/>
+              </w:rPr>
+            </w:pPr>
+            <w:r>
+              <w:rPr>
+                <w:rFonts w:hint="eastAsia"/>
+                <w:sz w:val="16"/>
+                <w:szCs w:val="16"/>
+              </w:rPr>
+              <w:t>_</w:t>
+            </w:r>
+            <w:proofErr w:type="spellStart"/>
+            <w:r>
+              <w:rPr>
+                <w:rFonts w:hint="eastAsia"/>
+                <w:sz w:val="16"/>
+                <w:szCs w:val="16"/>
+              </w:rPr>
+              <w:t>fail_</w:t>
+            </w:r>
+            <w:proofErr w:type="gramStart"/>
+            <w:r>
+              <w:rPr>
+                <w:rFonts w:hint="eastAsia"/>
+                <w:sz w:val="16"/>
+                <w:szCs w:val="16"/>
+              </w:rPr>
+              <w:t>packet</w:t>
+            </w:r>
+            <w:proofErr w:type="spellEnd"/>
+            <w:r>
+              <w:rPr>
+                <w:rFonts w:hint="eastAsia"/>
+                <w:sz w:val="16"/>
+                <w:szCs w:val="16"/>
+              </w:rPr>
+              <w:t>();</w:t>
+            </w:r>
+            <w:proofErr w:type="gramEnd"/>
+          </w:p>
+          <w:p>
+            <w:pPr>
+              <w:widowControl/>
+              <w:wordWrap/>
+              <w:autoSpaceDE/>
+              <w:rPr>
+                <w:sz w:val="16"/>
+                <w:szCs w:val="16"/>
+              </w:rPr>
+            </w:pPr>
+            <w:r>
+              <w:rPr>
+                <w:rFonts w:hint="eastAsia"/>
+                <w:sz w:val="16"/>
+                <w:szCs w:val="16"/>
+              </w:rPr>
+              <w:t>함수 작성</w:t>
+            </w:r>
+          </w:p>
         </w:tc>
         <w:tc>
           <w:tcPr>
@@ -16891,33 +20624,6 @@
                 <w:szCs w:val="16"/>
               </w:rPr>
             </w:pPr>
-            <w:r>
-              <w:rPr>
-                <w:rFonts w:hint="eastAsia"/>
-                <w:sz w:val="16"/>
-                <w:szCs w:val="16"/>
-              </w:rPr>
-              <w:t>send_rank</w:t>
-            </w:r>
-          </w:p>
-          <w:p>
-            <w:pPr>
-              <w:widowControl/>
-              <w:wordWrap/>
-              <w:autoSpaceDE/>
-              <w:rPr>
-                <w:sz w:val="16"/>
-                <w:szCs w:val="16"/>
-              </w:rPr>
-            </w:pPr>
-            <w:r>
-              <w:rPr>
-                <w:rFonts w:hint="eastAsia"/>
-                <w:sz w:val="16"/>
-                <w:szCs w:val="16"/>
-              </w:rPr>
-              <w:t>_packet() 구현</w:t>
-            </w:r>
           </w:p>
         </w:tc>
         <w:tc>
@@ -17106,6 +20812,7 @@
                 <w:szCs w:val="16"/>
               </w:rPr>
             </w:pPr>
+            <w:proofErr w:type="spellStart"/>
             <w:r>
               <w:rPr>
                 <w:rFonts w:hint="eastAsia"/>
@@ -17115,6 +20822,7 @@
               </w:rPr>
               <w:t>패킷테스트</w:t>
             </w:r>
+            <w:proofErr w:type="spellEnd"/>
           </w:p>
           <w:p>
             <w:pPr>
@@ -17287,6 +20995,7 @@
               <w:widowControl/>
               <w:wordWrap/>
               <w:autoSpaceDE/>
+              <w:autoSpaceDN/>
               <w:rPr>
                 <w:sz w:val="16"/>
                 <w:szCs w:val="16"/>
@@ -17323,6 +21032,17 @@
               </w:rPr>
               <w:t>5</w:t>
             </w:r>
+          </w:p>
+          <w:p>
+            <w:pPr>
+              <w:widowControl/>
+              <w:wordWrap/>
+              <w:autoSpaceDE/>
+              <w:rPr>
+                <w:sz w:val="16"/>
+                <w:szCs w:val="16"/>
+              </w:rPr>
+            </w:pPr>
           </w:p>
         </w:tc>
         <w:tc>

--- a/넷겜플기획서2.docx
+++ b/넷겜플기획서2.docx
@@ -18929,25 +18929,6 @@
                 <w:szCs w:val="16"/>
               </w:rPr>
             </w:pPr>
-            <w:r>
-              <w:rPr>
-                <w:rFonts w:hint="eastAsia"/>
-                <w:sz w:val="16"/>
-                <w:szCs w:val="16"/>
-              </w:rPr>
-              <w:t>클라이언트</w:t>
-            </w:r>
-          </w:p>
-          <w:p>
-            <w:pPr>
-              <w:widowControl/>
-              <w:wordWrap/>
-              <w:autoSpaceDE/>
-              <w:rPr>
-                <w:sz w:val="16"/>
-                <w:szCs w:val="16"/>
-              </w:rPr>
-            </w:pPr>
             <w:proofErr w:type="spellStart"/>
             <w:r>
               <w:rPr>
@@ -18955,7 +18936,7 @@
                 <w:sz w:val="16"/>
                 <w:szCs w:val="16"/>
               </w:rPr>
-              <w:t>UpdatePosition</w:t>
+              <w:t>send_playerInfo</w:t>
             </w:r>
             <w:proofErr w:type="spellEnd"/>
           </w:p>
@@ -18975,7 +18956,45 @@
                 <w:sz w:val="16"/>
                 <w:szCs w:val="16"/>
               </w:rPr>
-              <w:t>스레드 구현</w:t>
+              <w:t>_</w:t>
+            </w:r>
+            <w:proofErr w:type="gramStart"/>
+            <w:r>
+              <w:rPr>
+                <w:rFonts w:hint="eastAsia"/>
+                <w:sz w:val="16"/>
+                <w:szCs w:val="16"/>
+              </w:rPr>
+              <w:t>packet(</w:t>
+            </w:r>
+            <w:proofErr w:type="gramEnd"/>
+            <w:r>
+              <w:rPr>
+                <w:rFonts w:hint="eastAsia"/>
+                <w:sz w:val="16"/>
+                <w:szCs w:val="16"/>
+              </w:rPr>
+              <w:t>)</w:t>
+            </w:r>
+          </w:p>
+          <w:p>
+            <w:pPr>
+              <w:widowControl/>
+              <w:wordWrap/>
+              <w:autoSpaceDE/>
+              <w:autoSpaceDN/>
+              <w:rPr>
+                <w:sz w:val="16"/>
+                <w:szCs w:val="16"/>
+              </w:rPr>
+            </w:pPr>
+            <w:r>
+              <w:rPr>
+                <w:rFonts w:hint="eastAsia"/>
+                <w:sz w:val="16"/>
+                <w:szCs w:val="16"/>
+              </w:rPr>
+              <w:t>함수 작성</w:t>
             </w:r>
           </w:p>
           <w:p>
@@ -19030,6 +19049,25 @@
                 <w:szCs w:val="16"/>
               </w:rPr>
             </w:pPr>
+            <w:r>
+              <w:rPr>
+                <w:rFonts w:hint="eastAsia"/>
+                <w:sz w:val="16"/>
+                <w:szCs w:val="16"/>
+              </w:rPr>
+              <w:t>클라이언트</w:t>
+            </w:r>
+          </w:p>
+          <w:p>
+            <w:pPr>
+              <w:widowControl/>
+              <w:wordWrap/>
+              <w:autoSpaceDE/>
+              <w:rPr>
+                <w:sz w:val="16"/>
+                <w:szCs w:val="16"/>
+              </w:rPr>
+            </w:pPr>
             <w:proofErr w:type="spellStart"/>
             <w:r>
               <w:rPr>
@@ -19037,7 +19075,7 @@
                 <w:sz w:val="16"/>
                 <w:szCs w:val="16"/>
               </w:rPr>
-              <w:t>send_Game</w:t>
+              <w:t>UpdatePosition</w:t>
             </w:r>
             <w:proofErr w:type="spellEnd"/>
           </w:p>
@@ -19057,63 +19095,19 @@
                 <w:sz w:val="16"/>
                 <w:szCs w:val="16"/>
               </w:rPr>
-              <w:t>_</w:t>
-            </w:r>
-            <w:proofErr w:type="spellStart"/>
-            <w:r>
-              <w:rPr>
-                <w:rFonts w:hint="eastAsia"/>
-                <w:sz w:val="16"/>
-                <w:szCs w:val="16"/>
-              </w:rPr>
-              <w:t>Start_</w:t>
-            </w:r>
-            <w:proofErr w:type="gramStart"/>
-            <w:r>
-              <w:rPr>
-                <w:rFonts w:hint="eastAsia"/>
-                <w:sz w:val="16"/>
-                <w:szCs w:val="16"/>
-              </w:rPr>
-              <w:t>Packet</w:t>
-            </w:r>
-            <w:proofErr w:type="spellEnd"/>
-            <w:r>
-              <w:rPr>
-                <w:rFonts w:hint="eastAsia"/>
-                <w:sz w:val="16"/>
-                <w:szCs w:val="16"/>
-              </w:rPr>
-              <w:t>(</w:t>
-            </w:r>
-            <w:proofErr w:type="gramEnd"/>
-            <w:r>
-              <w:rPr>
-                <w:rFonts w:hint="eastAsia"/>
-                <w:sz w:val="16"/>
-                <w:szCs w:val="16"/>
-              </w:rPr>
-              <w:t>)</w:t>
-            </w:r>
-          </w:p>
-          <w:p>
-            <w:pPr>
-              <w:widowControl/>
-              <w:wordWrap/>
-              <w:autoSpaceDE/>
-              <w:rPr>
-                <w:sz w:val="16"/>
-                <w:szCs w:val="16"/>
-              </w:rPr>
-            </w:pPr>
-            <w:r>
-              <w:rPr>
-                <w:rFonts w:hint="eastAsia"/>
-                <w:sz w:val="16"/>
-                <w:szCs w:val="16"/>
-              </w:rPr>
-              <w:t>구현</w:t>
-            </w:r>
+              <w:t>스레드 구현</w:t>
+            </w:r>
+          </w:p>
+          <w:p>
+            <w:pPr>
+              <w:widowControl/>
+              <w:wordWrap/>
+              <w:autoSpaceDE/>
+              <w:rPr>
+                <w:sz w:val="16"/>
+                <w:szCs w:val="16"/>
+              </w:rPr>
+            </w:pPr>
           </w:p>
         </w:tc>
         <w:tc>
@@ -19309,7 +19303,7 @@
                 <w:sz w:val="16"/>
                 <w:szCs w:val="16"/>
               </w:rPr>
-              <w:t>send_move</w:t>
+              <w:t>send_Game</w:t>
             </w:r>
             <w:proofErr w:type="spellEnd"/>
           </w:p>
@@ -19331,6 +19325,15 @@
               </w:rPr>
               <w:t>_</w:t>
             </w:r>
+            <w:proofErr w:type="spellStart"/>
+            <w:r>
+              <w:rPr>
+                <w:rFonts w:hint="eastAsia"/>
+                <w:sz w:val="16"/>
+                <w:szCs w:val="16"/>
+              </w:rPr>
+              <w:t>Start_</w:t>
+            </w:r>
             <w:proofErr w:type="gramStart"/>
             <w:r>
               <w:rPr>
@@ -19338,7 +19341,16 @@
                 <w:sz w:val="16"/>
                 <w:szCs w:val="16"/>
               </w:rPr>
-              <w:t>packet(</w:t>
+              <w:t>Packet</w:t>
+            </w:r>
+            <w:proofErr w:type="spellEnd"/>
+            <w:r>
+              <w:rPr>
+                <w:rFonts w:hint="eastAsia"/>
+                <w:sz w:val="16"/>
+                <w:szCs w:val="16"/>
+              </w:rPr>
+              <w:t>(</w:t>
             </w:r>
             <w:proofErr w:type="gramEnd"/>
             <w:r>
@@ -19368,17 +19380,6 @@
               </w:rPr>
               <w:t>구현</w:t>
             </w:r>
-          </w:p>
-          <w:p>
-            <w:pPr>
-              <w:widowControl/>
-              <w:wordWrap/>
-              <w:autoSpaceDE/>
-              <w:rPr>
-                <w:sz w:val="16"/>
-                <w:szCs w:val="16"/>
-              </w:rPr>
-            </w:pPr>
           </w:p>
         </w:tc>
         <w:tc>
@@ -19554,52 +19555,6 @@
                 <w:sz w:val="16"/>
                 <w:szCs w:val="16"/>
               </w:rPr>
-              <w:t>send_</w:t>
-            </w:r>
-          </w:p>
-          <w:p>
-            <w:pPr>
-              <w:widowControl/>
-              <w:wordWrap/>
-              <w:autoSpaceDE/>
-              <w:rPr>
-                <w:sz w:val="16"/>
-                <w:szCs w:val="16"/>
-              </w:rPr>
-            </w:pPr>
-            <w:r>
-              <w:rPr>
-                <w:rFonts w:hint="eastAsia"/>
-                <w:sz w:val="16"/>
-                <w:szCs w:val="16"/>
-              </w:rPr>
-              <w:t>booster</w:t>
-            </w:r>
-          </w:p>
-          <w:p>
-            <w:pPr>
-              <w:widowControl/>
-              <w:wordWrap/>
-              <w:autoSpaceDE/>
-              <w:rPr>
-                <w:sz w:val="16"/>
-                <w:szCs w:val="16"/>
-              </w:rPr>
-            </w:pPr>
-            <w:r>
-              <w:rPr>
-                <w:rFonts w:hint="eastAsia"/>
-                <w:sz w:val="16"/>
-                <w:szCs w:val="16"/>
-              </w:rPr>
-              <w:t>_packet() 구현</w:t>
-            </w:r>
-            <w:r>
-              <w:rPr>
-                <w:rFonts w:hint="eastAsia"/>
-                <w:sz w:val="16"/>
-                <w:szCs w:val="16"/>
-              </w:rPr>
               <w:t xml:space="preserve"> </w:t>
             </w:r>
           </w:p>
@@ -19644,6 +19599,94 @@
                 <w:szCs w:val="16"/>
               </w:rPr>
             </w:pPr>
+            <w:proofErr w:type="spellStart"/>
+            <w:r>
+              <w:rPr>
+                <w:rFonts w:hint="eastAsia"/>
+                <w:sz w:val="16"/>
+                <w:szCs w:val="16"/>
+              </w:rPr>
+              <w:t>send_move</w:t>
+            </w:r>
+            <w:proofErr w:type="spellEnd"/>
+          </w:p>
+          <w:p>
+            <w:pPr>
+              <w:widowControl/>
+              <w:wordWrap/>
+              <w:autoSpaceDE/>
+              <w:rPr>
+                <w:sz w:val="16"/>
+                <w:szCs w:val="16"/>
+              </w:rPr>
+            </w:pPr>
+            <w:r>
+              <w:rPr>
+                <w:rFonts w:hint="eastAsia"/>
+                <w:sz w:val="16"/>
+                <w:szCs w:val="16"/>
+              </w:rPr>
+              <w:t>_</w:t>
+            </w:r>
+            <w:proofErr w:type="gramStart"/>
+            <w:r>
+              <w:rPr>
+                <w:rFonts w:hint="eastAsia"/>
+                <w:sz w:val="16"/>
+                <w:szCs w:val="16"/>
+              </w:rPr>
+              <w:t>packet(</w:t>
+            </w:r>
+            <w:proofErr w:type="gramEnd"/>
+            <w:r>
+              <w:rPr>
+                <w:rFonts w:hint="eastAsia"/>
+                <w:sz w:val="16"/>
+                <w:szCs w:val="16"/>
+              </w:rPr>
+              <w:t>)</w:t>
+            </w:r>
+          </w:p>
+          <w:p>
+            <w:pPr>
+              <w:widowControl/>
+              <w:wordWrap/>
+              <w:autoSpaceDE/>
+              <w:rPr>
+                <w:sz w:val="16"/>
+                <w:szCs w:val="16"/>
+              </w:rPr>
+            </w:pPr>
+            <w:r>
+              <w:rPr>
+                <w:rFonts w:hint="eastAsia"/>
+                <w:sz w:val="16"/>
+                <w:szCs w:val="16"/>
+              </w:rPr>
+              <w:t>구현</w:t>
+            </w:r>
+          </w:p>
+          <w:p>
+            <w:pPr>
+              <w:widowControl/>
+              <w:wordWrap/>
+              <w:autoSpaceDE/>
+              <w:rPr>
+                <w:sz w:val="16"/>
+                <w:szCs w:val="16"/>
+              </w:rPr>
+            </w:pPr>
+          </w:p>
+          <w:p>
+            <w:pPr>
+              <w:widowControl/>
+              <w:wordWrap/>
+              <w:autoSpaceDE/>
+              <w:rPr>
+                <w:sz w:val="16"/>
+                <w:szCs w:val="16"/>
+              </w:rPr>
+            </w:pPr>
           </w:p>
         </w:tc>
         <w:tc>
@@ -19833,60 +19876,32 @@
                 <w:szCs w:val="16"/>
               </w:rPr>
             </w:pPr>
-            <w:proofErr w:type="spellStart"/>
-            <w:r>
-              <w:rPr>
-                <w:rFonts w:hint="eastAsia"/>
-                <w:sz w:val="16"/>
-                <w:szCs w:val="16"/>
-              </w:rPr>
-              <w:t>Finish_</w:t>
-            </w:r>
-            <w:proofErr w:type="gramStart"/>
-            <w:r>
-              <w:rPr>
-                <w:rFonts w:hint="eastAsia"/>
-                <w:sz w:val="16"/>
-                <w:szCs w:val="16"/>
-              </w:rPr>
-              <w:t>packet</w:t>
-            </w:r>
-            <w:proofErr w:type="spellEnd"/>
-            <w:r>
-              <w:rPr>
-                <w:rFonts w:hint="eastAsia"/>
-                <w:sz w:val="16"/>
-                <w:szCs w:val="16"/>
-              </w:rPr>
-              <w:t>(</w:t>
-            </w:r>
-            <w:proofErr w:type="gramEnd"/>
-            <w:r>
-              <w:rPr>
-                <w:rFonts w:hint="eastAsia"/>
-                <w:sz w:val="16"/>
-                <w:szCs w:val="16"/>
-              </w:rPr>
-              <w:t>)</w:t>
-            </w:r>
-          </w:p>
-          <w:p>
-            <w:pPr>
-              <w:widowControl/>
-              <w:wordWrap/>
-              <w:autoSpaceDE/>
-              <w:rPr>
-                <w:sz w:val="16"/>
-                <w:szCs w:val="16"/>
-              </w:rPr>
-            </w:pPr>
-            <w:r>
-              <w:rPr>
-                <w:rFonts w:hint="eastAsia"/>
-                <w:sz w:val="16"/>
-                <w:szCs w:val="16"/>
-              </w:rPr>
-              <w:t>구현</w:t>
+            <w:r>
+              <w:rPr>
+                <w:rFonts w:hint="eastAsia"/>
+                <w:sz w:val="16"/>
+                <w:szCs w:val="16"/>
+              </w:rPr>
+              <w:t>booster</w:t>
+            </w:r>
+          </w:p>
+          <w:p>
+            <w:pPr>
+              <w:widowControl/>
+              <w:wordWrap/>
+              <w:autoSpaceDE/>
+              <w:rPr>
+                <w:sz w:val="16"/>
+                <w:szCs w:val="16"/>
+              </w:rPr>
+            </w:pPr>
+            <w:r>
+              <w:rPr>
+                <w:rFonts w:hint="eastAsia"/>
+                <w:sz w:val="16"/>
+                <w:szCs w:val="16"/>
+              </w:rPr>
+              <w:t>_packet() 구현</w:t>
             </w:r>
           </w:p>
         </w:tc>
@@ -20080,6 +20095,25 @@
                 <w:szCs w:val="16"/>
               </w:rPr>
             </w:pPr>
+            <w:r>
+              <w:rPr>
+                <w:rFonts w:hint="eastAsia"/>
+                <w:sz w:val="16"/>
+                <w:szCs w:val="16"/>
+              </w:rPr>
+              <w:t>send_</w:t>
+            </w:r>
+          </w:p>
+          <w:p>
+            <w:pPr>
+              <w:widowControl/>
+              <w:wordWrap/>
+              <w:autoSpaceDE/>
+              <w:rPr>
+                <w:sz w:val="16"/>
+                <w:szCs w:val="16"/>
+              </w:rPr>
+            </w:pPr>
             <w:proofErr w:type="spellStart"/>
             <w:r>
               <w:rPr>
@@ -20087,27 +20121,53 @@
                 <w:sz w:val="16"/>
                 <w:szCs w:val="16"/>
               </w:rPr>
-              <w:t>send_rank</w:t>
+              <w:t>Finish_</w:t>
+            </w:r>
+            <w:proofErr w:type="gramStart"/>
+            <w:r>
+              <w:rPr>
+                <w:rFonts w:hint="eastAsia"/>
+                <w:sz w:val="16"/>
+                <w:szCs w:val="16"/>
+              </w:rPr>
+              <w:t>packet</w:t>
             </w:r>
             <w:proofErr w:type="spellEnd"/>
-          </w:p>
-          <w:p>
-            <w:pPr>
-              <w:widowControl/>
-              <w:wordWrap/>
-              <w:autoSpaceDE/>
-              <w:rPr>
-                <w:sz w:val="16"/>
-                <w:szCs w:val="16"/>
-              </w:rPr>
-            </w:pPr>
-            <w:r>
-              <w:rPr>
-                <w:rFonts w:hint="eastAsia"/>
-                <w:sz w:val="16"/>
-                <w:szCs w:val="16"/>
-              </w:rPr>
-              <w:t>_packet() 구현</w:t>
+            <w:r>
+              <w:rPr>
+                <w:rFonts w:hint="eastAsia"/>
+                <w:sz w:val="16"/>
+                <w:szCs w:val="16"/>
+              </w:rPr>
+              <w:t>(</w:t>
+            </w:r>
+            <w:proofErr w:type="gramEnd"/>
+            <w:r>
+              <w:rPr>
+                <w:rFonts w:hint="eastAsia"/>
+                <w:sz w:val="16"/>
+                <w:szCs w:val="16"/>
+              </w:rPr>
+              <w:t>)</w:t>
+            </w:r>
+          </w:p>
+          <w:p>
+            <w:pPr>
+              <w:widowControl/>
+              <w:wordWrap/>
+              <w:autoSpaceDE/>
+              <w:rPr>
+                <w:sz w:val="16"/>
+                <w:szCs w:val="16"/>
+              </w:rPr>
+            </w:pPr>
+            <w:r>
+              <w:rPr>
+                <w:rFonts w:hint="eastAsia"/>
+                <w:sz w:val="16"/>
+                <w:szCs w:val="16"/>
+              </w:rPr>
+              <w:t>구현</w:t>
             </w:r>
           </w:p>
         </w:tc>
@@ -20285,7 +20345,7 @@
                 <w:sz w:val="16"/>
                 <w:szCs w:val="16"/>
               </w:rPr>
-              <w:t>send_playerInfo</w:t>
+              <w:t>send_rank</w:t>
             </w:r>
             <w:proofErr w:type="spellEnd"/>
           </w:p>
@@ -20294,56 +20354,19 @@
               <w:widowControl/>
               <w:wordWrap/>
               <w:autoSpaceDE/>
-              <w:rPr>
-                <w:sz w:val="16"/>
-                <w:szCs w:val="16"/>
-              </w:rPr>
-            </w:pPr>
-            <w:r>
-              <w:rPr>
-                <w:rFonts w:hint="eastAsia"/>
-                <w:sz w:val="16"/>
-                <w:szCs w:val="16"/>
-              </w:rPr>
-              <w:t>_</w:t>
-            </w:r>
-            <w:proofErr w:type="gramStart"/>
-            <w:r>
-              <w:rPr>
-                <w:rFonts w:hint="eastAsia"/>
-                <w:sz w:val="16"/>
-                <w:szCs w:val="16"/>
-              </w:rPr>
-              <w:t>packet(</w:t>
-            </w:r>
-            <w:proofErr w:type="gramEnd"/>
-            <w:r>
-              <w:rPr>
-                <w:rFonts w:hint="eastAsia"/>
-                <w:sz w:val="16"/>
-                <w:szCs w:val="16"/>
-              </w:rPr>
-              <w:t>)</w:t>
-            </w:r>
-          </w:p>
-          <w:p>
-            <w:pPr>
-              <w:widowControl/>
-              <w:wordWrap/>
-              <w:autoSpaceDE/>
-              <w:autoSpaceDN/>
-              <w:rPr>
-                <w:sz w:val="16"/>
-                <w:szCs w:val="16"/>
-              </w:rPr>
-            </w:pPr>
-            <w:r>
-              <w:rPr>
-                <w:rFonts w:hint="eastAsia"/>
-                <w:sz w:val="16"/>
-                <w:szCs w:val="16"/>
-              </w:rPr>
-              <w:t>함수 작성</w:t>
+              <w:autoSpaceDN/>
+              <w:rPr>
+                <w:sz w:val="16"/>
+                <w:szCs w:val="16"/>
+              </w:rPr>
+            </w:pPr>
+            <w:r>
+              <w:rPr>
+                <w:rFonts w:hint="eastAsia"/>
+                <w:sz w:val="16"/>
+                <w:szCs w:val="16"/>
+              </w:rPr>
+              <w:t>_packet() 구현</w:t>
             </w:r>
           </w:p>
           <w:p>

--- a/넷겜플기획서2.docx
+++ b/넷겜플기획서2.docx
@@ -1,6 +1,6 @@
 
 <file path=word/document.xml><?xml version="1.0" encoding="utf-8"?>
-<w:document xmlns:wpc="http://schemas.microsoft.com/office/word/2010/wordprocessingCanvas" xmlns:cx="http://schemas.microsoft.com/office/drawing/2014/chartex" xmlns:cx1="http://schemas.microsoft.com/office/drawing/2015/9/8/chartex" xmlns:cx2="http://schemas.microsoft.com/office/drawing/2015/10/21/chartex" xmlns:cx3="http://schemas.microsoft.com/office/drawing/2016/5/9/chartex" xmlns:cx4="http://schemas.microsoft.com/office/drawing/2016/5/10/chartex" xmlns:cx5="http://schemas.microsoft.com/office/drawing/2016/5/11/chartex" xmlns:cx6="http://schemas.microsoft.com/office/drawing/2016/5/12/chartex" xmlns:cx7="http://schemas.microsoft.com/office/drawing/2016/5/13/chartex" xmlns:cx8="http://schemas.microsoft.com/office/drawing/2016/5/14/chartex" xmlns:mc="http://schemas.openxmlformats.org/markup-compatibility/2006" xmlns:aink="http://schemas.microsoft.com/office/drawing/2016/ink" xmlns:am3d="http://schemas.microsoft.com/office/drawing/2017/model3d" xmlns:o="urn:schemas-microsoft-com:office:office" xmlns:oel="http://schemas.microsoft.com/office/2019/extlst" xmlns:r="http://schemas.openxmlformats.org/officeDocument/2006/relationships" xmlns:m="http://schemas.openxmlformats.org/officeDocument/2006/math" xmlns:v="urn:schemas-microsoft-com:vml" xmlns:wp14="http://schemas.microsoft.com/office/word/2010/wordprocessingDrawing" xmlns:wp="http://schemas.openxmlformats.org/drawingml/2006/wordprocessingDrawing" xmlns:w10="urn:schemas-microsoft-com:office:word" xmlns:w="http://schemas.openxmlformats.org/wordprocessingml/2006/main" xmlns:w14="http://schemas.microsoft.com/office/word/2010/wordml" xmlns:w15="http://schemas.microsoft.com/office/word/2012/wordml" xmlns:w16cex="http://schemas.microsoft.com/office/word/2018/wordml/cex" xmlns:w16cid="http://schemas.microsoft.com/office/word/2016/wordml/cid" xmlns:w16="http://schemas.microsoft.com/office/word/2018/wordml" xmlns:w16du="http://schemas.microsoft.com/office/word/2023/wordml/word16du" xmlns:w16sdtdh="http://schemas.microsoft.com/office/word/2020/wordml/sdtdatahash" xmlns:w16sdtfl="http://schemas.microsoft.com/office/word/2024/wordml/sdtformatlock" xmlns:w16se="http://schemas.microsoft.com/office/word/2015/wordml/symex" xmlns:wpg="http://schemas.microsoft.com/office/word/2010/wordprocessingGroup" xmlns:wpi="http://schemas.microsoft.com/office/word/2010/wordprocessingInk" xmlns:wne="http://schemas.microsoft.com/office/word/2006/wordml" xmlns:wps="http://schemas.microsoft.com/office/word/2010/wordprocessingShape" mc:Ignorable="w14 w15 w16se w16cid w16 w16cex w16sdtdh w16sdtfl w16du wp14">
+<w:document xmlns:wpc="http://schemas.microsoft.com/office/word/2010/wordprocessingCanvas" xmlns:cx="http://schemas.microsoft.com/office/drawing/2014/chartex" xmlns:cx1="http://schemas.microsoft.com/office/drawing/2015/9/8/chartex" xmlns:cx2="http://schemas.microsoft.com/office/drawing/2015/10/21/chartex" xmlns:cx3="http://schemas.microsoft.com/office/drawing/2016/5/9/chartex" xmlns:cx4="http://schemas.microsoft.com/office/drawing/2016/5/10/chartex" xmlns:cx5="http://schemas.microsoft.com/office/drawing/2016/5/11/chartex" xmlns:cx6="http://schemas.microsoft.com/office/drawing/2016/5/12/chartex" xmlns:cx7="http://schemas.microsoft.com/office/drawing/2016/5/13/chartex" xmlns:cx8="http://schemas.microsoft.com/office/drawing/2016/5/14/chartex" xmlns:mc="http://schemas.openxmlformats.org/markup-compatibility/2006" xmlns:aink="http://schemas.microsoft.com/office/drawing/2016/ink" xmlns:am3d="http://schemas.microsoft.com/office/drawing/2017/model3d" xmlns:o="urn:schemas-microsoft-com:office:office" xmlns:oel="http://schemas.microsoft.com/office/2019/extlst" xmlns:r="http://schemas.openxmlformats.org/officeDocument/2006/relationships" xmlns:m="http://schemas.openxmlformats.org/officeDocument/2006/math" xmlns:v="urn:schemas-microsoft-com:vml" xmlns:wp14="http://schemas.microsoft.com/office/word/2010/wordprocessingDrawing" xmlns:wp="http://schemas.openxmlformats.org/drawingml/2006/wordprocessingDrawing" xmlns:w10="urn:schemas-microsoft-com:office:word" xmlns:w="http://schemas.openxmlformats.org/wordprocessingml/2006/main" xmlns:w14="http://schemas.microsoft.com/office/word/2010/wordml" xmlns:w15="http://schemas.microsoft.com/office/word/2012/wordml" xmlns:w16cex="http://schemas.microsoft.com/office/word/2018/wordml/cex" xmlns:w16cid="http://schemas.microsoft.com/office/word/2016/wordml/cid" xmlns:w16="http://schemas.microsoft.com/office/word/2018/wordml" xmlns:w16sdtdh="http://schemas.microsoft.com/office/word/2020/wordml/sdtdatahash" xmlns:w16se="http://schemas.microsoft.com/office/word/2015/wordml/symex" xmlns:wpg="http://schemas.microsoft.com/office/word/2010/wordprocessingGroup" xmlns:wpi="http://schemas.microsoft.com/office/word/2010/wordprocessingInk" xmlns:wne="http://schemas.microsoft.com/office/word/2006/wordml" xmlns:wps="http://schemas.microsoft.com/office/word/2010/wordprocessingShape" mc:Ignorable="w14 w15 w16se w16cid w16 w16cex w16sdtdh wp14">
   <w:body>
     <w:p>
       <w:pPr>
@@ -241,19 +241,8 @@
           <w:bCs/>
           <w:sz w:val="24"/>
         </w:rPr>
-        <w:t xml:space="preserve">2022180024 </w:t>
-      </w:r>
-      <w:proofErr w:type="spellStart"/>
-      <w:r>
-        <w:rPr>
-          <w:rFonts w:hint="eastAsia"/>
-          <w:b/>
-          <w:bCs/>
-          <w:sz w:val="24"/>
-        </w:rPr>
-        <w:t>유영빈</w:t>
-      </w:r>
-      <w:proofErr w:type="spellEnd"/>
+        <w:t>2022180024 유영빈</w:t>
+      </w:r>
     </w:p>
     <w:p>
       <w:pPr>
@@ -579,21 +568,7 @@
             <w:rPr>
               <w:rFonts w:hint="eastAsia"/>
             </w:rPr>
-            <w:t xml:space="preserve">3) </w:t>
-          </w:r>
-          <w:proofErr w:type="spellStart"/>
-          <w:r>
-            <w:rPr>
-              <w:rFonts w:hint="eastAsia"/>
-            </w:rPr>
-            <w:t>인게임</w:t>
-          </w:r>
-          <w:proofErr w:type="spellEnd"/>
-          <w:r>
-            <w:rPr>
-              <w:rFonts w:hint="eastAsia"/>
-            </w:rPr>
-            <w:t xml:space="preserve"> 흐름도</w:t>
+            <w:t>3) 인게임 흐름도</w:t>
           </w:r>
           <w:r>
             <w:ptab w:relativeTo="margin" w:alignment="right" w:leader="dot"/>
@@ -910,14 +885,12 @@
               <w:lang w:val="ko-KR"/>
             </w:rPr>
           </w:pPr>
-          <w:proofErr w:type="spellStart"/>
           <w:r>
             <w:rPr>
               <w:rFonts w:hint="eastAsia"/>
             </w:rPr>
             <w:t>유영빈</w:t>
           </w:r>
-          <w:proofErr w:type="spellEnd"/>
           <w:r>
             <w:ptab w:relativeTo="margin" w:alignment="right" w:leader="dot"/>
           </w:r>
@@ -1055,7 +1028,23 @@
           <w:sz w:val="20"/>
           <w:szCs w:val="20"/>
         </w:rPr>
-        <w:t xml:space="preserve">게임 제목 - </w:t>
+        <w:t>게임 제목 -</w:t>
+      </w:r>
+      <w:r>
+        <w:rPr>
+          <w:rFonts w:hint="eastAsia"/>
+          <w:sz w:val="20"/>
+          <w:szCs w:val="20"/>
+        </w:rPr>
+        <w:t xml:space="preserve"> </w:t>
+      </w:r>
+      <w:r>
+        <w:rPr>
+          <w:rFonts w:hint="eastAsia"/>
+          <w:sz w:val="20"/>
+          <w:szCs w:val="20"/>
+        </w:rPr>
+        <w:t>(유영빈, 이소민) 컴퓨터 그래픽스 프로젝트</w:t>
       </w:r>
       <w:r>
         <w:rPr>
@@ -1220,25 +1209,7 @@
           <w:sz w:val="20"/>
           <w:szCs w:val="20"/>
         </w:rPr>
-        <w:t xml:space="preserve">기본 </w:t>
-      </w:r>
-      <w:proofErr w:type="gramStart"/>
-      <w:r>
-        <w:rPr>
-          <w:rFonts w:hint="eastAsia"/>
-          <w:sz w:val="20"/>
-          <w:szCs w:val="20"/>
-        </w:rPr>
-        <w:t>흐름 :</w:t>
-      </w:r>
-      <w:proofErr w:type="gramEnd"/>
-      <w:r>
-        <w:rPr>
-          <w:rFonts w:hint="eastAsia"/>
-          <w:sz w:val="20"/>
-          <w:szCs w:val="20"/>
-        </w:rPr>
-        <w:t xml:space="preserve"> </w:t>
+        <w:t xml:space="preserve">기본 흐름 : </w:t>
       </w:r>
       <w:r>
         <w:rPr>
@@ -1483,23 +1454,13 @@
           <w:szCs w:val="20"/>
         </w:rPr>
       </w:pPr>
-      <w:proofErr w:type="spellStart"/>
       <w:r>
         <w:rPr>
           <w:rFonts w:hint="eastAsia"/>
           <w:sz w:val="20"/>
           <w:szCs w:val="20"/>
         </w:rPr>
-        <w:t>인게임</w:t>
-      </w:r>
-      <w:proofErr w:type="spellEnd"/>
-      <w:r>
-        <w:rPr>
-          <w:rFonts w:hint="eastAsia"/>
-          <w:sz w:val="20"/>
-          <w:szCs w:val="20"/>
-        </w:rPr>
-        <w:t xml:space="preserve"> 화면</w:t>
+        <w:t>인게임 화면</w:t>
       </w:r>
     </w:p>
     <w:p>
@@ -1626,23 +1587,13 @@
         </w:rPr>
         <w:t xml:space="preserve">좌/우 </w:t>
       </w:r>
-      <w:proofErr w:type="gramStart"/>
       <w:r>
         <w:rPr>
           <w:rFonts w:hint="eastAsia"/>
           <w:sz w:val="20"/>
           <w:szCs w:val="20"/>
         </w:rPr>
-        <w:t>방향키 :</w:t>
-      </w:r>
-      <w:proofErr w:type="gramEnd"/>
-      <w:r>
-        <w:rPr>
-          <w:rFonts w:hint="eastAsia"/>
-          <w:sz w:val="20"/>
-          <w:szCs w:val="20"/>
-        </w:rPr>
-        <w:t xml:space="preserve"> 맵 선택</w:t>
+        <w:t>방향키 : 맵 선택</w:t>
       </w:r>
     </w:p>
     <w:p>
@@ -1657,23 +1608,13 @@
           <w:szCs w:val="20"/>
         </w:rPr>
       </w:pPr>
-      <w:proofErr w:type="gramStart"/>
       <w:r>
         <w:rPr>
           <w:rFonts w:hint="eastAsia"/>
           <w:sz w:val="20"/>
           <w:szCs w:val="20"/>
         </w:rPr>
-        <w:t>Enter :</w:t>
-      </w:r>
-      <w:proofErr w:type="gramEnd"/>
-      <w:r>
-        <w:rPr>
-          <w:rFonts w:hint="eastAsia"/>
-          <w:sz w:val="20"/>
-          <w:szCs w:val="20"/>
-        </w:rPr>
-        <w:t xml:space="preserve"> 맵 선택 확정</w:t>
+        <w:t>Enter : 맵 선택 확정</w:t>
       </w:r>
     </w:p>
     <w:p>
@@ -1714,23 +1655,13 @@
         </w:rPr>
         <w:t xml:space="preserve">상/하 </w:t>
       </w:r>
-      <w:proofErr w:type="gramStart"/>
       <w:r>
         <w:rPr>
           <w:rFonts w:hint="eastAsia"/>
           <w:sz w:val="20"/>
           <w:szCs w:val="20"/>
         </w:rPr>
-        <w:t>방향키 :</w:t>
-      </w:r>
-      <w:proofErr w:type="gramEnd"/>
-      <w:r>
-        <w:rPr>
-          <w:rFonts w:hint="eastAsia"/>
-          <w:sz w:val="20"/>
-          <w:szCs w:val="20"/>
-        </w:rPr>
-        <w:t xml:space="preserve"> 카트 전진 및 후진</w:t>
+        <w:t>방향키 : 카트 전진 및 후진</w:t>
       </w:r>
     </w:p>
     <w:p>
@@ -1753,23 +1684,13 @@
         </w:rPr>
         <w:t xml:space="preserve">좌/우 </w:t>
       </w:r>
-      <w:proofErr w:type="gramStart"/>
       <w:r>
         <w:rPr>
           <w:rFonts w:hint="eastAsia"/>
           <w:sz w:val="20"/>
           <w:szCs w:val="20"/>
         </w:rPr>
-        <w:t>방향키 :</w:t>
-      </w:r>
-      <w:proofErr w:type="gramEnd"/>
-      <w:r>
-        <w:rPr>
-          <w:rFonts w:hint="eastAsia"/>
-          <w:sz w:val="20"/>
-          <w:szCs w:val="20"/>
-        </w:rPr>
-        <w:t xml:space="preserve"> 카트 회전</w:t>
+        <w:t>방향키 : 카트 회전</w:t>
       </w:r>
     </w:p>
     <w:p>
@@ -1784,41 +1705,13 @@
           <w:szCs w:val="20"/>
         </w:rPr>
       </w:pPr>
-      <w:proofErr w:type="gramStart"/>
       <w:r>
         <w:rPr>
           <w:rFonts w:hint="eastAsia"/>
           <w:sz w:val="20"/>
           <w:szCs w:val="20"/>
         </w:rPr>
-        <w:t>Ctrl :</w:t>
-      </w:r>
-      <w:proofErr w:type="gramEnd"/>
-      <w:r>
-        <w:rPr>
-          <w:rFonts w:hint="eastAsia"/>
-          <w:sz w:val="20"/>
-          <w:szCs w:val="20"/>
-        </w:rPr>
-        <w:t xml:space="preserve"> </w:t>
-      </w:r>
-      <w:proofErr w:type="spellStart"/>
-      <w:r>
-        <w:rPr>
-          <w:rFonts w:hint="eastAsia"/>
-          <w:sz w:val="20"/>
-          <w:szCs w:val="20"/>
-        </w:rPr>
-        <w:t>부스트</w:t>
-      </w:r>
-      <w:proofErr w:type="spellEnd"/>
-      <w:r>
-        <w:rPr>
-          <w:rFonts w:hint="eastAsia"/>
-          <w:sz w:val="20"/>
-          <w:szCs w:val="20"/>
-        </w:rPr>
-        <w:t xml:space="preserve"> </w:t>
+        <w:t xml:space="preserve">Ctrl : 부스트 </w:t>
       </w:r>
     </w:p>
     <w:p>
@@ -1833,23 +1726,13 @@
           <w:szCs w:val="20"/>
         </w:rPr>
       </w:pPr>
-      <w:proofErr w:type="gramStart"/>
       <w:r>
         <w:rPr>
           <w:rFonts w:hint="eastAsia"/>
           <w:sz w:val="20"/>
           <w:szCs w:val="20"/>
         </w:rPr>
-        <w:t>Esc :</w:t>
-      </w:r>
-      <w:proofErr w:type="gramEnd"/>
-      <w:r>
-        <w:rPr>
-          <w:rFonts w:hint="eastAsia"/>
-          <w:sz w:val="20"/>
-          <w:szCs w:val="20"/>
-        </w:rPr>
-        <w:t xml:space="preserve"> 일시정지(다시 시작, 맵 선택 화면(마우스로 클릭))</w:t>
+        <w:t>Esc : 일시정지(다시 시작, 맵 선택 화면(마우스로 클릭))</w:t>
       </w:r>
     </w:p>
     <w:p>
@@ -1864,23 +1747,13 @@
           <w:szCs w:val="20"/>
         </w:rPr>
       </w:pPr>
-      <w:proofErr w:type="gramStart"/>
       <w:r>
         <w:rPr>
           <w:rFonts w:hint="eastAsia"/>
           <w:sz w:val="20"/>
           <w:szCs w:val="20"/>
         </w:rPr>
-        <w:t>p :</w:t>
-      </w:r>
-      <w:proofErr w:type="gramEnd"/>
-      <w:r>
-        <w:rPr>
-          <w:rFonts w:hint="eastAsia"/>
-          <w:sz w:val="20"/>
-          <w:szCs w:val="20"/>
-        </w:rPr>
-        <w:t xml:space="preserve"> 맵 선택 모드로 이동</w:t>
+        <w:t>p : 맵 선택 모드로 이동</w:t>
       </w:r>
     </w:p>
     <w:p>
@@ -1901,25 +1774,7 @@
           <w:sz w:val="20"/>
           <w:szCs w:val="20"/>
         </w:rPr>
-        <w:t xml:space="preserve">b: </w:t>
-      </w:r>
-      <w:proofErr w:type="spellStart"/>
-      <w:r>
-        <w:rPr>
-          <w:rFonts w:hint="eastAsia"/>
-          <w:sz w:val="20"/>
-          <w:szCs w:val="20"/>
-        </w:rPr>
-        <w:t>바운딩박스</w:t>
-      </w:r>
-      <w:proofErr w:type="spellEnd"/>
-      <w:r>
-        <w:rPr>
-          <w:rFonts w:hint="eastAsia"/>
-          <w:sz w:val="20"/>
-          <w:szCs w:val="20"/>
-        </w:rPr>
-        <w:t xml:space="preserve"> 켜기/끄기</w:t>
+        <w:t>b: 바운딩박스 켜기/끄기</w:t>
       </w:r>
     </w:p>
     <w:p>
@@ -1976,25 +1831,7 @@
           <w:sz w:val="20"/>
           <w:szCs w:val="20"/>
         </w:rPr>
-        <w:t xml:space="preserve">필드 </w:t>
-      </w:r>
-      <w:proofErr w:type="gramStart"/>
-      <w:r>
-        <w:rPr>
-          <w:rFonts w:hint="eastAsia"/>
-          <w:sz w:val="20"/>
-          <w:szCs w:val="20"/>
-        </w:rPr>
-        <w:t>맵 :</w:t>
-      </w:r>
-      <w:proofErr w:type="gramEnd"/>
-      <w:r>
-        <w:rPr>
-          <w:rFonts w:hint="eastAsia"/>
-          <w:sz w:val="20"/>
-          <w:szCs w:val="20"/>
-        </w:rPr>
-        <w:t xml:space="preserve"> 일자형 직선 주행 코스</w:t>
+        <w:t>필드 맵 : 일자형 직선 주행 코스</w:t>
       </w:r>
     </w:p>
     <w:p>
@@ -2012,25 +1849,7 @@
           <w:sz w:val="20"/>
           <w:szCs w:val="20"/>
         </w:rPr>
-        <w:t xml:space="preserve">사각형 </w:t>
-      </w:r>
-      <w:proofErr w:type="gramStart"/>
-      <w:r>
-        <w:rPr>
-          <w:rFonts w:hint="eastAsia"/>
-          <w:sz w:val="20"/>
-          <w:szCs w:val="20"/>
-        </w:rPr>
-        <w:t>맵 :</w:t>
-      </w:r>
-      <w:proofErr w:type="gramEnd"/>
-      <w:r>
-        <w:rPr>
-          <w:rFonts w:hint="eastAsia"/>
-          <w:sz w:val="20"/>
-          <w:szCs w:val="20"/>
-        </w:rPr>
-        <w:t xml:space="preserve"> 네 모서리를 도는 사각형 구조의 주행 코스</w:t>
+        <w:t>사각형 맵 : 네 모서리를 도는 사각형 구조의 주행 코스</w:t>
       </w:r>
     </w:p>
     <w:p>
@@ -2077,118 +1896,6 @@
           <w:bCs/>
         </w:rPr>
         <w:t>3) 개발 환경</w:t>
-      </w:r>
-    </w:p>
-    <w:p>
-      <w:pPr>
-        <w:pStyle w:val="a6"/>
-        <w:widowControl/>
-        <w:wordWrap/>
-        <w:autoSpaceDE/>
-        <w:autoSpaceDN/>
-        <w:ind w:left="880"/>
-        <w:rPr>
-          <w:b/>
-          <w:bCs/>
-          <w:sz w:val="20"/>
-          <w:szCs w:val="20"/>
-        </w:rPr>
-      </w:pPr>
-      <w:r>
-        <w:rPr>
-          <w:rFonts w:hint="eastAsia"/>
-          <w:sz w:val="20"/>
-          <w:szCs w:val="20"/>
-        </w:rPr>
-        <w:t>개발 기반 프로젝트</w:t>
-      </w:r>
-    </w:p>
-    <w:p>
-      <w:pPr>
-        <w:pStyle w:val="a6"/>
-        <w:widowControl/>
-        <w:wordWrap/>
-        <w:autoSpaceDE/>
-        <w:autoSpaceDN/>
-        <w:ind w:left="880" w:firstLine="720"/>
-        <w:rPr>
-          <w:sz w:val="20"/>
-          <w:szCs w:val="20"/>
-        </w:rPr>
-      </w:pPr>
-      <w:r>
-        <w:rPr>
-          <w:rFonts w:hint="eastAsia"/>
-          <w:sz w:val="20"/>
-          <w:szCs w:val="20"/>
-        </w:rPr>
-        <w:t>(</w:t>
-      </w:r>
-      <w:proofErr w:type="spellStart"/>
-      <w:r>
-        <w:rPr>
-          <w:rFonts w:hint="eastAsia"/>
-          <w:sz w:val="20"/>
-          <w:szCs w:val="20"/>
-        </w:rPr>
-        <w:t>유영빈</w:t>
-      </w:r>
-      <w:proofErr w:type="spellEnd"/>
-      <w:r>
-        <w:rPr>
-          <w:rFonts w:hint="eastAsia"/>
-          <w:sz w:val="20"/>
-          <w:szCs w:val="20"/>
-        </w:rPr>
-        <w:t>, 이소민</w:t>
-      </w:r>
-      <w:r>
-        <w:rPr>
-          <w:rFonts w:hint="eastAsia"/>
-          <w:sz w:val="20"/>
-          <w:szCs w:val="20"/>
-        </w:rPr>
-        <w:t xml:space="preserve">) </w:t>
-      </w:r>
-      <w:r>
-        <w:rPr>
-          <w:rFonts w:hint="eastAsia"/>
-          <w:sz w:val="20"/>
-          <w:szCs w:val="20"/>
-        </w:rPr>
-        <w:t xml:space="preserve">컴퓨터 그래픽스 프로젝트 </w:t>
-      </w:r>
-      <w:r>
-        <w:rPr>
-          <w:sz w:val="20"/>
-          <w:szCs w:val="20"/>
-        </w:rPr>
-        <w:t>“</w:t>
-      </w:r>
-      <w:r>
-        <w:rPr>
-          <w:rFonts w:hint="eastAsia"/>
-          <w:sz w:val="20"/>
-          <w:szCs w:val="20"/>
-        </w:rPr>
-        <w:t>Kart-</w:t>
-      </w:r>
-      <w:proofErr w:type="spellStart"/>
-      <w:r>
-        <w:rPr>
-          <w:rFonts w:hint="eastAsia"/>
-          <w:sz w:val="20"/>
-          <w:szCs w:val="20"/>
-        </w:rPr>
-        <w:t>KartRider</w:t>
-      </w:r>
-      <w:proofErr w:type="spellEnd"/>
-      <w:r>
-        <w:rPr>
-          <w:sz w:val="20"/>
-          <w:szCs w:val="20"/>
-        </w:rPr>
-        <w:t>”</w:t>
       </w:r>
     </w:p>
     <w:p>
@@ -2619,7 +2326,6 @@
         <w:lastRenderedPageBreak/>
         <w:t xml:space="preserve">3) </w:t>
       </w:r>
-      <w:proofErr w:type="spellStart"/>
       <w:r>
         <w:rPr>
           <w:rFonts w:hint="eastAsia"/>
@@ -2628,18 +2334,7 @@
           <w:sz w:val="20"/>
           <w:szCs w:val="20"/>
         </w:rPr>
-        <w:t>인게임</w:t>
-      </w:r>
-      <w:proofErr w:type="spellEnd"/>
-      <w:r>
-        <w:rPr>
-          <w:rFonts w:hint="eastAsia"/>
-          <w:b/>
-          <w:bCs/>
-          <w:sz w:val="20"/>
-          <w:szCs w:val="20"/>
-        </w:rPr>
-        <w:t xml:space="preserve"> 흐름도</w:t>
+        <w:t>인게임 흐름도</w:t>
       </w:r>
     </w:p>
     <w:p>
@@ -2918,25 +2613,7 @@
           <w:sz w:val="20"/>
           <w:szCs w:val="20"/>
         </w:rPr>
-        <w:t>NAME_</w:t>
-      </w:r>
-      <w:proofErr w:type="gramStart"/>
-      <w:r>
-        <w:rPr>
-          <w:rFonts w:asciiTheme="majorEastAsia" w:eastAsiaTheme="majorEastAsia" w:hAnsiTheme="majorEastAsia" w:hint="eastAsia"/>
-          <w:sz w:val="20"/>
-          <w:szCs w:val="20"/>
-        </w:rPr>
-        <w:t>SIZE :</w:t>
-      </w:r>
-      <w:proofErr w:type="gramEnd"/>
-      <w:r>
-        <w:rPr>
-          <w:rFonts w:asciiTheme="majorEastAsia" w:eastAsiaTheme="majorEastAsia" w:hAnsiTheme="majorEastAsia" w:hint="eastAsia"/>
-          <w:sz w:val="20"/>
-          <w:szCs w:val="20"/>
-        </w:rPr>
-        <w:t xml:space="preserve"> 로그인 시 이름 길이</w:t>
+        <w:t>NAME_SIZE : 로그인 시 이름 길이</w:t>
       </w:r>
     </w:p>
     <w:p>
@@ -2962,25 +2639,7 @@
           <w:sz w:val="20"/>
           <w:szCs w:val="20"/>
         </w:rPr>
-        <w:t>BUF_</w:t>
-      </w:r>
-      <w:proofErr w:type="gramStart"/>
-      <w:r>
-        <w:rPr>
-          <w:rFonts w:asciiTheme="majorEastAsia" w:eastAsiaTheme="majorEastAsia" w:hAnsiTheme="majorEastAsia" w:hint="eastAsia"/>
-          <w:sz w:val="20"/>
-          <w:szCs w:val="20"/>
-        </w:rPr>
-        <w:t>SIZE :</w:t>
-      </w:r>
-      <w:proofErr w:type="gramEnd"/>
-      <w:r>
-        <w:rPr>
-          <w:rFonts w:asciiTheme="majorEastAsia" w:eastAsiaTheme="majorEastAsia" w:hAnsiTheme="majorEastAsia" w:hint="eastAsia"/>
-          <w:sz w:val="20"/>
-          <w:szCs w:val="20"/>
-        </w:rPr>
-        <w:t xml:space="preserve"> 패킷을 받을 배열의 길이</w:t>
+        <w:t>BUF_SIZE : 패킷을 받을 배열의 길이</w:t>
       </w:r>
     </w:p>
     <w:p>
@@ -3006,25 +2665,7 @@
           <w:sz w:val="20"/>
           <w:szCs w:val="20"/>
         </w:rPr>
-        <w:t>SERVER_</w:t>
-      </w:r>
-      <w:proofErr w:type="gramStart"/>
-      <w:r>
-        <w:rPr>
-          <w:rFonts w:asciiTheme="majorEastAsia" w:eastAsiaTheme="majorEastAsia" w:hAnsiTheme="majorEastAsia" w:hint="eastAsia"/>
-          <w:sz w:val="20"/>
-          <w:szCs w:val="20"/>
-        </w:rPr>
-        <w:t>PORT :</w:t>
-      </w:r>
-      <w:proofErr w:type="gramEnd"/>
-      <w:r>
-        <w:rPr>
-          <w:rFonts w:asciiTheme="majorEastAsia" w:eastAsiaTheme="majorEastAsia" w:hAnsiTheme="majorEastAsia" w:hint="eastAsia"/>
-          <w:sz w:val="20"/>
-          <w:szCs w:val="20"/>
-        </w:rPr>
-        <w:t xml:space="preserve"> 서버의 포트 번호</w:t>
+        <w:t>SERVER_PORT : 서버의 포트 번호</w:t>
       </w:r>
     </w:p>
     <w:p>
@@ -3050,33 +2691,15 @@
           <w:sz w:val="20"/>
           <w:szCs w:val="20"/>
         </w:rPr>
-        <w:t>TIME_PER_</w:t>
-      </w:r>
-      <w:proofErr w:type="gramStart"/>
+        <w:t>TIME_PER_ACTION</w:t>
+      </w:r>
       <w:r>
         <w:rPr>
           <w:rFonts w:asciiTheme="majorEastAsia" w:eastAsiaTheme="majorEastAsia" w:hAnsiTheme="majorEastAsia" w:hint="eastAsia"/>
           <w:sz w:val="20"/>
           <w:szCs w:val="20"/>
         </w:rPr>
-        <w:t>ACTION</w:t>
-      </w:r>
-      <w:r>
-        <w:rPr>
-          <w:rFonts w:asciiTheme="majorEastAsia" w:eastAsiaTheme="majorEastAsia" w:hAnsiTheme="majorEastAsia" w:hint="eastAsia"/>
-          <w:sz w:val="20"/>
-          <w:szCs w:val="20"/>
-        </w:rPr>
-        <w:t xml:space="preserve"> :</w:t>
-      </w:r>
-      <w:proofErr w:type="gramEnd"/>
-      <w:r>
-        <w:rPr>
-          <w:rFonts w:asciiTheme="majorEastAsia" w:eastAsiaTheme="majorEastAsia" w:hAnsiTheme="majorEastAsia" w:hint="eastAsia"/>
-          <w:sz w:val="20"/>
-          <w:szCs w:val="20"/>
-        </w:rPr>
-        <w:t xml:space="preserve"> 프레임</w:t>
+        <w:t xml:space="preserve"> : 프레임</w:t>
       </w:r>
     </w:p>
     <w:p>
@@ -3128,33 +2751,15 @@
           <w:sz w:val="20"/>
           <w:szCs w:val="20"/>
         </w:rPr>
-        <w:t>PLAYER_</w:t>
-      </w:r>
-      <w:proofErr w:type="gramStart"/>
+        <w:t>PLAYER_SPEED</w:t>
+      </w:r>
       <w:r>
         <w:rPr>
           <w:rFonts w:asciiTheme="majorEastAsia" w:eastAsiaTheme="majorEastAsia" w:hAnsiTheme="majorEastAsia" w:hint="eastAsia"/>
           <w:sz w:val="20"/>
           <w:szCs w:val="20"/>
         </w:rPr>
-        <w:t>SPEED</w:t>
-      </w:r>
-      <w:r>
-        <w:rPr>
-          <w:rFonts w:asciiTheme="majorEastAsia" w:eastAsiaTheme="majorEastAsia" w:hAnsiTheme="majorEastAsia" w:hint="eastAsia"/>
-          <w:sz w:val="20"/>
-          <w:szCs w:val="20"/>
-        </w:rPr>
-        <w:t xml:space="preserve"> :</w:t>
-      </w:r>
-      <w:proofErr w:type="gramEnd"/>
-      <w:r>
-        <w:rPr>
-          <w:rFonts w:asciiTheme="majorEastAsia" w:eastAsiaTheme="majorEastAsia" w:hAnsiTheme="majorEastAsia" w:hint="eastAsia"/>
-          <w:sz w:val="20"/>
-          <w:szCs w:val="20"/>
-        </w:rPr>
-        <w:t xml:space="preserve"> 기본 </w:t>
+        <w:t xml:space="preserve"> : 기본 </w:t>
       </w:r>
       <w:r>
         <w:rPr>
@@ -3196,33 +2801,15 @@
           <w:sz w:val="20"/>
           <w:szCs w:val="20"/>
         </w:rPr>
-        <w:t>BOOSTER_</w:t>
-      </w:r>
-      <w:proofErr w:type="gramStart"/>
+        <w:t>BOOSTER_SPEED</w:t>
+      </w:r>
       <w:r>
         <w:rPr>
           <w:rFonts w:asciiTheme="majorEastAsia" w:eastAsiaTheme="majorEastAsia" w:hAnsiTheme="majorEastAsia" w:hint="eastAsia"/>
           <w:sz w:val="20"/>
           <w:szCs w:val="20"/>
         </w:rPr>
-        <w:t>SPEED</w:t>
-      </w:r>
-      <w:r>
-        <w:rPr>
-          <w:rFonts w:asciiTheme="majorEastAsia" w:eastAsiaTheme="majorEastAsia" w:hAnsiTheme="majorEastAsia" w:hint="eastAsia"/>
-          <w:sz w:val="20"/>
-          <w:szCs w:val="20"/>
-        </w:rPr>
-        <w:t xml:space="preserve"> :</w:t>
-      </w:r>
-      <w:proofErr w:type="gramEnd"/>
-      <w:r>
-        <w:rPr>
-          <w:rFonts w:asciiTheme="majorEastAsia" w:eastAsiaTheme="majorEastAsia" w:hAnsiTheme="majorEastAsia" w:hint="eastAsia"/>
-          <w:sz w:val="20"/>
-          <w:szCs w:val="20"/>
-        </w:rPr>
-        <w:t xml:space="preserve"> 부스터 사용 시의 속도</w:t>
+        <w:t xml:space="preserve"> : 부스터 사용 시의 속도</w:t>
       </w:r>
     </w:p>
     <w:p>
@@ -3248,25 +2835,7 @@
           <w:sz w:val="20"/>
           <w:szCs w:val="20"/>
         </w:rPr>
-        <w:t>WINDOW_</w:t>
-      </w:r>
-      <w:proofErr w:type="gramStart"/>
-      <w:r>
-        <w:rPr>
-          <w:rFonts w:asciiTheme="majorEastAsia" w:eastAsiaTheme="majorEastAsia" w:hAnsiTheme="majorEastAsia" w:hint="eastAsia"/>
-          <w:sz w:val="20"/>
-          <w:szCs w:val="20"/>
-        </w:rPr>
-        <w:t>WIDTH :</w:t>
-      </w:r>
-      <w:proofErr w:type="gramEnd"/>
-      <w:r>
-        <w:rPr>
-          <w:rFonts w:asciiTheme="majorEastAsia" w:eastAsiaTheme="majorEastAsia" w:hAnsiTheme="majorEastAsia" w:hint="eastAsia"/>
-          <w:sz w:val="20"/>
-          <w:szCs w:val="20"/>
-        </w:rPr>
-        <w:t xml:space="preserve"> 윈도우 창의 가로 길이</w:t>
+        <w:t>WINDOW_WIDTH : 윈도우 창의 가로 길이</w:t>
       </w:r>
     </w:p>
     <w:p>
@@ -3288,25 +2857,7 @@
           <w:sz w:val="20"/>
           <w:szCs w:val="20"/>
         </w:rPr>
-        <w:t>WINDOW_</w:t>
-      </w:r>
-      <w:proofErr w:type="gramStart"/>
-      <w:r>
-        <w:rPr>
-          <w:rFonts w:asciiTheme="majorEastAsia" w:eastAsiaTheme="majorEastAsia" w:hAnsiTheme="majorEastAsia"/>
-          <w:sz w:val="20"/>
-          <w:szCs w:val="20"/>
-        </w:rPr>
-        <w:t>WIDTH :</w:t>
-      </w:r>
-      <w:proofErr w:type="gramEnd"/>
-      <w:r>
-        <w:rPr>
-          <w:rFonts w:asciiTheme="majorEastAsia" w:eastAsiaTheme="majorEastAsia" w:hAnsiTheme="majorEastAsia"/>
-          <w:sz w:val="20"/>
-          <w:szCs w:val="20"/>
-        </w:rPr>
-        <w:t xml:space="preserve"> 윈도우 창의 가로 길이</w:t>
+        <w:t>WINDOW_WIDTH : 윈도우 창의 가로 길이</w:t>
       </w:r>
     </w:p>
     <w:p>
@@ -3332,25 +2883,7 @@
           <w:sz w:val="20"/>
           <w:szCs w:val="20"/>
         </w:rPr>
-        <w:t>MAX_</w:t>
-      </w:r>
-      <w:proofErr w:type="gramStart"/>
-      <w:r>
-        <w:rPr>
-          <w:rFonts w:asciiTheme="majorEastAsia" w:eastAsiaTheme="majorEastAsia" w:hAnsiTheme="majorEastAsia" w:hint="eastAsia"/>
-          <w:sz w:val="20"/>
-          <w:szCs w:val="20"/>
-        </w:rPr>
-        <w:t>USER :</w:t>
-      </w:r>
-      <w:proofErr w:type="gramEnd"/>
-      <w:r>
-        <w:rPr>
-          <w:rFonts w:asciiTheme="majorEastAsia" w:eastAsiaTheme="majorEastAsia" w:hAnsiTheme="majorEastAsia" w:hint="eastAsia"/>
-          <w:sz w:val="20"/>
-          <w:szCs w:val="20"/>
-        </w:rPr>
-        <w:t xml:space="preserve"> 최대 플레이어 수</w:t>
+        <w:t>MAX_USER : 최대 플레이어 수</w:t>
       </w:r>
     </w:p>
     <w:p>
@@ -3365,23 +2898,13 @@
           <w:szCs w:val="20"/>
         </w:rPr>
       </w:pPr>
-      <w:proofErr w:type="spellStart"/>
       <w:r>
         <w:rPr>
           <w:rFonts w:asciiTheme="majorEastAsia" w:eastAsiaTheme="majorEastAsia" w:hAnsiTheme="majorEastAsia" w:hint="eastAsia"/>
           <w:sz w:val="20"/>
           <w:szCs w:val="20"/>
         </w:rPr>
-        <w:t>constexpr</w:t>
-      </w:r>
-      <w:proofErr w:type="spellEnd"/>
-      <w:r>
-        <w:rPr>
-          <w:rFonts w:asciiTheme="majorEastAsia" w:eastAsiaTheme="majorEastAsia" w:hAnsiTheme="majorEastAsia" w:hint="eastAsia"/>
-          <w:sz w:val="20"/>
-          <w:szCs w:val="20"/>
-        </w:rPr>
-        <w:t xml:space="preserve"> char</w:t>
+        <w:t>constexpr char</w:t>
       </w:r>
     </w:p>
     <w:p>
@@ -3401,23 +2924,13 @@
           <w:szCs w:val="20"/>
         </w:rPr>
       </w:pPr>
-      <w:proofErr w:type="gramStart"/>
       <w:r>
         <w:rPr>
           <w:rFonts w:asciiTheme="majorEastAsia" w:eastAsiaTheme="majorEastAsia" w:hAnsiTheme="majorEastAsia" w:hint="eastAsia"/>
           <w:sz w:val="20"/>
           <w:szCs w:val="20"/>
         </w:rPr>
-        <w:t>CS :</w:t>
-      </w:r>
-      <w:proofErr w:type="gramEnd"/>
-      <w:r>
-        <w:rPr>
-          <w:rFonts w:asciiTheme="majorEastAsia" w:eastAsiaTheme="majorEastAsia" w:hAnsiTheme="majorEastAsia" w:hint="eastAsia"/>
-          <w:sz w:val="20"/>
-          <w:szCs w:val="20"/>
-        </w:rPr>
-        <w:t xml:space="preserve"> Client To Server 패킷</w:t>
+        <w:t>CS : Client To Server 패킷</w:t>
       </w:r>
     </w:p>
     <w:p>
@@ -3437,23 +2950,13 @@
           <w:szCs w:val="20"/>
         </w:rPr>
       </w:pPr>
-      <w:proofErr w:type="gramStart"/>
       <w:r>
         <w:rPr>
           <w:rFonts w:asciiTheme="majorEastAsia" w:eastAsiaTheme="majorEastAsia" w:hAnsiTheme="majorEastAsia" w:hint="eastAsia"/>
           <w:sz w:val="20"/>
           <w:szCs w:val="20"/>
         </w:rPr>
-        <w:t>SC :</w:t>
-      </w:r>
-      <w:proofErr w:type="gramEnd"/>
-      <w:r>
-        <w:rPr>
-          <w:rFonts w:asciiTheme="majorEastAsia" w:eastAsiaTheme="majorEastAsia" w:hAnsiTheme="majorEastAsia" w:hint="eastAsia"/>
-          <w:sz w:val="20"/>
-          <w:szCs w:val="20"/>
-        </w:rPr>
-        <w:t xml:space="preserve"> Server To Client 패킷</w:t>
+        <w:t>SC : Server To Client 패킷</w:t>
       </w:r>
     </w:p>
     <w:p>
@@ -3468,7 +2971,6 @@
           <w:szCs w:val="20"/>
         </w:rPr>
       </w:pPr>
-      <w:proofErr w:type="spellStart"/>
       <w:r>
         <w:rPr>
           <w:rFonts w:asciiTheme="majorEastAsia" w:eastAsiaTheme="majorEastAsia" w:hAnsiTheme="majorEastAsia" w:hint="eastAsia"/>
@@ -3477,7 +2979,6 @@
         </w:rPr>
         <w:t>enum</w:t>
       </w:r>
-      <w:proofErr w:type="spellEnd"/>
     </w:p>
     <w:p>
       <w:pPr>
@@ -3502,43 +3003,7 @@
           <w:sz w:val="20"/>
           <w:szCs w:val="20"/>
         </w:rPr>
-        <w:t>MAP_</w:t>
-      </w:r>
-      <w:proofErr w:type="gramStart"/>
-      <w:r>
-        <w:rPr>
-          <w:rFonts w:asciiTheme="majorEastAsia" w:eastAsiaTheme="majorEastAsia" w:hAnsiTheme="majorEastAsia" w:hint="eastAsia"/>
-          <w:sz w:val="20"/>
-          <w:szCs w:val="20"/>
-        </w:rPr>
-        <w:t>TYPE :</w:t>
-      </w:r>
-      <w:proofErr w:type="gramEnd"/>
-      <w:r>
-        <w:rPr>
-          <w:rFonts w:asciiTheme="majorEastAsia" w:eastAsiaTheme="majorEastAsia" w:hAnsiTheme="majorEastAsia" w:hint="eastAsia"/>
-          <w:sz w:val="20"/>
-          <w:szCs w:val="20"/>
-        </w:rPr>
-        <w:t xml:space="preserve"> </w:t>
-      </w:r>
-      <w:proofErr w:type="spellStart"/>
-      <w:r>
-        <w:rPr>
-          <w:rFonts w:asciiTheme="majorEastAsia" w:eastAsiaTheme="majorEastAsia" w:hAnsiTheme="majorEastAsia" w:hint="eastAsia"/>
-          <w:sz w:val="20"/>
-          <w:szCs w:val="20"/>
-        </w:rPr>
-        <w:t>맵의</w:t>
-      </w:r>
-      <w:proofErr w:type="spellEnd"/>
-      <w:r>
-        <w:rPr>
-          <w:rFonts w:asciiTheme="majorEastAsia" w:eastAsiaTheme="majorEastAsia" w:hAnsiTheme="majorEastAsia" w:hint="eastAsia"/>
-          <w:sz w:val="20"/>
-          <w:szCs w:val="20"/>
-        </w:rPr>
-        <w:t xml:space="preserve"> 종류</w:t>
+        <w:t>MAP_TYPE : 맵의 종류</w:t>
       </w:r>
     </w:p>
     <w:p>
@@ -3564,18 +3029,8 @@
           <w:sz w:val="20"/>
           <w:szCs w:val="20"/>
         </w:rPr>
-        <w:t>DATA_</w:t>
-      </w:r>
-      <w:proofErr w:type="gramStart"/>
-      <w:r>
-        <w:rPr>
-          <w:rFonts w:asciiTheme="majorEastAsia" w:eastAsiaTheme="majorEastAsia" w:hAnsiTheme="majorEastAsia" w:hint="eastAsia"/>
-          <w:sz w:val="20"/>
-          <w:szCs w:val="20"/>
-        </w:rPr>
-        <w:t>TYPE :</w:t>
-      </w:r>
-      <w:proofErr w:type="gramEnd"/>
+        <w:t>DATA_TYPE :</w:t>
+      </w:r>
       <w:r>
         <w:rPr>
           <w:rFonts w:asciiTheme="majorEastAsia" w:eastAsiaTheme="majorEastAsia" w:hAnsiTheme="majorEastAsia" w:hint="eastAsia"/>
@@ -3729,23 +3184,13 @@
           <w:szCs w:val="20"/>
         </w:rPr>
       </w:pPr>
-      <w:proofErr w:type="spellStart"/>
       <w:r>
         <w:rPr>
           <w:rFonts w:asciiTheme="majorEastAsia" w:eastAsiaTheme="majorEastAsia" w:hAnsiTheme="majorEastAsia" w:hint="eastAsia"/>
           <w:sz w:val="20"/>
           <w:szCs w:val="20"/>
         </w:rPr>
-        <w:t>PlayerKart</w:t>
-      </w:r>
-      <w:proofErr w:type="spellEnd"/>
-      <w:r>
-        <w:rPr>
-          <w:rFonts w:asciiTheme="majorEastAsia" w:eastAsiaTheme="majorEastAsia" w:hAnsiTheme="majorEastAsia" w:hint="eastAsia"/>
-          <w:sz w:val="20"/>
-          <w:szCs w:val="20"/>
-        </w:rPr>
-        <w:t xml:space="preserve"> 구조체</w:t>
+        <w:t>PlayerKart 구조체</w:t>
       </w:r>
     </w:p>
     <w:p>
@@ -3765,23 +3210,13 @@
           <w:szCs w:val="20"/>
         </w:rPr>
       </w:pPr>
-      <w:proofErr w:type="gramStart"/>
       <w:r>
         <w:rPr>
           <w:rFonts w:asciiTheme="majorEastAsia" w:eastAsiaTheme="majorEastAsia" w:hAnsiTheme="majorEastAsia" w:hint="eastAsia"/>
           <w:sz w:val="20"/>
           <w:szCs w:val="20"/>
         </w:rPr>
-        <w:t>역할 :</w:t>
-      </w:r>
-      <w:proofErr w:type="gramEnd"/>
-      <w:r>
-        <w:rPr>
-          <w:rFonts w:asciiTheme="majorEastAsia" w:eastAsiaTheme="majorEastAsia" w:hAnsiTheme="majorEastAsia" w:hint="eastAsia"/>
-          <w:sz w:val="20"/>
-          <w:szCs w:val="20"/>
-        </w:rPr>
-        <w:t xml:space="preserve"> 각 플레이어의 게임 내 상태 저장. </w:t>
+        <w:t xml:space="preserve">역할 : 각 플레이어의 게임 내 상태 저장. </w:t>
       </w:r>
     </w:p>
     <w:p>
@@ -3801,41 +3236,13 @@
           <w:szCs w:val="20"/>
         </w:rPr>
       </w:pPr>
-      <w:proofErr w:type="gramStart"/>
       <w:r>
         <w:rPr>
           <w:rFonts w:asciiTheme="majorEastAsia" w:eastAsiaTheme="majorEastAsia" w:hAnsiTheme="majorEastAsia" w:hint="eastAsia"/>
           <w:sz w:val="20"/>
           <w:szCs w:val="20"/>
         </w:rPr>
-        <w:t>id :</w:t>
-      </w:r>
-      <w:proofErr w:type="gramEnd"/>
-      <w:r>
-        <w:rPr>
-          <w:rFonts w:asciiTheme="majorEastAsia" w:eastAsiaTheme="majorEastAsia" w:hAnsiTheme="majorEastAsia" w:hint="eastAsia"/>
-          <w:sz w:val="20"/>
-          <w:szCs w:val="20"/>
-        </w:rPr>
-        <w:t xml:space="preserve"> 서버로부터 </w:t>
-      </w:r>
-      <w:proofErr w:type="spellStart"/>
-      <w:r>
-        <w:rPr>
-          <w:rFonts w:asciiTheme="majorEastAsia" w:eastAsiaTheme="majorEastAsia" w:hAnsiTheme="majorEastAsia" w:hint="eastAsia"/>
-          <w:sz w:val="20"/>
-          <w:szCs w:val="20"/>
-        </w:rPr>
-        <w:t>부여받은</w:t>
-      </w:r>
-      <w:proofErr w:type="spellEnd"/>
-      <w:r>
-        <w:rPr>
-          <w:rFonts w:asciiTheme="majorEastAsia" w:eastAsiaTheme="majorEastAsia" w:hAnsiTheme="majorEastAsia" w:hint="eastAsia"/>
-          <w:sz w:val="20"/>
-          <w:szCs w:val="20"/>
-        </w:rPr>
-        <w:t xml:space="preserve"> 고유 식별자</w:t>
+        <w:t>id : 서버로부터 부여받은 고유 식별자</w:t>
       </w:r>
     </w:p>
     <w:p>
@@ -3855,23 +3262,13 @@
           <w:szCs w:val="20"/>
         </w:rPr>
       </w:pPr>
-      <w:proofErr w:type="gramStart"/>
       <w:r>
         <w:rPr>
           <w:rFonts w:asciiTheme="majorEastAsia" w:eastAsiaTheme="majorEastAsia" w:hAnsiTheme="majorEastAsia" w:hint="eastAsia"/>
           <w:sz w:val="20"/>
           <w:szCs w:val="20"/>
         </w:rPr>
-        <w:t>name :</w:t>
-      </w:r>
-      <w:proofErr w:type="gramEnd"/>
-      <w:r>
-        <w:rPr>
-          <w:rFonts w:asciiTheme="majorEastAsia" w:eastAsiaTheme="majorEastAsia" w:hAnsiTheme="majorEastAsia" w:hint="eastAsia"/>
-          <w:sz w:val="20"/>
-          <w:szCs w:val="20"/>
-        </w:rPr>
-        <w:t xml:space="preserve"> 플레이어 이름</w:t>
+        <w:t>name : 플레이어 이름</w:t>
       </w:r>
     </w:p>
     <w:p>
@@ -3897,25 +3294,7 @@
           <w:sz w:val="20"/>
           <w:szCs w:val="20"/>
         </w:rPr>
-        <w:t xml:space="preserve">x, y, </w:t>
-      </w:r>
-      <w:proofErr w:type="gramStart"/>
-      <w:r>
-        <w:rPr>
-          <w:rFonts w:asciiTheme="majorEastAsia" w:eastAsiaTheme="majorEastAsia" w:hAnsiTheme="majorEastAsia" w:hint="eastAsia"/>
-          <w:sz w:val="20"/>
-          <w:szCs w:val="20"/>
-        </w:rPr>
-        <w:t>z :</w:t>
-      </w:r>
-      <w:proofErr w:type="gramEnd"/>
-      <w:r>
-        <w:rPr>
-          <w:rFonts w:asciiTheme="majorEastAsia" w:eastAsiaTheme="majorEastAsia" w:hAnsiTheme="majorEastAsia" w:hint="eastAsia"/>
-          <w:sz w:val="20"/>
-          <w:szCs w:val="20"/>
-        </w:rPr>
-        <w:t xml:space="preserve"> 플레이어의 현재 위치 좌표</w:t>
+        <w:t>x, y, z : 플레이어의 현재 위치 좌표</w:t>
       </w:r>
     </w:p>
     <w:p>
@@ -3935,41 +3314,13 @@
           <w:szCs w:val="20"/>
         </w:rPr>
       </w:pPr>
-      <w:proofErr w:type="spellStart"/>
       <w:r>
         <w:rPr>
           <w:rFonts w:asciiTheme="majorEastAsia" w:eastAsiaTheme="majorEastAsia" w:hAnsiTheme="majorEastAsia" w:hint="eastAsia"/>
           <w:sz w:val="20"/>
           <w:szCs w:val="20"/>
         </w:rPr>
-        <w:t>booster_</w:t>
-      </w:r>
-      <w:proofErr w:type="gramStart"/>
-      <w:r>
-        <w:rPr>
-          <w:rFonts w:asciiTheme="majorEastAsia" w:eastAsiaTheme="majorEastAsia" w:hAnsiTheme="majorEastAsia" w:hint="eastAsia"/>
-          <w:sz w:val="20"/>
-          <w:szCs w:val="20"/>
-        </w:rPr>
-        <w:t>cnt</w:t>
-      </w:r>
-      <w:proofErr w:type="spellEnd"/>
-      <w:r>
-        <w:rPr>
-          <w:rFonts w:asciiTheme="majorEastAsia" w:eastAsiaTheme="majorEastAsia" w:hAnsiTheme="majorEastAsia" w:hint="eastAsia"/>
-          <w:sz w:val="20"/>
-          <w:szCs w:val="20"/>
-        </w:rPr>
-        <w:t xml:space="preserve"> :</w:t>
-      </w:r>
-      <w:proofErr w:type="gramEnd"/>
-      <w:r>
-        <w:rPr>
-          <w:rFonts w:asciiTheme="majorEastAsia" w:eastAsiaTheme="majorEastAsia" w:hAnsiTheme="majorEastAsia" w:hint="eastAsia"/>
-          <w:sz w:val="20"/>
-          <w:szCs w:val="20"/>
-        </w:rPr>
-        <w:t xml:space="preserve"> 부스터 아이템 개수</w:t>
+        <w:t>booster_cnt : 부스터 아이템 개수</w:t>
       </w:r>
     </w:p>
     <w:p>
@@ -3989,23 +3340,13 @@
           <w:szCs w:val="20"/>
         </w:rPr>
       </w:pPr>
-      <w:proofErr w:type="gramStart"/>
       <w:r>
         <w:rPr>
           <w:rFonts w:asciiTheme="majorEastAsia" w:eastAsiaTheme="majorEastAsia" w:hAnsiTheme="majorEastAsia" w:hint="eastAsia"/>
           <w:sz w:val="20"/>
           <w:szCs w:val="20"/>
         </w:rPr>
-        <w:t>speed :</w:t>
-      </w:r>
-      <w:proofErr w:type="gramEnd"/>
-      <w:r>
-        <w:rPr>
-          <w:rFonts w:asciiTheme="majorEastAsia" w:eastAsiaTheme="majorEastAsia" w:hAnsiTheme="majorEastAsia" w:hint="eastAsia"/>
-          <w:sz w:val="20"/>
-          <w:szCs w:val="20"/>
-        </w:rPr>
-        <w:t xml:space="preserve"> 이동 속도</w:t>
+        <w:t>speed : 이동 속도</w:t>
       </w:r>
     </w:p>
     <w:p>
@@ -4020,23 +3361,13 @@
           <w:szCs w:val="20"/>
         </w:rPr>
       </w:pPr>
-      <w:proofErr w:type="spellStart"/>
       <w:r>
         <w:rPr>
           <w:rFonts w:asciiTheme="majorEastAsia" w:eastAsiaTheme="majorEastAsia" w:hAnsiTheme="majorEastAsia" w:hint="eastAsia"/>
           <w:sz w:val="20"/>
           <w:szCs w:val="20"/>
         </w:rPr>
-        <w:t>NetworkMgr</w:t>
-      </w:r>
-      <w:proofErr w:type="spellEnd"/>
-      <w:r>
-        <w:rPr>
-          <w:rFonts w:asciiTheme="majorEastAsia" w:eastAsiaTheme="majorEastAsia" w:hAnsiTheme="majorEastAsia" w:hint="eastAsia"/>
-          <w:sz w:val="20"/>
-          <w:szCs w:val="20"/>
-        </w:rPr>
-        <w:t xml:space="preserve"> 클래스</w:t>
+        <w:t>NetworkMgr 클래스</w:t>
       </w:r>
     </w:p>
     <w:p>
@@ -4056,41 +3387,13 @@
           <w:szCs w:val="20"/>
         </w:rPr>
       </w:pPr>
-      <w:proofErr w:type="gramStart"/>
       <w:r>
         <w:rPr>
           <w:rFonts w:asciiTheme="majorEastAsia" w:eastAsiaTheme="majorEastAsia" w:hAnsiTheme="majorEastAsia" w:hint="eastAsia"/>
           <w:sz w:val="20"/>
           <w:szCs w:val="20"/>
         </w:rPr>
-        <w:t>역할 :</w:t>
-      </w:r>
-      <w:proofErr w:type="gramEnd"/>
-      <w:r>
-        <w:rPr>
-          <w:rFonts w:asciiTheme="majorEastAsia" w:eastAsiaTheme="majorEastAsia" w:hAnsiTheme="majorEastAsia" w:hint="eastAsia"/>
-          <w:sz w:val="20"/>
-          <w:szCs w:val="20"/>
-        </w:rPr>
-        <w:t xml:space="preserve"> </w:t>
-      </w:r>
-      <w:proofErr w:type="spellStart"/>
-      <w:r>
-        <w:rPr>
-          <w:rFonts w:asciiTheme="majorEastAsia" w:eastAsiaTheme="majorEastAsia" w:hAnsiTheme="majorEastAsia" w:hint="eastAsia"/>
-          <w:sz w:val="20"/>
-          <w:szCs w:val="20"/>
-        </w:rPr>
-        <w:t>네크워크</w:t>
-      </w:r>
-      <w:proofErr w:type="spellEnd"/>
-      <w:r>
-        <w:rPr>
-          <w:rFonts w:asciiTheme="majorEastAsia" w:eastAsiaTheme="majorEastAsia" w:hAnsiTheme="majorEastAsia" w:hint="eastAsia"/>
-          <w:sz w:val="20"/>
-          <w:szCs w:val="20"/>
-        </w:rPr>
-        <w:t xml:space="preserve"> 연결을 관리하는 클래스.</w:t>
+        <w:t>역할 : 네크워크 연결을 관리하는 클래스.</w:t>
       </w:r>
     </w:p>
     <w:p>
@@ -4116,25 +3419,7 @@
           <w:sz w:val="20"/>
           <w:szCs w:val="20"/>
         </w:rPr>
-        <w:t>Initialize(</w:t>
-      </w:r>
-      <w:proofErr w:type="gramStart"/>
-      <w:r>
-        <w:rPr>
-          <w:rFonts w:asciiTheme="majorEastAsia" w:eastAsiaTheme="majorEastAsia" w:hAnsiTheme="majorEastAsia" w:hint="eastAsia"/>
-          <w:sz w:val="20"/>
-          <w:szCs w:val="20"/>
-        </w:rPr>
-        <w:t>) :</w:t>
-      </w:r>
-      <w:proofErr w:type="gramEnd"/>
-      <w:r>
-        <w:rPr>
-          <w:rFonts w:asciiTheme="majorEastAsia" w:eastAsiaTheme="majorEastAsia" w:hAnsiTheme="majorEastAsia" w:hint="eastAsia"/>
-          <w:sz w:val="20"/>
-          <w:szCs w:val="20"/>
-        </w:rPr>
-        <w:t xml:space="preserve"> 서버 접속 및 소켓 설정 초기화</w:t>
+        <w:t>Initialize() : 서버 접속 및 소켓 설정 초기화</w:t>
       </w:r>
     </w:p>
     <w:p>
@@ -4154,41 +3439,13 @@
           <w:szCs w:val="20"/>
         </w:rPr>
       </w:pPr>
-      <w:proofErr w:type="spellStart"/>
       <w:r>
         <w:rPr>
           <w:rFonts w:asciiTheme="majorEastAsia" w:eastAsiaTheme="majorEastAsia" w:hAnsiTheme="majorEastAsia" w:hint="eastAsia"/>
           <w:sz w:val="20"/>
           <w:szCs w:val="20"/>
         </w:rPr>
-        <w:t>SendPacket</w:t>
-      </w:r>
-      <w:proofErr w:type="spellEnd"/>
-      <w:r>
-        <w:rPr>
-          <w:rFonts w:asciiTheme="majorEastAsia" w:eastAsiaTheme="majorEastAsia" w:hAnsiTheme="majorEastAsia" w:hint="eastAsia"/>
-          <w:sz w:val="20"/>
-          <w:szCs w:val="20"/>
-        </w:rPr>
-        <w:t>(</w:t>
-      </w:r>
-      <w:proofErr w:type="gramStart"/>
-      <w:r>
-        <w:rPr>
-          <w:rFonts w:asciiTheme="majorEastAsia" w:eastAsiaTheme="majorEastAsia" w:hAnsiTheme="majorEastAsia" w:hint="eastAsia"/>
-          <w:sz w:val="20"/>
-          <w:szCs w:val="20"/>
-        </w:rPr>
-        <w:t>) :</w:t>
-      </w:r>
-      <w:proofErr w:type="gramEnd"/>
-      <w:r>
-        <w:rPr>
-          <w:rFonts w:asciiTheme="majorEastAsia" w:eastAsiaTheme="majorEastAsia" w:hAnsiTheme="majorEastAsia" w:hint="eastAsia"/>
-          <w:sz w:val="20"/>
-          <w:szCs w:val="20"/>
-        </w:rPr>
-        <w:t xml:space="preserve"> 서버로 패킷 전송</w:t>
+        <w:t>SendPacket() : 서버로 패킷 전송</w:t>
       </w:r>
     </w:p>
     <w:p>
@@ -4214,25 +3471,7 @@
           <w:sz w:val="20"/>
           <w:szCs w:val="20"/>
         </w:rPr>
-        <w:t xml:space="preserve">Socket </w:t>
-      </w:r>
-      <w:proofErr w:type="gramStart"/>
-      <w:r>
-        <w:rPr>
-          <w:rFonts w:asciiTheme="majorEastAsia" w:eastAsiaTheme="majorEastAsia" w:hAnsiTheme="majorEastAsia" w:hint="eastAsia"/>
-          <w:sz w:val="20"/>
-          <w:szCs w:val="20"/>
-        </w:rPr>
-        <w:t>sock :</w:t>
-      </w:r>
-      <w:proofErr w:type="gramEnd"/>
-      <w:r>
-        <w:rPr>
-          <w:rFonts w:asciiTheme="majorEastAsia" w:eastAsiaTheme="majorEastAsia" w:hAnsiTheme="majorEastAsia" w:hint="eastAsia"/>
-          <w:sz w:val="20"/>
-          <w:szCs w:val="20"/>
-        </w:rPr>
-        <w:t xml:space="preserve"> 서버와 연결된 소켓 핸들</w:t>
+        <w:t>Socket sock : 서버와 연결된 소켓 핸들</w:t>
       </w:r>
     </w:p>
     <w:p>
@@ -4247,7 +3486,6 @@
           <w:szCs w:val="20"/>
         </w:rPr>
       </w:pPr>
-      <w:proofErr w:type="spellStart"/>
       <w:r>
         <w:rPr>
           <w:rFonts w:asciiTheme="majorEastAsia" w:eastAsiaTheme="majorEastAsia" w:hAnsiTheme="majorEastAsia" w:hint="eastAsia"/>
@@ -4256,7 +3494,6 @@
         </w:rPr>
         <w:t>ClientMain</w:t>
       </w:r>
-      <w:proofErr w:type="spellEnd"/>
     </w:p>
     <w:p>
       <w:pPr>
@@ -4275,23 +3512,13 @@
           <w:szCs w:val="20"/>
         </w:rPr>
       </w:pPr>
-      <w:proofErr w:type="gramStart"/>
       <w:r>
         <w:rPr>
           <w:rFonts w:asciiTheme="majorEastAsia" w:eastAsiaTheme="majorEastAsia" w:hAnsiTheme="majorEastAsia" w:hint="eastAsia"/>
           <w:sz w:val="20"/>
           <w:szCs w:val="20"/>
         </w:rPr>
-        <w:t>역할 :</w:t>
-      </w:r>
-      <w:proofErr w:type="gramEnd"/>
-      <w:r>
-        <w:rPr>
-          <w:rFonts w:asciiTheme="majorEastAsia" w:eastAsiaTheme="majorEastAsia" w:hAnsiTheme="majorEastAsia" w:hint="eastAsia"/>
-          <w:sz w:val="20"/>
-          <w:szCs w:val="20"/>
-        </w:rPr>
-        <w:t xml:space="preserve"> </w:t>
+        <w:t xml:space="preserve">역할 : </w:t>
       </w:r>
       <w:r>
         <w:rPr>
@@ -4335,50 +3562,13 @@
           <w:szCs w:val="20"/>
         </w:rPr>
       </w:pPr>
-      <w:proofErr w:type="spellStart"/>
       <w:r>
         <w:rPr>
           <w:rFonts w:asciiTheme="majorEastAsia" w:eastAsiaTheme="majorEastAsia" w:hAnsiTheme="majorEastAsia"/>
           <w:sz w:val="20"/>
           <w:szCs w:val="20"/>
         </w:rPr>
-        <w:t>enum</w:t>
-      </w:r>
-      <w:proofErr w:type="spellEnd"/>
-      <w:r>
-        <w:rPr>
-          <w:rFonts w:asciiTheme="majorEastAsia" w:eastAsiaTheme="majorEastAsia" w:hAnsiTheme="majorEastAsia"/>
-          <w:sz w:val="20"/>
-          <w:szCs w:val="20"/>
-        </w:rPr>
-        <w:t xml:space="preserve"> </w:t>
-      </w:r>
-      <w:proofErr w:type="spellStart"/>
-      <w:r>
-        <w:rPr>
-          <w:rFonts w:asciiTheme="majorEastAsia" w:eastAsiaTheme="majorEastAsia" w:hAnsiTheme="majorEastAsia"/>
-          <w:sz w:val="20"/>
-          <w:szCs w:val="20"/>
-        </w:rPr>
-        <w:t>game_state</w:t>
-      </w:r>
-      <w:proofErr w:type="spellEnd"/>
-      <w:r>
-        <w:rPr>
-          <w:rFonts w:asciiTheme="majorEastAsia" w:eastAsiaTheme="majorEastAsia" w:hAnsiTheme="majorEastAsia"/>
-          <w:sz w:val="20"/>
-          <w:szCs w:val="20"/>
-        </w:rPr>
-        <w:t>{READY, INGAME, END</w:t>
-      </w:r>
-      <w:proofErr w:type="gramStart"/>
-      <w:r>
-        <w:rPr>
-          <w:rFonts w:asciiTheme="majorEastAsia" w:eastAsiaTheme="majorEastAsia" w:hAnsiTheme="majorEastAsia"/>
-          <w:sz w:val="20"/>
-          <w:szCs w:val="20"/>
-        </w:rPr>
-        <w:t>}</w:t>
+        <w:t>enum game_state{READY, INGAME, END}</w:t>
       </w:r>
       <w:r>
         <w:rPr>
@@ -4386,16 +3576,7 @@
           <w:sz w:val="20"/>
           <w:szCs w:val="20"/>
         </w:rPr>
-        <w:t xml:space="preserve"> :</w:t>
-      </w:r>
-      <w:proofErr w:type="gramEnd"/>
-      <w:r>
-        <w:rPr>
-          <w:rFonts w:asciiTheme="majorEastAsia" w:eastAsiaTheme="majorEastAsia" w:hAnsiTheme="majorEastAsia" w:hint="eastAsia"/>
-          <w:sz w:val="20"/>
-          <w:szCs w:val="20"/>
-        </w:rPr>
-        <w:t xml:space="preserve"> 현재 게임 상태</w:t>
+        <w:t xml:space="preserve"> : 현재 게임 상태</w:t>
       </w:r>
     </w:p>
     <w:p>
@@ -4415,51 +3596,13 @@
           <w:szCs w:val="20"/>
         </w:rPr>
       </w:pPr>
-      <w:proofErr w:type="spellStart"/>
       <w:r>
         <w:rPr>
           <w:rFonts w:asciiTheme="majorEastAsia" w:eastAsiaTheme="majorEastAsia" w:hAnsiTheme="majorEastAsia"/>
           <w:sz w:val="20"/>
           <w:szCs w:val="20"/>
         </w:rPr>
-        <w:t>NetworkMgr</w:t>
-      </w:r>
-      <w:proofErr w:type="spellEnd"/>
-      <w:r>
-        <w:rPr>
-          <w:rFonts w:asciiTheme="majorEastAsia" w:eastAsiaTheme="majorEastAsia" w:hAnsiTheme="majorEastAsia"/>
-          <w:sz w:val="20"/>
-          <w:szCs w:val="20"/>
-        </w:rPr>
-        <w:t xml:space="preserve"> </w:t>
-      </w:r>
-      <w:proofErr w:type="spellStart"/>
-      <w:proofErr w:type="gramStart"/>
-      <w:r>
-        <w:rPr>
-          <w:rFonts w:asciiTheme="majorEastAsia" w:eastAsiaTheme="majorEastAsia" w:hAnsiTheme="majorEastAsia"/>
-          <w:sz w:val="20"/>
-          <w:szCs w:val="20"/>
-        </w:rPr>
-        <w:t>networkmgr</w:t>
-      </w:r>
-      <w:proofErr w:type="spellEnd"/>
-      <w:r>
-        <w:rPr>
-          <w:rFonts w:asciiTheme="majorEastAsia" w:eastAsiaTheme="majorEastAsia" w:hAnsiTheme="majorEastAsia"/>
-          <w:sz w:val="20"/>
-          <w:szCs w:val="20"/>
-        </w:rPr>
-        <w:t xml:space="preserve"> :</w:t>
-      </w:r>
-      <w:proofErr w:type="gramEnd"/>
-      <w:r>
-        <w:rPr>
-          <w:rFonts w:asciiTheme="majorEastAsia" w:eastAsiaTheme="majorEastAsia" w:hAnsiTheme="majorEastAsia"/>
-          <w:sz w:val="20"/>
-          <w:szCs w:val="20"/>
-        </w:rPr>
-        <w:t xml:space="preserve"> 네트워크 매니저 인스턴스</w:t>
+        <w:t>NetworkMgr networkmgr : 네트워크 매니저 인스턴스</w:t>
       </w:r>
     </w:p>
     <w:p>
@@ -4479,77 +3622,13 @@
           <w:szCs w:val="20"/>
         </w:rPr>
       </w:pPr>
-      <w:proofErr w:type="gramStart"/>
       <w:r>
         <w:rPr>
           <w:rFonts w:asciiTheme="majorEastAsia" w:eastAsiaTheme="majorEastAsia" w:hAnsiTheme="majorEastAsia"/>
           <w:sz w:val="20"/>
           <w:szCs w:val="20"/>
         </w:rPr>
-        <w:t>std::</w:t>
-      </w:r>
-      <w:proofErr w:type="gramEnd"/>
-      <w:r>
-        <w:rPr>
-          <w:rFonts w:asciiTheme="majorEastAsia" w:eastAsiaTheme="majorEastAsia" w:hAnsiTheme="majorEastAsia"/>
-          <w:sz w:val="20"/>
-          <w:szCs w:val="20"/>
-        </w:rPr>
-        <w:t>array&lt;</w:t>
-      </w:r>
-      <w:proofErr w:type="spellStart"/>
-      <w:r>
-        <w:rPr>
-          <w:rFonts w:asciiTheme="majorEastAsia" w:eastAsiaTheme="majorEastAsia" w:hAnsiTheme="majorEastAsia"/>
-          <w:sz w:val="20"/>
-          <w:szCs w:val="20"/>
-        </w:rPr>
-        <w:t>PlayerKart</w:t>
-      </w:r>
-      <w:proofErr w:type="spellEnd"/>
-      <w:r>
-        <w:rPr>
-          <w:rFonts w:asciiTheme="majorEastAsia" w:eastAsiaTheme="majorEastAsia" w:hAnsiTheme="majorEastAsia"/>
-          <w:sz w:val="20"/>
-          <w:szCs w:val="20"/>
-        </w:rPr>
-        <w:t xml:space="preserve">, MAX_USER&gt; </w:t>
-      </w:r>
-      <w:proofErr w:type="spellStart"/>
-      <w:r>
-        <w:rPr>
-          <w:rFonts w:asciiTheme="majorEastAsia" w:eastAsiaTheme="majorEastAsia" w:hAnsiTheme="majorEastAsia"/>
-          <w:sz w:val="20"/>
-          <w:szCs w:val="20"/>
-        </w:rPr>
-        <w:t>g_</w:t>
-      </w:r>
-      <w:proofErr w:type="gramStart"/>
-      <w:r>
-        <w:rPr>
-          <w:rFonts w:asciiTheme="majorEastAsia" w:eastAsiaTheme="majorEastAsia" w:hAnsiTheme="majorEastAsia"/>
-          <w:sz w:val="20"/>
-          <w:szCs w:val="20"/>
-        </w:rPr>
-        <w:t>players</w:t>
-      </w:r>
-      <w:proofErr w:type="spellEnd"/>
-      <w:r>
-        <w:rPr>
-          <w:rFonts w:asciiTheme="majorEastAsia" w:eastAsiaTheme="majorEastAsia" w:hAnsiTheme="majorEastAsia"/>
-          <w:sz w:val="20"/>
-          <w:szCs w:val="20"/>
-        </w:rPr>
-        <w:t xml:space="preserve"> :</w:t>
-      </w:r>
-      <w:proofErr w:type="gramEnd"/>
-      <w:r>
-        <w:rPr>
-          <w:rFonts w:asciiTheme="majorEastAsia" w:eastAsiaTheme="majorEastAsia" w:hAnsiTheme="majorEastAsia"/>
-          <w:sz w:val="20"/>
-          <w:szCs w:val="20"/>
-        </w:rPr>
-        <w:t xml:space="preserve"> 플레이어 데이터 배열</w:t>
+        <w:t>std::array&lt;PlayerKart, MAX_USER&gt; g_players : 플레이어 데이터 배열</w:t>
       </w:r>
     </w:p>
     <w:p>
@@ -4569,7 +3648,6 @@
           <w:szCs w:val="20"/>
         </w:rPr>
       </w:pPr>
-      <w:proofErr w:type="spellStart"/>
       <w:r>
         <w:rPr>
           <w:rFonts w:asciiTheme="majorEastAsia" w:eastAsiaTheme="majorEastAsia" w:hAnsiTheme="majorEastAsia" w:hint="eastAsia"/>
@@ -4584,34 +3662,7 @@
           <w:sz w:val="20"/>
           <w:szCs w:val="20"/>
         </w:rPr>
-        <w:t>Thread</w:t>
-      </w:r>
-      <w:proofErr w:type="spellEnd"/>
-      <w:r>
-        <w:rPr>
-          <w:rFonts w:asciiTheme="majorEastAsia" w:eastAsiaTheme="majorEastAsia" w:hAnsiTheme="majorEastAsia"/>
-          <w:sz w:val="20"/>
-          <w:szCs w:val="20"/>
-        </w:rPr>
-        <w:t>(</w:t>
-      </w:r>
-      <w:proofErr w:type="gramStart"/>
-      <w:r>
-        <w:rPr>
-          <w:rFonts w:asciiTheme="majorEastAsia" w:eastAsiaTheme="majorEastAsia" w:hAnsiTheme="majorEastAsia"/>
-          <w:sz w:val="20"/>
-          <w:szCs w:val="20"/>
-        </w:rPr>
-        <w:t>) :</w:t>
-      </w:r>
-      <w:proofErr w:type="gramEnd"/>
-      <w:r>
-        <w:rPr>
-          <w:rFonts w:asciiTheme="majorEastAsia" w:eastAsiaTheme="majorEastAsia" w:hAnsiTheme="majorEastAsia"/>
-          <w:sz w:val="20"/>
-          <w:szCs w:val="20"/>
-        </w:rPr>
-        <w:t xml:space="preserve"> 서버 수신 전용 스레드</w:t>
+        <w:t>Thread() : 서버 수신 전용 스레드</w:t>
       </w:r>
     </w:p>
     <w:p>
@@ -4631,7 +3682,6 @@
           <w:szCs w:val="20"/>
         </w:rPr>
       </w:pPr>
-      <w:proofErr w:type="spellStart"/>
       <w:r>
         <w:rPr>
           <w:rFonts w:asciiTheme="majorEastAsia" w:eastAsiaTheme="majorEastAsia" w:hAnsiTheme="majorEastAsia" w:hint="eastAsia"/>
@@ -4640,58 +3690,21 @@
         </w:rPr>
         <w:t>ProcessPacket</w:t>
       </w:r>
-      <w:proofErr w:type="spellEnd"/>
       <w:r>
         <w:rPr>
           <w:rFonts w:asciiTheme="majorEastAsia" w:eastAsiaTheme="majorEastAsia" w:hAnsiTheme="majorEastAsia" w:hint="eastAsia"/>
           <w:sz w:val="20"/>
           <w:szCs w:val="20"/>
         </w:rPr>
-        <w:t>(</w:t>
-      </w:r>
-      <w:proofErr w:type="gramStart"/>
+        <w:t>()</w:t>
+      </w:r>
       <w:r>
         <w:rPr>
           <w:rFonts w:asciiTheme="majorEastAsia" w:eastAsiaTheme="majorEastAsia" w:hAnsiTheme="majorEastAsia" w:hint="eastAsia"/>
           <w:sz w:val="20"/>
           <w:szCs w:val="20"/>
         </w:rPr>
-        <w:t>)</w:t>
-      </w:r>
-      <w:r>
-        <w:rPr>
-          <w:rFonts w:asciiTheme="majorEastAsia" w:eastAsiaTheme="majorEastAsia" w:hAnsiTheme="majorEastAsia" w:hint="eastAsia"/>
-          <w:sz w:val="20"/>
-          <w:szCs w:val="20"/>
-        </w:rPr>
-        <w:t xml:space="preserve"> :</w:t>
-      </w:r>
-      <w:proofErr w:type="gramEnd"/>
-      <w:r>
-        <w:rPr>
-          <w:rFonts w:asciiTheme="majorEastAsia" w:eastAsiaTheme="majorEastAsia" w:hAnsiTheme="majorEastAsia" w:hint="eastAsia"/>
-          <w:sz w:val="20"/>
-          <w:szCs w:val="20"/>
-        </w:rPr>
-        <w:t xml:space="preserve"> </w:t>
-      </w:r>
-      <w:proofErr w:type="spellStart"/>
-      <w:r>
-        <w:rPr>
-          <w:rFonts w:asciiTheme="majorEastAsia" w:eastAsiaTheme="majorEastAsia" w:hAnsiTheme="majorEastAsia" w:hint="eastAsia"/>
-          <w:sz w:val="20"/>
-          <w:szCs w:val="20"/>
-        </w:rPr>
-        <w:t>전송받은</w:t>
-      </w:r>
-      <w:proofErr w:type="spellEnd"/>
-      <w:r>
-        <w:rPr>
-          <w:rFonts w:asciiTheme="majorEastAsia" w:eastAsiaTheme="majorEastAsia" w:hAnsiTheme="majorEastAsia" w:hint="eastAsia"/>
-          <w:sz w:val="20"/>
-          <w:szCs w:val="20"/>
-        </w:rPr>
-        <w:t xml:space="preserve"> 패킷 처리</w:t>
+        <w:t xml:space="preserve"> : 전송받은 패킷 처리</w:t>
       </w:r>
     </w:p>
     <w:p>
@@ -4711,41 +3724,13 @@
           <w:szCs w:val="20"/>
         </w:rPr>
       </w:pPr>
-      <w:proofErr w:type="spellStart"/>
       <w:r>
         <w:rPr>
           <w:rFonts w:asciiTheme="majorEastAsia" w:eastAsiaTheme="majorEastAsia" w:hAnsiTheme="majorEastAsia"/>
           <w:sz w:val="20"/>
           <w:szCs w:val="20"/>
         </w:rPr>
-        <w:t>InitBuffer</w:t>
-      </w:r>
-      <w:proofErr w:type="spellEnd"/>
-      <w:r>
-        <w:rPr>
-          <w:rFonts w:asciiTheme="majorEastAsia" w:eastAsiaTheme="majorEastAsia" w:hAnsiTheme="majorEastAsia"/>
-          <w:sz w:val="20"/>
-          <w:szCs w:val="20"/>
-        </w:rPr>
-        <w:t>(</w:t>
-      </w:r>
-      <w:proofErr w:type="gramStart"/>
-      <w:r>
-        <w:rPr>
-          <w:rFonts w:asciiTheme="majorEastAsia" w:eastAsiaTheme="majorEastAsia" w:hAnsiTheme="majorEastAsia"/>
-          <w:sz w:val="20"/>
-          <w:szCs w:val="20"/>
-        </w:rPr>
-        <w:t>) :</w:t>
-      </w:r>
-      <w:proofErr w:type="gramEnd"/>
-      <w:r>
-        <w:rPr>
-          <w:rFonts w:asciiTheme="majorEastAsia" w:eastAsiaTheme="majorEastAsia" w:hAnsiTheme="majorEastAsia"/>
-          <w:sz w:val="20"/>
-          <w:szCs w:val="20"/>
-        </w:rPr>
-        <w:t xml:space="preserve"> OpenGL 버퍼 초기화</w:t>
+        <w:t>InitBuffer() : OpenGL 버퍼 초기화</w:t>
       </w:r>
     </w:p>
     <w:p>
@@ -4765,41 +3750,13 @@
           <w:szCs w:val="20"/>
         </w:rPr>
       </w:pPr>
-      <w:proofErr w:type="spellStart"/>
       <w:r>
         <w:rPr>
           <w:rFonts w:asciiTheme="majorEastAsia" w:eastAsiaTheme="majorEastAsia" w:hAnsiTheme="majorEastAsia"/>
           <w:sz w:val="20"/>
           <w:szCs w:val="20"/>
         </w:rPr>
-        <w:t>InitPhysics</w:t>
-      </w:r>
-      <w:proofErr w:type="spellEnd"/>
-      <w:r>
-        <w:rPr>
-          <w:rFonts w:asciiTheme="majorEastAsia" w:eastAsiaTheme="majorEastAsia" w:hAnsiTheme="majorEastAsia"/>
-          <w:sz w:val="20"/>
-          <w:szCs w:val="20"/>
-        </w:rPr>
-        <w:t>(</w:t>
-      </w:r>
-      <w:proofErr w:type="gramStart"/>
-      <w:r>
-        <w:rPr>
-          <w:rFonts w:asciiTheme="majorEastAsia" w:eastAsiaTheme="majorEastAsia" w:hAnsiTheme="majorEastAsia"/>
-          <w:sz w:val="20"/>
-          <w:szCs w:val="20"/>
-        </w:rPr>
-        <w:t>) :</w:t>
-      </w:r>
-      <w:proofErr w:type="gramEnd"/>
-      <w:r>
-        <w:rPr>
-          <w:rFonts w:asciiTheme="majorEastAsia" w:eastAsiaTheme="majorEastAsia" w:hAnsiTheme="majorEastAsia"/>
-          <w:sz w:val="20"/>
-          <w:szCs w:val="20"/>
-        </w:rPr>
-        <w:t xml:space="preserve"> 물리 관련 초기 설정</w:t>
+        <w:t>InitPhysics() : 물리 관련 초기 설정</w:t>
       </w:r>
     </w:p>
     <w:p>
@@ -4819,41 +3776,13 @@
           <w:szCs w:val="20"/>
         </w:rPr>
       </w:pPr>
-      <w:proofErr w:type="spellStart"/>
       <w:r>
         <w:rPr>
           <w:rFonts w:asciiTheme="majorEastAsia" w:eastAsiaTheme="majorEastAsia" w:hAnsiTheme="majorEastAsia"/>
           <w:sz w:val="20"/>
           <w:szCs w:val="20"/>
         </w:rPr>
-        <w:t>drawScene</w:t>
-      </w:r>
-      <w:proofErr w:type="spellEnd"/>
-      <w:r>
-        <w:rPr>
-          <w:rFonts w:asciiTheme="majorEastAsia" w:eastAsiaTheme="majorEastAsia" w:hAnsiTheme="majorEastAsia"/>
-          <w:sz w:val="20"/>
-          <w:szCs w:val="20"/>
-        </w:rPr>
-        <w:t>(</w:t>
-      </w:r>
-      <w:proofErr w:type="gramStart"/>
-      <w:r>
-        <w:rPr>
-          <w:rFonts w:asciiTheme="majorEastAsia" w:eastAsiaTheme="majorEastAsia" w:hAnsiTheme="majorEastAsia"/>
-          <w:sz w:val="20"/>
-          <w:szCs w:val="20"/>
-        </w:rPr>
-        <w:t>) :</w:t>
-      </w:r>
-      <w:proofErr w:type="gramEnd"/>
-      <w:r>
-        <w:rPr>
-          <w:rFonts w:asciiTheme="majorEastAsia" w:eastAsiaTheme="majorEastAsia" w:hAnsiTheme="majorEastAsia"/>
-          <w:sz w:val="20"/>
-          <w:szCs w:val="20"/>
-        </w:rPr>
-        <w:t xml:space="preserve"> 화면 렌더링</w:t>
+        <w:t>drawScene() : 화면 렌더링</w:t>
       </w:r>
     </w:p>
     <w:p>
@@ -4880,25 +3809,7 @@
           <w:sz w:val="20"/>
           <w:szCs w:val="20"/>
         </w:rPr>
-        <w:t>Reshape(</w:t>
-      </w:r>
-      <w:proofErr w:type="gramStart"/>
-      <w:r>
-        <w:rPr>
-          <w:rFonts w:asciiTheme="majorEastAsia" w:eastAsiaTheme="majorEastAsia" w:hAnsiTheme="majorEastAsia"/>
-          <w:sz w:val="20"/>
-          <w:szCs w:val="20"/>
-        </w:rPr>
-        <w:t>) :</w:t>
-      </w:r>
-      <w:proofErr w:type="gramEnd"/>
-      <w:r>
-        <w:rPr>
-          <w:rFonts w:asciiTheme="majorEastAsia" w:eastAsiaTheme="majorEastAsia" w:hAnsiTheme="majorEastAsia"/>
-          <w:sz w:val="20"/>
-          <w:szCs w:val="20"/>
-        </w:rPr>
-        <w:t xml:space="preserve"> 윈도우 크기 조정 대응</w:t>
+        <w:t>Reshape() : 윈도우 크기 조정 대응</w:t>
       </w:r>
       <w:r>
         <w:rPr>
@@ -5058,34 +3969,15 @@
           <w:sz w:val="20"/>
           <w:szCs w:val="20"/>
         </w:rPr>
-        <w:t xml:space="preserve">SOCKET </w:t>
-      </w:r>
-      <w:proofErr w:type="spellStart"/>
-      <w:proofErr w:type="gramStart"/>
-      <w:r>
-        <w:rPr>
-          <w:sz w:val="20"/>
-          <w:szCs w:val="20"/>
-        </w:rPr>
-        <w:t>socket</w:t>
-      </w:r>
-      <w:proofErr w:type="spellEnd"/>
+        <w:t>SOCKET socket</w:t>
+      </w:r>
       <w:r>
         <w:rPr>
           <w:rFonts w:hint="eastAsia"/>
           <w:sz w:val="20"/>
           <w:szCs w:val="20"/>
         </w:rPr>
-        <w:t xml:space="preserve"> :</w:t>
-      </w:r>
-      <w:proofErr w:type="gramEnd"/>
-      <w:r>
-        <w:rPr>
-          <w:rFonts w:hint="eastAsia"/>
-          <w:sz w:val="20"/>
-          <w:szCs w:val="20"/>
-        </w:rPr>
-        <w:t xml:space="preserve"> 소켓 구조체</w:t>
+        <w:t xml:space="preserve"> : 소켓 구조체</w:t>
       </w:r>
     </w:p>
     <w:p>
@@ -5110,15 +4002,7 @@
           <w:sz w:val="20"/>
           <w:szCs w:val="20"/>
         </w:rPr>
-        <w:t>int id</w:t>
-      </w:r>
-      <w:proofErr w:type="gramStart"/>
-      <w:r>
-        <w:rPr>
-          <w:sz w:val="20"/>
-          <w:szCs w:val="20"/>
-        </w:rPr>
-        <w:t>;</w:t>
+        <w:t>int id;</w:t>
       </w:r>
       <w:r>
         <w:rPr>
@@ -5126,16 +4010,7 @@
           <w:sz w:val="20"/>
           <w:szCs w:val="20"/>
         </w:rPr>
-        <w:t xml:space="preserve"> :</w:t>
-      </w:r>
-      <w:proofErr w:type="gramEnd"/>
-      <w:r>
-        <w:rPr>
-          <w:rFonts w:hint="eastAsia"/>
-          <w:sz w:val="20"/>
-          <w:szCs w:val="20"/>
-        </w:rPr>
-        <w:t xml:space="preserve"> 클라이언트 식별키</w:t>
+        <w:t xml:space="preserve"> : 클라이언트 식별키</w:t>
       </w:r>
     </w:p>
     <w:p>
@@ -5160,15 +4035,7 @@
           <w:sz w:val="20"/>
           <w:szCs w:val="20"/>
         </w:rPr>
-        <w:t>char name[NAME_SIZE]</w:t>
-      </w:r>
-      <w:proofErr w:type="gramStart"/>
-      <w:r>
-        <w:rPr>
-          <w:sz w:val="20"/>
-          <w:szCs w:val="20"/>
-        </w:rPr>
-        <w:t>;</w:t>
+        <w:t>char name[NAME_SIZE];</w:t>
       </w:r>
       <w:r>
         <w:rPr>
@@ -5176,16 +4043,7 @@
           <w:sz w:val="20"/>
           <w:szCs w:val="20"/>
         </w:rPr>
-        <w:t xml:space="preserve"> :</w:t>
-      </w:r>
-      <w:proofErr w:type="gramEnd"/>
-      <w:r>
-        <w:rPr>
-          <w:rFonts w:hint="eastAsia"/>
-          <w:sz w:val="20"/>
-          <w:szCs w:val="20"/>
-        </w:rPr>
-        <w:t xml:space="preserve"> 이름</w:t>
+        <w:t xml:space="preserve"> : 이름</w:t>
       </w:r>
     </w:p>
     <w:p>
@@ -5210,24 +4068,7 @@
           <w:sz w:val="20"/>
           <w:szCs w:val="20"/>
         </w:rPr>
-        <w:t xml:space="preserve">float x, </w:t>
-      </w:r>
-      <w:proofErr w:type="spellStart"/>
-      <w:proofErr w:type="gramStart"/>
-      <w:r>
-        <w:rPr>
-          <w:sz w:val="20"/>
-          <w:szCs w:val="20"/>
-        </w:rPr>
-        <w:t>y,z</w:t>
-      </w:r>
-      <w:proofErr w:type="spellEnd"/>
-      <w:r>
-        <w:rPr>
-          <w:sz w:val="20"/>
-          <w:szCs w:val="20"/>
-        </w:rPr>
-        <w:t>;</w:t>
+        <w:t>float x, y,z;</w:t>
       </w:r>
       <w:r>
         <w:rPr>
@@ -5235,16 +4076,7 @@
           <w:sz w:val="20"/>
           <w:szCs w:val="20"/>
         </w:rPr>
-        <w:t xml:space="preserve"> :</w:t>
-      </w:r>
-      <w:proofErr w:type="gramEnd"/>
-      <w:r>
-        <w:rPr>
-          <w:rFonts w:hint="eastAsia"/>
-          <w:sz w:val="20"/>
-          <w:szCs w:val="20"/>
-        </w:rPr>
-        <w:t xml:space="preserve"> 위치</w:t>
+        <w:t xml:space="preserve"> : 위치</w:t>
       </w:r>
     </w:p>
     <w:p>
@@ -5269,15 +4101,7 @@
           <w:sz w:val="20"/>
           <w:szCs w:val="20"/>
         </w:rPr>
-        <w:t>float speed</w:t>
-      </w:r>
-      <w:proofErr w:type="gramStart"/>
-      <w:r>
-        <w:rPr>
-          <w:sz w:val="20"/>
-          <w:szCs w:val="20"/>
-        </w:rPr>
-        <w:t>;</w:t>
+        <w:t>float speed;</w:t>
       </w:r>
       <w:r>
         <w:rPr>
@@ -5285,16 +4109,7 @@
           <w:sz w:val="20"/>
           <w:szCs w:val="20"/>
         </w:rPr>
-        <w:t xml:space="preserve"> :</w:t>
-      </w:r>
-      <w:proofErr w:type="gramEnd"/>
-      <w:r>
-        <w:rPr>
-          <w:rFonts w:hint="eastAsia"/>
-          <w:sz w:val="20"/>
-          <w:szCs w:val="20"/>
-        </w:rPr>
-        <w:t xml:space="preserve"> 속도</w:t>
+        <w:t xml:space="preserve"> : 속도</w:t>
       </w:r>
     </w:p>
     <w:p>
@@ -5319,24 +4134,7 @@
           <w:sz w:val="20"/>
           <w:szCs w:val="20"/>
         </w:rPr>
-        <w:t xml:space="preserve">bool </w:t>
-      </w:r>
-      <w:proofErr w:type="spellStart"/>
-      <w:r>
-        <w:rPr>
-          <w:sz w:val="20"/>
-          <w:szCs w:val="20"/>
-        </w:rPr>
-        <w:t>is_booster</w:t>
-      </w:r>
-      <w:proofErr w:type="spellEnd"/>
-      <w:proofErr w:type="gramStart"/>
-      <w:r>
-        <w:rPr>
-          <w:sz w:val="20"/>
-          <w:szCs w:val="20"/>
-        </w:rPr>
-        <w:t>;</w:t>
+        <w:t>bool is_booster;</w:t>
       </w:r>
       <w:r>
         <w:rPr>
@@ -5344,16 +4142,7 @@
           <w:sz w:val="20"/>
           <w:szCs w:val="20"/>
         </w:rPr>
-        <w:t xml:space="preserve"> :</w:t>
-      </w:r>
-      <w:proofErr w:type="gramEnd"/>
-      <w:r>
-        <w:rPr>
-          <w:rFonts w:hint="eastAsia"/>
-          <w:sz w:val="20"/>
-          <w:szCs w:val="20"/>
-        </w:rPr>
-        <w:t xml:space="preserve"> 부스터 사용 여부</w:t>
+        <w:t xml:space="preserve"> : 부스터 사용 여부</w:t>
       </w:r>
     </w:p>
     <w:p>
@@ -5373,29 +4162,12 @@
           <w:szCs w:val="20"/>
         </w:rPr>
       </w:pPr>
-      <w:proofErr w:type="spellStart"/>
-      <w:r>
-        <w:rPr>
-          <w:sz w:val="20"/>
-          <w:szCs w:val="20"/>
-        </w:rPr>
-        <w:t>btRigidBody</w:t>
-      </w:r>
-      <w:proofErr w:type="spellEnd"/>
-      <w:r>
-        <w:rPr>
-          <w:sz w:val="20"/>
-          <w:szCs w:val="20"/>
-        </w:rPr>
-        <w:t xml:space="preserve"> body</w:t>
-      </w:r>
-      <w:proofErr w:type="gramStart"/>
-      <w:r>
-        <w:rPr>
-          <w:sz w:val="20"/>
-          <w:szCs w:val="20"/>
-        </w:rPr>
-        <w:t>;</w:t>
+      <w:r>
+        <w:rPr>
+          <w:sz w:val="20"/>
+          <w:szCs w:val="20"/>
+        </w:rPr>
+        <w:t>btRigidBody body;</w:t>
       </w:r>
       <w:r>
         <w:rPr>
@@ -5403,27 +4175,8 @@
           <w:sz w:val="20"/>
           <w:szCs w:val="20"/>
         </w:rPr>
-        <w:t xml:space="preserve"> :</w:t>
-      </w:r>
-      <w:proofErr w:type="gramEnd"/>
-      <w:r>
-        <w:rPr>
-          <w:rFonts w:hint="eastAsia"/>
-          <w:sz w:val="20"/>
-          <w:szCs w:val="20"/>
-        </w:rPr>
-        <w:t xml:space="preserve"> 충돌 처리 </w:t>
-      </w:r>
-      <w:proofErr w:type="spellStart"/>
-      <w:r>
-        <w:rPr>
-          <w:rFonts w:hint="eastAsia"/>
-          <w:sz w:val="20"/>
-          <w:szCs w:val="20"/>
-        </w:rPr>
-        <w:t>바운딩박스</w:t>
-      </w:r>
-      <w:proofErr w:type="spellEnd"/>
+        <w:t xml:space="preserve"> : 충돌 처리 바운딩박스</w:t>
+      </w:r>
     </w:p>
     <w:p>
       <w:pPr>
@@ -5448,34 +4201,7 @@
           <w:sz w:val="20"/>
           <w:szCs w:val="20"/>
         </w:rPr>
-        <w:t xml:space="preserve">Player(int </w:t>
-      </w:r>
-      <w:proofErr w:type="spellStart"/>
-      <w:r>
-        <w:rPr>
-          <w:rFonts w:eastAsiaTheme="minorHAnsi"/>
-          <w:sz w:val="20"/>
-          <w:szCs w:val="20"/>
-        </w:rPr>
-        <w:t>player_id</w:t>
-      </w:r>
-      <w:proofErr w:type="spellEnd"/>
-      <w:r>
-        <w:rPr>
-          <w:rFonts w:eastAsiaTheme="minorHAnsi"/>
-          <w:sz w:val="20"/>
-          <w:szCs w:val="20"/>
-        </w:rPr>
-        <w:t>, SOCKET s)</w:t>
-      </w:r>
-      <w:proofErr w:type="gramStart"/>
-      <w:r>
-        <w:rPr>
-          <w:rFonts w:eastAsiaTheme="minorHAnsi"/>
-          <w:sz w:val="20"/>
-          <w:szCs w:val="20"/>
-        </w:rPr>
-        <w:t>;</w:t>
+        <w:t>Player(int player_id, SOCKET s);</w:t>
       </w:r>
       <w:r>
         <w:rPr>
@@ -5483,16 +4209,7 @@
           <w:sz w:val="20"/>
           <w:szCs w:val="20"/>
         </w:rPr>
-        <w:t xml:space="preserve"> :</w:t>
-      </w:r>
-      <w:proofErr w:type="gramEnd"/>
-      <w:r>
-        <w:rPr>
-          <w:rFonts w:eastAsiaTheme="minorHAnsi" w:hint="eastAsia"/>
-          <w:sz w:val="20"/>
-          <w:szCs w:val="20"/>
-        </w:rPr>
-        <w:t xml:space="preserve"> 플레이어 객체 생성자</w:t>
+        <w:t xml:space="preserve"> : 플레이어 객체 생성자</w:t>
       </w:r>
       <w:r>
         <w:rPr>
@@ -5526,34 +4243,7 @@
           <w:sz w:val="20"/>
           <w:szCs w:val="20"/>
         </w:rPr>
-        <w:t xml:space="preserve">void </w:t>
-      </w:r>
-      <w:proofErr w:type="spellStart"/>
-      <w:r>
-        <w:rPr>
-          <w:rFonts w:eastAsiaTheme="minorHAnsi"/>
-          <w:sz w:val="20"/>
-          <w:szCs w:val="20"/>
-        </w:rPr>
-        <w:t>recv_packet</w:t>
-      </w:r>
-      <w:proofErr w:type="spellEnd"/>
-      <w:r>
-        <w:rPr>
-          <w:rFonts w:eastAsiaTheme="minorHAnsi"/>
-          <w:sz w:val="20"/>
-          <w:szCs w:val="20"/>
-        </w:rPr>
-        <w:t>()</w:t>
-      </w:r>
-      <w:proofErr w:type="gramStart"/>
-      <w:r>
-        <w:rPr>
-          <w:rFonts w:eastAsiaTheme="minorHAnsi"/>
-          <w:sz w:val="20"/>
-          <w:szCs w:val="20"/>
-        </w:rPr>
-        <w:t>;</w:t>
+        <w:t>void recv_packet();</w:t>
       </w:r>
       <w:r>
         <w:rPr>
@@ -5561,16 +4251,7 @@
           <w:sz w:val="20"/>
           <w:szCs w:val="20"/>
         </w:rPr>
-        <w:t xml:space="preserve"> :</w:t>
-      </w:r>
-      <w:proofErr w:type="gramEnd"/>
-      <w:r>
-        <w:rPr>
-          <w:rFonts w:eastAsiaTheme="minorHAnsi" w:hint="eastAsia"/>
-          <w:sz w:val="20"/>
-          <w:szCs w:val="20"/>
-        </w:rPr>
-        <w:t xml:space="preserve"> 패킷 받는 함수</w:t>
+        <w:t xml:space="preserve"> : 패킷 받는 함수</w:t>
       </w:r>
     </w:p>
     <w:p>
@@ -5596,34 +4277,7 @@
           <w:sz w:val="20"/>
           <w:szCs w:val="20"/>
         </w:rPr>
-        <w:t xml:space="preserve">void </w:t>
-      </w:r>
-      <w:proofErr w:type="spellStart"/>
-      <w:r>
-        <w:rPr>
-          <w:rFonts w:eastAsiaTheme="minorHAnsi"/>
-          <w:sz w:val="20"/>
-          <w:szCs w:val="20"/>
-        </w:rPr>
-        <w:t>process_packet</w:t>
-      </w:r>
-      <w:proofErr w:type="spellEnd"/>
-      <w:r>
-        <w:rPr>
-          <w:rFonts w:eastAsiaTheme="minorHAnsi"/>
-          <w:sz w:val="20"/>
-          <w:szCs w:val="20"/>
-        </w:rPr>
-        <w:t>(unsigned char* p)</w:t>
-      </w:r>
-      <w:proofErr w:type="gramStart"/>
-      <w:r>
-        <w:rPr>
-          <w:rFonts w:eastAsiaTheme="minorHAnsi"/>
-          <w:sz w:val="20"/>
-          <w:szCs w:val="20"/>
-        </w:rPr>
-        <w:t>;</w:t>
+        <w:t>void process_packet(unsigned char* p);</w:t>
       </w:r>
       <w:r>
         <w:rPr>
@@ -5631,34 +4285,15 @@
           <w:sz w:val="20"/>
           <w:szCs w:val="20"/>
         </w:rPr>
-        <w:t xml:space="preserve"> :</w:t>
-      </w:r>
-      <w:proofErr w:type="gramEnd"/>
+        <w:t xml:space="preserve"> : </w:t>
+      </w:r>
       <w:r>
         <w:rPr>
           <w:rFonts w:eastAsiaTheme="minorHAnsi" w:hint="eastAsia"/>
           <w:sz w:val="20"/>
           <w:szCs w:val="20"/>
         </w:rPr>
-        <w:t xml:space="preserve"> </w:t>
-      </w:r>
-      <w:proofErr w:type="spellStart"/>
-      <w:r>
-        <w:rPr>
-          <w:rFonts w:eastAsiaTheme="minorHAnsi" w:hint="eastAsia"/>
-          <w:sz w:val="20"/>
-          <w:szCs w:val="20"/>
-        </w:rPr>
-        <w:t>전송받은</w:t>
-      </w:r>
-      <w:proofErr w:type="spellEnd"/>
-      <w:r>
-        <w:rPr>
-          <w:rFonts w:eastAsiaTheme="minorHAnsi" w:hint="eastAsia"/>
-          <w:sz w:val="20"/>
-          <w:szCs w:val="20"/>
-        </w:rPr>
-        <w:t xml:space="preserve"> 패킷 처리</w:t>
+        <w:t>전송받은 패킷 처리</w:t>
       </w:r>
     </w:p>
     <w:p>
@@ -5684,34 +4319,7 @@
           <w:sz w:val="20"/>
           <w:szCs w:val="20"/>
         </w:rPr>
-        <w:t xml:space="preserve">void </w:t>
-      </w:r>
-      <w:proofErr w:type="spellStart"/>
-      <w:r>
-        <w:rPr>
-          <w:rFonts w:eastAsiaTheme="minorHAnsi"/>
-          <w:sz w:val="20"/>
-          <w:szCs w:val="20"/>
-        </w:rPr>
-        <w:t>send_packet</w:t>
-      </w:r>
-      <w:proofErr w:type="spellEnd"/>
-      <w:r>
-        <w:rPr>
-          <w:rFonts w:eastAsiaTheme="minorHAnsi"/>
-          <w:sz w:val="20"/>
-          <w:szCs w:val="20"/>
-        </w:rPr>
-        <w:t>(void* packet)</w:t>
-      </w:r>
-      <w:proofErr w:type="gramStart"/>
-      <w:r>
-        <w:rPr>
-          <w:rFonts w:eastAsiaTheme="minorHAnsi"/>
-          <w:sz w:val="20"/>
-          <w:szCs w:val="20"/>
-        </w:rPr>
-        <w:t>;</w:t>
+        <w:t>void send_packet(void* packet);</w:t>
       </w:r>
       <w:r>
         <w:rPr>
@@ -5719,16 +4327,7 @@
           <w:sz w:val="20"/>
           <w:szCs w:val="20"/>
         </w:rPr>
-        <w:t xml:space="preserve"> :</w:t>
-      </w:r>
-      <w:proofErr w:type="gramEnd"/>
-      <w:r>
-        <w:rPr>
-          <w:rFonts w:eastAsiaTheme="minorHAnsi" w:hint="eastAsia"/>
-          <w:sz w:val="20"/>
-          <w:szCs w:val="20"/>
-        </w:rPr>
-        <w:t xml:space="preserve"> 패킷 전송 함수</w:t>
+        <w:t xml:space="preserve"> : 패킷 전송 함수</w:t>
       </w:r>
     </w:p>
     <w:p>
@@ -5754,36 +4353,8 @@
           <w:sz w:val="20"/>
           <w:szCs w:val="20"/>
         </w:rPr>
-        <w:t xml:space="preserve">void </w:t>
-      </w:r>
-      <w:proofErr w:type="spellStart"/>
-      <w:r>
-        <w:rPr>
-          <w:rFonts w:eastAsiaTheme="minorHAnsi"/>
-          <w:sz w:val="20"/>
-          <w:szCs w:val="20"/>
-        </w:rPr>
-        <w:t>send_playerInfo_info_</w:t>
-      </w:r>
-      <w:proofErr w:type="gramStart"/>
-      <w:r>
-        <w:rPr>
-          <w:rFonts w:eastAsiaTheme="minorHAnsi"/>
-          <w:sz w:val="20"/>
-          <w:szCs w:val="20"/>
-        </w:rPr>
-        <w:t>packet</w:t>
-      </w:r>
-      <w:proofErr w:type="spellEnd"/>
-      <w:r>
-        <w:rPr>
-          <w:rFonts w:eastAsiaTheme="minorHAnsi"/>
-          <w:sz w:val="20"/>
-          <w:szCs w:val="20"/>
-        </w:rPr>
-        <w:t>();</w:t>
-      </w:r>
-      <w:proofErr w:type="gramEnd"/>
+        <w:t>void send_playerInfo_info_packet();</w:t>
+      </w:r>
     </w:p>
     <w:p>
       <w:pPr>
@@ -5808,36 +4379,8 @@
           <w:sz w:val="20"/>
           <w:szCs w:val="20"/>
         </w:rPr>
-        <w:t xml:space="preserve">void </w:t>
-      </w:r>
-      <w:proofErr w:type="spellStart"/>
-      <w:r>
-        <w:rPr>
-          <w:rFonts w:eastAsiaTheme="minorHAnsi"/>
-          <w:sz w:val="20"/>
-          <w:szCs w:val="20"/>
-        </w:rPr>
-        <w:t>send_login_fail_</w:t>
-      </w:r>
-      <w:proofErr w:type="gramStart"/>
-      <w:r>
-        <w:rPr>
-          <w:rFonts w:eastAsiaTheme="minorHAnsi"/>
-          <w:sz w:val="20"/>
-          <w:szCs w:val="20"/>
-        </w:rPr>
-        <w:t>packet</w:t>
-      </w:r>
-      <w:proofErr w:type="spellEnd"/>
-      <w:r>
-        <w:rPr>
-          <w:rFonts w:eastAsiaTheme="minorHAnsi"/>
-          <w:sz w:val="20"/>
-          <w:szCs w:val="20"/>
-        </w:rPr>
-        <w:t>();</w:t>
-      </w:r>
-      <w:proofErr w:type="gramEnd"/>
+        <w:t>void send_login_fail_packet();</w:t>
+      </w:r>
     </w:p>
     <w:p>
       <w:pPr>
@@ -5862,46 +4405,8 @@
           <w:sz w:val="20"/>
           <w:szCs w:val="20"/>
         </w:rPr>
-        <w:t xml:space="preserve">void </w:t>
-      </w:r>
-      <w:proofErr w:type="spellStart"/>
-      <w:r>
-        <w:rPr>
-          <w:rFonts w:eastAsiaTheme="minorHAnsi"/>
-          <w:sz w:val="20"/>
-          <w:szCs w:val="20"/>
-        </w:rPr>
-        <w:t>send_booster_packet</w:t>
-      </w:r>
-      <w:proofErr w:type="spellEnd"/>
-      <w:r>
-        <w:rPr>
-          <w:rFonts w:eastAsiaTheme="minorHAnsi"/>
-          <w:sz w:val="20"/>
-          <w:szCs w:val="20"/>
-        </w:rPr>
-        <w:t>(</w:t>
-      </w:r>
-      <w:proofErr w:type="spellStart"/>
-      <w:r>
-        <w:rPr>
-          <w:rFonts w:eastAsiaTheme="minorHAnsi"/>
-          <w:sz w:val="20"/>
-          <w:szCs w:val="20"/>
-        </w:rPr>
-        <w:t>target_id</w:t>
-      </w:r>
-      <w:proofErr w:type="spellEnd"/>
-      <w:proofErr w:type="gramStart"/>
-      <w:r>
-        <w:rPr>
-          <w:rFonts w:eastAsiaTheme="minorHAnsi"/>
-          <w:sz w:val="20"/>
-          <w:szCs w:val="20"/>
-        </w:rPr>
-        <w:t>);</w:t>
-      </w:r>
-      <w:proofErr w:type="gramEnd"/>
+        <w:t>void send_booster_packet(target_id);</w:t>
+      </w:r>
     </w:p>
     <w:p>
       <w:pPr>
@@ -5926,64 +4431,8 @@
           <w:sz w:val="20"/>
           <w:szCs w:val="20"/>
         </w:rPr>
-        <w:t xml:space="preserve">void </w:t>
-      </w:r>
-      <w:proofErr w:type="spellStart"/>
-      <w:r>
-        <w:rPr>
-          <w:rFonts w:eastAsiaTheme="minorHAnsi"/>
-          <w:sz w:val="20"/>
-          <w:szCs w:val="20"/>
-        </w:rPr>
-        <w:t>send_rank_</w:t>
-      </w:r>
-      <w:proofErr w:type="gramStart"/>
-      <w:r>
-        <w:rPr>
-          <w:rFonts w:eastAsiaTheme="minorHAnsi"/>
-          <w:sz w:val="20"/>
-          <w:szCs w:val="20"/>
-        </w:rPr>
-        <w:t>packet</w:t>
-      </w:r>
-      <w:proofErr w:type="spellEnd"/>
-      <w:r>
-        <w:rPr>
-          <w:rFonts w:eastAsiaTheme="minorHAnsi"/>
-          <w:sz w:val="20"/>
-          <w:szCs w:val="20"/>
-        </w:rPr>
-        <w:t>(</w:t>
-      </w:r>
-      <w:proofErr w:type="gramEnd"/>
-      <w:r>
-        <w:rPr>
-          <w:rFonts w:eastAsiaTheme="minorHAnsi"/>
-          <w:sz w:val="20"/>
-          <w:szCs w:val="20"/>
-        </w:rPr>
-        <w:t xml:space="preserve">int </w:t>
-      </w:r>
-      <w:proofErr w:type="spellStart"/>
-      <w:r>
-        <w:rPr>
-          <w:rFonts w:eastAsiaTheme="minorHAnsi"/>
-          <w:sz w:val="20"/>
-          <w:szCs w:val="20"/>
-        </w:rPr>
-        <w:t>target_id</w:t>
-      </w:r>
-      <w:proofErr w:type="spellEnd"/>
-      <w:proofErr w:type="gramStart"/>
-      <w:r>
-        <w:rPr>
-          <w:rFonts w:eastAsiaTheme="minorHAnsi"/>
-          <w:sz w:val="20"/>
-          <w:szCs w:val="20"/>
-        </w:rPr>
-        <w:t>);</w:t>
-      </w:r>
-      <w:proofErr w:type="gramEnd"/>
+        <w:t>void send_rank_packet(int target_id);</w:t>
+      </w:r>
     </w:p>
     <w:p>
       <w:pPr>
@@ -6008,64 +4457,8 @@
           <w:sz w:val="20"/>
           <w:szCs w:val="20"/>
         </w:rPr>
-        <w:t xml:space="preserve">void </w:t>
-      </w:r>
-      <w:proofErr w:type="spellStart"/>
-      <w:r>
-        <w:rPr>
-          <w:rFonts w:eastAsiaTheme="minorHAnsi"/>
-          <w:sz w:val="20"/>
-          <w:szCs w:val="20"/>
-        </w:rPr>
-        <w:t>send_enter_room_</w:t>
-      </w:r>
-      <w:proofErr w:type="gramStart"/>
-      <w:r>
-        <w:rPr>
-          <w:rFonts w:eastAsiaTheme="minorHAnsi"/>
-          <w:sz w:val="20"/>
-          <w:szCs w:val="20"/>
-        </w:rPr>
-        <w:t>packet</w:t>
-      </w:r>
-      <w:proofErr w:type="spellEnd"/>
-      <w:r>
-        <w:rPr>
-          <w:rFonts w:eastAsiaTheme="minorHAnsi"/>
-          <w:sz w:val="20"/>
-          <w:szCs w:val="20"/>
-        </w:rPr>
-        <w:t>(</w:t>
-      </w:r>
-      <w:proofErr w:type="gramEnd"/>
-      <w:r>
-        <w:rPr>
-          <w:rFonts w:eastAsiaTheme="minorHAnsi"/>
-          <w:sz w:val="20"/>
-          <w:szCs w:val="20"/>
-        </w:rPr>
-        <w:t xml:space="preserve">int </w:t>
-      </w:r>
-      <w:proofErr w:type="spellStart"/>
-      <w:r>
-        <w:rPr>
-          <w:rFonts w:eastAsiaTheme="minorHAnsi"/>
-          <w:sz w:val="20"/>
-          <w:szCs w:val="20"/>
-        </w:rPr>
-        <w:t>target_id</w:t>
-      </w:r>
-      <w:proofErr w:type="spellEnd"/>
-      <w:proofErr w:type="gramStart"/>
-      <w:r>
-        <w:rPr>
-          <w:rFonts w:eastAsiaTheme="minorHAnsi"/>
-          <w:sz w:val="20"/>
-          <w:szCs w:val="20"/>
-        </w:rPr>
-        <w:t>);</w:t>
-      </w:r>
-      <w:proofErr w:type="gramEnd"/>
+        <w:t>void send_enter_room_packet(int target_id);</w:t>
+      </w:r>
     </w:p>
     <w:p>
       <w:pPr>
@@ -6090,46 +4483,8 @@
           <w:sz w:val="20"/>
           <w:szCs w:val="20"/>
         </w:rPr>
-        <w:t xml:space="preserve">void </w:t>
-      </w:r>
-      <w:proofErr w:type="spellStart"/>
-      <w:r>
-        <w:rPr>
-          <w:rFonts w:eastAsiaTheme="minorHAnsi"/>
-          <w:sz w:val="20"/>
-          <w:szCs w:val="20"/>
-        </w:rPr>
-        <w:t>send_game_start_packet</w:t>
-      </w:r>
-      <w:proofErr w:type="spellEnd"/>
-      <w:r>
-        <w:rPr>
-          <w:rFonts w:eastAsiaTheme="minorHAnsi"/>
-          <w:sz w:val="20"/>
-          <w:szCs w:val="20"/>
-        </w:rPr>
-        <w:t>(</w:t>
-      </w:r>
-      <w:proofErr w:type="spellStart"/>
-      <w:r>
-        <w:rPr>
-          <w:rFonts w:eastAsiaTheme="minorHAnsi"/>
-          <w:sz w:val="20"/>
-          <w:szCs w:val="20"/>
-        </w:rPr>
-        <w:t>target_id</w:t>
-      </w:r>
-      <w:proofErr w:type="spellEnd"/>
-      <w:proofErr w:type="gramStart"/>
-      <w:r>
-        <w:rPr>
-          <w:rFonts w:eastAsiaTheme="minorHAnsi"/>
-          <w:sz w:val="20"/>
-          <w:szCs w:val="20"/>
-        </w:rPr>
-        <w:t>);</w:t>
-      </w:r>
-      <w:proofErr w:type="gramEnd"/>
+        <w:t>void send_game_start_packet(target_id);</w:t>
+      </w:r>
     </w:p>
     <w:p>
       <w:pPr>
@@ -6154,46 +4509,8 @@
           <w:sz w:val="20"/>
           <w:szCs w:val="20"/>
         </w:rPr>
-        <w:t xml:space="preserve">void </w:t>
-      </w:r>
-      <w:proofErr w:type="spellStart"/>
-      <w:r>
-        <w:rPr>
-          <w:rFonts w:eastAsiaTheme="minorHAnsi"/>
-          <w:sz w:val="20"/>
-          <w:szCs w:val="20"/>
-        </w:rPr>
-        <w:t>send_move_packet</w:t>
-      </w:r>
-      <w:proofErr w:type="spellEnd"/>
-      <w:r>
-        <w:rPr>
-          <w:rFonts w:eastAsiaTheme="minorHAnsi"/>
-          <w:sz w:val="20"/>
-          <w:szCs w:val="20"/>
-        </w:rPr>
-        <w:t>(</w:t>
-      </w:r>
-      <w:proofErr w:type="spellStart"/>
-      <w:r>
-        <w:rPr>
-          <w:rFonts w:eastAsiaTheme="minorHAnsi"/>
-          <w:sz w:val="20"/>
-          <w:szCs w:val="20"/>
-        </w:rPr>
-        <w:t>target_id</w:t>
-      </w:r>
-      <w:proofErr w:type="spellEnd"/>
-      <w:proofErr w:type="gramStart"/>
-      <w:r>
-        <w:rPr>
-          <w:rFonts w:eastAsiaTheme="minorHAnsi"/>
-          <w:sz w:val="20"/>
-          <w:szCs w:val="20"/>
-        </w:rPr>
-        <w:t>);</w:t>
-      </w:r>
-      <w:proofErr w:type="gramEnd"/>
+        <w:t>void send_move_packet(target_id);</w:t>
+      </w:r>
     </w:p>
     <w:p>
       <w:pPr>
@@ -6218,56 +4535,8 @@
           <w:sz w:val="20"/>
           <w:szCs w:val="20"/>
         </w:rPr>
-        <w:t xml:space="preserve">void </w:t>
-      </w:r>
-      <w:proofErr w:type="spellStart"/>
-      <w:r>
-        <w:rPr>
-          <w:rFonts w:eastAsiaTheme="minorHAnsi"/>
-          <w:sz w:val="20"/>
-          <w:szCs w:val="20"/>
-        </w:rPr>
-        <w:t>send_ready_packet</w:t>
-      </w:r>
-      <w:proofErr w:type="spellEnd"/>
-      <w:r>
-        <w:rPr>
-          <w:rFonts w:eastAsiaTheme="minorHAnsi"/>
-          <w:sz w:val="20"/>
-          <w:szCs w:val="20"/>
-        </w:rPr>
-        <w:t>(</w:t>
-      </w:r>
-      <w:proofErr w:type="spellStart"/>
-      <w:proofErr w:type="gramStart"/>
-      <w:r>
-        <w:rPr>
-          <w:rFonts w:eastAsiaTheme="minorHAnsi"/>
-          <w:sz w:val="20"/>
-          <w:szCs w:val="20"/>
-        </w:rPr>
-        <w:t>target</w:t>
-      </w:r>
-      <w:proofErr w:type="gramEnd"/>
-      <w:r>
-        <w:rPr>
-          <w:rFonts w:eastAsiaTheme="minorHAnsi"/>
-          <w:sz w:val="20"/>
-          <w:szCs w:val="20"/>
-        </w:rPr>
-        <w:t>_id</w:t>
-      </w:r>
-      <w:proofErr w:type="spellEnd"/>
-      <w:proofErr w:type="gramStart"/>
-      <w:r>
-        <w:rPr>
-          <w:rFonts w:eastAsiaTheme="minorHAnsi"/>
-          <w:sz w:val="20"/>
-          <w:szCs w:val="20"/>
-        </w:rPr>
-        <w:t>);</w:t>
-      </w:r>
-      <w:proofErr w:type="gramEnd"/>
+        <w:t>void send_ready_packet(target_id);</w:t>
+      </w:r>
     </w:p>
     <w:p>
       <w:pPr>
@@ -6292,64 +4561,8 @@
           <w:sz w:val="20"/>
           <w:szCs w:val="20"/>
         </w:rPr>
-        <w:t xml:space="preserve">void </w:t>
-      </w:r>
-      <w:proofErr w:type="spellStart"/>
-      <w:r>
-        <w:rPr>
-          <w:rFonts w:eastAsiaTheme="minorHAnsi"/>
-          <w:sz w:val="20"/>
-          <w:szCs w:val="20"/>
-        </w:rPr>
-        <w:t>send_logout_</w:t>
-      </w:r>
-      <w:proofErr w:type="gramStart"/>
-      <w:r>
-        <w:rPr>
-          <w:rFonts w:eastAsiaTheme="minorHAnsi"/>
-          <w:sz w:val="20"/>
-          <w:szCs w:val="20"/>
-        </w:rPr>
-        <w:t>packet</w:t>
-      </w:r>
-      <w:proofErr w:type="spellEnd"/>
-      <w:r>
-        <w:rPr>
-          <w:rFonts w:eastAsiaTheme="minorHAnsi"/>
-          <w:sz w:val="20"/>
-          <w:szCs w:val="20"/>
-        </w:rPr>
-        <w:t>(</w:t>
-      </w:r>
-      <w:proofErr w:type="gramEnd"/>
-      <w:r>
-        <w:rPr>
-          <w:rFonts w:eastAsiaTheme="minorHAnsi"/>
-          <w:sz w:val="20"/>
-          <w:szCs w:val="20"/>
-        </w:rPr>
-        <w:t xml:space="preserve">int </w:t>
-      </w:r>
-      <w:proofErr w:type="spellStart"/>
-      <w:r>
-        <w:rPr>
-          <w:rFonts w:eastAsiaTheme="minorHAnsi"/>
-          <w:sz w:val="20"/>
-          <w:szCs w:val="20"/>
-        </w:rPr>
-        <w:t>target_id</w:t>
-      </w:r>
-      <w:proofErr w:type="spellEnd"/>
-      <w:proofErr w:type="gramStart"/>
-      <w:r>
-        <w:rPr>
-          <w:rFonts w:eastAsiaTheme="minorHAnsi"/>
-          <w:sz w:val="20"/>
-          <w:szCs w:val="20"/>
-        </w:rPr>
-        <w:t>);</w:t>
-      </w:r>
-      <w:proofErr w:type="gramEnd"/>
+        <w:t>void send_logout_packet(int target_id);</w:t>
+      </w:r>
     </w:p>
     <w:p>
       <w:pPr>
@@ -6363,7 +4576,6 @@
           <w:szCs w:val="20"/>
         </w:rPr>
       </w:pPr>
-      <w:proofErr w:type="spellStart"/>
       <w:r>
         <w:rPr>
           <w:rFonts w:eastAsiaTheme="minorHAnsi" w:hint="eastAsia"/>
@@ -6373,7 +4585,6 @@
         <w:lastRenderedPageBreak/>
         <w:t>ServerMain</w:t>
       </w:r>
-      <w:proofErr w:type="spellEnd"/>
     </w:p>
     <w:p>
       <w:pPr>
@@ -6391,53 +4602,19 @@
           <w:szCs w:val="22"/>
         </w:rPr>
       </w:pPr>
-      <w:proofErr w:type="gramStart"/>
       <w:r>
         <w:rPr>
           <w:rFonts w:eastAsiaTheme="minorHAnsi"/>
           <w:szCs w:val="22"/>
         </w:rPr>
-        <w:t>std::</w:t>
-      </w:r>
-      <w:proofErr w:type="gramEnd"/>
-      <w:r>
-        <w:rPr>
-          <w:rFonts w:eastAsiaTheme="minorHAnsi"/>
-          <w:szCs w:val="22"/>
-        </w:rPr>
-        <w:t xml:space="preserve">array&lt;Player, MAX_USER&gt; </w:t>
-      </w:r>
-      <w:proofErr w:type="spellStart"/>
-      <w:r>
-        <w:rPr>
-          <w:rFonts w:eastAsiaTheme="minorHAnsi"/>
-          <w:szCs w:val="22"/>
-        </w:rPr>
-        <w:t>g_</w:t>
-      </w:r>
-      <w:proofErr w:type="gramStart"/>
-      <w:r>
-        <w:rPr>
-          <w:rFonts w:eastAsiaTheme="minorHAnsi"/>
-          <w:szCs w:val="22"/>
-        </w:rPr>
-        <w:t>players</w:t>
-      </w:r>
-      <w:proofErr w:type="spellEnd"/>
+        <w:t>std::array&lt;Player, MAX_USER&gt; g_players</w:t>
+      </w:r>
       <w:r>
         <w:rPr>
           <w:rFonts w:eastAsiaTheme="minorHAnsi" w:hint="eastAsia"/>
           <w:szCs w:val="22"/>
         </w:rPr>
-        <w:t xml:space="preserve"> :</w:t>
-      </w:r>
-      <w:proofErr w:type="gramEnd"/>
-      <w:r>
-        <w:rPr>
-          <w:rFonts w:eastAsiaTheme="minorHAnsi" w:hint="eastAsia"/>
-          <w:szCs w:val="22"/>
-        </w:rPr>
-        <w:t xml:space="preserve"> 클라이언트 관리 컨테이너</w:t>
+        <w:t xml:space="preserve"> : 클라이언트 관리 컨테이너</w:t>
       </w:r>
     </w:p>
     <w:p>
@@ -6456,15 +4633,13 @@
           <w:szCs w:val="22"/>
         </w:rPr>
       </w:pPr>
-      <w:proofErr w:type="spellStart"/>
       <w:r>
         <w:rPr>
           <w:rFonts w:eastAsiaTheme="minorHAnsi" w:hint="eastAsia"/>
           <w:szCs w:val="22"/>
         </w:rPr>
-        <w:t>enum</w:t>
-      </w:r>
-      <w:proofErr w:type="spellEnd"/>
+        <w:t>enum game_state</w:t>
+      </w:r>
       <w:r>
         <w:rPr>
           <w:rFonts w:eastAsiaTheme="minorHAnsi" w:hint="eastAsia"/>
@@ -6472,44 +4647,12 @@
         </w:rPr>
         <w:t xml:space="preserve"> </w:t>
       </w:r>
-      <w:proofErr w:type="spellStart"/>
       <w:r>
         <w:rPr>
           <w:rFonts w:eastAsiaTheme="minorHAnsi" w:hint="eastAsia"/>
           <w:szCs w:val="22"/>
         </w:rPr>
-        <w:t>game_</w:t>
-      </w:r>
-      <w:proofErr w:type="gramStart"/>
-      <w:r>
-        <w:rPr>
-          <w:rFonts w:eastAsiaTheme="minorHAnsi" w:hint="eastAsia"/>
-          <w:szCs w:val="22"/>
-        </w:rPr>
-        <w:t>state</w:t>
-      </w:r>
-      <w:proofErr w:type="spellEnd"/>
-      <w:r>
-        <w:rPr>
-          <w:rFonts w:eastAsiaTheme="minorHAnsi" w:hint="eastAsia"/>
-          <w:szCs w:val="22"/>
-        </w:rPr>
-        <w:t xml:space="preserve"> </w:t>
-      </w:r>
-      <w:r>
-        <w:rPr>
-          <w:rFonts w:eastAsiaTheme="minorHAnsi" w:hint="eastAsia"/>
-          <w:szCs w:val="22"/>
-        </w:rPr>
-        <w:t>:</w:t>
-      </w:r>
-      <w:proofErr w:type="gramEnd"/>
-      <w:r>
-        <w:rPr>
-          <w:rFonts w:eastAsiaTheme="minorHAnsi" w:hint="eastAsia"/>
-          <w:szCs w:val="22"/>
-        </w:rPr>
-        <w:t xml:space="preserve"> 게임 환경</w:t>
+        <w:t>: 게임 환경</w:t>
       </w:r>
     </w:p>
     <w:p>
@@ -6533,25 +4676,8 @@
           <w:rFonts w:eastAsiaTheme="minorHAnsi"/>
           <w:szCs w:val="22"/>
         </w:rPr>
-        <w:t>CRITICAL_SECTION </w:t>
-      </w:r>
-      <w:proofErr w:type="spellStart"/>
-      <w:r>
-        <w:rPr>
-          <w:rFonts w:eastAsiaTheme="minorHAnsi"/>
-          <w:szCs w:val="22"/>
-        </w:rPr>
-        <w:t>g_</w:t>
-      </w:r>
-      <w:proofErr w:type="gramStart"/>
-      <w:r>
-        <w:rPr>
-          <w:rFonts w:eastAsiaTheme="minorHAnsi"/>
-          <w:szCs w:val="22"/>
-        </w:rPr>
-        <w:t>CS</w:t>
-      </w:r>
-      <w:proofErr w:type="spellEnd"/>
+        <w:t>CRITICAL_SECTION g_CS</w:t>
+      </w:r>
       <w:r>
         <w:rPr>
           <w:rFonts w:eastAsiaTheme="minorHAnsi" w:hint="eastAsia"/>
@@ -6564,15 +4690,7 @@
           <w:rFonts w:eastAsiaTheme="minorHAnsi" w:hint="eastAsia"/>
           <w:szCs w:val="22"/>
         </w:rPr>
-        <w:t>:</w:t>
-      </w:r>
-      <w:proofErr w:type="gramEnd"/>
-      <w:r>
-        <w:rPr>
-          <w:rFonts w:eastAsiaTheme="minorHAnsi" w:hint="eastAsia"/>
-          <w:szCs w:val="22"/>
-        </w:rPr>
-        <w:t xml:space="preserve"> 임계 영역</w:t>
+        <w:t>: 임계 영역</w:t>
       </w:r>
     </w:p>
     <w:p>
@@ -6596,39 +4714,14 @@
           <w:rFonts w:eastAsiaTheme="minorHAnsi"/>
           <w:szCs w:val="22"/>
         </w:rPr>
-        <w:t>float </w:t>
-      </w:r>
-      <w:proofErr w:type="spellStart"/>
-      <w:r>
-        <w:rPr>
-          <w:rFonts w:eastAsiaTheme="minorHAnsi"/>
-          <w:szCs w:val="22"/>
-        </w:rPr>
-        <w:t>g_</w:t>
-      </w:r>
-      <w:proofErr w:type="gramStart"/>
-      <w:r>
-        <w:rPr>
-          <w:rFonts w:eastAsiaTheme="minorHAnsi"/>
-          <w:szCs w:val="22"/>
-        </w:rPr>
-        <w:t>ElapsedTime</w:t>
-      </w:r>
-      <w:proofErr w:type="spellEnd"/>
+        <w:t>float g_ElapsedTime</w:t>
+      </w:r>
       <w:r>
         <w:rPr>
           <w:rFonts w:eastAsiaTheme="minorHAnsi" w:hint="eastAsia"/>
           <w:szCs w:val="22"/>
         </w:rPr>
-        <w:t xml:space="preserve"> :</w:t>
-      </w:r>
-      <w:proofErr w:type="gramEnd"/>
-      <w:r>
-        <w:rPr>
-          <w:rFonts w:eastAsiaTheme="minorHAnsi" w:hint="eastAsia"/>
-          <w:szCs w:val="22"/>
-        </w:rPr>
-        <w:t xml:space="preserve"> 게임 시간</w:t>
+        <w:t xml:space="preserve"> : 게임 시간</w:t>
       </w:r>
     </w:p>
     <w:p>
@@ -6672,46 +4765,14 @@
           <w:rFonts w:eastAsiaTheme="minorHAnsi"/>
           <w:szCs w:val="22"/>
         </w:rPr>
-        <w:t xml:space="preserve">bool </w:t>
-      </w:r>
-      <w:proofErr w:type="spellStart"/>
-      <w:r>
-        <w:rPr>
-          <w:rFonts w:eastAsiaTheme="minorHAnsi"/>
-          <w:szCs w:val="22"/>
-        </w:rPr>
-        <w:t>CollisionCheck</w:t>
-      </w:r>
-      <w:proofErr w:type="spellEnd"/>
-      <w:r>
-        <w:rPr>
-          <w:rFonts w:eastAsiaTheme="minorHAnsi"/>
-          <w:szCs w:val="22"/>
-        </w:rPr>
-        <w:t>(</w:t>
-      </w:r>
-      <w:proofErr w:type="gramStart"/>
-      <w:r>
-        <w:rPr>
-          <w:rFonts w:eastAsiaTheme="minorHAnsi"/>
-          <w:szCs w:val="22"/>
-        </w:rPr>
-        <w:t>)</w:t>
+        <w:t>bool CollisionCheck()</w:t>
       </w:r>
       <w:r>
         <w:rPr>
           <w:rFonts w:eastAsiaTheme="minorHAnsi" w:hint="eastAsia"/>
           <w:szCs w:val="22"/>
         </w:rPr>
-        <w:t xml:space="preserve"> :</w:t>
-      </w:r>
-      <w:proofErr w:type="gramEnd"/>
-      <w:r>
-        <w:rPr>
-          <w:rFonts w:eastAsiaTheme="minorHAnsi" w:hint="eastAsia"/>
-          <w:szCs w:val="22"/>
-        </w:rPr>
-        <w:t xml:space="preserve"> 충돌 처리 함수</w:t>
+        <w:t xml:space="preserve"> : 충돌 처리 함수</w:t>
       </w:r>
     </w:p>
     <w:p>
@@ -6735,46 +4796,14 @@
           <w:rFonts w:eastAsiaTheme="minorHAnsi"/>
           <w:szCs w:val="22"/>
         </w:rPr>
-        <w:t xml:space="preserve">void </w:t>
-      </w:r>
-      <w:proofErr w:type="spellStart"/>
-      <w:r>
-        <w:rPr>
-          <w:rFonts w:eastAsiaTheme="minorHAnsi"/>
-          <w:szCs w:val="22"/>
-        </w:rPr>
-        <w:t>PlayerCollisionCheck</w:t>
-      </w:r>
-      <w:proofErr w:type="spellEnd"/>
-      <w:r>
-        <w:rPr>
-          <w:rFonts w:eastAsiaTheme="minorHAnsi"/>
-          <w:szCs w:val="22"/>
-        </w:rPr>
-        <w:t>(</w:t>
-      </w:r>
-      <w:proofErr w:type="gramStart"/>
-      <w:r>
-        <w:rPr>
-          <w:rFonts w:eastAsiaTheme="minorHAnsi"/>
-          <w:szCs w:val="22"/>
-        </w:rPr>
-        <w:t>)</w:t>
+        <w:t>void PlayerCollisionCheck()</w:t>
       </w:r>
       <w:r>
         <w:rPr>
           <w:rFonts w:eastAsiaTheme="minorHAnsi" w:hint="eastAsia"/>
           <w:szCs w:val="22"/>
         </w:rPr>
-        <w:t xml:space="preserve"> :</w:t>
-      </w:r>
-      <w:proofErr w:type="gramEnd"/>
-      <w:r>
-        <w:rPr>
-          <w:rFonts w:eastAsiaTheme="minorHAnsi" w:hint="eastAsia"/>
-          <w:szCs w:val="22"/>
-        </w:rPr>
-        <w:t xml:space="preserve"> 플레이어끼리 충돌 처리 함수</w:t>
+        <w:t xml:space="preserve"> : 플레이어끼리 충돌 처리 함수</w:t>
       </w:r>
     </w:p>
     <w:p>
@@ -6798,46 +4827,14 @@
           <w:rFonts w:eastAsiaTheme="minorHAnsi"/>
           <w:szCs w:val="22"/>
         </w:rPr>
-        <w:t xml:space="preserve">void </w:t>
-      </w:r>
-      <w:proofErr w:type="spellStart"/>
-      <w:r>
-        <w:rPr>
-          <w:rFonts w:eastAsiaTheme="minorHAnsi"/>
-          <w:szCs w:val="22"/>
-        </w:rPr>
-        <w:t>WallCollisionCheck</w:t>
-      </w:r>
-      <w:proofErr w:type="spellEnd"/>
-      <w:r>
-        <w:rPr>
-          <w:rFonts w:eastAsiaTheme="minorHAnsi"/>
-          <w:szCs w:val="22"/>
-        </w:rPr>
-        <w:t>(</w:t>
-      </w:r>
-      <w:proofErr w:type="gramStart"/>
-      <w:r>
-        <w:rPr>
-          <w:rFonts w:eastAsiaTheme="minorHAnsi"/>
-          <w:szCs w:val="22"/>
-        </w:rPr>
-        <w:t>) </w:t>
+        <w:t>void WallCollisionCheck() </w:t>
       </w:r>
       <w:r>
         <w:rPr>
           <w:rFonts w:eastAsiaTheme="minorHAnsi" w:hint="eastAsia"/>
           <w:szCs w:val="22"/>
         </w:rPr>
-        <w:t>:</w:t>
-      </w:r>
-      <w:proofErr w:type="gramEnd"/>
-      <w:r>
-        <w:rPr>
-          <w:rFonts w:eastAsiaTheme="minorHAnsi" w:hint="eastAsia"/>
-          <w:szCs w:val="22"/>
-        </w:rPr>
-        <w:t xml:space="preserve"> 플레이어와 벽의 충돌 처리 함수</w:t>
+        <w:t>: 플레이어와 벽의 충돌 처리 함수</w:t>
       </w:r>
     </w:p>
     <w:p>
@@ -6881,32 +4878,7 @@
           <w:rFonts w:eastAsiaTheme="minorHAnsi"/>
           <w:szCs w:val="22"/>
         </w:rPr>
-        <w:t xml:space="preserve">DWORD WINAPI </w:t>
-      </w:r>
-      <w:proofErr w:type="spellStart"/>
-      <w:proofErr w:type="gramStart"/>
-      <w:r>
-        <w:rPr>
-          <w:rFonts w:eastAsiaTheme="minorHAnsi"/>
-          <w:szCs w:val="22"/>
-        </w:rPr>
-        <w:t>ClientThread</w:t>
-      </w:r>
-      <w:proofErr w:type="spellEnd"/>
-      <w:r>
-        <w:rPr>
-          <w:rFonts w:eastAsiaTheme="minorHAnsi"/>
-          <w:szCs w:val="22"/>
-        </w:rPr>
-        <w:t>(</w:t>
-      </w:r>
-      <w:proofErr w:type="gramEnd"/>
-      <w:r>
-        <w:rPr>
-          <w:rFonts w:eastAsiaTheme="minorHAnsi"/>
-          <w:szCs w:val="22"/>
-        </w:rPr>
-        <w:t>LPVOID socket)</w:t>
+        <w:t>DWORD WINAPI ClientThread(LPVOID socket)</w:t>
       </w:r>
       <w:r>
         <w:rPr>
@@ -6939,8 +4911,6 @@
         </w:rPr>
         <w:t xml:space="preserve">DWORD WINAPI </w:t>
       </w:r>
-      <w:proofErr w:type="spellStart"/>
-      <w:proofErr w:type="gramStart"/>
       <w:r>
         <w:rPr>
           <w:rFonts w:eastAsiaTheme="minorHAnsi" w:hint="eastAsia"/>
@@ -6948,21 +4918,12 @@
         </w:rPr>
         <w:t>MainThread</w:t>
       </w:r>
-      <w:proofErr w:type="spellEnd"/>
       <w:r>
         <w:rPr>
           <w:rFonts w:eastAsiaTheme="minorHAnsi"/>
           <w:szCs w:val="22"/>
         </w:rPr>
-        <w:t>(</w:t>
-      </w:r>
-      <w:proofErr w:type="gramEnd"/>
-      <w:r>
-        <w:rPr>
-          <w:rFonts w:eastAsiaTheme="minorHAnsi"/>
-          <w:szCs w:val="22"/>
-        </w:rPr>
-        <w:t>LPVOID socket)</w:t>
+        <w:t>(LPVOID socket)</w:t>
       </w:r>
     </w:p>
     <w:p>
@@ -6986,48 +4947,7 @@
           <w:rFonts w:eastAsiaTheme="minorHAnsi"/>
           <w:szCs w:val="22"/>
         </w:rPr>
-        <w:t xml:space="preserve">DWORD WINAPI </w:t>
-      </w:r>
-      <w:proofErr w:type="spellStart"/>
-      <w:proofErr w:type="gramStart"/>
-      <w:r>
-        <w:rPr>
-          <w:rFonts w:eastAsiaTheme="minorHAnsi"/>
-          <w:szCs w:val="22"/>
-        </w:rPr>
-        <w:t>UpdatePosition</w:t>
-      </w:r>
-      <w:proofErr w:type="spellEnd"/>
-      <w:r>
-        <w:rPr>
-          <w:rFonts w:eastAsiaTheme="minorHAnsi"/>
-          <w:szCs w:val="22"/>
-        </w:rPr>
-        <w:t>(</w:t>
-      </w:r>
-      <w:proofErr w:type="gramEnd"/>
-      <w:r>
-        <w:rPr>
-          <w:rFonts w:eastAsiaTheme="minorHAnsi"/>
-          <w:szCs w:val="22"/>
-        </w:rPr>
-        <w:t xml:space="preserve">LPVOID </w:t>
-      </w:r>
-      <w:proofErr w:type="spellStart"/>
-      <w:r>
-        <w:rPr>
-          <w:rFonts w:eastAsiaTheme="minorHAnsi"/>
-          <w:szCs w:val="22"/>
-        </w:rPr>
-        <w:t>lpParam</w:t>
-      </w:r>
-      <w:proofErr w:type="spellEnd"/>
-      <w:r>
-        <w:rPr>
-          <w:rFonts w:eastAsiaTheme="minorHAnsi"/>
-          <w:szCs w:val="22"/>
-        </w:rPr>
-        <w:t>)</w:t>
+        <w:t>DWORD WINAPI UpdatePosition(LPVOID lpParam)</w:t>
       </w:r>
     </w:p>
     <w:p>
@@ -7256,8 +5176,6 @@
           <w:szCs w:val="20"/>
         </w:rPr>
       </w:pPr>
-      <w:proofErr w:type="spellStart"/>
-      <w:proofErr w:type="gramStart"/>
       <w:r>
         <w:rPr>
           <w:rFonts w:hint="eastAsia"/>
@@ -7273,7 +5191,6 @@
         </w:rPr>
         <w:t>ecv</w:t>
       </w:r>
-      <w:proofErr w:type="spellEnd"/>
       <w:r>
         <w:rPr>
           <w:rFonts w:hint="eastAsia"/>
@@ -7282,7 +5199,6 @@
         </w:rPr>
         <w:t xml:space="preserve"> :</w:t>
       </w:r>
-      <w:proofErr w:type="gramEnd"/>
       <w:r>
         <w:rPr>
           <w:sz w:val="20"/>
@@ -7311,7 +5227,6 @@
           <w:szCs w:val="20"/>
         </w:rPr>
       </w:pPr>
-      <w:proofErr w:type="gramStart"/>
       <w:r>
         <w:rPr>
           <w:sz w:val="20"/>
@@ -7325,16 +5240,7 @@
           <w:sz w:val="20"/>
           <w:szCs w:val="20"/>
         </w:rPr>
-        <w:t xml:space="preserve"> :</w:t>
-      </w:r>
-      <w:proofErr w:type="gramEnd"/>
-      <w:r>
-        <w:rPr>
-          <w:rFonts w:hint="eastAsia"/>
-          <w:sz w:val="20"/>
-          <w:szCs w:val="20"/>
-        </w:rPr>
-        <w:t xml:space="preserve"> </w:t>
+        <w:t xml:space="preserve"> : </w:t>
       </w:r>
       <w:r>
         <w:rPr>
@@ -7429,41 +5335,13 @@
           <w:szCs w:val="20"/>
         </w:rPr>
       </w:pPr>
-      <w:proofErr w:type="spellStart"/>
       <w:r>
         <w:rPr>
           <w:rFonts w:hint="eastAsia"/>
           <w:sz w:val="20"/>
           <w:szCs w:val="20"/>
         </w:rPr>
-        <w:t>ServerMain</w:t>
-      </w:r>
-      <w:proofErr w:type="spellEnd"/>
-      <w:r>
-        <w:rPr>
-          <w:rFonts w:hint="eastAsia"/>
-          <w:sz w:val="20"/>
-          <w:szCs w:val="20"/>
-        </w:rPr>
-        <w:t xml:space="preserve">에서 받은 작업을 </w:t>
-      </w:r>
-      <w:proofErr w:type="spellStart"/>
-      <w:r>
-        <w:rPr>
-          <w:rFonts w:hint="eastAsia"/>
-          <w:sz w:val="20"/>
-          <w:szCs w:val="20"/>
-        </w:rPr>
-        <w:t>패킷별로</w:t>
-      </w:r>
-      <w:proofErr w:type="spellEnd"/>
-      <w:r>
-        <w:rPr>
-          <w:rFonts w:hint="eastAsia"/>
-          <w:sz w:val="20"/>
-          <w:szCs w:val="20"/>
-        </w:rPr>
-        <w:t xml:space="preserve"> 처리한다.</w:t>
+        <w:t>ServerMain에서 받은 작업을 패킷별로 처리한다.</w:t>
       </w:r>
     </w:p>
     <w:p>
@@ -7477,7 +5355,6 @@
           <w:szCs w:val="20"/>
         </w:rPr>
       </w:pPr>
-      <w:proofErr w:type="spellStart"/>
       <w:r>
         <w:rPr>
           <w:rFonts w:hint="eastAsia"/>
@@ -7486,7 +5363,6 @@
         </w:rPr>
         <w:t>UpdatePosition</w:t>
       </w:r>
-      <w:proofErr w:type="spellEnd"/>
     </w:p>
     <w:p>
       <w:pPr>
@@ -7774,7 +5650,6 @@
           <w:szCs w:val="20"/>
         </w:rPr>
       </w:pPr>
-      <w:proofErr w:type="spellStart"/>
       <w:r>
         <w:rPr>
           <w:rFonts w:eastAsiaTheme="minorHAnsi" w:hint="eastAsia"/>
@@ -7783,7 +5658,6 @@
         </w:rPr>
         <w:t>RecvThread</w:t>
       </w:r>
-      <w:proofErr w:type="spellEnd"/>
     </w:p>
     <w:p>
       <w:pPr>
@@ -7842,7 +5716,6 @@
         </w:rPr>
         <w:t xml:space="preserve"> 패킷을 받아 </w:t>
       </w:r>
-      <w:proofErr w:type="spellStart"/>
       <w:r>
         <w:rPr>
           <w:rStyle w:val="HTML"/>
@@ -7852,7 +5725,6 @@
         </w:rPr>
         <w:t>g_players</w:t>
       </w:r>
-      <w:proofErr w:type="spellEnd"/>
       <w:r>
         <w:rPr>
           <w:rFonts w:eastAsiaTheme="minorHAnsi"/>
@@ -8003,25 +5875,7 @@
           <w:sz w:val="20"/>
           <w:szCs w:val="20"/>
         </w:rPr>
-        <w:t>C2S_Login_</w:t>
-      </w:r>
-      <w:proofErr w:type="gramStart"/>
-      <w:r>
-        <w:rPr>
-          <w:rFonts w:hint="eastAsia"/>
-          <w:sz w:val="20"/>
-          <w:szCs w:val="20"/>
-        </w:rPr>
-        <w:t>Packet :</w:t>
-      </w:r>
-      <w:proofErr w:type="gramEnd"/>
-      <w:r>
-        <w:rPr>
-          <w:rFonts w:hint="eastAsia"/>
-          <w:sz w:val="20"/>
-          <w:szCs w:val="20"/>
-        </w:rPr>
-        <w:t xml:space="preserve"> </w:t>
+        <w:t xml:space="preserve">C2S_Login_Packet : </w:t>
       </w:r>
       <w:r>
         <w:rPr>
@@ -8049,25 +5903,7 @@
           <w:sz w:val="20"/>
           <w:szCs w:val="20"/>
         </w:rPr>
-        <w:t>C2S_Change_Ready_</w:t>
-      </w:r>
-      <w:proofErr w:type="gramStart"/>
-      <w:r>
-        <w:rPr>
-          <w:rFonts w:hint="eastAsia"/>
-          <w:sz w:val="20"/>
-          <w:szCs w:val="20"/>
-        </w:rPr>
-        <w:t>Packet :</w:t>
-      </w:r>
-      <w:proofErr w:type="gramEnd"/>
-      <w:r>
-        <w:rPr>
-          <w:rFonts w:hint="eastAsia"/>
-          <w:sz w:val="20"/>
-          <w:szCs w:val="20"/>
-        </w:rPr>
-        <w:t xml:space="preserve"> </w:t>
+        <w:t xml:space="preserve">C2S_Change_Ready_Packet : </w:t>
       </w:r>
       <w:r>
         <w:rPr>
@@ -8103,25 +5939,7 @@
           <w:sz w:val="20"/>
           <w:szCs w:val="20"/>
         </w:rPr>
-        <w:t>C2S_Change_Booster_</w:t>
-      </w:r>
-      <w:proofErr w:type="gramStart"/>
-      <w:r>
-        <w:rPr>
-          <w:rFonts w:hint="eastAsia"/>
-          <w:sz w:val="20"/>
-          <w:szCs w:val="20"/>
-        </w:rPr>
-        <w:t>Packet :</w:t>
-      </w:r>
-      <w:proofErr w:type="gramEnd"/>
-      <w:r>
-        <w:rPr>
-          <w:rFonts w:hint="eastAsia"/>
-          <w:sz w:val="20"/>
-          <w:szCs w:val="20"/>
-        </w:rPr>
-        <w:t xml:space="preserve"> </w:t>
+        <w:t xml:space="preserve">C2S_Change_Booster_Packet : </w:t>
       </w:r>
       <w:r>
         <w:rPr>
@@ -8165,25 +5983,7 @@
           <w:sz w:val="20"/>
           <w:szCs w:val="20"/>
         </w:rPr>
-        <w:t>_</w:t>
-      </w:r>
-      <w:proofErr w:type="gramStart"/>
-      <w:r>
-        <w:rPr>
-          <w:rFonts w:hint="eastAsia"/>
-          <w:sz w:val="20"/>
-          <w:szCs w:val="20"/>
-        </w:rPr>
-        <w:t>Packet :</w:t>
-      </w:r>
-      <w:proofErr w:type="gramEnd"/>
-      <w:r>
-        <w:rPr>
-          <w:rFonts w:hint="eastAsia"/>
-          <w:sz w:val="20"/>
-          <w:szCs w:val="20"/>
-        </w:rPr>
-        <w:t xml:space="preserve"> </w:t>
+        <w:t xml:space="preserve">_Packet : </w:t>
       </w:r>
       <w:r>
         <w:rPr>
@@ -8211,25 +6011,7 @@
           <w:sz w:val="20"/>
           <w:szCs w:val="20"/>
         </w:rPr>
-        <w:t>C2S_Enter_Room_</w:t>
-      </w:r>
-      <w:proofErr w:type="gramStart"/>
-      <w:r>
-        <w:rPr>
-          <w:rFonts w:hint="eastAsia"/>
-          <w:sz w:val="20"/>
-          <w:szCs w:val="20"/>
-        </w:rPr>
-        <w:t>Packet :</w:t>
-      </w:r>
-      <w:proofErr w:type="gramEnd"/>
-      <w:r>
-        <w:rPr>
-          <w:rFonts w:hint="eastAsia"/>
-          <w:sz w:val="20"/>
-          <w:szCs w:val="20"/>
-        </w:rPr>
-        <w:t xml:space="preserve"> </w:t>
+        <w:t xml:space="preserve">C2S_Enter_Room_Packet : </w:t>
       </w:r>
       <w:r>
         <w:rPr>
@@ -8281,25 +6063,7 @@
           <w:sz w:val="20"/>
           <w:szCs w:val="20"/>
         </w:rPr>
-        <w:t>_</w:t>
-      </w:r>
-      <w:proofErr w:type="gramStart"/>
-      <w:r>
-        <w:rPr>
-          <w:rFonts w:hint="eastAsia"/>
-          <w:sz w:val="20"/>
-          <w:szCs w:val="20"/>
-        </w:rPr>
-        <w:t>Packet :</w:t>
-      </w:r>
-      <w:proofErr w:type="gramEnd"/>
-      <w:r>
-        <w:rPr>
-          <w:rFonts w:hint="eastAsia"/>
-          <w:sz w:val="20"/>
-          <w:szCs w:val="20"/>
-        </w:rPr>
-        <w:t xml:space="preserve"> </w:t>
+        <w:t xml:space="preserve">_Packet : </w:t>
       </w:r>
       <w:r>
         <w:rPr>
@@ -8496,25 +6260,7 @@
           <w:sz w:val="20"/>
           <w:szCs w:val="20"/>
         </w:rPr>
-        <w:t>S2C_PlayerInfo_</w:t>
-      </w:r>
-      <w:proofErr w:type="gramStart"/>
-      <w:r>
-        <w:rPr>
-          <w:rFonts w:hint="eastAsia"/>
-          <w:sz w:val="20"/>
-          <w:szCs w:val="20"/>
-        </w:rPr>
-        <w:t>Packet :</w:t>
-      </w:r>
-      <w:proofErr w:type="gramEnd"/>
-      <w:r>
-        <w:rPr>
-          <w:rFonts w:hint="eastAsia"/>
-          <w:sz w:val="20"/>
-          <w:szCs w:val="20"/>
-        </w:rPr>
-        <w:t xml:space="preserve"> </w:t>
+        <w:t xml:space="preserve">S2C_PlayerInfo_Packet : </w:t>
       </w:r>
       <w:r>
         <w:rPr>
@@ -8558,25 +6304,7 @@
           <w:sz w:val="20"/>
           <w:szCs w:val="20"/>
         </w:rPr>
-        <w:t>_</w:t>
-      </w:r>
-      <w:proofErr w:type="gramStart"/>
-      <w:r>
-        <w:rPr>
-          <w:rFonts w:hint="eastAsia"/>
-          <w:sz w:val="20"/>
-          <w:szCs w:val="20"/>
-        </w:rPr>
-        <w:t>Packet :</w:t>
-      </w:r>
-      <w:proofErr w:type="gramEnd"/>
-      <w:r>
-        <w:rPr>
-          <w:rFonts w:hint="eastAsia"/>
-          <w:sz w:val="20"/>
-          <w:szCs w:val="20"/>
-        </w:rPr>
-        <w:t xml:space="preserve"> </w:t>
+        <w:t xml:space="preserve">_Packet : </w:t>
       </w:r>
       <w:r>
         <w:rPr>
@@ -8604,25 +6332,7 @@
           <w:sz w:val="20"/>
           <w:szCs w:val="20"/>
         </w:rPr>
-        <w:t>S2C_Ready_</w:t>
-      </w:r>
-      <w:proofErr w:type="gramStart"/>
-      <w:r>
-        <w:rPr>
-          <w:rFonts w:hint="eastAsia"/>
-          <w:sz w:val="20"/>
-          <w:szCs w:val="20"/>
-        </w:rPr>
-        <w:t>Packet :</w:t>
-      </w:r>
-      <w:proofErr w:type="gramEnd"/>
-      <w:r>
-        <w:rPr>
-          <w:rFonts w:hint="eastAsia"/>
-          <w:sz w:val="20"/>
-          <w:szCs w:val="20"/>
-        </w:rPr>
-        <w:t xml:space="preserve"> </w:t>
+        <w:t xml:space="preserve">S2C_Ready_Packet : </w:t>
       </w:r>
       <w:r>
         <w:rPr>
@@ -8650,25 +6360,7 @@
           <w:sz w:val="20"/>
           <w:szCs w:val="20"/>
         </w:rPr>
-        <w:t>S2C_Booster_</w:t>
-      </w:r>
-      <w:proofErr w:type="gramStart"/>
-      <w:r>
-        <w:rPr>
-          <w:rFonts w:hint="eastAsia"/>
-          <w:sz w:val="20"/>
-          <w:szCs w:val="20"/>
-        </w:rPr>
-        <w:t>Packet :</w:t>
-      </w:r>
-      <w:proofErr w:type="gramEnd"/>
-      <w:r>
-        <w:rPr>
-          <w:rFonts w:hint="eastAsia"/>
-          <w:sz w:val="20"/>
-          <w:szCs w:val="20"/>
-        </w:rPr>
-        <w:t xml:space="preserve"> </w:t>
+        <w:t xml:space="preserve">S2C_Booster_Packet : </w:t>
       </w:r>
       <w:r>
         <w:rPr>
@@ -8696,25 +6388,7 @@
           <w:sz w:val="20"/>
           <w:szCs w:val="20"/>
         </w:rPr>
-        <w:t>S2C_Rank_</w:t>
-      </w:r>
-      <w:proofErr w:type="gramStart"/>
-      <w:r>
-        <w:rPr>
-          <w:rFonts w:hint="eastAsia"/>
-          <w:sz w:val="20"/>
-          <w:szCs w:val="20"/>
-        </w:rPr>
-        <w:t>Packet :</w:t>
-      </w:r>
-      <w:proofErr w:type="gramEnd"/>
-      <w:r>
-        <w:rPr>
-          <w:rFonts w:hint="eastAsia"/>
-          <w:sz w:val="20"/>
-          <w:szCs w:val="20"/>
-        </w:rPr>
-        <w:t xml:space="preserve"> </w:t>
+        <w:t xml:space="preserve">S2C_Rank_Packet : </w:t>
       </w:r>
       <w:r>
         <w:rPr>
@@ -8750,25 +6424,7 @@
           <w:sz w:val="20"/>
           <w:szCs w:val="20"/>
         </w:rPr>
-        <w:t>S2C_EnterRoom_</w:t>
-      </w:r>
-      <w:proofErr w:type="gramStart"/>
-      <w:r>
-        <w:rPr>
-          <w:rFonts w:hint="eastAsia"/>
-          <w:sz w:val="20"/>
-          <w:szCs w:val="20"/>
-        </w:rPr>
-        <w:t>Packet :</w:t>
-      </w:r>
-      <w:proofErr w:type="gramEnd"/>
-      <w:r>
-        <w:rPr>
-          <w:rFonts w:hint="eastAsia"/>
-          <w:sz w:val="20"/>
-          <w:szCs w:val="20"/>
-        </w:rPr>
-        <w:t xml:space="preserve"> </w:t>
+        <w:t xml:space="preserve">S2C_EnterRoom_Packet : </w:t>
       </w:r>
       <w:r>
         <w:rPr>
@@ -8796,25 +6452,7 @@
           <w:sz w:val="20"/>
           <w:szCs w:val="20"/>
         </w:rPr>
-        <w:t>S2C_GameStart _</w:t>
-      </w:r>
-      <w:proofErr w:type="gramStart"/>
-      <w:r>
-        <w:rPr>
-          <w:rFonts w:hint="eastAsia"/>
-          <w:sz w:val="20"/>
-          <w:szCs w:val="20"/>
-        </w:rPr>
-        <w:t>Packet :</w:t>
-      </w:r>
-      <w:proofErr w:type="gramEnd"/>
-      <w:r>
-        <w:rPr>
-          <w:rFonts w:hint="eastAsia"/>
-          <w:sz w:val="20"/>
-          <w:szCs w:val="20"/>
-        </w:rPr>
-        <w:t xml:space="preserve"> </w:t>
+        <w:t xml:space="preserve">S2C_GameStart _Packet : </w:t>
       </w:r>
       <w:r>
         <w:rPr>
@@ -8842,25 +6480,7 @@
           <w:sz w:val="20"/>
           <w:szCs w:val="20"/>
         </w:rPr>
-        <w:t>S2C_Move_</w:t>
-      </w:r>
-      <w:proofErr w:type="gramStart"/>
-      <w:r>
-        <w:rPr>
-          <w:rFonts w:hint="eastAsia"/>
-          <w:sz w:val="20"/>
-          <w:szCs w:val="20"/>
-        </w:rPr>
-        <w:t>Packet :</w:t>
-      </w:r>
-      <w:proofErr w:type="gramEnd"/>
-      <w:r>
-        <w:rPr>
-          <w:rFonts w:hint="eastAsia"/>
-          <w:sz w:val="20"/>
-          <w:szCs w:val="20"/>
-        </w:rPr>
-        <w:t xml:space="preserve"> </w:t>
+        <w:t xml:space="preserve">S2C_Move_Packet : </w:t>
       </w:r>
       <w:r>
         <w:rPr>
@@ -8888,25 +6508,7 @@
           <w:sz w:val="20"/>
           <w:szCs w:val="20"/>
         </w:rPr>
-        <w:t>S2C_Ready_</w:t>
-      </w:r>
-      <w:proofErr w:type="gramStart"/>
-      <w:r>
-        <w:rPr>
-          <w:rFonts w:hint="eastAsia"/>
-          <w:sz w:val="20"/>
-          <w:szCs w:val="20"/>
-        </w:rPr>
-        <w:t>Packet :</w:t>
-      </w:r>
-      <w:proofErr w:type="gramEnd"/>
-      <w:r>
-        <w:rPr>
-          <w:rFonts w:hint="eastAsia"/>
-          <w:sz w:val="20"/>
-          <w:szCs w:val="20"/>
-        </w:rPr>
-        <w:t xml:space="preserve"> </w:t>
+        <w:t xml:space="preserve">S2C_Ready_Packet : </w:t>
       </w:r>
       <w:r>
         <w:rPr>
@@ -8937,25 +6539,7 @@
           <w:sz w:val="20"/>
           <w:szCs w:val="20"/>
         </w:rPr>
-        <w:t>S2C_Finish_</w:t>
-      </w:r>
-      <w:proofErr w:type="gramStart"/>
-      <w:r>
-        <w:rPr>
-          <w:rFonts w:hint="eastAsia"/>
-          <w:sz w:val="20"/>
-          <w:szCs w:val="20"/>
-        </w:rPr>
-        <w:t>Packet :</w:t>
-      </w:r>
-      <w:proofErr w:type="gramEnd"/>
-      <w:r>
-        <w:rPr>
-          <w:rFonts w:hint="eastAsia"/>
-          <w:sz w:val="20"/>
-          <w:szCs w:val="20"/>
-        </w:rPr>
-        <w:t xml:space="preserve"> </w:t>
+        <w:t xml:space="preserve">S2C_Finish_Packet : </w:t>
       </w:r>
       <w:r>
         <w:rPr>
@@ -9193,7 +6777,6 @@
                 <w:szCs w:val="20"/>
               </w:rPr>
             </w:pPr>
-            <w:proofErr w:type="spellStart"/>
             <w:r>
               <w:rPr>
                 <w:sz w:val="20"/>
@@ -9207,16 +6790,7 @@
                 <w:sz w:val="20"/>
                 <w:szCs w:val="20"/>
               </w:rPr>
-              <w:t>rotocol.h</w:t>
-            </w:r>
-            <w:proofErr w:type="spellEnd"/>
-            <w:r>
-              <w:rPr>
-                <w:rFonts w:hint="eastAsia"/>
-                <w:sz w:val="20"/>
-                <w:szCs w:val="20"/>
-              </w:rPr>
-              <w:t xml:space="preserve"> 파일 생성</w:t>
+              <w:t>rotocol.h 파일 생성</w:t>
             </w:r>
           </w:p>
         </w:tc>
@@ -9395,53 +6969,33 @@
                 <w:sz w:val="20"/>
                 <w:szCs w:val="20"/>
               </w:rPr>
-              <w:t xml:space="preserve">메인 함수 및 </w:t>
-            </w:r>
-            <w:proofErr w:type="spellStart"/>
-            <w:r>
-              <w:rPr>
-                <w:rFonts w:hint="eastAsia"/>
+              <w:t>메인 함수 및 메인쓰레드 생성</w:t>
+            </w:r>
+          </w:p>
+        </w:tc>
+        <w:tc>
+          <w:tcPr>
+            <w:tcW w:w="4408" w:type="dxa"/>
+          </w:tcPr>
+          <w:p>
+            <w:pPr>
+              <w:widowControl/>
+              <w:wordWrap/>
+              <w:autoSpaceDE/>
+              <w:autoSpaceDN/>
+              <w:rPr>
                 <w:sz w:val="20"/>
                 <w:szCs w:val="20"/>
               </w:rPr>
-              <w:t>메인쓰레드</w:t>
-            </w:r>
-            <w:proofErr w:type="spellEnd"/>
+            </w:pPr>
             <w:r>
               <w:rPr>
                 <w:rFonts w:hint="eastAsia"/>
                 <w:sz w:val="20"/>
                 <w:szCs w:val="20"/>
               </w:rPr>
-              <w:t xml:space="preserve"> 생성</w:t>
-            </w:r>
-          </w:p>
-        </w:tc>
-        <w:tc>
-          <w:tcPr>
-            <w:tcW w:w="4408" w:type="dxa"/>
-          </w:tcPr>
-          <w:p>
-            <w:pPr>
-              <w:widowControl/>
-              <w:wordWrap/>
-              <w:autoSpaceDE/>
-              <w:autoSpaceDN/>
-              <w:rPr>
-                <w:sz w:val="20"/>
-                <w:szCs w:val="20"/>
-              </w:rPr>
-            </w:pPr>
-            <w:proofErr w:type="spellStart"/>
-            <w:r>
-              <w:rPr>
-                <w:rFonts w:hint="eastAsia"/>
-                <w:sz w:val="20"/>
-                <w:szCs w:val="20"/>
-              </w:rPr>
               <w:t>ServerMain</w:t>
             </w:r>
-            <w:proofErr w:type="spellEnd"/>
           </w:p>
         </w:tc>
         <w:tc>
@@ -9526,7 +7080,6 @@
                 <w:szCs w:val="20"/>
               </w:rPr>
             </w:pPr>
-            <w:proofErr w:type="gramStart"/>
             <w:r>
               <w:rPr>
                 <w:rFonts w:hint="eastAsia"/>
@@ -9535,38 +7088,12 @@
               </w:rPr>
               <w:t>Player::</w:t>
             </w:r>
-            <w:proofErr w:type="spellStart"/>
-            <w:proofErr w:type="gramEnd"/>
             <w:r>
               <w:rPr>
                 <w:sz w:val="20"/>
                 <w:szCs w:val="20"/>
               </w:rPr>
-              <w:t>recv_</w:t>
-            </w:r>
-            <w:proofErr w:type="gramStart"/>
-            <w:r>
-              <w:rPr>
-                <w:sz w:val="20"/>
-                <w:szCs w:val="20"/>
-              </w:rPr>
-              <w:t>packet</w:t>
-            </w:r>
-            <w:proofErr w:type="spellEnd"/>
-            <w:r>
-              <w:rPr>
-                <w:sz w:val="20"/>
-                <w:szCs w:val="20"/>
-              </w:rPr>
-              <w:t>(</w:t>
-            </w:r>
-            <w:proofErr w:type="gramEnd"/>
-            <w:r>
-              <w:rPr>
-                <w:sz w:val="20"/>
-                <w:szCs w:val="20"/>
-              </w:rPr>
-              <w:t>);</w:t>
+              <w:t>recv_packet();</w:t>
             </w:r>
           </w:p>
         </w:tc>
@@ -9652,55 +7179,20 @@
                 <w:szCs w:val="20"/>
               </w:rPr>
             </w:pPr>
-            <w:proofErr w:type="gramStart"/>
             <w:r>
               <w:rPr>
                 <w:rFonts w:hint="eastAsia"/>
                 <w:sz w:val="20"/>
                 <w:szCs w:val="20"/>
               </w:rPr>
-              <w:t>Player::</w:t>
-            </w:r>
-            <w:proofErr w:type="spellStart"/>
-            <w:proofErr w:type="gramEnd"/>
-            <w:r>
-              <w:rPr>
-                <w:rFonts w:hint="eastAsia"/>
+              <w:t>Player::send</w:t>
+            </w:r>
+            <w:r>
+              <w:rPr>
                 <w:sz w:val="20"/>
                 <w:szCs w:val="20"/>
               </w:rPr>
-              <w:t>send</w:t>
-            </w:r>
-            <w:r>
-              <w:rPr>
-                <w:sz w:val="20"/>
-                <w:szCs w:val="20"/>
-              </w:rPr>
-              <w:t>_</w:t>
-            </w:r>
-            <w:proofErr w:type="gramStart"/>
-            <w:r>
-              <w:rPr>
-                <w:sz w:val="20"/>
-                <w:szCs w:val="20"/>
-              </w:rPr>
-              <w:t>packet</w:t>
-            </w:r>
-            <w:proofErr w:type="spellEnd"/>
-            <w:r>
-              <w:rPr>
-                <w:sz w:val="20"/>
-                <w:szCs w:val="20"/>
-              </w:rPr>
-              <w:t>(</w:t>
-            </w:r>
-            <w:proofErr w:type="gramEnd"/>
-            <w:r>
-              <w:rPr>
-                <w:sz w:val="20"/>
-                <w:szCs w:val="20"/>
-              </w:rPr>
-              <w:t>);</w:t>
+              <w:t>_packet();</w:t>
             </w:r>
           </w:p>
         </w:tc>
@@ -9796,92 +7288,28 @@
                 <w:sz w:val="20"/>
                 <w:szCs w:val="20"/>
               </w:rPr>
-              <w:t xml:space="preserve">void </w:t>
-            </w:r>
-            <w:proofErr w:type="spellStart"/>
-            <w:r>
+              <w:t>void send_playerInfo_packet();</w:t>
+            </w:r>
+          </w:p>
+          <w:p>
+            <w:pPr>
+              <w:widowControl/>
+              <w:wordWrap/>
+              <w:autoSpaceDE/>
+              <w:autoSpaceDN/>
               <w:rPr>
                 <w:rFonts w:eastAsiaTheme="minorHAnsi"/>
                 <w:sz w:val="20"/>
                 <w:szCs w:val="20"/>
               </w:rPr>
-              <w:t>send_playerInfo_</w:t>
-            </w:r>
-            <w:proofErr w:type="gramStart"/>
+            </w:pPr>
             <w:r>
               <w:rPr>
                 <w:rFonts w:eastAsiaTheme="minorHAnsi"/>
                 <w:sz w:val="20"/>
                 <w:szCs w:val="20"/>
               </w:rPr>
-              <w:t>packet</w:t>
-            </w:r>
-            <w:proofErr w:type="spellEnd"/>
-            <w:r>
-              <w:rPr>
-                <w:rFonts w:eastAsiaTheme="minorHAnsi"/>
-                <w:sz w:val="20"/>
-                <w:szCs w:val="20"/>
-              </w:rPr>
-              <w:t>();</w:t>
-            </w:r>
-            <w:proofErr w:type="gramEnd"/>
-          </w:p>
-          <w:p>
-            <w:pPr>
-              <w:widowControl/>
-              <w:wordWrap/>
-              <w:autoSpaceDE/>
-              <w:autoSpaceDN/>
-              <w:rPr>
-                <w:rFonts w:eastAsiaTheme="minorHAnsi"/>
-                <w:sz w:val="20"/>
-                <w:szCs w:val="20"/>
-              </w:rPr>
-            </w:pPr>
-            <w:r>
-              <w:rPr>
-                <w:rFonts w:eastAsiaTheme="minorHAnsi"/>
-                <w:sz w:val="20"/>
-                <w:szCs w:val="20"/>
-              </w:rPr>
-              <w:t xml:space="preserve">void </w:t>
-            </w:r>
-            <w:proofErr w:type="spellStart"/>
-            <w:r>
-              <w:rPr>
-                <w:rFonts w:eastAsiaTheme="minorHAnsi"/>
-                <w:sz w:val="20"/>
-                <w:szCs w:val="20"/>
-              </w:rPr>
-              <w:t>send_login_fail_</w:t>
-            </w:r>
-            <w:proofErr w:type="gramStart"/>
-            <w:r>
-              <w:rPr>
-                <w:rFonts w:eastAsiaTheme="minorHAnsi"/>
-                <w:sz w:val="20"/>
-                <w:szCs w:val="20"/>
-              </w:rPr>
-              <w:t>packet</w:t>
-            </w:r>
-            <w:proofErr w:type="spellEnd"/>
-            <w:r>
-              <w:rPr>
-                <w:rFonts w:eastAsiaTheme="minorHAnsi"/>
-                <w:sz w:val="20"/>
-                <w:szCs w:val="20"/>
-              </w:rPr>
-              <w:t>(</w:t>
-            </w:r>
-            <w:proofErr w:type="gramEnd"/>
-            <w:r>
-              <w:rPr>
-                <w:rFonts w:eastAsiaTheme="minorHAnsi"/>
-                <w:sz w:val="20"/>
-                <w:szCs w:val="20"/>
-              </w:rPr>
-              <w:t>);</w:t>
+              <w:t>void send_login_fail_packet();</w:t>
             </w:r>
           </w:p>
         </w:tc>
@@ -9977,76 +7405,326 @@
                 <w:sz w:val="20"/>
                 <w:szCs w:val="20"/>
               </w:rPr>
-              <w:t xml:space="preserve">void </w:t>
-            </w:r>
-            <w:proofErr w:type="spellStart"/>
-            <w:r>
+              <w:t>void send_enter_room_packet(int target_id);</w:t>
+            </w:r>
+          </w:p>
+          <w:p>
+            <w:pPr>
+              <w:widowControl/>
+              <w:wordWrap/>
+              <w:autoSpaceDE/>
+              <w:autoSpaceDN/>
               <w:rPr>
                 <w:rFonts w:eastAsiaTheme="minorHAnsi"/>
                 <w:sz w:val="20"/>
                 <w:szCs w:val="20"/>
               </w:rPr>
-              <w:t>send_enter_room_</w:t>
-            </w:r>
-            <w:proofErr w:type="gramStart"/>
+            </w:pPr>
             <w:r>
               <w:rPr>
                 <w:rFonts w:eastAsiaTheme="minorHAnsi"/>
                 <w:sz w:val="20"/>
                 <w:szCs w:val="20"/>
               </w:rPr>
-              <w:t>packet</w:t>
-            </w:r>
-            <w:proofErr w:type="spellEnd"/>
-            <w:r>
+              <w:t>void send_ready_packet(target_id);</w:t>
+            </w:r>
+          </w:p>
+        </w:tc>
+        <w:tc>
+          <w:tcPr>
+            <w:tcW w:w="1666" w:type="dxa"/>
+          </w:tcPr>
+          <w:p>
+            <w:pPr>
+              <w:widowControl/>
+              <w:wordWrap/>
+              <w:autoSpaceDE/>
+              <w:autoSpaceDN/>
+              <w:rPr>
+                <w:sz w:val="20"/>
+                <w:szCs w:val="20"/>
+              </w:rPr>
+            </w:pPr>
+            <w:r>
+              <w:rPr>
+                <w:rFonts w:hint="eastAsia"/>
+                <w:sz w:val="20"/>
+                <w:szCs w:val="20"/>
+              </w:rPr>
+              <w:t>이소민</w:t>
+            </w:r>
+          </w:p>
+        </w:tc>
+      </w:tr>
+      <w:tr>
+        <w:tc>
+          <w:tcPr>
+            <w:tcW w:w="874" w:type="dxa"/>
+            <w:vMerge/>
+            <w:shd w:val="clear" w:color="auto" w:fill="F2F2F2" w:themeFill="background1" w:themeFillShade="F2"/>
+          </w:tcPr>
+          <w:p>
+            <w:pPr>
+              <w:widowControl/>
+              <w:wordWrap/>
+              <w:autoSpaceDE/>
+              <w:autoSpaceDN/>
+            </w:pPr>
+          </w:p>
+        </w:tc>
+        <w:tc>
+          <w:tcPr>
+            <w:tcW w:w="3508" w:type="dxa"/>
+          </w:tcPr>
+          <w:p>
+            <w:pPr>
+              <w:widowControl/>
+              <w:wordWrap/>
+              <w:autoSpaceDE/>
+              <w:autoSpaceDN/>
+              <w:rPr>
+                <w:sz w:val="20"/>
+                <w:szCs w:val="20"/>
+              </w:rPr>
+            </w:pPr>
+            <w:r>
+              <w:rPr>
+                <w:rFonts w:hint="eastAsia"/>
+                <w:sz w:val="20"/>
+                <w:szCs w:val="20"/>
+              </w:rPr>
+              <w:t>부스터</w:t>
+            </w:r>
+          </w:p>
+        </w:tc>
+        <w:tc>
+          <w:tcPr>
+            <w:tcW w:w="4408" w:type="dxa"/>
+          </w:tcPr>
+          <w:p>
+            <w:pPr>
+              <w:widowControl/>
+              <w:wordWrap/>
+              <w:autoSpaceDE/>
+              <w:autoSpaceDN/>
               <w:rPr>
                 <w:rFonts w:eastAsiaTheme="minorHAnsi"/>
                 <w:sz w:val="20"/>
                 <w:szCs w:val="20"/>
               </w:rPr>
-              <w:t>(</w:t>
-            </w:r>
-            <w:proofErr w:type="gramEnd"/>
+            </w:pPr>
             <w:r>
               <w:rPr>
                 <w:rFonts w:eastAsiaTheme="minorHAnsi"/>
                 <w:sz w:val="20"/>
                 <w:szCs w:val="20"/>
               </w:rPr>
-              <w:t xml:space="preserve">int </w:t>
-            </w:r>
-            <w:proofErr w:type="spellStart"/>
+              <w:t>void send_booster_packet(target_id);</w:t>
+            </w:r>
+          </w:p>
+        </w:tc>
+        <w:tc>
+          <w:tcPr>
+            <w:tcW w:w="1666" w:type="dxa"/>
+          </w:tcPr>
+          <w:p>
+            <w:pPr>
+              <w:widowControl/>
+              <w:wordWrap/>
+              <w:autoSpaceDE/>
+              <w:autoSpaceDN/>
+              <w:rPr>
+                <w:sz w:val="20"/>
+                <w:szCs w:val="20"/>
+              </w:rPr>
+            </w:pPr>
+            <w:r>
+              <w:rPr>
+                <w:rFonts w:hint="eastAsia"/>
+                <w:sz w:val="20"/>
+                <w:szCs w:val="20"/>
+              </w:rPr>
+              <w:t>양현서</w:t>
+            </w:r>
+          </w:p>
+        </w:tc>
+      </w:tr>
+      <w:tr>
+        <w:tc>
+          <w:tcPr>
+            <w:tcW w:w="874" w:type="dxa"/>
+            <w:vMerge/>
+            <w:shd w:val="clear" w:color="auto" w:fill="F2F2F2" w:themeFill="background1" w:themeFillShade="F2"/>
+          </w:tcPr>
+          <w:p>
+            <w:pPr>
+              <w:widowControl/>
+              <w:wordWrap/>
+              <w:autoSpaceDE/>
+              <w:autoSpaceDN/>
+            </w:pPr>
+          </w:p>
+        </w:tc>
+        <w:tc>
+          <w:tcPr>
+            <w:tcW w:w="3508" w:type="dxa"/>
+          </w:tcPr>
+          <w:p>
+            <w:pPr>
+              <w:widowControl/>
+              <w:wordWrap/>
+              <w:autoSpaceDE/>
+              <w:autoSpaceDN/>
+              <w:rPr>
+                <w:sz w:val="20"/>
+                <w:szCs w:val="20"/>
+              </w:rPr>
+            </w:pPr>
+            <w:r>
+              <w:rPr>
+                <w:rFonts w:hint="eastAsia"/>
+                <w:sz w:val="20"/>
+                <w:szCs w:val="20"/>
+              </w:rPr>
+              <w:t>순위출력</w:t>
+            </w:r>
+          </w:p>
+        </w:tc>
+        <w:tc>
+          <w:tcPr>
+            <w:tcW w:w="4408" w:type="dxa"/>
+          </w:tcPr>
+          <w:p>
+            <w:pPr>
+              <w:widowControl/>
+              <w:wordWrap/>
+              <w:autoSpaceDE/>
+              <w:autoSpaceDN/>
+              <w:rPr>
+                <w:sz w:val="20"/>
+                <w:szCs w:val="20"/>
+              </w:rPr>
+            </w:pPr>
             <w:r>
               <w:rPr>
                 <w:rFonts w:eastAsiaTheme="minorHAnsi"/>
                 <w:sz w:val="20"/>
                 <w:szCs w:val="20"/>
               </w:rPr>
-              <w:t>target_id</w:t>
-            </w:r>
-            <w:proofErr w:type="spellEnd"/>
-            <w:proofErr w:type="gramStart"/>
-            <w:r>
+              <w:t>void send_rank_packet(int target_id);</w:t>
+            </w:r>
+          </w:p>
+        </w:tc>
+        <w:tc>
+          <w:tcPr>
+            <w:tcW w:w="1666" w:type="dxa"/>
+          </w:tcPr>
+          <w:p>
+            <w:pPr>
+              <w:widowControl/>
+              <w:wordWrap/>
+              <w:autoSpaceDE/>
+              <w:autoSpaceDN/>
+              <w:rPr>
+                <w:sz w:val="20"/>
+                <w:szCs w:val="20"/>
+              </w:rPr>
+            </w:pPr>
+            <w:r>
+              <w:rPr>
+                <w:rFonts w:hint="eastAsia"/>
+                <w:sz w:val="20"/>
+                <w:szCs w:val="20"/>
+              </w:rPr>
+              <w:t>양현서</w:t>
+            </w:r>
+          </w:p>
+        </w:tc>
+      </w:tr>
+      <w:tr>
+        <w:tc>
+          <w:tcPr>
+            <w:tcW w:w="874" w:type="dxa"/>
+            <w:vMerge/>
+            <w:shd w:val="clear" w:color="auto" w:fill="F2F2F2" w:themeFill="background1" w:themeFillShade="F2"/>
+          </w:tcPr>
+          <w:p>
+            <w:pPr>
+              <w:widowControl/>
+              <w:wordWrap/>
+              <w:autoSpaceDE/>
+              <w:autoSpaceDN/>
+            </w:pPr>
+          </w:p>
+        </w:tc>
+        <w:tc>
+          <w:tcPr>
+            <w:tcW w:w="3508" w:type="dxa"/>
+          </w:tcPr>
+          <w:p>
+            <w:pPr>
+              <w:widowControl/>
+              <w:wordWrap/>
+              <w:autoSpaceDE/>
+              <w:autoSpaceDN/>
+              <w:rPr>
+                <w:sz w:val="20"/>
+                <w:szCs w:val="20"/>
+              </w:rPr>
+            </w:pPr>
+            <w:r>
+              <w:rPr>
+                <w:rFonts w:hint="eastAsia"/>
+                <w:sz w:val="20"/>
+                <w:szCs w:val="20"/>
+              </w:rPr>
+              <w:t>게임 시작.게임 종료</w:t>
+            </w:r>
+          </w:p>
+        </w:tc>
+        <w:tc>
+          <w:tcPr>
+            <w:tcW w:w="4408" w:type="dxa"/>
+          </w:tcPr>
+          <w:p>
+            <w:pPr>
+              <w:widowControl/>
+              <w:wordWrap/>
+              <w:autoSpaceDE/>
+              <w:autoSpaceDN/>
               <w:rPr>
                 <w:rFonts w:eastAsiaTheme="minorHAnsi"/>
                 <w:sz w:val="20"/>
                 <w:szCs w:val="20"/>
               </w:rPr>
-              <w:t>);</w:t>
-            </w:r>
-            <w:proofErr w:type="gramEnd"/>
-          </w:p>
-          <w:p>
-            <w:pPr>
-              <w:widowControl/>
-              <w:wordWrap/>
-              <w:autoSpaceDE/>
-              <w:autoSpaceDN/>
+            </w:pPr>
+            <w:r>
               <w:rPr>
                 <w:rFonts w:eastAsiaTheme="minorHAnsi"/>
                 <w:sz w:val="20"/>
                 <w:szCs w:val="20"/>
               </w:rPr>
+              <w:t>V</w:t>
+            </w:r>
+            <w:r>
+              <w:rPr>
+                <w:rFonts w:eastAsiaTheme="minorHAnsi" w:hint="eastAsia"/>
+                <w:sz w:val="20"/>
+                <w:szCs w:val="20"/>
+              </w:rPr>
+              <w:t>oid send_Game_Start_Packet(int target_id)</w:t>
+            </w:r>
+          </w:p>
+          <w:p>
+            <w:pPr>
+              <w:widowControl/>
+              <w:wordWrap/>
+              <w:autoSpaceDE/>
+              <w:autoSpaceDN/>
+              <w:rPr>
+                <w:sz w:val="20"/>
+                <w:szCs w:val="20"/>
+              </w:rPr>
             </w:pPr>
             <w:r>
               <w:rPr>
@@ -10054,53 +7732,145 @@
                 <w:sz w:val="20"/>
                 <w:szCs w:val="20"/>
               </w:rPr>
-              <w:t xml:space="preserve">void </w:t>
-            </w:r>
-            <w:proofErr w:type="spellStart"/>
+              <w:t>void send_</w:t>
+            </w:r>
+            <w:r>
+              <w:rPr>
+                <w:rFonts w:eastAsiaTheme="minorHAnsi" w:hint="eastAsia"/>
+                <w:sz w:val="20"/>
+                <w:szCs w:val="20"/>
+              </w:rPr>
+              <w:t>Finish</w:t>
+            </w:r>
             <w:r>
               <w:rPr>
                 <w:rFonts w:eastAsiaTheme="minorHAnsi"/>
                 <w:sz w:val="20"/>
                 <w:szCs w:val="20"/>
               </w:rPr>
-              <w:t>send_ready_packet</w:t>
-            </w:r>
-            <w:proofErr w:type="spellEnd"/>
-            <w:r>
+              <w:t>_packet(int target_id);</w:t>
+            </w:r>
+          </w:p>
+        </w:tc>
+        <w:tc>
+          <w:tcPr>
+            <w:tcW w:w="1666" w:type="dxa"/>
+          </w:tcPr>
+          <w:p>
+            <w:pPr>
+              <w:widowControl/>
+              <w:wordWrap/>
+              <w:autoSpaceDE/>
+              <w:autoSpaceDN/>
+              <w:rPr>
+                <w:sz w:val="20"/>
+                <w:szCs w:val="20"/>
+              </w:rPr>
+            </w:pPr>
+            <w:r>
+              <w:rPr>
+                <w:rFonts w:hint="eastAsia"/>
+                <w:sz w:val="20"/>
+                <w:szCs w:val="20"/>
+              </w:rPr>
+              <w:t>양현서</w:t>
+            </w:r>
+          </w:p>
+        </w:tc>
+      </w:tr>
+      <w:tr>
+        <w:tc>
+          <w:tcPr>
+            <w:tcW w:w="874" w:type="dxa"/>
+            <w:vMerge/>
+            <w:shd w:val="clear" w:color="auto" w:fill="F2F2F2" w:themeFill="background1" w:themeFillShade="F2"/>
+          </w:tcPr>
+          <w:p>
+            <w:pPr>
+              <w:widowControl/>
+              <w:wordWrap/>
+              <w:autoSpaceDE/>
+              <w:autoSpaceDN/>
+            </w:pPr>
+          </w:p>
+        </w:tc>
+        <w:tc>
+          <w:tcPr>
+            <w:tcW w:w="3508" w:type="dxa"/>
+          </w:tcPr>
+          <w:p>
+            <w:pPr>
+              <w:widowControl/>
+              <w:wordWrap/>
+              <w:autoSpaceDE/>
+              <w:autoSpaceDN/>
+              <w:rPr>
+                <w:sz w:val="20"/>
+                <w:szCs w:val="20"/>
+              </w:rPr>
+            </w:pPr>
+            <w:r>
+              <w:rPr>
+                <w:rFonts w:hint="eastAsia"/>
+                <w:sz w:val="20"/>
+                <w:szCs w:val="20"/>
+              </w:rPr>
+              <w:t>클라이언트 움직임 처리</w:t>
+            </w:r>
+          </w:p>
+        </w:tc>
+        <w:tc>
+          <w:tcPr>
+            <w:tcW w:w="4408" w:type="dxa"/>
+          </w:tcPr>
+          <w:p>
+            <w:pPr>
+              <w:widowControl/>
+              <w:wordWrap/>
+              <w:autoSpaceDE/>
+              <w:autoSpaceDN/>
               <w:rPr>
                 <w:rFonts w:eastAsiaTheme="minorHAnsi"/>
                 <w:sz w:val="20"/>
                 <w:szCs w:val="20"/>
               </w:rPr>
-              <w:t>(</w:t>
-            </w:r>
-            <w:proofErr w:type="spellStart"/>
-            <w:proofErr w:type="gramStart"/>
+            </w:pPr>
+            <w:r>
+              <w:rPr>
+                <w:rFonts w:hint="eastAsia"/>
+                <w:sz w:val="20"/>
+                <w:szCs w:val="20"/>
+              </w:rPr>
+              <w:t>UpdatePosition Thread</w:t>
+            </w:r>
             <w:r>
               <w:rPr>
                 <w:rFonts w:eastAsiaTheme="minorHAnsi"/>
                 <w:sz w:val="20"/>
                 <w:szCs w:val="20"/>
               </w:rPr>
-              <w:t>target</w:t>
-            </w:r>
-            <w:proofErr w:type="gramEnd"/>
-            <w:r>
+              <w:t xml:space="preserve"> </w:t>
+            </w:r>
+          </w:p>
+          <w:p>
+            <w:pPr>
+              <w:widowControl/>
+              <w:wordWrap/>
+              <w:autoSpaceDE/>
+              <w:autoSpaceDN/>
               <w:rPr>
                 <w:rFonts w:eastAsiaTheme="minorHAnsi"/>
                 <w:sz w:val="20"/>
                 <w:szCs w:val="20"/>
               </w:rPr>
-              <w:t>_id</w:t>
-            </w:r>
-            <w:proofErr w:type="spellEnd"/>
+            </w:pPr>
             <w:r>
               <w:rPr>
                 <w:rFonts w:eastAsiaTheme="minorHAnsi"/>
                 <w:sz w:val="20"/>
                 <w:szCs w:val="20"/>
               </w:rPr>
-              <w:t>);</w:t>
+              <w:t>void send_move_packet(target_id);</w:t>
             </w:r>
           </w:p>
         </w:tc>
@@ -10125,7 +7895,7 @@
                 <w:sz w:val="20"/>
                 <w:szCs w:val="20"/>
               </w:rPr>
-              <w:t>이소민</w:t>
+              <w:t>양현서</w:t>
             </w:r>
           </w:p>
         </w:tc>
@@ -10167,7 +7937,15 @@
                 <w:sz w:val="20"/>
                 <w:szCs w:val="20"/>
               </w:rPr>
-              <w:t>부스터</w:t>
+              <w:t xml:space="preserve">플레이어 </w:t>
+            </w:r>
+            <w:r>
+              <w:rPr>
+                <w:rFonts w:hint="eastAsia"/>
+                <w:sz w:val="20"/>
+                <w:szCs w:val="20"/>
+              </w:rPr>
+              <w:t>충돌처리</w:t>
             </w:r>
           </w:p>
         </w:tc>
@@ -10193,43 +7971,128 @@
                 <w:sz w:val="20"/>
                 <w:szCs w:val="20"/>
               </w:rPr>
-              <w:t xml:space="preserve">void </w:t>
-            </w:r>
-            <w:proofErr w:type="spellStart"/>
-            <w:r>
+              <w:t>bool CollisionCheck()</w:t>
+            </w:r>
+          </w:p>
+          <w:p>
+            <w:pPr>
+              <w:widowControl/>
+              <w:wordWrap/>
+              <w:autoSpaceDE/>
+              <w:autoSpaceDN/>
               <w:rPr>
                 <w:rFonts w:eastAsiaTheme="minorHAnsi"/>
                 <w:sz w:val="20"/>
                 <w:szCs w:val="20"/>
               </w:rPr>
-              <w:t>send_booster_packet</w:t>
-            </w:r>
-            <w:proofErr w:type="spellEnd"/>
+            </w:pPr>
             <w:r>
               <w:rPr>
                 <w:rFonts w:eastAsiaTheme="minorHAnsi"/>
                 <w:sz w:val="20"/>
                 <w:szCs w:val="20"/>
               </w:rPr>
-              <w:t>(</w:t>
-            </w:r>
-            <w:proofErr w:type="spellStart"/>
-            <w:r>
+              <w:t>void PlayerCollisionCheck()</w:t>
+            </w:r>
+          </w:p>
+        </w:tc>
+        <w:tc>
+          <w:tcPr>
+            <w:tcW w:w="1666" w:type="dxa"/>
+          </w:tcPr>
+          <w:p>
+            <w:pPr>
+              <w:widowControl/>
+              <w:wordWrap/>
+              <w:autoSpaceDE/>
+              <w:autoSpaceDN/>
+              <w:rPr>
+                <w:sz w:val="20"/>
+                <w:szCs w:val="20"/>
+              </w:rPr>
+            </w:pPr>
+            <w:r>
+              <w:rPr>
+                <w:rFonts w:hint="eastAsia"/>
+                <w:sz w:val="20"/>
+                <w:szCs w:val="20"/>
+              </w:rPr>
+              <w:t>유영빈</w:t>
+            </w:r>
+          </w:p>
+        </w:tc>
+      </w:tr>
+      <w:tr>
+        <w:tc>
+          <w:tcPr>
+            <w:tcW w:w="874" w:type="dxa"/>
+            <w:vMerge/>
+            <w:shd w:val="clear" w:color="auto" w:fill="F2F2F2" w:themeFill="background1" w:themeFillShade="F2"/>
+          </w:tcPr>
+          <w:p>
+            <w:pPr>
+              <w:widowControl/>
+              <w:wordWrap/>
+              <w:autoSpaceDE/>
+              <w:autoSpaceDN/>
+            </w:pPr>
+          </w:p>
+        </w:tc>
+        <w:tc>
+          <w:tcPr>
+            <w:tcW w:w="3508" w:type="dxa"/>
+          </w:tcPr>
+          <w:p>
+            <w:pPr>
+              <w:widowControl/>
+              <w:wordWrap/>
+              <w:autoSpaceDE/>
+              <w:autoSpaceDN/>
+              <w:rPr>
+                <w:sz w:val="20"/>
+                <w:szCs w:val="20"/>
+              </w:rPr>
+            </w:pPr>
+            <w:r>
+              <w:rPr>
+                <w:rFonts w:hint="eastAsia"/>
+                <w:sz w:val="20"/>
+                <w:szCs w:val="20"/>
+              </w:rPr>
+              <w:t>맵 충돌처리</w:t>
+            </w:r>
+          </w:p>
+        </w:tc>
+        <w:tc>
+          <w:tcPr>
+            <w:tcW w:w="4408" w:type="dxa"/>
+          </w:tcPr>
+          <w:p>
+            <w:pPr>
+              <w:widowControl/>
+              <w:wordWrap/>
+              <w:autoSpaceDE/>
+              <w:autoSpaceDN/>
               <w:rPr>
                 <w:rFonts w:eastAsiaTheme="minorHAnsi"/>
                 <w:sz w:val="20"/>
                 <w:szCs w:val="20"/>
               </w:rPr>
-              <w:t>target_id</w:t>
-            </w:r>
-            <w:proofErr w:type="spellEnd"/>
+            </w:pPr>
             <w:r>
               <w:rPr>
                 <w:rFonts w:eastAsiaTheme="minorHAnsi"/>
                 <w:sz w:val="20"/>
                 <w:szCs w:val="20"/>
               </w:rPr>
-              <w:t>);</w:t>
+              <w:t>void WallCollisionCheck()</w:t>
+            </w:r>
+            <w:r>
+              <w:rPr>
+                <w:rFonts w:eastAsiaTheme="minorHAnsi"/>
+                <w:szCs w:val="22"/>
+              </w:rPr>
+              <w:t> </w:t>
             </w:r>
           </w:p>
         </w:tc>
@@ -10254,7 +8117,7 @@
                 <w:sz w:val="20"/>
                 <w:szCs w:val="20"/>
               </w:rPr>
-              <w:t>양현서</w:t>
+              <w:t>유영빈</w:t>
             </w:r>
           </w:p>
         </w:tc>
@@ -10296,197 +8159,134 @@
                 <w:sz w:val="20"/>
                 <w:szCs w:val="20"/>
               </w:rPr>
-              <w:t>순위출력</w:t>
-            </w:r>
-          </w:p>
-        </w:tc>
-        <w:tc>
-          <w:tcPr>
-            <w:tcW w:w="4408" w:type="dxa"/>
-          </w:tcPr>
-          <w:p>
-            <w:pPr>
-              <w:widowControl/>
-              <w:wordWrap/>
-              <w:autoSpaceDE/>
-              <w:autoSpaceDN/>
-              <w:rPr>
+              <w:t>클라에서 받은</w:t>
+            </w:r>
+            <w:r>
+              <w:rPr>
+                <w:rFonts w:hint="eastAsia"/>
                 <w:sz w:val="20"/>
                 <w:szCs w:val="20"/>
               </w:rPr>
-            </w:pPr>
-            <w:r>
+              <w:t xml:space="preserve"> 패킷 처리</w:t>
+            </w:r>
+          </w:p>
+        </w:tc>
+        <w:tc>
+          <w:tcPr>
+            <w:tcW w:w="4408" w:type="dxa"/>
+          </w:tcPr>
+          <w:p>
+            <w:pPr>
+              <w:widowControl/>
+              <w:wordWrap/>
+              <w:autoSpaceDE/>
+              <w:autoSpaceDN/>
               <w:rPr>
                 <w:rFonts w:eastAsiaTheme="minorHAnsi"/>
                 <w:sz w:val="20"/>
                 <w:szCs w:val="20"/>
               </w:rPr>
-              <w:t xml:space="preserve">void </w:t>
-            </w:r>
-            <w:proofErr w:type="spellStart"/>
-            <w:r>
+            </w:pPr>
+            <w:r>
+              <w:rPr>
+                <w:rFonts w:hint="eastAsia"/>
+                <w:sz w:val="20"/>
+                <w:szCs w:val="20"/>
+              </w:rPr>
+              <w:t>ClientThread</w:t>
+            </w:r>
+          </w:p>
+        </w:tc>
+        <w:tc>
+          <w:tcPr>
+            <w:tcW w:w="1666" w:type="dxa"/>
+          </w:tcPr>
+          <w:p>
+            <w:pPr>
+              <w:widowControl/>
+              <w:wordWrap/>
+              <w:autoSpaceDE/>
+              <w:autoSpaceDN/>
+              <w:rPr>
+                <w:sz w:val="20"/>
+                <w:szCs w:val="20"/>
+              </w:rPr>
+            </w:pPr>
+            <w:r>
+              <w:rPr>
+                <w:rFonts w:hint="eastAsia"/>
+                <w:sz w:val="20"/>
+                <w:szCs w:val="20"/>
+              </w:rPr>
+              <w:t>이소민</w:t>
+            </w:r>
+          </w:p>
+        </w:tc>
+      </w:tr>
+      <w:tr>
+        <w:tc>
+          <w:tcPr>
+            <w:tcW w:w="874" w:type="dxa"/>
+            <w:vMerge/>
+            <w:shd w:val="clear" w:color="auto" w:fill="F2F2F2" w:themeFill="background1" w:themeFillShade="F2"/>
+          </w:tcPr>
+          <w:p>
+            <w:pPr>
+              <w:widowControl/>
+              <w:wordWrap/>
+              <w:autoSpaceDE/>
+              <w:autoSpaceDN/>
+            </w:pPr>
+          </w:p>
+        </w:tc>
+        <w:tc>
+          <w:tcPr>
+            <w:tcW w:w="3508" w:type="dxa"/>
+          </w:tcPr>
+          <w:p>
+            <w:pPr>
+              <w:widowControl/>
+              <w:wordWrap/>
+              <w:autoSpaceDE/>
+              <w:autoSpaceDN/>
+              <w:rPr>
+                <w:sz w:val="20"/>
+                <w:szCs w:val="20"/>
+              </w:rPr>
+            </w:pPr>
+            <w:r>
+              <w:rPr>
+                <w:rFonts w:hint="eastAsia"/>
+                <w:sz w:val="20"/>
+                <w:szCs w:val="20"/>
+              </w:rPr>
+              <w:t>패킷 처리 로직</w:t>
+            </w:r>
+          </w:p>
+        </w:tc>
+        <w:tc>
+          <w:tcPr>
+            <w:tcW w:w="4408" w:type="dxa"/>
+          </w:tcPr>
+          <w:p>
+            <w:pPr>
+              <w:widowControl/>
+              <w:wordWrap/>
+              <w:autoSpaceDE/>
+              <w:autoSpaceDN/>
               <w:rPr>
                 <w:rFonts w:eastAsiaTheme="minorHAnsi"/>
                 <w:sz w:val="20"/>
                 <w:szCs w:val="20"/>
               </w:rPr>
-              <w:t>send_rank_</w:t>
-            </w:r>
-            <w:proofErr w:type="gramStart"/>
+            </w:pPr>
             <w:r>
               <w:rPr>
                 <w:rFonts w:eastAsiaTheme="minorHAnsi"/>
                 <w:sz w:val="20"/>
                 <w:szCs w:val="20"/>
               </w:rPr>
-              <w:t>packet</w:t>
-            </w:r>
-            <w:proofErr w:type="spellEnd"/>
-            <w:r>
-              <w:rPr>
-                <w:rFonts w:eastAsiaTheme="minorHAnsi"/>
-                <w:sz w:val="20"/>
-                <w:szCs w:val="20"/>
-              </w:rPr>
-              <w:t>(</w:t>
-            </w:r>
-            <w:proofErr w:type="gramEnd"/>
-            <w:r>
-              <w:rPr>
-                <w:rFonts w:eastAsiaTheme="minorHAnsi"/>
-                <w:sz w:val="20"/>
-                <w:szCs w:val="20"/>
-              </w:rPr>
-              <w:t xml:space="preserve">int </w:t>
-            </w:r>
-            <w:proofErr w:type="spellStart"/>
-            <w:r>
-              <w:rPr>
-                <w:rFonts w:eastAsiaTheme="minorHAnsi"/>
-                <w:sz w:val="20"/>
-                <w:szCs w:val="20"/>
-              </w:rPr>
-              <w:t>target_id</w:t>
-            </w:r>
-            <w:proofErr w:type="spellEnd"/>
-            <w:r>
-              <w:rPr>
-                <w:rFonts w:eastAsiaTheme="minorHAnsi"/>
-                <w:sz w:val="20"/>
-                <w:szCs w:val="20"/>
-              </w:rPr>
-              <w:t>);</w:t>
-            </w:r>
-          </w:p>
-        </w:tc>
-        <w:tc>
-          <w:tcPr>
-            <w:tcW w:w="1666" w:type="dxa"/>
-          </w:tcPr>
-          <w:p>
-            <w:pPr>
-              <w:widowControl/>
-              <w:wordWrap/>
-              <w:autoSpaceDE/>
-              <w:autoSpaceDN/>
-              <w:rPr>
-                <w:sz w:val="20"/>
-                <w:szCs w:val="20"/>
-              </w:rPr>
-            </w:pPr>
-            <w:r>
-              <w:rPr>
-                <w:rFonts w:hint="eastAsia"/>
-                <w:sz w:val="20"/>
-                <w:szCs w:val="20"/>
-              </w:rPr>
-              <w:t>양현서</w:t>
-            </w:r>
-          </w:p>
-        </w:tc>
-      </w:tr>
-      <w:tr>
-        <w:tc>
-          <w:tcPr>
-            <w:tcW w:w="874" w:type="dxa"/>
-            <w:vMerge/>
-            <w:shd w:val="clear" w:color="auto" w:fill="F2F2F2" w:themeFill="background1" w:themeFillShade="F2"/>
-          </w:tcPr>
-          <w:p>
-            <w:pPr>
-              <w:widowControl/>
-              <w:wordWrap/>
-              <w:autoSpaceDE/>
-              <w:autoSpaceDN/>
-            </w:pPr>
-          </w:p>
-        </w:tc>
-        <w:tc>
-          <w:tcPr>
-            <w:tcW w:w="3508" w:type="dxa"/>
-          </w:tcPr>
-          <w:p>
-            <w:pPr>
-              <w:widowControl/>
-              <w:wordWrap/>
-              <w:autoSpaceDE/>
-              <w:autoSpaceDN/>
-              <w:rPr>
-                <w:sz w:val="20"/>
-                <w:szCs w:val="20"/>
-              </w:rPr>
-            </w:pPr>
-            <w:r>
-              <w:rPr>
-                <w:rFonts w:hint="eastAsia"/>
-                <w:sz w:val="20"/>
-                <w:szCs w:val="20"/>
-              </w:rPr>
-              <w:t xml:space="preserve">게임 </w:t>
-            </w:r>
-            <w:proofErr w:type="gramStart"/>
-            <w:r>
-              <w:rPr>
-                <w:rFonts w:hint="eastAsia"/>
-                <w:sz w:val="20"/>
-                <w:szCs w:val="20"/>
-              </w:rPr>
-              <w:t>시작.게임</w:t>
-            </w:r>
-            <w:proofErr w:type="gramEnd"/>
-            <w:r>
-              <w:rPr>
-                <w:rFonts w:hint="eastAsia"/>
-                <w:sz w:val="20"/>
-                <w:szCs w:val="20"/>
-              </w:rPr>
-              <w:t xml:space="preserve"> 종료</w:t>
-            </w:r>
-          </w:p>
-        </w:tc>
-        <w:tc>
-          <w:tcPr>
-            <w:tcW w:w="4408" w:type="dxa"/>
-          </w:tcPr>
-          <w:p>
-            <w:pPr>
-              <w:widowControl/>
-              <w:wordWrap/>
-              <w:autoSpaceDE/>
-              <w:autoSpaceDN/>
-              <w:rPr>
-                <w:rFonts w:eastAsiaTheme="minorHAnsi"/>
-                <w:sz w:val="20"/>
-                <w:szCs w:val="20"/>
-              </w:rPr>
-            </w:pPr>
-            <w:r>
-              <w:rPr>
-                <w:rFonts w:eastAsiaTheme="minorHAnsi"/>
-                <w:sz w:val="20"/>
-                <w:szCs w:val="20"/>
-              </w:rPr>
-              <w:t>V</w:t>
+              <w:t>P</w:t>
             </w:r>
             <w:r>
               <w:rPr>
@@ -10494,846 +8294,8 @@
                 <w:sz w:val="20"/>
                 <w:szCs w:val="20"/>
               </w:rPr>
-              <w:t xml:space="preserve">oid </w:t>
-            </w:r>
-            <w:proofErr w:type="spellStart"/>
-            <w:r>
-              <w:rPr>
-                <w:rFonts w:eastAsiaTheme="minorHAnsi" w:hint="eastAsia"/>
-                <w:sz w:val="20"/>
-                <w:szCs w:val="20"/>
-              </w:rPr>
-              <w:t>send_Game_Start_</w:t>
-            </w:r>
-            <w:proofErr w:type="gramStart"/>
-            <w:r>
-              <w:rPr>
-                <w:rFonts w:eastAsiaTheme="minorHAnsi" w:hint="eastAsia"/>
-                <w:sz w:val="20"/>
-                <w:szCs w:val="20"/>
-              </w:rPr>
-              <w:t>Packet</w:t>
-            </w:r>
-            <w:proofErr w:type="spellEnd"/>
-            <w:r>
-              <w:rPr>
-                <w:rFonts w:eastAsiaTheme="minorHAnsi" w:hint="eastAsia"/>
-                <w:sz w:val="20"/>
-                <w:szCs w:val="20"/>
-              </w:rPr>
-              <w:t>(</w:t>
-            </w:r>
-            <w:proofErr w:type="gramEnd"/>
-            <w:r>
-              <w:rPr>
-                <w:rFonts w:eastAsiaTheme="minorHAnsi" w:hint="eastAsia"/>
-                <w:sz w:val="20"/>
-                <w:szCs w:val="20"/>
-              </w:rPr>
-              <w:t xml:space="preserve">int </w:t>
-            </w:r>
-            <w:proofErr w:type="spellStart"/>
-            <w:r>
-              <w:rPr>
-                <w:rFonts w:eastAsiaTheme="minorHAnsi" w:hint="eastAsia"/>
-                <w:sz w:val="20"/>
-                <w:szCs w:val="20"/>
-              </w:rPr>
-              <w:t>target_id</w:t>
-            </w:r>
-            <w:proofErr w:type="spellEnd"/>
-            <w:r>
-              <w:rPr>
-                <w:rFonts w:eastAsiaTheme="minorHAnsi" w:hint="eastAsia"/>
-                <w:sz w:val="20"/>
-                <w:szCs w:val="20"/>
-              </w:rPr>
-              <w:t>)</w:t>
-            </w:r>
-          </w:p>
-          <w:p>
-            <w:pPr>
-              <w:widowControl/>
-              <w:wordWrap/>
-              <w:autoSpaceDE/>
-              <w:autoSpaceDN/>
-              <w:rPr>
-                <w:sz w:val="20"/>
-                <w:szCs w:val="20"/>
-              </w:rPr>
-            </w:pPr>
-            <w:r>
-              <w:rPr>
-                <w:rFonts w:eastAsiaTheme="minorHAnsi"/>
-                <w:sz w:val="20"/>
-                <w:szCs w:val="20"/>
-              </w:rPr>
-              <w:t xml:space="preserve">void </w:t>
-            </w:r>
-            <w:proofErr w:type="spellStart"/>
-            <w:r>
-              <w:rPr>
-                <w:rFonts w:eastAsiaTheme="minorHAnsi"/>
-                <w:sz w:val="20"/>
-                <w:szCs w:val="20"/>
-              </w:rPr>
-              <w:t>send_</w:t>
-            </w:r>
-            <w:r>
-              <w:rPr>
-                <w:rFonts w:eastAsiaTheme="minorHAnsi" w:hint="eastAsia"/>
-                <w:sz w:val="20"/>
-                <w:szCs w:val="20"/>
-              </w:rPr>
-              <w:t>Finish</w:t>
-            </w:r>
-            <w:r>
-              <w:rPr>
-                <w:rFonts w:eastAsiaTheme="minorHAnsi"/>
-                <w:sz w:val="20"/>
-                <w:szCs w:val="20"/>
-              </w:rPr>
-              <w:t>_</w:t>
-            </w:r>
-            <w:proofErr w:type="gramStart"/>
-            <w:r>
-              <w:rPr>
-                <w:rFonts w:eastAsiaTheme="minorHAnsi"/>
-                <w:sz w:val="20"/>
-                <w:szCs w:val="20"/>
-              </w:rPr>
-              <w:t>packet</w:t>
-            </w:r>
-            <w:proofErr w:type="spellEnd"/>
-            <w:r>
-              <w:rPr>
-                <w:rFonts w:eastAsiaTheme="minorHAnsi"/>
-                <w:sz w:val="20"/>
-                <w:szCs w:val="20"/>
-              </w:rPr>
-              <w:t>(</w:t>
-            </w:r>
-            <w:proofErr w:type="gramEnd"/>
-            <w:r>
-              <w:rPr>
-                <w:rFonts w:eastAsiaTheme="minorHAnsi"/>
-                <w:sz w:val="20"/>
-                <w:szCs w:val="20"/>
-              </w:rPr>
-              <w:t xml:space="preserve">int </w:t>
-            </w:r>
-            <w:proofErr w:type="spellStart"/>
-            <w:r>
-              <w:rPr>
-                <w:rFonts w:eastAsiaTheme="minorHAnsi"/>
-                <w:sz w:val="20"/>
-                <w:szCs w:val="20"/>
-              </w:rPr>
-              <w:t>target_id</w:t>
-            </w:r>
-            <w:proofErr w:type="spellEnd"/>
-            <w:r>
-              <w:rPr>
-                <w:rFonts w:eastAsiaTheme="minorHAnsi"/>
-                <w:sz w:val="20"/>
-                <w:szCs w:val="20"/>
-              </w:rPr>
-              <w:t>);</w:t>
-            </w:r>
-          </w:p>
-        </w:tc>
-        <w:tc>
-          <w:tcPr>
-            <w:tcW w:w="1666" w:type="dxa"/>
-          </w:tcPr>
-          <w:p>
-            <w:pPr>
-              <w:widowControl/>
-              <w:wordWrap/>
-              <w:autoSpaceDE/>
-              <w:autoSpaceDN/>
-              <w:rPr>
-                <w:sz w:val="20"/>
-                <w:szCs w:val="20"/>
-              </w:rPr>
-            </w:pPr>
-            <w:r>
-              <w:rPr>
-                <w:rFonts w:hint="eastAsia"/>
-                <w:sz w:val="20"/>
-                <w:szCs w:val="20"/>
-              </w:rPr>
-              <w:t>양현서</w:t>
-            </w:r>
-          </w:p>
-        </w:tc>
-      </w:tr>
-      <w:tr>
-        <w:tc>
-          <w:tcPr>
-            <w:tcW w:w="874" w:type="dxa"/>
-            <w:vMerge/>
-            <w:shd w:val="clear" w:color="auto" w:fill="F2F2F2" w:themeFill="background1" w:themeFillShade="F2"/>
-          </w:tcPr>
-          <w:p>
-            <w:pPr>
-              <w:widowControl/>
-              <w:wordWrap/>
-              <w:autoSpaceDE/>
-              <w:autoSpaceDN/>
-            </w:pPr>
-          </w:p>
-        </w:tc>
-        <w:tc>
-          <w:tcPr>
-            <w:tcW w:w="3508" w:type="dxa"/>
-          </w:tcPr>
-          <w:p>
-            <w:pPr>
-              <w:widowControl/>
-              <w:wordWrap/>
-              <w:autoSpaceDE/>
-              <w:autoSpaceDN/>
-              <w:rPr>
-                <w:sz w:val="20"/>
-                <w:szCs w:val="20"/>
-              </w:rPr>
-            </w:pPr>
-            <w:r>
-              <w:rPr>
-                <w:rFonts w:hint="eastAsia"/>
-                <w:sz w:val="20"/>
-                <w:szCs w:val="20"/>
-              </w:rPr>
-              <w:t>클라이언트 움직임 처리</w:t>
-            </w:r>
-          </w:p>
-        </w:tc>
-        <w:tc>
-          <w:tcPr>
-            <w:tcW w:w="4408" w:type="dxa"/>
-          </w:tcPr>
-          <w:p>
-            <w:pPr>
-              <w:widowControl/>
-              <w:wordWrap/>
-              <w:autoSpaceDE/>
-              <w:autoSpaceDN/>
-              <w:rPr>
-                <w:rFonts w:eastAsiaTheme="minorHAnsi"/>
-                <w:sz w:val="20"/>
-                <w:szCs w:val="20"/>
-              </w:rPr>
-            </w:pPr>
-            <w:proofErr w:type="spellStart"/>
-            <w:r>
-              <w:rPr>
-                <w:rFonts w:hint="eastAsia"/>
-                <w:sz w:val="20"/>
-                <w:szCs w:val="20"/>
-              </w:rPr>
-              <w:t>UpdatePosition</w:t>
-            </w:r>
-            <w:proofErr w:type="spellEnd"/>
-            <w:r>
-              <w:rPr>
-                <w:rFonts w:hint="eastAsia"/>
-                <w:sz w:val="20"/>
-                <w:szCs w:val="20"/>
-              </w:rPr>
-              <w:t xml:space="preserve"> Thread</w:t>
-            </w:r>
-            <w:r>
-              <w:rPr>
-                <w:rFonts w:eastAsiaTheme="minorHAnsi"/>
-                <w:sz w:val="20"/>
-                <w:szCs w:val="20"/>
-              </w:rPr>
-              <w:t xml:space="preserve"> </w:t>
-            </w:r>
-          </w:p>
-          <w:p>
-            <w:pPr>
-              <w:widowControl/>
-              <w:wordWrap/>
-              <w:autoSpaceDE/>
-              <w:autoSpaceDN/>
-              <w:rPr>
-                <w:rFonts w:eastAsiaTheme="minorHAnsi"/>
-                <w:sz w:val="20"/>
-                <w:szCs w:val="20"/>
-              </w:rPr>
-            </w:pPr>
-            <w:r>
-              <w:rPr>
-                <w:rFonts w:eastAsiaTheme="minorHAnsi"/>
-                <w:sz w:val="20"/>
-                <w:szCs w:val="20"/>
-              </w:rPr>
-              <w:t xml:space="preserve">void </w:t>
-            </w:r>
-            <w:proofErr w:type="spellStart"/>
-            <w:r>
-              <w:rPr>
-                <w:rFonts w:eastAsiaTheme="minorHAnsi"/>
-                <w:sz w:val="20"/>
-                <w:szCs w:val="20"/>
-              </w:rPr>
-              <w:t>send_move_packet</w:t>
-            </w:r>
-            <w:proofErr w:type="spellEnd"/>
-            <w:r>
-              <w:rPr>
-                <w:rFonts w:eastAsiaTheme="minorHAnsi"/>
-                <w:sz w:val="20"/>
-                <w:szCs w:val="20"/>
-              </w:rPr>
-              <w:t>(</w:t>
-            </w:r>
-            <w:proofErr w:type="spellStart"/>
-            <w:r>
-              <w:rPr>
-                <w:rFonts w:eastAsiaTheme="minorHAnsi"/>
-                <w:sz w:val="20"/>
-                <w:szCs w:val="20"/>
-              </w:rPr>
-              <w:t>target_id</w:t>
-            </w:r>
-            <w:proofErr w:type="spellEnd"/>
-            <w:r>
-              <w:rPr>
-                <w:rFonts w:eastAsiaTheme="minorHAnsi"/>
-                <w:sz w:val="20"/>
-                <w:szCs w:val="20"/>
-              </w:rPr>
-              <w:t>);</w:t>
-            </w:r>
-          </w:p>
-        </w:tc>
-        <w:tc>
-          <w:tcPr>
-            <w:tcW w:w="1666" w:type="dxa"/>
-          </w:tcPr>
-          <w:p>
-            <w:pPr>
-              <w:widowControl/>
-              <w:wordWrap/>
-              <w:autoSpaceDE/>
-              <w:autoSpaceDN/>
-              <w:rPr>
-                <w:sz w:val="20"/>
-                <w:szCs w:val="20"/>
-              </w:rPr>
-            </w:pPr>
-            <w:r>
-              <w:rPr>
-                <w:rFonts w:hint="eastAsia"/>
-                <w:sz w:val="20"/>
-                <w:szCs w:val="20"/>
-              </w:rPr>
-              <w:t>양현서</w:t>
-            </w:r>
-          </w:p>
-        </w:tc>
-      </w:tr>
-      <w:tr>
-        <w:tc>
-          <w:tcPr>
-            <w:tcW w:w="874" w:type="dxa"/>
-            <w:vMerge/>
-            <w:shd w:val="clear" w:color="auto" w:fill="F2F2F2" w:themeFill="background1" w:themeFillShade="F2"/>
-          </w:tcPr>
-          <w:p>
-            <w:pPr>
-              <w:widowControl/>
-              <w:wordWrap/>
-              <w:autoSpaceDE/>
-              <w:autoSpaceDN/>
-            </w:pPr>
-          </w:p>
-        </w:tc>
-        <w:tc>
-          <w:tcPr>
-            <w:tcW w:w="3508" w:type="dxa"/>
-          </w:tcPr>
-          <w:p>
-            <w:pPr>
-              <w:widowControl/>
-              <w:wordWrap/>
-              <w:autoSpaceDE/>
-              <w:autoSpaceDN/>
-              <w:rPr>
-                <w:sz w:val="20"/>
-                <w:szCs w:val="20"/>
-              </w:rPr>
-            </w:pPr>
-            <w:r>
-              <w:rPr>
-                <w:rFonts w:hint="eastAsia"/>
-                <w:sz w:val="20"/>
-                <w:szCs w:val="20"/>
-              </w:rPr>
-              <w:t xml:space="preserve">플레이어 </w:t>
-            </w:r>
-            <w:r>
-              <w:rPr>
-                <w:rFonts w:hint="eastAsia"/>
-                <w:sz w:val="20"/>
-                <w:szCs w:val="20"/>
-              </w:rPr>
-              <w:t>충돌처리</w:t>
-            </w:r>
-          </w:p>
-        </w:tc>
-        <w:tc>
-          <w:tcPr>
-            <w:tcW w:w="4408" w:type="dxa"/>
-          </w:tcPr>
-          <w:p>
-            <w:pPr>
-              <w:widowControl/>
-              <w:wordWrap/>
-              <w:autoSpaceDE/>
-              <w:autoSpaceDN/>
-              <w:rPr>
-                <w:rFonts w:eastAsiaTheme="minorHAnsi"/>
-                <w:sz w:val="20"/>
-                <w:szCs w:val="20"/>
-              </w:rPr>
-            </w:pPr>
-            <w:r>
-              <w:rPr>
-                <w:rFonts w:eastAsiaTheme="minorHAnsi"/>
-                <w:sz w:val="20"/>
-                <w:szCs w:val="20"/>
-              </w:rPr>
-              <w:t xml:space="preserve">bool </w:t>
-            </w:r>
-            <w:proofErr w:type="spellStart"/>
-            <w:proofErr w:type="gramStart"/>
-            <w:r>
-              <w:rPr>
-                <w:rFonts w:eastAsiaTheme="minorHAnsi"/>
-                <w:sz w:val="20"/>
-                <w:szCs w:val="20"/>
-              </w:rPr>
-              <w:t>CollisionCheck</w:t>
-            </w:r>
-            <w:proofErr w:type="spellEnd"/>
-            <w:r>
-              <w:rPr>
-                <w:rFonts w:eastAsiaTheme="minorHAnsi"/>
-                <w:sz w:val="20"/>
-                <w:szCs w:val="20"/>
-              </w:rPr>
-              <w:t>(</w:t>
-            </w:r>
-            <w:proofErr w:type="gramEnd"/>
-            <w:r>
-              <w:rPr>
-                <w:rFonts w:eastAsiaTheme="minorHAnsi"/>
-                <w:sz w:val="20"/>
-                <w:szCs w:val="20"/>
-              </w:rPr>
-              <w:t>)</w:t>
-            </w:r>
-          </w:p>
-          <w:p>
-            <w:pPr>
-              <w:widowControl/>
-              <w:wordWrap/>
-              <w:autoSpaceDE/>
-              <w:autoSpaceDN/>
-              <w:rPr>
-                <w:rFonts w:eastAsiaTheme="minorHAnsi"/>
-                <w:sz w:val="20"/>
-                <w:szCs w:val="20"/>
-              </w:rPr>
-            </w:pPr>
-            <w:r>
-              <w:rPr>
-                <w:rFonts w:eastAsiaTheme="minorHAnsi"/>
-                <w:sz w:val="20"/>
-                <w:szCs w:val="20"/>
-              </w:rPr>
-              <w:t xml:space="preserve">void </w:t>
-            </w:r>
-            <w:proofErr w:type="spellStart"/>
-            <w:proofErr w:type="gramStart"/>
-            <w:r>
-              <w:rPr>
-                <w:rFonts w:eastAsiaTheme="minorHAnsi"/>
-                <w:sz w:val="20"/>
-                <w:szCs w:val="20"/>
-              </w:rPr>
-              <w:t>PlayerCollisionCheck</w:t>
-            </w:r>
-            <w:proofErr w:type="spellEnd"/>
-            <w:r>
-              <w:rPr>
-                <w:rFonts w:eastAsiaTheme="minorHAnsi"/>
-                <w:sz w:val="20"/>
-                <w:szCs w:val="20"/>
-              </w:rPr>
-              <w:t>(</w:t>
-            </w:r>
-            <w:proofErr w:type="gramEnd"/>
-            <w:r>
-              <w:rPr>
-                <w:rFonts w:eastAsiaTheme="minorHAnsi"/>
-                <w:sz w:val="20"/>
-                <w:szCs w:val="20"/>
-              </w:rPr>
-              <w:t>)</w:t>
-            </w:r>
-          </w:p>
-        </w:tc>
-        <w:tc>
-          <w:tcPr>
-            <w:tcW w:w="1666" w:type="dxa"/>
-          </w:tcPr>
-          <w:p>
-            <w:pPr>
-              <w:widowControl/>
-              <w:wordWrap/>
-              <w:autoSpaceDE/>
-              <w:autoSpaceDN/>
-              <w:rPr>
-                <w:sz w:val="20"/>
-                <w:szCs w:val="20"/>
-              </w:rPr>
-            </w:pPr>
-            <w:proofErr w:type="spellStart"/>
-            <w:r>
-              <w:rPr>
-                <w:rFonts w:hint="eastAsia"/>
-                <w:sz w:val="20"/>
-                <w:szCs w:val="20"/>
-              </w:rPr>
-              <w:t>유영빈</w:t>
-            </w:r>
-            <w:proofErr w:type="spellEnd"/>
-          </w:p>
-        </w:tc>
-      </w:tr>
-      <w:tr>
-        <w:tc>
-          <w:tcPr>
-            <w:tcW w:w="874" w:type="dxa"/>
-            <w:vMerge/>
-            <w:shd w:val="clear" w:color="auto" w:fill="F2F2F2" w:themeFill="background1" w:themeFillShade="F2"/>
-          </w:tcPr>
-          <w:p>
-            <w:pPr>
-              <w:widowControl/>
-              <w:wordWrap/>
-              <w:autoSpaceDE/>
-              <w:autoSpaceDN/>
-            </w:pPr>
-          </w:p>
-        </w:tc>
-        <w:tc>
-          <w:tcPr>
-            <w:tcW w:w="3508" w:type="dxa"/>
-          </w:tcPr>
-          <w:p>
-            <w:pPr>
-              <w:widowControl/>
-              <w:wordWrap/>
-              <w:autoSpaceDE/>
-              <w:autoSpaceDN/>
-              <w:rPr>
-                <w:sz w:val="20"/>
-                <w:szCs w:val="20"/>
-              </w:rPr>
-            </w:pPr>
-            <w:r>
-              <w:rPr>
-                <w:rFonts w:hint="eastAsia"/>
-                <w:sz w:val="20"/>
-                <w:szCs w:val="20"/>
-              </w:rPr>
-              <w:t>맵 충돌처리</w:t>
-            </w:r>
-          </w:p>
-        </w:tc>
-        <w:tc>
-          <w:tcPr>
-            <w:tcW w:w="4408" w:type="dxa"/>
-          </w:tcPr>
-          <w:p>
-            <w:pPr>
-              <w:widowControl/>
-              <w:wordWrap/>
-              <w:autoSpaceDE/>
-              <w:autoSpaceDN/>
-              <w:rPr>
-                <w:rFonts w:eastAsiaTheme="minorHAnsi"/>
-                <w:sz w:val="20"/>
-                <w:szCs w:val="20"/>
-              </w:rPr>
-            </w:pPr>
-            <w:r>
-              <w:rPr>
-                <w:rFonts w:eastAsiaTheme="minorHAnsi"/>
-                <w:sz w:val="20"/>
-                <w:szCs w:val="20"/>
-              </w:rPr>
-              <w:t xml:space="preserve">void </w:t>
-            </w:r>
-            <w:proofErr w:type="spellStart"/>
-            <w:proofErr w:type="gramStart"/>
-            <w:r>
-              <w:rPr>
-                <w:rFonts w:eastAsiaTheme="minorHAnsi"/>
-                <w:sz w:val="20"/>
-                <w:szCs w:val="20"/>
-              </w:rPr>
-              <w:t>WallCollisionCheck</w:t>
-            </w:r>
-            <w:proofErr w:type="spellEnd"/>
-            <w:r>
-              <w:rPr>
-                <w:rFonts w:eastAsiaTheme="minorHAnsi"/>
-                <w:sz w:val="20"/>
-                <w:szCs w:val="20"/>
-              </w:rPr>
-              <w:t>(</w:t>
-            </w:r>
-            <w:proofErr w:type="gramEnd"/>
-            <w:r>
-              <w:rPr>
-                <w:rFonts w:eastAsiaTheme="minorHAnsi"/>
-                <w:sz w:val="20"/>
-                <w:szCs w:val="20"/>
-              </w:rPr>
-              <w:t>)</w:t>
-            </w:r>
-            <w:r>
-              <w:rPr>
-                <w:rFonts w:eastAsiaTheme="minorHAnsi"/>
-                <w:szCs w:val="22"/>
-              </w:rPr>
-              <w:t> </w:t>
-            </w:r>
-          </w:p>
-        </w:tc>
-        <w:tc>
-          <w:tcPr>
-            <w:tcW w:w="1666" w:type="dxa"/>
-          </w:tcPr>
-          <w:p>
-            <w:pPr>
-              <w:widowControl/>
-              <w:wordWrap/>
-              <w:autoSpaceDE/>
-              <w:autoSpaceDN/>
-              <w:rPr>
-                <w:sz w:val="20"/>
-                <w:szCs w:val="20"/>
-              </w:rPr>
-            </w:pPr>
-            <w:proofErr w:type="spellStart"/>
-            <w:r>
-              <w:rPr>
-                <w:rFonts w:hint="eastAsia"/>
-                <w:sz w:val="20"/>
-                <w:szCs w:val="20"/>
-              </w:rPr>
-              <w:t>유영빈</w:t>
-            </w:r>
-            <w:proofErr w:type="spellEnd"/>
-          </w:p>
-        </w:tc>
-      </w:tr>
-      <w:tr>
-        <w:tc>
-          <w:tcPr>
-            <w:tcW w:w="874" w:type="dxa"/>
-            <w:vMerge/>
-            <w:shd w:val="clear" w:color="auto" w:fill="F2F2F2" w:themeFill="background1" w:themeFillShade="F2"/>
-          </w:tcPr>
-          <w:p>
-            <w:pPr>
-              <w:widowControl/>
-              <w:wordWrap/>
-              <w:autoSpaceDE/>
-              <w:autoSpaceDN/>
-            </w:pPr>
-          </w:p>
-        </w:tc>
-        <w:tc>
-          <w:tcPr>
-            <w:tcW w:w="3508" w:type="dxa"/>
-          </w:tcPr>
-          <w:p>
-            <w:pPr>
-              <w:widowControl/>
-              <w:wordWrap/>
-              <w:autoSpaceDE/>
-              <w:autoSpaceDN/>
-              <w:rPr>
-                <w:sz w:val="20"/>
-                <w:szCs w:val="20"/>
-              </w:rPr>
-            </w:pPr>
-            <w:proofErr w:type="spellStart"/>
-            <w:r>
-              <w:rPr>
-                <w:rFonts w:hint="eastAsia"/>
-                <w:sz w:val="20"/>
-                <w:szCs w:val="20"/>
-              </w:rPr>
-              <w:t>클라에서</w:t>
-            </w:r>
-            <w:proofErr w:type="spellEnd"/>
-            <w:r>
-              <w:rPr>
-                <w:rFonts w:hint="eastAsia"/>
-                <w:sz w:val="20"/>
-                <w:szCs w:val="20"/>
-              </w:rPr>
-              <w:t xml:space="preserve"> 받은</w:t>
-            </w:r>
-            <w:r>
-              <w:rPr>
-                <w:rFonts w:hint="eastAsia"/>
-                <w:sz w:val="20"/>
-                <w:szCs w:val="20"/>
-              </w:rPr>
-              <w:t xml:space="preserve"> 패킷 처리</w:t>
-            </w:r>
-          </w:p>
-        </w:tc>
-        <w:tc>
-          <w:tcPr>
-            <w:tcW w:w="4408" w:type="dxa"/>
-          </w:tcPr>
-          <w:p>
-            <w:pPr>
-              <w:widowControl/>
-              <w:wordWrap/>
-              <w:autoSpaceDE/>
-              <w:autoSpaceDN/>
-              <w:rPr>
-                <w:rFonts w:eastAsiaTheme="minorHAnsi"/>
-                <w:sz w:val="20"/>
-                <w:szCs w:val="20"/>
-              </w:rPr>
-            </w:pPr>
-            <w:proofErr w:type="spellStart"/>
-            <w:r>
-              <w:rPr>
-                <w:rFonts w:hint="eastAsia"/>
-                <w:sz w:val="20"/>
-                <w:szCs w:val="20"/>
-              </w:rPr>
-              <w:t>ClientThread</w:t>
-            </w:r>
-            <w:proofErr w:type="spellEnd"/>
-          </w:p>
-        </w:tc>
-        <w:tc>
-          <w:tcPr>
-            <w:tcW w:w="1666" w:type="dxa"/>
-          </w:tcPr>
-          <w:p>
-            <w:pPr>
-              <w:widowControl/>
-              <w:wordWrap/>
-              <w:autoSpaceDE/>
-              <w:autoSpaceDN/>
-              <w:rPr>
-                <w:sz w:val="20"/>
-                <w:szCs w:val="20"/>
-              </w:rPr>
-            </w:pPr>
-            <w:r>
-              <w:rPr>
-                <w:rFonts w:hint="eastAsia"/>
-                <w:sz w:val="20"/>
-                <w:szCs w:val="20"/>
-              </w:rPr>
-              <w:t>이소민</w:t>
-            </w:r>
-          </w:p>
-        </w:tc>
-      </w:tr>
-      <w:tr>
-        <w:tc>
-          <w:tcPr>
-            <w:tcW w:w="874" w:type="dxa"/>
-            <w:vMerge/>
-            <w:shd w:val="clear" w:color="auto" w:fill="F2F2F2" w:themeFill="background1" w:themeFillShade="F2"/>
-          </w:tcPr>
-          <w:p>
-            <w:pPr>
-              <w:widowControl/>
-              <w:wordWrap/>
-              <w:autoSpaceDE/>
-              <w:autoSpaceDN/>
-            </w:pPr>
-          </w:p>
-        </w:tc>
-        <w:tc>
-          <w:tcPr>
-            <w:tcW w:w="3508" w:type="dxa"/>
-          </w:tcPr>
-          <w:p>
-            <w:pPr>
-              <w:widowControl/>
-              <w:wordWrap/>
-              <w:autoSpaceDE/>
-              <w:autoSpaceDN/>
-              <w:rPr>
-                <w:sz w:val="20"/>
-                <w:szCs w:val="20"/>
-              </w:rPr>
-            </w:pPr>
-            <w:r>
-              <w:rPr>
-                <w:rFonts w:hint="eastAsia"/>
-                <w:sz w:val="20"/>
-                <w:szCs w:val="20"/>
-              </w:rPr>
-              <w:t>패킷 처리 로직</w:t>
-            </w:r>
-          </w:p>
-        </w:tc>
-        <w:tc>
-          <w:tcPr>
-            <w:tcW w:w="4408" w:type="dxa"/>
-          </w:tcPr>
-          <w:p>
-            <w:pPr>
-              <w:widowControl/>
-              <w:wordWrap/>
-              <w:autoSpaceDE/>
-              <w:autoSpaceDN/>
-              <w:rPr>
-                <w:rFonts w:eastAsiaTheme="minorHAnsi"/>
-                <w:sz w:val="20"/>
-                <w:szCs w:val="20"/>
-              </w:rPr>
-            </w:pPr>
-            <w:proofErr w:type="spellStart"/>
-            <w:r>
-              <w:rPr>
-                <w:rFonts w:eastAsiaTheme="minorHAnsi"/>
-                <w:sz w:val="20"/>
-                <w:szCs w:val="20"/>
-              </w:rPr>
-              <w:t>P</w:t>
-            </w:r>
-            <w:r>
-              <w:rPr>
-                <w:rFonts w:eastAsiaTheme="minorHAnsi" w:hint="eastAsia"/>
-                <w:sz w:val="20"/>
-                <w:szCs w:val="20"/>
-              </w:rPr>
               <w:t>rocess_packet</w:t>
             </w:r>
-            <w:proofErr w:type="spellEnd"/>
           </w:p>
         </w:tc>
         <w:tc>
@@ -11474,23 +8436,13 @@
                 <w:szCs w:val="20"/>
               </w:rPr>
             </w:pPr>
-            <w:proofErr w:type="spellStart"/>
             <w:r>
               <w:rPr>
                 <w:rFonts w:hint="eastAsia"/>
                 <w:sz w:val="20"/>
                 <w:szCs w:val="20"/>
               </w:rPr>
-              <w:t>유영빈</w:t>
-            </w:r>
-            <w:proofErr w:type="spellEnd"/>
-            <w:r>
-              <w:rPr>
-                <w:rFonts w:hint="eastAsia"/>
-                <w:sz w:val="20"/>
-                <w:szCs w:val="20"/>
-              </w:rPr>
-              <w:t>, 양현서</w:t>
+              <w:t>유영빈, 양현서</w:t>
             </w:r>
           </w:p>
         </w:tc>
@@ -11567,7 +8519,6 @@
               </w:rPr>
               <w:t xml:space="preserve">lass </w:t>
             </w:r>
-            <w:proofErr w:type="spellStart"/>
             <w:r>
               <w:rPr>
                 <w:rFonts w:asciiTheme="majorEastAsia" w:eastAsiaTheme="majorEastAsia" w:hAnsiTheme="majorEastAsia" w:hint="eastAsia"/>
@@ -11576,7 +8527,6 @@
               </w:rPr>
               <w:t>NetworkMgr</w:t>
             </w:r>
-            <w:proofErr w:type="spellEnd"/>
             <w:r>
               <w:rPr>
                 <w:rFonts w:asciiTheme="majorEastAsia" w:eastAsiaTheme="majorEastAsia" w:hAnsiTheme="majorEastAsia" w:hint="eastAsia"/>
@@ -11602,85 +8552,26 @@
                 <w:sz w:val="20"/>
                 <w:szCs w:val="20"/>
               </w:rPr>
-              <w:t xml:space="preserve">bool </w:t>
-            </w:r>
-            <w:proofErr w:type="spellStart"/>
-            <w:proofErr w:type="gramStart"/>
-            <w:r>
+              <w:t>bool NetworkMgr::Init()</w:t>
+            </w:r>
+          </w:p>
+          <w:p>
+            <w:pPr>
+              <w:widowControl/>
+              <w:wordWrap/>
+              <w:autoSpaceDE/>
+              <w:autoSpaceDN/>
               <w:rPr>
                 <w:sz w:val="20"/>
                 <w:szCs w:val="20"/>
               </w:rPr>
-              <w:t>NetworkMgr</w:t>
-            </w:r>
-            <w:proofErr w:type="spellEnd"/>
+            </w:pPr>
             <w:r>
               <w:rPr>
                 <w:sz w:val="20"/>
                 <w:szCs w:val="20"/>
               </w:rPr>
-              <w:t>::Init(</w:t>
-            </w:r>
-            <w:proofErr w:type="gramEnd"/>
-            <w:r>
-              <w:rPr>
-                <w:sz w:val="20"/>
-                <w:szCs w:val="20"/>
-              </w:rPr>
-              <w:t>)</w:t>
-            </w:r>
-          </w:p>
-          <w:p>
-            <w:pPr>
-              <w:widowControl/>
-              <w:wordWrap/>
-              <w:autoSpaceDE/>
-              <w:autoSpaceDN/>
-              <w:rPr>
-                <w:sz w:val="20"/>
-                <w:szCs w:val="20"/>
-              </w:rPr>
-            </w:pPr>
-            <w:proofErr w:type="spellStart"/>
-            <w:proofErr w:type="gramStart"/>
-            <w:r>
-              <w:rPr>
-                <w:sz w:val="20"/>
-                <w:szCs w:val="20"/>
-              </w:rPr>
-              <w:t>NetworkMgr</w:t>
-            </w:r>
-            <w:proofErr w:type="spellEnd"/>
-            <w:r>
-              <w:rPr>
-                <w:sz w:val="20"/>
-                <w:szCs w:val="20"/>
-              </w:rPr>
-              <w:t>::</w:t>
-            </w:r>
-            <w:proofErr w:type="spellStart"/>
-            <w:r>
-              <w:rPr>
-                <w:sz w:val="20"/>
-                <w:szCs w:val="20"/>
-              </w:rPr>
-              <w:t>SendPacket</w:t>
-            </w:r>
-            <w:proofErr w:type="spellEnd"/>
-            <w:r>
-              <w:rPr>
-                <w:sz w:val="20"/>
-                <w:szCs w:val="20"/>
-              </w:rPr>
-              <w:t>(</w:t>
-            </w:r>
-            <w:proofErr w:type="gramEnd"/>
-            <w:r>
-              <w:rPr>
-                <w:sz w:val="20"/>
-                <w:szCs w:val="20"/>
-              </w:rPr>
-              <w:t>)</w:t>
+              <w:t>NetworkMgr::SendPacket()</w:t>
             </w:r>
           </w:p>
         </w:tc>
@@ -11811,7 +8702,6 @@
                 <w:szCs w:val="20"/>
               </w:rPr>
             </w:pPr>
-            <w:proofErr w:type="spellStart"/>
             <w:r>
               <w:rPr>
                 <w:rFonts w:hint="eastAsia"/>
@@ -11820,7 +8710,6 @@
               </w:rPr>
               <w:t>유영빈</w:t>
             </w:r>
-            <w:proofErr w:type="spellEnd"/>
           </w:p>
         </w:tc>
       </w:tr>
@@ -11905,7 +8794,6 @@
                 <w:szCs w:val="20"/>
               </w:rPr>
             </w:pPr>
-            <w:proofErr w:type="spellStart"/>
             <w:r>
               <w:rPr>
                 <w:rFonts w:hint="eastAsia"/>
@@ -11914,7 +8802,6 @@
               </w:rPr>
               <w:t>유영빈</w:t>
             </w:r>
-            <w:proofErr w:type="spellEnd"/>
           </w:p>
         </w:tc>
       </w:tr>
@@ -11983,7 +8870,6 @@
                 <w:szCs w:val="20"/>
               </w:rPr>
             </w:pPr>
-            <w:proofErr w:type="spellStart"/>
             <w:r>
               <w:rPr>
                 <w:rFonts w:asciiTheme="majorEastAsia" w:eastAsiaTheme="majorEastAsia" w:hAnsiTheme="majorEastAsia"/>
@@ -11992,7 +8878,6 @@
               </w:rPr>
               <w:t>RecvThread</w:t>
             </w:r>
-            <w:proofErr w:type="spellEnd"/>
           </w:p>
           <w:p>
             <w:pPr>
@@ -12006,7 +8891,6 @@
                 <w:szCs w:val="20"/>
               </w:rPr>
             </w:pPr>
-            <w:proofErr w:type="spellStart"/>
             <w:r>
               <w:rPr>
                 <w:rFonts w:asciiTheme="majorEastAsia" w:eastAsiaTheme="majorEastAsia" w:hAnsiTheme="majorEastAsia" w:hint="eastAsia"/>
@@ -12015,7 +8899,6 @@
               </w:rPr>
               <w:t>ProcessPacket</w:t>
             </w:r>
-            <w:proofErr w:type="spellEnd"/>
           </w:p>
         </w:tc>
         <w:tc>
@@ -12039,18 +8922,8 @@
                 <w:sz w:val="20"/>
                 <w:szCs w:val="20"/>
               </w:rPr>
-              <w:t xml:space="preserve">양현서, </w:t>
-            </w:r>
-            <w:proofErr w:type="spellStart"/>
-            <w:r>
-              <w:rPr>
-                <w:rFonts w:hint="eastAsia"/>
-                <w:sz w:val="20"/>
-                <w:szCs w:val="20"/>
-              </w:rPr>
-              <w:t>유영빈</w:t>
-            </w:r>
-            <w:proofErr w:type="spellEnd"/>
+              <w:t>양현서, 유영빈</w:t>
+            </w:r>
           </w:p>
         </w:tc>
       </w:tr>
@@ -12638,7 +9511,6 @@
                 <w:szCs w:val="16"/>
               </w:rPr>
             </w:pPr>
-            <w:proofErr w:type="spellStart"/>
             <w:r>
               <w:rPr>
                 <w:sz w:val="16"/>
@@ -12652,16 +9524,7 @@
                 <w:sz w:val="16"/>
                 <w:szCs w:val="16"/>
               </w:rPr>
-              <w:t>rotocol.h</w:t>
-            </w:r>
-            <w:proofErr w:type="spellEnd"/>
-            <w:r>
-              <w:rPr>
-                <w:rFonts w:hint="eastAsia"/>
-                <w:sz w:val="16"/>
-                <w:szCs w:val="16"/>
-              </w:rPr>
-              <w:t xml:space="preserve"> 작성</w:t>
+              <w:t>rotocol.h 작성</w:t>
             </w:r>
           </w:p>
           <w:p>
@@ -12712,61 +9575,33 @@
                 <w:szCs w:val="16"/>
               </w:rPr>
             </w:pPr>
-            <w:proofErr w:type="gramStart"/>
-            <w:r>
-              <w:rPr>
-                <w:rFonts w:hint="eastAsia"/>
-                <w:sz w:val="16"/>
-                <w:szCs w:val="16"/>
-              </w:rPr>
-              <w:t>Player(</w:t>
-            </w:r>
-            <w:proofErr w:type="gramEnd"/>
-            <w:r>
-              <w:rPr>
-                <w:rFonts w:hint="eastAsia"/>
-                <w:sz w:val="16"/>
-                <w:szCs w:val="16"/>
-              </w:rPr>
-              <w:t>)</w:t>
-            </w:r>
-          </w:p>
-          <w:p>
-            <w:pPr>
-              <w:widowControl/>
-              <w:wordWrap/>
-              <w:autoSpaceDE/>
-              <w:autoSpaceDN/>
-              <w:rPr>
-                <w:sz w:val="16"/>
-                <w:szCs w:val="16"/>
-              </w:rPr>
-            </w:pPr>
-            <w:r>
-              <w:rPr>
-                <w:rFonts w:hint="eastAsia"/>
-                <w:sz w:val="16"/>
-                <w:szCs w:val="16"/>
-              </w:rPr>
-              <w:t>~</w:t>
-            </w:r>
-            <w:proofErr w:type="gramStart"/>
-            <w:r>
-              <w:rPr>
-                <w:rFonts w:hint="eastAsia"/>
-                <w:sz w:val="16"/>
-                <w:szCs w:val="16"/>
-              </w:rPr>
-              <w:t>Player(</w:t>
-            </w:r>
-            <w:proofErr w:type="gramEnd"/>
-            <w:r>
-              <w:rPr>
-                <w:rFonts w:hint="eastAsia"/>
-                <w:sz w:val="16"/>
-                <w:szCs w:val="16"/>
-              </w:rPr>
-              <w:t>)</w:t>
+            <w:r>
+              <w:rPr>
+                <w:rFonts w:hint="eastAsia"/>
+                <w:sz w:val="16"/>
+                <w:szCs w:val="16"/>
+              </w:rPr>
+              <w:t>Player()</w:t>
+            </w:r>
+          </w:p>
+          <w:p>
+            <w:pPr>
+              <w:widowControl/>
+              <w:wordWrap/>
+              <w:autoSpaceDE/>
+              <w:autoSpaceDN/>
+              <w:rPr>
+                <w:sz w:val="16"/>
+                <w:szCs w:val="16"/>
+              </w:rPr>
+            </w:pPr>
+            <w:r>
+              <w:rPr>
+                <w:rFonts w:hint="eastAsia"/>
+                <w:sz w:val="16"/>
+                <w:szCs w:val="16"/>
+              </w:rPr>
+              <w:t>~Player()</w:t>
             </w:r>
           </w:p>
         </w:tc>
@@ -12918,7 +9753,6 @@
                 <w:szCs w:val="16"/>
               </w:rPr>
             </w:pPr>
-            <w:proofErr w:type="gramStart"/>
             <w:r>
               <w:rPr>
                 <w:rFonts w:hint="eastAsia"/>
@@ -12927,93 +9761,39 @@
               </w:rPr>
               <w:t>Player::</w:t>
             </w:r>
-            <w:proofErr w:type="spellStart"/>
-            <w:proofErr w:type="gramEnd"/>
-            <w:r>
-              <w:rPr>
-                <w:sz w:val="16"/>
-                <w:szCs w:val="16"/>
-              </w:rPr>
-              <w:t>recv_</w:t>
-            </w:r>
-            <w:proofErr w:type="gramStart"/>
-            <w:r>
-              <w:rPr>
-                <w:sz w:val="16"/>
-                <w:szCs w:val="16"/>
-              </w:rPr>
-              <w:t>packet</w:t>
-            </w:r>
-            <w:proofErr w:type="spellEnd"/>
-            <w:r>
-              <w:rPr>
-                <w:sz w:val="16"/>
-                <w:szCs w:val="16"/>
-              </w:rPr>
-              <w:t>();</w:t>
-            </w:r>
-            <w:proofErr w:type="gramEnd"/>
-          </w:p>
-          <w:p>
-            <w:pPr>
-              <w:widowControl/>
-              <w:wordWrap/>
-              <w:autoSpaceDE/>
-              <w:autoSpaceDN/>
-              <w:rPr>
-                <w:sz w:val="16"/>
-                <w:szCs w:val="16"/>
-              </w:rPr>
-            </w:pPr>
-            <w:proofErr w:type="gramStart"/>
-            <w:r>
-              <w:rPr>
-                <w:rFonts w:hint="eastAsia"/>
-                <w:sz w:val="16"/>
-                <w:szCs w:val="16"/>
-              </w:rPr>
-              <w:t>Player::</w:t>
-            </w:r>
-            <w:proofErr w:type="spellStart"/>
-            <w:proofErr w:type="gramEnd"/>
-            <w:r>
-              <w:rPr>
-                <w:rFonts w:hint="eastAsia"/>
-                <w:sz w:val="16"/>
-                <w:szCs w:val="16"/>
-              </w:rPr>
-              <w:t>send</w:t>
-            </w:r>
-            <w:r>
-              <w:rPr>
-                <w:sz w:val="16"/>
-                <w:szCs w:val="16"/>
-              </w:rPr>
-              <w:t>_</w:t>
-            </w:r>
-            <w:proofErr w:type="gramStart"/>
-            <w:r>
-              <w:rPr>
-                <w:sz w:val="16"/>
-                <w:szCs w:val="16"/>
-              </w:rPr>
-              <w:t>packet</w:t>
-            </w:r>
-            <w:proofErr w:type="spellEnd"/>
-            <w:r>
-              <w:rPr>
-                <w:sz w:val="16"/>
-                <w:szCs w:val="16"/>
-              </w:rPr>
-              <w:t>(</w:t>
-            </w:r>
-            <w:proofErr w:type="gramEnd"/>
-            <w:r>
-              <w:rPr>
-                <w:sz w:val="16"/>
-                <w:szCs w:val="16"/>
-              </w:rPr>
-              <w:t>);</w:t>
+            <w:r>
+              <w:rPr>
+                <w:sz w:val="16"/>
+                <w:szCs w:val="16"/>
+              </w:rPr>
+              <w:t>recv_packet();</w:t>
+            </w:r>
+          </w:p>
+          <w:p>
+            <w:pPr>
+              <w:widowControl/>
+              <w:wordWrap/>
+              <w:autoSpaceDE/>
+              <w:autoSpaceDN/>
+              <w:rPr>
+                <w:sz w:val="16"/>
+                <w:szCs w:val="16"/>
+              </w:rPr>
+            </w:pPr>
+            <w:r>
+              <w:rPr>
+                <w:rFonts w:hint="eastAsia"/>
+                <w:sz w:val="16"/>
+                <w:szCs w:val="16"/>
+              </w:rPr>
+              <w:t>Player::send</w:t>
+            </w:r>
+            <w:r>
+              <w:rPr>
+                <w:sz w:val="16"/>
+                <w:szCs w:val="16"/>
+              </w:rPr>
+              <w:t>_packet();</w:t>
             </w:r>
           </w:p>
         </w:tc>
@@ -13065,169 +9845,165 @@
                 <w:sz w:val="16"/>
                 <w:szCs w:val="16"/>
               </w:rPr>
+              <w:t>erver main()</w:t>
+            </w:r>
+          </w:p>
+        </w:tc>
+        <w:tc>
+          <w:tcPr>
+            <w:tcW w:w="1701" w:type="dxa"/>
+          </w:tcPr>
+          <w:p>
+            <w:pPr>
+              <w:widowControl/>
+              <w:wordWrap/>
+              <w:autoSpaceDE/>
+              <w:autoSpaceDN/>
+              <w:rPr>
+                <w:color w:val="960000"/>
+                <w:sz w:val="16"/>
+                <w:szCs w:val="16"/>
+              </w:rPr>
+            </w:pPr>
+            <w:r>
+              <w:rPr>
+                <w:rFonts w:hint="eastAsia"/>
+                <w:sz w:val="16"/>
+                <w:szCs w:val="16"/>
+              </w:rPr>
+              <w:t>5</w:t>
+            </w:r>
+          </w:p>
+          <w:p>
+            <w:pPr>
+              <w:widowControl/>
+              <w:wordWrap/>
+              <w:autoSpaceDE/>
+              <w:autoSpaceDN/>
+              <w:rPr>
+                <w:color w:val="960000"/>
+                <w:sz w:val="16"/>
+                <w:szCs w:val="16"/>
+              </w:rPr>
+            </w:pPr>
+            <w:r>
+              <w:rPr>
+                <w:rFonts w:hint="eastAsia"/>
+                <w:color w:val="960000"/>
+                <w:sz w:val="16"/>
+                <w:szCs w:val="16"/>
+              </w:rPr>
+              <w:t>패킷테스트</w:t>
+            </w:r>
+          </w:p>
+          <w:p>
+            <w:pPr>
+              <w:widowControl/>
+              <w:wordWrap/>
+              <w:autoSpaceDE/>
+              <w:autoSpaceDN/>
+              <w:rPr>
+                <w:color w:val="960000"/>
+                <w:sz w:val="16"/>
+                <w:szCs w:val="16"/>
+              </w:rPr>
+            </w:pPr>
+            <w:r>
+              <w:rPr>
+                <w:rFonts w:hint="eastAsia"/>
+                <w:color w:val="960000"/>
+                <w:sz w:val="16"/>
+                <w:szCs w:val="16"/>
+              </w:rPr>
+              <w:t>진행 보고</w:t>
+            </w:r>
+          </w:p>
+        </w:tc>
+        <w:tc>
+          <w:tcPr>
+            <w:tcW w:w="1701" w:type="dxa"/>
+          </w:tcPr>
+          <w:p>
+            <w:pPr>
+              <w:widowControl/>
+              <w:wordWrap/>
+              <w:autoSpaceDE/>
+              <w:autoSpaceDN/>
+              <w:rPr>
+                <w:sz w:val="16"/>
+                <w:szCs w:val="16"/>
+              </w:rPr>
+            </w:pPr>
+            <w:r>
+              <w:rPr>
+                <w:rFonts w:hint="eastAsia"/>
+                <w:sz w:val="16"/>
+                <w:szCs w:val="16"/>
+              </w:rPr>
+              <w:t>6</w:t>
+            </w:r>
+          </w:p>
+          <w:p>
+            <w:pPr>
+              <w:widowControl/>
+              <w:wordWrap/>
+              <w:autoSpaceDE/>
+              <w:autoSpaceDN/>
+              <w:rPr>
+                <w:sz w:val="16"/>
+                <w:szCs w:val="16"/>
+              </w:rPr>
+            </w:pPr>
+            <w:r>
+              <w:rPr>
+                <w:sz w:val="16"/>
+                <w:szCs w:val="16"/>
+              </w:rPr>
+              <w:t>C</w:t>
+            </w:r>
+            <w:r>
+              <w:rPr>
+                <w:rFonts w:hint="eastAsia"/>
+                <w:sz w:val="16"/>
+                <w:szCs w:val="16"/>
+              </w:rPr>
+              <w:t>lient thread 생성 로직</w:t>
+            </w:r>
+          </w:p>
+          <w:p>
+            <w:pPr>
+              <w:widowControl/>
+              <w:wordWrap/>
+              <w:autoSpaceDE/>
+              <w:autoSpaceDN/>
+              <w:rPr>
+                <w:sz w:val="16"/>
+                <w:szCs w:val="16"/>
+              </w:rPr>
+            </w:pPr>
+            <w:r>
+              <w:rPr>
+                <w:rFonts w:eastAsiaTheme="minorHAnsi"/>
+                <w:sz w:val="16"/>
+                <w:szCs w:val="16"/>
+              </w:rPr>
+              <w:t>S</w:t>
+            </w:r>
+            <w:r>
+              <w:rPr>
+                <w:rFonts w:eastAsiaTheme="minorHAnsi" w:hint="eastAsia"/>
+                <w:sz w:val="16"/>
+                <w:szCs w:val="16"/>
+              </w:rPr>
               <w:t xml:space="preserve">erver </w:t>
             </w:r>
-            <w:proofErr w:type="gramStart"/>
-            <w:r>
-              <w:rPr>
-                <w:rFonts w:hint="eastAsia"/>
-                <w:sz w:val="16"/>
-                <w:szCs w:val="16"/>
-              </w:rPr>
-              <w:t>main(</w:t>
-            </w:r>
-            <w:proofErr w:type="gramEnd"/>
-            <w:r>
-              <w:rPr>
-                <w:rFonts w:hint="eastAsia"/>
-                <w:sz w:val="16"/>
-                <w:szCs w:val="16"/>
-              </w:rPr>
-              <w:t>)</w:t>
-            </w:r>
-          </w:p>
-        </w:tc>
-        <w:tc>
-          <w:tcPr>
-            <w:tcW w:w="1701" w:type="dxa"/>
-          </w:tcPr>
-          <w:p>
-            <w:pPr>
-              <w:widowControl/>
-              <w:wordWrap/>
-              <w:autoSpaceDE/>
-              <w:autoSpaceDN/>
-              <w:rPr>
-                <w:color w:val="960000"/>
-                <w:sz w:val="16"/>
-                <w:szCs w:val="16"/>
-              </w:rPr>
-            </w:pPr>
-            <w:r>
-              <w:rPr>
-                <w:rFonts w:hint="eastAsia"/>
-                <w:sz w:val="16"/>
-                <w:szCs w:val="16"/>
-              </w:rPr>
-              <w:t>5</w:t>
-            </w:r>
-          </w:p>
-          <w:p>
-            <w:pPr>
-              <w:widowControl/>
-              <w:wordWrap/>
-              <w:autoSpaceDE/>
-              <w:autoSpaceDN/>
-              <w:rPr>
-                <w:color w:val="960000"/>
-                <w:sz w:val="16"/>
-                <w:szCs w:val="16"/>
-              </w:rPr>
-            </w:pPr>
-            <w:proofErr w:type="spellStart"/>
-            <w:r>
-              <w:rPr>
-                <w:rFonts w:hint="eastAsia"/>
-                <w:color w:val="960000"/>
-                <w:sz w:val="16"/>
-                <w:szCs w:val="16"/>
-              </w:rPr>
-              <w:t>패킷테스트</w:t>
-            </w:r>
-            <w:proofErr w:type="spellEnd"/>
-          </w:p>
-          <w:p>
-            <w:pPr>
-              <w:widowControl/>
-              <w:wordWrap/>
-              <w:autoSpaceDE/>
-              <w:autoSpaceDN/>
-              <w:rPr>
-                <w:color w:val="960000"/>
-                <w:sz w:val="16"/>
-                <w:szCs w:val="16"/>
-              </w:rPr>
-            </w:pPr>
-            <w:r>
-              <w:rPr>
-                <w:rFonts w:hint="eastAsia"/>
-                <w:color w:val="960000"/>
-                <w:sz w:val="16"/>
-                <w:szCs w:val="16"/>
-              </w:rPr>
-              <w:t>진행 보고</w:t>
-            </w:r>
-          </w:p>
-        </w:tc>
-        <w:tc>
-          <w:tcPr>
-            <w:tcW w:w="1701" w:type="dxa"/>
-          </w:tcPr>
-          <w:p>
-            <w:pPr>
-              <w:widowControl/>
-              <w:wordWrap/>
-              <w:autoSpaceDE/>
-              <w:autoSpaceDN/>
-              <w:rPr>
-                <w:sz w:val="16"/>
-                <w:szCs w:val="16"/>
-              </w:rPr>
-            </w:pPr>
-            <w:r>
-              <w:rPr>
-                <w:rFonts w:hint="eastAsia"/>
-                <w:sz w:val="16"/>
-                <w:szCs w:val="16"/>
-              </w:rPr>
-              <w:t>6</w:t>
-            </w:r>
-          </w:p>
-          <w:p>
-            <w:pPr>
-              <w:widowControl/>
-              <w:wordWrap/>
-              <w:autoSpaceDE/>
-              <w:autoSpaceDN/>
-              <w:rPr>
-                <w:sz w:val="16"/>
-                <w:szCs w:val="16"/>
-              </w:rPr>
-            </w:pPr>
-            <w:r>
-              <w:rPr>
-                <w:sz w:val="16"/>
-                <w:szCs w:val="16"/>
-              </w:rPr>
-              <w:t>C</w:t>
-            </w:r>
-            <w:r>
-              <w:rPr>
-                <w:rFonts w:hint="eastAsia"/>
-                <w:sz w:val="16"/>
-                <w:szCs w:val="16"/>
-              </w:rPr>
-              <w:t>lient thread 생성 로직</w:t>
-            </w:r>
-          </w:p>
-          <w:p>
-            <w:pPr>
-              <w:widowControl/>
-              <w:wordWrap/>
-              <w:autoSpaceDE/>
-              <w:autoSpaceDN/>
-              <w:rPr>
-                <w:sz w:val="16"/>
-                <w:szCs w:val="16"/>
-              </w:rPr>
-            </w:pPr>
             <w:r>
               <w:rPr>
                 <w:rFonts w:eastAsiaTheme="minorHAnsi"/>
                 <w:sz w:val="16"/>
                 <w:szCs w:val="16"/>
               </w:rPr>
-              <w:t>S</w:t>
+              <w:t>P</w:t>
             </w:r>
             <w:r>
               <w:rPr>
@@ -13235,33 +10011,7 @@
                 <w:sz w:val="16"/>
                 <w:szCs w:val="16"/>
               </w:rPr>
-              <w:t xml:space="preserve">erver </w:t>
-            </w:r>
-            <w:proofErr w:type="spellStart"/>
-            <w:r>
-              <w:rPr>
-                <w:rFonts w:eastAsiaTheme="minorHAnsi"/>
-                <w:sz w:val="16"/>
-                <w:szCs w:val="16"/>
-              </w:rPr>
-              <w:t>P</w:t>
-            </w:r>
-            <w:r>
-              <w:rPr>
-                <w:rFonts w:eastAsiaTheme="minorHAnsi" w:hint="eastAsia"/>
-                <w:sz w:val="16"/>
-                <w:szCs w:val="16"/>
-              </w:rPr>
-              <w:t>rocess_packet</w:t>
-            </w:r>
-            <w:proofErr w:type="spellEnd"/>
-            <w:r>
-              <w:rPr>
-                <w:rFonts w:eastAsiaTheme="minorHAnsi" w:hint="eastAsia"/>
-                <w:sz w:val="16"/>
-                <w:szCs w:val="16"/>
-              </w:rPr>
-              <w:t>() 생성</w:t>
+              <w:t>rocess_packet() 생성</w:t>
             </w:r>
           </w:p>
         </w:tc>
@@ -13436,263 +10186,201 @@
                 <w:szCs w:val="16"/>
               </w:rPr>
             </w:pPr>
-            <w:proofErr w:type="spellStart"/>
             <w:r>
               <w:rPr>
                 <w:rFonts w:eastAsiaTheme="minorHAnsi"/>
                 <w:sz w:val="16"/>
                 <w:szCs w:val="16"/>
               </w:rPr>
-              <w:t>send_enter_room_</w:t>
-            </w:r>
-            <w:proofErr w:type="gramStart"/>
-            <w:r>
+              <w:t>send_enter_room_packet(int target_id);</w:t>
+            </w:r>
+          </w:p>
+          <w:p>
+            <w:pPr>
+              <w:widowControl/>
+              <w:wordWrap/>
+              <w:autoSpaceDE/>
+              <w:autoSpaceDN/>
+              <w:rPr>
+                <w:sz w:val="16"/>
+                <w:szCs w:val="16"/>
+              </w:rPr>
+            </w:pPr>
+          </w:p>
+        </w:tc>
+        <w:tc>
+          <w:tcPr>
+            <w:tcW w:w="1701" w:type="dxa"/>
+          </w:tcPr>
+          <w:p>
+            <w:pPr>
+              <w:widowControl/>
+              <w:wordWrap/>
+              <w:autoSpaceDE/>
+              <w:autoSpaceDN/>
+              <w:rPr>
+                <w:sz w:val="16"/>
+                <w:szCs w:val="16"/>
+              </w:rPr>
+            </w:pPr>
+            <w:r>
+              <w:rPr>
+                <w:rFonts w:hint="eastAsia"/>
+                <w:sz w:val="16"/>
+                <w:szCs w:val="16"/>
+              </w:rPr>
+              <w:t>11</w:t>
+            </w:r>
+          </w:p>
+        </w:tc>
+        <w:tc>
+          <w:tcPr>
+            <w:tcW w:w="1701" w:type="dxa"/>
+          </w:tcPr>
+          <w:p>
+            <w:pPr>
+              <w:widowControl/>
+              <w:wordWrap/>
+              <w:autoSpaceDE/>
+              <w:autoSpaceDN/>
+              <w:rPr>
+                <w:color w:val="960000"/>
+                <w:sz w:val="16"/>
+                <w:szCs w:val="16"/>
+              </w:rPr>
+            </w:pPr>
+            <w:r>
+              <w:rPr>
+                <w:rFonts w:hint="eastAsia"/>
+                <w:sz w:val="16"/>
+                <w:szCs w:val="16"/>
+              </w:rPr>
+              <w:t>12</w:t>
+            </w:r>
+          </w:p>
+          <w:p>
+            <w:pPr>
+              <w:widowControl/>
+              <w:wordWrap/>
+              <w:autoSpaceDE/>
+              <w:autoSpaceDN/>
+              <w:rPr>
+                <w:color w:val="960000"/>
+                <w:sz w:val="16"/>
+                <w:szCs w:val="16"/>
+              </w:rPr>
+            </w:pPr>
+            <w:r>
+              <w:rPr>
+                <w:rFonts w:hint="eastAsia"/>
+                <w:color w:val="960000"/>
+                <w:sz w:val="16"/>
+                <w:szCs w:val="16"/>
+              </w:rPr>
+              <w:t>패킷테스트</w:t>
+            </w:r>
+          </w:p>
+          <w:p>
+            <w:pPr>
+              <w:widowControl/>
+              <w:wordWrap/>
+              <w:autoSpaceDE/>
+              <w:autoSpaceDN/>
+              <w:rPr>
+                <w:sz w:val="16"/>
+                <w:szCs w:val="16"/>
+              </w:rPr>
+            </w:pPr>
+            <w:r>
+              <w:rPr>
+                <w:rFonts w:hint="eastAsia"/>
+                <w:color w:val="960000"/>
+                <w:sz w:val="16"/>
+                <w:szCs w:val="16"/>
+              </w:rPr>
+              <w:t>진행 보고</w:t>
+            </w:r>
+          </w:p>
+        </w:tc>
+        <w:tc>
+          <w:tcPr>
+            <w:tcW w:w="1701" w:type="dxa"/>
+          </w:tcPr>
+          <w:p>
+            <w:pPr>
+              <w:widowControl/>
+              <w:wordWrap/>
+              <w:autoSpaceDE/>
+              <w:autoSpaceDN/>
+              <w:rPr>
+                <w:sz w:val="16"/>
+                <w:szCs w:val="16"/>
+              </w:rPr>
+            </w:pPr>
+            <w:r>
+              <w:rPr>
+                <w:rFonts w:hint="eastAsia"/>
+                <w:sz w:val="16"/>
+                <w:szCs w:val="16"/>
+              </w:rPr>
+              <w:t>13</w:t>
+            </w:r>
+          </w:p>
+          <w:p>
+            <w:pPr>
+              <w:widowControl/>
+              <w:wordWrap/>
+              <w:autoSpaceDE/>
+              <w:autoSpaceDN/>
               <w:rPr>
                 <w:rFonts w:eastAsiaTheme="minorHAnsi"/>
                 <w:sz w:val="16"/>
                 <w:szCs w:val="16"/>
               </w:rPr>
-              <w:t>packet</w:t>
-            </w:r>
-            <w:proofErr w:type="spellEnd"/>
+            </w:pPr>
             <w:r>
               <w:rPr>
                 <w:rFonts w:eastAsiaTheme="minorHAnsi"/>
                 <w:sz w:val="16"/>
                 <w:szCs w:val="16"/>
               </w:rPr>
-              <w:t>(</w:t>
-            </w:r>
-            <w:proofErr w:type="gramEnd"/>
+              <w:t>send_ready_packet(target_id)</w:t>
+            </w:r>
+          </w:p>
+          <w:p>
+            <w:pPr>
+              <w:widowControl/>
+              <w:wordWrap/>
+              <w:autoSpaceDE/>
+              <w:autoSpaceDN/>
+              <w:rPr>
+                <w:sz w:val="16"/>
+                <w:szCs w:val="16"/>
+              </w:rPr>
+            </w:pPr>
             <w:r>
               <w:rPr>
                 <w:rFonts w:eastAsiaTheme="minorHAnsi"/>
                 <w:sz w:val="16"/>
                 <w:szCs w:val="16"/>
               </w:rPr>
-              <w:t xml:space="preserve">int </w:t>
-            </w:r>
-            <w:proofErr w:type="spellStart"/>
+              <w:t>S</w:t>
+            </w:r>
+            <w:r>
+              <w:rPr>
+                <w:rFonts w:eastAsiaTheme="minorHAnsi" w:hint="eastAsia"/>
+                <w:sz w:val="16"/>
+                <w:szCs w:val="16"/>
+              </w:rPr>
+              <w:t xml:space="preserve">erver </w:t>
+            </w:r>
             <w:r>
               <w:rPr>
                 <w:rFonts w:eastAsiaTheme="minorHAnsi"/>
                 <w:sz w:val="16"/>
                 <w:szCs w:val="16"/>
               </w:rPr>
-              <w:t>target_id</w:t>
-            </w:r>
-            <w:proofErr w:type="spellEnd"/>
-            <w:proofErr w:type="gramStart"/>
-            <w:r>
-              <w:rPr>
-                <w:rFonts w:eastAsiaTheme="minorHAnsi"/>
-                <w:sz w:val="16"/>
-                <w:szCs w:val="16"/>
-              </w:rPr>
-              <w:t>);</w:t>
-            </w:r>
-            <w:proofErr w:type="gramEnd"/>
-          </w:p>
-          <w:p>
-            <w:pPr>
-              <w:widowControl/>
-              <w:wordWrap/>
-              <w:autoSpaceDE/>
-              <w:autoSpaceDN/>
-              <w:rPr>
-                <w:sz w:val="16"/>
-                <w:szCs w:val="16"/>
-              </w:rPr>
-            </w:pPr>
-          </w:p>
-        </w:tc>
-        <w:tc>
-          <w:tcPr>
-            <w:tcW w:w="1701" w:type="dxa"/>
-          </w:tcPr>
-          <w:p>
-            <w:pPr>
-              <w:widowControl/>
-              <w:wordWrap/>
-              <w:autoSpaceDE/>
-              <w:autoSpaceDN/>
-              <w:rPr>
-                <w:sz w:val="16"/>
-                <w:szCs w:val="16"/>
-              </w:rPr>
-            </w:pPr>
-            <w:r>
-              <w:rPr>
-                <w:rFonts w:hint="eastAsia"/>
-                <w:sz w:val="16"/>
-                <w:szCs w:val="16"/>
-              </w:rPr>
-              <w:t>11</w:t>
-            </w:r>
-          </w:p>
-        </w:tc>
-        <w:tc>
-          <w:tcPr>
-            <w:tcW w:w="1701" w:type="dxa"/>
-          </w:tcPr>
-          <w:p>
-            <w:pPr>
-              <w:widowControl/>
-              <w:wordWrap/>
-              <w:autoSpaceDE/>
-              <w:autoSpaceDN/>
-              <w:rPr>
-                <w:color w:val="960000"/>
-                <w:sz w:val="16"/>
-                <w:szCs w:val="16"/>
-              </w:rPr>
-            </w:pPr>
-            <w:r>
-              <w:rPr>
-                <w:rFonts w:hint="eastAsia"/>
-                <w:sz w:val="16"/>
-                <w:szCs w:val="16"/>
-              </w:rPr>
-              <w:t>12</w:t>
-            </w:r>
-          </w:p>
-          <w:p>
-            <w:pPr>
-              <w:widowControl/>
-              <w:wordWrap/>
-              <w:autoSpaceDE/>
-              <w:autoSpaceDN/>
-              <w:rPr>
-                <w:color w:val="960000"/>
-                <w:sz w:val="16"/>
-                <w:szCs w:val="16"/>
-              </w:rPr>
-            </w:pPr>
-            <w:proofErr w:type="spellStart"/>
-            <w:r>
-              <w:rPr>
-                <w:rFonts w:hint="eastAsia"/>
-                <w:color w:val="960000"/>
-                <w:sz w:val="16"/>
-                <w:szCs w:val="16"/>
-              </w:rPr>
-              <w:t>패킷테스트</w:t>
-            </w:r>
-            <w:proofErr w:type="spellEnd"/>
-          </w:p>
-          <w:p>
-            <w:pPr>
-              <w:widowControl/>
-              <w:wordWrap/>
-              <w:autoSpaceDE/>
-              <w:autoSpaceDN/>
-              <w:rPr>
-                <w:sz w:val="16"/>
-                <w:szCs w:val="16"/>
-              </w:rPr>
-            </w:pPr>
-            <w:r>
-              <w:rPr>
-                <w:rFonts w:hint="eastAsia"/>
-                <w:color w:val="960000"/>
-                <w:sz w:val="16"/>
-                <w:szCs w:val="16"/>
-              </w:rPr>
-              <w:t>진행 보고</w:t>
-            </w:r>
-          </w:p>
-        </w:tc>
-        <w:tc>
-          <w:tcPr>
-            <w:tcW w:w="1701" w:type="dxa"/>
-          </w:tcPr>
-          <w:p>
-            <w:pPr>
-              <w:widowControl/>
-              <w:wordWrap/>
-              <w:autoSpaceDE/>
-              <w:autoSpaceDN/>
-              <w:rPr>
-                <w:sz w:val="16"/>
-                <w:szCs w:val="16"/>
-              </w:rPr>
-            </w:pPr>
-            <w:r>
-              <w:rPr>
-                <w:rFonts w:hint="eastAsia"/>
-                <w:sz w:val="16"/>
-                <w:szCs w:val="16"/>
-              </w:rPr>
-              <w:t>13</w:t>
-            </w:r>
-          </w:p>
-          <w:p>
-            <w:pPr>
-              <w:widowControl/>
-              <w:wordWrap/>
-              <w:autoSpaceDE/>
-              <w:autoSpaceDN/>
-              <w:rPr>
-                <w:rFonts w:eastAsiaTheme="minorHAnsi"/>
-                <w:sz w:val="16"/>
-                <w:szCs w:val="16"/>
-              </w:rPr>
-            </w:pPr>
-            <w:proofErr w:type="spellStart"/>
-            <w:r>
-              <w:rPr>
-                <w:rFonts w:eastAsiaTheme="minorHAnsi"/>
-                <w:sz w:val="16"/>
-                <w:szCs w:val="16"/>
-              </w:rPr>
-              <w:t>send_ready_packet</w:t>
-            </w:r>
-            <w:proofErr w:type="spellEnd"/>
-            <w:r>
-              <w:rPr>
-                <w:rFonts w:eastAsiaTheme="minorHAnsi"/>
-                <w:sz w:val="16"/>
-                <w:szCs w:val="16"/>
-              </w:rPr>
-              <w:t>(</w:t>
-            </w:r>
-            <w:proofErr w:type="spellStart"/>
-            <w:r>
-              <w:rPr>
-                <w:rFonts w:eastAsiaTheme="minorHAnsi"/>
-                <w:sz w:val="16"/>
-                <w:szCs w:val="16"/>
-              </w:rPr>
-              <w:t>target_id</w:t>
-            </w:r>
-            <w:proofErr w:type="spellEnd"/>
-            <w:r>
-              <w:rPr>
-                <w:rFonts w:eastAsiaTheme="minorHAnsi"/>
-                <w:sz w:val="16"/>
-                <w:szCs w:val="16"/>
-              </w:rPr>
-              <w:t>)</w:t>
-            </w:r>
-          </w:p>
-          <w:p>
-            <w:pPr>
-              <w:widowControl/>
-              <w:wordWrap/>
-              <w:autoSpaceDE/>
-              <w:autoSpaceDN/>
-              <w:rPr>
-                <w:sz w:val="16"/>
-                <w:szCs w:val="16"/>
-              </w:rPr>
-            </w:pPr>
-            <w:r>
-              <w:rPr>
-                <w:rFonts w:eastAsiaTheme="minorHAnsi"/>
-                <w:sz w:val="16"/>
-                <w:szCs w:val="16"/>
-              </w:rPr>
-              <w:t>S</w:t>
+              <w:t>P</w:t>
             </w:r>
             <w:r>
               <w:rPr>
@@ -13700,33 +10388,7 @@
                 <w:sz w:val="16"/>
                 <w:szCs w:val="16"/>
               </w:rPr>
-              <w:t xml:space="preserve">erver </w:t>
-            </w:r>
-            <w:proofErr w:type="spellStart"/>
-            <w:r>
-              <w:rPr>
-                <w:rFonts w:eastAsiaTheme="minorHAnsi"/>
-                <w:sz w:val="16"/>
-                <w:szCs w:val="16"/>
-              </w:rPr>
-              <w:t>P</w:t>
-            </w:r>
-            <w:r>
-              <w:rPr>
-                <w:rFonts w:eastAsiaTheme="minorHAnsi" w:hint="eastAsia"/>
-                <w:sz w:val="16"/>
-                <w:szCs w:val="16"/>
-              </w:rPr>
-              <w:t>rocess_packet</w:t>
-            </w:r>
-            <w:proofErr w:type="spellEnd"/>
-            <w:r>
-              <w:rPr>
-                <w:rFonts w:eastAsiaTheme="minorHAnsi" w:hint="eastAsia"/>
-                <w:sz w:val="16"/>
-                <w:szCs w:val="16"/>
-              </w:rPr>
-              <w:t>() 업데이트</w:t>
+              <w:t>rocess_packet() 업데이트</w:t>
             </w:r>
           </w:p>
         </w:tc>
@@ -13989,7 +10651,6 @@
                 <w:szCs w:val="16"/>
               </w:rPr>
             </w:pPr>
-            <w:proofErr w:type="spellStart"/>
             <w:r>
               <w:rPr>
                 <w:rFonts w:hint="eastAsia"/>
@@ -13999,7 +10660,6 @@
               </w:rPr>
               <w:t>패킷테스트</w:t>
             </w:r>
-            <w:proofErr w:type="spellEnd"/>
           </w:p>
           <w:p>
             <w:pPr>
@@ -14074,7 +10734,6 @@
               </w:rPr>
               <w:t xml:space="preserve">erver </w:t>
             </w:r>
-            <w:proofErr w:type="spellStart"/>
             <w:r>
               <w:rPr>
                 <w:rFonts w:eastAsiaTheme="minorHAnsi"/>
@@ -14089,16 +10748,7 @@
                 <w:sz w:val="16"/>
                 <w:szCs w:val="16"/>
               </w:rPr>
-              <w:t>rocess_packet</w:t>
-            </w:r>
-            <w:proofErr w:type="spellEnd"/>
-            <w:r>
-              <w:rPr>
-                <w:rFonts w:eastAsiaTheme="minorHAnsi" w:hint="eastAsia"/>
-                <w:sz w:val="16"/>
-                <w:szCs w:val="16"/>
-              </w:rPr>
-              <w:t>() 업데이트</w:t>
+              <w:t>rocess_packet() 업데이트</w:t>
             </w:r>
           </w:p>
         </w:tc>
@@ -14313,7 +10963,6 @@
                 <w:szCs w:val="16"/>
               </w:rPr>
             </w:pPr>
-            <w:proofErr w:type="spellStart"/>
             <w:r>
               <w:rPr>
                 <w:rFonts w:hint="eastAsia"/>
@@ -14323,7 +10972,6 @@
               </w:rPr>
               <w:t>패킷테스트</w:t>
             </w:r>
-            <w:proofErr w:type="spellEnd"/>
           </w:p>
           <w:p>
             <w:pPr>
@@ -14398,7 +11046,6 @@
               </w:rPr>
               <w:t xml:space="preserve">erver </w:t>
             </w:r>
-            <w:proofErr w:type="spellStart"/>
             <w:r>
               <w:rPr>
                 <w:rFonts w:eastAsiaTheme="minorHAnsi"/>
@@ -14413,16 +11060,7 @@
                 <w:sz w:val="16"/>
                 <w:szCs w:val="16"/>
               </w:rPr>
-              <w:t>rocess_packet</w:t>
-            </w:r>
-            <w:proofErr w:type="spellEnd"/>
-            <w:r>
-              <w:rPr>
-                <w:rFonts w:eastAsiaTheme="minorHAnsi" w:hint="eastAsia"/>
-                <w:sz w:val="16"/>
-                <w:szCs w:val="16"/>
-              </w:rPr>
-              <w:t>() 업데이트</w:t>
+              <w:t>rocess_packet() 업데이트</w:t>
             </w:r>
           </w:p>
         </w:tc>
@@ -14622,7 +11260,6 @@
                 <w:szCs w:val="16"/>
               </w:rPr>
             </w:pPr>
-            <w:proofErr w:type="spellStart"/>
             <w:r>
               <w:rPr>
                 <w:rFonts w:hint="eastAsia"/>
@@ -14632,7 +11269,6 @@
               </w:rPr>
               <w:t>패킷테스트</w:t>
             </w:r>
-            <w:proofErr w:type="spellEnd"/>
           </w:p>
           <w:p>
             <w:pPr>
@@ -15148,14 +11784,12 @@
         <w:autoSpaceDE/>
         <w:autoSpaceDN/>
       </w:pPr>
-      <w:proofErr w:type="spellStart"/>
       <w:r>
         <w:rPr>
           <w:rFonts w:hint="eastAsia"/>
         </w:rPr>
         <w:t>유영빈</w:t>
       </w:r>
-      <w:proofErr w:type="spellEnd"/>
     </w:p>
     <w:tbl>
       <w:tblPr>
@@ -15165,13 +11799,13 @@
         <w:tblLook w:val="04A0" w:firstRow="1" w:lastRow="0" w:firstColumn="1" w:lastColumn="0" w:noHBand="0" w:noVBand="1"/>
       </w:tblPr>
       <w:tblGrid>
-        <w:gridCol w:w="1703"/>
-        <w:gridCol w:w="1759"/>
-        <w:gridCol w:w="1703"/>
-        <w:gridCol w:w="1703"/>
-        <w:gridCol w:w="1800"/>
-        <w:gridCol w:w="1703"/>
-        <w:gridCol w:w="545"/>
+        <w:gridCol w:w="1706"/>
+        <w:gridCol w:w="1739"/>
+        <w:gridCol w:w="1707"/>
+        <w:gridCol w:w="1707"/>
+        <w:gridCol w:w="1804"/>
+        <w:gridCol w:w="1707"/>
+        <w:gridCol w:w="546"/>
       </w:tblGrid>
       <w:tr>
         <w:trPr>
@@ -15599,7 +12233,6 @@
               </w:rPr>
               <w:t xml:space="preserve">client </w:t>
             </w:r>
-            <w:proofErr w:type="spellStart"/>
             <w:r>
               <w:rPr>
                 <w:rFonts w:eastAsiaTheme="minorHAnsi" w:hint="eastAsia"/>
@@ -15608,7 +12241,6 @@
               </w:rPr>
               <w:t>RecvThread</w:t>
             </w:r>
-            <w:proofErr w:type="spellEnd"/>
           </w:p>
           <w:p>
             <w:pPr>
@@ -15738,25 +12370,7 @@
                 <w:sz w:val="16"/>
                 <w:szCs w:val="16"/>
               </w:rPr>
-              <w:t xml:space="preserve">로그인/로비 화면 </w:t>
-            </w:r>
-            <w:proofErr w:type="spellStart"/>
-            <w:r>
-              <w:rPr>
-                <w:rFonts w:hint="eastAsia"/>
-                <w:sz w:val="16"/>
-                <w:szCs w:val="16"/>
-              </w:rPr>
-              <w:t>ui</w:t>
-            </w:r>
-            <w:proofErr w:type="spellEnd"/>
-            <w:r>
-              <w:rPr>
-                <w:rFonts w:hint="eastAsia"/>
-                <w:sz w:val="16"/>
-                <w:szCs w:val="16"/>
-              </w:rPr>
-              <w:t xml:space="preserve"> 구현</w:t>
+              <w:t>로그인/로비 화면 ui 구현</w:t>
             </w:r>
           </w:p>
         </w:tc>
@@ -15891,7 +12505,6 @@
                 <w:szCs w:val="16"/>
               </w:rPr>
             </w:pPr>
-            <w:proofErr w:type="spellStart"/>
             <w:r>
               <w:rPr>
                 <w:rFonts w:hint="eastAsia"/>
@@ -15901,7 +12514,6 @@
               </w:rPr>
               <w:t>패킷테스트</w:t>
             </w:r>
-            <w:proofErr w:type="spellEnd"/>
           </w:p>
           <w:p>
             <w:pPr>
@@ -16234,7 +12846,6 @@
                 <w:szCs w:val="16"/>
               </w:rPr>
             </w:pPr>
-            <w:proofErr w:type="spellStart"/>
             <w:r>
               <w:rPr>
                 <w:rFonts w:hint="eastAsia"/>
@@ -16244,7 +12855,6 @@
               </w:rPr>
               <w:t>패킷테스트</w:t>
             </w:r>
-            <w:proofErr w:type="spellEnd"/>
           </w:p>
           <w:p>
             <w:pPr>
@@ -16304,33 +12914,13 @@
                 <w:szCs w:val="16"/>
               </w:rPr>
             </w:pPr>
-            <w:proofErr w:type="spellStart"/>
-            <w:proofErr w:type="gramStart"/>
             <w:r>
               <w:rPr>
                 <w:rFonts w:eastAsiaTheme="minorHAnsi"/>
                 <w:sz w:val="16"/>
                 <w:szCs w:val="16"/>
               </w:rPr>
-              <w:t>CollisionCheck</w:t>
-            </w:r>
-            <w:proofErr w:type="spellEnd"/>
-            <w:r>
-              <w:rPr>
-                <w:rFonts w:eastAsiaTheme="minorHAnsi"/>
-                <w:sz w:val="16"/>
-                <w:szCs w:val="16"/>
-              </w:rPr>
-              <w:t>(</w:t>
-            </w:r>
-            <w:proofErr w:type="gramEnd"/>
-            <w:r>
-              <w:rPr>
-                <w:rFonts w:eastAsiaTheme="minorHAnsi"/>
-                <w:sz w:val="16"/>
-                <w:szCs w:val="16"/>
-              </w:rPr>
-              <w:t>)</w:t>
+              <w:t>CollisionCheck()</w:t>
             </w:r>
           </w:p>
           <w:p>
@@ -16470,25 +13060,7 @@
                 <w:sz w:val="16"/>
                 <w:szCs w:val="16"/>
               </w:rPr>
-              <w:t xml:space="preserve">대기실 화면 </w:t>
-            </w:r>
-            <w:proofErr w:type="spellStart"/>
-            <w:r>
-              <w:rPr>
-                <w:rFonts w:hint="eastAsia"/>
-                <w:sz w:val="16"/>
-                <w:szCs w:val="16"/>
-              </w:rPr>
-              <w:t>ui</w:t>
-            </w:r>
-            <w:proofErr w:type="spellEnd"/>
-            <w:r>
-              <w:rPr>
-                <w:rFonts w:hint="eastAsia"/>
-                <w:sz w:val="16"/>
-                <w:szCs w:val="16"/>
-              </w:rPr>
-              <w:t xml:space="preserve"> 구현</w:t>
+              <w:t>대기실 화면 ui 구현</w:t>
             </w:r>
           </w:p>
         </w:tc>
@@ -16527,219 +13099,177 @@
                 <w:szCs w:val="16"/>
               </w:rPr>
             </w:pPr>
-            <w:proofErr w:type="spellStart"/>
-            <w:proofErr w:type="gramStart"/>
             <w:r>
               <w:rPr>
                 <w:rFonts w:eastAsiaTheme="minorHAnsi"/>
                 <w:sz w:val="16"/>
                 <w:szCs w:val="16"/>
               </w:rPr>
-              <w:t>WallCollisionCheck</w:t>
-            </w:r>
-            <w:proofErr w:type="spellEnd"/>
-            <w:r>
+              <w:t>WallCollisionCheck() </w:t>
+            </w:r>
+          </w:p>
+          <w:p>
+            <w:pPr>
+              <w:widowControl/>
+              <w:wordWrap/>
+              <w:autoSpaceDE/>
+              <w:autoSpaceDN/>
+              <w:rPr>
+                <w:sz w:val="16"/>
+                <w:szCs w:val="16"/>
+              </w:rPr>
+            </w:pPr>
+          </w:p>
+        </w:tc>
+        <w:tc>
+          <w:tcPr>
+            <w:tcW w:w="1701" w:type="dxa"/>
+          </w:tcPr>
+          <w:p>
+            <w:pPr>
+              <w:widowControl/>
+              <w:wordWrap/>
+              <w:autoSpaceDE/>
+              <w:autoSpaceDN/>
+              <w:rPr>
+                <w:sz w:val="16"/>
+                <w:szCs w:val="16"/>
+              </w:rPr>
+            </w:pPr>
+            <w:r>
+              <w:rPr>
+                <w:rFonts w:hint="eastAsia"/>
+                <w:sz w:val="16"/>
+                <w:szCs w:val="16"/>
+              </w:rPr>
+              <w:t>18</w:t>
+            </w:r>
+          </w:p>
+          <w:p>
+            <w:pPr>
+              <w:widowControl/>
+              <w:wordWrap/>
+              <w:autoSpaceDE/>
+              <w:autoSpaceDN/>
+              <w:rPr>
+                <w:sz w:val="16"/>
+                <w:szCs w:val="16"/>
+              </w:rPr>
+            </w:pPr>
+          </w:p>
+        </w:tc>
+        <w:tc>
+          <w:tcPr>
+            <w:tcW w:w="1701" w:type="dxa"/>
+          </w:tcPr>
+          <w:p>
+            <w:pPr>
+              <w:widowControl/>
+              <w:wordWrap/>
+              <w:autoSpaceDE/>
+              <w:autoSpaceDN/>
+              <w:rPr>
+                <w:color w:val="960000"/>
+                <w:sz w:val="16"/>
+                <w:szCs w:val="16"/>
+              </w:rPr>
+            </w:pPr>
+            <w:r>
+              <w:rPr>
+                <w:rFonts w:hint="eastAsia"/>
+                <w:sz w:val="16"/>
+                <w:szCs w:val="16"/>
+              </w:rPr>
+              <w:t>19</w:t>
+            </w:r>
+          </w:p>
+          <w:p>
+            <w:pPr>
+              <w:widowControl/>
+              <w:wordWrap/>
+              <w:autoSpaceDE/>
+              <w:autoSpaceDN/>
+              <w:rPr>
+                <w:color w:val="960000"/>
+                <w:sz w:val="16"/>
+                <w:szCs w:val="16"/>
+              </w:rPr>
+            </w:pPr>
+            <w:r>
+              <w:rPr>
+                <w:rFonts w:hint="eastAsia"/>
+                <w:color w:val="960000"/>
+                <w:sz w:val="16"/>
+                <w:szCs w:val="16"/>
+              </w:rPr>
+              <w:t>패킷테스트</w:t>
+            </w:r>
+          </w:p>
+          <w:p>
+            <w:pPr>
+              <w:widowControl/>
+              <w:wordWrap/>
+              <w:autoSpaceDE/>
+              <w:autoSpaceDN/>
+              <w:rPr>
+                <w:sz w:val="16"/>
+                <w:szCs w:val="16"/>
+              </w:rPr>
+            </w:pPr>
+            <w:r>
+              <w:rPr>
+                <w:rFonts w:hint="eastAsia"/>
+                <w:color w:val="960000"/>
+                <w:sz w:val="16"/>
+                <w:szCs w:val="16"/>
+              </w:rPr>
+              <w:t>진행 보고</w:t>
+            </w:r>
+          </w:p>
+        </w:tc>
+        <w:tc>
+          <w:tcPr>
+            <w:tcW w:w="1701" w:type="dxa"/>
+          </w:tcPr>
+          <w:p>
+            <w:pPr>
+              <w:widowControl/>
+              <w:wordWrap/>
+              <w:autoSpaceDE/>
+              <w:autoSpaceDN/>
+              <w:rPr>
+                <w:sz w:val="16"/>
+                <w:szCs w:val="16"/>
+              </w:rPr>
+            </w:pPr>
+            <w:r>
+              <w:rPr>
+                <w:rFonts w:hint="eastAsia"/>
+                <w:sz w:val="16"/>
+                <w:szCs w:val="16"/>
+              </w:rPr>
+              <w:t>20</w:t>
+            </w:r>
+          </w:p>
+          <w:p>
+            <w:pPr>
+              <w:widowControl/>
+              <w:wordWrap/>
+              <w:autoSpaceDE/>
+              <w:autoSpaceDN/>
               <w:rPr>
                 <w:rFonts w:eastAsiaTheme="minorHAnsi"/>
                 <w:sz w:val="16"/>
                 <w:szCs w:val="16"/>
               </w:rPr>
-              <w:t>(</w:t>
-            </w:r>
-            <w:proofErr w:type="gramEnd"/>
+            </w:pPr>
             <w:r>
               <w:rPr>
                 <w:rFonts w:eastAsiaTheme="minorHAnsi"/>
                 <w:sz w:val="16"/>
                 <w:szCs w:val="16"/>
               </w:rPr>
-              <w:t>) </w:t>
-            </w:r>
-          </w:p>
-          <w:p>
-            <w:pPr>
-              <w:widowControl/>
-              <w:wordWrap/>
-              <w:autoSpaceDE/>
-              <w:autoSpaceDN/>
-              <w:rPr>
-                <w:sz w:val="16"/>
-                <w:szCs w:val="16"/>
-              </w:rPr>
-            </w:pPr>
-          </w:p>
-        </w:tc>
-        <w:tc>
-          <w:tcPr>
-            <w:tcW w:w="1701" w:type="dxa"/>
-          </w:tcPr>
-          <w:p>
-            <w:pPr>
-              <w:widowControl/>
-              <w:wordWrap/>
-              <w:autoSpaceDE/>
-              <w:autoSpaceDN/>
-              <w:rPr>
-                <w:sz w:val="16"/>
-                <w:szCs w:val="16"/>
-              </w:rPr>
-            </w:pPr>
-            <w:r>
-              <w:rPr>
-                <w:rFonts w:hint="eastAsia"/>
-                <w:sz w:val="16"/>
-                <w:szCs w:val="16"/>
-              </w:rPr>
-              <w:t>18</w:t>
-            </w:r>
-          </w:p>
-          <w:p>
-            <w:pPr>
-              <w:widowControl/>
-              <w:wordWrap/>
-              <w:autoSpaceDE/>
-              <w:autoSpaceDN/>
-              <w:rPr>
-                <w:sz w:val="16"/>
-                <w:szCs w:val="16"/>
-              </w:rPr>
-            </w:pPr>
-          </w:p>
-        </w:tc>
-        <w:tc>
-          <w:tcPr>
-            <w:tcW w:w="1701" w:type="dxa"/>
-          </w:tcPr>
-          <w:p>
-            <w:pPr>
-              <w:widowControl/>
-              <w:wordWrap/>
-              <w:autoSpaceDE/>
-              <w:autoSpaceDN/>
-              <w:rPr>
-                <w:color w:val="960000"/>
-                <w:sz w:val="16"/>
-                <w:szCs w:val="16"/>
-              </w:rPr>
-            </w:pPr>
-            <w:r>
-              <w:rPr>
-                <w:rFonts w:hint="eastAsia"/>
-                <w:sz w:val="16"/>
-                <w:szCs w:val="16"/>
-              </w:rPr>
-              <w:t>19</w:t>
-            </w:r>
-          </w:p>
-          <w:p>
-            <w:pPr>
-              <w:widowControl/>
-              <w:wordWrap/>
-              <w:autoSpaceDE/>
-              <w:autoSpaceDN/>
-              <w:rPr>
-                <w:color w:val="960000"/>
-                <w:sz w:val="16"/>
-                <w:szCs w:val="16"/>
-              </w:rPr>
-            </w:pPr>
-            <w:proofErr w:type="spellStart"/>
-            <w:r>
-              <w:rPr>
-                <w:rFonts w:hint="eastAsia"/>
-                <w:color w:val="960000"/>
-                <w:sz w:val="16"/>
-                <w:szCs w:val="16"/>
-              </w:rPr>
-              <w:t>패킷테스트</w:t>
-            </w:r>
-            <w:proofErr w:type="spellEnd"/>
-          </w:p>
-          <w:p>
-            <w:pPr>
-              <w:widowControl/>
-              <w:wordWrap/>
-              <w:autoSpaceDE/>
-              <w:autoSpaceDN/>
-              <w:rPr>
-                <w:sz w:val="16"/>
-                <w:szCs w:val="16"/>
-              </w:rPr>
-            </w:pPr>
-            <w:r>
-              <w:rPr>
-                <w:rFonts w:hint="eastAsia"/>
-                <w:color w:val="960000"/>
-                <w:sz w:val="16"/>
-                <w:szCs w:val="16"/>
-              </w:rPr>
-              <w:t>진행 보고</w:t>
-            </w:r>
-          </w:p>
-        </w:tc>
-        <w:tc>
-          <w:tcPr>
-            <w:tcW w:w="1701" w:type="dxa"/>
-          </w:tcPr>
-          <w:p>
-            <w:pPr>
-              <w:widowControl/>
-              <w:wordWrap/>
-              <w:autoSpaceDE/>
-              <w:autoSpaceDN/>
-              <w:rPr>
-                <w:sz w:val="16"/>
-                <w:szCs w:val="16"/>
-              </w:rPr>
-            </w:pPr>
-            <w:r>
-              <w:rPr>
-                <w:rFonts w:hint="eastAsia"/>
-                <w:sz w:val="16"/>
-                <w:szCs w:val="16"/>
-              </w:rPr>
-              <w:t>20</w:t>
-            </w:r>
-          </w:p>
-          <w:p>
-            <w:pPr>
-              <w:widowControl/>
-              <w:wordWrap/>
-              <w:autoSpaceDE/>
-              <w:autoSpaceDN/>
-              <w:rPr>
-                <w:rFonts w:eastAsiaTheme="minorHAnsi"/>
-                <w:sz w:val="16"/>
-                <w:szCs w:val="16"/>
-              </w:rPr>
-            </w:pPr>
-            <w:proofErr w:type="spellStart"/>
-            <w:proofErr w:type="gramStart"/>
-            <w:r>
-              <w:rPr>
-                <w:rFonts w:eastAsiaTheme="minorHAnsi"/>
-                <w:sz w:val="16"/>
-                <w:szCs w:val="16"/>
-              </w:rPr>
-              <w:t>PlayerCollisionCheck</w:t>
-            </w:r>
-            <w:proofErr w:type="spellEnd"/>
-            <w:r>
-              <w:rPr>
-                <w:rFonts w:eastAsiaTheme="minorHAnsi"/>
-                <w:sz w:val="16"/>
-                <w:szCs w:val="16"/>
-              </w:rPr>
-              <w:t>(</w:t>
-            </w:r>
-            <w:proofErr w:type="gramEnd"/>
-            <w:r>
-              <w:rPr>
-                <w:rFonts w:eastAsiaTheme="minorHAnsi"/>
-                <w:sz w:val="16"/>
-                <w:szCs w:val="16"/>
-              </w:rPr>
-              <w:t>)</w:t>
+              <w:t>PlayerCollisionCheck()</w:t>
             </w:r>
           </w:p>
           <w:p>
@@ -16983,7 +13513,6 @@
                 <w:szCs w:val="16"/>
               </w:rPr>
             </w:pPr>
-            <w:proofErr w:type="spellStart"/>
             <w:r>
               <w:rPr>
                 <w:rFonts w:hint="eastAsia"/>
@@ -16993,7 +13522,6 @@
               </w:rPr>
               <w:t>패킷테스트</w:t>
             </w:r>
-            <w:proofErr w:type="spellEnd"/>
           </w:p>
           <w:p>
             <w:pPr>
@@ -17276,7 +13804,6 @@
                 <w:szCs w:val="16"/>
               </w:rPr>
             </w:pPr>
-            <w:proofErr w:type="spellStart"/>
             <w:r>
               <w:rPr>
                 <w:rFonts w:hint="eastAsia"/>
@@ -17286,7 +13813,6 @@
               </w:rPr>
               <w:t>패킷테스트</w:t>
             </w:r>
-            <w:proofErr w:type="spellEnd"/>
           </w:p>
           <w:p>
             <w:pPr>
@@ -18289,7 +14815,6 @@
                 <w:szCs w:val="16"/>
               </w:rPr>
             </w:pPr>
-            <w:proofErr w:type="spellStart"/>
             <w:r>
               <w:rPr>
                 <w:rFonts w:hint="eastAsia"/>
@@ -18298,35 +14823,24 @@
               </w:rPr>
               <w:t>NetworkMgr</w:t>
             </w:r>
-            <w:proofErr w:type="spellEnd"/>
-          </w:p>
-          <w:p>
-            <w:pPr>
-              <w:widowControl/>
-              <w:wordWrap/>
-              <w:autoSpaceDE/>
-              <w:rPr>
-                <w:sz w:val="16"/>
-                <w:szCs w:val="16"/>
-              </w:rPr>
-            </w:pPr>
-            <w:proofErr w:type="gramStart"/>
-            <w:r>
-              <w:rPr>
-                <w:rFonts w:hint="eastAsia"/>
-                <w:sz w:val="16"/>
-                <w:szCs w:val="16"/>
-              </w:rPr>
-              <w:t>::Init(</w:t>
-            </w:r>
-            <w:proofErr w:type="gramEnd"/>
-            <w:r>
-              <w:rPr>
-                <w:rFonts w:hint="eastAsia"/>
-                <w:sz w:val="16"/>
-                <w:szCs w:val="16"/>
-              </w:rPr>
-              <w:t>)</w:t>
+          </w:p>
+          <w:p>
+            <w:pPr>
+              <w:widowControl/>
+              <w:wordWrap/>
+              <w:autoSpaceDE/>
+              <w:rPr>
+                <w:sz w:val="16"/>
+                <w:szCs w:val="16"/>
+              </w:rPr>
+            </w:pPr>
+            <w:r>
+              <w:rPr>
+                <w:rFonts w:hint="eastAsia"/>
+                <w:sz w:val="16"/>
+                <w:szCs w:val="16"/>
+              </w:rPr>
+              <w:t>::Init()</w:t>
             </w:r>
           </w:p>
         </w:tc>
@@ -18389,7 +14903,6 @@
                 <w:szCs w:val="16"/>
               </w:rPr>
             </w:pPr>
-            <w:proofErr w:type="spellStart"/>
             <w:r>
               <w:rPr>
                 <w:rFonts w:hint="eastAsia"/>
@@ -18398,53 +14911,24 @@
               </w:rPr>
               <w:t>NetworkMgr</w:t>
             </w:r>
-            <w:proofErr w:type="spellEnd"/>
-          </w:p>
-          <w:p>
-            <w:pPr>
-              <w:widowControl/>
-              <w:wordWrap/>
-              <w:autoSpaceDE/>
-              <w:rPr>
-                <w:sz w:val="16"/>
-                <w:szCs w:val="16"/>
-              </w:rPr>
-            </w:pPr>
-            <w:proofErr w:type="gramStart"/>
-            <w:r>
-              <w:rPr>
-                <w:rFonts w:hint="eastAsia"/>
-                <w:sz w:val="16"/>
-                <w:szCs w:val="16"/>
-              </w:rPr>
-              <w:t>::</w:t>
-            </w:r>
-            <w:proofErr w:type="spellStart"/>
-            <w:r>
-              <w:rPr>
-                <w:rFonts w:hint="eastAsia"/>
-                <w:sz w:val="16"/>
-                <w:szCs w:val="16"/>
-              </w:rPr>
-              <w:t>SendPacket</w:t>
-            </w:r>
-            <w:proofErr w:type="spellEnd"/>
-            <w:r>
-              <w:rPr>
-                <w:rFonts w:hint="eastAsia"/>
-                <w:sz w:val="16"/>
-                <w:szCs w:val="16"/>
-              </w:rPr>
-              <w:t>(</w:t>
-            </w:r>
-            <w:proofErr w:type="gramEnd"/>
-            <w:r>
-              <w:rPr>
-                <w:rFonts w:hint="eastAsia"/>
-                <w:sz w:val="16"/>
-                <w:szCs w:val="16"/>
-              </w:rPr>
-              <w:t>)</w:t>
+          </w:p>
+          <w:p>
+            <w:pPr>
+              <w:widowControl/>
+              <w:wordWrap/>
+              <w:autoSpaceDE/>
+              <w:rPr>
+                <w:sz w:val="16"/>
+                <w:szCs w:val="16"/>
+              </w:rPr>
+            </w:pPr>
+            <w:r>
+              <w:rPr>
+                <w:rFonts w:hint="eastAsia"/>
+                <w:sz w:val="16"/>
+                <w:szCs w:val="16"/>
+              </w:rPr>
+              <w:t>::SendPacket()</w:t>
             </w:r>
           </w:p>
         </w:tc>
@@ -18681,73 +15165,33 @@
                 <w:szCs w:val="16"/>
               </w:rPr>
             </w:pPr>
-            <w:proofErr w:type="spellStart"/>
-            <w:proofErr w:type="gramStart"/>
             <w:r>
               <w:rPr>
                 <w:rFonts w:asciiTheme="majorEastAsia" w:eastAsiaTheme="majorEastAsia" w:hAnsiTheme="majorEastAsia" w:hint="eastAsia"/>
                 <w:sz w:val="16"/>
                 <w:szCs w:val="16"/>
               </w:rPr>
-              <w:t>RecvThread</w:t>
-            </w:r>
-            <w:proofErr w:type="spellEnd"/>
+              <w:t xml:space="preserve">RecvThread(), </w:t>
+            </w:r>
+          </w:p>
+          <w:p>
+            <w:pPr>
+              <w:widowControl/>
+              <w:wordWrap/>
+              <w:autoSpaceDE/>
+              <w:rPr>
+                <w:rFonts w:asciiTheme="majorEastAsia" w:eastAsiaTheme="majorEastAsia" w:hAnsiTheme="majorEastAsia"/>
+                <w:sz w:val="16"/>
+                <w:szCs w:val="16"/>
+              </w:rPr>
+            </w:pPr>
             <w:r>
               <w:rPr>
                 <w:rFonts w:asciiTheme="majorEastAsia" w:eastAsiaTheme="majorEastAsia" w:hAnsiTheme="majorEastAsia" w:hint="eastAsia"/>
                 <w:sz w:val="16"/>
                 <w:szCs w:val="16"/>
               </w:rPr>
-              <w:t>(</w:t>
-            </w:r>
-            <w:proofErr w:type="gramEnd"/>
-            <w:r>
-              <w:rPr>
-                <w:rFonts w:asciiTheme="majorEastAsia" w:eastAsiaTheme="majorEastAsia" w:hAnsiTheme="majorEastAsia" w:hint="eastAsia"/>
-                <w:sz w:val="16"/>
-                <w:szCs w:val="16"/>
-              </w:rPr>
-              <w:t xml:space="preserve">), </w:t>
-            </w:r>
-          </w:p>
-          <w:p>
-            <w:pPr>
-              <w:widowControl/>
-              <w:wordWrap/>
-              <w:autoSpaceDE/>
-              <w:rPr>
-                <w:rFonts w:asciiTheme="majorEastAsia" w:eastAsiaTheme="majorEastAsia" w:hAnsiTheme="majorEastAsia"/>
-                <w:sz w:val="16"/>
-                <w:szCs w:val="16"/>
-              </w:rPr>
-            </w:pPr>
-            <w:proofErr w:type="spellStart"/>
-            <w:proofErr w:type="gramStart"/>
-            <w:r>
-              <w:rPr>
-                <w:rFonts w:asciiTheme="majorEastAsia" w:eastAsiaTheme="majorEastAsia" w:hAnsiTheme="majorEastAsia" w:hint="eastAsia"/>
-                <w:sz w:val="16"/>
-                <w:szCs w:val="16"/>
-              </w:rPr>
-              <w:t>Processpacket</w:t>
-            </w:r>
-            <w:proofErr w:type="spellEnd"/>
-            <w:r>
-              <w:rPr>
-                <w:rFonts w:asciiTheme="majorEastAsia" w:eastAsiaTheme="majorEastAsia" w:hAnsiTheme="majorEastAsia" w:hint="eastAsia"/>
-                <w:sz w:val="16"/>
-                <w:szCs w:val="16"/>
-              </w:rPr>
-              <w:t>(</w:t>
-            </w:r>
-            <w:proofErr w:type="gramEnd"/>
-            <w:r>
-              <w:rPr>
-                <w:rFonts w:asciiTheme="majorEastAsia" w:eastAsiaTheme="majorEastAsia" w:hAnsiTheme="majorEastAsia" w:hint="eastAsia"/>
-                <w:sz w:val="16"/>
-                <w:szCs w:val="16"/>
-              </w:rPr>
-              <w:t>)</w:t>
+              <w:t>Processpacket()</w:t>
             </w:r>
           </w:p>
           <w:p>
@@ -18855,7 +15299,6 @@
                 <w:szCs w:val="16"/>
               </w:rPr>
             </w:pPr>
-            <w:proofErr w:type="spellStart"/>
             <w:r>
               <w:rPr>
                 <w:rFonts w:hint="eastAsia"/>
@@ -18865,7 +15308,6 @@
               </w:rPr>
               <w:t>패킷테스트</w:t>
             </w:r>
-            <w:proofErr w:type="spellEnd"/>
           </w:p>
           <w:p>
             <w:pPr>
@@ -18929,7 +15371,6 @@
                 <w:szCs w:val="16"/>
               </w:rPr>
             </w:pPr>
-            <w:proofErr w:type="spellStart"/>
             <w:r>
               <w:rPr>
                 <w:rFonts w:hint="eastAsia"/>
@@ -18938,43 +15379,24 @@
               </w:rPr>
               <w:t>send_playerInfo</w:t>
             </w:r>
-            <w:proofErr w:type="spellEnd"/>
-          </w:p>
-          <w:p>
-            <w:pPr>
-              <w:widowControl/>
-              <w:wordWrap/>
-              <w:autoSpaceDE/>
-              <w:rPr>
-                <w:sz w:val="16"/>
-                <w:szCs w:val="16"/>
-              </w:rPr>
-            </w:pPr>
-            <w:r>
-              <w:rPr>
-                <w:rFonts w:hint="eastAsia"/>
-                <w:sz w:val="16"/>
-                <w:szCs w:val="16"/>
-              </w:rPr>
-              <w:t>_</w:t>
-            </w:r>
-            <w:proofErr w:type="gramStart"/>
-            <w:r>
-              <w:rPr>
-                <w:rFonts w:hint="eastAsia"/>
-                <w:sz w:val="16"/>
-                <w:szCs w:val="16"/>
-              </w:rPr>
-              <w:t>packet(</w:t>
-            </w:r>
-            <w:proofErr w:type="gramEnd"/>
-            <w:r>
-              <w:rPr>
-                <w:rFonts w:hint="eastAsia"/>
-                <w:sz w:val="16"/>
-                <w:szCs w:val="16"/>
-              </w:rPr>
-              <w:t>)</w:t>
+          </w:p>
+          <w:p>
+            <w:pPr>
+              <w:widowControl/>
+              <w:wordWrap/>
+              <w:autoSpaceDE/>
+              <w:rPr>
+                <w:sz w:val="16"/>
+                <w:szCs w:val="16"/>
+              </w:rPr>
+            </w:pPr>
+            <w:r>
+              <w:rPr>
+                <w:rFonts w:hint="eastAsia"/>
+                <w:sz w:val="16"/>
+                <w:szCs w:val="16"/>
+              </w:rPr>
+              <w:t>_packet()</w:t>
             </w:r>
           </w:p>
           <w:p>
@@ -19068,7 +15490,6 @@
                 <w:szCs w:val="16"/>
               </w:rPr>
             </w:pPr>
-            <w:proofErr w:type="spellStart"/>
             <w:r>
               <w:rPr>
                 <w:rFonts w:hint="eastAsia"/>
@@ -19077,7 +15498,6 @@
               </w:rPr>
               <w:t>UpdatePosition</w:t>
             </w:r>
-            <w:proofErr w:type="spellEnd"/>
           </w:p>
           <w:p>
             <w:pPr>
@@ -19217,7 +15637,6 @@
                 <w:szCs w:val="16"/>
               </w:rPr>
             </w:pPr>
-            <w:proofErr w:type="spellStart"/>
             <w:r>
               <w:rPr>
                 <w:rFonts w:asciiTheme="majorEastAsia" w:eastAsiaTheme="majorEastAsia" w:hAnsiTheme="majorEastAsia" w:hint="eastAsia"/>
@@ -19226,7 +15645,6 @@
               </w:rPr>
               <w:t>Processpacket</w:t>
             </w:r>
-            <w:proofErr w:type="spellEnd"/>
           </w:p>
           <w:p>
             <w:pPr>
@@ -19296,7 +15714,6 @@
               </w:rPr>
               <w:t xml:space="preserve"> </w:t>
             </w:r>
-            <w:proofErr w:type="spellStart"/>
             <w:r>
               <w:rPr>
                 <w:rFonts w:hint="eastAsia"/>
@@ -19305,61 +15722,24 @@
               </w:rPr>
               <w:t>send_Game</w:t>
             </w:r>
-            <w:proofErr w:type="spellEnd"/>
-          </w:p>
-          <w:p>
-            <w:pPr>
-              <w:widowControl/>
-              <w:wordWrap/>
-              <w:autoSpaceDE/>
-              <w:rPr>
-                <w:sz w:val="16"/>
-                <w:szCs w:val="16"/>
-              </w:rPr>
-            </w:pPr>
-            <w:r>
-              <w:rPr>
-                <w:rFonts w:hint="eastAsia"/>
-                <w:sz w:val="16"/>
-                <w:szCs w:val="16"/>
-              </w:rPr>
-              <w:t>_</w:t>
-            </w:r>
-            <w:proofErr w:type="spellStart"/>
-            <w:r>
-              <w:rPr>
-                <w:rFonts w:hint="eastAsia"/>
-                <w:sz w:val="16"/>
-                <w:szCs w:val="16"/>
-              </w:rPr>
-              <w:t>Start_</w:t>
-            </w:r>
-            <w:proofErr w:type="gramStart"/>
-            <w:r>
-              <w:rPr>
-                <w:rFonts w:hint="eastAsia"/>
-                <w:sz w:val="16"/>
-                <w:szCs w:val="16"/>
-              </w:rPr>
-              <w:t>Packet</w:t>
-            </w:r>
-            <w:proofErr w:type="spellEnd"/>
-            <w:r>
-              <w:rPr>
-                <w:rFonts w:hint="eastAsia"/>
-                <w:sz w:val="16"/>
-                <w:szCs w:val="16"/>
-              </w:rPr>
-              <w:t>(</w:t>
-            </w:r>
-            <w:proofErr w:type="gramEnd"/>
-            <w:r>
-              <w:rPr>
-                <w:rFonts w:hint="eastAsia"/>
-                <w:sz w:val="16"/>
-                <w:szCs w:val="16"/>
-              </w:rPr>
-              <w:t>)</w:t>
+          </w:p>
+          <w:p>
+            <w:pPr>
+              <w:widowControl/>
+              <w:wordWrap/>
+              <w:autoSpaceDE/>
+              <w:rPr>
+                <w:sz w:val="16"/>
+                <w:szCs w:val="16"/>
+              </w:rPr>
+            </w:pPr>
+            <w:r>
+              <w:rPr>
+                <w:rFonts w:hint="eastAsia"/>
+                <w:sz w:val="16"/>
+                <w:szCs w:val="16"/>
+              </w:rPr>
+              <w:t>_Start_Packet()</w:t>
             </w:r>
           </w:p>
           <w:p>
@@ -19468,7 +15848,6 @@
                 <w:szCs w:val="16"/>
               </w:rPr>
             </w:pPr>
-            <w:proofErr w:type="spellStart"/>
             <w:r>
               <w:rPr>
                 <w:rFonts w:hint="eastAsia"/>
@@ -19478,7 +15857,6 @@
               </w:rPr>
               <w:t>패킷테스트</w:t>
             </w:r>
-            <w:proofErr w:type="spellEnd"/>
           </w:p>
           <w:p>
             <w:pPr>
@@ -19599,7 +15977,6 @@
                 <w:szCs w:val="16"/>
               </w:rPr>
             </w:pPr>
-            <w:proofErr w:type="spellStart"/>
             <w:r>
               <w:rPr>
                 <w:rFonts w:hint="eastAsia"/>
@@ -19608,43 +15985,24 @@
               </w:rPr>
               <w:t>send_move</w:t>
             </w:r>
-            <w:proofErr w:type="spellEnd"/>
-          </w:p>
-          <w:p>
-            <w:pPr>
-              <w:widowControl/>
-              <w:wordWrap/>
-              <w:autoSpaceDE/>
-              <w:rPr>
-                <w:sz w:val="16"/>
-                <w:szCs w:val="16"/>
-              </w:rPr>
-            </w:pPr>
-            <w:r>
-              <w:rPr>
-                <w:rFonts w:hint="eastAsia"/>
-                <w:sz w:val="16"/>
-                <w:szCs w:val="16"/>
-              </w:rPr>
-              <w:t>_</w:t>
-            </w:r>
-            <w:proofErr w:type="gramStart"/>
-            <w:r>
-              <w:rPr>
-                <w:rFonts w:hint="eastAsia"/>
-                <w:sz w:val="16"/>
-                <w:szCs w:val="16"/>
-              </w:rPr>
-              <w:t>packet(</w:t>
-            </w:r>
-            <w:proofErr w:type="gramEnd"/>
-            <w:r>
-              <w:rPr>
-                <w:rFonts w:hint="eastAsia"/>
-                <w:sz w:val="16"/>
-                <w:szCs w:val="16"/>
-              </w:rPr>
-              <w:t>)</w:t>
+          </w:p>
+          <w:p>
+            <w:pPr>
+              <w:widowControl/>
+              <w:wordWrap/>
+              <w:autoSpaceDE/>
+              <w:rPr>
+                <w:sz w:val="16"/>
+                <w:szCs w:val="16"/>
+              </w:rPr>
+            </w:pPr>
+            <w:r>
+              <w:rPr>
+                <w:rFonts w:hint="eastAsia"/>
+                <w:sz w:val="16"/>
+                <w:szCs w:val="16"/>
+              </w:rPr>
+              <w:t>_packet()</w:t>
             </w:r>
           </w:p>
           <w:p>
@@ -19786,7 +16144,6 @@
                 <w:szCs w:val="16"/>
               </w:rPr>
             </w:pPr>
-            <w:proofErr w:type="spellStart"/>
             <w:r>
               <w:rPr>
                 <w:rFonts w:asciiTheme="majorEastAsia" w:eastAsiaTheme="majorEastAsia" w:hAnsiTheme="majorEastAsia" w:hint="eastAsia"/>
@@ -19795,7 +16152,6 @@
               </w:rPr>
               <w:t>Processpacket</w:t>
             </w:r>
-            <w:proofErr w:type="spellEnd"/>
           </w:p>
           <w:p>
             <w:pPr>
@@ -19980,7 +16336,6 @@
                 <w:szCs w:val="16"/>
               </w:rPr>
             </w:pPr>
-            <w:proofErr w:type="spellStart"/>
             <w:r>
               <w:rPr>
                 <w:rFonts w:hint="eastAsia"/>
@@ -19990,7 +16345,6 @@
               </w:rPr>
               <w:t>패킷테스트</w:t>
             </w:r>
-            <w:proofErr w:type="spellEnd"/>
           </w:p>
           <w:p>
             <w:pPr>
@@ -20114,41 +16468,13 @@
                 <w:szCs w:val="16"/>
               </w:rPr>
             </w:pPr>
-            <w:proofErr w:type="spellStart"/>
-            <w:r>
-              <w:rPr>
-                <w:rFonts w:hint="eastAsia"/>
-                <w:sz w:val="16"/>
-                <w:szCs w:val="16"/>
-              </w:rPr>
-              <w:t>Finish_</w:t>
-            </w:r>
-            <w:proofErr w:type="gramStart"/>
-            <w:r>
-              <w:rPr>
-                <w:rFonts w:hint="eastAsia"/>
-                <w:sz w:val="16"/>
-                <w:szCs w:val="16"/>
-              </w:rPr>
-              <w:t>packet</w:t>
-            </w:r>
-            <w:proofErr w:type="spellEnd"/>
-            <w:r>
-              <w:rPr>
-                <w:rFonts w:hint="eastAsia"/>
-                <w:sz w:val="16"/>
-                <w:szCs w:val="16"/>
-              </w:rPr>
-              <w:t>(</w:t>
-            </w:r>
-            <w:proofErr w:type="gramEnd"/>
-            <w:r>
-              <w:rPr>
-                <w:rFonts w:hint="eastAsia"/>
-                <w:sz w:val="16"/>
-                <w:szCs w:val="16"/>
-              </w:rPr>
-              <w:t>)</w:t>
+            <w:r>
+              <w:rPr>
+                <w:rFonts w:hint="eastAsia"/>
+                <w:sz w:val="16"/>
+                <w:szCs w:val="16"/>
+              </w:rPr>
+              <w:t>Finish_packet()</w:t>
             </w:r>
           </w:p>
           <w:p>
@@ -20268,7 +16594,6 @@
                 <w:szCs w:val="16"/>
               </w:rPr>
             </w:pPr>
-            <w:proofErr w:type="spellStart"/>
             <w:r>
               <w:rPr>
                 <w:rFonts w:asciiTheme="majorEastAsia" w:eastAsiaTheme="majorEastAsia" w:hAnsiTheme="majorEastAsia" w:hint="eastAsia"/>
@@ -20277,7 +16602,6 @@
               </w:rPr>
               <w:t>Processpacket</w:t>
             </w:r>
-            <w:proofErr w:type="spellEnd"/>
           </w:p>
           <w:p>
             <w:pPr>
@@ -20338,7 +16662,6 @@
                 <w:szCs w:val="16"/>
               </w:rPr>
             </w:pPr>
-            <w:proofErr w:type="spellStart"/>
             <w:r>
               <w:rPr>
                 <w:rFonts w:hint="eastAsia"/>
@@ -20347,7 +16670,6 @@
               </w:rPr>
               <w:t>send_rank</w:t>
             </w:r>
-            <w:proofErr w:type="spellEnd"/>
           </w:p>
           <w:p>
             <w:pPr>
@@ -20456,7 +16778,6 @@
                 <w:szCs w:val="16"/>
               </w:rPr>
             </w:pPr>
-            <w:proofErr w:type="spellStart"/>
             <w:r>
               <w:rPr>
                 <w:rFonts w:hint="eastAsia"/>
@@ -20466,7 +16787,6 @@
               </w:rPr>
               <w:t>패킷테스트</w:t>
             </w:r>
-            <w:proofErr w:type="spellEnd"/>
           </w:p>
           <w:p>
             <w:pPr>
@@ -20529,7 +16849,6 @@
                 <w:szCs w:val="16"/>
               </w:rPr>
             </w:pPr>
-            <w:proofErr w:type="spellStart"/>
             <w:r>
               <w:rPr>
                 <w:rFonts w:hint="eastAsia"/>
@@ -20538,54 +16857,25 @@
               </w:rPr>
               <w:t>send_login</w:t>
             </w:r>
-            <w:proofErr w:type="spellEnd"/>
-          </w:p>
-          <w:p>
-            <w:pPr>
-              <w:widowControl/>
-              <w:wordWrap/>
-              <w:autoSpaceDE/>
-              <w:rPr>
-                <w:sz w:val="16"/>
-                <w:szCs w:val="16"/>
-              </w:rPr>
-            </w:pPr>
-            <w:r>
-              <w:rPr>
-                <w:rFonts w:hint="eastAsia"/>
-                <w:sz w:val="16"/>
-                <w:szCs w:val="16"/>
-              </w:rPr>
-              <w:t>_</w:t>
-            </w:r>
-            <w:proofErr w:type="spellStart"/>
-            <w:r>
-              <w:rPr>
-                <w:rFonts w:hint="eastAsia"/>
-                <w:sz w:val="16"/>
-                <w:szCs w:val="16"/>
-              </w:rPr>
-              <w:t>fail_</w:t>
-            </w:r>
-            <w:proofErr w:type="gramStart"/>
-            <w:r>
-              <w:rPr>
-                <w:rFonts w:hint="eastAsia"/>
-                <w:sz w:val="16"/>
-                <w:szCs w:val="16"/>
-              </w:rPr>
-              <w:t>packet</w:t>
-            </w:r>
-            <w:proofErr w:type="spellEnd"/>
-            <w:r>
-              <w:rPr>
-                <w:rFonts w:hint="eastAsia"/>
-                <w:sz w:val="16"/>
-                <w:szCs w:val="16"/>
-              </w:rPr>
-              <w:t>();</w:t>
-            </w:r>
-            <w:proofErr w:type="gramEnd"/>
+          </w:p>
+          <w:p>
+            <w:pPr>
+              <w:widowControl/>
+              <w:wordWrap/>
+              <w:autoSpaceDE/>
+              <w:rPr>
+                <w:sz w:val="16"/>
+                <w:szCs w:val="16"/>
+              </w:rPr>
+            </w:pPr>
+            <w:r>
+              <w:rPr>
+                <w:rFonts w:hint="eastAsia"/>
+                <w:sz w:val="16"/>
+                <w:szCs w:val="16"/>
+              </w:rPr>
+              <w:t>_fail_packet();</w:t>
+            </w:r>
           </w:p>
           <w:p>
             <w:pPr>
@@ -20835,7 +17125,6 @@
                 <w:szCs w:val="16"/>
               </w:rPr>
             </w:pPr>
-            <w:proofErr w:type="spellStart"/>
             <w:r>
               <w:rPr>
                 <w:rFonts w:hint="eastAsia"/>
@@ -20845,7 +17134,6 @@
               </w:rPr>
               <w:t>패킷테스트</w:t>
             </w:r>
-            <w:proofErr w:type="spellEnd"/>
           </w:p>
           <w:p>
             <w:pPr>
@@ -21407,7 +17695,7 @@
 </file>
 
 <file path=word/endnotes.xml><?xml version="1.0" encoding="utf-8"?>
-<w:endnotes xmlns:wpc="http://schemas.microsoft.com/office/word/2010/wordprocessingCanvas" xmlns:cx="http://schemas.microsoft.com/office/drawing/2014/chartex" xmlns:cx1="http://schemas.microsoft.com/office/drawing/2015/9/8/chartex" xmlns:cx2="http://schemas.microsoft.com/office/drawing/2015/10/21/chartex" xmlns:cx3="http://schemas.microsoft.com/office/drawing/2016/5/9/chartex" xmlns:cx4="http://schemas.microsoft.com/office/drawing/2016/5/10/chartex" xmlns:cx5="http://schemas.microsoft.com/office/drawing/2016/5/11/chartex" xmlns:cx6="http://schemas.microsoft.com/office/drawing/2016/5/12/chartex" xmlns:cx7="http://schemas.microsoft.com/office/drawing/2016/5/13/chartex" xmlns:cx8="http://schemas.microsoft.com/office/drawing/2016/5/14/chartex" xmlns:mc="http://schemas.openxmlformats.org/markup-compatibility/2006" xmlns:aink="http://schemas.microsoft.com/office/drawing/2016/ink" xmlns:am3d="http://schemas.microsoft.com/office/drawing/2017/model3d" xmlns:o="urn:schemas-microsoft-com:office:office" xmlns:oel="http://schemas.microsoft.com/office/2019/extlst" xmlns:r="http://schemas.openxmlformats.org/officeDocument/2006/relationships" xmlns:m="http://schemas.openxmlformats.org/officeDocument/2006/math" xmlns:v="urn:schemas-microsoft-com:vml" xmlns:wp14="http://schemas.microsoft.com/office/word/2010/wordprocessingDrawing" xmlns:wp="http://schemas.openxmlformats.org/drawingml/2006/wordprocessingDrawing" xmlns:w10="urn:schemas-microsoft-com:office:word" xmlns:w="http://schemas.openxmlformats.org/wordprocessingml/2006/main" xmlns:w14="http://schemas.microsoft.com/office/word/2010/wordml" xmlns:w15="http://schemas.microsoft.com/office/word/2012/wordml" xmlns:w16cex="http://schemas.microsoft.com/office/word/2018/wordml/cex" xmlns:w16cid="http://schemas.microsoft.com/office/word/2016/wordml/cid" xmlns:w16="http://schemas.microsoft.com/office/word/2018/wordml" xmlns:w16du="http://schemas.microsoft.com/office/word/2023/wordml/word16du" xmlns:w16sdtdh="http://schemas.microsoft.com/office/word/2020/wordml/sdtdatahash" xmlns:w16sdtfl="http://schemas.microsoft.com/office/word/2024/wordml/sdtformatlock" xmlns:w16se="http://schemas.microsoft.com/office/word/2015/wordml/symex" xmlns:wpg="http://schemas.microsoft.com/office/word/2010/wordprocessingGroup" xmlns:wpi="http://schemas.microsoft.com/office/word/2010/wordprocessingInk" xmlns:wne="http://schemas.microsoft.com/office/word/2006/wordml" xmlns:wps="http://schemas.microsoft.com/office/word/2010/wordprocessingShape" mc:Ignorable="w14 w15 w16se w16cid w16 w16cex w16sdtdh w16sdtfl w16du wp14">
+<w:endnotes xmlns:wpc="http://schemas.microsoft.com/office/word/2010/wordprocessingCanvas" xmlns:cx="http://schemas.microsoft.com/office/drawing/2014/chartex" xmlns:cx1="http://schemas.microsoft.com/office/drawing/2015/9/8/chartex" xmlns:cx2="http://schemas.microsoft.com/office/drawing/2015/10/21/chartex" xmlns:cx3="http://schemas.microsoft.com/office/drawing/2016/5/9/chartex" xmlns:cx4="http://schemas.microsoft.com/office/drawing/2016/5/10/chartex" xmlns:cx5="http://schemas.microsoft.com/office/drawing/2016/5/11/chartex" xmlns:cx6="http://schemas.microsoft.com/office/drawing/2016/5/12/chartex" xmlns:cx7="http://schemas.microsoft.com/office/drawing/2016/5/13/chartex" xmlns:cx8="http://schemas.microsoft.com/office/drawing/2016/5/14/chartex" xmlns:mc="http://schemas.openxmlformats.org/markup-compatibility/2006" xmlns:aink="http://schemas.microsoft.com/office/drawing/2016/ink" xmlns:am3d="http://schemas.microsoft.com/office/drawing/2017/model3d" xmlns:o="urn:schemas-microsoft-com:office:office" xmlns:oel="http://schemas.microsoft.com/office/2019/extlst" xmlns:r="http://schemas.openxmlformats.org/officeDocument/2006/relationships" xmlns:m="http://schemas.openxmlformats.org/officeDocument/2006/math" xmlns:v="urn:schemas-microsoft-com:vml" xmlns:wp14="http://schemas.microsoft.com/office/word/2010/wordprocessingDrawing" xmlns:wp="http://schemas.openxmlformats.org/drawingml/2006/wordprocessingDrawing" xmlns:w10="urn:schemas-microsoft-com:office:word" xmlns:w="http://schemas.openxmlformats.org/wordprocessingml/2006/main" xmlns:w14="http://schemas.microsoft.com/office/word/2010/wordml" xmlns:w15="http://schemas.microsoft.com/office/word/2012/wordml" xmlns:w16cex="http://schemas.microsoft.com/office/word/2018/wordml/cex" xmlns:w16cid="http://schemas.microsoft.com/office/word/2016/wordml/cid" xmlns:w16="http://schemas.microsoft.com/office/word/2018/wordml" xmlns:w16sdtdh="http://schemas.microsoft.com/office/word/2020/wordml/sdtdatahash" xmlns:w16se="http://schemas.microsoft.com/office/word/2015/wordml/symex" xmlns:wpg="http://schemas.microsoft.com/office/word/2010/wordprocessingGroup" xmlns:wpi="http://schemas.microsoft.com/office/word/2010/wordprocessingInk" xmlns:wne="http://schemas.microsoft.com/office/word/2006/wordml" xmlns:wps="http://schemas.microsoft.com/office/word/2010/wordprocessingShape" mc:Ignorable="w14 w15 w16se w16cid w16 w16cex w16sdtdh wp14">
   <w:endnote w:type="separator" w:id="-1">
     <w:p>
       <w:pPr>
@@ -21432,7 +17720,7 @@
 </file>
 
 <file path=word/footer1.xml><?xml version="1.0" encoding="utf-8"?>
-<w:ftr xmlns:wpc="http://schemas.microsoft.com/office/word/2010/wordprocessingCanvas" xmlns:cx="http://schemas.microsoft.com/office/drawing/2014/chartex" xmlns:cx1="http://schemas.microsoft.com/office/drawing/2015/9/8/chartex" xmlns:cx2="http://schemas.microsoft.com/office/drawing/2015/10/21/chartex" xmlns:cx3="http://schemas.microsoft.com/office/drawing/2016/5/9/chartex" xmlns:cx4="http://schemas.microsoft.com/office/drawing/2016/5/10/chartex" xmlns:cx5="http://schemas.microsoft.com/office/drawing/2016/5/11/chartex" xmlns:cx6="http://schemas.microsoft.com/office/drawing/2016/5/12/chartex" xmlns:cx7="http://schemas.microsoft.com/office/drawing/2016/5/13/chartex" xmlns:cx8="http://schemas.microsoft.com/office/drawing/2016/5/14/chartex" xmlns:mc="http://schemas.openxmlformats.org/markup-compatibility/2006" xmlns:aink="http://schemas.microsoft.com/office/drawing/2016/ink" xmlns:am3d="http://schemas.microsoft.com/office/drawing/2017/model3d" xmlns:o="urn:schemas-microsoft-com:office:office" xmlns:oel="http://schemas.microsoft.com/office/2019/extlst" xmlns:r="http://schemas.openxmlformats.org/officeDocument/2006/relationships" xmlns:m="http://schemas.openxmlformats.org/officeDocument/2006/math" xmlns:v="urn:schemas-microsoft-com:vml" xmlns:wp14="http://schemas.microsoft.com/office/word/2010/wordprocessingDrawing" xmlns:wp="http://schemas.openxmlformats.org/drawingml/2006/wordprocessingDrawing" xmlns:w10="urn:schemas-microsoft-com:office:word" xmlns:w="http://schemas.openxmlformats.org/wordprocessingml/2006/main" xmlns:w14="http://schemas.microsoft.com/office/word/2010/wordml" xmlns:w15="http://schemas.microsoft.com/office/word/2012/wordml" xmlns:w16cex="http://schemas.microsoft.com/office/word/2018/wordml/cex" xmlns:w16cid="http://schemas.microsoft.com/office/word/2016/wordml/cid" xmlns:w16="http://schemas.microsoft.com/office/word/2018/wordml" xmlns:w16du="http://schemas.microsoft.com/office/word/2023/wordml/word16du" xmlns:w16sdtdh="http://schemas.microsoft.com/office/word/2020/wordml/sdtdatahash" xmlns:w16sdtfl="http://schemas.microsoft.com/office/word/2024/wordml/sdtformatlock" xmlns:w16se="http://schemas.microsoft.com/office/word/2015/wordml/symex" xmlns:wpg="http://schemas.microsoft.com/office/word/2010/wordprocessingGroup" xmlns:wpi="http://schemas.microsoft.com/office/word/2010/wordprocessingInk" xmlns:wne="http://schemas.microsoft.com/office/word/2006/wordml" xmlns:wps="http://schemas.microsoft.com/office/word/2010/wordprocessingShape" mc:Ignorable="w14 w15 w16se w16cid w16 w16cex w16sdtdh w16sdtfl w16du wp14">
+<w:ftr xmlns:wpc="http://schemas.microsoft.com/office/word/2010/wordprocessingCanvas" xmlns:cx="http://schemas.microsoft.com/office/drawing/2014/chartex" xmlns:cx1="http://schemas.microsoft.com/office/drawing/2015/9/8/chartex" xmlns:cx2="http://schemas.microsoft.com/office/drawing/2015/10/21/chartex" xmlns:cx3="http://schemas.microsoft.com/office/drawing/2016/5/9/chartex" xmlns:cx4="http://schemas.microsoft.com/office/drawing/2016/5/10/chartex" xmlns:cx5="http://schemas.microsoft.com/office/drawing/2016/5/11/chartex" xmlns:cx6="http://schemas.microsoft.com/office/drawing/2016/5/12/chartex" xmlns:cx7="http://schemas.microsoft.com/office/drawing/2016/5/13/chartex" xmlns:cx8="http://schemas.microsoft.com/office/drawing/2016/5/14/chartex" xmlns:mc="http://schemas.openxmlformats.org/markup-compatibility/2006" xmlns:aink="http://schemas.microsoft.com/office/drawing/2016/ink" xmlns:am3d="http://schemas.microsoft.com/office/drawing/2017/model3d" xmlns:o="urn:schemas-microsoft-com:office:office" xmlns:oel="http://schemas.microsoft.com/office/2019/extlst" xmlns:r="http://schemas.openxmlformats.org/officeDocument/2006/relationships" xmlns:m="http://schemas.openxmlformats.org/officeDocument/2006/math" xmlns:v="urn:schemas-microsoft-com:vml" xmlns:wp14="http://schemas.microsoft.com/office/word/2010/wordprocessingDrawing" xmlns:wp="http://schemas.openxmlformats.org/drawingml/2006/wordprocessingDrawing" xmlns:w10="urn:schemas-microsoft-com:office:word" xmlns:w="http://schemas.openxmlformats.org/wordprocessingml/2006/main" xmlns:w14="http://schemas.microsoft.com/office/word/2010/wordml" xmlns:w15="http://schemas.microsoft.com/office/word/2012/wordml" xmlns:w16cex="http://schemas.microsoft.com/office/word/2018/wordml/cex" xmlns:w16cid="http://schemas.microsoft.com/office/word/2016/wordml/cid" xmlns:w16="http://schemas.microsoft.com/office/word/2018/wordml" xmlns:w16sdtdh="http://schemas.microsoft.com/office/word/2020/wordml/sdtdatahash" xmlns:w16se="http://schemas.microsoft.com/office/word/2015/wordml/symex" xmlns:wpg="http://schemas.microsoft.com/office/word/2010/wordprocessingGroup" xmlns:wpi="http://schemas.microsoft.com/office/word/2010/wordprocessingInk" xmlns:wne="http://schemas.microsoft.com/office/word/2006/wordml" xmlns:wps="http://schemas.microsoft.com/office/word/2010/wordprocessingShape" mc:Ignorable="w14 w15 w16se w16cid w16 w16cex w16sdtdh wp14">
   <w:sdt>
     <w:sdtPr>
       <w:id w:val="1471174885"/>
@@ -21477,7 +17765,7 @@
 </file>
 
 <file path=word/footnotes.xml><?xml version="1.0" encoding="utf-8"?>
-<w:footnotes xmlns:wpc="http://schemas.microsoft.com/office/word/2010/wordprocessingCanvas" xmlns:cx="http://schemas.microsoft.com/office/drawing/2014/chartex" xmlns:cx1="http://schemas.microsoft.com/office/drawing/2015/9/8/chartex" xmlns:cx2="http://schemas.microsoft.com/office/drawing/2015/10/21/chartex" xmlns:cx3="http://schemas.microsoft.com/office/drawing/2016/5/9/chartex" xmlns:cx4="http://schemas.microsoft.com/office/drawing/2016/5/10/chartex" xmlns:cx5="http://schemas.microsoft.com/office/drawing/2016/5/11/chartex" xmlns:cx6="http://schemas.microsoft.com/office/drawing/2016/5/12/chartex" xmlns:cx7="http://schemas.microsoft.com/office/drawing/2016/5/13/chartex" xmlns:cx8="http://schemas.microsoft.com/office/drawing/2016/5/14/chartex" xmlns:mc="http://schemas.openxmlformats.org/markup-compatibility/2006" xmlns:aink="http://schemas.microsoft.com/office/drawing/2016/ink" xmlns:am3d="http://schemas.microsoft.com/office/drawing/2017/model3d" xmlns:o="urn:schemas-microsoft-com:office:office" xmlns:oel="http://schemas.microsoft.com/office/2019/extlst" xmlns:r="http://schemas.openxmlformats.org/officeDocument/2006/relationships" xmlns:m="http://schemas.openxmlformats.org/officeDocument/2006/math" xmlns:v="urn:schemas-microsoft-com:vml" xmlns:wp14="http://schemas.microsoft.com/office/word/2010/wordprocessingDrawing" xmlns:wp="http://schemas.openxmlformats.org/drawingml/2006/wordprocessingDrawing" xmlns:w10="urn:schemas-microsoft-com:office:word" xmlns:w="http://schemas.openxmlformats.org/wordprocessingml/2006/main" xmlns:w14="http://schemas.microsoft.com/office/word/2010/wordml" xmlns:w15="http://schemas.microsoft.com/office/word/2012/wordml" xmlns:w16cex="http://schemas.microsoft.com/office/word/2018/wordml/cex" xmlns:w16cid="http://schemas.microsoft.com/office/word/2016/wordml/cid" xmlns:w16="http://schemas.microsoft.com/office/word/2018/wordml" xmlns:w16du="http://schemas.microsoft.com/office/word/2023/wordml/word16du" xmlns:w16sdtdh="http://schemas.microsoft.com/office/word/2020/wordml/sdtdatahash" xmlns:w16sdtfl="http://schemas.microsoft.com/office/word/2024/wordml/sdtformatlock" xmlns:w16se="http://schemas.microsoft.com/office/word/2015/wordml/symex" xmlns:wpg="http://schemas.microsoft.com/office/word/2010/wordprocessingGroup" xmlns:wpi="http://schemas.microsoft.com/office/word/2010/wordprocessingInk" xmlns:wne="http://schemas.microsoft.com/office/word/2006/wordml" xmlns:wps="http://schemas.microsoft.com/office/word/2010/wordprocessingShape" mc:Ignorable="w14 w15 w16se w16cid w16 w16cex w16sdtdh w16sdtfl w16du wp14">
+<w:footnotes xmlns:wpc="http://schemas.microsoft.com/office/word/2010/wordprocessingCanvas" xmlns:cx="http://schemas.microsoft.com/office/drawing/2014/chartex" xmlns:cx1="http://schemas.microsoft.com/office/drawing/2015/9/8/chartex" xmlns:cx2="http://schemas.microsoft.com/office/drawing/2015/10/21/chartex" xmlns:cx3="http://schemas.microsoft.com/office/drawing/2016/5/9/chartex" xmlns:cx4="http://schemas.microsoft.com/office/drawing/2016/5/10/chartex" xmlns:cx5="http://schemas.microsoft.com/office/drawing/2016/5/11/chartex" xmlns:cx6="http://schemas.microsoft.com/office/drawing/2016/5/12/chartex" xmlns:cx7="http://schemas.microsoft.com/office/drawing/2016/5/13/chartex" xmlns:cx8="http://schemas.microsoft.com/office/drawing/2016/5/14/chartex" xmlns:mc="http://schemas.openxmlformats.org/markup-compatibility/2006" xmlns:aink="http://schemas.microsoft.com/office/drawing/2016/ink" xmlns:am3d="http://schemas.microsoft.com/office/drawing/2017/model3d" xmlns:o="urn:schemas-microsoft-com:office:office" xmlns:oel="http://schemas.microsoft.com/office/2019/extlst" xmlns:r="http://schemas.openxmlformats.org/officeDocument/2006/relationships" xmlns:m="http://schemas.openxmlformats.org/officeDocument/2006/math" xmlns:v="urn:schemas-microsoft-com:vml" xmlns:wp14="http://schemas.microsoft.com/office/word/2010/wordprocessingDrawing" xmlns:wp="http://schemas.openxmlformats.org/drawingml/2006/wordprocessingDrawing" xmlns:w10="urn:schemas-microsoft-com:office:word" xmlns:w="http://schemas.openxmlformats.org/wordprocessingml/2006/main" xmlns:w14="http://schemas.microsoft.com/office/word/2010/wordml" xmlns:w15="http://schemas.microsoft.com/office/word/2012/wordml" xmlns:w16cex="http://schemas.microsoft.com/office/word/2018/wordml/cex" xmlns:w16cid="http://schemas.microsoft.com/office/word/2016/wordml/cid" xmlns:w16="http://schemas.microsoft.com/office/word/2018/wordml" xmlns:w16sdtdh="http://schemas.microsoft.com/office/word/2020/wordml/sdtdatahash" xmlns:w16se="http://schemas.microsoft.com/office/word/2015/wordml/symex" xmlns:wpg="http://schemas.microsoft.com/office/word/2010/wordprocessingGroup" xmlns:wpi="http://schemas.microsoft.com/office/word/2010/wordprocessingInk" xmlns:wne="http://schemas.microsoft.com/office/word/2006/wordml" xmlns:wps="http://schemas.microsoft.com/office/word/2010/wordprocessingShape" mc:Ignorable="w14 w15 w16se w16cid w16 w16cex w16sdtdh wp14">
   <w:footnote w:type="separator" w:id="-1">
     <w:p>
       <w:pPr>
@@ -21502,7 +17790,7 @@
 </file>
 
 <file path=word/numbering.xml><?xml version="1.0" encoding="utf-8"?>
-<w:numbering xmlns:wpc="http://schemas.microsoft.com/office/word/2010/wordprocessingCanvas" xmlns:cx="http://schemas.microsoft.com/office/drawing/2014/chartex" xmlns:cx1="http://schemas.microsoft.com/office/drawing/2015/9/8/chartex" xmlns:cx2="http://schemas.microsoft.com/office/drawing/2015/10/21/chartex" xmlns:cx3="http://schemas.microsoft.com/office/drawing/2016/5/9/chartex" xmlns:cx4="http://schemas.microsoft.com/office/drawing/2016/5/10/chartex" xmlns:cx5="http://schemas.microsoft.com/office/drawing/2016/5/11/chartex" xmlns:cx6="http://schemas.microsoft.com/office/drawing/2016/5/12/chartex" xmlns:cx7="http://schemas.microsoft.com/office/drawing/2016/5/13/chartex" xmlns:cx8="http://schemas.microsoft.com/office/drawing/2016/5/14/chartex" xmlns:mc="http://schemas.openxmlformats.org/markup-compatibility/2006" xmlns:aink="http://schemas.microsoft.com/office/drawing/2016/ink" xmlns:am3d="http://schemas.microsoft.com/office/drawing/2017/model3d" xmlns:o="urn:schemas-microsoft-com:office:office" xmlns:oel="http://schemas.microsoft.com/office/2019/extlst" xmlns:r="http://schemas.openxmlformats.org/officeDocument/2006/relationships" xmlns:m="http://schemas.openxmlformats.org/officeDocument/2006/math" xmlns:v="urn:schemas-microsoft-com:vml" xmlns:wp14="http://schemas.microsoft.com/office/word/2010/wordprocessingDrawing" xmlns:wp="http://schemas.openxmlformats.org/drawingml/2006/wordprocessingDrawing" xmlns:w10="urn:schemas-microsoft-com:office:word" xmlns:w="http://schemas.openxmlformats.org/wordprocessingml/2006/main" xmlns:w14="http://schemas.microsoft.com/office/word/2010/wordml" xmlns:w15="http://schemas.microsoft.com/office/word/2012/wordml" xmlns:w16cex="http://schemas.microsoft.com/office/word/2018/wordml/cex" xmlns:w16cid="http://schemas.microsoft.com/office/word/2016/wordml/cid" xmlns:w16="http://schemas.microsoft.com/office/word/2018/wordml" xmlns:w16du="http://schemas.microsoft.com/office/word/2023/wordml/word16du" xmlns:w16sdtdh="http://schemas.microsoft.com/office/word/2020/wordml/sdtdatahash" xmlns:w16sdtfl="http://schemas.microsoft.com/office/word/2024/wordml/sdtformatlock" xmlns:w16se="http://schemas.microsoft.com/office/word/2015/wordml/symex" xmlns:wpg="http://schemas.microsoft.com/office/word/2010/wordprocessingGroup" xmlns:wpi="http://schemas.microsoft.com/office/word/2010/wordprocessingInk" xmlns:wne="http://schemas.microsoft.com/office/word/2006/wordml" xmlns:wps="http://schemas.microsoft.com/office/word/2010/wordprocessingShape" mc:Ignorable="w14 w15 w16se w16cid w16 w16cex w16sdtdh w16sdtfl w16du wp14">
+<w:numbering xmlns:wpc="http://schemas.microsoft.com/office/word/2010/wordprocessingCanvas" xmlns:cx="http://schemas.microsoft.com/office/drawing/2014/chartex" xmlns:cx1="http://schemas.microsoft.com/office/drawing/2015/9/8/chartex" xmlns:cx2="http://schemas.microsoft.com/office/drawing/2015/10/21/chartex" xmlns:cx3="http://schemas.microsoft.com/office/drawing/2016/5/9/chartex" xmlns:cx4="http://schemas.microsoft.com/office/drawing/2016/5/10/chartex" xmlns:cx5="http://schemas.microsoft.com/office/drawing/2016/5/11/chartex" xmlns:cx6="http://schemas.microsoft.com/office/drawing/2016/5/12/chartex" xmlns:cx7="http://schemas.microsoft.com/office/drawing/2016/5/13/chartex" xmlns:cx8="http://schemas.microsoft.com/office/drawing/2016/5/14/chartex" xmlns:mc="http://schemas.openxmlformats.org/markup-compatibility/2006" xmlns:aink="http://schemas.microsoft.com/office/drawing/2016/ink" xmlns:am3d="http://schemas.microsoft.com/office/drawing/2017/model3d" xmlns:o="urn:schemas-microsoft-com:office:office" xmlns:oel="http://schemas.microsoft.com/office/2019/extlst" xmlns:r="http://schemas.openxmlformats.org/officeDocument/2006/relationships" xmlns:m="http://schemas.openxmlformats.org/officeDocument/2006/math" xmlns:v="urn:schemas-microsoft-com:vml" xmlns:wp14="http://schemas.microsoft.com/office/word/2010/wordprocessingDrawing" xmlns:wp="http://schemas.openxmlformats.org/drawingml/2006/wordprocessingDrawing" xmlns:w10="urn:schemas-microsoft-com:office:word" xmlns:w="http://schemas.openxmlformats.org/wordprocessingml/2006/main" xmlns:w14="http://schemas.microsoft.com/office/word/2010/wordml" xmlns:w15="http://schemas.microsoft.com/office/word/2012/wordml" xmlns:w16cex="http://schemas.microsoft.com/office/word/2018/wordml/cex" xmlns:w16cid="http://schemas.microsoft.com/office/word/2016/wordml/cid" xmlns:w16="http://schemas.microsoft.com/office/word/2018/wordml" xmlns:w16sdtdh="http://schemas.microsoft.com/office/word/2020/wordml/sdtdatahash" xmlns:w16se="http://schemas.microsoft.com/office/word/2015/wordml/symex" xmlns:wpg="http://schemas.microsoft.com/office/word/2010/wordprocessingGroup" xmlns:wpi="http://schemas.microsoft.com/office/word/2010/wordprocessingInk" xmlns:wne="http://schemas.microsoft.com/office/word/2006/wordml" xmlns:wps="http://schemas.microsoft.com/office/word/2010/wordprocessingShape" mc:Ignorable="w14 w15 w16se w16cid w16 w16cex w16sdtdh wp14">
   <w:abstractNum w:abstractNumId="0" w15:restartNumberingAfterBreak="0">
     <w:nsid w:val="05E96921"/>
     <w:multiLevelType w:val="hybridMultilevel"/>
@@ -23843,7 +20131,7 @@
 </file>
 
 <file path=word/styles.xml><?xml version="1.0" encoding="utf-8"?>
-<w:styles xmlns:mc="http://schemas.openxmlformats.org/markup-compatibility/2006" xmlns:r="http://schemas.openxmlformats.org/officeDocument/2006/relationships" xmlns:w="http://schemas.openxmlformats.org/wordprocessingml/2006/main" xmlns:w14="http://schemas.microsoft.com/office/word/2010/wordml" xmlns:w15="http://schemas.microsoft.com/office/word/2012/wordml" xmlns:w16cex="http://schemas.microsoft.com/office/word/2018/wordml/cex" xmlns:w16cid="http://schemas.microsoft.com/office/word/2016/wordml/cid" xmlns:w16="http://schemas.microsoft.com/office/word/2018/wordml" xmlns:w16du="http://schemas.microsoft.com/office/word/2023/wordml/word16du" xmlns:w16sdtdh="http://schemas.microsoft.com/office/word/2020/wordml/sdtdatahash" xmlns:w16sdtfl="http://schemas.microsoft.com/office/word/2024/wordml/sdtformatlock" xmlns:w16se="http://schemas.microsoft.com/office/word/2015/wordml/symex" mc:Ignorable="w14 w15 w16se w16cid w16 w16cex w16sdtdh w16sdtfl w16du">
+<w:styles xmlns:mc="http://schemas.openxmlformats.org/markup-compatibility/2006" xmlns:r="http://schemas.openxmlformats.org/officeDocument/2006/relationships" xmlns:w="http://schemas.openxmlformats.org/wordprocessingml/2006/main" xmlns:w14="http://schemas.microsoft.com/office/word/2010/wordml" xmlns:w15="http://schemas.microsoft.com/office/word/2012/wordml" xmlns:w16cex="http://schemas.microsoft.com/office/word/2018/wordml/cex" xmlns:w16cid="http://schemas.microsoft.com/office/word/2016/wordml/cid" xmlns:w16="http://schemas.microsoft.com/office/word/2018/wordml" xmlns:w16sdtdh="http://schemas.microsoft.com/office/word/2020/wordml/sdtdatahash" xmlns:w16se="http://schemas.microsoft.com/office/word/2015/wordml/symex" mc:Ignorable="w14 w15 w16se w16cid w16 w16cex w16sdtdh">
   <w:docDefaults>
     <w:rPrDefault>
       <w:rPr>
@@ -24939,7 +21227,7 @@
     <w:unhideWhenUsed/>
     <w:rsid w:val="002815C6"/>
     <w:rPr>
-      <w:rFonts w:ascii="굴림체" w:eastAsia="굴림체" w:hAnsi="굴림체" w:cs="굴림체"/>
+      <w:rFonts w:ascii="GulimChe" w:eastAsia="GulimChe" w:hAnsi="GulimChe" w:cs="GulimChe"/>
       <w:sz w:val="24"/>
       <w:szCs w:val="24"/>
     </w:rPr>
